--- a/Help/Turkce/lolin_tr.docx
+++ b/Help/Turkce/lolin_tr.docx
@@ -346,9 +346,6 @@
                             </w:rPr>
                             <w:alias w:val="Tarih"/>
                             <w:id w:val="16962306"/>
-                            <w:placeholder>
-                              <w:docPart w:val="801682EE85B248ADB2EDBF5057F479AF"/>
-                            </w:placeholder>
                             <w:showingPlcHdr/>
                             <w:dataBinding w:prefixMappings="xmlns:ns0='http://schemas.microsoft.com/office/2006/coverPageProps'" w:xpath="/ns0:CoverPageProperties[1]/ns0:PublishDate[1]" w:storeItemID="{55AF091B-3C7A-41E3-B477-F2FDAA23CFDA}"/>
                             <w:date>
@@ -425,15 +422,97 @@
         <w:t>Kullanım</w:t>
       </w:r>
     </w:p>
+    <w:p/>
+    <w:p/>
+    <w:p/>
+    <w:p/>
+    <w:p/>
+    <w:p/>
+    <w:p/>
+    <w:p/>
+    <w:p/>
+    <w:p/>
+    <w:p/>
+    <w:p/>
+    <w:p/>
+    <w:p/>
+    <w:p/>
+    <w:p/>
+    <w:p/>
+    <w:p/>
+    <w:p/>
+    <w:p/>
+    <w:p/>
+    <w:p/>
+    <w:p/>
     <w:p>
-      <w:pPr>
-        <w:pStyle w:val="ListeParagraf"/>
-        <w:numPr>
-          <w:ilvl w:val="0"/>
-          <w:numId w:val="1"/>
-        </w:numPr>
-      </w:pPr>
+      <w:r>
+        <w:t xml:space="preserve">HC-SR04 Mesafe </w:t>
+      </w:r>
+      <w:proofErr w:type="spellStart"/>
+      <w:r>
+        <w:t>sensörü</w:t>
+      </w:r>
+      <w:proofErr w:type="spellEnd"/>
     </w:p>
+    <w:p>
+      <w:r>
+        <w:t xml:space="preserve">HCT – </w:t>
+      </w:r>
+      <w:proofErr w:type="spellStart"/>
+      <w:r>
+        <w:t>Trig</w:t>
+      </w:r>
+      <w:proofErr w:type="spellEnd"/>
+      <w:r>
+        <w:t xml:space="preserve"> </w:t>
+      </w:r>
+      <w:proofErr w:type="spellStart"/>
+      <w:r>
+        <w:t>pini</w:t>
+      </w:r>
+      <w:proofErr w:type="spellEnd"/>
+      <w:r>
+        <w:t xml:space="preserve"> tanımlamak için.  D1|TRG</w:t>
+      </w:r>
+      <w:r>
+        <w:t>|HCT|0|0|</w:t>
+      </w:r>
+      <w:r>
+        <w:t>0|</w:t>
+      </w:r>
+      <w:proofErr w:type="spellStart"/>
+      <w:r>
+        <w:t>M</w:t>
+      </w:r>
+      <w:r>
+        <w:t>t</w:t>
+      </w:r>
+      <w:proofErr w:type="spellEnd"/>
+    </w:p>
+    <w:p>
+      <w:r>
+        <w:t xml:space="preserve">HCE – </w:t>
+      </w:r>
+      <w:proofErr w:type="spellStart"/>
+      <w:r>
+        <w:t>Echo</w:t>
+      </w:r>
+      <w:proofErr w:type="spellEnd"/>
+      <w:r>
+        <w:t xml:space="preserve"> </w:t>
+      </w:r>
+      <w:proofErr w:type="spellStart"/>
+      <w:r>
+        <w:t>pini</w:t>
+      </w:r>
+      <w:proofErr w:type="spellEnd"/>
+      <w:r>
+        <w:t xml:space="preserve"> tanımlamak için. D2|ECH|HCE|0|0|300|Mesafe</w:t>
+      </w:r>
+    </w:p>
+    <w:p/>
+    <w:p/>
     <w:p/>
     <w:sectPr>
       <w:pgSz w:w="11906" w:h="16838"/>
@@ -953,35 +1032,6 @@
         </w:p>
       </w:docPartBody>
     </w:docPart>
-    <w:docPart>
-      <w:docPartPr>
-        <w:name w:val="4732B049B53343E985E0166B9FAD90A4"/>
-        <w:category>
-          <w:name w:val="Genel"/>
-          <w:gallery w:val="placeholder"/>
-        </w:category>
-        <w:types>
-          <w:type w:val="bbPlcHdr"/>
-        </w:types>
-        <w:behaviors>
-          <w:behavior w:val="content"/>
-        </w:behaviors>
-        <w:guid w:val="{B88EA1DB-CD20-45E2-9CDB-9FD28C162E52}"/>
-      </w:docPartPr>
-      <w:docPartBody>
-        <w:p>
-          <w:pPr>
-            <w:pStyle w:val="4732B049B53343E985E0166B9FAD90A4"/>
-          </w:pPr>
-          <w:r>
-            <w:rPr>
-              <w:color w:val="FFFFFF" w:themeColor="background1"/>
-            </w:rPr>
-            <w:t>[Şirket adını yazın]</w:t>
-          </w:r>
-        </w:p>
-      </w:docPartBody>
-    </w:docPart>
   </w:docParts>
 </w:glossaryDocument>
 </file>
@@ -1031,6 +1081,7 @@
   </w:compat>
   <w:rsids>
     <w:rsidRoot w:val="00DE0150"/>
+    <w:rsid w:val="00397E76"/>
     <w:rsid w:val="0073716D"/>
     <w:rsid w:val="00DE0150"/>
     <w:rsid w:val="00E65627"/>
@@ -1589,7 +1640,7 @@
 </file>
 
 <file path=customXml/itemProps1.xml><?xml version="1.0" encoding="utf-8"?>
-<ds:datastoreItem xmlns:ds="http://schemas.openxmlformats.org/officeDocument/2006/customXml" ds:itemID="{8A450034-BC23-418A-BAD7-7CBAC2E0BE7D}">
+<ds:datastoreItem xmlns:ds="http://schemas.openxmlformats.org/officeDocument/2006/customXml" ds:itemID="{26422958-2623-4102-827F-6CBC6B095400}">
   <ds:schemaRefs>
     <ds:schemaRef ds:uri="http://schemas.openxmlformats.org/officeDocument/2006/bibliography"/>
   </ds:schemaRefs>

--- a/Help/Turkce/lolin_tr.docx
+++ b/Help/Turkce/lolin_tr.docx
@@ -11,8 +11,15 @@
         </w:docPartObj>
       </w:sdtPr>
       <w:sdtContent>
-        <w:p/>
         <w:p>
+          <w:pPr>
+            <w:spacing w:after="0" w:line="240" w:lineRule="auto"/>
+          </w:pPr>
+        </w:p>
+        <w:p>
+          <w:pPr>
+            <w:spacing w:after="0" w:line="240" w:lineRule="auto"/>
+          </w:pPr>
           <w:r>
             <w:rPr>
               <w:noProof/>
@@ -40,7 +47,6 @@
                             <w:placeholder>
                               <w:docPart w:val="993D6DD1D59B412B85CFC4A3E0FCFEA0"/>
                             </w:placeholder>
-                            <w:showingPlcHdr/>
                             <w:dataBinding w:prefixMappings="xmlns:ns0='http://schemas.openxmlformats.org/package/2006/metadata/core-properties' xmlns:ns1='http://purl.org/dc/elements/1.1/'" w:xpath="/ns0:coreProperties[1]/ns1:title[1]" w:storeItemID="{6C3C8BC8-F283-45AE-878A-BAB7291924A1}"/>
                             <w:text/>
                           </w:sdtPr>
@@ -60,7 +66,7 @@
                                   <w:sz w:val="80"/>
                                   <w:szCs w:val="80"/>
                                 </w:rPr>
-                                <w:t>[Belge başlığını yazın]</w:t>
+                                <w:t>LOLİN PRO V4</w:t>
                               </w:r>
                             </w:p>
                           </w:sdtContent>
@@ -77,7 +83,6 @@
                             <w:placeholder>
                               <w:docPart w:val="74E9AEFDA48D450B80F4FEE7288E3E27"/>
                             </w:placeholder>
-                            <w:showingPlcHdr/>
                             <w:dataBinding w:prefixMappings="xmlns:ns0='http://schemas.openxmlformats.org/package/2006/metadata/core-properties' xmlns:ns1='http://purl.org/dc/elements/1.1/'" w:xpath="/ns0:coreProperties[1]/ns1:subject[1]" w:storeItemID="{6C3C8BC8-F283-45AE-878A-BAB7291924A1}"/>
                             <w:text/>
                           </w:sdtPr>
@@ -97,7 +102,7 @@
                                   <w:sz w:val="40"/>
                                   <w:szCs w:val="40"/>
                                 </w:rPr>
-                                <w:t>[Belge alt başlığını yazın]</w:t>
+                                <w:t>ESP8266ex LOLİN (WEMOS) D1 R2 ve üstü destekler</w:t>
                               </w:r>
                             </w:p>
                           </w:sdtContent>
@@ -285,9 +290,6 @@
                             </w:rPr>
                             <w:alias w:val="Şirket"/>
                             <w:id w:val="16962301"/>
-                            <w:placeholder>
-                              <w:docPart w:val="4732B049B53343E985E0166B9FAD90A4"/>
-                            </w:placeholder>
                             <w:dataBinding w:prefixMappings="xmlns:ns0='http://schemas.openxmlformats.org/officeDocument/2006/extended-properties'" w:xpath="/ns0:Properties[1]/ns0:Company[1]" w:storeItemID="{6668398D-A668-4E3E-A5EB-62B293D839F1}"/>
                             <w:text/>
                           </w:sdtPr>
@@ -382,18 +384,44 @@
           </w:r>
         </w:p>
         <w:p>
+          <w:pPr>
+            <w:spacing w:after="0" w:line="240" w:lineRule="auto"/>
+          </w:pPr>
           <w:r>
             <w:br w:type="page"/>
           </w:r>
         </w:p>
       </w:sdtContent>
     </w:sdt>
-    <w:p/>
-    <w:p/>
-    <w:p/>
-    <w:p/>
-    <w:p/>
-    <w:p>
+    <w:p>
+      <w:pPr>
+        <w:spacing w:after="0" w:line="240" w:lineRule="auto"/>
+      </w:pPr>
+    </w:p>
+    <w:p>
+      <w:pPr>
+        <w:spacing w:after="0" w:line="240" w:lineRule="auto"/>
+      </w:pPr>
+    </w:p>
+    <w:p>
+      <w:pPr>
+        <w:spacing w:after="0" w:line="240" w:lineRule="auto"/>
+      </w:pPr>
+    </w:p>
+    <w:p>
+      <w:pPr>
+        <w:spacing w:after="0" w:line="240" w:lineRule="auto"/>
+      </w:pPr>
+    </w:p>
+    <w:p>
+      <w:pPr>
+        <w:spacing w:after="0" w:line="240" w:lineRule="auto"/>
+      </w:pPr>
+    </w:p>
+    <w:p>
+      <w:pPr>
+        <w:spacing w:after="0" w:line="240" w:lineRule="auto"/>
+      </w:pPr>
       <w:r>
         <w:t>İNDEX</w:t>
       </w:r>
@@ -405,6 +433,7 @@
           <w:ilvl w:val="0"/>
           <w:numId w:val="1"/>
         </w:numPr>
+        <w:spacing w:after="0" w:line="240" w:lineRule="auto"/>
       </w:pPr>
       <w:r>
         <w:t>Ayarlar</w:t>
@@ -417,35 +446,661 @@
           <w:ilvl w:val="0"/>
           <w:numId w:val="1"/>
         </w:numPr>
+        <w:spacing w:after="0" w:line="240" w:lineRule="auto"/>
       </w:pPr>
       <w:r>
         <w:t>Kullanım</w:t>
       </w:r>
     </w:p>
-    <w:p/>
-    <w:p/>
-    <w:p/>
-    <w:p/>
-    <w:p/>
-    <w:p/>
-    <w:p/>
-    <w:p/>
-    <w:p/>
-    <w:p/>
-    <w:p/>
-    <w:p/>
-    <w:p/>
-    <w:p/>
-    <w:p/>
-    <w:p/>
-    <w:p/>
-    <w:p/>
-    <w:p/>
-    <w:p/>
-    <w:p/>
-    <w:p/>
-    <w:p/>
-    <w:p>
+    <w:p>
+      <w:pPr>
+        <w:spacing w:after="0" w:line="240" w:lineRule="auto"/>
+      </w:pPr>
+    </w:p>
+    <w:p>
+      <w:pPr>
+        <w:spacing w:after="0" w:line="240" w:lineRule="auto"/>
+      </w:pPr>
+    </w:p>
+    <w:p>
+      <w:pPr>
+        <w:spacing w:after="0" w:line="240" w:lineRule="auto"/>
+      </w:pPr>
+    </w:p>
+    <w:p>
+      <w:pPr>
+        <w:spacing w:after="0" w:line="240" w:lineRule="auto"/>
+      </w:pPr>
+    </w:p>
+    <w:p>
+      <w:pPr>
+        <w:spacing w:after="0" w:line="240" w:lineRule="auto"/>
+      </w:pPr>
+    </w:p>
+    <w:p>
+      <w:pPr>
+        <w:spacing w:after="0" w:line="240" w:lineRule="auto"/>
+      </w:pPr>
+    </w:p>
+    <w:p>
+      <w:pPr>
+        <w:spacing w:after="0" w:line="240" w:lineRule="auto"/>
+      </w:pPr>
+    </w:p>
+    <w:p>
+      <w:pPr>
+        <w:spacing w:after="0" w:line="240" w:lineRule="auto"/>
+      </w:pPr>
+      <w:r>
+        <w:t>PIN_INVERT;</w:t>
+      </w:r>
+    </w:p>
+    <w:p>
+      <w:pPr>
+        <w:spacing w:after="0" w:line="240" w:lineRule="auto"/>
+      </w:pPr>
+      <w:r>
+        <w:t>A)</w:t>
+      </w:r>
+      <w:proofErr w:type="spellStart"/>
+      <w:r>
+        <w:t>Pin</w:t>
+      </w:r>
+      <w:proofErr w:type="spellEnd"/>
+      <w:r>
+        <w:t xml:space="preserve"> ayarı</w:t>
+      </w:r>
+    </w:p>
+    <w:p>
+      <w:pPr>
+        <w:spacing w:after="0" w:line="240" w:lineRule="auto"/>
+        <w:ind w:firstLine="426"/>
+      </w:pPr>
+      <w:r>
+        <w:tab/>
+      </w:r>
+      <w:r>
+        <w:t>Yok</w:t>
+      </w:r>
+      <w:proofErr w:type="gramStart"/>
+      <w:r>
+        <w:t>.</w:t>
+      </w:r>
+      <w:r>
+        <w:t>.</w:t>
+      </w:r>
+      <w:proofErr w:type="gramEnd"/>
+    </w:p>
+    <w:p>
+      <w:pPr>
+        <w:spacing w:after="0" w:line="240" w:lineRule="auto"/>
+      </w:pPr>
+      <w:r>
+        <w:t>B)Program Ayarı</w:t>
+      </w:r>
+    </w:p>
+    <w:p>
+      <w:pPr>
+        <w:spacing w:after="0" w:line="240" w:lineRule="auto"/>
+      </w:pPr>
+      <w:r>
+        <w:tab/>
+      </w:r>
+      <w:r>
+        <w:t>PIN_INVERT;</w:t>
+      </w:r>
+    </w:p>
+    <w:p>
+      <w:pPr>
+        <w:spacing w:after="0" w:line="240" w:lineRule="auto"/>
+      </w:pPr>
+      <w:r>
+        <w:t>C) Görevi</w:t>
+      </w:r>
+    </w:p>
+    <w:p>
+      <w:pPr>
+        <w:spacing w:after="0" w:line="240" w:lineRule="auto"/>
+      </w:pPr>
+      <w:r>
+        <w:tab/>
+      </w:r>
+      <w:proofErr w:type="gramStart"/>
+      <w:r>
+        <w:t>Bazı  Röle</w:t>
+      </w:r>
+      <w:proofErr w:type="gramEnd"/>
+      <w:r>
+        <w:t xml:space="preserve"> kartları 3.3 volt yerine 0 volt  iken “0” Röle çalışır ve kontak kurar. Röleye bağlı cihaza güç gönderilir.</w:t>
+      </w:r>
+    </w:p>
+    <w:p>
+      <w:pPr>
+        <w:spacing w:after="0" w:line="240" w:lineRule="auto"/>
+      </w:pPr>
+      <w:r>
+        <w:tab/>
+        <w:t xml:space="preserve">ESP ilk çalıştığında </w:t>
+      </w:r>
+      <w:proofErr w:type="spellStart"/>
+      <w:r>
+        <w:t>Pinler</w:t>
+      </w:r>
+      <w:proofErr w:type="spellEnd"/>
+      <w:r>
+        <w:t xml:space="preserve"> “0” olur. Röleler çalışır ve ucundaki cihazlara da güç gider. Bunu önlemek için ESP ilk çalıştığında PIN_INVERT; bütün OUT </w:t>
+      </w:r>
+      <w:proofErr w:type="spellStart"/>
+      <w:r>
+        <w:t>pinlerini</w:t>
+      </w:r>
+      <w:proofErr w:type="spellEnd"/>
+      <w:r>
+        <w:t xml:space="preserve"> “1” </w:t>
+      </w:r>
+      <w:proofErr w:type="spellStart"/>
+      <w:r>
+        <w:t>yapyor</w:t>
+      </w:r>
+      <w:proofErr w:type="spellEnd"/>
+      <w:r>
+        <w:t>.</w:t>
+      </w:r>
+    </w:p>
+    <w:p>
+      <w:pPr>
+        <w:spacing w:after="0" w:line="240" w:lineRule="auto"/>
+      </w:pPr>
+    </w:p>
+    <w:p>
+      <w:pPr>
+        <w:spacing w:after="0" w:line="240" w:lineRule="auto"/>
+      </w:pPr>
+    </w:p>
+    <w:p>
+      <w:pPr>
+        <w:spacing w:after="0" w:line="240" w:lineRule="auto"/>
+      </w:pPr>
+    </w:p>
+    <w:p>
+      <w:pPr>
+        <w:spacing w:after="0" w:line="240" w:lineRule="auto"/>
+      </w:pPr>
+      <w:r>
+        <w:t>DIGITAL ÇIKIŞ kullanımı</w:t>
+      </w:r>
+    </w:p>
+    <w:p>
+      <w:pPr>
+        <w:spacing w:after="0" w:line="240" w:lineRule="auto"/>
+      </w:pPr>
+      <w:r>
+        <w:t>A)</w:t>
+      </w:r>
+      <w:proofErr w:type="spellStart"/>
+      <w:r>
+        <w:t>Pin</w:t>
+      </w:r>
+      <w:proofErr w:type="spellEnd"/>
+      <w:r>
+        <w:t xml:space="preserve"> ayarı</w:t>
+      </w:r>
+    </w:p>
+    <w:p>
+      <w:pPr>
+        <w:spacing w:after="0" w:line="240" w:lineRule="auto"/>
+      </w:pPr>
+      <w:r>
+        <w:tab/>
+      </w:r>
+      <w:r>
+        <w:t>D1|OUT|DIG|0|0|1|</w:t>
+      </w:r>
+      <w:proofErr w:type="spellStart"/>
+      <w:r>
+        <w:t>DalgicPompa</w:t>
+      </w:r>
+      <w:proofErr w:type="spellEnd"/>
+    </w:p>
+    <w:p>
+      <w:pPr>
+        <w:spacing w:after="0" w:line="240" w:lineRule="auto"/>
+      </w:pPr>
+      <w:r>
+        <w:t>B)Program ayarı</w:t>
+      </w:r>
+    </w:p>
+    <w:p>
+      <w:pPr>
+        <w:spacing w:after="0" w:line="240" w:lineRule="auto"/>
+      </w:pPr>
+      <w:r>
+        <w:tab/>
+        <w:t>Yok.</w:t>
+      </w:r>
+    </w:p>
+    <w:p>
+      <w:pPr>
+        <w:spacing w:after="0" w:line="240" w:lineRule="auto"/>
+      </w:pPr>
+    </w:p>
+    <w:p>
+      <w:pPr>
+        <w:spacing w:after="0" w:line="240" w:lineRule="auto"/>
+      </w:pPr>
+      <w:r>
+        <w:t>ANALOG GİRİŞ</w:t>
+      </w:r>
+    </w:p>
+    <w:p>
+      <w:pPr>
+        <w:spacing w:after="0" w:line="240" w:lineRule="auto"/>
+      </w:pPr>
+      <w:r>
+        <w:t>A)</w:t>
+      </w:r>
+      <w:proofErr w:type="spellStart"/>
+      <w:r>
+        <w:t>Pin</w:t>
+      </w:r>
+      <w:proofErr w:type="spellEnd"/>
+      <w:r>
+        <w:t xml:space="preserve"> ayarı</w:t>
+      </w:r>
+    </w:p>
+    <w:p>
+      <w:pPr>
+        <w:spacing w:after="0" w:line="240" w:lineRule="auto"/>
+      </w:pPr>
+      <w:r>
+        <w:tab/>
+      </w:r>
+      <w:r>
+        <w:t>A0|INP|ANG|0|0|1024|</w:t>
+      </w:r>
+      <w:proofErr w:type="spellStart"/>
+      <w:r>
+        <w:t>analoggiris</w:t>
+      </w:r>
+      <w:proofErr w:type="spellEnd"/>
+    </w:p>
+    <w:p>
+      <w:pPr>
+        <w:spacing w:after="0" w:line="240" w:lineRule="auto"/>
+      </w:pPr>
+      <w:r>
+        <w:t>B)Program ayarı</w:t>
+      </w:r>
+    </w:p>
+    <w:p>
+      <w:pPr>
+        <w:spacing w:after="0" w:line="240" w:lineRule="auto"/>
+      </w:pPr>
+      <w:r>
+        <w:tab/>
+        <w:t>Yok.</w:t>
+      </w:r>
+    </w:p>
+    <w:p>
+      <w:pPr>
+        <w:spacing w:after="0" w:line="240" w:lineRule="auto"/>
+      </w:pPr>
+      <w:r>
+        <w:t>C) Görevi</w:t>
+      </w:r>
+    </w:p>
+    <w:p>
+      <w:pPr>
+        <w:spacing w:after="0" w:line="240" w:lineRule="auto"/>
+      </w:pPr>
+      <w:r>
+        <w:tab/>
+      </w:r>
+      <w:proofErr w:type="spellStart"/>
+      <w:r>
+        <w:t>Yanlızca</w:t>
+      </w:r>
+      <w:proofErr w:type="spellEnd"/>
+      <w:r>
+        <w:t xml:space="preserve"> A0 </w:t>
+      </w:r>
+      <w:proofErr w:type="spellStart"/>
+      <w:r>
+        <w:t>pini</w:t>
+      </w:r>
+      <w:proofErr w:type="spellEnd"/>
+      <w:r>
+        <w:t xml:space="preserve"> için geçerli olan 0-3.3volt aralığındaki gerilimi ölçen ve 0-1024 arasında sayı getiren özelliktedir.</w:t>
+      </w:r>
+    </w:p>
+    <w:p>
+      <w:pPr>
+        <w:spacing w:after="0" w:line="240" w:lineRule="auto"/>
+      </w:pPr>
+    </w:p>
+    <w:p>
+      <w:pPr>
+        <w:spacing w:after="0" w:line="240" w:lineRule="auto"/>
+      </w:pPr>
+    </w:p>
+    <w:p>
+      <w:pPr>
+        <w:spacing w:after="0" w:line="240" w:lineRule="auto"/>
+      </w:pPr>
+      <w:r>
+        <w:t>PWM ÇIKIŞ kullanımı</w:t>
+      </w:r>
+    </w:p>
+    <w:p>
+      <w:pPr>
+        <w:spacing w:after="0" w:line="240" w:lineRule="auto"/>
+      </w:pPr>
+      <w:r>
+        <w:t>A)</w:t>
+      </w:r>
+      <w:proofErr w:type="spellStart"/>
+      <w:r>
+        <w:t>Pin</w:t>
+      </w:r>
+      <w:proofErr w:type="spellEnd"/>
+      <w:r>
+        <w:t xml:space="preserve"> ayarı</w:t>
+      </w:r>
+    </w:p>
+    <w:p>
+      <w:pPr>
+        <w:spacing w:after="0" w:line="240" w:lineRule="auto"/>
+      </w:pPr>
+      <w:r>
+        <w:tab/>
+        <w:t>D6</w:t>
+      </w:r>
+      <w:r>
+        <w:t>|</w:t>
+      </w:r>
+      <w:r>
+        <w:t>OUT</w:t>
+      </w:r>
+      <w:r>
+        <w:t>|</w:t>
+      </w:r>
+      <w:r>
+        <w:t>PWM</w:t>
+      </w:r>
+      <w:r>
+        <w:t>|0|0|</w:t>
+      </w:r>
+      <w:r>
+        <w:t>255</w:t>
+      </w:r>
+      <w:r>
+        <w:t>|</w:t>
+      </w:r>
+      <w:proofErr w:type="spellStart"/>
+      <w:r>
+        <w:t>Led</w:t>
+      </w:r>
+      <w:proofErr w:type="spellEnd"/>
+    </w:p>
+    <w:p>
+      <w:pPr>
+        <w:spacing w:after="0" w:line="240" w:lineRule="auto"/>
+      </w:pPr>
+      <w:r>
+        <w:t>B)Program ayarı</w:t>
+      </w:r>
+    </w:p>
+    <w:p>
+      <w:pPr>
+        <w:spacing w:after="0" w:line="240" w:lineRule="auto"/>
+      </w:pPr>
+      <w:r>
+        <w:tab/>
+        <w:t>Yok.</w:t>
+      </w:r>
+    </w:p>
+    <w:p>
+      <w:pPr>
+        <w:spacing w:after="0" w:line="240" w:lineRule="auto"/>
+      </w:pPr>
+      <w:r>
+        <w:t>C)Görevi</w:t>
+      </w:r>
+    </w:p>
+    <w:p>
+      <w:pPr>
+        <w:spacing w:after="0" w:line="240" w:lineRule="auto"/>
+      </w:pPr>
+      <w:r>
+        <w:tab/>
+        <w:t xml:space="preserve">Yukarıdaki örnekte D6 </w:t>
+      </w:r>
+      <w:proofErr w:type="spellStart"/>
+      <w:r>
+        <w:t>pinine</w:t>
+      </w:r>
+      <w:proofErr w:type="spellEnd"/>
+      <w:r>
+        <w:t xml:space="preserve"> bağlı bir </w:t>
+      </w:r>
+      <w:proofErr w:type="spellStart"/>
+      <w:r>
+        <w:t>led</w:t>
+      </w:r>
+      <w:proofErr w:type="spellEnd"/>
+      <w:r>
+        <w:t xml:space="preserve"> var. OUT yani çıkış PWM sinyali gönderilecek.</w:t>
+      </w:r>
+    </w:p>
+    <w:p>
+      <w:pPr>
+        <w:spacing w:after="0" w:line="240" w:lineRule="auto"/>
+        <w:ind w:firstLine="708"/>
+      </w:pPr>
+      <w:r>
+        <w:t xml:space="preserve"> </w:t>
+      </w:r>
+      <w:proofErr w:type="gramStart"/>
+      <w:r>
+        <w:t>minimum</w:t>
+      </w:r>
+      <w:proofErr w:type="gramEnd"/>
+      <w:r>
+        <w:t xml:space="preserve"> 0 </w:t>
+      </w:r>
+      <w:proofErr w:type="spellStart"/>
+      <w:r>
+        <w:t>maximum</w:t>
+      </w:r>
+      <w:proofErr w:type="spellEnd"/>
+      <w:r>
+        <w:t xml:space="preserve"> 255 (0 alt sınır, 255 üst sınırdır.)</w:t>
+      </w:r>
+    </w:p>
+    <w:p>
+      <w:pPr>
+        <w:spacing w:after="0" w:line="240" w:lineRule="auto"/>
+      </w:pPr>
+    </w:p>
+    <w:p>
+      <w:pPr>
+        <w:spacing w:after="0" w:line="240" w:lineRule="auto"/>
+      </w:pPr>
+      <w:r>
+        <w:t xml:space="preserve">DHT Sıcaklık ve nem </w:t>
+      </w:r>
+      <w:proofErr w:type="spellStart"/>
+      <w:r>
+        <w:t>Sensörü</w:t>
+      </w:r>
+      <w:proofErr w:type="spellEnd"/>
+      <w:r>
+        <w:t xml:space="preserve"> kullanımı</w:t>
+      </w:r>
+    </w:p>
+    <w:p>
+      <w:pPr>
+        <w:spacing w:after="0" w:line="240" w:lineRule="auto"/>
+      </w:pPr>
+      <w:r>
+        <w:t xml:space="preserve"> A)</w:t>
+      </w:r>
+      <w:proofErr w:type="spellStart"/>
+      <w:r>
+        <w:t>Pin</w:t>
+      </w:r>
+      <w:proofErr w:type="spellEnd"/>
+      <w:r>
+        <w:t xml:space="preserve"> ayarı</w:t>
+      </w:r>
+    </w:p>
+    <w:p>
+      <w:pPr>
+        <w:spacing w:after="0" w:line="240" w:lineRule="auto"/>
+        <w:ind w:firstLine="708"/>
+      </w:pPr>
+      <w:r>
+        <w:t>D7|INP|DHT1|0|0|0|</w:t>
+      </w:r>
+      <w:proofErr w:type="spellStart"/>
+      <w:r>
+        <w:t>Sicak</w:t>
+      </w:r>
+      <w:proofErr w:type="spellEnd"/>
+      <w:r>
+        <w:t>_Nem</w:t>
+      </w:r>
+    </w:p>
+    <w:p>
+      <w:pPr>
+        <w:spacing w:after="0" w:line="240" w:lineRule="auto"/>
+        <w:ind w:firstLine="708"/>
+      </w:pPr>
+      <w:r>
+        <w:t xml:space="preserve">DHT1=DHT11 DHT2=DHT12 DHTA=DHT21 DHTB=DHT22 </w:t>
+      </w:r>
+      <w:proofErr w:type="spellStart"/>
+      <w:r>
+        <w:t>sensörleri</w:t>
+      </w:r>
+      <w:proofErr w:type="spellEnd"/>
+      <w:r>
+        <w:t xml:space="preserve"> içindir.</w:t>
+      </w:r>
+    </w:p>
+    <w:p>
+      <w:pPr>
+        <w:spacing w:after="0" w:line="240" w:lineRule="auto"/>
+        <w:ind w:firstLine="708"/>
+      </w:pPr>
+      <w:r>
+        <w:t xml:space="preserve">0|0|0 &gt; İlk rakam 0 ise sıcaklık 23.40 yerine </w:t>
+      </w:r>
+      <w:proofErr w:type="gramStart"/>
+      <w:r>
+        <w:t>23.4</w:t>
+      </w:r>
+      <w:proofErr w:type="gramEnd"/>
+      <w:r>
+        <w:t xml:space="preserve"> olarak yazılır 1 ise 23.40 </w:t>
+      </w:r>
+      <w:proofErr w:type="spellStart"/>
+      <w:r>
+        <w:t>şekinde</w:t>
+      </w:r>
+      <w:proofErr w:type="spellEnd"/>
+      <w:r>
+        <w:t xml:space="preserve"> yazılır. </w:t>
+      </w:r>
+    </w:p>
+    <w:p>
+      <w:pPr>
+        <w:spacing w:after="0" w:line="240" w:lineRule="auto"/>
+        <w:ind w:left="1416"/>
+      </w:pPr>
+      <w:r>
+        <w:t xml:space="preserve">İlk rakam 0 </w:t>
+      </w:r>
+      <w:proofErr w:type="gramStart"/>
+      <w:r>
+        <w:t>ise  Yüzde</w:t>
+      </w:r>
+      <w:proofErr w:type="gramEnd"/>
+      <w:r>
+        <w:t xml:space="preserve"> 98 nem sadece onda 9 şeklinde yazılır 8 yazılmaz. Aksi halde 98 yazılır.</w:t>
+      </w:r>
+    </w:p>
+    <w:p>
+      <w:pPr>
+        <w:spacing w:after="0" w:line="240" w:lineRule="auto"/>
+        <w:ind w:left="1416"/>
+      </w:pPr>
+      <w:r>
+        <w:t xml:space="preserve">2. rakam Sıcaklık hatası düzeltmek içindir. Sıcaklık </w:t>
+      </w:r>
+      <w:proofErr w:type="gramStart"/>
+      <w:r>
+        <w:t>1.2</w:t>
+      </w:r>
+      <w:proofErr w:type="gramEnd"/>
+      <w:r>
+        <w:t xml:space="preserve"> derece yukarı ölçülüyorsa -1.2 yazılır sıcaklık 1.1 derece aşağı </w:t>
+      </w:r>
+      <w:proofErr w:type="spellStart"/>
+      <w:r>
+        <w:t>ölcülüyorsa</w:t>
+      </w:r>
+      <w:proofErr w:type="spellEnd"/>
+      <w:r>
+        <w:t xml:space="preserve"> 1.1 yazılır.</w:t>
+      </w:r>
+    </w:p>
+    <w:p>
+      <w:pPr>
+        <w:spacing w:after="0" w:line="240" w:lineRule="auto"/>
+        <w:ind w:left="1416"/>
+      </w:pPr>
+      <w:r>
+        <w:t>3. rakam Nem hatası düzeltmek içindir. Nem 8 birim yukarı ölçülüyorsa -8 yazılır nem 5 birim aşağı ölçülüyorsa 5 yazılır.</w:t>
+      </w:r>
+    </w:p>
+    <w:p>
+      <w:pPr>
+        <w:spacing w:after="0" w:line="240" w:lineRule="auto"/>
+        <w:ind w:left="1416"/>
+      </w:pPr>
+    </w:p>
+    <w:p>
+      <w:pPr>
+        <w:spacing w:after="0" w:line="240" w:lineRule="auto"/>
+      </w:pPr>
+      <w:r>
+        <w:t>B)Program Ayarı</w:t>
+      </w:r>
+    </w:p>
+    <w:p>
+      <w:pPr>
+        <w:spacing w:after="0" w:line="240" w:lineRule="auto"/>
+      </w:pPr>
+      <w:r>
+        <w:tab/>
+        <w:t>Yok.</w:t>
+      </w:r>
+    </w:p>
+    <w:p>
+      <w:pPr>
+        <w:spacing w:after="0" w:line="240" w:lineRule="auto"/>
+      </w:pPr>
+    </w:p>
+    <w:p>
+      <w:pPr>
+        <w:spacing w:after="0" w:line="240" w:lineRule="auto"/>
+      </w:pPr>
+    </w:p>
+    <w:p>
+      <w:pPr>
+        <w:spacing w:after="0" w:line="240" w:lineRule="auto"/>
+      </w:pPr>
       <w:r>
         <w:t xml:space="preserve">HC-SR04 Mesafe </w:t>
       </w:r>
@@ -454,8 +1109,31 @@
         <w:t>sensörü</w:t>
       </w:r>
       <w:proofErr w:type="spellEnd"/>
-    </w:p>
-    <w:p>
+      <w:r>
+        <w:t xml:space="preserve"> kullanımı</w:t>
+      </w:r>
+    </w:p>
+    <w:p>
+      <w:pPr>
+        <w:spacing w:after="0" w:line="240" w:lineRule="auto"/>
+      </w:pPr>
+      <w:r>
+        <w:t>A)</w:t>
+      </w:r>
+      <w:proofErr w:type="spellStart"/>
+      <w:r>
+        <w:t>Pin</w:t>
+      </w:r>
+      <w:proofErr w:type="spellEnd"/>
+      <w:r>
+        <w:t xml:space="preserve"> ayarı</w:t>
+      </w:r>
+    </w:p>
+    <w:p>
+      <w:pPr>
+        <w:spacing w:after="0" w:line="240" w:lineRule="auto"/>
+        <w:ind w:firstLine="426"/>
+      </w:pPr>
       <w:r>
         <w:t xml:space="preserve">HCT – </w:t>
       </w:r>
@@ -473,7 +1151,7 @@
       </w:r>
       <w:proofErr w:type="spellEnd"/>
       <w:r>
-        <w:t xml:space="preserve"> tanımlamak için.  D1|TRG</w:t>
+        <w:t xml:space="preserve"> tanımlamak için. D1|TRG</w:t>
       </w:r>
       <w:r>
         <w:t>|HCT|0|0|</w:t>
@@ -491,6 +1169,10 @@
       <w:proofErr w:type="spellEnd"/>
     </w:p>
     <w:p>
+      <w:pPr>
+        <w:spacing w:after="0" w:line="240" w:lineRule="auto"/>
+        <w:ind w:firstLine="426"/>
+      </w:pPr>
       <w:r>
         <w:t xml:space="preserve">HCE – </w:t>
       </w:r>
@@ -511,12 +1193,319 @@
         <w:t xml:space="preserve"> tanımlamak için. D2|ECH|HCE|0|0|300|Mesafe</w:t>
       </w:r>
     </w:p>
-    <w:p/>
-    <w:p/>
-    <w:p/>
+    <w:p>
+      <w:pPr>
+        <w:spacing w:after="0" w:line="240" w:lineRule="auto"/>
+      </w:pPr>
+      <w:r>
+        <w:t>B)Program ayarı</w:t>
+      </w:r>
+    </w:p>
+    <w:p>
+      <w:pPr>
+        <w:spacing w:after="0" w:line="240" w:lineRule="auto"/>
+        <w:ind w:firstLine="426"/>
+      </w:pPr>
+      <w:r>
+        <w:t>Yok.</w:t>
+      </w:r>
+    </w:p>
+    <w:p>
+      <w:pPr>
+        <w:spacing w:after="0" w:line="240" w:lineRule="auto"/>
+      </w:pPr>
+    </w:p>
+    <w:p>
+      <w:pPr>
+        <w:spacing w:after="0" w:line="240" w:lineRule="auto"/>
+      </w:pPr>
+      <w:r>
+        <w:t xml:space="preserve">BUZZER ile </w:t>
+      </w:r>
+      <w:proofErr w:type="spellStart"/>
+      <w:r>
+        <w:t>tone</w:t>
+      </w:r>
+      <w:proofErr w:type="spellEnd"/>
+      <w:r>
+        <w:t xml:space="preserve"> sesi verme</w:t>
+      </w:r>
+    </w:p>
+    <w:p>
+      <w:pPr>
+        <w:spacing w:after="0" w:line="240" w:lineRule="auto"/>
+      </w:pPr>
+      <w:r>
+        <w:t>A)</w:t>
+      </w:r>
+      <w:proofErr w:type="spellStart"/>
+      <w:r>
+        <w:t>Pin</w:t>
+      </w:r>
+      <w:proofErr w:type="spellEnd"/>
+      <w:r>
+        <w:t xml:space="preserve"> ayarı</w:t>
+      </w:r>
+    </w:p>
+    <w:p>
+      <w:pPr>
+        <w:spacing w:after="0" w:line="240" w:lineRule="auto"/>
+        <w:ind w:firstLine="426"/>
+      </w:pPr>
+      <w:r>
+        <w:t xml:space="preserve">BUZ- </w:t>
+      </w:r>
+      <w:proofErr w:type="spellStart"/>
+      <w:r>
+        <w:t>Buzzer’in</w:t>
+      </w:r>
+      <w:proofErr w:type="spellEnd"/>
+      <w:r>
+        <w:t xml:space="preserve"> bağlı olduğu </w:t>
+      </w:r>
+      <w:proofErr w:type="spellStart"/>
+      <w:r>
+        <w:t>pin</w:t>
+      </w:r>
+      <w:proofErr w:type="spellEnd"/>
+      <w:r>
+        <w:t xml:space="preserve">.  </w:t>
+      </w:r>
+      <w:r>
+        <w:t>D3|OUT|BUZ|0|0|1|</w:t>
+      </w:r>
+      <w:proofErr w:type="spellStart"/>
+      <w:r>
+        <w:t>Buzzer</w:t>
+      </w:r>
+      <w:proofErr w:type="spellEnd"/>
+    </w:p>
+    <w:p>
+      <w:pPr>
+        <w:spacing w:after="0" w:line="240" w:lineRule="auto"/>
+        <w:ind w:firstLine="426"/>
+      </w:pPr>
+    </w:p>
+    <w:p>
+      <w:pPr>
+        <w:spacing w:after="0" w:line="240" w:lineRule="auto"/>
+      </w:pPr>
+      <w:r>
+        <w:t>B)Program ayarı</w:t>
+      </w:r>
+    </w:p>
+    <w:p>
+      <w:pPr>
+        <w:spacing w:after="0" w:line="240" w:lineRule="auto"/>
+        <w:ind w:firstLine="426"/>
+      </w:pPr>
+      <w:r>
+        <w:t>BUZ&gt;D3:LA-SOL-LA;</w:t>
+      </w:r>
+    </w:p>
+    <w:p>
+      <w:pPr>
+        <w:spacing w:after="0" w:line="240" w:lineRule="auto"/>
+        <w:ind w:firstLine="426"/>
+      </w:pPr>
+    </w:p>
+    <w:p>
+      <w:pPr>
+        <w:spacing w:after="0" w:line="240" w:lineRule="auto"/>
+      </w:pPr>
+      <w:r>
+        <w:t xml:space="preserve">    Diğer cihaza program aracılığı ile ses çaldırma. </w:t>
+      </w:r>
+    </w:p>
+    <w:p>
+      <w:pPr>
+        <w:spacing w:after="0" w:line="240" w:lineRule="auto"/>
+        <w:ind w:firstLine="284"/>
+      </w:pPr>
+      <w:r>
+        <w:t xml:space="preserve"> </w:t>
+      </w:r>
+      <w:proofErr w:type="spellStart"/>
+      <w:r>
+        <w:t>fbc</w:t>
+      </w:r>
+      <w:proofErr w:type="spellEnd"/>
+      <w:r>
+        <w:t xml:space="preserve"> fb1=/kev1/r/BAHCE;   </w:t>
+      </w:r>
+      <w:r>
+        <w:tab/>
+      </w:r>
+      <w:r>
+        <w:tab/>
+      </w:r>
+      <w:r>
+        <w:tab/>
+      </w:r>
+      <w:proofErr w:type="spellStart"/>
+      <w:r>
+        <w:t>firebase</w:t>
+      </w:r>
+      <w:proofErr w:type="spellEnd"/>
+      <w:r>
+        <w:t xml:space="preserve"> yolu kev1 cihaz adı BAHCE</w:t>
+      </w:r>
+    </w:p>
+    <w:p>
+      <w:pPr>
+        <w:spacing w:after="0" w:line="240" w:lineRule="auto"/>
+        <w:ind w:firstLine="284"/>
+      </w:pPr>
+      <w:r>
+        <w:t xml:space="preserve"> </w:t>
+      </w:r>
+      <w:proofErr w:type="spellStart"/>
+      <w:r>
+        <w:t>if</w:t>
+      </w:r>
+      <w:proofErr w:type="spellEnd"/>
+      <w:r>
+        <w:t>(D2&gt;24)fb1=VR0:0;</w:t>
+      </w:r>
+      <w:r>
+        <w:tab/>
+      </w:r>
+      <w:r>
+        <w:tab/>
+      </w:r>
+      <w:r>
+        <w:tab/>
+        <w:t xml:space="preserve">D2 büyükse 24 ten </w:t>
+      </w:r>
+      <w:r>
+        <w:t>(</w:t>
+      </w:r>
+      <w:r>
+        <w:t xml:space="preserve">VR0 sanal </w:t>
+      </w:r>
+      <w:proofErr w:type="spellStart"/>
+      <w:r>
+        <w:t>pin</w:t>
+      </w:r>
+      <w:proofErr w:type="spellEnd"/>
+      <w:r>
+        <w:t>)</w:t>
+      </w:r>
+      <w:r>
+        <w:t xml:space="preserve"> 0 ses çalmaz. </w:t>
+      </w:r>
+    </w:p>
+    <w:p>
+      <w:pPr>
+        <w:spacing w:after="0" w:line="240" w:lineRule="auto"/>
+        <w:ind w:firstLine="284"/>
+      </w:pPr>
+      <w:r>
+        <w:t xml:space="preserve"> </w:t>
+      </w:r>
+      <w:proofErr w:type="spellStart"/>
+      <w:r>
+        <w:t>if</w:t>
+      </w:r>
+      <w:proofErr w:type="spellEnd"/>
+      <w:r>
+        <w:t>(D2&lt;24)fb1=VR0:BUZ&gt;D3:LA-SOL-LA;</w:t>
+      </w:r>
+      <w:r>
+        <w:tab/>
+        <w:t xml:space="preserve">D2&lt;24 </w:t>
+      </w:r>
+      <w:proofErr w:type="spellStart"/>
+      <w:r>
+        <w:t>te</w:t>
+      </w:r>
+      <w:proofErr w:type="spellEnd"/>
+      <w:r>
+        <w:t xml:space="preserve"> </w:t>
+      </w:r>
+      <w:r>
+        <w:t>(</w:t>
+      </w:r>
+      <w:r>
+        <w:t xml:space="preserve">VR0 </w:t>
+      </w:r>
+      <w:proofErr w:type="spellStart"/>
+      <w:r>
+        <w:t>sanal</w:t>
+      </w:r>
+      <w:r>
+        <w:t>pin</w:t>
+      </w:r>
+      <w:proofErr w:type="spellEnd"/>
+      <w:r>
+        <w:t>)</w:t>
+      </w:r>
+      <w:r>
+        <w:t xml:space="preserve"> </w:t>
+      </w:r>
+      <w:proofErr w:type="spellStart"/>
+      <w:r>
+        <w:t>pin</w:t>
+      </w:r>
+      <w:proofErr w:type="spellEnd"/>
+      <w:r>
+        <w:t xml:space="preserve"> D3 </w:t>
+      </w:r>
+      <w:proofErr w:type="spellStart"/>
+      <w:r>
+        <w:t>te</w:t>
+      </w:r>
+      <w:proofErr w:type="spellEnd"/>
+      <w:r>
+        <w:t xml:space="preserve"> bağlı </w:t>
+      </w:r>
+      <w:proofErr w:type="spellStart"/>
+      <w:r>
+        <w:t>buzer</w:t>
+      </w:r>
+      <w:proofErr w:type="spellEnd"/>
+      <w:r>
+        <w:t xml:space="preserve"> çalma </w:t>
+      </w:r>
+    </w:p>
+    <w:p>
+      <w:pPr>
+        <w:spacing w:after="0" w:line="240" w:lineRule="auto"/>
+        <w:ind w:left="3540" w:firstLine="708"/>
+      </w:pPr>
+      <w:proofErr w:type="gramStart"/>
+      <w:r>
+        <w:t>başlar</w:t>
+      </w:r>
+      <w:proofErr w:type="gramEnd"/>
+      <w:r>
+        <w:t>.</w:t>
+      </w:r>
+    </w:p>
+    <w:p>
+      <w:pPr>
+        <w:spacing w:after="0" w:line="240" w:lineRule="auto"/>
+        <w:ind w:firstLine="426"/>
+      </w:pPr>
+    </w:p>
+    <w:p>
+      <w:pPr>
+        <w:spacing w:after="0" w:line="240" w:lineRule="auto"/>
+      </w:pPr>
+    </w:p>
+    <w:p>
+      <w:pPr>
+        <w:spacing w:after="0" w:line="240" w:lineRule="auto"/>
+      </w:pPr>
+    </w:p>
+    <w:p>
+      <w:pPr>
+        <w:spacing w:after="0" w:line="240" w:lineRule="auto"/>
+      </w:pPr>
+    </w:p>
     <w:sectPr>
       <w:pgSz w:w="11906" w:h="16838"/>
-      <w:pgMar w:top="1417" w:right="1417" w:bottom="1417" w:left="1417" w:header="708" w:footer="708" w:gutter="0"/>
+      <w:pgMar w:top="1417" w:right="991" w:bottom="1417" w:left="1417" w:header="708" w:footer="708" w:gutter="0"/>
       <w:cols w:space="708"/>
       <w:titlePg/>
       <w:docGrid w:linePitch="360"/>
@@ -616,8 +1605,100 @@
       </w:pPr>
     </w:lvl>
   </w:abstractNum>
+  <w:abstractNum w:abstractNumId="1">
+    <w:nsid w:val="4DBD20EE"/>
+    <w:multiLevelType w:val="hybridMultilevel"/>
+    <w:tmpl w:val="125E0FA2"/>
+    <w:lvl w:ilvl="0" w:tplc="36EC88BC">
+      <w:start w:val="1"/>
+      <w:numFmt w:val="upperLetter"/>
+      <w:lvlText w:val="%1)"/>
+      <w:lvlJc w:val="left"/>
+      <w:pPr>
+        <w:ind w:left="720" w:hanging="360"/>
+      </w:pPr>
+      <w:rPr>
+        <w:rFonts w:hint="default"/>
+      </w:rPr>
+    </w:lvl>
+    <w:lvl w:ilvl="1" w:tplc="041F0019" w:tentative="1">
+      <w:start w:val="1"/>
+      <w:numFmt w:val="lowerLetter"/>
+      <w:lvlText w:val="%2."/>
+      <w:lvlJc w:val="left"/>
+      <w:pPr>
+        <w:ind w:left="1440" w:hanging="360"/>
+      </w:pPr>
+    </w:lvl>
+    <w:lvl w:ilvl="2" w:tplc="041F001B" w:tentative="1">
+      <w:start w:val="1"/>
+      <w:numFmt w:val="lowerRoman"/>
+      <w:lvlText w:val="%3."/>
+      <w:lvlJc w:val="right"/>
+      <w:pPr>
+        <w:ind w:left="2160" w:hanging="180"/>
+      </w:pPr>
+    </w:lvl>
+    <w:lvl w:ilvl="3" w:tplc="041F000F" w:tentative="1">
+      <w:start w:val="1"/>
+      <w:numFmt w:val="decimal"/>
+      <w:lvlText w:val="%4."/>
+      <w:lvlJc w:val="left"/>
+      <w:pPr>
+        <w:ind w:left="2880" w:hanging="360"/>
+      </w:pPr>
+    </w:lvl>
+    <w:lvl w:ilvl="4" w:tplc="041F0019" w:tentative="1">
+      <w:start w:val="1"/>
+      <w:numFmt w:val="lowerLetter"/>
+      <w:lvlText w:val="%5."/>
+      <w:lvlJc w:val="left"/>
+      <w:pPr>
+        <w:ind w:left="3600" w:hanging="360"/>
+      </w:pPr>
+    </w:lvl>
+    <w:lvl w:ilvl="5" w:tplc="041F001B" w:tentative="1">
+      <w:start w:val="1"/>
+      <w:numFmt w:val="lowerRoman"/>
+      <w:lvlText w:val="%6."/>
+      <w:lvlJc w:val="right"/>
+      <w:pPr>
+        <w:ind w:left="4320" w:hanging="180"/>
+      </w:pPr>
+    </w:lvl>
+    <w:lvl w:ilvl="6" w:tplc="041F000F" w:tentative="1">
+      <w:start w:val="1"/>
+      <w:numFmt w:val="decimal"/>
+      <w:lvlText w:val="%7."/>
+      <w:lvlJc w:val="left"/>
+      <w:pPr>
+        <w:ind w:left="5040" w:hanging="360"/>
+      </w:pPr>
+    </w:lvl>
+    <w:lvl w:ilvl="7" w:tplc="041F0019" w:tentative="1">
+      <w:start w:val="1"/>
+      <w:numFmt w:val="lowerLetter"/>
+      <w:lvlText w:val="%8."/>
+      <w:lvlJc w:val="left"/>
+      <w:pPr>
+        <w:ind w:left="5760" w:hanging="360"/>
+      </w:pPr>
+    </w:lvl>
+    <w:lvl w:ilvl="8" w:tplc="041F001B" w:tentative="1">
+      <w:start w:val="1"/>
+      <w:numFmt w:val="lowerRoman"/>
+      <w:lvlText w:val="%9."/>
+      <w:lvlJc w:val="right"/>
+      <w:pPr>
+        <w:ind w:left="6480" w:hanging="180"/>
+      </w:pPr>
+    </w:lvl>
+  </w:abstractNum>
   <w:num w:numId="1">
     <w:abstractNumId w:val="0"/>
+  </w:num>
+  <w:num w:numId="2">
+    <w:abstractNumId w:val="1"/>
   </w:num>
 </w:numbering>
 </file>
@@ -1003,35 +2084,6 @@
         </w:p>
       </w:docPartBody>
     </w:docPart>
-    <w:docPart>
-      <w:docPartPr>
-        <w:name w:val="D4F3256FBB824472B6BB68A5AF53B8EA"/>
-        <w:category>
-          <w:name w:val="Genel"/>
-          <w:gallery w:val="placeholder"/>
-        </w:category>
-        <w:types>
-          <w:type w:val="bbPlcHdr"/>
-        </w:types>
-        <w:behaviors>
-          <w:behavior w:val="content"/>
-        </w:behaviors>
-        <w:guid w:val="{E3A43720-D6B1-45FA-A511-9729E5E0D19B}"/>
-      </w:docPartPr>
-      <w:docPartBody>
-        <w:p>
-          <w:pPr>
-            <w:pStyle w:val="D4F3256FBB824472B6BB68A5AF53B8EA"/>
-          </w:pPr>
-          <w:r>
-            <w:rPr>
-              <w:color w:val="FFFFFF" w:themeColor="background1"/>
-            </w:rPr>
-            <w:t>[Yazar adını yazın]</w:t>
-          </w:r>
-        </w:p>
-      </w:docPartBody>
-    </w:docPart>
   </w:docParts>
 </w:glossaryDocument>
 </file>
@@ -1083,6 +2135,7 @@
     <w:rsidRoot w:val="00DE0150"/>
     <w:rsid w:val="00397E76"/>
     <w:rsid w:val="0073716D"/>
+    <w:rsid w:val="00A56062"/>
     <w:rsid w:val="00DE0150"/>
     <w:rsid w:val="00E65627"/>
   </w:rsids>
@@ -1640,7 +2693,7 @@
 </file>
 
 <file path=customXml/itemProps1.xml><?xml version="1.0" encoding="utf-8"?>
-<ds:datastoreItem xmlns:ds="http://schemas.openxmlformats.org/officeDocument/2006/customXml" ds:itemID="{26422958-2623-4102-827F-6CBC6B095400}">
+<ds:datastoreItem xmlns:ds="http://schemas.openxmlformats.org/officeDocument/2006/customXml" ds:itemID="{5922877C-90D2-4B74-8B29-1C05EDB749A4}">
   <ds:schemaRefs>
     <ds:schemaRef ds:uri="http://schemas.openxmlformats.org/officeDocument/2006/bibliography"/>
   </ds:schemaRefs>

--- a/Help/Turkce/lolin_tr.docx
+++ b/Help/Turkce/lolin_tr.docx
@@ -259,9 +259,6 @@
                             </w:rPr>
                             <w:alias w:val="Yazar"/>
                             <w:id w:val="16962296"/>
-                            <w:placeholder>
-                              <w:docPart w:val="D4F3256FBB824472B6BB68A5AF53B8EA"/>
-                            </w:placeholder>
                             <w:dataBinding w:prefixMappings="xmlns:ns0='http://schemas.openxmlformats.org/package/2006/metadata/core-properties' xmlns:ns1='http://purl.org/dc/elements/1.1/'" w:xpath="/ns0:coreProperties[1]/ns1:creator[1]" w:storeItemID="{6C3C8BC8-F283-45AE-878A-BAB7291924A1}"/>
                             <w:text/>
                           </w:sdtPr>
@@ -1300,7 +1297,13 @@
         <w:ind w:firstLine="426"/>
       </w:pPr>
       <w:r>
-        <w:t>BUZ&gt;D3:LA-SOL-LA;</w:t>
+        <w:t>BUZ&gt;ABG123U</w:t>
+      </w:r>
+      <w:r>
+        <w:t>;</w:t>
+      </w:r>
+      <w:r>
+        <w:t xml:space="preserve">   //Notalardır ABCDEFG1234567YUIOHJKL</w:t>
       </w:r>
     </w:p>
     <w:p>
@@ -1409,7 +1412,13 @@
       </w:r>
       <w:proofErr w:type="spellEnd"/>
       <w:r>
-        <w:t>(D2&lt;24)fb1=VR0:BUZ&gt;D3:LA-SOL-LA;</w:t>
+        <w:t>(D2&lt;24)fb1=VR0:BUZ&gt;</w:t>
+      </w:r>
+      <w:r>
+        <w:t xml:space="preserve">ABG123U;   </w:t>
+      </w:r>
+      <w:r>
+        <w:tab/>
       </w:r>
       <w:r>
         <w:tab/>
@@ -1492,6 +1501,106 @@
       <w:pPr>
         <w:spacing w:after="0" w:line="240" w:lineRule="auto"/>
       </w:pPr>
+    </w:p>
+    <w:p>
+      <w:pPr>
+        <w:spacing w:after="0" w:line="240" w:lineRule="auto"/>
+      </w:pPr>
+    </w:p>
+    <w:p>
+      <w:pPr>
+        <w:spacing w:after="0" w:line="240" w:lineRule="auto"/>
+      </w:pPr>
+      <w:r>
+        <w:t xml:space="preserve">SEND kullanımı. </w:t>
+      </w:r>
+    </w:p>
+    <w:p>
+      <w:pPr>
+        <w:spacing w:after="0" w:line="240" w:lineRule="auto"/>
+      </w:pPr>
+      <w:r>
+        <w:t>A)</w:t>
+      </w:r>
+      <w:proofErr w:type="spellStart"/>
+      <w:r>
+        <w:t>Pin</w:t>
+      </w:r>
+      <w:proofErr w:type="spellEnd"/>
+      <w:r>
+        <w:t xml:space="preserve"> ayarı</w:t>
+      </w:r>
+    </w:p>
+    <w:p>
+      <w:pPr>
+        <w:spacing w:after="0" w:line="240" w:lineRule="auto"/>
+        <w:ind w:firstLine="426"/>
+      </w:pPr>
+      <w:r>
+        <w:t>Yok.</w:t>
+      </w:r>
+    </w:p>
+    <w:p>
+      <w:pPr>
+        <w:spacing w:after="0" w:line="240" w:lineRule="auto"/>
+      </w:pPr>
+      <w:r>
+        <w:t>B)Program ayarı</w:t>
+      </w:r>
+    </w:p>
+    <w:p>
+      <w:pPr>
+        <w:spacing w:after="0" w:line="240" w:lineRule="auto"/>
+        <w:ind w:firstLine="426"/>
+      </w:pPr>
+      <w:proofErr w:type="spellStart"/>
+      <w:r>
+        <w:t>İf</w:t>
+      </w:r>
+      <w:proofErr w:type="spellEnd"/>
+      <w:r>
+        <w:t>(D1==0)SEND&gt;</w:t>
+      </w:r>
+      <w:hyperlink r:id="rId7" w:history="1">
+        <w:r>
+          <w:rPr>
+            <w:rStyle w:val="Kpr"/>
+          </w:rPr>
+          <w:t>http://192.168.2.80|D1=0</w:t>
+        </w:r>
+      </w:hyperlink>
+      <w:r>
+        <w:t>;</w:t>
+      </w:r>
+      <w:r>
+        <w:tab/>
+        <w:t>SEND komutu ile 192.168.2.80 ip cihazına D1=0; gider.</w:t>
+      </w:r>
+    </w:p>
+    <w:p>
+      <w:pPr>
+        <w:spacing w:after="0" w:line="240" w:lineRule="auto"/>
+      </w:pPr>
+      <w:r>
+        <w:t>C)Görevi</w:t>
+      </w:r>
+    </w:p>
+    <w:p>
+      <w:pPr>
+        <w:spacing w:after="0" w:line="240" w:lineRule="auto"/>
+        <w:ind w:firstLine="426"/>
+      </w:pPr>
+      <w:r>
+        <w:t xml:space="preserve">Ağdaki başka cihaza 8080 </w:t>
+      </w:r>
+      <w:proofErr w:type="spellStart"/>
+      <w:r>
+        <w:t>portundan</w:t>
+      </w:r>
+      <w:proofErr w:type="spellEnd"/>
+      <w:r>
+        <w:t xml:space="preserve"> veri göndermek.</w:t>
+      </w:r>
     </w:p>
     <w:p>
       <w:pPr>
@@ -1956,6 +2065,17 @@
       <w:szCs w:val="16"/>
     </w:rPr>
   </w:style>
+  <w:style w:type="character" w:styleId="Kpr">
+    <w:name w:val="Hyperlink"/>
+    <w:basedOn w:val="VarsaylanParagrafYazTipi"/>
+    <w:uiPriority w:val="99"/>
+    <w:unhideWhenUsed/>
+    <w:rsid w:val="00A768CC"/>
+    <w:rPr>
+      <w:color w:val="0000FF" w:themeColor="hyperlink"/>
+      <w:u w:val="single"/>
+    </w:rPr>
+  </w:style>
 </w:styles>
 </file>
 
@@ -2053,37 +2173,6 @@
         </w:p>
       </w:docPartBody>
     </w:docPart>
-    <w:docPart>
-      <w:docPartPr>
-        <w:name w:val="11394331BE5C440B81E89AE0A71B476F"/>
-        <w:category>
-          <w:name w:val="Genel"/>
-          <w:gallery w:val="placeholder"/>
-        </w:category>
-        <w:types>
-          <w:type w:val="bbPlcHdr"/>
-        </w:types>
-        <w:behaviors>
-          <w:behavior w:val="content"/>
-        </w:behaviors>
-        <w:guid w:val="{9FA56008-292B-4FEC-986F-544745313610}"/>
-      </w:docPartPr>
-      <w:docPartBody>
-        <w:p>
-          <w:pPr>
-            <w:pStyle w:val="11394331BE5C440B81E89AE0A71B476F"/>
-          </w:pPr>
-          <w:r>
-            <w:rPr>
-              <w:color w:val="FFFFFF" w:themeColor="background1"/>
-              <w:sz w:val="48"/>
-              <w:szCs w:val="48"/>
-            </w:rPr>
-            <w:t>[Yıl]</w:t>
-          </w:r>
-        </w:p>
-      </w:docPartBody>
-    </w:docPart>
   </w:docParts>
 </w:glossaryDocument>
 </file>
@@ -2133,6 +2222,7 @@
   </w:compat>
   <w:rsids>
     <w:rsidRoot w:val="00DE0150"/>
+    <w:rsid w:val="00081B53"/>
     <w:rsid w:val="00397E76"/>
     <w:rsid w:val="0073716D"/>
     <w:rsid w:val="00A56062"/>
@@ -2693,7 +2783,7 @@
 </file>
 
 <file path=customXml/itemProps1.xml><?xml version="1.0" encoding="utf-8"?>
-<ds:datastoreItem xmlns:ds="http://schemas.openxmlformats.org/officeDocument/2006/customXml" ds:itemID="{5922877C-90D2-4B74-8B29-1C05EDB749A4}">
+<ds:datastoreItem xmlns:ds="http://schemas.openxmlformats.org/officeDocument/2006/customXml" ds:itemID="{06EDFAEB-CFDA-495C-997C-914BF586704B}">
   <ds:schemaRefs>
     <ds:schemaRef ds:uri="http://schemas.openxmlformats.org/officeDocument/2006/bibliography"/>
   </ds:schemaRefs>

--- a/Help/Turkce/lolin_tr.docx
+++ b/Help/Turkce/lolin_tr.docx
@@ -196,9 +196,6 @@
                             </w:rPr>
                             <w:alias w:val="Yıl"/>
                             <w:id w:val="16962274"/>
-                            <w:placeholder>
-                              <w:docPart w:val="11394331BE5C440B81E89AE0A71B476F"/>
-                            </w:placeholder>
                             <w:showingPlcHdr/>
                             <w:dataBinding w:prefixMappings="xmlns:ns0='http://schemas.microsoft.com/office/2006/coverPageProps'" w:xpath="/ns0:CoverPageProperties[1]/ns0:PublishDate[1]" w:storeItemID="{55AF091B-3C7A-41E3-B477-F2FDAA23CFDA}"/>
                             <w:date>
@@ -1132,54 +1129,20 @@
         <w:ind w:firstLine="426"/>
       </w:pPr>
       <w:r>
-        <w:t xml:space="preserve">HCT – </w:t>
-      </w:r>
-      <w:proofErr w:type="spellStart"/>
-      <w:r>
-        <w:t>Trig</w:t>
-      </w:r>
-      <w:proofErr w:type="spellEnd"/>
-      <w:r>
-        <w:t xml:space="preserve"> </w:t>
-      </w:r>
-      <w:proofErr w:type="spellStart"/>
+        <w:t xml:space="preserve">TRIGGER </w:t>
+      </w:r>
+      <w:proofErr w:type="spellStart"/>
+      <w:proofErr w:type="gramStart"/>
       <w:r>
         <w:t>pini</w:t>
       </w:r>
       <w:proofErr w:type="spellEnd"/>
       <w:r>
-        <w:t xml:space="preserve"> tanımlamak için. D1|TRG</w:t>
-      </w:r>
-      <w:r>
-        <w:t>|HCT|0|0|</w:t>
-      </w:r>
-      <w:r>
-        <w:t>0|</w:t>
-      </w:r>
-      <w:proofErr w:type="spellStart"/>
-      <w:r>
-        <w:t>M</w:t>
-      </w:r>
-      <w:r>
-        <w:t>t</w:t>
-      </w:r>
-      <w:proofErr w:type="spellEnd"/>
-    </w:p>
-    <w:p>
-      <w:pPr>
-        <w:spacing w:after="0" w:line="240" w:lineRule="auto"/>
-        <w:ind w:firstLine="426"/>
-      </w:pPr>
-      <w:r>
-        <w:t xml:space="preserve">HCE – </w:t>
-      </w:r>
-      <w:proofErr w:type="spellStart"/>
-      <w:r>
-        <w:t>Echo</w:t>
-      </w:r>
-      <w:proofErr w:type="spellEnd"/>
-      <w:r>
-        <w:t xml:space="preserve"> </w:t>
+        <w:t xml:space="preserve">  D1</w:t>
+      </w:r>
+      <w:proofErr w:type="gramEnd"/>
+      <w:r>
+        <w:t xml:space="preserve"> ve ECHO </w:t>
       </w:r>
       <w:proofErr w:type="spellStart"/>
       <w:r>
@@ -1187,7 +1150,7 @@
       </w:r>
       <w:proofErr w:type="spellEnd"/>
       <w:r>
-        <w:t xml:space="preserve"> tanımlamak için. D2|ECH|HCE|0|0|300|Mesafe</w:t>
+        <w:t xml:space="preserve"> D2  ise  D2|INP|HCE|D1|0|300|Mesafe</w:t>
       </w:r>
     </w:p>
     <w:p>
@@ -1561,12 +1524,12 @@
       <w:r>
         <w:t>(D1==0)SEND&gt;</w:t>
       </w:r>
-      <w:hyperlink r:id="rId7" w:history="1">
+      <w:hyperlink w:history="1">
         <w:r>
           <w:rPr>
             <w:rStyle w:val="Kpr"/>
           </w:rPr>
-          <w:t>http://192.168.2.80|D1=0</w:t>
+          <w:t>http://192.168.2.80&gt;data:D1=0</w:t>
         </w:r>
       </w:hyperlink>
       <w:r>
@@ -2144,35 +2107,6 @@
         </w:p>
       </w:docPartBody>
     </w:docPart>
-    <w:docPart>
-      <w:docPartPr>
-        <w:name w:val="1A6D09C8E672418990BB5A99E999436D"/>
-        <w:category>
-          <w:name w:val="Genel"/>
-          <w:gallery w:val="placeholder"/>
-        </w:category>
-        <w:types>
-          <w:type w:val="bbPlcHdr"/>
-        </w:types>
-        <w:behaviors>
-          <w:behavior w:val="content"/>
-        </w:behaviors>
-        <w:guid w:val="{D6A5A42F-204E-47D9-8DF8-E3187BF0FE3B}"/>
-      </w:docPartPr>
-      <w:docPartBody>
-        <w:p>
-          <w:pPr>
-            <w:pStyle w:val="1A6D09C8E672418990BB5A99E999436D"/>
-          </w:pPr>
-          <w:r>
-            <w:rPr>
-              <w:color w:val="FFFFFF" w:themeColor="background1"/>
-            </w:rPr>
-            <w:t>[Belgenin özetini buraya yazın. Özet, genellikle belgenin içeriği hakkında kısa bir bilgidir. Belgenin özetini buraya yazın. Özet, genellikle belgenin içeriği hakkında kısa bir bilgidir.]</w:t>
-          </w:r>
-        </w:p>
-      </w:docPartBody>
-    </w:docPart>
   </w:docParts>
 </w:glossaryDocument>
 </file>
@@ -2224,6 +2158,7 @@
     <w:rsidRoot w:val="00DE0150"/>
     <w:rsid w:val="00081B53"/>
     <w:rsid w:val="00397E76"/>
+    <w:rsid w:val="0072555E"/>
     <w:rsid w:val="0073716D"/>
     <w:rsid w:val="00A56062"/>
     <w:rsid w:val="00DE0150"/>
@@ -2783,7 +2718,7 @@
 </file>
 
 <file path=customXml/itemProps1.xml><?xml version="1.0" encoding="utf-8"?>
-<ds:datastoreItem xmlns:ds="http://schemas.openxmlformats.org/officeDocument/2006/customXml" ds:itemID="{06EDFAEB-CFDA-495C-997C-914BF586704B}">
+<ds:datastoreItem xmlns:ds="http://schemas.openxmlformats.org/officeDocument/2006/customXml" ds:itemID="{2472D2D6-DFC7-439A-B18B-7461C0C6D17B}">
   <ds:schemaRefs>
     <ds:schemaRef ds:uri="http://schemas.openxmlformats.org/officeDocument/2006/bibliography"/>
   </ds:schemaRefs>

--- a/Help/Turkce/lolin_tr.docx
+++ b/Help/Turkce/lolin_tr.docx
@@ -122,9 +122,6 @@
                             </w:rPr>
                             <w:alias w:val="Özet"/>
                             <w:id w:val="16962290"/>
-                            <w:placeholder>
-                              <w:docPart w:val="1A6D09C8E672418990BB5A99E999436D"/>
-                            </w:placeholder>
                             <w:showingPlcHdr/>
                             <w:dataBinding w:prefixMappings="xmlns:ns0='http://schemas.microsoft.com/office/2006/coverPageProps'" w:xpath="/ns0:CoverPageProperties[1]/ns0:Abstract[1]" w:storeItemID="{55AF091B-3C7A-41E3-B477-F2FDAA23CFDA}"/>
                             <w:text/>
@@ -1574,6 +1571,140 @@
       <w:pPr>
         <w:spacing w:after="0" w:line="240" w:lineRule="auto"/>
       </w:pPr>
+    </w:p>
+    <w:p>
+      <w:pPr>
+        <w:spacing w:after="0" w:line="240" w:lineRule="auto"/>
+      </w:pPr>
+    </w:p>
+    <w:p>
+      <w:pPr>
+        <w:spacing w:after="0" w:line="240" w:lineRule="auto"/>
+      </w:pPr>
+      <w:r>
+        <w:t>FİREBASE AYARLARI</w:t>
+      </w:r>
+    </w:p>
+    <w:p>
+      <w:pPr>
+        <w:spacing w:after="0" w:line="240" w:lineRule="auto"/>
+      </w:pPr>
+    </w:p>
+    <w:p>
+      <w:pPr>
+        <w:spacing w:after="0" w:line="240" w:lineRule="auto"/>
+      </w:pPr>
+      <w:r>
+        <w:t>FİREBASE REALTİME DATABASE:</w:t>
+      </w:r>
+    </w:p>
+    <w:p>
+      <w:pPr>
+        <w:spacing w:after="0" w:line="240" w:lineRule="auto"/>
+      </w:pPr>
+      <w:r>
+        <w:lastRenderedPageBreak/>
+        <w:t>RULES</w:t>
+      </w:r>
+    </w:p>
+    <w:p>
+      <w:pPr>
+        <w:spacing w:after="0" w:line="240" w:lineRule="auto"/>
+      </w:pPr>
+      <w:proofErr w:type="gramStart"/>
+      <w:r>
+        <w:t>{</w:t>
+      </w:r>
+      <w:proofErr w:type="gramEnd"/>
+    </w:p>
+    <w:p>
+      <w:pPr>
+        <w:spacing w:after="0" w:line="240" w:lineRule="auto"/>
+      </w:pPr>
+      <w:r>
+        <w:t xml:space="preserve">  "</w:t>
+      </w:r>
+      <w:proofErr w:type="spellStart"/>
+      <w:r>
+        <w:t>rules</w:t>
+      </w:r>
+      <w:proofErr w:type="spellEnd"/>
+      <w:r>
+        <w:t xml:space="preserve">": </w:t>
+      </w:r>
+      <w:proofErr w:type="gramStart"/>
+      <w:r>
+        <w:t>{</w:t>
+      </w:r>
+      <w:proofErr w:type="gramEnd"/>
+    </w:p>
+    <w:p>
+      <w:pPr>
+        <w:spacing w:after="0" w:line="240" w:lineRule="auto"/>
+      </w:pPr>
+      <w:r>
+        <w:t xml:space="preserve">        ".</w:t>
+      </w:r>
+      <w:proofErr w:type="spellStart"/>
+      <w:r>
+        <w:t>read</w:t>
+      </w:r>
+      <w:proofErr w:type="spellEnd"/>
+      <w:r>
+        <w:t xml:space="preserve">": </w:t>
+      </w:r>
+      <w:proofErr w:type="spellStart"/>
+      <w:r>
+        <w:t>true</w:t>
+      </w:r>
+      <w:proofErr w:type="spellEnd"/>
+      <w:r>
+        <w:t>,</w:t>
+      </w:r>
+    </w:p>
+    <w:p>
+      <w:pPr>
+        <w:spacing w:after="0" w:line="240" w:lineRule="auto"/>
+      </w:pPr>
+      <w:r>
+        <w:t xml:space="preserve">        ".</w:t>
+      </w:r>
+      <w:proofErr w:type="spellStart"/>
+      <w:r>
+        <w:t>write</w:t>
+      </w:r>
+      <w:proofErr w:type="spellEnd"/>
+      <w:r>
+        <w:t xml:space="preserve">": </w:t>
+      </w:r>
+      <w:proofErr w:type="spellStart"/>
+      <w:r>
+        <w:t>true</w:t>
+      </w:r>
+      <w:proofErr w:type="spellEnd"/>
+    </w:p>
+    <w:p>
+      <w:pPr>
+        <w:spacing w:after="0" w:line="240" w:lineRule="auto"/>
+      </w:pPr>
+      <w:r>
+        <w:t xml:space="preserve">  </w:t>
+      </w:r>
+      <w:proofErr w:type="gramStart"/>
+      <w:r>
+        <w:t>}</w:t>
+      </w:r>
+      <w:proofErr w:type="gramEnd"/>
+    </w:p>
+    <w:p>
+      <w:pPr>
+        <w:spacing w:after="0" w:line="240" w:lineRule="auto"/>
+      </w:pPr>
+      <w:proofErr w:type="gramStart"/>
+      <w:r>
+        <w:t>}</w:t>
+      </w:r>
+      <w:proofErr w:type="gramEnd"/>
     </w:p>
     <w:sectPr>
       <w:pgSz w:w="11906" w:h="16838"/>
@@ -2076,37 +2207,6 @@
         </w:p>
       </w:docPartBody>
     </w:docPart>
-    <w:docPart>
-      <w:docPartPr>
-        <w:name w:val="74E9AEFDA48D450B80F4FEE7288E3E27"/>
-        <w:category>
-          <w:name w:val="Genel"/>
-          <w:gallery w:val="placeholder"/>
-        </w:category>
-        <w:types>
-          <w:type w:val="bbPlcHdr"/>
-        </w:types>
-        <w:behaviors>
-          <w:behavior w:val="content"/>
-        </w:behaviors>
-        <w:guid w:val="{FCE519DA-DE7D-40FF-9112-092198F16CC9}"/>
-      </w:docPartPr>
-      <w:docPartBody>
-        <w:p>
-          <w:pPr>
-            <w:pStyle w:val="74E9AEFDA48D450B80F4FEE7288E3E27"/>
-          </w:pPr>
-          <w:r>
-            <w:rPr>
-              <w:color w:val="FFFFFF" w:themeColor="background1"/>
-              <w:sz w:val="40"/>
-              <w:szCs w:val="40"/>
-            </w:rPr>
-            <w:t>[Belge alt başlığını yazın]</w:t>
-          </w:r>
-        </w:p>
-      </w:docPartBody>
-    </w:docPart>
   </w:docParts>
 </w:glossaryDocument>
 </file>
@@ -2163,6 +2263,7 @@
     <w:rsid w:val="00A56062"/>
     <w:rsid w:val="00DE0150"/>
     <w:rsid w:val="00E65627"/>
+    <w:rsid w:val="00F323BE"/>
   </w:rsids>
   <m:mathPr>
     <m:mathFont m:val="Cambria Math"/>
@@ -2718,7 +2819,7 @@
 </file>
 
 <file path=customXml/itemProps1.xml><?xml version="1.0" encoding="utf-8"?>
-<ds:datastoreItem xmlns:ds="http://schemas.openxmlformats.org/officeDocument/2006/customXml" ds:itemID="{2472D2D6-DFC7-439A-B18B-7461C0C6D17B}">
+<ds:datastoreItem xmlns:ds="http://schemas.openxmlformats.org/officeDocument/2006/customXml" ds:itemID="{A57B465A-E43C-4873-BD1D-085AD672B68F}">
   <ds:schemaRefs>
     <ds:schemaRef ds:uri="http://schemas.openxmlformats.org/officeDocument/2006/bibliography"/>
   </ds:schemaRefs>

--- a/Help/Turkce/lolin_tr.docx
+++ b/Help/Turkce/lolin_tr.docx
@@ -80,9 +80,6 @@
                             </w:rPr>
                             <w:alias w:val="Alt Konu Başlığı"/>
                             <w:id w:val="16962284"/>
-                            <w:placeholder>
-                              <w:docPart w:val="74E9AEFDA48D450B80F4FEE7288E3E27"/>
-                            </w:placeholder>
                             <w:dataBinding w:prefixMappings="xmlns:ns0='http://schemas.openxmlformats.org/package/2006/metadata/core-properties' xmlns:ns1='http://purl.org/dc/elements/1.1/'" w:xpath="/ns0:coreProperties[1]/ns1:subject[1]" w:storeItemID="{6C3C8BC8-F283-45AE-878A-BAB7291924A1}"/>
                             <w:text/>
                           </w:sdtPr>
@@ -1176,6 +1173,16 @@
       <w:pPr>
         <w:spacing w:after="0" w:line="240" w:lineRule="auto"/>
       </w:pPr>
+    </w:p>
+    <w:p>
+      <w:pPr>
+        <w:spacing w:after="0" w:line="240" w:lineRule="auto"/>
+      </w:pPr>
+    </w:p>
+    <w:p>
+      <w:pPr>
+        <w:spacing w:after="0" w:line="240" w:lineRule="auto"/>
+      </w:pPr>
       <w:r>
         <w:t xml:space="preserve">BUZZER ile </w:t>
       </w:r>
@@ -1603,7 +1610,6 @@
         <w:spacing w:after="0" w:line="240" w:lineRule="auto"/>
       </w:pPr>
       <w:r>
-        <w:lastRenderedPageBreak/>
         <w:t>RULES</w:t>
       </w:r>
     </w:p>
@@ -2175,39 +2181,7 @@
 
 <file path=word/glossary/document.xml><?xml version="1.0" encoding="utf-8"?>
 <w:glossaryDocument xmlns:ve="http://schemas.openxmlformats.org/markup-compatibility/2006" xmlns:o="urn:schemas-microsoft-com:office:office" xmlns:r="http://schemas.openxmlformats.org/officeDocument/2006/relationships" xmlns:m="http://schemas.openxmlformats.org/officeDocument/2006/math" xmlns:v="urn:schemas-microsoft-com:vml" xmlns:wp="http://schemas.openxmlformats.org/drawingml/2006/wordprocessingDrawing" xmlns:w10="urn:schemas-microsoft-com:office:word" xmlns:w="http://schemas.openxmlformats.org/wordprocessingml/2006/main" xmlns:wne="http://schemas.microsoft.com/office/word/2006/wordml">
-  <w:docParts>
-    <w:docPart>
-      <w:docPartPr>
-        <w:name w:val="993D6DD1D59B412B85CFC4A3E0FCFEA0"/>
-        <w:category>
-          <w:name w:val="Genel"/>
-          <w:gallery w:val="placeholder"/>
-        </w:category>
-        <w:types>
-          <w:type w:val="bbPlcHdr"/>
-        </w:types>
-        <w:behaviors>
-          <w:behavior w:val="content"/>
-        </w:behaviors>
-        <w:guid w:val="{5B5675C1-9C22-4400-B8EF-B47A7D2C8F82}"/>
-      </w:docPartPr>
-      <w:docPartBody>
-        <w:p>
-          <w:pPr>
-            <w:pStyle w:val="993D6DD1D59B412B85CFC4A3E0FCFEA0"/>
-          </w:pPr>
-          <w:r>
-            <w:rPr>
-              <w:color w:val="FFFFFF" w:themeColor="background1"/>
-              <w:sz w:val="80"/>
-              <w:szCs w:val="80"/>
-            </w:rPr>
-            <w:t>[Belge başlığını yazın]</w:t>
-          </w:r>
-        </w:p>
-      </w:docPartBody>
-    </w:docPart>
-  </w:docParts>
+  <w:docParts/>
 </w:glossaryDocument>
 </file>
 
@@ -2260,6 +2234,7 @@
     <w:rsid w:val="00397E76"/>
     <w:rsid w:val="0072555E"/>
     <w:rsid w:val="0073716D"/>
+    <w:rsid w:val="00876BB4"/>
     <w:rsid w:val="00A56062"/>
     <w:rsid w:val="00DE0150"/>
     <w:rsid w:val="00E65627"/>
@@ -2819,7 +2794,7 @@
 </file>
 
 <file path=customXml/itemProps1.xml><?xml version="1.0" encoding="utf-8"?>
-<ds:datastoreItem xmlns:ds="http://schemas.openxmlformats.org/officeDocument/2006/customXml" ds:itemID="{A57B465A-E43C-4873-BD1D-085AD672B68F}">
+<ds:datastoreItem xmlns:ds="http://schemas.openxmlformats.org/officeDocument/2006/customXml" ds:itemID="{B4F4FAEA-850C-4AC1-8F7F-0608B7D1D2B4}">
   <ds:schemaRefs>
     <ds:schemaRef ds:uri="http://schemas.openxmlformats.org/officeDocument/2006/bibliography"/>
   </ds:schemaRefs>

--- a/Help/Turkce/lolin_tr.docx
+++ b/Help/Turkce/lolin_tr.docx
@@ -44,9 +44,6 @@
                             </w:rPr>
                             <w:alias w:val="Başlık"/>
                             <w:id w:val="16962279"/>
-                            <w:placeholder>
-                              <w:docPart w:val="993D6DD1D59B412B85CFC4A3E0FCFEA0"/>
-                            </w:placeholder>
                             <w:dataBinding w:prefixMappings="xmlns:ns0='http://schemas.openxmlformats.org/package/2006/metadata/core-properties' xmlns:ns1='http://purl.org/dc/elements/1.1/'" w:xpath="/ns0:coreProperties[1]/ns1:title[1]" w:storeItemID="{6C3C8BC8-F283-45AE-878A-BAB7291924A1}"/>
                             <w:text/>
                           </w:sdtPr>
@@ -1284,7 +1281,21 @@
         <w:spacing w:after="0" w:line="240" w:lineRule="auto"/>
       </w:pPr>
       <w:r>
-        <w:t xml:space="preserve">    Diğer cihaza program aracılığı ile ses çaldırma. </w:t>
+        <w:t xml:space="preserve"> Diğer cihaza program aracılığı ile ses çaldırma</w:t>
+      </w:r>
+      <w:r>
+        <w:t xml:space="preserve">k için </w:t>
+      </w:r>
+      <w:proofErr w:type="spellStart"/>
+      <w:r>
+        <w:t>firebaseye</w:t>
+      </w:r>
+      <w:proofErr w:type="spellEnd"/>
+      <w:r>
+        <w:t xml:space="preserve"> komut gönderme</w:t>
+      </w:r>
+      <w:r>
+        <w:t xml:space="preserve">. </w:t>
       </w:r>
     </w:p>
     <w:p>
@@ -1573,6 +1584,118 @@
       <w:pPr>
         <w:spacing w:after="0" w:line="240" w:lineRule="auto"/>
       </w:pPr>
+    </w:p>
+    <w:p>
+      <w:pPr>
+        <w:spacing w:after="0" w:line="240" w:lineRule="auto"/>
+      </w:pPr>
+      <w:proofErr w:type="spellStart"/>
+      <w:r>
+        <w:t>FiREBASE</w:t>
+      </w:r>
+      <w:proofErr w:type="spellEnd"/>
+      <w:r>
+        <w:t xml:space="preserve"> KULLANIMI</w:t>
+      </w:r>
+    </w:p>
+    <w:p>
+      <w:pPr>
+        <w:spacing w:after="0" w:line="240" w:lineRule="auto"/>
+      </w:pPr>
+    </w:p>
+    <w:p>
+      <w:pPr>
+        <w:spacing w:after="0" w:line="240" w:lineRule="auto"/>
+      </w:pPr>
+    </w:p>
+    <w:p>
+      <w:pPr>
+        <w:spacing w:after="0" w:line="240" w:lineRule="auto"/>
+      </w:pPr>
+      <w:r>
+        <w:lastRenderedPageBreak/>
+        <w:t xml:space="preserve">Diğer cihaza program aracılığı ile </w:t>
+      </w:r>
+      <w:proofErr w:type="spellStart"/>
+      <w:r>
+        <w:t>firebase</w:t>
+      </w:r>
+      <w:proofErr w:type="spellEnd"/>
+      <w:r>
+        <w:t xml:space="preserve"> üzerinden birden fazla komut gönderme. </w:t>
+      </w:r>
+    </w:p>
+    <w:p>
+      <w:pPr>
+        <w:spacing w:after="0" w:line="240" w:lineRule="auto"/>
+        <w:ind w:firstLine="284"/>
+      </w:pPr>
+      <w:r>
+        <w:t xml:space="preserve"> </w:t>
+      </w:r>
+      <w:proofErr w:type="spellStart"/>
+      <w:r>
+        <w:t>fbc</w:t>
+      </w:r>
+      <w:proofErr w:type="spellEnd"/>
+      <w:r>
+        <w:t xml:space="preserve"> fb1=/kev1/r/BAHCE;   </w:t>
+      </w:r>
+      <w:r>
+        <w:tab/>
+      </w:r>
+      <w:r>
+        <w:tab/>
+      </w:r>
+      <w:r>
+        <w:tab/>
+      </w:r>
+      <w:proofErr w:type="spellStart"/>
+      <w:r>
+        <w:t>firebase</w:t>
+      </w:r>
+      <w:proofErr w:type="spellEnd"/>
+      <w:r>
+        <w:t xml:space="preserve"> yolu kev1 cihaz adı BAHCE</w:t>
+      </w:r>
+    </w:p>
+    <w:p>
+      <w:pPr>
+        <w:spacing w:after="0" w:line="240" w:lineRule="auto"/>
+        <w:ind w:firstLine="284"/>
+      </w:pPr>
+      <w:proofErr w:type="spellStart"/>
+      <w:r>
+        <w:t>if</w:t>
+      </w:r>
+      <w:proofErr w:type="spellEnd"/>
+      <w:r>
+        <w:t xml:space="preserve">(D2&lt;24)fb1=D1:1,VR0:BUZ&gt;ABCDE               diğer cihazın D1 </w:t>
+      </w:r>
+      <w:proofErr w:type="spellStart"/>
+      <w:r>
+        <w:t>pinini</w:t>
+      </w:r>
+      <w:proofErr w:type="spellEnd"/>
+      <w:r>
+        <w:t xml:space="preserve"> 1 </w:t>
+      </w:r>
+      <w:proofErr w:type="spellStart"/>
+      <w:r>
+        <w:t>yapmsdını</w:t>
+      </w:r>
+      <w:proofErr w:type="spellEnd"/>
+      <w:r>
+        <w:t xml:space="preserve"> ve </w:t>
+      </w:r>
+      <w:proofErr w:type="spellStart"/>
+      <w:r>
+        <w:t>buzzerden</w:t>
+      </w:r>
+      <w:proofErr w:type="spellEnd"/>
+      <w:r>
+        <w:t xml:space="preserve"> nota çalmasını ister. </w:t>
+      </w:r>
     </w:p>
     <w:p>
       <w:pPr>
@@ -2177,333 +2300,6 @@
     </w:rPr>
   </w:style>
 </w:styles>
-</file>
-
-<file path=word/glossary/document.xml><?xml version="1.0" encoding="utf-8"?>
-<w:glossaryDocument xmlns:ve="http://schemas.openxmlformats.org/markup-compatibility/2006" xmlns:o="urn:schemas-microsoft-com:office:office" xmlns:r="http://schemas.openxmlformats.org/officeDocument/2006/relationships" xmlns:m="http://schemas.openxmlformats.org/officeDocument/2006/math" xmlns:v="urn:schemas-microsoft-com:vml" xmlns:wp="http://schemas.openxmlformats.org/drawingml/2006/wordprocessingDrawing" xmlns:w10="urn:schemas-microsoft-com:office:word" xmlns:w="http://schemas.openxmlformats.org/wordprocessingml/2006/main" xmlns:wne="http://schemas.microsoft.com/office/word/2006/wordml">
-  <w:docParts/>
-</w:glossaryDocument>
-</file>
-
-<file path=word/glossary/fontTable.xml><?xml version="1.0" encoding="utf-8"?>
-<w:fonts xmlns:r="http://schemas.openxmlformats.org/officeDocument/2006/relationships" xmlns:w="http://schemas.openxmlformats.org/wordprocessingml/2006/main">
-  <w:font w:name="Times New Roman">
-    <w:panose1 w:val="02020603050405020304"/>
-    <w:charset w:val="A2"/>
-    <w:family w:val="roman"/>
-    <w:pitch w:val="variable"/>
-    <w:sig w:usb0="E0002EFF" w:usb1="C000785B" w:usb2="00000009" w:usb3="00000000" w:csb0="000001FF" w:csb1="00000000"/>
-  </w:font>
-  <w:font w:name="Calibri">
-    <w:panose1 w:val="020F0502020204030204"/>
-    <w:charset w:val="A2"/>
-    <w:family w:val="swiss"/>
-    <w:pitch w:val="variable"/>
-    <w:sig w:usb0="E4002EFF" w:usb1="C200247B" w:usb2="00000009" w:usb3="00000000" w:csb0="000001FF" w:csb1="00000000"/>
-  </w:font>
-  <w:font w:name="Tahoma">
-    <w:panose1 w:val="020B0604030504040204"/>
-    <w:charset w:val="00"/>
-    <w:family w:val="swiss"/>
-    <w:notTrueType/>
-    <w:pitch w:val="variable"/>
-    <w:sig w:usb0="00000003" w:usb1="00000000" w:usb2="00000000" w:usb3="00000000" w:csb0="00000001" w:csb1="00000000"/>
-  </w:font>
-  <w:font w:name="Cambria">
-    <w:panose1 w:val="02040503050406030204"/>
-    <w:charset w:val="A2"/>
-    <w:family w:val="roman"/>
-    <w:pitch w:val="variable"/>
-    <w:sig w:usb0="E00006FF" w:usb1="420024FF" w:usb2="02000000" w:usb3="00000000" w:csb0="0000019F" w:csb1="00000000"/>
-  </w:font>
-</w:fonts>
-</file>
-
-<file path=word/glossary/settings.xml><?xml version="1.0" encoding="utf-8"?>
-<w:settings xmlns:o="urn:schemas-microsoft-com:office:office" xmlns:r="http://schemas.openxmlformats.org/officeDocument/2006/relationships" xmlns:m="http://schemas.openxmlformats.org/officeDocument/2006/math" xmlns:v="urn:schemas-microsoft-com:vml" xmlns:w10="urn:schemas-microsoft-com:office:word" xmlns:w="http://schemas.openxmlformats.org/wordprocessingml/2006/main" xmlns:sl="http://schemas.openxmlformats.org/schemaLibrary/2006/main">
-  <w:view w:val="normal"/>
-  <w:defaultTabStop w:val="708"/>
-  <w:hyphenationZone w:val="425"/>
-  <w:characterSpacingControl w:val="doNotCompress"/>
-  <w:compat>
-    <w:useFELayout/>
-  </w:compat>
-  <w:rsids>
-    <w:rsidRoot w:val="00DE0150"/>
-    <w:rsid w:val="00081B53"/>
-    <w:rsid w:val="00397E76"/>
-    <w:rsid w:val="0072555E"/>
-    <w:rsid w:val="0073716D"/>
-    <w:rsid w:val="00876BB4"/>
-    <w:rsid w:val="00A56062"/>
-    <w:rsid w:val="00DE0150"/>
-    <w:rsid w:val="00E65627"/>
-    <w:rsid w:val="00F323BE"/>
-  </w:rsids>
-  <m:mathPr>
-    <m:mathFont m:val="Cambria Math"/>
-    <m:brkBin m:val="before"/>
-    <m:brkBinSub m:val="--"/>
-    <m:smallFrac m:val="off"/>
-    <m:dispDef/>
-    <m:lMargin m:val="0"/>
-    <m:rMargin m:val="0"/>
-    <m:defJc m:val="centerGroup"/>
-    <m:wrapIndent m:val="1440"/>
-    <m:intLim m:val="subSup"/>
-    <m:naryLim m:val="undOvr"/>
-  </m:mathPr>
-  <w:themeFontLang w:val="tr-TR"/>
-  <w:clrSchemeMapping w:bg1="light1" w:t1="dark1" w:bg2="light2" w:t2="dark2" w:accent1="accent1" w:accent2="accent2" w:accent3="accent3" w:accent4="accent4" w:accent5="accent5" w:accent6="accent6" w:hyperlink="hyperlink" w:followedHyperlink="followedHyperlink"/>
-  <w:decimalSymbol w:val=","/>
-  <w:listSeparator w:val=";"/>
-</w:settings>
-</file>
-
-<file path=word/glossary/styles.xml><?xml version="1.0" encoding="utf-8"?>
-<w:styles xmlns:r="http://schemas.openxmlformats.org/officeDocument/2006/relationships" xmlns:w="http://schemas.openxmlformats.org/wordprocessingml/2006/main">
-  <w:docDefaults>
-    <w:rPrDefault>
-      <w:rPr>
-        <w:rFonts w:asciiTheme="minorHAnsi" w:eastAsiaTheme="minorEastAsia" w:hAnsiTheme="minorHAnsi" w:cstheme="minorBidi"/>
-        <w:sz w:val="22"/>
-        <w:szCs w:val="22"/>
-        <w:lang w:val="tr-TR" w:eastAsia="tr-TR" w:bidi="ar-SA"/>
-      </w:rPr>
-    </w:rPrDefault>
-    <w:pPrDefault>
-      <w:pPr>
-        <w:spacing w:after="200" w:line="276" w:lineRule="auto"/>
-      </w:pPr>
-    </w:pPrDefault>
-  </w:docDefaults>
-  <w:latentStyles w:defLockedState="0" w:defUIPriority="99" w:defSemiHidden="1" w:defUnhideWhenUsed="1" w:defQFormat="0" w:count="267">
-    <w:lsdException w:name="Normal" w:semiHidden="0" w:uiPriority="0" w:unhideWhenUsed="0" w:qFormat="1"/>
-    <w:lsdException w:name="heading 1" w:semiHidden="0" w:uiPriority="9" w:unhideWhenUsed="0" w:qFormat="1"/>
-    <w:lsdException w:name="heading 2" w:uiPriority="9" w:qFormat="1"/>
-    <w:lsdException w:name="heading 3" w:uiPriority="9" w:qFormat="1"/>
-    <w:lsdException w:name="heading 4" w:uiPriority="9" w:qFormat="1"/>
-    <w:lsdException w:name="heading 5" w:uiPriority="9" w:qFormat="1"/>
-    <w:lsdException w:name="heading 6" w:uiPriority="9" w:qFormat="1"/>
-    <w:lsdException w:name="heading 7" w:uiPriority="9" w:qFormat="1"/>
-    <w:lsdException w:name="heading 8" w:uiPriority="9" w:qFormat="1"/>
-    <w:lsdException w:name="heading 9" w:uiPriority="9" w:qFormat="1"/>
-    <w:lsdException w:name="toc 1" w:uiPriority="39"/>
-    <w:lsdException w:name="toc 2" w:uiPriority="39"/>
-    <w:lsdException w:name="toc 3" w:uiPriority="39"/>
-    <w:lsdException w:name="toc 4" w:uiPriority="39"/>
-    <w:lsdException w:name="toc 5" w:uiPriority="39"/>
-    <w:lsdException w:name="toc 6" w:uiPriority="39"/>
-    <w:lsdException w:name="toc 7" w:uiPriority="39"/>
-    <w:lsdException w:name="toc 8" w:uiPriority="39"/>
-    <w:lsdException w:name="toc 9" w:uiPriority="39"/>
-    <w:lsdException w:name="caption" w:uiPriority="35" w:qFormat="1"/>
-    <w:lsdException w:name="Title" w:semiHidden="0" w:uiPriority="10" w:unhideWhenUsed="0" w:qFormat="1"/>
-    <w:lsdException w:name="Default Paragraph Font" w:uiPriority="1"/>
-    <w:lsdException w:name="Subtitle" w:semiHidden="0" w:uiPriority="11" w:unhideWhenUsed="0" w:qFormat="1"/>
-    <w:lsdException w:name="Strong" w:semiHidden="0" w:uiPriority="22" w:unhideWhenUsed="0" w:qFormat="1"/>
-    <w:lsdException w:name="Emphasis" w:semiHidden="0" w:uiPriority="20" w:unhideWhenUsed="0" w:qFormat="1"/>
-    <w:lsdException w:name="Table Grid" w:semiHidden="0" w:uiPriority="59" w:unhideWhenUsed="0"/>
-    <w:lsdException w:name="Placeholder Text" w:unhideWhenUsed="0"/>
-    <w:lsdException w:name="No Spacing" w:semiHidden="0" w:uiPriority="1" w:unhideWhenUsed="0" w:qFormat="1"/>
-    <w:lsdException w:name="Light Shading" w:semiHidden="0" w:uiPriority="60" w:unhideWhenUsed="0"/>
-    <w:lsdException w:name="Light List" w:semiHidden="0" w:uiPriority="61" w:unhideWhenUsed="0"/>
-    <w:lsdException w:name="Light Grid" w:semiHidden="0" w:uiPriority="62" w:unhideWhenUsed="0"/>
-    <w:lsdException w:name="Medium Shading 1" w:semiHidden="0" w:uiPriority="63" w:unhideWhenUsed="0"/>
-    <w:lsdException w:name="Medium Shading 2" w:semiHidden="0" w:uiPriority="64" w:unhideWhenUsed="0"/>
-    <w:lsdException w:name="Medium List 1" w:semiHidden="0" w:uiPriority="65" w:unhideWhenUsed="0"/>
-    <w:lsdException w:name="Medium List 2" w:semiHidden="0" w:uiPriority="66" w:unhideWhenUsed="0"/>
-    <w:lsdException w:name="Medium Grid 1" w:semiHidden="0" w:uiPriority="67" w:unhideWhenUsed="0"/>
-    <w:lsdException w:name="Medium Grid 2" w:semiHidden="0" w:uiPriority="68" w:unhideWhenUsed="0"/>
-    <w:lsdException w:name="Medium Grid 3" w:semiHidden="0" w:uiPriority="69" w:unhideWhenUsed="0"/>
-    <w:lsdException w:name="Dark List" w:semiHidden="0" w:uiPriority="70" w:unhideWhenUsed="0"/>
-    <w:lsdException w:name="Colorful Shading" w:semiHidden="0" w:uiPriority="71" w:unhideWhenUsed="0"/>
-    <w:lsdException w:name="Colorful List" w:semiHidden="0" w:uiPriority="72" w:unhideWhenUsed="0"/>
-    <w:lsdException w:name="Colorful Grid" w:semiHidden="0" w:uiPriority="73" w:unhideWhenUsed="0"/>
-    <w:lsdException w:name="Light Shading Accent 1" w:semiHidden="0" w:uiPriority="60" w:unhideWhenUsed="0"/>
-    <w:lsdException w:name="Light List Accent 1" w:semiHidden="0" w:uiPriority="61" w:unhideWhenUsed="0"/>
-    <w:lsdException w:name="Light Grid Accent 1" w:semiHidden="0" w:uiPriority="62" w:unhideWhenUsed="0"/>
-    <w:lsdException w:name="Medium Shading 1 Accent 1" w:semiHidden="0" w:uiPriority="63" w:unhideWhenUsed="0"/>
-    <w:lsdException w:name="Medium Shading 2 Accent 1" w:semiHidden="0" w:uiPriority="64" w:unhideWhenUsed="0"/>
-    <w:lsdException w:name="Medium List 1 Accent 1" w:semiHidden="0" w:uiPriority="65" w:unhideWhenUsed="0"/>
-    <w:lsdException w:name="Revision" w:unhideWhenUsed="0"/>
-    <w:lsdException w:name="List Paragraph" w:semiHidden="0" w:uiPriority="34" w:unhideWhenUsed="0" w:qFormat="1"/>
-    <w:lsdException w:name="Quote" w:semiHidden="0" w:uiPriority="29" w:unhideWhenUsed="0" w:qFormat="1"/>
-    <w:lsdException w:name="Intense Quote" w:semiHidden="0" w:uiPriority="30" w:unhideWhenUsed="0" w:qFormat="1"/>
-    <w:lsdException w:name="Medium List 2 Accent 1" w:semiHidden="0" w:uiPriority="66" w:unhideWhenUsed="0"/>
-    <w:lsdException w:name="Medium Grid 1 Accent 1" w:semiHidden="0" w:uiPriority="67" w:unhideWhenUsed="0"/>
-    <w:lsdException w:name="Medium Grid 2 Accent 1" w:semiHidden="0" w:uiPriority="68" w:unhideWhenUsed="0"/>
-    <w:lsdException w:name="Medium Grid 3 Accent 1" w:semiHidden="0" w:uiPriority="69" w:unhideWhenUsed="0"/>
-    <w:lsdException w:name="Dark List Accent 1" w:semiHidden="0" w:uiPriority="70" w:unhideWhenUsed="0"/>
-    <w:lsdException w:name="Colorful Shading Accent 1" w:semiHidden="0" w:uiPriority="71" w:unhideWhenUsed="0"/>
-    <w:lsdException w:name="Colorful List Accent 1" w:semiHidden="0" w:uiPriority="72" w:unhideWhenUsed="0"/>
-    <w:lsdException w:name="Colorful Grid Accent 1" w:semiHidden="0" w:uiPriority="73" w:unhideWhenUsed="0"/>
-    <w:lsdException w:name="Light Shading Accent 2" w:semiHidden="0" w:uiPriority="60" w:unhideWhenUsed="0"/>
-    <w:lsdException w:name="Light List Accent 2" w:semiHidden="0" w:uiPriority="61" w:unhideWhenUsed="0"/>
-    <w:lsdException w:name="Light Grid Accent 2" w:semiHidden="0" w:uiPriority="62" w:unhideWhenUsed="0"/>
-    <w:lsdException w:name="Medium Shading 1 Accent 2" w:semiHidden="0" w:uiPriority="63" w:unhideWhenUsed="0"/>
-    <w:lsdException w:name="Medium Shading 2 Accent 2" w:semiHidden="0" w:uiPriority="64" w:unhideWhenUsed="0"/>
-    <w:lsdException w:name="Medium List 1 Accent 2" w:semiHidden="0" w:uiPriority="65" w:unhideWhenUsed="0"/>
-    <w:lsdException w:name="Medium List 2 Accent 2" w:semiHidden="0" w:uiPriority="66" w:unhideWhenUsed="0"/>
-    <w:lsdException w:name="Medium Grid 1 Accent 2" w:semiHidden="0" w:uiPriority="67" w:unhideWhenUsed="0"/>
-    <w:lsdException w:name="Medium Grid 2 Accent 2" w:semiHidden="0" w:uiPriority="68" w:unhideWhenUsed="0"/>
-    <w:lsdException w:name="Medium Grid 3 Accent 2" w:semiHidden="0" w:uiPriority="69" w:unhideWhenUsed="0"/>
-    <w:lsdException w:name="Dark List Accent 2" w:semiHidden="0" w:uiPriority="70" w:unhideWhenUsed="0"/>
-    <w:lsdException w:name="Colorful Shading Accent 2" w:semiHidden="0" w:uiPriority="71" w:unhideWhenUsed="0"/>
-    <w:lsdException w:name="Colorful List Accent 2" w:semiHidden="0" w:uiPriority="72" w:unhideWhenUsed="0"/>
-    <w:lsdException w:name="Colorful Grid Accent 2" w:semiHidden="0" w:uiPriority="73" w:unhideWhenUsed="0"/>
-    <w:lsdException w:name="Light Shading Accent 3" w:semiHidden="0" w:uiPriority="60" w:unhideWhenUsed="0"/>
-    <w:lsdException w:name="Light List Accent 3" w:semiHidden="0" w:uiPriority="61" w:unhideWhenUsed="0"/>
-    <w:lsdException w:name="Light Grid Accent 3" w:semiHidden="0" w:uiPriority="62" w:unhideWhenUsed="0"/>
-    <w:lsdException w:name="Medium Shading 1 Accent 3" w:semiHidden="0" w:uiPriority="63" w:unhideWhenUsed="0"/>
-    <w:lsdException w:name="Medium Shading 2 Accent 3" w:semiHidden="0" w:uiPriority="64" w:unhideWhenUsed="0"/>
-    <w:lsdException w:name="Medium List 1 Accent 3" w:semiHidden="0" w:uiPriority="65" w:unhideWhenUsed="0"/>
-    <w:lsdException w:name="Medium List 2 Accent 3" w:semiHidden="0" w:uiPriority="66" w:unhideWhenUsed="0"/>
-    <w:lsdException w:name="Medium Grid 1 Accent 3" w:semiHidden="0" w:uiPriority="67" w:unhideWhenUsed="0"/>
-    <w:lsdException w:name="Medium Grid 2 Accent 3" w:semiHidden="0" w:uiPriority="68" w:unhideWhenUsed="0"/>
-    <w:lsdException w:name="Medium Grid 3 Accent 3" w:semiHidden="0" w:uiPriority="69" w:unhideWhenUsed="0"/>
-    <w:lsdException w:name="Dark List Accent 3" w:semiHidden="0" w:uiPriority="70" w:unhideWhenUsed="0"/>
-    <w:lsdException w:name="Colorful Shading Accent 3" w:semiHidden="0" w:uiPriority="71" w:unhideWhenUsed="0"/>
-    <w:lsdException w:name="Colorful List Accent 3" w:semiHidden="0" w:uiPriority="72" w:unhideWhenUsed="0"/>
-    <w:lsdException w:name="Colorful Grid Accent 3" w:semiHidden="0" w:uiPriority="73" w:unhideWhenUsed="0"/>
-    <w:lsdException w:name="Light Shading Accent 4" w:semiHidden="0" w:uiPriority="60" w:unhideWhenUsed="0"/>
-    <w:lsdException w:name="Light List Accent 4" w:semiHidden="0" w:uiPriority="61" w:unhideWhenUsed="0"/>
-    <w:lsdException w:name="Light Grid Accent 4" w:semiHidden="0" w:uiPriority="62" w:unhideWhenUsed="0"/>
-    <w:lsdException w:name="Medium Shading 1 Accent 4" w:semiHidden="0" w:uiPriority="63" w:unhideWhenUsed="0"/>
-    <w:lsdException w:name="Medium Shading 2 Accent 4" w:semiHidden="0" w:uiPriority="64" w:unhideWhenUsed="0"/>
-    <w:lsdException w:name="Medium List 1 Accent 4" w:semiHidden="0" w:uiPriority="65" w:unhideWhenUsed="0"/>
-    <w:lsdException w:name="Medium List 2 Accent 4" w:semiHidden="0" w:uiPriority="66" w:unhideWhenUsed="0"/>
-    <w:lsdException w:name="Medium Grid 1 Accent 4" w:semiHidden="0" w:uiPriority="67" w:unhideWhenUsed="0"/>
-    <w:lsdException w:name="Medium Grid 2 Accent 4" w:semiHidden="0" w:uiPriority="68" w:unhideWhenUsed="0"/>
-    <w:lsdException w:name="Medium Grid 3 Accent 4" w:semiHidden="0" w:uiPriority="69" w:unhideWhenUsed="0"/>
-    <w:lsdException w:name="Dark List Accent 4" w:semiHidden="0" w:uiPriority="70" w:unhideWhenUsed="0"/>
-    <w:lsdException w:name="Colorful Shading Accent 4" w:semiHidden="0" w:uiPriority="71" w:unhideWhenUsed="0"/>
-    <w:lsdException w:name="Colorful List Accent 4" w:semiHidden="0" w:uiPriority="72" w:unhideWhenUsed="0"/>
-    <w:lsdException w:name="Colorful Grid Accent 4" w:semiHidden="0" w:uiPriority="73" w:unhideWhenUsed="0"/>
-    <w:lsdException w:name="Light Shading Accent 5" w:semiHidden="0" w:uiPriority="60" w:unhideWhenUsed="0"/>
-    <w:lsdException w:name="Light List Accent 5" w:semiHidden="0" w:uiPriority="61" w:unhideWhenUsed="0"/>
-    <w:lsdException w:name="Light Grid Accent 5" w:semiHidden="0" w:uiPriority="62" w:unhideWhenUsed="0"/>
-    <w:lsdException w:name="Medium Shading 1 Accent 5" w:semiHidden="0" w:uiPriority="63" w:unhideWhenUsed="0"/>
-    <w:lsdException w:name="Medium Shading 2 Accent 5" w:semiHidden="0" w:uiPriority="64" w:unhideWhenUsed="0"/>
-    <w:lsdException w:name="Medium List 1 Accent 5" w:semiHidden="0" w:uiPriority="65" w:unhideWhenUsed="0"/>
-    <w:lsdException w:name="Medium List 2 Accent 5" w:semiHidden="0" w:uiPriority="66" w:unhideWhenUsed="0"/>
-    <w:lsdException w:name="Medium Grid 1 Accent 5" w:semiHidden="0" w:uiPriority="67" w:unhideWhenUsed="0"/>
-    <w:lsdException w:name="Medium Grid 2 Accent 5" w:semiHidden="0" w:uiPriority="68" w:unhideWhenUsed="0"/>
-    <w:lsdException w:name="Medium Grid 3 Accent 5" w:semiHidden="0" w:uiPriority="69" w:unhideWhenUsed="0"/>
-    <w:lsdException w:name="Dark List Accent 5" w:semiHidden="0" w:uiPriority="70" w:unhideWhenUsed="0"/>
-    <w:lsdException w:name="Colorful Shading Accent 5" w:semiHidden="0" w:uiPriority="71" w:unhideWhenUsed="0"/>
-    <w:lsdException w:name="Colorful List Accent 5" w:semiHidden="0" w:uiPriority="72" w:unhideWhenUsed="0"/>
-    <w:lsdException w:name="Colorful Grid Accent 5" w:semiHidden="0" w:uiPriority="73" w:unhideWhenUsed="0"/>
-    <w:lsdException w:name="Light Shading Accent 6" w:semiHidden="0" w:uiPriority="60" w:unhideWhenUsed="0"/>
-    <w:lsdException w:name="Light List Accent 6" w:semiHidden="0" w:uiPriority="61" w:unhideWhenUsed="0"/>
-    <w:lsdException w:name="Light Grid Accent 6" w:semiHidden="0" w:uiPriority="62" w:unhideWhenUsed="0"/>
-    <w:lsdException w:name="Medium Shading 1 Accent 6" w:semiHidden="0" w:uiPriority="63" w:unhideWhenUsed="0"/>
-    <w:lsdException w:name="Medium Shading 2 Accent 6" w:semiHidden="0" w:uiPriority="64" w:unhideWhenUsed="0"/>
-    <w:lsdException w:name="Medium List 1 Accent 6" w:semiHidden="0" w:uiPriority="65" w:unhideWhenUsed="0"/>
-    <w:lsdException w:name="Medium List 2 Accent 6" w:semiHidden="0" w:uiPriority="66" w:unhideWhenUsed="0"/>
-    <w:lsdException w:name="Medium Grid 1 Accent 6" w:semiHidden="0" w:uiPriority="67" w:unhideWhenUsed="0"/>
-    <w:lsdException w:name="Medium Grid 2 Accent 6" w:semiHidden="0" w:uiPriority="68" w:unhideWhenUsed="0"/>
-    <w:lsdException w:name="Medium Grid 3 Accent 6" w:semiHidden="0" w:uiPriority="69" w:unhideWhenUsed="0"/>
-    <w:lsdException w:name="Dark List Accent 6" w:semiHidden="0" w:uiPriority="70" w:unhideWhenUsed="0"/>
-    <w:lsdException w:name="Colorful Shading Accent 6" w:semiHidden="0" w:uiPriority="71" w:unhideWhenUsed="0"/>
-    <w:lsdException w:name="Colorful List Accent 6" w:semiHidden="0" w:uiPriority="72" w:unhideWhenUsed="0"/>
-    <w:lsdException w:name="Colorful Grid Accent 6" w:semiHidden="0" w:uiPriority="73" w:unhideWhenUsed="0"/>
-    <w:lsdException w:name="Subtle Emphasis" w:semiHidden="0" w:uiPriority="19" w:unhideWhenUsed="0" w:qFormat="1"/>
-    <w:lsdException w:name="Intense Emphasis" w:semiHidden="0" w:uiPriority="21" w:unhideWhenUsed="0" w:qFormat="1"/>
-    <w:lsdException w:name="Subtle Reference" w:semiHidden="0" w:uiPriority="31" w:unhideWhenUsed="0" w:qFormat="1"/>
-    <w:lsdException w:name="Intense Reference" w:semiHidden="0" w:uiPriority="32" w:unhideWhenUsed="0" w:qFormat="1"/>
-    <w:lsdException w:name="Book Title" w:semiHidden="0" w:uiPriority="33" w:unhideWhenUsed="0" w:qFormat="1"/>
-    <w:lsdException w:name="Bibliography" w:uiPriority="37"/>
-    <w:lsdException w:name="TOC Heading" w:uiPriority="39" w:qFormat="1"/>
-  </w:latentStyles>
-  <w:style w:type="paragraph" w:default="1" w:styleId="Normal">
-    <w:name w:val="Normal"/>
-    <w:qFormat/>
-    <w:rsid w:val="00E65627"/>
-  </w:style>
-  <w:style w:type="character" w:default="1" w:styleId="VarsaylanParagrafYazTipi">
-    <w:name w:val="Default Paragraph Font"/>
-    <w:uiPriority w:val="1"/>
-    <w:semiHidden/>
-    <w:unhideWhenUsed/>
-  </w:style>
-  <w:style w:type="table" w:default="1" w:styleId="NormalTablo">
-    <w:name w:val="Normal Table"/>
-    <w:uiPriority w:val="99"/>
-    <w:semiHidden/>
-    <w:unhideWhenUsed/>
-    <w:qFormat/>
-    <w:tblPr>
-      <w:tblInd w:w="0" w:type="dxa"/>
-      <w:tblCellMar>
-        <w:top w:w="0" w:type="dxa"/>
-        <w:left w:w="108" w:type="dxa"/>
-        <w:bottom w:w="0" w:type="dxa"/>
-        <w:right w:w="108" w:type="dxa"/>
-      </w:tblCellMar>
-    </w:tblPr>
-  </w:style>
-  <w:style w:type="numbering" w:default="1" w:styleId="ListeYok">
-    <w:name w:val="No List"/>
-    <w:uiPriority w:val="99"/>
-    <w:semiHidden/>
-    <w:unhideWhenUsed/>
-  </w:style>
-  <w:style w:type="paragraph" w:customStyle="1" w:styleId="D4650E9945E64439BDB6045D0B4EE87D">
-    <w:name w:val="D4650E9945E64439BDB6045D0B4EE87D"/>
-    <w:rsid w:val="00DE0150"/>
-  </w:style>
-  <w:style w:type="paragraph" w:customStyle="1" w:styleId="5CFEFCD9FBB74D94BD4B7829C04CF08B">
-    <w:name w:val="5CFEFCD9FBB74D94BD4B7829C04CF08B"/>
-    <w:rsid w:val="00DE0150"/>
-  </w:style>
-  <w:style w:type="paragraph" w:customStyle="1" w:styleId="2C580057494545C7B0ED7C28C7883C76">
-    <w:name w:val="2C580057494545C7B0ED7C28C7883C76"/>
-    <w:rsid w:val="00DE0150"/>
-  </w:style>
-  <w:style w:type="paragraph" w:customStyle="1" w:styleId="2E742396ABB64E409EFF3A18FBED882F">
-    <w:name w:val="2E742396ABB64E409EFF3A18FBED882F"/>
-    <w:rsid w:val="00DE0150"/>
-  </w:style>
-  <w:style w:type="paragraph" w:customStyle="1" w:styleId="CB178E21CAE24DE19E531DE29CE7C208">
-    <w:name w:val="CB178E21CAE24DE19E531DE29CE7C208"/>
-    <w:rsid w:val="00DE0150"/>
-  </w:style>
-  <w:style w:type="paragraph" w:customStyle="1" w:styleId="993D6DD1D59B412B85CFC4A3E0FCFEA0">
-    <w:name w:val="993D6DD1D59B412B85CFC4A3E0FCFEA0"/>
-    <w:rsid w:val="00DE0150"/>
-  </w:style>
-  <w:style w:type="paragraph" w:customStyle="1" w:styleId="74E9AEFDA48D450B80F4FEE7288E3E27">
-    <w:name w:val="74E9AEFDA48D450B80F4FEE7288E3E27"/>
-    <w:rsid w:val="00DE0150"/>
-  </w:style>
-  <w:style w:type="paragraph" w:customStyle="1" w:styleId="1A6D09C8E672418990BB5A99E999436D">
-    <w:name w:val="1A6D09C8E672418990BB5A99E999436D"/>
-    <w:rsid w:val="00DE0150"/>
-  </w:style>
-  <w:style w:type="paragraph" w:customStyle="1" w:styleId="11394331BE5C440B81E89AE0A71B476F">
-    <w:name w:val="11394331BE5C440B81E89AE0A71B476F"/>
-    <w:rsid w:val="00DE0150"/>
-  </w:style>
-  <w:style w:type="paragraph" w:customStyle="1" w:styleId="D4F3256FBB824472B6BB68A5AF53B8EA">
-    <w:name w:val="D4F3256FBB824472B6BB68A5AF53B8EA"/>
-    <w:rsid w:val="00DE0150"/>
-  </w:style>
-  <w:style w:type="paragraph" w:customStyle="1" w:styleId="4732B049B53343E985E0166B9FAD90A4">
-    <w:name w:val="4732B049B53343E985E0166B9FAD90A4"/>
-    <w:rsid w:val="00DE0150"/>
-  </w:style>
-  <w:style w:type="paragraph" w:customStyle="1" w:styleId="801682EE85B248ADB2EDBF5057F479AF">
-    <w:name w:val="801682EE85B248ADB2EDBF5057F479AF"/>
-    <w:rsid w:val="00DE0150"/>
-  </w:style>
-</w:styles>
-</file>
-
-<file path=word/glossary/webSettings.xml><?xml version="1.0" encoding="utf-8"?>
-<w:webSettings xmlns:r="http://schemas.openxmlformats.org/officeDocument/2006/relationships" xmlns:w="http://schemas.openxmlformats.org/wordprocessingml/2006/main">
-  <w:optimizeForBrowser/>
-</w:webSettings>
 </file>
 
 <file path=word/theme/theme1.xml><?xml version="1.0" encoding="utf-8"?>
@@ -2794,7 +2590,7 @@
 </file>
 
 <file path=customXml/itemProps1.xml><?xml version="1.0" encoding="utf-8"?>
-<ds:datastoreItem xmlns:ds="http://schemas.openxmlformats.org/officeDocument/2006/customXml" ds:itemID="{B4F4FAEA-850C-4AC1-8F7F-0608B7D1D2B4}">
+<ds:datastoreItem xmlns:ds="http://schemas.openxmlformats.org/officeDocument/2006/customXml" ds:itemID="{99BA64BF-2A2C-4AB4-8405-1DB9E19EB889}">
   <ds:schemaRefs>
     <ds:schemaRef ds:uri="http://schemas.openxmlformats.org/officeDocument/2006/bibliography"/>
   </ds:schemaRefs>

--- a/Help/Turkce/lolin_tr.docx
+++ b/Help/Turkce/lolin_tr.docx
@@ -1120,20 +1120,36 @@
         <w:ind w:firstLine="426"/>
       </w:pPr>
       <w:r>
+        <w:t>D2|INP|HCE|D1|</w:t>
+      </w:r>
+      <w:r>
+        <w:t>0</w:t>
+      </w:r>
+      <w:r>
+        <w:t>|</w:t>
+      </w:r>
+      <w:r>
+        <w:t>0</w:t>
+      </w:r>
+      <w:r>
+        <w:t xml:space="preserve">|Mesafe </w:t>
+      </w:r>
+    </w:p>
+    <w:p>
+      <w:pPr>
+        <w:spacing w:after="0" w:line="240" w:lineRule="auto"/>
+        <w:ind w:firstLine="426"/>
+      </w:pPr>
+      <w:r>
         <w:t xml:space="preserve">TRIGGER </w:t>
       </w:r>
       <w:proofErr w:type="spellStart"/>
-      <w:proofErr w:type="gramStart"/>
       <w:r>
         <w:t>pini</w:t>
       </w:r>
       <w:proofErr w:type="spellEnd"/>
       <w:r>
-        <w:t xml:space="preserve">  D1</w:t>
-      </w:r>
-      <w:proofErr w:type="gramEnd"/>
-      <w:r>
-        <w:t xml:space="preserve"> ve ECHO </w:t>
+        <w:t xml:space="preserve">  D1 ve ECHO </w:t>
       </w:r>
       <w:proofErr w:type="spellStart"/>
       <w:r>
@@ -1141,7 +1157,10 @@
       </w:r>
       <w:proofErr w:type="spellEnd"/>
       <w:r>
-        <w:t xml:space="preserve"> D2  ise  D2|INP|HCE|D1|0|300|Mesafe</w:t>
+        <w:t xml:space="preserve"> </w:t>
+      </w:r>
+      <w:r>
+        <w:t>D2 iken örnek yukarıdadır.</w:t>
       </w:r>
     </w:p>
     <w:p>
@@ -1613,7 +1632,6 @@
         <w:spacing w:after="0" w:line="240" w:lineRule="auto"/>
       </w:pPr>
       <w:r>
-        <w:lastRenderedPageBreak/>
         <w:t xml:space="preserve">Diğer cihaza program aracılığı ile </w:t>
       </w:r>
       <w:proofErr w:type="spellStart"/>
@@ -2590,7 +2608,7 @@
 </file>
 
 <file path=customXml/itemProps1.xml><?xml version="1.0" encoding="utf-8"?>
-<ds:datastoreItem xmlns:ds="http://schemas.openxmlformats.org/officeDocument/2006/customXml" ds:itemID="{99BA64BF-2A2C-4AB4-8405-1DB9E19EB889}">
+<ds:datastoreItem xmlns:ds="http://schemas.openxmlformats.org/officeDocument/2006/customXml" ds:itemID="{CBD4BB18-41CB-450B-B1F7-441F89366AEC}">
   <ds:schemaRefs>
     <ds:schemaRef ds:uri="http://schemas.openxmlformats.org/officeDocument/2006/bibliography"/>
   </ds:schemaRefs>

--- a/Help/Turkce/lolin_tr.docx
+++ b/Help/Turkce/lolin_tr.docx
@@ -1563,7 +1563,7 @@
           <w:rPr>
             <w:rStyle w:val="Kpr"/>
           </w:rPr>
-          <w:t>http://192.168.2.80&gt;data:D1=0</w:t>
+          <w:t>http://192.168.2.80&gt;data:D1:0</w:t>
         </w:r>
       </w:hyperlink>
       <w:r>
@@ -1571,7 +1571,13 @@
       </w:r>
       <w:r>
         <w:tab/>
-        <w:t>SEND komutu ile 192.168.2.80 ip cihazına D1=0; gider.</w:t>
+        <w:t>SEND komutu ile 192.168.2.80 ip cihazına D1</w:t>
+      </w:r>
+      <w:r>
+        <w:t xml:space="preserve">’e </w:t>
+      </w:r>
+      <w:r>
+        <w:t>0; gider.</w:t>
       </w:r>
     </w:p>
     <w:p>
@@ -1598,6 +1604,292 @@
       <w:r>
         <w:t xml:space="preserve"> veri göndermek.</w:t>
       </w:r>
+    </w:p>
+    <w:p>
+      <w:pPr>
+        <w:spacing w:after="0" w:line="240" w:lineRule="auto"/>
+        <w:ind w:firstLine="426"/>
+      </w:pPr>
+    </w:p>
+    <w:p>
+      <w:pPr>
+        <w:spacing w:after="0" w:line="240" w:lineRule="auto"/>
+        <w:ind w:firstLine="426"/>
+      </w:pPr>
+    </w:p>
+    <w:p>
+      <w:pPr>
+        <w:spacing w:after="0" w:line="240" w:lineRule="auto"/>
+        <w:ind w:firstLine="426"/>
+      </w:pPr>
+      <w:r>
+        <w:t>URL Örneği:</w:t>
+      </w:r>
+      <w:r>
+        <w:tab/>
+      </w:r>
+      <w:r>
+        <w:t xml:space="preserve"> </w:t>
+      </w:r>
+      <w:r>
+        <w:t>http://192.168.2.83/SEND&gt;data:D3:1,D4:1,</w:t>
+      </w:r>
+    </w:p>
+    <w:p>
+      <w:pPr>
+        <w:spacing w:after="0" w:line="240" w:lineRule="auto"/>
+        <w:ind w:firstLine="426"/>
+      </w:pPr>
+      <w:r>
+        <w:tab/>
+      </w:r>
+      <w:r>
+        <w:tab/>
+      </w:r>
+      <w:r>
+        <w:tab/>
+        <w:t xml:space="preserve"> </w:t>
+      </w:r>
+      <w:r>
+        <w:t>http://192.168.2.83/SEND&gt;http://192.168.2.97,</w:t>
+      </w:r>
+      <w:proofErr w:type="gramStart"/>
+      <w:r>
+        <w:t>data</w:t>
+      </w:r>
+      <w:proofErr w:type="gramEnd"/>
+      <w:r>
+        <w:t>:D3:0,D4:0,</w:t>
+      </w:r>
+    </w:p>
+    <w:p>
+      <w:pPr>
+        <w:spacing w:after="0" w:line="240" w:lineRule="auto"/>
+        <w:ind w:firstLine="426"/>
+      </w:pPr>
+    </w:p>
+    <w:p>
+      <w:pPr>
+        <w:spacing w:after="0" w:line="240" w:lineRule="auto"/>
+        <w:ind w:firstLine="426"/>
+      </w:pPr>
+    </w:p>
+    <w:p>
+      <w:pPr>
+        <w:spacing w:after="0" w:line="240" w:lineRule="auto"/>
+        <w:ind w:firstLine="426"/>
+      </w:pPr>
+    </w:p>
+    <w:p>
+      <w:pPr>
+        <w:spacing w:after="0" w:line="240" w:lineRule="auto"/>
+        <w:ind w:firstLine="426"/>
+      </w:pPr>
+    </w:p>
+    <w:p>
+      <w:pPr>
+        <w:spacing w:after="0" w:line="240" w:lineRule="auto"/>
+        <w:ind w:firstLine="426"/>
+      </w:pPr>
+    </w:p>
+    <w:p>
+      <w:pPr>
+        <w:spacing w:after="0" w:line="240" w:lineRule="auto"/>
+        <w:ind w:firstLine="426"/>
+      </w:pPr>
+    </w:p>
+    <w:p>
+      <w:pPr>
+        <w:spacing w:after="0" w:line="240" w:lineRule="auto"/>
+        <w:ind w:firstLine="426"/>
+      </w:pPr>
+    </w:p>
+    <w:p>
+      <w:pPr>
+        <w:spacing w:after="0" w:line="240" w:lineRule="auto"/>
+        <w:ind w:firstLine="426"/>
+      </w:pPr>
+    </w:p>
+    <w:p>
+      <w:pPr>
+        <w:spacing w:after="0" w:line="240" w:lineRule="auto"/>
+        <w:ind w:firstLine="426"/>
+      </w:pPr>
+    </w:p>
+    <w:p>
+      <w:pPr>
+        <w:spacing w:after="0" w:line="240" w:lineRule="auto"/>
+        <w:ind w:firstLine="426"/>
+      </w:pPr>
+    </w:p>
+    <w:p>
+      <w:pPr>
+        <w:spacing w:after="0" w:line="240" w:lineRule="auto"/>
+        <w:ind w:firstLine="426"/>
+      </w:pPr>
+    </w:p>
+    <w:p>
+      <w:pPr>
+        <w:spacing w:after="0" w:line="240" w:lineRule="auto"/>
+        <w:ind w:firstLine="426"/>
+      </w:pPr>
+    </w:p>
+    <w:p>
+      <w:pPr>
+        <w:spacing w:after="0" w:line="240" w:lineRule="auto"/>
+        <w:ind w:firstLine="426"/>
+      </w:pPr>
+    </w:p>
+    <w:p>
+      <w:pPr>
+        <w:spacing w:after="0" w:line="240" w:lineRule="auto"/>
+        <w:ind w:firstLine="426"/>
+      </w:pPr>
+    </w:p>
+    <w:p>
+      <w:pPr>
+        <w:spacing w:after="0" w:line="240" w:lineRule="auto"/>
+        <w:ind w:firstLine="426"/>
+      </w:pPr>
+    </w:p>
+    <w:p>
+      <w:pPr>
+        <w:spacing w:after="0" w:line="240" w:lineRule="auto"/>
+        <w:ind w:firstLine="426"/>
+      </w:pPr>
+    </w:p>
+    <w:p>
+      <w:pPr>
+        <w:spacing w:after="0" w:line="240" w:lineRule="auto"/>
+        <w:ind w:firstLine="426"/>
+      </w:pPr>
+    </w:p>
+    <w:p>
+      <w:pPr>
+        <w:spacing w:after="0" w:line="240" w:lineRule="auto"/>
+        <w:ind w:firstLine="426"/>
+      </w:pPr>
+    </w:p>
+    <w:p>
+      <w:pPr>
+        <w:spacing w:after="0" w:line="240" w:lineRule="auto"/>
+        <w:ind w:firstLine="426"/>
+      </w:pPr>
+    </w:p>
+    <w:p>
+      <w:pPr>
+        <w:spacing w:after="0" w:line="240" w:lineRule="auto"/>
+        <w:ind w:firstLine="426"/>
+      </w:pPr>
+    </w:p>
+    <w:p>
+      <w:pPr>
+        <w:spacing w:after="0" w:line="240" w:lineRule="auto"/>
+        <w:ind w:firstLine="426"/>
+      </w:pPr>
+      <w:r>
+        <w:t xml:space="preserve">Örnek: </w:t>
+      </w:r>
+      <w:proofErr w:type="gramStart"/>
+      <w:r>
+        <w:t>Program  MQTT</w:t>
+      </w:r>
+      <w:proofErr w:type="gramEnd"/>
+      <w:r>
+        <w:t xml:space="preserve"> kullanımı</w:t>
+      </w:r>
+    </w:p>
+    <w:p>
+      <w:pPr>
+        <w:spacing w:after="0" w:line="240" w:lineRule="auto"/>
+        <w:ind w:firstLine="426"/>
+      </w:pPr>
+    </w:p>
+    <w:p>
+      <w:pPr>
+        <w:spacing w:after="0" w:line="240" w:lineRule="auto"/>
+        <w:ind w:firstLine="426"/>
+      </w:pPr>
+      <w:proofErr w:type="spellStart"/>
+      <w:r>
+        <w:t>fbc</w:t>
+      </w:r>
+      <w:proofErr w:type="spellEnd"/>
+      <w:r>
+        <w:t xml:space="preserve"> fb1=/kev1/r/BAHCE;</w:t>
+      </w:r>
+    </w:p>
+    <w:p>
+      <w:pPr>
+        <w:spacing w:after="0" w:line="240" w:lineRule="auto"/>
+        <w:ind w:firstLine="426"/>
+      </w:pPr>
+      <w:proofErr w:type="spellStart"/>
+      <w:r>
+        <w:t>if</w:t>
+      </w:r>
+      <w:proofErr w:type="spellEnd"/>
+      <w:r>
+        <w:t>(D2&gt;4 &amp;&amp; D2&lt;20){mqtt:/kev1/BAHCE=D1:1,VR0:BUZ&gt;CE_CE;D3=1;http://192.168.2.111:8080/pipo;}</w:t>
+      </w:r>
+    </w:p>
+    <w:p>
+      <w:pPr>
+        <w:spacing w:after="0" w:line="240" w:lineRule="auto"/>
+        <w:ind w:firstLine="426"/>
+      </w:pPr>
+      <w:proofErr w:type="spellStart"/>
+      <w:r>
+        <w:t>if</w:t>
+      </w:r>
+      <w:proofErr w:type="spellEnd"/>
+      <w:r>
+        <w:t>(D2&gt;20){</w:t>
+      </w:r>
+      <w:proofErr w:type="spellStart"/>
+      <w:r>
+        <w:t>mqtt</w:t>
+      </w:r>
+      <w:proofErr w:type="spellEnd"/>
+      <w:r>
+        <w:t>:/kev1/BAHCE=D1:0,VR0:BUZ&gt;___;D3=0;}</w:t>
+      </w:r>
+    </w:p>
+    <w:p>
+      <w:pPr>
+        <w:spacing w:after="0" w:line="240" w:lineRule="auto"/>
+        <w:ind w:firstLine="426"/>
+      </w:pPr>
+    </w:p>
+    <w:p>
+      <w:pPr>
+        <w:spacing w:after="0" w:line="240" w:lineRule="auto"/>
+        <w:ind w:firstLine="426"/>
+      </w:pPr>
+    </w:p>
+    <w:p>
+      <w:pPr>
+        <w:spacing w:after="0" w:line="240" w:lineRule="auto"/>
+        <w:ind w:firstLine="426"/>
+      </w:pPr>
+    </w:p>
+    <w:p>
+      <w:pPr>
+        <w:spacing w:after="0" w:line="240" w:lineRule="auto"/>
+        <w:ind w:firstLine="426"/>
+      </w:pPr>
+    </w:p>
+    <w:p>
+      <w:pPr>
+        <w:spacing w:after="0" w:line="240" w:lineRule="auto"/>
+        <w:ind w:firstLine="426"/>
+      </w:pPr>
+    </w:p>
+    <w:p>
+      <w:pPr>
+        <w:spacing w:after="0" w:line="240" w:lineRule="auto"/>
+        <w:ind w:firstLine="426"/>
+      </w:pPr>
     </w:p>
     <w:p>
       <w:pPr>
@@ -1855,7 +2147,7 @@
     </w:p>
     <w:sectPr>
       <w:pgSz w:w="11906" w:h="16838"/>
-      <w:pgMar w:top="1417" w:right="991" w:bottom="1417" w:left="1417" w:header="708" w:footer="708" w:gutter="0"/>
+      <w:pgMar w:top="1417" w:right="707" w:bottom="1417" w:left="993" w:header="708" w:footer="708" w:gutter="0"/>
       <w:cols w:space="708"/>
       <w:titlePg/>
       <w:docGrid w:linePitch="360"/>
@@ -2608,7 +2900,7 @@
 </file>
 
 <file path=customXml/itemProps1.xml><?xml version="1.0" encoding="utf-8"?>
-<ds:datastoreItem xmlns:ds="http://schemas.openxmlformats.org/officeDocument/2006/customXml" ds:itemID="{CBD4BB18-41CB-450B-B1F7-441F89366AEC}">
+<ds:datastoreItem xmlns:ds="http://schemas.openxmlformats.org/officeDocument/2006/customXml" ds:itemID="{08DEEE55-36C3-4A5B-8BB3-546C629A97EC}">
   <ds:schemaRefs>
     <ds:schemaRef ds:uri="http://schemas.openxmlformats.org/officeDocument/2006/bibliography"/>
   </ds:schemaRefs>

--- a/Help/Turkce/lolin_tr.docx
+++ b/Help/Turkce/lolin_tr.docx
@@ -1594,7 +1594,10 @@
         <w:ind w:firstLine="426"/>
       </w:pPr>
       <w:r>
-        <w:t xml:space="preserve">Ağdaki başka cihaza 8080 </w:t>
+        <w:t xml:space="preserve">Ağdaki başka cihaza </w:t>
+      </w:r>
+      <w:r>
+        <w:t xml:space="preserve">XXXX </w:t>
       </w:r>
       <w:proofErr w:type="spellStart"/>
       <w:r>
@@ -1610,29 +1613,87 @@
         <w:spacing w:after="0" w:line="240" w:lineRule="auto"/>
         <w:ind w:firstLine="426"/>
       </w:pPr>
-    </w:p>
-    <w:p>
-      <w:pPr>
-        <w:spacing w:after="0" w:line="240" w:lineRule="auto"/>
-        <w:ind w:firstLine="426"/>
-      </w:pPr>
-    </w:p>
-    <w:p>
-      <w:pPr>
-        <w:spacing w:after="0" w:line="240" w:lineRule="auto"/>
-        <w:ind w:firstLine="426"/>
-      </w:pPr>
       <w:r>
         <w:t>URL Örneği:</w:t>
       </w:r>
       <w:r>
+        <w:t xml:space="preserve">        80 </w:t>
+      </w:r>
+      <w:proofErr w:type="spellStart"/>
+      <w:r>
+        <w:t>portu</w:t>
+      </w:r>
+      <w:proofErr w:type="spellEnd"/>
+      <w:r>
+        <w:t xml:space="preserve">   </w:t>
+      </w:r>
+      <w:r>
+        <w:t>http://</w:t>
+      </w:r>
+      <w:r>
+        <w:t>ip</w:t>
+      </w:r>
+      <w:r>
+        <w:t>/SEND&gt;</w:t>
+      </w:r>
+      <w:proofErr w:type="gramStart"/>
+      <w:r>
+        <w:t>…….</w:t>
+      </w:r>
+      <w:proofErr w:type="gramEnd"/>
+      <w:r>
+        <w:t xml:space="preserve">                            8080 </w:t>
+      </w:r>
+      <w:proofErr w:type="spellStart"/>
+      <w:r>
+        <w:t>portu</w:t>
+      </w:r>
+      <w:proofErr w:type="spellEnd"/>
+      <w:r>
+        <w:t xml:space="preserve">  </w:t>
+      </w:r>
+      <w:r>
+        <w:t>http://</w:t>
+      </w:r>
+      <w:r>
+        <w:t>ip</w:t>
+      </w:r>
+      <w:r>
+        <w:t>:8080/SEND&gt;…….</w:t>
+      </w:r>
+    </w:p>
+    <w:p>
+      <w:pPr>
+        <w:spacing w:after="0" w:line="240" w:lineRule="auto"/>
+        <w:ind w:firstLine="426"/>
+      </w:pPr>
+      <w:r>
         <w:tab/>
       </w:r>
       <w:r>
         <w:t xml:space="preserve"> </w:t>
       </w:r>
-      <w:r>
-        <w:t>http://192.168.2.83/SEND&gt;data:D3:1,D4:1,</w:t>
+      <w:hyperlink r:id="rId7" w:history="1">
+        <w:r>
+          <w:rPr>
+            <w:rStyle w:val="Kpr"/>
+          </w:rPr>
+          <w:t>http://192.168.2.83/SEND&gt;data:D3:1,D4:1</w:t>
+        </w:r>
+      </w:hyperlink>
+      <w:r>
+        <w:t>,</w:t>
+      </w:r>
+      <w:r>
+        <w:t xml:space="preserve"> (kendi </w:t>
+      </w:r>
+      <w:proofErr w:type="spellStart"/>
+      <w:r>
+        <w:t>pinleri</w:t>
+      </w:r>
+      <w:proofErr w:type="spellEnd"/>
+      <w:r>
+        <w:t xml:space="preserve"> etkilenir)</w:t>
       </w:r>
     </w:p>
     <w:p>
@@ -1644,10 +1705,6 @@
         <w:tab/>
       </w:r>
       <w:r>
-        <w:tab/>
-      </w:r>
-      <w:r>
-        <w:tab/>
         <w:t xml:space="preserve"> </w:t>
       </w:r>
       <w:r>
@@ -1659,8 +1716,59 @@
       </w:r>
       <w:proofErr w:type="gramEnd"/>
       <w:r>
-        <w:t>:D3:0,D4:0,</w:t>
-      </w:r>
+        <w:t xml:space="preserve">:D1:1,D2:1, </w:t>
+      </w:r>
+      <w:r>
+        <w:t xml:space="preserve">(…97) </w:t>
+      </w:r>
+      <w:proofErr w:type="spellStart"/>
+      <w:r>
+        <w:t>pinleri</w:t>
+      </w:r>
+      <w:proofErr w:type="spellEnd"/>
+      <w:r>
+        <w:t xml:space="preserve"> etkilenir)</w:t>
+      </w:r>
+    </w:p>
+    <w:p>
+      <w:pPr>
+        <w:spacing w:after="0" w:line="240" w:lineRule="auto"/>
+        <w:ind w:firstLine="708"/>
+      </w:pPr>
+      <w:r>
+        <w:t>http://192.168.2.83/SEND&gt;http://192.168.2.97,</w:t>
+      </w:r>
+      <w:proofErr w:type="gramStart"/>
+      <w:r>
+        <w:t>data</w:t>
+      </w:r>
+      <w:proofErr w:type="gramEnd"/>
+      <w:r>
+        <w:t>:D1:0,</w:t>
+      </w:r>
+      <w:r>
+        <w:t>D2:1,</w:t>
+      </w:r>
+      <w:r>
+        <w:t xml:space="preserve"> </w:t>
+      </w:r>
+      <w:r>
+        <w:t xml:space="preserve">(…97) </w:t>
+      </w:r>
+      <w:proofErr w:type="spellStart"/>
+      <w:r>
+        <w:t>pinleri</w:t>
+      </w:r>
+      <w:proofErr w:type="spellEnd"/>
+      <w:r>
+        <w:t xml:space="preserve"> etkilenir)</w:t>
+      </w:r>
+    </w:p>
+    <w:p>
+      <w:pPr>
+        <w:spacing w:after="0" w:line="240" w:lineRule="auto"/>
+        <w:ind w:firstLine="426"/>
+      </w:pPr>
     </w:p>
     <w:p>
       <w:pPr>
@@ -2900,7 +3008,7 @@
 </file>
 
 <file path=customXml/itemProps1.xml><?xml version="1.0" encoding="utf-8"?>
-<ds:datastoreItem xmlns:ds="http://schemas.openxmlformats.org/officeDocument/2006/customXml" ds:itemID="{08DEEE55-36C3-4A5B-8BB3-546C629A97EC}">
+<ds:datastoreItem xmlns:ds="http://schemas.openxmlformats.org/officeDocument/2006/customXml" ds:itemID="{ED200D6A-DED2-4FD2-9E48-7769E6177074}">
   <ds:schemaRefs>
     <ds:schemaRef ds:uri="http://schemas.openxmlformats.org/officeDocument/2006/bibliography"/>
   </ds:schemaRefs>

--- a/Help/Turkce/lolin_tr.docx
+++ b/Help/Turkce/lolin_tr.docx
@@ -1974,12 +1974,92 @@
         <w:spacing w:after="0" w:line="240" w:lineRule="auto"/>
         <w:ind w:firstLine="426"/>
       </w:pPr>
-    </w:p>
-    <w:p>
-      <w:pPr>
-        <w:spacing w:after="0" w:line="240" w:lineRule="auto"/>
-        <w:ind w:firstLine="426"/>
-      </w:pPr>
+      <w:r>
+        <w:t>//</w:t>
+      </w:r>
+      <w:proofErr w:type="spellStart"/>
+      <w:r>
+        <w:t>if</w:t>
+      </w:r>
+      <w:proofErr w:type="spellEnd"/>
+      <w:r>
+        <w:t>(D2&gt;4 &amp;&amp; D2&lt;20){D3=1;</w:t>
+      </w:r>
+      <w:proofErr w:type="spellStart"/>
+      <w:r>
+        <w:t>mqtt</w:t>
+      </w:r>
+      <w:proofErr w:type="spellEnd"/>
+      <w:r>
+        <w:t>:/kev1/BAHCE=D1:1,VR0:BUZ&gt;ABCDE; http://192.168.2.111:8080/pipo;}</w:t>
+      </w:r>
+    </w:p>
+    <w:p>
+      <w:pPr>
+        <w:spacing w:after="0" w:line="240" w:lineRule="auto"/>
+        <w:ind w:firstLine="426"/>
+      </w:pPr>
+      <w:r>
+        <w:t>//</w:t>
+      </w:r>
+      <w:proofErr w:type="spellStart"/>
+      <w:r>
+        <w:t>if</w:t>
+      </w:r>
+      <w:proofErr w:type="spellEnd"/>
+      <w:r>
+        <w:t>(D2&gt;20){D3=0;</w:t>
+      </w:r>
+      <w:proofErr w:type="spellStart"/>
+      <w:r>
+        <w:t>mqtt</w:t>
+      </w:r>
+      <w:proofErr w:type="spellEnd"/>
+      <w:r>
+        <w:t>:/kev1/BAHCE=D1:0,VR0:BUZ&gt;___;}</w:t>
+      </w:r>
+    </w:p>
+    <w:p>
+      <w:pPr>
+        <w:spacing w:after="0" w:line="240" w:lineRule="auto"/>
+        <w:ind w:firstLine="426"/>
+      </w:pPr>
+      <w:proofErr w:type="spellStart"/>
+      <w:r>
+        <w:t>fbc</w:t>
+      </w:r>
+      <w:proofErr w:type="spellEnd"/>
+      <w:r>
+        <w:t xml:space="preserve"> fb1=/kev1/r/BAHCE;</w:t>
+      </w:r>
+    </w:p>
+    <w:p>
+      <w:pPr>
+        <w:spacing w:after="0" w:line="240" w:lineRule="auto"/>
+        <w:ind w:firstLine="426"/>
+      </w:pPr>
+      <w:proofErr w:type="spellStart"/>
+      <w:r>
+        <w:t>if</w:t>
+      </w:r>
+      <w:proofErr w:type="spellEnd"/>
+      <w:r>
+        <w:t>(D2&gt;4 &amp;&amp; D2&lt;20){D3=1;fb1=D1:1,VR0:BUZ&gt;ABCDE;}</w:t>
+      </w:r>
+    </w:p>
+    <w:p>
+      <w:pPr>
+        <w:spacing w:after="0" w:line="240" w:lineRule="auto"/>
+        <w:ind w:firstLine="426"/>
+      </w:pPr>
+      <w:proofErr w:type="spellStart"/>
+      <w:r>
+        <w:t>if</w:t>
+      </w:r>
+      <w:proofErr w:type="spellEnd"/>
+      <w:r>
+        <w:t>(D2&gt;20){D3=0;fb1=D1:0,VR0:BUZ&gt;___;}</w:t>
+      </w:r>
     </w:p>
     <w:p>
       <w:pPr>
@@ -2114,6 +2194,359 @@
       <w:r>
         <w:t xml:space="preserve"> nota çalmasını ister. </w:t>
       </w:r>
+    </w:p>
+    <w:p>
+      <w:pPr>
+        <w:spacing w:after="0" w:line="240" w:lineRule="auto"/>
+      </w:pPr>
+    </w:p>
+    <w:p>
+      <w:pPr>
+        <w:spacing w:after="0" w:line="240" w:lineRule="auto"/>
+      </w:pPr>
+      <w:r>
+        <w:t xml:space="preserve">Başka örnek:   </w:t>
+      </w:r>
+    </w:p>
+    <w:p>
+      <w:pPr>
+        <w:spacing w:after="0" w:line="240" w:lineRule="auto"/>
+        <w:rPr>
+          <w:rFonts w:ascii="Cascadia Code Light" w:hAnsi="Cascadia Code Light"/>
+        </w:rPr>
+      </w:pPr>
+      <w:proofErr w:type="spellStart"/>
+      <w:r>
+        <w:rPr>
+          <w:rFonts w:ascii="Cascadia Code Light" w:hAnsi="Cascadia Code Light"/>
+        </w:rPr>
+        <w:t>fbc</w:t>
+      </w:r>
+      <w:proofErr w:type="spellEnd"/>
+      <w:r>
+        <w:rPr>
+          <w:rFonts w:ascii="Cascadia Code Light" w:hAnsi="Cascadia Code Light"/>
+        </w:rPr>
+        <w:t xml:space="preserve"> fb1=/kev1/r/BAHCE;</w:t>
+      </w:r>
+    </w:p>
+    <w:p>
+      <w:pPr>
+        <w:spacing w:after="0" w:line="240" w:lineRule="auto"/>
+        <w:rPr>
+          <w:rFonts w:ascii="Cascadia Code Light" w:hAnsi="Cascadia Code Light"/>
+        </w:rPr>
+      </w:pPr>
+      <w:proofErr w:type="spellStart"/>
+      <w:r>
+        <w:rPr>
+          <w:rFonts w:ascii="Cascadia Code Light" w:hAnsi="Cascadia Code Light"/>
+        </w:rPr>
+        <w:t>if</w:t>
+      </w:r>
+      <w:proofErr w:type="spellEnd"/>
+      <w:r>
+        <w:rPr>
+          <w:rFonts w:ascii="Cascadia Code Light" w:hAnsi="Cascadia Code Light"/>
+        </w:rPr>
+        <w:t>(D2&gt;4 &amp;&amp; D2&lt;20){fb1=D1:1,VR0:BUZ&gt;ABCDE;D3=1;http://192.168.2.111:8080/pipo;}</w:t>
+      </w:r>
+    </w:p>
+    <w:p>
+      <w:pPr>
+        <w:spacing w:after="0" w:line="240" w:lineRule="auto"/>
+        <w:rPr>
+          <w:rFonts w:ascii="Cascadia Code Light" w:hAnsi="Cascadia Code Light"/>
+        </w:rPr>
+      </w:pPr>
+      <w:proofErr w:type="spellStart"/>
+      <w:r>
+        <w:rPr>
+          <w:rFonts w:ascii="Cascadia Code Light" w:hAnsi="Cascadia Code Light"/>
+        </w:rPr>
+        <w:t>if</w:t>
+      </w:r>
+      <w:proofErr w:type="spellEnd"/>
+      <w:r>
+        <w:rPr>
+          <w:rFonts w:ascii="Cascadia Code Light" w:hAnsi="Cascadia Code Light"/>
+        </w:rPr>
+        <w:t>(D2&gt;20){fb1=D1:0,VR0:BUZ&gt;___;D3=0;}</w:t>
+      </w:r>
+    </w:p>
+    <w:p>
+      <w:pPr>
+        <w:spacing w:after="0" w:line="240" w:lineRule="auto"/>
+      </w:pPr>
+    </w:p>
+    <w:p>
+      <w:pPr>
+        <w:spacing w:after="0" w:line="240" w:lineRule="auto"/>
+      </w:pPr>
+      <w:proofErr w:type="spellStart"/>
+      <w:r>
+        <w:rPr>
+          <w:rFonts w:ascii="Cascadia Code Light" w:hAnsi="Cascadia Code Light"/>
+        </w:rPr>
+        <w:t>if</w:t>
+      </w:r>
+      <w:proofErr w:type="spellEnd"/>
+      <w:r>
+        <w:rPr>
+          <w:rFonts w:ascii="Cascadia Code Light" w:hAnsi="Cascadia Code Light"/>
+        </w:rPr>
+        <w:t>(D2&gt;4 &amp;&amp; D2&lt;20)</w:t>
+      </w:r>
+      <w:proofErr w:type="gramStart"/>
+      <w:r>
+        <w:rPr>
+          <w:rFonts w:ascii="Cascadia Code Light" w:hAnsi="Cascadia Code Light"/>
+        </w:rPr>
+        <w:t>{</w:t>
+      </w:r>
+      <w:proofErr w:type="gramEnd"/>
+      <w:r>
+        <w:rPr>
+          <w:rFonts w:ascii="Cascadia Code Light" w:hAnsi="Cascadia Code Light"/>
+        </w:rPr>
+        <w:t>fb1=</w:t>
+      </w:r>
+    </w:p>
+    <w:p>
+      <w:pPr>
+        <w:spacing w:after="0" w:line="240" w:lineRule="auto"/>
+        <w:rPr>
+          <w:rFonts w:ascii="Cascadia Code Light" w:hAnsi="Cascadia Code Light"/>
+        </w:rPr>
+      </w:pPr>
+      <w:proofErr w:type="gramStart"/>
+      <w:r>
+        <w:rPr>
+          <w:rFonts w:ascii="Cascadia Code Light" w:hAnsi="Cascadia Code Light"/>
+        </w:rPr>
+        <w:t>{</w:t>
+      </w:r>
+      <w:proofErr w:type="gramEnd"/>
+      <w:r>
+        <w:rPr>
+          <w:rFonts w:ascii="Cascadia Code Light" w:hAnsi="Cascadia Code Light"/>
+        </w:rPr>
+        <w:t xml:space="preserve"> </w:t>
+      </w:r>
+      <w:r>
+        <w:rPr>
+          <w:rFonts w:ascii="Cascadia Code Light" w:hAnsi="Cascadia Code Light"/>
+        </w:rPr>
+        <w:t>D1:1,</w:t>
+      </w:r>
+      <w:r>
+        <w:rPr>
+          <w:rFonts w:ascii="Cascadia Code Light" w:hAnsi="Cascadia Code Light"/>
+        </w:rPr>
+        <w:t xml:space="preserve"> BAHCE D1 </w:t>
+      </w:r>
+      <w:proofErr w:type="spellStart"/>
+      <w:r>
+        <w:rPr>
+          <w:rFonts w:ascii="Cascadia Code Light" w:hAnsi="Cascadia Code Light"/>
+        </w:rPr>
+        <w:t>pini</w:t>
+      </w:r>
+      <w:proofErr w:type="spellEnd"/>
+      <w:r>
+        <w:rPr>
+          <w:rFonts w:ascii="Cascadia Code Light" w:hAnsi="Cascadia Code Light"/>
+        </w:rPr>
+        <w:t xml:space="preserve"> 1,</w:t>
+      </w:r>
+    </w:p>
+    <w:p>
+      <w:pPr>
+        <w:spacing w:after="0" w:line="240" w:lineRule="auto"/>
+        <w:rPr>
+          <w:rFonts w:ascii="Cascadia Code Light" w:hAnsi="Cascadia Code Light"/>
+        </w:rPr>
+      </w:pPr>
+      <w:r>
+        <w:rPr>
+          <w:rFonts w:ascii="Cascadia Code Light" w:hAnsi="Cascadia Code Light"/>
+        </w:rPr>
+        <w:t xml:space="preserve">  </w:t>
+      </w:r>
+      <w:r>
+        <w:rPr>
+          <w:rFonts w:ascii="Cascadia Code Light" w:hAnsi="Cascadia Code Light"/>
+        </w:rPr>
+        <w:t>VR0:BUZ&gt;ABCDE;</w:t>
+      </w:r>
+      <w:r>
+        <w:rPr>
+          <w:rFonts w:ascii="Cascadia Code Light" w:hAnsi="Cascadia Code Light"/>
+        </w:rPr>
+        <w:t xml:space="preserve"> BAHCE </w:t>
+      </w:r>
+      <w:proofErr w:type="spellStart"/>
+      <w:r>
+        <w:rPr>
+          <w:rFonts w:ascii="Cascadia Code Light" w:hAnsi="Cascadia Code Light"/>
+        </w:rPr>
+        <w:t>buzzer</w:t>
+      </w:r>
+      <w:proofErr w:type="spellEnd"/>
+      <w:r>
+        <w:rPr>
+          <w:rFonts w:ascii="Cascadia Code Light" w:hAnsi="Cascadia Code Light"/>
+        </w:rPr>
+        <w:t xml:space="preserve"> </w:t>
+      </w:r>
+      <w:proofErr w:type="spellStart"/>
+      <w:r>
+        <w:rPr>
+          <w:rFonts w:ascii="Cascadia Code Light" w:hAnsi="Cascadia Code Light"/>
+        </w:rPr>
+        <w:t>abcde</w:t>
+      </w:r>
+      <w:proofErr w:type="spellEnd"/>
+      <w:r>
+        <w:rPr>
+          <w:rFonts w:ascii="Cascadia Code Light" w:hAnsi="Cascadia Code Light"/>
+        </w:rPr>
+        <w:t xml:space="preserve"> çalar</w:t>
+      </w:r>
+    </w:p>
+    <w:p>
+      <w:pPr>
+        <w:spacing w:after="0" w:line="240" w:lineRule="auto"/>
+        <w:rPr>
+          <w:rFonts w:ascii="Cascadia Code Light" w:hAnsi="Cascadia Code Light"/>
+        </w:rPr>
+      </w:pPr>
+      <w:r>
+        <w:rPr>
+          <w:rFonts w:ascii="Cascadia Code Light" w:hAnsi="Cascadia Code Light"/>
+        </w:rPr>
+        <w:t xml:space="preserve">  </w:t>
+      </w:r>
+      <w:r>
+        <w:rPr>
+          <w:rFonts w:ascii="Cascadia Code Light" w:hAnsi="Cascadia Code Light"/>
+        </w:rPr>
+        <w:t>D3=1</w:t>
+      </w:r>
+      <w:r>
+        <w:rPr>
+          <w:rFonts w:ascii="Cascadia Code Light" w:hAnsi="Cascadia Code Light"/>
+        </w:rPr>
+        <w:t xml:space="preserve"> Bu kendi </w:t>
+      </w:r>
+      <w:proofErr w:type="spellStart"/>
+      <w:r>
+        <w:rPr>
+          <w:rFonts w:ascii="Cascadia Code Light" w:hAnsi="Cascadia Code Light"/>
+        </w:rPr>
+        <w:t>pini</w:t>
+      </w:r>
+      <w:proofErr w:type="spellEnd"/>
+      <w:r>
+        <w:rPr>
+          <w:rFonts w:ascii="Cascadia Code Light" w:hAnsi="Cascadia Code Light"/>
+        </w:rPr>
+        <w:t xml:space="preserve"> için D3 </w:t>
+      </w:r>
+      <w:proofErr w:type="spellStart"/>
+      <w:r>
+        <w:rPr>
+          <w:rFonts w:ascii="Cascadia Code Light" w:hAnsi="Cascadia Code Light"/>
+        </w:rPr>
+        <w:t>pini</w:t>
+      </w:r>
+      <w:proofErr w:type="spellEnd"/>
+      <w:r>
+        <w:rPr>
+          <w:rFonts w:ascii="Cascadia Code Light" w:hAnsi="Cascadia Code Light"/>
+        </w:rPr>
+        <w:t xml:space="preserve"> </w:t>
+      </w:r>
+      <w:proofErr w:type="spellStart"/>
+      <w:r>
+        <w:rPr>
+          <w:rFonts w:ascii="Cascadia Code Light" w:hAnsi="Cascadia Code Light"/>
+        </w:rPr>
+        <w:t>high</w:t>
+      </w:r>
+      <w:proofErr w:type="spellEnd"/>
+      <w:r>
+        <w:rPr>
+          <w:rFonts w:ascii="Cascadia Code Light" w:hAnsi="Cascadia Code Light"/>
+        </w:rPr>
+        <w:t xml:space="preserve"> olur.</w:t>
+      </w:r>
+    </w:p>
+    <w:p>
+      <w:pPr>
+        <w:spacing w:after="0" w:line="240" w:lineRule="auto"/>
+        <w:rPr>
+          <w:rFonts w:ascii="Cascadia Code Light" w:hAnsi="Cascadia Code Light"/>
+        </w:rPr>
+      </w:pPr>
+      <w:r>
+        <w:rPr>
+          <w:rFonts w:ascii="Cascadia Code Light" w:hAnsi="Cascadia Code Light"/>
+        </w:rPr>
+        <w:lastRenderedPageBreak/>
+        <w:t xml:space="preserve">  </w:t>
+      </w:r>
+      <w:hyperlink r:id="rId8" w:history="1">
+        <w:r>
+          <w:rPr>
+            <w:rStyle w:val="Kpr"/>
+            <w:rFonts w:ascii="Cascadia Code Light" w:hAnsi="Cascadia Code Light"/>
+          </w:rPr>
+          <w:t>http://192.168.2.111:8080/pipo</w:t>
+        </w:r>
+      </w:hyperlink>
+      <w:r>
+        <w:rPr>
+          <w:rFonts w:ascii="Cascadia Code Light" w:hAnsi="Cascadia Code Light"/>
+        </w:rPr>
+        <w:t>;</w:t>
+      </w:r>
+      <w:r>
+        <w:rPr>
+          <w:rFonts w:ascii="Cascadia Code Light" w:hAnsi="Cascadia Code Light"/>
+        </w:rPr>
+        <w:t xml:space="preserve"> ESP32-CAM foto çek ve </w:t>
+      </w:r>
+      <w:proofErr w:type="spellStart"/>
+      <w:r>
+        <w:rPr>
+          <w:rFonts w:ascii="Cascadia Code Light" w:hAnsi="Cascadia Code Light"/>
+        </w:rPr>
+        <w:t>telegrama</w:t>
+      </w:r>
+      <w:proofErr w:type="spellEnd"/>
+      <w:r>
+        <w:rPr>
+          <w:rFonts w:ascii="Cascadia Code Light" w:hAnsi="Cascadia Code Light"/>
+        </w:rPr>
+        <w:t xml:space="preserve"> yolla.</w:t>
+      </w:r>
+    </w:p>
+    <w:p>
+      <w:pPr>
+        <w:spacing w:after="0" w:line="240" w:lineRule="auto"/>
+        <w:rPr>
+          <w:rFonts w:ascii="Cascadia Code Light" w:hAnsi="Cascadia Code Light"/>
+        </w:rPr>
+      </w:pPr>
+      <w:proofErr w:type="gramStart"/>
+      <w:r>
+        <w:rPr>
+          <w:rFonts w:ascii="Cascadia Code Light" w:hAnsi="Cascadia Code Light"/>
+        </w:rPr>
+        <w:t>}</w:t>
+      </w:r>
+      <w:proofErr w:type="gramEnd"/>
     </w:p>
     <w:p>
       <w:pPr>
@@ -3008,7 +3441,7 @@
 </file>
 
 <file path=customXml/itemProps1.xml><?xml version="1.0" encoding="utf-8"?>
-<ds:datastoreItem xmlns:ds="http://schemas.openxmlformats.org/officeDocument/2006/customXml" ds:itemID="{ED200D6A-DED2-4FD2-9E48-7769E6177074}">
+<ds:datastoreItem xmlns:ds="http://schemas.openxmlformats.org/officeDocument/2006/customXml" ds:itemID="{3E3FCE14-2FEB-4AA5-A13B-1E9BC539E3E9}">
   <ds:schemaRefs>
     <ds:schemaRef ds:uri="http://schemas.openxmlformats.org/officeDocument/2006/bibliography"/>
   </ds:schemaRefs>

--- a/Help/Turkce/lolin_tr.docx
+++ b/Help/Turkce/lolin_tr.docx
@@ -2547,6 +2547,163 @@
         <w:t>}</w:t>
       </w:r>
       <w:proofErr w:type="gramEnd"/>
+    </w:p>
+    <w:p>
+      <w:pPr>
+        <w:spacing w:after="0" w:line="240" w:lineRule="auto"/>
+      </w:pPr>
+    </w:p>
+    <w:p>
+      <w:pPr>
+        <w:spacing w:after="0" w:line="240" w:lineRule="auto"/>
+      </w:pPr>
+    </w:p>
+    <w:p>
+      <w:pPr>
+        <w:spacing w:after="0" w:line="240" w:lineRule="auto"/>
+      </w:pPr>
+      <w:r>
+        <w:t>MQTT &amp; FİREBASE KULLANIMI</w:t>
+      </w:r>
+    </w:p>
+    <w:p>
+      <w:pPr>
+        <w:spacing w:after="0" w:line="240" w:lineRule="auto"/>
+      </w:pPr>
+    </w:p>
+    <w:p>
+      <w:pPr>
+        <w:spacing w:after="0" w:line="240" w:lineRule="auto"/>
+      </w:pPr>
+      <w:r>
+        <w:t>Program örneği:</w:t>
+      </w:r>
+    </w:p>
+    <w:p>
+      <w:pPr>
+        <w:spacing w:after="0" w:line="240" w:lineRule="auto"/>
+      </w:pPr>
+    </w:p>
+    <w:p>
+      <w:pPr>
+        <w:spacing w:after="0" w:line="240" w:lineRule="auto"/>
+      </w:pPr>
+      <w:proofErr w:type="spellStart"/>
+      <w:r>
+        <w:t>fbc</w:t>
+      </w:r>
+      <w:proofErr w:type="spellEnd"/>
+      <w:r>
+        <w:t xml:space="preserve"> fb1=/kev1/r/BAHCE;</w:t>
+      </w:r>
+    </w:p>
+    <w:p>
+      <w:pPr>
+        <w:spacing w:after="0" w:line="240" w:lineRule="auto"/>
+      </w:pPr>
+      <w:proofErr w:type="spellStart"/>
+      <w:r>
+        <w:t>if</w:t>
+      </w:r>
+      <w:proofErr w:type="spellEnd"/>
+      <w:r>
+        <w:t>(D2&gt;20){fb1=D1:0,VR0:BUZ&gt;_;D3=0;}</w:t>
+      </w:r>
+    </w:p>
+    <w:p>
+      <w:pPr>
+        <w:spacing w:after="0" w:line="240" w:lineRule="auto"/>
+      </w:pPr>
+      <w:proofErr w:type="spellStart"/>
+      <w:r>
+        <w:t>if</w:t>
+      </w:r>
+      <w:proofErr w:type="spellEnd"/>
+      <w:r>
+        <w:t>(D2&gt;3 &amp;&amp; D2&lt;20){fb1=D1:1,VR0:BUZ&gt;ABCD_;D3=1;}</w:t>
+      </w:r>
+    </w:p>
+    <w:p>
+      <w:pPr>
+        <w:spacing w:after="0" w:line="240" w:lineRule="auto"/>
+      </w:pPr>
+      <w:r>
+        <w:t>//</w:t>
+      </w:r>
+      <w:proofErr w:type="spellStart"/>
+      <w:r>
+        <w:t>if</w:t>
+      </w:r>
+      <w:proofErr w:type="spellEnd"/>
+      <w:r>
+        <w:t>(D2&gt;4 &amp;&amp; D2&lt;20){</w:t>
+      </w:r>
+      <w:proofErr w:type="spellStart"/>
+      <w:r>
+        <w:t>mqtt</w:t>
+      </w:r>
+      <w:proofErr w:type="spellEnd"/>
+      <w:r>
+        <w:t>:/kev1/BAHCE=D1:1,VR0:BUZ&gt;CE_CE;D3=1;}</w:t>
+      </w:r>
+    </w:p>
+    <w:p>
+      <w:pPr>
+        <w:spacing w:after="0" w:line="240" w:lineRule="auto"/>
+      </w:pPr>
+      <w:r>
+        <w:t>//</w:t>
+      </w:r>
+      <w:proofErr w:type="spellStart"/>
+      <w:r>
+        <w:t>if</w:t>
+      </w:r>
+      <w:proofErr w:type="spellEnd"/>
+      <w:r>
+        <w:t>(D2&gt;20 &amp;&amp; D2&lt;35){</w:t>
+      </w:r>
+      <w:proofErr w:type="spellStart"/>
+      <w:r>
+        <w:t>mqtt</w:t>
+      </w:r>
+      <w:proofErr w:type="spellEnd"/>
+      <w:r>
+        <w:t>:/kev1/BAHCE=D1:0,VR0:BUZ&gt;___;D3=0;}</w:t>
+      </w:r>
+    </w:p>
+    <w:p>
+      <w:pPr>
+        <w:spacing w:after="0" w:line="240" w:lineRule="auto"/>
+      </w:pPr>
+      <w:r>
+        <w:t>//</w:t>
+      </w:r>
+      <w:proofErr w:type="spellStart"/>
+      <w:r>
+        <w:t>if</w:t>
+      </w:r>
+      <w:proofErr w:type="spellEnd"/>
+      <w:r>
+        <w:t>(D2&gt;35){</w:t>
+      </w:r>
+      <w:proofErr w:type="spellStart"/>
+      <w:r>
+        <w:t>mqtt</w:t>
+      </w:r>
+      <w:proofErr w:type="spellEnd"/>
+      <w:r>
+        <w:t>:/kev1/BAHCE=D1:0;D3=0;}</w:t>
+      </w:r>
+    </w:p>
+    <w:p>
+      <w:pPr>
+        <w:spacing w:after="0" w:line="240" w:lineRule="auto"/>
+      </w:pPr>
+    </w:p>
+    <w:p>
+      <w:pPr>
+        <w:spacing w:after="0" w:line="240" w:lineRule="auto"/>
+      </w:pPr>
     </w:p>
     <w:p>
       <w:pPr>
@@ -3441,7 +3598,7 @@
 </file>
 
 <file path=customXml/itemProps1.xml><?xml version="1.0" encoding="utf-8"?>
-<ds:datastoreItem xmlns:ds="http://schemas.openxmlformats.org/officeDocument/2006/customXml" ds:itemID="{3E3FCE14-2FEB-4AA5-A13B-1E9BC539E3E9}">
+<ds:datastoreItem xmlns:ds="http://schemas.openxmlformats.org/officeDocument/2006/customXml" ds:itemID="{CD3BE7DA-693E-47F9-9988-164CE1604D67}">
   <ds:schemaRefs>
     <ds:schemaRef ds:uri="http://schemas.openxmlformats.org/officeDocument/2006/bibliography"/>
   </ds:schemaRefs>

--- a/Help/Turkce/lolin_tr.docx
+++ b/Help/Turkce/lolin_tr.docx
@@ -2588,6 +2588,32 @@
       <w:pPr>
         <w:spacing w:after="0" w:line="240" w:lineRule="auto"/>
       </w:pPr>
+      <w:r>
+        <w:t xml:space="preserve">Sadece </w:t>
+      </w:r>
+      <w:proofErr w:type="spellStart"/>
+      <w:proofErr w:type="gramStart"/>
+      <w:r>
+        <w:t>firebase</w:t>
+      </w:r>
+      <w:proofErr w:type="spellEnd"/>
+      <w:r>
+        <w:t xml:space="preserve">  gönderim</w:t>
+      </w:r>
+      <w:proofErr w:type="gramEnd"/>
+      <w:r>
+        <w:t xml:space="preserve"> için</w:t>
+      </w:r>
+    </w:p>
+    <w:p>
+      <w:pPr>
+        <w:spacing w:after="0" w:line="240" w:lineRule="auto"/>
+      </w:pPr>
+    </w:p>
+    <w:p>
+      <w:pPr>
+        <w:spacing w:after="0" w:line="240" w:lineRule="auto"/>
+      </w:pPr>
       <w:proofErr w:type="spellStart"/>
       <w:r>
         <w:t>fbc</w:t>
@@ -2627,6 +2653,11 @@
       <w:pPr>
         <w:spacing w:after="0" w:line="240" w:lineRule="auto"/>
       </w:pPr>
+    </w:p>
+    <w:p>
+      <w:pPr>
+        <w:spacing w:after="0" w:line="240" w:lineRule="auto"/>
+      </w:pPr>
       <w:r>
         <w:t>//</w:t>
       </w:r>
@@ -2704,6 +2735,146 @@
       <w:pPr>
         <w:spacing w:after="0" w:line="240" w:lineRule="auto"/>
       </w:pPr>
+      <w:r>
+        <w:t xml:space="preserve">Yerelde </w:t>
+      </w:r>
+      <w:proofErr w:type="spellStart"/>
+      <w:r>
+        <w:t>mqtt</w:t>
+      </w:r>
+      <w:proofErr w:type="spellEnd"/>
+      <w:r>
+        <w:t xml:space="preserve"> ile haberleşip, </w:t>
+      </w:r>
+      <w:proofErr w:type="spellStart"/>
+      <w:r>
+        <w:t>firebase’e</w:t>
+      </w:r>
+      <w:proofErr w:type="spellEnd"/>
+      <w:r>
+        <w:t xml:space="preserve"> bilgi gönderimi için;</w:t>
+      </w:r>
+    </w:p>
+    <w:p>
+      <w:pPr>
+        <w:spacing w:after="0" w:line="240" w:lineRule="auto"/>
+      </w:pPr>
+    </w:p>
+    <w:p>
+      <w:pPr>
+        <w:spacing w:after="0" w:line="240" w:lineRule="auto"/>
+      </w:pPr>
+      <w:r>
+        <w:t>//</w:t>
+      </w:r>
+      <w:proofErr w:type="spellStart"/>
+      <w:r>
+        <w:t>fbc</w:t>
+      </w:r>
+      <w:proofErr w:type="spellEnd"/>
+      <w:r>
+        <w:t xml:space="preserve"> fb1=/kev1/r/BAHCE;</w:t>
+      </w:r>
+    </w:p>
+    <w:p>
+      <w:pPr>
+        <w:spacing w:after="0" w:line="240" w:lineRule="auto"/>
+      </w:pPr>
+      <w:r>
+        <w:t>//</w:t>
+      </w:r>
+      <w:proofErr w:type="spellStart"/>
+      <w:r>
+        <w:t>if</w:t>
+      </w:r>
+      <w:proofErr w:type="spellEnd"/>
+      <w:r>
+        <w:t>(D2&gt;20){fb1=D1:0,VR0:BUZ&gt;_;D3=0;}</w:t>
+      </w:r>
+    </w:p>
+    <w:p>
+      <w:pPr>
+        <w:spacing w:after="0" w:line="240" w:lineRule="auto"/>
+      </w:pPr>
+      <w:r>
+        <w:t>//</w:t>
+      </w:r>
+      <w:proofErr w:type="spellStart"/>
+      <w:r>
+        <w:t>if</w:t>
+      </w:r>
+      <w:proofErr w:type="spellEnd"/>
+      <w:r>
+        <w:t>(D2&gt;3 &amp;&amp; D2&lt;20){fb1=D1:1,VR0:BUZ&gt;ABCD_;D3=1;}</w:t>
+      </w:r>
+    </w:p>
+    <w:p>
+      <w:pPr>
+        <w:spacing w:after="0" w:line="240" w:lineRule="auto"/>
+      </w:pPr>
+    </w:p>
+    <w:p>
+      <w:pPr>
+        <w:spacing w:after="0" w:line="240" w:lineRule="auto"/>
+      </w:pPr>
+      <w:proofErr w:type="spellStart"/>
+      <w:r>
+        <w:t>if</w:t>
+      </w:r>
+      <w:proofErr w:type="spellEnd"/>
+      <w:r>
+        <w:t>(D2&gt;4 &amp;&amp; D2&lt;20){</w:t>
+      </w:r>
+      <w:proofErr w:type="spellStart"/>
+      <w:r>
+        <w:t>mqtt</w:t>
+      </w:r>
+      <w:proofErr w:type="spellEnd"/>
+      <w:r>
+        <w:t>:/kev1/BAHCE=D1:1,VR0:BUZ&gt;CE_CE;D3=1;}</w:t>
+      </w:r>
+    </w:p>
+    <w:p>
+      <w:pPr>
+        <w:spacing w:after="0" w:line="240" w:lineRule="auto"/>
+      </w:pPr>
+      <w:proofErr w:type="spellStart"/>
+      <w:r>
+        <w:t>if</w:t>
+      </w:r>
+      <w:proofErr w:type="spellEnd"/>
+      <w:r>
+        <w:t>(D2&gt;20 &amp;&amp; D2&lt;35){</w:t>
+      </w:r>
+      <w:proofErr w:type="spellStart"/>
+      <w:r>
+        <w:t>mqtt</w:t>
+      </w:r>
+      <w:proofErr w:type="spellEnd"/>
+      <w:r>
+        <w:t>:/kev1/BAHCE=D1:0,VR0:BUZ&gt;___;D3=0;}</w:t>
+      </w:r>
+    </w:p>
+    <w:p>
+      <w:pPr>
+        <w:spacing w:after="0" w:line="240" w:lineRule="auto"/>
+      </w:pPr>
+      <w:proofErr w:type="spellStart"/>
+      <w:r>
+        <w:t>if</w:t>
+      </w:r>
+      <w:proofErr w:type="spellEnd"/>
+      <w:r>
+        <w:t>(D2&gt;35){</w:t>
+      </w:r>
+      <w:proofErr w:type="spellStart"/>
+      <w:r>
+        <w:t>mqtt</w:t>
+      </w:r>
+      <w:proofErr w:type="spellEnd"/>
+      <w:r>
+        <w:t>:/kev1/BAHCE=D1:0;D3=0;}</w:t>
+      </w:r>
     </w:p>
     <w:p>
       <w:pPr>
@@ -3598,7 +3769,7 @@
 </file>
 
 <file path=customXml/itemProps1.xml><?xml version="1.0" encoding="utf-8"?>
-<ds:datastoreItem xmlns:ds="http://schemas.openxmlformats.org/officeDocument/2006/customXml" ds:itemID="{CD3BE7DA-693E-47F9-9988-164CE1604D67}">
+<ds:datastoreItem xmlns:ds="http://schemas.openxmlformats.org/officeDocument/2006/customXml" ds:itemID="{4DC7B9A5-5907-4E79-9748-D056FF822234}">
   <ds:schemaRefs>
     <ds:schemaRef ds:uri="http://schemas.openxmlformats.org/officeDocument/2006/bibliography"/>
   </ds:schemaRefs>

--- a/Help/Turkce/lolin_tr.docx
+++ b/Help/Turkce/lolin_tr.docx
@@ -2659,6 +2659,71 @@
         <w:spacing w:after="0" w:line="240" w:lineRule="auto"/>
       </w:pPr>
       <w:r>
+        <w:t>////</w:t>
+      </w:r>
+    </w:p>
+    <w:p>
+      <w:pPr>
+        <w:spacing w:after="0" w:line="240" w:lineRule="auto"/>
+      </w:pPr>
+      <w:proofErr w:type="spellStart"/>
+      <w:r>
+        <w:t>fbc</w:t>
+      </w:r>
+      <w:proofErr w:type="spellEnd"/>
+      <w:r>
+        <w:t xml:space="preserve"> fb1=/kev1/r/BAHCE;</w:t>
+      </w:r>
+    </w:p>
+    <w:p>
+      <w:pPr>
+        <w:spacing w:after="0" w:line="240" w:lineRule="auto"/>
+      </w:pPr>
+      <w:proofErr w:type="spellStart"/>
+      <w:r>
+        <w:t>if</w:t>
+      </w:r>
+      <w:proofErr w:type="spellEnd"/>
+      <w:r>
+        <w:t>(D2&gt;20){fb1=D1:0,VR0:BUZ&gt;_;D3=0;}</w:t>
+      </w:r>
+    </w:p>
+    <w:p>
+      <w:pPr>
+        <w:spacing w:after="0" w:line="240" w:lineRule="auto"/>
+      </w:pPr>
+      <w:proofErr w:type="spellStart"/>
+      <w:r>
+        <w:t>if</w:t>
+      </w:r>
+      <w:proofErr w:type="spellEnd"/>
+      <w:r>
+        <w:t>(D2&gt;3 &amp;&amp; D2&lt;20){fb1=D1:1,VR0:BUZ&gt;ABCD_;D3=1;}</w:t>
+      </w:r>
+    </w:p>
+    <w:p>
+      <w:pPr>
+        <w:spacing w:after="0" w:line="240" w:lineRule="auto"/>
+      </w:pPr>
+      <w:r>
+        <w:t>///</w:t>
+      </w:r>
+    </w:p>
+    <w:p>
+      <w:pPr>
+        <w:spacing w:after="0" w:line="240" w:lineRule="auto"/>
+      </w:pPr>
+    </w:p>
+    <w:p>
+      <w:pPr>
+        <w:spacing w:after="0" w:line="240" w:lineRule="auto"/>
+      </w:pPr>
+    </w:p>
+    <w:p>
+      <w:pPr>
+        <w:spacing w:after="0" w:line="240" w:lineRule="auto"/>
+      </w:pPr>
+      <w:r>
         <w:t>//</w:t>
       </w:r>
       <w:proofErr w:type="spellStart"/>
@@ -2875,6 +2940,31 @@
       <w:r>
         <w:t>:/kev1/BAHCE=D1:0;D3=0;}</w:t>
       </w:r>
+    </w:p>
+    <w:p>
+      <w:pPr>
+        <w:spacing w:after="0" w:line="240" w:lineRule="auto"/>
+      </w:pPr>
+    </w:p>
+    <w:p>
+      <w:pPr>
+        <w:spacing w:after="0" w:line="240" w:lineRule="auto"/>
+      </w:pPr>
+    </w:p>
+    <w:p>
+      <w:pPr>
+        <w:spacing w:after="0" w:line="240" w:lineRule="auto"/>
+      </w:pPr>
+    </w:p>
+    <w:p>
+      <w:pPr>
+        <w:spacing w:after="0" w:line="240" w:lineRule="auto"/>
+      </w:pPr>
+    </w:p>
+    <w:p>
+      <w:pPr>
+        <w:spacing w:after="0" w:line="240" w:lineRule="auto"/>
+      </w:pPr>
     </w:p>
     <w:p>
       <w:pPr>
@@ -3769,7 +3859,7 @@
 </file>
 
 <file path=customXml/itemProps1.xml><?xml version="1.0" encoding="utf-8"?>
-<ds:datastoreItem xmlns:ds="http://schemas.openxmlformats.org/officeDocument/2006/customXml" ds:itemID="{4DC7B9A5-5907-4E79-9748-D056FF822234}">
+<ds:datastoreItem xmlns:ds="http://schemas.openxmlformats.org/officeDocument/2006/customXml" ds:itemID="{64BF6828-C46D-4E2E-8E31-EE54437A1CA2}">
   <ds:schemaRefs>
     <ds:schemaRef ds:uri="http://schemas.openxmlformats.org/officeDocument/2006/bibliography"/>
   </ds:schemaRefs>

--- a/Help/Turkce/lolin_tr.docx
+++ b/Help/Turkce/lolin_tr.docx
@@ -28,17 +28,18 @@
               <v:group id="_x0000_s1030" style="position:absolute;margin-left:0;margin-top:0;width:564.5pt;height:798.85pt;z-index:251660288;mso-width-percent:950;mso-height-percent:950;mso-position-horizontal:center;mso-position-horizontal-relative:page;mso-position-vertical:center;mso-position-vertical-relative:page;mso-width-percent:950;mso-height-percent:950" coordorigin="316,406" coordsize="11608,15028" o:allowincell="f">
                 <v:group id="_x0000_s1031" style="position:absolute;left:316;top:406;width:11608;height:15028;mso-width-percent:950;mso-height-percent:950;mso-position-horizontal:center;mso-position-horizontal-relative:page;mso-position-vertical:center;mso-position-vertical-relative:page;mso-width-percent:950;mso-height-percent:950" coordorigin="321,406" coordsize="11600,15025" o:allowincell="f">
                   <v:rect id="_x0000_s1032" style="position:absolute;left:339;top:406;width:11582;height:15025;mso-width-relative:margin;v-text-anchor:middle" fillcolor="#8c8c8c [1772]" strokecolor="white [3212]" strokeweight="1pt">
-                    <v:fill r:id="rId6" o:title="Zig zag" color2="#bfbfbf [2412]" type="pattern"/>
+                    <v:fill r:id="rId7" o:title="Zig zag" color2="#bfbfbf [2412]" type="pattern"/>
                     <v:shadow color="#d8d8d8 [2732]" offset="3pt,3pt" offset2="2pt,2pt"/>
                   </v:rect>
-                  <v:rect id="_x0000_s1033" style="position:absolute;left:3446;top:406;width:8475;height:15025;mso-width-relative:margin" fillcolor="#737373 [1789]" strokecolor="white [3212]" strokeweight="1pt">
+                  <v:rect id="_x0000_s1033" style="position:absolute;left:3446;top:406;width:8475;height:15025;mso-width-relative:margin" strokecolor="white [3212]" strokeweight="1pt">
+                    <v:fill color2="black" rotate="t" focus="-50%" type="gradient"/>
                     <v:shadow color="#d8d8d8 [2732]" offset="3pt,3pt" offset2="2pt,2pt"/>
                     <v:textbox style="mso-next-textbox:#_x0000_s1033" inset="18pt,108pt,36pt">
                       <w:txbxContent>
                         <w:sdt>
                           <w:sdtPr>
                             <w:rPr>
-                              <w:color w:val="FFFFFF" w:themeColor="background1"/>
+                              <w:color w:val="0D0D0D" w:themeColor="text1" w:themeTint="F2"/>
                               <w:sz w:val="80"/>
                               <w:szCs w:val="80"/>
                             </w:rPr>
@@ -59,7 +60,7 @@
                               </w:pPr>
                               <w:r>
                                 <w:rPr>
-                                  <w:color w:val="FFFFFF" w:themeColor="background1"/>
+                                  <w:color w:val="0D0D0D" w:themeColor="text1" w:themeTint="F2"/>
                                   <w:sz w:val="80"/>
                                   <w:szCs w:val="80"/>
                                 </w:rPr>
@@ -71,7 +72,7 @@
                         <w:sdt>
                           <w:sdtPr>
                             <w:rPr>
-                              <w:color w:val="FFFFFF" w:themeColor="background1"/>
+                              <w:color w:val="0D0D0D" w:themeColor="text1" w:themeTint="F2"/>
                               <w:sz w:val="40"/>
                               <w:szCs w:val="40"/>
                             </w:rPr>
@@ -92,11 +93,51 @@
                               </w:pPr>
                               <w:r>
                                 <w:rPr>
-                                  <w:color w:val="FFFFFF" w:themeColor="background1"/>
+                                  <w:color w:val="0D0D0D" w:themeColor="text1" w:themeTint="F2"/>
                                   <w:sz w:val="40"/>
                                   <w:szCs w:val="40"/>
                                 </w:rPr>
-                                <w:t>ESP8266ex LOLİN (WEMOS) D1 R2 ve üstü destekler</w:t>
+                                <w:t xml:space="preserve">ESP8266 LOLİN (WEMOS) D1 </w:t>
+                              </w:r>
+                              <w:r>
+                                <w:rPr>
+                                  <w:color w:val="0D0D0D" w:themeColor="text1" w:themeTint="F2"/>
+                                  <w:sz w:val="40"/>
+                                  <w:szCs w:val="40"/>
+                                </w:rPr>
+                                <w:t xml:space="preserve">&amp; </w:t>
+                              </w:r>
+                              <w:r>
+                                <w:rPr>
+                                  <w:color w:val="0D0D0D" w:themeColor="text1" w:themeTint="F2"/>
+                                  <w:sz w:val="40"/>
+                                  <w:szCs w:val="40"/>
+                                </w:rPr>
+                                <w:t xml:space="preserve">R2 </w:t>
+                              </w:r>
+                              <w:r>
+                                <w:rPr>
+                                  <w:color w:val="0D0D0D" w:themeColor="text1" w:themeTint="F2"/>
+                                  <w:sz w:val="40"/>
+                                  <w:szCs w:val="40"/>
+                                </w:rPr>
+                                <w:t xml:space="preserve">mini </w:t>
+                              </w:r>
+                              <w:r>
+                                <w:rPr>
+                                  <w:color w:val="0D0D0D" w:themeColor="text1" w:themeTint="F2"/>
+                                  <w:sz w:val="40"/>
+                                  <w:szCs w:val="40"/>
+                                </w:rPr>
+                                <w:t>ve üstü destekler</w:t>
+                              </w:r>
+                              <w:r>
+                                <w:rPr>
+                                  <w:color w:val="0D0D0D" w:themeColor="text1" w:themeTint="F2"/>
+                                  <w:sz w:val="40"/>
+                                  <w:szCs w:val="40"/>
+                                </w:rPr>
+                                <w:t>.</w:t>
                               </w:r>
                             </w:p>
                           </w:sdtContent>
@@ -112,11 +153,10 @@
                         <w:sdt>
                           <w:sdtPr>
                             <w:rPr>
-                              <w:color w:val="FFFFFF" w:themeColor="background1"/>
+                              <w:color w:val="0D0D0D" w:themeColor="text1" w:themeTint="F2"/>
                             </w:rPr>
                             <w:alias w:val="Özet"/>
                             <w:id w:val="16962290"/>
-                            <w:showingPlcHdr/>
                             <w:dataBinding w:prefixMappings="xmlns:ns0='http://schemas.microsoft.com/office/2006/coverPageProps'" w:xpath="/ns0:CoverPageProperties[1]/ns0:Abstract[1]" w:storeItemID="{55AF091B-3C7A-41E3-B477-F2FDAA23CFDA}"/>
                             <w:text/>
                           </w:sdtPr>
@@ -130,13 +170,168 @@
                               </w:pPr>
                               <w:r>
                                 <w:rPr>
-                                  <w:color w:val="FFFFFF" w:themeColor="background1"/>
+                                  <w:color w:val="0D0D0D" w:themeColor="text1" w:themeTint="F2"/>
                                 </w:rPr>
-                                <w:t>[Belgenin özetini buraya yazın. Özet, genellikle belgenin içeriği hakkında kısa bir bilgidir. Belgenin özetini buraya yazın. Özet, genellikle belgenin içeriği hakkında kısa bir bilgidir.]</w:t>
+                                <w:t xml:space="preserve">Cihazın </w:t>
+                              </w:r>
+                              <w:proofErr w:type="gramStart"/>
+                              <w:r>
+                                <w:rPr>
+                                  <w:color w:val="0D0D0D" w:themeColor="text1" w:themeTint="F2"/>
+                                </w:rPr>
+                                <w:t>bir çok</w:t>
+                              </w:r>
+                              <w:proofErr w:type="gramEnd"/>
+                              <w:r>
+                                <w:rPr>
+                                  <w:color w:val="0D0D0D" w:themeColor="text1" w:themeTint="F2"/>
+                                </w:rPr>
+                                <w:t xml:space="preserve"> ayarlarına hükmedebileceğiniz bir </w:t>
+                              </w:r>
+                              <w:proofErr w:type="spellStart"/>
+                              <w:r>
+                                <w:rPr>
+                                  <w:color w:val="0D0D0D" w:themeColor="text1" w:themeTint="F2"/>
+                                </w:rPr>
+                                <w:t>a</w:t>
+                              </w:r>
+                              <w:r>
+                                <w:rPr>
+                                  <w:color w:val="0D0D0D" w:themeColor="text1" w:themeTint="F2"/>
+                                </w:rPr>
+                                <w:t>rduino</w:t>
+                              </w:r>
+                              <w:proofErr w:type="spellEnd"/>
+                              <w:r>
+                                <w:rPr>
+                                  <w:color w:val="0D0D0D" w:themeColor="text1" w:themeTint="F2"/>
+                                </w:rPr>
+                                <w:t xml:space="preserve"> </w:t>
+                              </w:r>
+                              <w:r>
+                                <w:rPr>
+                                  <w:color w:val="0D0D0D" w:themeColor="text1" w:themeTint="F2"/>
+                                </w:rPr>
+                                <w:t xml:space="preserve">projesidir. Cihazlar tek başına çalışabilecekleri gibi MQTT ve </w:t>
+                              </w:r>
+                              <w:proofErr w:type="spellStart"/>
+                              <w:r>
+                                <w:rPr>
+                                  <w:color w:val="0D0D0D" w:themeColor="text1" w:themeTint="F2"/>
+                                </w:rPr>
+                                <w:t>Firebase</w:t>
+                              </w:r>
+                              <w:proofErr w:type="spellEnd"/>
+                              <w:r>
+                                <w:rPr>
+                                  <w:color w:val="0D0D0D" w:themeColor="text1" w:themeTint="F2"/>
+                                </w:rPr>
+                                <w:t xml:space="preserve"> (</w:t>
+                              </w:r>
+                              <w:proofErr w:type="spellStart"/>
+                              <w:r>
+                                <w:rPr>
+                                  <w:color w:val="0D0D0D" w:themeColor="text1" w:themeTint="F2"/>
+                                </w:rPr>
+                                <w:t>Realtime</w:t>
+                              </w:r>
+                              <w:proofErr w:type="spellEnd"/>
+                              <w:r>
+                                <w:rPr>
+                                  <w:color w:val="0D0D0D" w:themeColor="text1" w:themeTint="F2"/>
+                                </w:rPr>
+                                <w:t xml:space="preserve"> </w:t>
+                              </w:r>
+                              <w:proofErr w:type="spellStart"/>
+                              <w:r>
+                                <w:rPr>
+                                  <w:color w:val="0D0D0D" w:themeColor="text1" w:themeTint="F2"/>
+                                </w:rPr>
+                                <w:t>database</w:t>
+                              </w:r>
+                              <w:proofErr w:type="spellEnd"/>
+                              <w:r>
+                                <w:rPr>
+                                  <w:color w:val="0D0D0D" w:themeColor="text1" w:themeTint="F2"/>
+                                </w:rPr>
+                                <w:t xml:space="preserve">) haberleşme yöntemleriyle birlikte çalışabilirler. </w:t>
                               </w:r>
                             </w:p>
                           </w:sdtContent>
                         </w:sdt>
+                        <w:p>
+                          <w:pPr>
+                            <w:pStyle w:val="AralkYok"/>
+                            <w:rPr>
+                              <w:noProof/>
+                              <w:lang w:eastAsia="tr-TR"/>
+                            </w:rPr>
+                          </w:pPr>
+                        </w:p>
+                        <w:p>
+                          <w:pPr>
+                            <w:pStyle w:val="AralkYok"/>
+                            <w:rPr>
+                              <w:noProof/>
+                              <w:lang w:eastAsia="tr-TR"/>
+                            </w:rPr>
+                          </w:pPr>
+                        </w:p>
+                        <w:p>
+                          <w:pPr>
+                            <w:pStyle w:val="NormalWeb"/>
+                          </w:pPr>
+                          <w:r>
+                            <w:rPr>
+                              <w:noProof/>
+                            </w:rPr>
+                            <w:drawing>
+                              <wp:inline distT="0" distB="0" distL="0" distR="0">
+                                <wp:extent cx="4572000" cy="2857500"/>
+                                <wp:effectExtent l="0" t="0" r="0" b="0"/>
+                                <wp:docPr id="10" name="Resim 10" descr="E:\GitHub\lolin\Help\Turkce\esp8266-lolin-kapak1.png"/>
+                                <wp:cNvGraphicFramePr>
+                                  <a:graphicFrameLocks xmlns:a="http://schemas.openxmlformats.org/drawingml/2006/main" noChangeAspect="1"/>
+                                </wp:cNvGraphicFramePr>
+                                <a:graphic xmlns:a="http://schemas.openxmlformats.org/drawingml/2006/main">
+                                  <a:graphicData uri="http://schemas.openxmlformats.org/drawingml/2006/picture">
+                                    <pic:pic xmlns:pic="http://schemas.openxmlformats.org/drawingml/2006/picture">
+                                      <pic:nvPicPr>
+                                        <pic:cNvPr id="0" name="Picture 10" descr="E:\GitHub\lolin\Help\Turkce\esp8266-lolin-kapak1.png"/>
+                                        <pic:cNvPicPr>
+                                          <a:picLocks noChangeAspect="1" noChangeArrowheads="1"/>
+                                        </pic:cNvPicPr>
+                                      </pic:nvPicPr>
+                                      <pic:blipFill>
+                                        <a:blip r:embed="rId8"/>
+                                        <a:srcRect/>
+                                        <a:stretch>
+                                          <a:fillRect/>
+                                        </a:stretch>
+                                      </pic:blipFill>
+                                      <pic:spPr bwMode="auto">
+                                        <a:xfrm>
+                                          <a:off x="0" y="0"/>
+                                          <a:ext cx="4572000" cy="2857500"/>
+                                        </a:xfrm>
+                                        <a:prstGeom prst="rect">
+                                          <a:avLst/>
+                                        </a:prstGeom>
+                                        <a:noFill/>
+                                        <a:ln w="9525">
+                                          <a:noFill/>
+                                          <a:miter lim="800000"/>
+                                          <a:headEnd/>
+                                          <a:tailEnd/>
+                                        </a:ln>
+                                      </pic:spPr>
+                                    </pic:pic>
+                                  </a:graphicData>
+                                </a:graphic>
+                              </wp:inline>
+                            </w:drawing>
+                          </w:r>
+                        </w:p>
                         <w:p>
                           <w:pPr>
                             <w:pStyle w:val="AralkYok"/>
@@ -187,9 +382,8 @@
                             </w:rPr>
                             <w:alias w:val="Yıl"/>
                             <w:id w:val="16962274"/>
-                            <w:showingPlcHdr/>
                             <w:dataBinding w:prefixMappings="xmlns:ns0='http://schemas.microsoft.com/office/2006/coverPageProps'" w:xpath="/ns0:CoverPageProperties[1]/ns0:PublishDate[1]" w:storeItemID="{55AF091B-3C7A-41E3-B477-F2FDAA23CFDA}"/>
-                            <w:date>
+                            <w:date w:fullDate="2026-02-02T00:00:00Z">
                               <w:dateFormat w:val="yyyy"/>
                               <w:lid w:val="tr-TR"/>
                               <w:storeMappedDataAs w:val="dateTime"/>
@@ -209,10 +403,10 @@
                               <w:r>
                                 <w:rPr>
                                   <w:color w:val="FFFFFF" w:themeColor="background1"/>
-                                  <w:sz w:val="48"/>
-                                  <w:szCs w:val="48"/>
+                                  <w:sz w:val="52"/>
+                                  <w:szCs w:val="52"/>
                                 </w:rPr>
-                                <w:t>[Yıl]</w:t>
+                                <w:t>2026</w:t>
                               </w:r>
                             </w:p>
                           </w:sdtContent>
@@ -263,7 +457,7 @@
                                 <w:rPr>
                                   <w:color w:val="FFFFFF" w:themeColor="background1"/>
                                 </w:rPr>
-                                <w:t>ronaldinho424</w:t>
+                                <w:t>Murat BEKTAŞ</w:t>
                               </w:r>
                             </w:p>
                           </w:sdtContent>
@@ -287,42 +481,12 @@
                                   <w:color w:val="FFFFFF" w:themeColor="background1"/>
                                 </w:rPr>
                               </w:pPr>
-                              <w:proofErr w:type="spellStart"/>
                               <w:r>
                                 <w:rPr>
                                   <w:color w:val="FFFFFF" w:themeColor="background1"/>
                                 </w:rPr>
-                                <w:t>Silentall</w:t>
+                                <w:t>MB Software</w:t>
                               </w:r>
-                              <w:proofErr w:type="spellEnd"/>
-                              <w:r>
-                                <w:rPr>
-                                  <w:color w:val="FFFFFF" w:themeColor="background1"/>
-                                </w:rPr>
-                                <w:t xml:space="preserve"> </w:t>
-                              </w:r>
-                              <w:proofErr w:type="spellStart"/>
-                              <w:r>
-                                <w:rPr>
-                                  <w:color w:val="FFFFFF" w:themeColor="background1"/>
-                                </w:rPr>
-                                <w:t>Unattended</w:t>
-                              </w:r>
-                              <w:proofErr w:type="spellEnd"/>
-                              <w:r>
-                                <w:rPr>
-                                  <w:color w:val="FFFFFF" w:themeColor="background1"/>
-                                </w:rPr>
-                                <w:t xml:space="preserve"> </w:t>
-                              </w:r>
-                              <w:proofErr w:type="spellStart"/>
-                              <w:r>
-                                <w:rPr>
-                                  <w:color w:val="FFFFFF" w:themeColor="background1"/>
-                                </w:rPr>
-                                <w:t>Installer</w:t>
-                              </w:r>
-                              <w:proofErr w:type="spellEnd"/>
                             </w:p>
                           </w:sdtContent>
                         </w:sdt>
@@ -333,9 +497,9 @@
                             </w:rPr>
                             <w:alias w:val="Tarih"/>
                             <w:id w:val="16962306"/>
-                            <w:showingPlcHdr/>
                             <w:dataBinding w:prefixMappings="xmlns:ns0='http://schemas.microsoft.com/office/2006/coverPageProps'" w:xpath="/ns0:CoverPageProperties[1]/ns0:PublishDate[1]" w:storeItemID="{55AF091B-3C7A-41E3-B477-F2FDAA23CFDA}"/>
-                            <w:date>
+                            <w:date w:fullDate="2026-02-02T00:00:00Z">
+                              <w:dateFormat w:val="d.MM.yyyy"/>
                               <w:lid w:val="tr-TR"/>
                               <w:storeMappedDataAs w:val="dateTime"/>
                               <w:calendar w:val="gregorian"/>
@@ -354,7 +518,7 @@
                                 <w:rPr>
                                   <w:color w:val="FFFFFF" w:themeColor="background1"/>
                                 </w:rPr>
-                                <w:t>[Tarihi seçin]</w:t>
+                                <w:t>2.02.2026</w:t>
                               </w:r>
                             </w:p>
                           </w:sdtContent>
@@ -387,26 +551,6 @@
       <w:pPr>
         <w:spacing w:after="0" w:line="240" w:lineRule="auto"/>
       </w:pPr>
-    </w:p>
-    <w:p>
-      <w:pPr>
-        <w:spacing w:after="0" w:line="240" w:lineRule="auto"/>
-      </w:pPr>
-    </w:p>
-    <w:p>
-      <w:pPr>
-        <w:spacing w:after="0" w:line="240" w:lineRule="auto"/>
-      </w:pPr>
-    </w:p>
-    <w:p>
-      <w:pPr>
-        <w:spacing w:after="0" w:line="240" w:lineRule="auto"/>
-      </w:pPr>
-    </w:p>
-    <w:p>
-      <w:pPr>
-        <w:spacing w:after="0" w:line="240" w:lineRule="auto"/>
-      </w:pPr>
       <w:r>
         <w:t>İNDEX</w:t>
       </w:r>
@@ -420,9 +564,38 @@
         </w:numPr>
         <w:spacing w:after="0" w:line="240" w:lineRule="auto"/>
       </w:pPr>
-      <w:r>
-        <w:t>Ayarlar</w:t>
-      </w:r>
+      <w:hyperlink w:anchor="AYARLAR" w:history="1">
+        <w:r>
+          <w:rPr>
+            <w:rStyle w:val="Kpr"/>
+          </w:rPr>
+          <w:t>Ay</w:t>
+        </w:r>
+        <w:r>
+          <w:rPr>
+            <w:rStyle w:val="Kpr"/>
+          </w:rPr>
+          <w:t>a</w:t>
+        </w:r>
+        <w:r>
+          <w:rPr>
+            <w:rStyle w:val="Kpr"/>
+          </w:rPr>
+          <w:t>r</w:t>
+        </w:r>
+        <w:r>
+          <w:rPr>
+            <w:rStyle w:val="Kpr"/>
+          </w:rPr>
+          <w:t>l</w:t>
+        </w:r>
+        <w:r>
+          <w:rPr>
+            <w:rStyle w:val="Kpr"/>
+          </w:rPr>
+          <w:t>ar</w:t>
+        </w:r>
+      </w:hyperlink>
     </w:p>
     <w:p>
       <w:pPr>
@@ -433,35 +606,1032 @@
         </w:numPr>
         <w:spacing w:after="0" w:line="240" w:lineRule="auto"/>
       </w:pPr>
-      <w:r>
-        <w:t>Kullanım</w:t>
-      </w:r>
-    </w:p>
-    <w:p>
-      <w:pPr>
-        <w:spacing w:after="0" w:line="240" w:lineRule="auto"/>
-      </w:pPr>
-    </w:p>
-    <w:p>
-      <w:pPr>
-        <w:spacing w:after="0" w:line="240" w:lineRule="auto"/>
-      </w:pPr>
-    </w:p>
-    <w:p>
-      <w:pPr>
-        <w:spacing w:after="0" w:line="240" w:lineRule="auto"/>
-      </w:pPr>
-    </w:p>
-    <w:p>
-      <w:pPr>
-        <w:spacing w:after="0" w:line="240" w:lineRule="auto"/>
-      </w:pPr>
-    </w:p>
-    <w:p>
-      <w:pPr>
-        <w:spacing w:after="0" w:line="240" w:lineRule="auto"/>
-      </w:pPr>
-    </w:p>
+      <w:hyperlink w:anchor="KULLANIM" w:history="1">
+        <w:r>
+          <w:rPr>
+            <w:rStyle w:val="Kpr"/>
+          </w:rPr>
+          <w:t>Ku</w:t>
+        </w:r>
+        <w:r>
+          <w:rPr>
+            <w:rStyle w:val="Kpr"/>
+          </w:rPr>
+          <w:t>l</w:t>
+        </w:r>
+        <w:r>
+          <w:rPr>
+            <w:rStyle w:val="Kpr"/>
+          </w:rPr>
+          <w:t>l</w:t>
+        </w:r>
+        <w:r>
+          <w:rPr>
+            <w:rStyle w:val="Kpr"/>
+          </w:rPr>
+          <w:t>a</w:t>
+        </w:r>
+        <w:r>
+          <w:rPr>
+            <w:rStyle w:val="Kpr"/>
+          </w:rPr>
+          <w:t>nım</w:t>
+        </w:r>
+      </w:hyperlink>
+    </w:p>
+    <w:p>
+      <w:pPr>
+        <w:spacing w:after="0" w:line="240" w:lineRule="auto"/>
+      </w:pPr>
+    </w:p>
+    <w:p>
+      <w:pPr>
+        <w:spacing w:after="0" w:line="240" w:lineRule="auto"/>
+      </w:pPr>
+    </w:p>
+    <w:p>
+      <w:pPr>
+        <w:spacing w:after="0" w:line="240" w:lineRule="auto"/>
+      </w:pPr>
+    </w:p>
+    <w:p>
+      <w:pPr>
+        <w:spacing w:after="0" w:line="240" w:lineRule="auto"/>
+      </w:pPr>
+    </w:p>
+    <w:p>
+      <w:pPr>
+        <w:spacing w:after="0" w:line="240" w:lineRule="auto"/>
+      </w:pPr>
+    </w:p>
+    <w:p>
+      <w:pPr>
+        <w:spacing w:after="0" w:line="240" w:lineRule="auto"/>
+      </w:pPr>
+    </w:p>
+    <w:p>
+      <w:pPr>
+        <w:spacing w:after="0" w:line="240" w:lineRule="auto"/>
+      </w:pPr>
+    </w:p>
+    <w:p>
+      <w:pPr>
+        <w:spacing w:after="0" w:line="240" w:lineRule="auto"/>
+      </w:pPr>
+    </w:p>
+    <w:p>
+      <w:pPr>
+        <w:spacing w:after="0" w:line="240" w:lineRule="auto"/>
+      </w:pPr>
+    </w:p>
+    <w:p>
+      <w:pPr>
+        <w:spacing w:after="0" w:line="240" w:lineRule="auto"/>
+      </w:pPr>
+    </w:p>
+    <w:p>
+      <w:pPr>
+        <w:spacing w:after="0" w:line="240" w:lineRule="auto"/>
+      </w:pPr>
+    </w:p>
+    <w:p>
+      <w:pPr>
+        <w:spacing w:after="0" w:line="240" w:lineRule="auto"/>
+      </w:pPr>
+    </w:p>
+    <w:p>
+      <w:pPr>
+        <w:spacing w:after="0" w:line="240" w:lineRule="auto"/>
+      </w:pPr>
+    </w:p>
+    <w:p>
+      <w:pPr>
+        <w:spacing w:after="0" w:line="240" w:lineRule="auto"/>
+      </w:pPr>
+    </w:p>
+    <w:p>
+      <w:pPr>
+        <w:spacing w:after="0" w:line="240" w:lineRule="auto"/>
+      </w:pPr>
+    </w:p>
+    <w:p>
+      <w:pPr>
+        <w:spacing w:after="0" w:line="240" w:lineRule="auto"/>
+      </w:pPr>
+    </w:p>
+    <w:p>
+      <w:pPr>
+        <w:spacing w:after="0" w:line="240" w:lineRule="auto"/>
+      </w:pPr>
+    </w:p>
+    <w:p>
+      <w:pPr>
+        <w:spacing w:after="0" w:line="240" w:lineRule="auto"/>
+      </w:pPr>
+    </w:p>
+    <w:p>
+      <w:pPr>
+        <w:spacing w:after="0" w:line="240" w:lineRule="auto"/>
+      </w:pPr>
+    </w:p>
+    <w:p>
+      <w:pPr>
+        <w:spacing w:after="0" w:line="240" w:lineRule="auto"/>
+      </w:pPr>
+    </w:p>
+    <w:p>
+      <w:pPr>
+        <w:spacing w:after="0" w:line="240" w:lineRule="auto"/>
+      </w:pPr>
+    </w:p>
+    <w:p>
+      <w:pPr>
+        <w:spacing w:after="0" w:line="240" w:lineRule="auto"/>
+      </w:pPr>
+    </w:p>
+    <w:p>
+      <w:pPr>
+        <w:spacing w:after="0" w:line="240" w:lineRule="auto"/>
+      </w:pPr>
+    </w:p>
+    <w:p>
+      <w:pPr>
+        <w:spacing w:after="0" w:line="240" w:lineRule="auto"/>
+      </w:pPr>
+    </w:p>
+    <w:p>
+      <w:pPr>
+        <w:spacing w:after="0" w:line="240" w:lineRule="auto"/>
+      </w:pPr>
+    </w:p>
+    <w:p>
+      <w:pPr>
+        <w:spacing w:after="0" w:line="240" w:lineRule="auto"/>
+      </w:pPr>
+    </w:p>
+    <w:p>
+      <w:pPr>
+        <w:spacing w:after="0" w:line="240" w:lineRule="auto"/>
+      </w:pPr>
+    </w:p>
+    <w:p>
+      <w:pPr>
+        <w:spacing w:after="0" w:line="240" w:lineRule="auto"/>
+      </w:pPr>
+    </w:p>
+    <w:p>
+      <w:pPr>
+        <w:spacing w:after="0" w:line="240" w:lineRule="auto"/>
+      </w:pPr>
+    </w:p>
+    <w:p>
+      <w:pPr>
+        <w:spacing w:after="0" w:line="240" w:lineRule="auto"/>
+      </w:pPr>
+    </w:p>
+    <w:p>
+      <w:pPr>
+        <w:spacing w:after="0" w:line="240" w:lineRule="auto"/>
+      </w:pPr>
+    </w:p>
+    <w:p>
+      <w:pPr>
+        <w:spacing w:after="0" w:line="240" w:lineRule="auto"/>
+      </w:pPr>
+    </w:p>
+    <w:p>
+      <w:pPr>
+        <w:spacing w:after="0" w:line="240" w:lineRule="auto"/>
+      </w:pPr>
+    </w:p>
+    <w:p>
+      <w:pPr>
+        <w:spacing w:after="0" w:line="240" w:lineRule="auto"/>
+      </w:pPr>
+    </w:p>
+    <w:p>
+      <w:pPr>
+        <w:spacing w:after="0" w:line="240" w:lineRule="auto"/>
+      </w:pPr>
+    </w:p>
+    <w:p>
+      <w:pPr>
+        <w:spacing w:after="0" w:line="240" w:lineRule="auto"/>
+      </w:pPr>
+    </w:p>
+    <w:p>
+      <w:pPr>
+        <w:spacing w:after="0" w:line="240" w:lineRule="auto"/>
+      </w:pPr>
+    </w:p>
+    <w:p>
+      <w:pPr>
+        <w:spacing w:after="0" w:line="240" w:lineRule="auto"/>
+      </w:pPr>
+    </w:p>
+    <w:p>
+      <w:pPr>
+        <w:spacing w:after="0" w:line="240" w:lineRule="auto"/>
+      </w:pPr>
+    </w:p>
+    <w:p>
+      <w:pPr>
+        <w:spacing w:after="0" w:line="240" w:lineRule="auto"/>
+      </w:pPr>
+    </w:p>
+    <w:p>
+      <w:pPr>
+        <w:spacing w:after="0" w:line="240" w:lineRule="auto"/>
+      </w:pPr>
+    </w:p>
+    <w:p>
+      <w:pPr>
+        <w:spacing w:after="0" w:line="240" w:lineRule="auto"/>
+      </w:pPr>
+    </w:p>
+    <w:p>
+      <w:pPr>
+        <w:spacing w:after="0" w:line="240" w:lineRule="auto"/>
+      </w:pPr>
+    </w:p>
+    <w:p>
+      <w:pPr>
+        <w:spacing w:after="0" w:line="240" w:lineRule="auto"/>
+      </w:pPr>
+    </w:p>
+    <w:p>
+      <w:pPr>
+        <w:spacing w:after="0" w:line="240" w:lineRule="auto"/>
+      </w:pPr>
+    </w:p>
+    <w:p>
+      <w:pPr>
+        <w:spacing w:after="0" w:line="240" w:lineRule="auto"/>
+      </w:pPr>
+    </w:p>
+    <w:p>
+      <w:pPr>
+        <w:spacing w:after="0" w:line="240" w:lineRule="auto"/>
+      </w:pPr>
+    </w:p>
+    <w:p>
+      <w:pPr>
+        <w:spacing w:after="0" w:line="240" w:lineRule="auto"/>
+      </w:pPr>
+    </w:p>
+    <w:p>
+      <w:pPr>
+        <w:spacing w:after="0" w:line="240" w:lineRule="auto"/>
+      </w:pPr>
+      <w:bookmarkStart w:id="0" w:name="AYARLAR"/>
+      <w:r>
+        <w:lastRenderedPageBreak/>
+        <w:t>AYARLAR</w:t>
+      </w:r>
+      <w:bookmarkEnd w:id="0"/>
+    </w:p>
+    <w:p>
+      <w:pPr>
+        <w:spacing w:after="0" w:line="240" w:lineRule="auto"/>
+      </w:pPr>
+    </w:p>
+    <w:p>
+      <w:pPr>
+        <w:spacing w:after="0" w:line="240" w:lineRule="auto"/>
+        <w:ind w:firstLine="708"/>
+      </w:pPr>
+      <w:proofErr w:type="gramStart"/>
+      <w:r>
+        <w:t>Cihazı  çalıştırdığınızda</w:t>
+      </w:r>
+      <w:proofErr w:type="gramEnd"/>
+      <w:r>
+        <w:t xml:space="preserve"> ilk olarak hiçbir modeme bağlanmaz ayarlarını yapalım.</w:t>
+      </w:r>
+    </w:p>
+    <w:p>
+      <w:pPr>
+        <w:spacing w:after="0" w:line="240" w:lineRule="auto"/>
+        <w:ind w:firstLine="708"/>
+      </w:pPr>
+    </w:p>
+    <w:p>
+      <w:pPr>
+        <w:pStyle w:val="ListeParagraf"/>
+        <w:numPr>
+          <w:ilvl w:val="0"/>
+          <w:numId w:val="3"/>
+        </w:numPr>
+        <w:spacing w:after="0" w:line="240" w:lineRule="auto"/>
+      </w:pPr>
+      <w:r>
+        <w:t>Cihaza erişim.</w:t>
+      </w:r>
+    </w:p>
+    <w:p>
+      <w:pPr>
+        <w:pStyle w:val="ListeParagraf"/>
+        <w:numPr>
+          <w:ilvl w:val="1"/>
+          <w:numId w:val="3"/>
+        </w:numPr>
+        <w:spacing w:after="0" w:line="240" w:lineRule="auto"/>
+      </w:pPr>
+      <w:r>
+        <w:t xml:space="preserve">Telefon ya da bilgisayar ile </w:t>
+      </w:r>
+      <w:proofErr w:type="spellStart"/>
+      <w:r>
+        <w:t>wifi</w:t>
+      </w:r>
+      <w:proofErr w:type="spellEnd"/>
+      <w:r>
+        <w:t xml:space="preserve"> </w:t>
+      </w:r>
+      <w:r>
+        <w:t xml:space="preserve">bağlanma kısmından </w:t>
+      </w:r>
+      <w:r>
+        <w:t>cihazın adını</w:t>
+      </w:r>
+      <w:r>
+        <w:t xml:space="preserve"> bulalım. Adı ESP-bos olacaktır.</w:t>
+      </w:r>
+    </w:p>
+    <w:p>
+      <w:pPr>
+        <w:pStyle w:val="ListeParagraf"/>
+        <w:numPr>
+          <w:ilvl w:val="1"/>
+          <w:numId w:val="3"/>
+        </w:numPr>
+        <w:spacing w:after="0" w:line="240" w:lineRule="auto"/>
+      </w:pPr>
+      <w:r>
+        <w:t xml:space="preserve">Bağlanmak için şifre girelim şifre </w:t>
+      </w:r>
+      <w:proofErr w:type="gramStart"/>
+      <w:r>
+        <w:t>12345678</w:t>
+      </w:r>
+      <w:proofErr w:type="gramEnd"/>
+    </w:p>
+    <w:p>
+      <w:pPr>
+        <w:pStyle w:val="ListeParagraf"/>
+        <w:numPr>
+          <w:ilvl w:val="1"/>
+          <w:numId w:val="3"/>
+        </w:numPr>
+        <w:spacing w:after="0" w:line="240" w:lineRule="auto"/>
+      </w:pPr>
+      <w:r>
+        <w:t>Bağlanmayı bekleyelim. Sonra da internet tarayıcıya 192.168.1.4 yazarak ara yüz ekranına erişelim. (Resim.1)</w:t>
+      </w:r>
+    </w:p>
+    <w:p>
+      <w:pPr>
+        <w:pStyle w:val="ListeParagraf"/>
+        <w:spacing w:after="0" w:line="240" w:lineRule="auto"/>
+        <w:ind w:left="1788"/>
+        <w:rPr>
+          <w:noProof/>
+          <w:lang w:eastAsia="tr-TR"/>
+        </w:rPr>
+      </w:pPr>
+    </w:p>
+    <w:p>
+      <w:pPr>
+        <w:pStyle w:val="ListeParagraf"/>
+        <w:spacing w:after="0" w:line="240" w:lineRule="auto"/>
+        <w:ind w:left="1788"/>
+        <w:rPr>
+          <w:noProof/>
+          <w:lang w:eastAsia="tr-TR"/>
+        </w:rPr>
+      </w:pPr>
+    </w:p>
+    <w:p>
+      <w:pPr>
+        <w:pStyle w:val="ListeParagraf"/>
+        <w:spacing w:after="0" w:line="240" w:lineRule="auto"/>
+        <w:ind w:left="1788"/>
+        <w:rPr>
+          <w:noProof/>
+          <w:lang w:eastAsia="tr-TR"/>
+        </w:rPr>
+      </w:pPr>
+    </w:p>
+    <w:p>
+      <w:pPr>
+        <w:pStyle w:val="ListeParagraf"/>
+        <w:spacing w:after="0" w:line="240" w:lineRule="auto"/>
+        <w:ind w:left="1788"/>
+        <w:rPr>
+          <w:noProof/>
+          <w:lang w:eastAsia="tr-TR"/>
+        </w:rPr>
+      </w:pPr>
+    </w:p>
+    <w:p>
+      <w:pPr>
+        <w:pStyle w:val="ListeParagraf"/>
+        <w:spacing w:after="0" w:line="240" w:lineRule="auto"/>
+        <w:ind w:left="1788"/>
+        <w:rPr>
+          <w:noProof/>
+          <w:lang w:eastAsia="tr-TR"/>
+        </w:rPr>
+      </w:pPr>
+    </w:p>
+    <w:p>
+      <w:pPr>
+        <w:pStyle w:val="ListeParagraf"/>
+        <w:spacing w:after="0" w:line="240" w:lineRule="auto"/>
+        <w:ind w:left="1788"/>
+        <w:rPr>
+          <w:noProof/>
+          <w:lang w:eastAsia="tr-TR"/>
+        </w:rPr>
+      </w:pPr>
+    </w:p>
+    <w:p>
+      <w:pPr>
+        <w:pStyle w:val="ListeParagraf"/>
+        <w:spacing w:after="0" w:line="240" w:lineRule="auto"/>
+        <w:ind w:left="1788"/>
+        <w:rPr>
+          <w:noProof/>
+          <w:lang w:eastAsia="tr-TR"/>
+        </w:rPr>
+      </w:pPr>
+    </w:p>
+    <w:p>
+      <w:pPr>
+        <w:pStyle w:val="ListeParagraf"/>
+        <w:spacing w:after="0" w:line="240" w:lineRule="auto"/>
+        <w:ind w:left="1788"/>
+        <w:rPr>
+          <w:noProof/>
+          <w:lang w:eastAsia="tr-TR"/>
+        </w:rPr>
+      </w:pPr>
+    </w:p>
+    <w:p>
+      <w:pPr>
+        <w:pStyle w:val="ListeParagraf"/>
+        <w:spacing w:after="0" w:line="240" w:lineRule="auto"/>
+        <w:ind w:left="1788"/>
+        <w:rPr>
+          <w:noProof/>
+          <w:lang w:eastAsia="tr-TR"/>
+        </w:rPr>
+      </w:pPr>
+    </w:p>
+    <w:p>
+      <w:pPr>
+        <w:pStyle w:val="ListeParagraf"/>
+        <w:spacing w:after="0" w:line="240" w:lineRule="auto"/>
+        <w:ind w:left="1788"/>
+      </w:pPr>
+    </w:p>
+    <w:p>
+      <w:pPr>
+        <w:pStyle w:val="ListeParagraf"/>
+        <w:spacing w:after="0" w:line="240" w:lineRule="auto"/>
+        <w:ind w:left="1788"/>
+      </w:pPr>
+      <w:r>
+        <w:t>Resim.1</w:t>
+      </w:r>
+    </w:p>
+    <w:p>
+      <w:pPr>
+        <w:pStyle w:val="ListeParagraf"/>
+        <w:spacing w:after="0" w:line="240" w:lineRule="auto"/>
+        <w:ind w:left="1418"/>
+      </w:pPr>
+    </w:p>
+    <w:p>
+      <w:pPr>
+        <w:pStyle w:val="ListeParagraf"/>
+        <w:numPr>
+          <w:ilvl w:val="1"/>
+          <w:numId w:val="3"/>
+        </w:numPr>
+        <w:spacing w:after="0" w:line="240" w:lineRule="auto"/>
+      </w:pPr>
+      <w:r>
+        <w:t>Ayarlar düğmesi ile ayar sayfasına girin. Resim.2</w:t>
+      </w:r>
+    </w:p>
+    <w:p>
+      <w:pPr>
+        <w:pStyle w:val="ListeParagraf"/>
+        <w:spacing w:after="0" w:line="240" w:lineRule="auto"/>
+        <w:ind w:left="1788"/>
+      </w:pPr>
+    </w:p>
+    <w:p>
+      <w:pPr>
+        <w:spacing w:after="0" w:line="240" w:lineRule="auto"/>
+      </w:pPr>
+    </w:p>
+    <w:p>
+      <w:pPr>
+        <w:spacing w:after="0" w:line="240" w:lineRule="auto"/>
+      </w:pPr>
+    </w:p>
+    <w:p>
+      <w:pPr>
+        <w:spacing w:after="0" w:line="240" w:lineRule="auto"/>
+      </w:pPr>
+    </w:p>
+    <w:p>
+      <w:pPr>
+        <w:spacing w:after="0" w:line="240" w:lineRule="auto"/>
+      </w:pPr>
+    </w:p>
+    <w:p>
+      <w:pPr>
+        <w:spacing w:after="0" w:line="240" w:lineRule="auto"/>
+      </w:pPr>
+    </w:p>
+    <w:p>
+      <w:pPr>
+        <w:spacing w:after="0" w:line="240" w:lineRule="auto"/>
+      </w:pPr>
+    </w:p>
+    <w:p>
+      <w:pPr>
+        <w:spacing w:after="0" w:line="240" w:lineRule="auto"/>
+      </w:pPr>
+    </w:p>
+    <w:p>
+      <w:pPr>
+        <w:spacing w:after="0" w:line="240" w:lineRule="auto"/>
+      </w:pPr>
+    </w:p>
+    <w:p>
+      <w:pPr>
+        <w:spacing w:after="0" w:line="240" w:lineRule="auto"/>
+      </w:pPr>
+    </w:p>
+    <w:p>
+      <w:pPr>
+        <w:spacing w:after="0" w:line="240" w:lineRule="auto"/>
+      </w:pPr>
+    </w:p>
+    <w:p>
+      <w:pPr>
+        <w:spacing w:after="0" w:line="240" w:lineRule="auto"/>
+      </w:pPr>
+    </w:p>
+    <w:p>
+      <w:pPr>
+        <w:spacing w:after="0" w:line="240" w:lineRule="auto"/>
+      </w:pPr>
+    </w:p>
+    <w:p>
+      <w:pPr>
+        <w:spacing w:after="0" w:line="240" w:lineRule="auto"/>
+      </w:pPr>
+    </w:p>
+    <w:p>
+      <w:pPr>
+        <w:spacing w:after="0" w:line="240" w:lineRule="auto"/>
+      </w:pPr>
+    </w:p>
+    <w:p>
+      <w:pPr>
+        <w:spacing w:after="0" w:line="240" w:lineRule="auto"/>
+      </w:pPr>
+    </w:p>
+    <w:p>
+      <w:pPr>
+        <w:spacing w:after="0" w:line="240" w:lineRule="auto"/>
+      </w:pPr>
+    </w:p>
+    <w:p>
+      <w:pPr>
+        <w:spacing w:after="0" w:line="240" w:lineRule="auto"/>
+      </w:pPr>
+    </w:p>
+    <w:p>
+      <w:pPr>
+        <w:spacing w:after="0" w:line="240" w:lineRule="auto"/>
+      </w:pPr>
+    </w:p>
+    <w:p>
+      <w:pPr>
+        <w:spacing w:after="0" w:line="240" w:lineRule="auto"/>
+      </w:pPr>
+    </w:p>
+    <w:p>
+      <w:pPr>
+        <w:spacing w:after="0" w:line="240" w:lineRule="auto"/>
+      </w:pPr>
+    </w:p>
+    <w:p>
+      <w:pPr>
+        <w:spacing w:after="0" w:line="240" w:lineRule="auto"/>
+      </w:pPr>
+    </w:p>
+    <w:p>
+      <w:pPr>
+        <w:spacing w:after="0" w:line="240" w:lineRule="auto"/>
+      </w:pPr>
+    </w:p>
+    <w:p>
+      <w:pPr>
+        <w:spacing w:after="0" w:line="240" w:lineRule="auto"/>
+      </w:pPr>
+    </w:p>
+    <w:p>
+      <w:pPr>
+        <w:spacing w:after="0" w:line="240" w:lineRule="auto"/>
+      </w:pPr>
+    </w:p>
+    <w:p>
+      <w:pPr>
+        <w:spacing w:after="0" w:line="240" w:lineRule="auto"/>
+      </w:pPr>
+    </w:p>
+    <w:p>
+      <w:pPr>
+        <w:spacing w:after="0" w:line="240" w:lineRule="auto"/>
+      </w:pPr>
+    </w:p>
+    <w:p>
+      <w:pPr>
+        <w:spacing w:after="0" w:line="240" w:lineRule="auto"/>
+      </w:pPr>
+    </w:p>
+    <w:p>
+      <w:pPr>
+        <w:spacing w:after="0" w:line="240" w:lineRule="auto"/>
+      </w:pPr>
+    </w:p>
+    <w:p>
+      <w:pPr>
+        <w:spacing w:after="0" w:line="240" w:lineRule="auto"/>
+      </w:pPr>
+    </w:p>
+    <w:p>
+      <w:pPr>
+        <w:spacing w:after="0" w:line="240" w:lineRule="auto"/>
+      </w:pPr>
+    </w:p>
+    <w:p>
+      <w:pPr>
+        <w:spacing w:after="0" w:line="240" w:lineRule="auto"/>
+      </w:pPr>
+    </w:p>
+    <w:p>
+      <w:pPr>
+        <w:spacing w:after="0" w:line="240" w:lineRule="auto"/>
+      </w:pPr>
+    </w:p>
+    <w:p>
+      <w:pPr>
+        <w:spacing w:after="0" w:line="240" w:lineRule="auto"/>
+      </w:pPr>
+    </w:p>
+    <w:p>
+      <w:pPr>
+        <w:spacing w:after="0" w:line="240" w:lineRule="auto"/>
+      </w:pPr>
+    </w:p>
+    <w:p>
+      <w:pPr>
+        <w:spacing w:after="0" w:line="240" w:lineRule="auto"/>
+      </w:pPr>
+    </w:p>
+    <w:p>
+      <w:pPr>
+        <w:spacing w:after="0" w:line="240" w:lineRule="auto"/>
+      </w:pPr>
+    </w:p>
+    <w:p>
+      <w:pPr>
+        <w:spacing w:after="0" w:line="240" w:lineRule="auto"/>
+      </w:pPr>
+    </w:p>
+    <w:p>
+      <w:pPr>
+        <w:spacing w:after="0" w:line="240" w:lineRule="auto"/>
+      </w:pPr>
+    </w:p>
+    <w:p>
+      <w:pPr>
+        <w:spacing w:after="0" w:line="240" w:lineRule="auto"/>
+      </w:pPr>
+    </w:p>
+    <w:p>
+      <w:pPr>
+        <w:spacing w:after="0" w:line="240" w:lineRule="auto"/>
+      </w:pPr>
+    </w:p>
+    <w:p>
+      <w:pPr>
+        <w:spacing w:after="0" w:line="240" w:lineRule="auto"/>
+      </w:pPr>
+    </w:p>
+    <w:p>
+      <w:pPr>
+        <w:spacing w:after="0" w:line="240" w:lineRule="auto"/>
+      </w:pPr>
+    </w:p>
+    <w:p>
+      <w:pPr>
+        <w:spacing w:after="0" w:line="240" w:lineRule="auto"/>
+      </w:pPr>
+    </w:p>
+    <w:p>
+      <w:pPr>
+        <w:spacing w:after="0" w:line="240" w:lineRule="auto"/>
+      </w:pPr>
+    </w:p>
+    <w:p>
+      <w:pPr>
+        <w:spacing w:after="0" w:line="240" w:lineRule="auto"/>
+      </w:pPr>
+    </w:p>
+    <w:p>
+      <w:pPr>
+        <w:spacing w:after="0" w:line="240" w:lineRule="auto"/>
+      </w:pPr>
+    </w:p>
+    <w:p>
+      <w:pPr>
+        <w:spacing w:after="0" w:line="240" w:lineRule="auto"/>
+      </w:pPr>
+    </w:p>
+    <w:p>
+      <w:pPr>
+        <w:spacing w:after="0" w:line="240" w:lineRule="auto"/>
+      </w:pPr>
+    </w:p>
+    <w:p>
+      <w:pPr>
+        <w:spacing w:after="0" w:line="240" w:lineRule="auto"/>
+      </w:pPr>
+    </w:p>
+    <w:p>
+      <w:pPr>
+        <w:spacing w:after="0" w:line="240" w:lineRule="auto"/>
+      </w:pPr>
+    </w:p>
+    <w:p>
+      <w:pPr>
+        <w:spacing w:after="0" w:line="240" w:lineRule="auto"/>
+      </w:pPr>
+    </w:p>
+    <w:p>
+      <w:pPr>
+        <w:spacing w:after="0" w:line="240" w:lineRule="auto"/>
+      </w:pPr>
+    </w:p>
+    <w:p>
+      <w:pPr>
+        <w:spacing w:after="0" w:line="240" w:lineRule="auto"/>
+      </w:pPr>
+    </w:p>
+    <w:p>
+      <w:pPr>
+        <w:spacing w:after="0" w:line="240" w:lineRule="auto"/>
+      </w:pPr>
+    </w:p>
+    <w:p>
+      <w:pPr>
+        <w:spacing w:after="0" w:line="240" w:lineRule="auto"/>
+      </w:pPr>
+    </w:p>
+    <w:p>
+      <w:pPr>
+        <w:spacing w:after="0" w:line="240" w:lineRule="auto"/>
+      </w:pPr>
+    </w:p>
+    <w:p>
+      <w:pPr>
+        <w:spacing w:after="0" w:line="240" w:lineRule="auto"/>
+      </w:pPr>
+    </w:p>
+    <w:p>
+      <w:pPr>
+        <w:spacing w:after="0" w:line="240" w:lineRule="auto"/>
+      </w:pPr>
+    </w:p>
+    <w:p>
+      <w:pPr>
+        <w:spacing w:after="0" w:line="240" w:lineRule="auto"/>
+      </w:pPr>
+    </w:p>
+    <w:p>
+      <w:pPr>
+        <w:spacing w:after="0" w:line="240" w:lineRule="auto"/>
+      </w:pPr>
+    </w:p>
+    <w:p>
+      <w:pPr>
+        <w:spacing w:after="0" w:line="240" w:lineRule="auto"/>
+      </w:pPr>
+    </w:p>
+    <w:p>
+      <w:pPr>
+        <w:spacing w:after="0" w:line="240" w:lineRule="auto"/>
+      </w:pPr>
+    </w:p>
+    <w:p>
+      <w:pPr>
+        <w:spacing w:after="0" w:line="240" w:lineRule="auto"/>
+      </w:pPr>
+    </w:p>
+    <w:p>
+      <w:pPr>
+        <w:spacing w:after="0" w:line="240" w:lineRule="auto"/>
+      </w:pPr>
+    </w:p>
+    <w:p>
+      <w:pPr>
+        <w:spacing w:after="0" w:line="240" w:lineRule="auto"/>
+      </w:pPr>
+    </w:p>
+    <w:p>
+      <w:pPr>
+        <w:spacing w:after="0" w:line="240" w:lineRule="auto"/>
+      </w:pPr>
+    </w:p>
+    <w:p>
+      <w:pPr>
+        <w:spacing w:after="0" w:line="240" w:lineRule="auto"/>
+      </w:pPr>
+    </w:p>
+    <w:p>
+      <w:pPr>
+        <w:spacing w:after="0" w:line="240" w:lineRule="auto"/>
+      </w:pPr>
+    </w:p>
+    <w:p>
+      <w:pPr>
+        <w:spacing w:after="0" w:line="240" w:lineRule="auto"/>
+      </w:pPr>
+    </w:p>
+    <w:p>
+      <w:pPr>
+        <w:spacing w:after="0" w:line="240" w:lineRule="auto"/>
+      </w:pPr>
+    </w:p>
+    <w:p>
+      <w:pPr>
+        <w:spacing w:after="0" w:line="240" w:lineRule="auto"/>
+      </w:pPr>
+    </w:p>
+    <w:p>
+      <w:pPr>
+        <w:spacing w:after="0" w:line="240" w:lineRule="auto"/>
+      </w:pPr>
+    </w:p>
+    <w:p>
+      <w:pPr>
+        <w:spacing w:after="0" w:line="240" w:lineRule="auto"/>
+      </w:pPr>
+    </w:p>
+    <w:p>
+      <w:pPr>
+        <w:spacing w:after="0" w:line="240" w:lineRule="auto"/>
+      </w:pPr>
+    </w:p>
+    <w:p>
+      <w:pPr>
+        <w:spacing w:after="0" w:line="240" w:lineRule="auto"/>
+      </w:pPr>
+    </w:p>
+    <w:p>
+      <w:pPr>
+        <w:spacing w:after="0" w:line="240" w:lineRule="auto"/>
+      </w:pPr>
+    </w:p>
+    <w:p>
+      <w:pPr>
+        <w:spacing w:after="0" w:line="240" w:lineRule="auto"/>
+      </w:pPr>
+    </w:p>
+    <w:p>
+      <w:pPr>
+        <w:spacing w:after="0" w:line="240" w:lineRule="auto"/>
+      </w:pPr>
+    </w:p>
+    <w:p>
+      <w:pPr>
+        <w:spacing w:after="0" w:line="240" w:lineRule="auto"/>
+      </w:pPr>
+    </w:p>
+    <w:p>
+      <w:pPr>
+        <w:spacing w:after="0" w:line="240" w:lineRule="auto"/>
+      </w:pPr>
+    </w:p>
+    <w:p>
+      <w:pPr>
+        <w:spacing w:after="0" w:line="240" w:lineRule="auto"/>
+      </w:pPr>
+    </w:p>
+    <w:p>
+      <w:pPr>
+        <w:spacing w:after="0" w:line="240" w:lineRule="auto"/>
+      </w:pPr>
+    </w:p>
+    <w:p>
+      <w:pPr>
+        <w:spacing w:after="0" w:line="240" w:lineRule="auto"/>
+      </w:pPr>
+    </w:p>
+    <w:p>
+      <w:pPr>
+        <w:spacing w:after="0" w:line="240" w:lineRule="auto"/>
+      </w:pPr>
+    </w:p>
+    <w:p>
+      <w:pPr>
+        <w:spacing w:after="0" w:line="240" w:lineRule="auto"/>
+      </w:pPr>
+    </w:p>
+    <w:p>
+      <w:pPr>
+        <w:spacing w:after="0" w:line="240" w:lineRule="auto"/>
+      </w:pPr>
+    </w:p>
+    <w:p>
+      <w:pPr>
+        <w:spacing w:after="0" w:line="240" w:lineRule="auto"/>
+      </w:pPr>
+    </w:p>
+    <w:p>
+      <w:pPr>
+        <w:spacing w:after="0" w:line="240" w:lineRule="auto"/>
+      </w:pPr>
+    </w:p>
+    <w:p>
+      <w:pPr>
+        <w:spacing w:after="0" w:line="240" w:lineRule="auto"/>
+      </w:pPr>
+    </w:p>
+    <w:p>
+      <w:pPr>
+        <w:spacing w:after="0" w:line="240" w:lineRule="auto"/>
+      </w:pPr>
+    </w:p>
+    <w:p>
+      <w:pPr>
+        <w:spacing w:after="0" w:line="240" w:lineRule="auto"/>
+      </w:pPr>
+    </w:p>
+    <w:p>
+      <w:pPr>
+        <w:spacing w:after="0" w:line="240" w:lineRule="auto"/>
+      </w:pPr>
+    </w:p>
+    <w:p>
+      <w:pPr>
+        <w:spacing w:after="0" w:line="240" w:lineRule="auto"/>
+      </w:pPr>
+    </w:p>
+    <w:p>
+      <w:pPr>
+        <w:spacing w:after="0" w:line="240" w:lineRule="auto"/>
+      </w:pPr>
+    </w:p>
+    <w:p>
+      <w:pPr>
+        <w:spacing w:after="0" w:line="240" w:lineRule="auto"/>
+      </w:pPr>
+    </w:p>
+    <w:p>
+      <w:pPr>
+        <w:spacing w:after="0" w:line="240" w:lineRule="auto"/>
+      </w:pPr>
+    </w:p>
+    <w:p>
+      <w:pPr>
+        <w:spacing w:after="0" w:line="240" w:lineRule="auto"/>
+      </w:pPr>
+    </w:p>
+    <w:p>
+      <w:pPr>
+        <w:spacing w:after="0" w:line="240" w:lineRule="auto"/>
+      </w:pPr>
+    </w:p>
+    <w:p>
+      <w:pPr>
+        <w:spacing w:after="0" w:line="240" w:lineRule="auto"/>
+      </w:pPr>
+      <w:bookmarkStart w:id="1" w:name="KULLANIM"/>
+      <w:r>
+        <w:t>KULLANIM</w:t>
+      </w:r>
+    </w:p>
+    <w:bookmarkEnd w:id="1"/>
     <w:p>
       <w:pPr>
         <w:spacing w:after="0" w:line="240" w:lineRule="auto"/>
@@ -797,6 +1967,7 @@
         <w:spacing w:after="0" w:line="240" w:lineRule="auto"/>
       </w:pPr>
       <w:r>
+        <w:lastRenderedPageBreak/>
         <w:tab/>
         <w:t>D6</w:t>
       </w:r>
@@ -1594,6 +2765,7 @@
         <w:ind w:firstLine="426"/>
       </w:pPr>
       <w:r>
+        <w:lastRenderedPageBreak/>
         <w:t xml:space="preserve">Ağdaki başka cihaza </w:t>
       </w:r>
       <w:r>
@@ -1673,7 +2845,7 @@
       <w:r>
         <w:t xml:space="preserve"> </w:t>
       </w:r>
-      <w:hyperlink r:id="rId7" w:history="1">
+      <w:hyperlink r:id="rId9" w:history="1">
         <w:r>
           <w:rPr>
             <w:rStyle w:val="Kpr"/>
@@ -2264,6 +3436,7 @@
         <w:rPr>
           <w:rFonts w:ascii="Cascadia Code Light" w:hAnsi="Cascadia Code Light"/>
         </w:rPr>
+        <w:lastRenderedPageBreak/>
         <w:t>if</w:t>
       </w:r>
       <w:proofErr w:type="spellEnd"/>
@@ -2493,10 +3666,9 @@
         <w:rPr>
           <w:rFonts w:ascii="Cascadia Code Light" w:hAnsi="Cascadia Code Light"/>
         </w:rPr>
-        <w:lastRenderedPageBreak/>
         <w:t xml:space="preserve">  </w:t>
       </w:r>
-      <w:hyperlink r:id="rId8" w:history="1">
+      <w:hyperlink r:id="rId10" w:history="1">
         <w:r>
           <w:rPr>
             <w:rStyle w:val="Kpr"/>
@@ -3020,6 +4192,7 @@
         <w:spacing w:after="0" w:line="240" w:lineRule="auto"/>
       </w:pPr>
       <w:r>
+        <w:lastRenderedPageBreak/>
         <w:t xml:space="preserve">  "</w:t>
       </w:r>
       <w:proofErr w:type="spellStart"/>
@@ -3295,11 +4468,103 @@
       </w:pPr>
     </w:lvl>
   </w:abstractNum>
+  <w:abstractNum w:abstractNumId="2">
+    <w:nsid w:val="6C392216"/>
+    <w:multiLevelType w:val="hybridMultilevel"/>
+    <w:tmpl w:val="064A9514"/>
+    <w:lvl w:ilvl="0" w:tplc="529815C8">
+      <w:start w:val="1"/>
+      <w:numFmt w:val="decimal"/>
+      <w:lvlText w:val="%1-"/>
+      <w:lvlJc w:val="left"/>
+      <w:pPr>
+        <w:ind w:left="1068" w:hanging="360"/>
+      </w:pPr>
+      <w:rPr>
+        <w:rFonts w:hint="default"/>
+      </w:rPr>
+    </w:lvl>
+    <w:lvl w:ilvl="1" w:tplc="041F0019">
+      <w:start w:val="1"/>
+      <w:numFmt w:val="lowerLetter"/>
+      <w:lvlText w:val="%2."/>
+      <w:lvlJc w:val="left"/>
+      <w:pPr>
+        <w:ind w:left="1788" w:hanging="360"/>
+      </w:pPr>
+    </w:lvl>
+    <w:lvl w:ilvl="2" w:tplc="041F001B" w:tentative="1">
+      <w:start w:val="1"/>
+      <w:numFmt w:val="lowerRoman"/>
+      <w:lvlText w:val="%3."/>
+      <w:lvlJc w:val="right"/>
+      <w:pPr>
+        <w:ind w:left="2508" w:hanging="180"/>
+      </w:pPr>
+    </w:lvl>
+    <w:lvl w:ilvl="3" w:tplc="041F000F" w:tentative="1">
+      <w:start w:val="1"/>
+      <w:numFmt w:val="decimal"/>
+      <w:lvlText w:val="%4."/>
+      <w:lvlJc w:val="left"/>
+      <w:pPr>
+        <w:ind w:left="3228" w:hanging="360"/>
+      </w:pPr>
+    </w:lvl>
+    <w:lvl w:ilvl="4" w:tplc="041F0019" w:tentative="1">
+      <w:start w:val="1"/>
+      <w:numFmt w:val="lowerLetter"/>
+      <w:lvlText w:val="%5."/>
+      <w:lvlJc w:val="left"/>
+      <w:pPr>
+        <w:ind w:left="3948" w:hanging="360"/>
+      </w:pPr>
+    </w:lvl>
+    <w:lvl w:ilvl="5" w:tplc="041F001B" w:tentative="1">
+      <w:start w:val="1"/>
+      <w:numFmt w:val="lowerRoman"/>
+      <w:lvlText w:val="%6."/>
+      <w:lvlJc w:val="right"/>
+      <w:pPr>
+        <w:ind w:left="4668" w:hanging="180"/>
+      </w:pPr>
+    </w:lvl>
+    <w:lvl w:ilvl="6" w:tplc="041F000F" w:tentative="1">
+      <w:start w:val="1"/>
+      <w:numFmt w:val="decimal"/>
+      <w:lvlText w:val="%7."/>
+      <w:lvlJc w:val="left"/>
+      <w:pPr>
+        <w:ind w:left="5388" w:hanging="360"/>
+      </w:pPr>
+    </w:lvl>
+    <w:lvl w:ilvl="7" w:tplc="041F0019" w:tentative="1">
+      <w:start w:val="1"/>
+      <w:numFmt w:val="lowerLetter"/>
+      <w:lvlText w:val="%8."/>
+      <w:lvlJc w:val="left"/>
+      <w:pPr>
+        <w:ind w:left="6108" w:hanging="360"/>
+      </w:pPr>
+    </w:lvl>
+    <w:lvl w:ilvl="8" w:tplc="041F001B" w:tentative="1">
+      <w:start w:val="1"/>
+      <w:numFmt w:val="lowerRoman"/>
+      <w:lvlText w:val="%9."/>
+      <w:lvlJc w:val="right"/>
+      <w:pPr>
+        <w:ind w:left="6828" w:hanging="180"/>
+      </w:pPr>
+    </w:lvl>
+  </w:abstractNum>
   <w:num w:numId="1">
     <w:abstractNumId w:val="0"/>
   </w:num>
   <w:num w:numId="2">
     <w:abstractNumId w:val="1"/>
+  </w:num>
+  <w:num w:numId="3">
+    <w:abstractNumId w:val="2"/>
   </w:num>
 </w:numbering>
 </file>
@@ -3313,6 +4578,601 @@
         <w:sz w:val="22"/>
         <w:szCs w:val="22"/>
         <w:lang w:val="tr-TR" w:eastAsia="en-US" w:bidi="ar-SA"/>
+      </w:rPr>
+    </w:rPrDefault>
+    <w:pPrDefault>
+      <w:pPr>
+        <w:spacing w:after="200" w:line="276" w:lineRule="auto"/>
+      </w:pPr>
+    </w:pPrDefault>
+  </w:docDefaults>
+  <w:latentStyles w:defLockedState="0" w:defUIPriority="99" w:defSemiHidden="1" w:defUnhideWhenUsed="1" w:defQFormat="0" w:count="267">
+    <w:lsdException w:name="Normal" w:semiHidden="0" w:uiPriority="0" w:unhideWhenUsed="0" w:qFormat="1"/>
+    <w:lsdException w:name="heading 1" w:semiHidden="0" w:uiPriority="9" w:unhideWhenUsed="0" w:qFormat="1"/>
+    <w:lsdException w:name="heading 2" w:uiPriority="9" w:qFormat="1"/>
+    <w:lsdException w:name="heading 3" w:uiPriority="9" w:qFormat="1"/>
+    <w:lsdException w:name="heading 4" w:uiPriority="9" w:qFormat="1"/>
+    <w:lsdException w:name="heading 5" w:uiPriority="9" w:qFormat="1"/>
+    <w:lsdException w:name="heading 6" w:uiPriority="9" w:qFormat="1"/>
+    <w:lsdException w:name="heading 7" w:uiPriority="9" w:qFormat="1"/>
+    <w:lsdException w:name="heading 8" w:uiPriority="9" w:qFormat="1"/>
+    <w:lsdException w:name="heading 9" w:uiPriority="9" w:qFormat="1"/>
+    <w:lsdException w:name="toc 1" w:uiPriority="39" w:qFormat="1"/>
+    <w:lsdException w:name="toc 2" w:uiPriority="39" w:qFormat="1"/>
+    <w:lsdException w:name="toc 3" w:uiPriority="39" w:qFormat="1"/>
+    <w:lsdException w:name="toc 4" w:uiPriority="39"/>
+    <w:lsdException w:name="toc 5" w:uiPriority="39"/>
+    <w:lsdException w:name="toc 6" w:uiPriority="39"/>
+    <w:lsdException w:name="toc 7" w:uiPriority="39"/>
+    <w:lsdException w:name="toc 8" w:uiPriority="39"/>
+    <w:lsdException w:name="toc 9" w:uiPriority="39"/>
+    <w:lsdException w:name="caption" w:uiPriority="35" w:qFormat="1"/>
+    <w:lsdException w:name="Title" w:semiHidden="0" w:uiPriority="10" w:unhideWhenUsed="0" w:qFormat="1"/>
+    <w:lsdException w:name="Default Paragraph Font" w:uiPriority="1"/>
+    <w:lsdException w:name="Subtitle" w:semiHidden="0" w:uiPriority="11" w:unhideWhenUsed="0" w:qFormat="1"/>
+    <w:lsdException w:name="Strong" w:semiHidden="0" w:uiPriority="22" w:unhideWhenUsed="0" w:qFormat="1"/>
+    <w:lsdException w:name="Emphasis" w:semiHidden="0" w:uiPriority="20" w:unhideWhenUsed="0" w:qFormat="1"/>
+    <w:lsdException w:name="Table Grid" w:semiHidden="0" w:uiPriority="59" w:unhideWhenUsed="0"/>
+    <w:lsdException w:name="Placeholder Text" w:unhideWhenUsed="0"/>
+    <w:lsdException w:name="No Spacing" w:semiHidden="0" w:uiPriority="1" w:unhideWhenUsed="0" w:qFormat="1"/>
+    <w:lsdException w:name="Light Shading" w:semiHidden="0" w:uiPriority="60" w:unhideWhenUsed="0"/>
+    <w:lsdException w:name="Light List" w:semiHidden="0" w:uiPriority="61" w:unhideWhenUsed="0"/>
+    <w:lsdException w:name="Light Grid" w:semiHidden="0" w:uiPriority="62" w:unhideWhenUsed="0"/>
+    <w:lsdException w:name="Medium Shading 1" w:semiHidden="0" w:uiPriority="63" w:unhideWhenUsed="0"/>
+    <w:lsdException w:name="Medium Shading 2" w:semiHidden="0" w:uiPriority="64" w:unhideWhenUsed="0"/>
+    <w:lsdException w:name="Medium List 1" w:semiHidden="0" w:uiPriority="65" w:unhideWhenUsed="0"/>
+    <w:lsdException w:name="Medium List 2" w:semiHidden="0" w:uiPriority="66" w:unhideWhenUsed="0"/>
+    <w:lsdException w:name="Medium Grid 1" w:semiHidden="0" w:uiPriority="67" w:unhideWhenUsed="0"/>
+    <w:lsdException w:name="Medium Grid 2" w:semiHidden="0" w:uiPriority="68" w:unhideWhenUsed="0"/>
+    <w:lsdException w:name="Medium Grid 3" w:semiHidden="0" w:uiPriority="69" w:unhideWhenUsed="0"/>
+    <w:lsdException w:name="Dark List" w:semiHidden="0" w:uiPriority="70" w:unhideWhenUsed="0"/>
+    <w:lsdException w:name="Colorful Shading" w:semiHidden="0" w:uiPriority="71" w:unhideWhenUsed="0"/>
+    <w:lsdException w:name="Colorful List" w:semiHidden="0" w:uiPriority="72" w:unhideWhenUsed="0"/>
+    <w:lsdException w:name="Colorful Grid" w:semiHidden="0" w:uiPriority="73" w:unhideWhenUsed="0"/>
+    <w:lsdException w:name="Light Shading Accent 1" w:semiHidden="0" w:uiPriority="60" w:unhideWhenUsed="0"/>
+    <w:lsdException w:name="Light List Accent 1" w:semiHidden="0" w:uiPriority="61" w:unhideWhenUsed="0"/>
+    <w:lsdException w:name="Light Grid Accent 1" w:semiHidden="0" w:uiPriority="62" w:unhideWhenUsed="0"/>
+    <w:lsdException w:name="Medium Shading 1 Accent 1" w:semiHidden="0" w:uiPriority="63" w:unhideWhenUsed="0"/>
+    <w:lsdException w:name="Medium Shading 2 Accent 1" w:semiHidden="0" w:uiPriority="64" w:unhideWhenUsed="0"/>
+    <w:lsdException w:name="Medium List 1 Accent 1" w:semiHidden="0" w:uiPriority="65" w:unhideWhenUsed="0"/>
+    <w:lsdException w:name="Revision" w:unhideWhenUsed="0"/>
+    <w:lsdException w:name="List Paragraph" w:semiHidden="0" w:uiPriority="34" w:unhideWhenUsed="0" w:qFormat="1"/>
+    <w:lsdException w:name="Quote" w:semiHidden="0" w:uiPriority="29" w:unhideWhenUsed="0" w:qFormat="1"/>
+    <w:lsdException w:name="Intense Quote" w:semiHidden="0" w:uiPriority="30" w:unhideWhenUsed="0" w:qFormat="1"/>
+    <w:lsdException w:name="Medium List 2 Accent 1" w:semiHidden="0" w:uiPriority="66" w:unhideWhenUsed="0"/>
+    <w:lsdException w:name="Medium Grid 1 Accent 1" w:semiHidden="0" w:uiPriority="67" w:unhideWhenUsed="0"/>
+    <w:lsdException w:name="Medium Grid 2 Accent 1" w:semiHidden="0" w:uiPriority="68" w:unhideWhenUsed="0"/>
+    <w:lsdException w:name="Medium Grid 3 Accent 1" w:semiHidden="0" w:uiPriority="69" w:unhideWhenUsed="0"/>
+    <w:lsdException w:name="Dark List Accent 1" w:semiHidden="0" w:uiPriority="70" w:unhideWhenUsed="0"/>
+    <w:lsdException w:name="Colorful Shading Accent 1" w:semiHidden="0" w:uiPriority="71" w:unhideWhenUsed="0"/>
+    <w:lsdException w:name="Colorful List Accent 1" w:semiHidden="0" w:uiPriority="72" w:unhideWhenUsed="0"/>
+    <w:lsdException w:name="Colorful Grid Accent 1" w:semiHidden="0" w:uiPriority="73" w:unhideWhenUsed="0"/>
+    <w:lsdException w:name="Light Shading Accent 2" w:semiHidden="0" w:uiPriority="60" w:unhideWhenUsed="0"/>
+    <w:lsdException w:name="Light List Accent 2" w:semiHidden="0" w:uiPriority="61" w:unhideWhenUsed="0"/>
+    <w:lsdException w:name="Light Grid Accent 2" w:semiHidden="0" w:uiPriority="62" w:unhideWhenUsed="0"/>
+    <w:lsdException w:name="Medium Shading 1 Accent 2" w:semiHidden="0" w:uiPriority="63" w:unhideWhenUsed="0"/>
+    <w:lsdException w:name="Medium Shading 2 Accent 2" w:semiHidden="0" w:uiPriority="64" w:unhideWhenUsed="0"/>
+    <w:lsdException w:name="Medium List 1 Accent 2" w:semiHidden="0" w:uiPriority="65" w:unhideWhenUsed="0"/>
+    <w:lsdException w:name="Medium List 2 Accent 2" w:semiHidden="0" w:uiPriority="66" w:unhideWhenUsed="0"/>
+    <w:lsdException w:name="Medium Grid 1 Accent 2" w:semiHidden="0" w:uiPriority="67" w:unhideWhenUsed="0"/>
+    <w:lsdException w:name="Medium Grid 2 Accent 2" w:semiHidden="0" w:uiPriority="68" w:unhideWhenUsed="0"/>
+    <w:lsdException w:name="Medium Grid 3 Accent 2" w:semiHidden="0" w:uiPriority="69" w:unhideWhenUsed="0"/>
+    <w:lsdException w:name="Dark List Accent 2" w:semiHidden="0" w:uiPriority="70" w:unhideWhenUsed="0"/>
+    <w:lsdException w:name="Colorful Shading Accent 2" w:semiHidden="0" w:uiPriority="71" w:unhideWhenUsed="0"/>
+    <w:lsdException w:name="Colorful List Accent 2" w:semiHidden="0" w:uiPriority="72" w:unhideWhenUsed="0"/>
+    <w:lsdException w:name="Colorful Grid Accent 2" w:semiHidden="0" w:uiPriority="73" w:unhideWhenUsed="0"/>
+    <w:lsdException w:name="Light Shading Accent 3" w:semiHidden="0" w:uiPriority="60" w:unhideWhenUsed="0"/>
+    <w:lsdException w:name="Light List Accent 3" w:semiHidden="0" w:uiPriority="61" w:unhideWhenUsed="0"/>
+    <w:lsdException w:name="Light Grid Accent 3" w:semiHidden="0" w:uiPriority="62" w:unhideWhenUsed="0"/>
+    <w:lsdException w:name="Medium Shading 1 Accent 3" w:semiHidden="0" w:uiPriority="63" w:unhideWhenUsed="0"/>
+    <w:lsdException w:name="Medium Shading 2 Accent 3" w:semiHidden="0" w:uiPriority="64" w:unhideWhenUsed="0"/>
+    <w:lsdException w:name="Medium List 1 Accent 3" w:semiHidden="0" w:uiPriority="65" w:unhideWhenUsed="0"/>
+    <w:lsdException w:name="Medium List 2 Accent 3" w:semiHidden="0" w:uiPriority="66" w:unhideWhenUsed="0"/>
+    <w:lsdException w:name="Medium Grid 1 Accent 3" w:semiHidden="0" w:uiPriority="67" w:unhideWhenUsed="0"/>
+    <w:lsdException w:name="Medium Grid 2 Accent 3" w:semiHidden="0" w:uiPriority="68" w:unhideWhenUsed="0"/>
+    <w:lsdException w:name="Medium Grid 3 Accent 3" w:semiHidden="0" w:uiPriority="69" w:unhideWhenUsed="0"/>
+    <w:lsdException w:name="Dark List Accent 3" w:semiHidden="0" w:uiPriority="70" w:unhideWhenUsed="0"/>
+    <w:lsdException w:name="Colorful Shading Accent 3" w:semiHidden="0" w:uiPriority="71" w:unhideWhenUsed="0"/>
+    <w:lsdException w:name="Colorful List Accent 3" w:semiHidden="0" w:uiPriority="72" w:unhideWhenUsed="0"/>
+    <w:lsdException w:name="Colorful Grid Accent 3" w:semiHidden="0" w:uiPriority="73" w:unhideWhenUsed="0"/>
+    <w:lsdException w:name="Light Shading Accent 4" w:semiHidden="0" w:uiPriority="60" w:unhideWhenUsed="0"/>
+    <w:lsdException w:name="Light List Accent 4" w:semiHidden="0" w:uiPriority="61" w:unhideWhenUsed="0"/>
+    <w:lsdException w:name="Light Grid Accent 4" w:semiHidden="0" w:uiPriority="62" w:unhideWhenUsed="0"/>
+    <w:lsdException w:name="Medium Shading 1 Accent 4" w:semiHidden="0" w:uiPriority="63" w:unhideWhenUsed="0"/>
+    <w:lsdException w:name="Medium Shading 2 Accent 4" w:semiHidden="0" w:uiPriority="64" w:unhideWhenUsed="0"/>
+    <w:lsdException w:name="Medium List 1 Accent 4" w:semiHidden="0" w:uiPriority="65" w:unhideWhenUsed="0"/>
+    <w:lsdException w:name="Medium List 2 Accent 4" w:semiHidden="0" w:uiPriority="66" w:unhideWhenUsed="0"/>
+    <w:lsdException w:name="Medium Grid 1 Accent 4" w:semiHidden="0" w:uiPriority="67" w:unhideWhenUsed="0"/>
+    <w:lsdException w:name="Medium Grid 2 Accent 4" w:semiHidden="0" w:uiPriority="68" w:unhideWhenUsed="0"/>
+    <w:lsdException w:name="Medium Grid 3 Accent 4" w:semiHidden="0" w:uiPriority="69" w:unhideWhenUsed="0"/>
+    <w:lsdException w:name="Dark List Accent 4" w:semiHidden="0" w:uiPriority="70" w:unhideWhenUsed="0"/>
+    <w:lsdException w:name="Colorful Shading Accent 4" w:semiHidden="0" w:uiPriority="71" w:unhideWhenUsed="0"/>
+    <w:lsdException w:name="Colorful List Accent 4" w:semiHidden="0" w:uiPriority="72" w:unhideWhenUsed="0"/>
+    <w:lsdException w:name="Colorful Grid Accent 4" w:semiHidden="0" w:uiPriority="73" w:unhideWhenUsed="0"/>
+    <w:lsdException w:name="Light Shading Accent 5" w:semiHidden="0" w:uiPriority="60" w:unhideWhenUsed="0"/>
+    <w:lsdException w:name="Light List Accent 5" w:semiHidden="0" w:uiPriority="61" w:unhideWhenUsed="0"/>
+    <w:lsdException w:name="Light Grid Accent 5" w:semiHidden="0" w:uiPriority="62" w:unhideWhenUsed="0"/>
+    <w:lsdException w:name="Medium Shading 1 Accent 5" w:semiHidden="0" w:uiPriority="63" w:unhideWhenUsed="0"/>
+    <w:lsdException w:name="Medium Shading 2 Accent 5" w:semiHidden="0" w:uiPriority="64" w:unhideWhenUsed="0"/>
+    <w:lsdException w:name="Medium List 1 Accent 5" w:semiHidden="0" w:uiPriority="65" w:unhideWhenUsed="0"/>
+    <w:lsdException w:name="Medium List 2 Accent 5" w:semiHidden="0" w:uiPriority="66" w:unhideWhenUsed="0"/>
+    <w:lsdException w:name="Medium Grid 1 Accent 5" w:semiHidden="0" w:uiPriority="67" w:unhideWhenUsed="0"/>
+    <w:lsdException w:name="Medium Grid 2 Accent 5" w:semiHidden="0" w:uiPriority="68" w:unhideWhenUsed="0"/>
+    <w:lsdException w:name="Medium Grid 3 Accent 5" w:semiHidden="0" w:uiPriority="69" w:unhideWhenUsed="0"/>
+    <w:lsdException w:name="Dark List Accent 5" w:semiHidden="0" w:uiPriority="70" w:unhideWhenUsed="0"/>
+    <w:lsdException w:name="Colorful Shading Accent 5" w:semiHidden="0" w:uiPriority="71" w:unhideWhenUsed="0"/>
+    <w:lsdException w:name="Colorful List Accent 5" w:semiHidden="0" w:uiPriority="72" w:unhideWhenUsed="0"/>
+    <w:lsdException w:name="Colorful Grid Accent 5" w:semiHidden="0" w:uiPriority="73" w:unhideWhenUsed="0"/>
+    <w:lsdException w:name="Light Shading Accent 6" w:semiHidden="0" w:uiPriority="60" w:unhideWhenUsed="0"/>
+    <w:lsdException w:name="Light List Accent 6" w:semiHidden="0" w:uiPriority="61" w:unhideWhenUsed="0"/>
+    <w:lsdException w:name="Light Grid Accent 6" w:semiHidden="0" w:uiPriority="62" w:unhideWhenUsed="0"/>
+    <w:lsdException w:name="Medium Shading 1 Accent 6" w:semiHidden="0" w:uiPriority="63" w:unhideWhenUsed="0"/>
+    <w:lsdException w:name="Medium Shading 2 Accent 6" w:semiHidden="0" w:uiPriority="64" w:unhideWhenUsed="0"/>
+    <w:lsdException w:name="Medium List 1 Accent 6" w:semiHidden="0" w:uiPriority="65" w:unhideWhenUsed="0"/>
+    <w:lsdException w:name="Medium List 2 Accent 6" w:semiHidden="0" w:uiPriority="66" w:unhideWhenUsed="0"/>
+    <w:lsdException w:name="Medium Grid 1 Accent 6" w:semiHidden="0" w:uiPriority="67" w:unhideWhenUsed="0"/>
+    <w:lsdException w:name="Medium Grid 2 Accent 6" w:semiHidden="0" w:uiPriority="68" w:unhideWhenUsed="0"/>
+    <w:lsdException w:name="Medium Grid 3 Accent 6" w:semiHidden="0" w:uiPriority="69" w:unhideWhenUsed="0"/>
+    <w:lsdException w:name="Dark List Accent 6" w:semiHidden="0" w:uiPriority="70" w:unhideWhenUsed="0"/>
+    <w:lsdException w:name="Colorful Shading Accent 6" w:semiHidden="0" w:uiPriority="71" w:unhideWhenUsed="0"/>
+    <w:lsdException w:name="Colorful List Accent 6" w:semiHidden="0" w:uiPriority="72" w:unhideWhenUsed="0"/>
+    <w:lsdException w:name="Colorful Grid Accent 6" w:semiHidden="0" w:uiPriority="73" w:unhideWhenUsed="0"/>
+    <w:lsdException w:name="Subtle Emphasis" w:semiHidden="0" w:uiPriority="19" w:unhideWhenUsed="0" w:qFormat="1"/>
+    <w:lsdException w:name="Intense Emphasis" w:semiHidden="0" w:uiPriority="21" w:unhideWhenUsed="0" w:qFormat="1"/>
+    <w:lsdException w:name="Subtle Reference" w:semiHidden="0" w:uiPriority="31" w:unhideWhenUsed="0" w:qFormat="1"/>
+    <w:lsdException w:name="Intense Reference" w:semiHidden="0" w:uiPriority="32" w:unhideWhenUsed="0" w:qFormat="1"/>
+    <w:lsdException w:name="Book Title" w:semiHidden="0" w:uiPriority="33" w:unhideWhenUsed="0" w:qFormat="1"/>
+    <w:lsdException w:name="Bibliography" w:uiPriority="37"/>
+    <w:lsdException w:name="TOC Heading" w:uiPriority="39" w:qFormat="1"/>
+  </w:latentStyles>
+  <w:style w:type="paragraph" w:default="1" w:styleId="Normal">
+    <w:name w:val="Normal"/>
+    <w:qFormat/>
+    <w:rsid w:val="00363C26"/>
+  </w:style>
+  <w:style w:type="paragraph" w:styleId="Balk1">
+    <w:name w:val="heading 1"/>
+    <w:basedOn w:val="Normal"/>
+    <w:next w:val="Normal"/>
+    <w:link w:val="Balk1Char"/>
+    <w:uiPriority w:val="9"/>
+    <w:qFormat/>
+    <w:rsid w:val="00783E0F"/>
+    <w:pPr>
+      <w:keepNext/>
+      <w:keepLines/>
+      <w:spacing w:before="480" w:after="0"/>
+      <w:outlineLvl w:val="0"/>
+    </w:pPr>
+    <w:rPr>
+      <w:rFonts w:asciiTheme="majorHAnsi" w:eastAsiaTheme="majorEastAsia" w:hAnsiTheme="majorHAnsi" w:cstheme="majorBidi"/>
+      <w:b/>
+      <w:bCs/>
+      <w:color w:val="365F91" w:themeColor="accent1" w:themeShade="BF"/>
+      <w:sz w:val="28"/>
+      <w:szCs w:val="28"/>
+    </w:rPr>
+  </w:style>
+  <w:style w:type="character" w:default="1" w:styleId="VarsaylanParagrafYazTipi">
+    <w:name w:val="Default Paragraph Font"/>
+    <w:uiPriority w:val="1"/>
+    <w:semiHidden/>
+    <w:unhideWhenUsed/>
+  </w:style>
+  <w:style w:type="table" w:default="1" w:styleId="NormalTablo">
+    <w:name w:val="Normal Table"/>
+    <w:uiPriority w:val="99"/>
+    <w:semiHidden/>
+    <w:unhideWhenUsed/>
+    <w:qFormat/>
+    <w:tblPr>
+      <w:tblInd w:w="0" w:type="dxa"/>
+      <w:tblCellMar>
+        <w:top w:w="0" w:type="dxa"/>
+        <w:left w:w="108" w:type="dxa"/>
+        <w:bottom w:w="0" w:type="dxa"/>
+        <w:right w:w="108" w:type="dxa"/>
+      </w:tblCellMar>
+    </w:tblPr>
+  </w:style>
+  <w:style w:type="numbering" w:default="1" w:styleId="ListeYok">
+    <w:name w:val="No List"/>
+    <w:uiPriority w:val="99"/>
+    <w:semiHidden/>
+    <w:unhideWhenUsed/>
+  </w:style>
+  <w:style w:type="paragraph" w:styleId="ListeParagraf">
+    <w:name w:val="List Paragraph"/>
+    <w:basedOn w:val="Normal"/>
+    <w:uiPriority w:val="34"/>
+    <w:qFormat/>
+    <w:rsid w:val="009F30DB"/>
+    <w:pPr>
+      <w:ind w:left="720"/>
+      <w:contextualSpacing/>
+    </w:pPr>
+  </w:style>
+  <w:style w:type="paragraph" w:styleId="AralkYok">
+    <w:name w:val="No Spacing"/>
+    <w:link w:val="AralkYokChar"/>
+    <w:uiPriority w:val="1"/>
+    <w:qFormat/>
+    <w:rsid w:val="009F30DB"/>
+    <w:pPr>
+      <w:spacing w:after="0" w:line="240" w:lineRule="auto"/>
+    </w:pPr>
+    <w:rPr>
+      <w:rFonts w:eastAsiaTheme="minorEastAsia"/>
+    </w:rPr>
+  </w:style>
+  <w:style w:type="character" w:customStyle="1" w:styleId="AralkYokChar">
+    <w:name w:val="Aralık Yok Char"/>
+    <w:basedOn w:val="VarsaylanParagrafYazTipi"/>
+    <w:link w:val="AralkYok"/>
+    <w:uiPriority w:val="1"/>
+    <w:rsid w:val="009F30DB"/>
+    <w:rPr>
+      <w:rFonts w:eastAsiaTheme="minorEastAsia"/>
+    </w:rPr>
+  </w:style>
+  <w:style w:type="paragraph" w:styleId="BalonMetni">
+    <w:name w:val="Balloon Text"/>
+    <w:basedOn w:val="Normal"/>
+    <w:link w:val="BalonMetniChar"/>
+    <w:uiPriority w:val="99"/>
+    <w:semiHidden/>
+    <w:unhideWhenUsed/>
+    <w:rsid w:val="009F30DB"/>
+    <w:pPr>
+      <w:spacing w:after="0" w:line="240" w:lineRule="auto"/>
+    </w:pPr>
+    <w:rPr>
+      <w:rFonts w:ascii="Tahoma" w:hAnsi="Tahoma" w:cs="Tahoma"/>
+      <w:sz w:val="16"/>
+      <w:szCs w:val="16"/>
+    </w:rPr>
+  </w:style>
+  <w:style w:type="character" w:customStyle="1" w:styleId="BalonMetniChar">
+    <w:name w:val="Balon Metni Char"/>
+    <w:basedOn w:val="VarsaylanParagrafYazTipi"/>
+    <w:link w:val="BalonMetni"/>
+    <w:uiPriority w:val="99"/>
+    <w:semiHidden/>
+    <w:rsid w:val="009F30DB"/>
+    <w:rPr>
+      <w:rFonts w:ascii="Tahoma" w:hAnsi="Tahoma" w:cs="Tahoma"/>
+      <w:sz w:val="16"/>
+      <w:szCs w:val="16"/>
+    </w:rPr>
+  </w:style>
+  <w:style w:type="character" w:styleId="Kpr">
+    <w:name w:val="Hyperlink"/>
+    <w:basedOn w:val="VarsaylanParagrafYazTipi"/>
+    <w:uiPriority w:val="99"/>
+    <w:unhideWhenUsed/>
+    <w:rsid w:val="00A768CC"/>
+    <w:rPr>
+      <w:color w:val="0000FF" w:themeColor="hyperlink"/>
+      <w:u w:val="single"/>
+    </w:rPr>
+  </w:style>
+  <w:style w:type="paragraph" w:styleId="NormalWeb">
+    <w:name w:val="Normal (Web)"/>
+    <w:basedOn w:val="Normal"/>
+    <w:uiPriority w:val="99"/>
+    <w:semiHidden/>
+    <w:unhideWhenUsed/>
+    <w:rsid w:val="00216E2B"/>
+    <w:pPr>
+      <w:spacing w:before="100" w:beforeAutospacing="1" w:after="100" w:afterAutospacing="1" w:line="240" w:lineRule="auto"/>
+    </w:pPr>
+    <w:rPr>
+      <w:rFonts w:ascii="Times New Roman" w:eastAsia="Times New Roman" w:hAnsi="Times New Roman" w:cs="Times New Roman"/>
+      <w:sz w:val="24"/>
+      <w:szCs w:val="24"/>
+      <w:lang w:eastAsia="tr-TR"/>
+    </w:rPr>
+  </w:style>
+  <w:style w:type="character" w:styleId="zlenenKpr">
+    <w:name w:val="FollowedHyperlink"/>
+    <w:basedOn w:val="VarsaylanParagrafYazTipi"/>
+    <w:uiPriority w:val="99"/>
+    <w:semiHidden/>
+    <w:unhideWhenUsed/>
+    <w:rsid w:val="00101DF0"/>
+    <w:rPr>
+      <w:color w:val="800080" w:themeColor="followedHyperlink"/>
+      <w:u w:val="single"/>
+    </w:rPr>
+  </w:style>
+  <w:style w:type="character" w:customStyle="1" w:styleId="Balk1Char">
+    <w:name w:val="Başlık 1 Char"/>
+    <w:basedOn w:val="VarsaylanParagrafYazTipi"/>
+    <w:link w:val="Balk1"/>
+    <w:uiPriority w:val="9"/>
+    <w:rsid w:val="00783E0F"/>
+    <w:rPr>
+      <w:rFonts w:asciiTheme="majorHAnsi" w:eastAsiaTheme="majorEastAsia" w:hAnsiTheme="majorHAnsi" w:cstheme="majorBidi"/>
+      <w:b/>
+      <w:bCs/>
+      <w:color w:val="365F91" w:themeColor="accent1" w:themeShade="BF"/>
+      <w:sz w:val="28"/>
+      <w:szCs w:val="28"/>
+    </w:rPr>
+  </w:style>
+  <w:style w:type="paragraph" w:styleId="TBal">
+    <w:name w:val="TOC Heading"/>
+    <w:basedOn w:val="Balk1"/>
+    <w:next w:val="Normal"/>
+    <w:uiPriority w:val="39"/>
+    <w:semiHidden/>
+    <w:unhideWhenUsed/>
+    <w:qFormat/>
+    <w:rsid w:val="00783E0F"/>
+    <w:pPr>
+      <w:outlineLvl w:val="9"/>
+    </w:pPr>
+  </w:style>
+  <w:style w:type="paragraph" w:styleId="T2">
+    <w:name w:val="toc 2"/>
+    <w:basedOn w:val="Normal"/>
+    <w:next w:val="Normal"/>
+    <w:autoRedefine/>
+    <w:uiPriority w:val="39"/>
+    <w:unhideWhenUsed/>
+    <w:qFormat/>
+    <w:rsid w:val="00783E0F"/>
+    <w:pPr>
+      <w:spacing w:before="240" w:after="0"/>
+    </w:pPr>
+    <w:rPr>
+      <w:rFonts w:cstheme="minorHAnsi"/>
+      <w:b/>
+      <w:bCs/>
+      <w:sz w:val="20"/>
+      <w:szCs w:val="20"/>
+    </w:rPr>
+  </w:style>
+  <w:style w:type="paragraph" w:styleId="T1">
+    <w:name w:val="toc 1"/>
+    <w:basedOn w:val="Normal"/>
+    <w:next w:val="Normal"/>
+    <w:autoRedefine/>
+    <w:uiPriority w:val="39"/>
+    <w:unhideWhenUsed/>
+    <w:qFormat/>
+    <w:rsid w:val="00783E0F"/>
+    <w:pPr>
+      <w:spacing w:before="360" w:after="0"/>
+    </w:pPr>
+    <w:rPr>
+      <w:rFonts w:asciiTheme="majorHAnsi" w:hAnsiTheme="majorHAnsi"/>
+      <w:b/>
+      <w:bCs/>
+      <w:caps/>
+      <w:sz w:val="24"/>
+      <w:szCs w:val="24"/>
+    </w:rPr>
+  </w:style>
+  <w:style w:type="paragraph" w:styleId="T3">
+    <w:name w:val="toc 3"/>
+    <w:basedOn w:val="Normal"/>
+    <w:next w:val="Normal"/>
+    <w:autoRedefine/>
+    <w:uiPriority w:val="39"/>
+    <w:unhideWhenUsed/>
+    <w:qFormat/>
+    <w:rsid w:val="00783E0F"/>
+    <w:pPr>
+      <w:spacing w:after="0"/>
+      <w:ind w:left="220"/>
+    </w:pPr>
+    <w:rPr>
+      <w:rFonts w:cstheme="minorHAnsi"/>
+      <w:sz w:val="20"/>
+      <w:szCs w:val="20"/>
+    </w:rPr>
+  </w:style>
+  <w:style w:type="paragraph" w:styleId="T4">
+    <w:name w:val="toc 4"/>
+    <w:basedOn w:val="Normal"/>
+    <w:next w:val="Normal"/>
+    <w:autoRedefine/>
+    <w:uiPriority w:val="39"/>
+    <w:unhideWhenUsed/>
+    <w:rsid w:val="00783E0F"/>
+    <w:pPr>
+      <w:spacing w:after="0"/>
+      <w:ind w:left="440"/>
+    </w:pPr>
+    <w:rPr>
+      <w:rFonts w:cstheme="minorHAnsi"/>
+      <w:sz w:val="20"/>
+      <w:szCs w:val="20"/>
+    </w:rPr>
+  </w:style>
+  <w:style w:type="paragraph" w:styleId="T5">
+    <w:name w:val="toc 5"/>
+    <w:basedOn w:val="Normal"/>
+    <w:next w:val="Normal"/>
+    <w:autoRedefine/>
+    <w:uiPriority w:val="39"/>
+    <w:unhideWhenUsed/>
+    <w:rsid w:val="00783E0F"/>
+    <w:pPr>
+      <w:spacing w:after="0"/>
+      <w:ind w:left="660"/>
+    </w:pPr>
+    <w:rPr>
+      <w:rFonts w:cstheme="minorHAnsi"/>
+      <w:sz w:val="20"/>
+      <w:szCs w:val="20"/>
+    </w:rPr>
+  </w:style>
+  <w:style w:type="paragraph" w:styleId="T6">
+    <w:name w:val="toc 6"/>
+    <w:basedOn w:val="Normal"/>
+    <w:next w:val="Normal"/>
+    <w:autoRedefine/>
+    <w:uiPriority w:val="39"/>
+    <w:unhideWhenUsed/>
+    <w:rsid w:val="00783E0F"/>
+    <w:pPr>
+      <w:spacing w:after="0"/>
+      <w:ind w:left="880"/>
+    </w:pPr>
+    <w:rPr>
+      <w:rFonts w:cstheme="minorHAnsi"/>
+      <w:sz w:val="20"/>
+      <w:szCs w:val="20"/>
+    </w:rPr>
+  </w:style>
+  <w:style w:type="paragraph" w:styleId="T7">
+    <w:name w:val="toc 7"/>
+    <w:basedOn w:val="Normal"/>
+    <w:next w:val="Normal"/>
+    <w:autoRedefine/>
+    <w:uiPriority w:val="39"/>
+    <w:unhideWhenUsed/>
+    <w:rsid w:val="00783E0F"/>
+    <w:pPr>
+      <w:spacing w:after="0"/>
+      <w:ind w:left="1100"/>
+    </w:pPr>
+    <w:rPr>
+      <w:rFonts w:cstheme="minorHAnsi"/>
+      <w:sz w:val="20"/>
+      <w:szCs w:val="20"/>
+    </w:rPr>
+  </w:style>
+  <w:style w:type="paragraph" w:styleId="T8">
+    <w:name w:val="toc 8"/>
+    <w:basedOn w:val="Normal"/>
+    <w:next w:val="Normal"/>
+    <w:autoRedefine/>
+    <w:uiPriority w:val="39"/>
+    <w:unhideWhenUsed/>
+    <w:rsid w:val="00783E0F"/>
+    <w:pPr>
+      <w:spacing w:after="0"/>
+      <w:ind w:left="1320"/>
+    </w:pPr>
+    <w:rPr>
+      <w:rFonts w:cstheme="minorHAnsi"/>
+      <w:sz w:val="20"/>
+      <w:szCs w:val="20"/>
+    </w:rPr>
+  </w:style>
+  <w:style w:type="paragraph" w:styleId="T9">
+    <w:name w:val="toc 9"/>
+    <w:basedOn w:val="Normal"/>
+    <w:next w:val="Normal"/>
+    <w:autoRedefine/>
+    <w:uiPriority w:val="39"/>
+    <w:unhideWhenUsed/>
+    <w:rsid w:val="00783E0F"/>
+    <w:pPr>
+      <w:spacing w:after="0"/>
+      <w:ind w:left="1540"/>
+    </w:pPr>
+    <w:rPr>
+      <w:rFonts w:cstheme="minorHAnsi"/>
+      <w:sz w:val="20"/>
+      <w:szCs w:val="20"/>
+    </w:rPr>
+  </w:style>
+</w:styles>
+</file>
+
+<file path=word/glossary/document.xml><?xml version="1.0" encoding="utf-8"?>
+<w:glossaryDocument xmlns:ve="http://schemas.openxmlformats.org/markup-compatibility/2006" xmlns:o="urn:schemas-microsoft-com:office:office" xmlns:r="http://schemas.openxmlformats.org/officeDocument/2006/relationships" xmlns:m="http://schemas.openxmlformats.org/officeDocument/2006/math" xmlns:v="urn:schemas-microsoft-com:vml" xmlns:wp="http://schemas.openxmlformats.org/drawingml/2006/wordprocessingDrawing" xmlns:w10="urn:schemas-microsoft-com:office:word" xmlns:w="http://schemas.openxmlformats.org/wordprocessingml/2006/main" xmlns:wne="http://schemas.microsoft.com/office/word/2006/wordml">
+  <w:docParts/>
+</w:glossaryDocument>
+</file>
+
+<file path=word/glossary/fontTable.xml><?xml version="1.0" encoding="utf-8"?>
+<w:fonts xmlns:r="http://schemas.openxmlformats.org/officeDocument/2006/relationships" xmlns:w="http://schemas.openxmlformats.org/wordprocessingml/2006/main">
+  <w:font w:name="Times New Roman">
+    <w:panose1 w:val="02020603050405020304"/>
+    <w:charset w:val="A2"/>
+    <w:family w:val="roman"/>
+    <w:pitch w:val="variable"/>
+    <w:sig w:usb0="E0002EFF" w:usb1="C000785B" w:usb2="00000009" w:usb3="00000000" w:csb0="000001FF" w:csb1="00000000"/>
+  </w:font>
+  <w:font w:name="Calibri">
+    <w:panose1 w:val="020F0502020204030204"/>
+    <w:charset w:val="A2"/>
+    <w:family w:val="swiss"/>
+    <w:pitch w:val="variable"/>
+    <w:sig w:usb0="E4002EFF" w:usb1="C200247B" w:usb2="00000009" w:usb3="00000000" w:csb0="000001FF" w:csb1="00000000"/>
+  </w:font>
+  <w:font w:name="Cambria">
+    <w:panose1 w:val="02040503050406030204"/>
+    <w:charset w:val="A2"/>
+    <w:family w:val="roman"/>
+    <w:pitch w:val="variable"/>
+    <w:sig w:usb0="E00006FF" w:usb1="420024FF" w:usb2="02000000" w:usb3="00000000" w:csb0="0000019F" w:csb1="00000000"/>
+  </w:font>
+  <w:font w:name="Tahoma">
+    <w:panose1 w:val="020B0604030504040204"/>
+    <w:charset w:val="A2"/>
+    <w:family w:val="swiss"/>
+    <w:pitch w:val="variable"/>
+    <w:sig w:usb0="E1002EFF" w:usb1="C000605B" w:usb2="00000029" w:usb3="00000000" w:csb0="000101FF" w:csb1="00000000"/>
+  </w:font>
+  <w:font w:name="Cascadia Code Light">
+    <w:panose1 w:val="020B0609020000020004"/>
+    <w:charset w:val="A2"/>
+    <w:family w:val="modern"/>
+    <w:pitch w:val="fixed"/>
+    <w:sig w:usb0="A10002FF" w:usb1="4000F9FB" w:usb2="00040000" w:usb3="00000000" w:csb0="0000019F" w:csb1="00000000"/>
+  </w:font>
+</w:fonts>
+</file>
+
+<file path=word/glossary/settings.xml><?xml version="1.0" encoding="utf-8"?>
+<w:settings xmlns:o="urn:schemas-microsoft-com:office:office" xmlns:r="http://schemas.openxmlformats.org/officeDocument/2006/relationships" xmlns:m="http://schemas.openxmlformats.org/officeDocument/2006/math" xmlns:v="urn:schemas-microsoft-com:vml" xmlns:w10="urn:schemas-microsoft-com:office:word" xmlns:w="http://schemas.openxmlformats.org/wordprocessingml/2006/main" xmlns:sl="http://schemas.openxmlformats.org/schemaLibrary/2006/main">
+  <w:view w:val="normal"/>
+  <w:defaultTabStop w:val="708"/>
+  <w:hyphenationZone w:val="425"/>
+  <w:characterSpacingControl w:val="doNotCompress"/>
+  <w:compat>
+    <w:useFELayout/>
+  </w:compat>
+  <w:rsids>
+    <w:rsidRoot w:val="000D5F69"/>
+    <w:rsid w:val="000D5F69"/>
+    <w:rsid w:val="009D6C4F"/>
+  </w:rsids>
+  <m:mathPr>
+    <m:mathFont m:val="Cambria Math"/>
+    <m:brkBin m:val="before"/>
+    <m:brkBinSub m:val="--"/>
+    <m:smallFrac m:val="off"/>
+    <m:dispDef/>
+    <m:lMargin m:val="0"/>
+    <m:rMargin m:val="0"/>
+    <m:defJc m:val="centerGroup"/>
+    <m:wrapIndent m:val="1440"/>
+    <m:intLim m:val="subSup"/>
+    <m:naryLim m:val="undOvr"/>
+  </m:mathPr>
+  <w:themeFontLang w:val="tr-TR"/>
+  <w:clrSchemeMapping w:bg1="light1" w:t1="dark1" w:bg2="light2" w:t2="dark2" w:accent1="accent1" w:accent2="accent2" w:accent3="accent3" w:accent4="accent4" w:accent5="accent5" w:accent6="accent6" w:hyperlink="hyperlink" w:followedHyperlink="followedHyperlink"/>
+  <w:decimalSymbol w:val=","/>
+  <w:listSeparator w:val=";"/>
+</w:settings>
+</file>
+
+<file path=word/glossary/styles.xml><?xml version="1.0" encoding="utf-8"?>
+<w:styles xmlns:r="http://schemas.openxmlformats.org/officeDocument/2006/relationships" xmlns:w="http://schemas.openxmlformats.org/wordprocessingml/2006/main">
+  <w:docDefaults>
+    <w:rPrDefault>
+      <w:rPr>
+        <w:rFonts w:asciiTheme="minorHAnsi" w:eastAsiaTheme="minorEastAsia" w:hAnsiTheme="minorHAnsi" w:cstheme="minorBidi"/>
+        <w:sz w:val="22"/>
+        <w:szCs w:val="22"/>
+        <w:lang w:val="tr-TR" w:eastAsia="tr-TR" w:bidi="ar-SA"/>
       </w:rPr>
     </w:rPrDefault>
     <w:pPrDefault>
@@ -3463,7 +5323,6 @@
   <w:style w:type="paragraph" w:default="1" w:styleId="Normal">
     <w:name w:val="Normal"/>
     <w:qFormat/>
-    <w:rsid w:val="00363C26"/>
   </w:style>
   <w:style w:type="character" w:default="1" w:styleId="VarsaylanParagrafYazTipi">
     <w:name w:val="Default Paragraph Font"/>
@@ -3493,82 +5352,65 @@
     <w:semiHidden/>
     <w:unhideWhenUsed/>
   </w:style>
-  <w:style w:type="paragraph" w:styleId="ListeParagraf">
-    <w:name w:val="List Paragraph"/>
-    <w:basedOn w:val="Normal"/>
-    <w:uiPriority w:val="34"/>
-    <w:qFormat/>
-    <w:rsid w:val="009F30DB"/>
-    <w:pPr>
-      <w:ind w:left="720"/>
-      <w:contextualSpacing/>
-    </w:pPr>
+  <w:style w:type="paragraph" w:customStyle="1" w:styleId="ADC773D5194943FAA2C35822CEEDE9CA">
+    <w:name w:val="ADC773D5194943FAA2C35822CEEDE9CA"/>
+    <w:rsid w:val="000D5F69"/>
   </w:style>
-  <w:style w:type="paragraph" w:styleId="AralkYok">
-    <w:name w:val="No Spacing"/>
-    <w:link w:val="AralkYokChar"/>
-    <w:uiPriority w:val="1"/>
-    <w:qFormat/>
-    <w:rsid w:val="009F30DB"/>
-    <w:pPr>
-      <w:spacing w:after="0" w:line="240" w:lineRule="auto"/>
-    </w:pPr>
-    <w:rPr>
-      <w:rFonts w:eastAsiaTheme="minorEastAsia"/>
-    </w:rPr>
+  <w:style w:type="paragraph" w:customStyle="1" w:styleId="11AE6F99F02142C0B49887D40ECD2981">
+    <w:name w:val="11AE6F99F02142C0B49887D40ECD2981"/>
+    <w:rsid w:val="000D5F69"/>
   </w:style>
-  <w:style w:type="character" w:customStyle="1" w:styleId="AralkYokChar">
-    <w:name w:val="Aralık Yok Char"/>
-    <w:basedOn w:val="VarsaylanParagrafYazTipi"/>
-    <w:link w:val="AralkYok"/>
-    <w:uiPriority w:val="1"/>
-    <w:rsid w:val="009F30DB"/>
-    <w:rPr>
-      <w:rFonts w:eastAsiaTheme="minorEastAsia"/>
-    </w:rPr>
+  <w:style w:type="paragraph" w:customStyle="1" w:styleId="5A02F02E544849B4B6C15BDBB6068944">
+    <w:name w:val="5A02F02E544849B4B6C15BDBB6068944"/>
+    <w:rsid w:val="000D5F69"/>
   </w:style>
-  <w:style w:type="paragraph" w:styleId="BalonMetni">
-    <w:name w:val="Balloon Text"/>
-    <w:basedOn w:val="Normal"/>
-    <w:link w:val="BalonMetniChar"/>
-    <w:uiPriority w:val="99"/>
-    <w:semiHidden/>
-    <w:unhideWhenUsed/>
-    <w:rsid w:val="009F30DB"/>
-    <w:pPr>
-      <w:spacing w:after="0" w:line="240" w:lineRule="auto"/>
-    </w:pPr>
-    <w:rPr>
-      <w:rFonts w:ascii="Tahoma" w:hAnsi="Tahoma" w:cs="Tahoma"/>
-      <w:sz w:val="16"/>
-      <w:szCs w:val="16"/>
-    </w:rPr>
+  <w:style w:type="paragraph" w:customStyle="1" w:styleId="1B029B2500214BFCA2B1FFBBF8518E07">
+    <w:name w:val="1B029B2500214BFCA2B1FFBBF8518E07"/>
+    <w:rsid w:val="000D5F69"/>
   </w:style>
-  <w:style w:type="character" w:customStyle="1" w:styleId="BalonMetniChar">
-    <w:name w:val="Balon Metni Char"/>
-    <w:basedOn w:val="VarsaylanParagrafYazTipi"/>
-    <w:link w:val="BalonMetni"/>
-    <w:uiPriority w:val="99"/>
-    <w:semiHidden/>
-    <w:rsid w:val="009F30DB"/>
-    <w:rPr>
-      <w:rFonts w:ascii="Tahoma" w:hAnsi="Tahoma" w:cs="Tahoma"/>
-      <w:sz w:val="16"/>
-      <w:szCs w:val="16"/>
-    </w:rPr>
+  <w:style w:type="paragraph" w:customStyle="1" w:styleId="41ACEA4229314312BD2D4453A95D1E91">
+    <w:name w:val="41ACEA4229314312BD2D4453A95D1E91"/>
+    <w:rsid w:val="000D5F69"/>
   </w:style>
-  <w:style w:type="character" w:styleId="Kpr">
-    <w:name w:val="Hyperlink"/>
-    <w:basedOn w:val="VarsaylanParagrafYazTipi"/>
-    <w:uiPriority w:val="99"/>
-    <w:unhideWhenUsed/>
-    <w:rsid w:val="00A768CC"/>
-    <w:rPr>
-      <w:color w:val="0000FF" w:themeColor="hyperlink"/>
-      <w:u w:val="single"/>
-    </w:rPr>
+  <w:style w:type="paragraph" w:customStyle="1" w:styleId="D669BE070E224D93AAF8A87E8A851548">
+    <w:name w:val="D669BE070E224D93AAF8A87E8A851548"/>
+    <w:rsid w:val="000D5F69"/>
+  </w:style>
+  <w:style w:type="paragraph" w:customStyle="1" w:styleId="37983D8A846F4B4184D0246F0BE90B9A">
+    <w:name w:val="37983D8A846F4B4184D0246F0BE90B9A"/>
+    <w:rsid w:val="000D5F69"/>
+  </w:style>
+  <w:style w:type="paragraph" w:customStyle="1" w:styleId="1BE75832501A4F5C8E3E64FEDF14B359">
+    <w:name w:val="1BE75832501A4F5C8E3E64FEDF14B359"/>
+    <w:rsid w:val="000D5F69"/>
+  </w:style>
+  <w:style w:type="paragraph" w:customStyle="1" w:styleId="A7D5E5F6394A47BAAD16C922505C1FC6">
+    <w:name w:val="A7D5E5F6394A47BAAD16C922505C1FC6"/>
+    <w:rsid w:val="000D5F69"/>
+  </w:style>
+  <w:style w:type="paragraph" w:customStyle="1" w:styleId="772DF054E58145E3AE748171CEEE8E99">
+    <w:name w:val="772DF054E58145E3AE748171CEEE8E99"/>
+    <w:rsid w:val="000D5F69"/>
+  </w:style>
+  <w:style w:type="paragraph" w:customStyle="1" w:styleId="9D2336FBBD674810877C3CFEE4AE6590">
+    <w:name w:val="9D2336FBBD674810877C3CFEE4AE6590"/>
+    <w:rsid w:val="000D5F69"/>
+  </w:style>
+  <w:style w:type="paragraph" w:customStyle="1" w:styleId="6D319ACFE0D54E18BC000C8C35654103">
+    <w:name w:val="6D319ACFE0D54E18BC000C8C35654103"/>
+    <w:rsid w:val="000D5F69"/>
+  </w:style>
+  <w:style w:type="paragraph" w:customStyle="1" w:styleId="4A4C13482A0E4E88B639E30A42EBFE62">
+    <w:name w:val="4A4C13482A0E4E88B639E30A42EBFE62"/>
+    <w:rsid w:val="000D5F69"/>
   </w:style>
 </w:styles>
+</file>
+
+<file path=word/glossary/webSettings.xml><?xml version="1.0" encoding="utf-8"?>
+<w:webSettings xmlns:r="http://schemas.openxmlformats.org/officeDocument/2006/relationships" xmlns:w="http://schemas.openxmlformats.org/wordprocessingml/2006/main">
+  <w:optimizeForBrowser/>
+</w:webSettings>
 </file>
 
 <file path=word/theme/theme1.xml><?xml version="1.0" encoding="utf-8"?>
@@ -3855,11 +5697,30 @@
 </file>
 
 <file path=customXml/item1.xml><?xml version="1.0" encoding="utf-8"?>
+<CoverPageProperties xmlns="http://schemas.microsoft.com/office/2006/coverPageProps">
+  <PublishDate>2026-02-02T00:00:00</PublishDate>
+  <Abstract>Cihazın bir çok ayarlarına hükmedebileceğiniz bir arduino projesidir. Cihazlar tek başına çalışabilecekleri gibi MQTT ve Firebase (Realtime database) haberleşme yöntemleriyle birlikte çalışabilirler. </Abstract>
+  <CompanyAddress/>
+  <CompanyPhone/>
+  <CompanyFax/>
+  <CompanyEmail/>
+</CoverPageProperties>
+</file>
+
+<file path=customXml/item2.xml><?xml version="1.0" encoding="utf-8"?>
 <b:Sources xmlns:b="http://schemas.openxmlformats.org/officeDocument/2006/bibliography" xmlns="http://schemas.openxmlformats.org/officeDocument/2006/bibliography" SelectedStyle="\APA.XSL" StyleName="APA Fifth Edition"/>
 </file>
 
 <file path=customXml/itemProps1.xml><?xml version="1.0" encoding="utf-8"?>
-<ds:datastoreItem xmlns:ds="http://schemas.openxmlformats.org/officeDocument/2006/customXml" ds:itemID="{64BF6828-C46D-4E2E-8E31-EE54437A1CA2}">
+<ds:datastoreItem xmlns:ds="http://schemas.openxmlformats.org/officeDocument/2006/customXml" ds:itemID="{55AF091B-3C7A-41E3-B477-F2FDAA23CFDA}">
+  <ds:schemaRefs>
+    <ds:schemaRef ds:uri="http://schemas.microsoft.com/office/2006/coverPageProps"/>
+  </ds:schemaRefs>
+</ds:datastoreItem>
+</file>
+
+<file path=customXml/itemProps2.xml><?xml version="1.0" encoding="utf-8"?>
+<ds:datastoreItem xmlns:ds="http://schemas.openxmlformats.org/officeDocument/2006/customXml" ds:itemID="{41D1F3EF-7EAF-4AFE-88B8-21CA853138C5}">
   <ds:schemaRefs>
     <ds:schemaRef ds:uri="http://schemas.openxmlformats.org/officeDocument/2006/bibliography"/>
   </ds:schemaRefs>

--- a/Help/Turkce/lolin_tr.docx
+++ b/Help/Turkce/lolin_tr.docx
@@ -569,31 +569,7 @@
           <w:rPr>
             <w:rStyle w:val="Kpr"/>
           </w:rPr>
-          <w:t>Ay</w:t>
-        </w:r>
-        <w:r>
-          <w:rPr>
-            <w:rStyle w:val="Kpr"/>
-          </w:rPr>
-          <w:t>a</w:t>
-        </w:r>
-        <w:r>
-          <w:rPr>
-            <w:rStyle w:val="Kpr"/>
-          </w:rPr>
-          <w:t>r</w:t>
-        </w:r>
-        <w:r>
-          <w:rPr>
-            <w:rStyle w:val="Kpr"/>
-          </w:rPr>
-          <w:t>l</w:t>
-        </w:r>
-        <w:r>
-          <w:rPr>
-            <w:rStyle w:val="Kpr"/>
-          </w:rPr>
-          <w:t>ar</w:t>
+          <w:t>Ayarlar</w:t>
         </w:r>
       </w:hyperlink>
     </w:p>
@@ -611,31 +587,7 @@
           <w:rPr>
             <w:rStyle w:val="Kpr"/>
           </w:rPr>
-          <w:t>Ku</w:t>
-        </w:r>
-        <w:r>
-          <w:rPr>
-            <w:rStyle w:val="Kpr"/>
-          </w:rPr>
-          <w:t>l</w:t>
-        </w:r>
-        <w:r>
-          <w:rPr>
-            <w:rStyle w:val="Kpr"/>
-          </w:rPr>
-          <w:t>l</w:t>
-        </w:r>
-        <w:r>
-          <w:rPr>
-            <w:rStyle w:val="Kpr"/>
-          </w:rPr>
-          <w:t>a</w:t>
-        </w:r>
-        <w:r>
-          <w:rPr>
-            <w:rStyle w:val="Kpr"/>
-          </w:rPr>
-          <w:t>nım</w:t>
+          <w:t>Kullanım</w:t>
         </w:r>
       </w:hyperlink>
     </w:p>
@@ -885,7 +837,6 @@
       </w:pPr>
       <w:bookmarkStart w:id="0" w:name="AYARLAR"/>
       <w:r>
-        <w:lastRenderedPageBreak/>
         <w:t>AYARLAR</w:t>
       </w:r>
       <w:bookmarkEnd w:id="0"/>
@@ -1411,6 +1362,276 @@
       <w:pPr>
         <w:spacing w:after="0" w:line="240" w:lineRule="auto"/>
       </w:pPr>
+      <w:proofErr w:type="spellStart"/>
+      <w:r>
+        <w:t>Pin</w:t>
+      </w:r>
+      <w:proofErr w:type="spellEnd"/>
+      <w:r>
+        <w:t xml:space="preserve"> Ayar</w:t>
+      </w:r>
+    </w:p>
+    <w:p>
+      <w:pPr>
+        <w:spacing w:after="0" w:line="240" w:lineRule="auto"/>
+      </w:pPr>
+    </w:p>
+    <w:tbl>
+      <w:tblPr>
+        <w:tblStyle w:val="TabloKlavuzu"/>
+        <w:tblW w:w="0" w:type="auto"/>
+        <w:tblLook w:val="04A0"/>
+      </w:tblPr>
+      <w:tblGrid>
+        <w:gridCol w:w="905"/>
+        <w:gridCol w:w="931"/>
+        <w:gridCol w:w="1032"/>
+        <w:gridCol w:w="1309"/>
+        <w:gridCol w:w="892"/>
+        <w:gridCol w:w="884"/>
+        <w:gridCol w:w="896"/>
+        <w:gridCol w:w="887"/>
+        <w:gridCol w:w="928"/>
+        <w:gridCol w:w="906"/>
+      </w:tblGrid>
+      <w:tr>
+        <w:tc>
+          <w:tcPr>
+            <w:tcW w:w="905" w:type="dxa"/>
+          </w:tcPr>
+          <w:p>
+            <w:r>
+              <w:t>Cihaz</w:t>
+            </w:r>
+          </w:p>
+        </w:tc>
+        <w:tc>
+          <w:tcPr>
+            <w:tcW w:w="931" w:type="dxa"/>
+          </w:tcPr>
+          <w:p>
+            <w:proofErr w:type="spellStart"/>
+            <w:r>
+              <w:t>Pin</w:t>
+            </w:r>
+            <w:proofErr w:type="spellEnd"/>
+            <w:r>
+              <w:t xml:space="preserve"> ismi</w:t>
+            </w:r>
+          </w:p>
+        </w:tc>
+        <w:tc>
+          <w:tcPr>
+            <w:tcW w:w="1032" w:type="dxa"/>
+          </w:tcPr>
+          <w:p>
+            <w:proofErr w:type="spellStart"/>
+            <w:r>
+              <w:t>PinMode</w:t>
+            </w:r>
+            <w:proofErr w:type="spellEnd"/>
+          </w:p>
+        </w:tc>
+        <w:tc>
+          <w:tcPr>
+            <w:tcW w:w="1309" w:type="dxa"/>
+          </w:tcPr>
+          <w:p>
+            <w:proofErr w:type="spellStart"/>
+            <w:r>
+              <w:t>PinSinyaltipi</w:t>
+            </w:r>
+            <w:proofErr w:type="spellEnd"/>
+          </w:p>
+        </w:tc>
+        <w:tc>
+          <w:tcPr>
+            <w:tcW w:w="892" w:type="dxa"/>
+          </w:tcPr>
+          <w:p>
+            <w:proofErr w:type="spellStart"/>
+            <w:r>
+              <w:t>Min</w:t>
+            </w:r>
+            <w:proofErr w:type="spellEnd"/>
+          </w:p>
+        </w:tc>
+        <w:tc>
+          <w:tcPr>
+            <w:tcW w:w="884" w:type="dxa"/>
+          </w:tcPr>
+          <w:p>
+            <w:proofErr w:type="spellStart"/>
+            <w:r>
+              <w:t>Val</w:t>
+            </w:r>
+            <w:proofErr w:type="spellEnd"/>
+          </w:p>
+        </w:tc>
+        <w:tc>
+          <w:tcPr>
+            <w:tcW w:w="896" w:type="dxa"/>
+          </w:tcPr>
+          <w:p>
+            <w:r>
+              <w:t xml:space="preserve"> </w:t>
+            </w:r>
+            <w:proofErr w:type="spellStart"/>
+            <w:r>
+              <w:t>Max</w:t>
+            </w:r>
+            <w:proofErr w:type="spellEnd"/>
+          </w:p>
+        </w:tc>
+        <w:tc>
+          <w:tcPr>
+            <w:tcW w:w="887" w:type="dxa"/>
+          </w:tcPr>
+          <w:p>
+            <w:r>
+              <w:t>Sev</w:t>
+            </w:r>
+          </w:p>
+        </w:tc>
+        <w:tc>
+          <w:tcPr>
+            <w:tcW w:w="928" w:type="dxa"/>
+          </w:tcPr>
+          <w:p>
+            <w:proofErr w:type="spellStart"/>
+            <w:r>
+              <w:t>SevDeg</w:t>
+            </w:r>
+            <w:proofErr w:type="spellEnd"/>
+          </w:p>
+        </w:tc>
+        <w:tc>
+          <w:tcPr>
+            <w:tcW w:w="906" w:type="dxa"/>
+          </w:tcPr>
+          <w:p>
+            <w:proofErr w:type="spellStart"/>
+            <w:r>
+              <w:t>Label</w:t>
+            </w:r>
+            <w:proofErr w:type="spellEnd"/>
+          </w:p>
+        </w:tc>
+      </w:tr>
+      <w:tr>
+        <w:tc>
+          <w:tcPr>
+            <w:tcW w:w="905" w:type="dxa"/>
+          </w:tcPr>
+          <w:p>
+            <w:proofErr w:type="spellStart"/>
+            <w:r>
+              <w:t>Led</w:t>
+            </w:r>
+            <w:proofErr w:type="spellEnd"/>
+          </w:p>
+        </w:tc>
+        <w:tc>
+          <w:tcPr>
+            <w:tcW w:w="931" w:type="dxa"/>
+          </w:tcPr>
+          <w:p>
+            <w:r>
+              <w:t>D1</w:t>
+            </w:r>
+          </w:p>
+        </w:tc>
+        <w:tc>
+          <w:tcPr>
+            <w:tcW w:w="1032" w:type="dxa"/>
+          </w:tcPr>
+          <w:p>
+            <w:r>
+              <w:t>OUT</w:t>
+            </w:r>
+          </w:p>
+        </w:tc>
+        <w:tc>
+          <w:tcPr>
+            <w:tcW w:w="1309" w:type="dxa"/>
+          </w:tcPr>
+          <w:p>
+            <w:r>
+              <w:t>PWM</w:t>
+            </w:r>
+          </w:p>
+        </w:tc>
+        <w:tc>
+          <w:tcPr>
+            <w:tcW w:w="892" w:type="dxa"/>
+          </w:tcPr>
+          <w:p>
+            <w:r>
+              <w:t>0</w:t>
+            </w:r>
+          </w:p>
+        </w:tc>
+        <w:tc>
+          <w:tcPr>
+            <w:tcW w:w="884" w:type="dxa"/>
+          </w:tcPr>
+          <w:p>
+            <w:r>
+              <w:t>0</w:t>
+            </w:r>
+          </w:p>
+        </w:tc>
+        <w:tc>
+          <w:tcPr>
+            <w:tcW w:w="896" w:type="dxa"/>
+          </w:tcPr>
+          <w:p>
+            <w:r>
+              <w:t>1</w:t>
+            </w:r>
+          </w:p>
+        </w:tc>
+        <w:tc>
+          <w:tcPr>
+            <w:tcW w:w="887" w:type="dxa"/>
+          </w:tcPr>
+          <w:p>
+            <w:r>
+              <w:t>0</w:t>
+            </w:r>
+          </w:p>
+        </w:tc>
+        <w:tc>
+          <w:tcPr>
+            <w:tcW w:w="928" w:type="dxa"/>
+          </w:tcPr>
+          <w:p>
+            <w:r>
+              <w:t>0</w:t>
+            </w:r>
+          </w:p>
+        </w:tc>
+        <w:tc>
+          <w:tcPr>
+            <w:tcW w:w="906" w:type="dxa"/>
+          </w:tcPr>
+          <w:p>
+            <w:proofErr w:type="spellStart"/>
+            <w:r>
+              <w:t>Led</w:t>
+            </w:r>
+            <w:proofErr w:type="spellEnd"/>
+            <w:r>
+              <w:t xml:space="preserve"> 1</w:t>
+            </w:r>
+          </w:p>
+        </w:tc>
+      </w:tr>
+    </w:tbl>
+    <w:p>
+      <w:pPr>
+        <w:spacing w:after="0" w:line="240" w:lineRule="auto"/>
+      </w:pPr>
     </w:p>
     <w:p>
       <w:pPr>
@@ -1811,6 +2032,9 @@
       <w:r>
         <w:t>D1|OUT|DIG|0|0|1|</w:t>
       </w:r>
+      <w:r>
+        <w:t>0|0|</w:t>
+      </w:r>
       <w:proofErr w:type="spellStart"/>
       <w:r>
         <w:t>DalgicPompa</w:t>
@@ -1967,7 +2191,6 @@
         <w:spacing w:after="0" w:line="240" w:lineRule="auto"/>
       </w:pPr>
       <w:r>
-        <w:lastRenderedPageBreak/>
         <w:tab/>
         <w:t>D6</w:t>
       </w:r>
@@ -1992,6 +2215,9 @@
       <w:r>
         <w:t>|</w:t>
       </w:r>
+      <w:r>
+        <w:t>0|0|</w:t>
+      </w:r>
       <w:proofErr w:type="spellStart"/>
       <w:r>
         <w:t>Led</w:t>
@@ -2424,6 +2650,9 @@
       </w:r>
       <w:r>
         <w:t>D3|OUT|BUZ|0|0|1|</w:t>
+      </w:r>
+      <w:r>
+        <w:t>0|_|</w:t>
       </w:r>
       <w:proofErr w:type="spellStart"/>
       <w:r>
@@ -2765,7 +2994,6 @@
         <w:ind w:firstLine="426"/>
       </w:pPr>
       <w:r>
-        <w:lastRenderedPageBreak/>
         <w:t xml:space="preserve">Ağdaki başka cihaza </w:t>
       </w:r>
       <w:r>
@@ -3301,6 +3529,7 @@
         <w:ind w:firstLine="284"/>
       </w:pPr>
       <w:r>
+        <w:lastRenderedPageBreak/>
         <w:t xml:space="preserve"> </w:t>
       </w:r>
       <w:proofErr w:type="spellStart"/>
@@ -3436,7 +3665,6 @@
         <w:rPr>
           <w:rFonts w:ascii="Cascadia Code Light" w:hAnsi="Cascadia Code Light"/>
         </w:rPr>
-        <w:lastRenderedPageBreak/>
         <w:t>if</w:t>
       </w:r>
       <w:proofErr w:type="spellEnd"/>
@@ -4192,7 +4420,6 @@
         <w:spacing w:after="0" w:line="240" w:lineRule="auto"/>
       </w:pPr>
       <w:r>
-        <w:lastRenderedPageBreak/>
         <w:t xml:space="preserve">  "</w:t>
       </w:r>
       <w:proofErr w:type="spellStart"/>
@@ -4278,8 +4505,8 @@
       <w:proofErr w:type="gramEnd"/>
     </w:p>
     <w:sectPr>
-      <w:pgSz w:w="11906" w:h="16838"/>
-      <w:pgMar w:top="1417" w:right="707" w:bottom="1417" w:left="993" w:header="708" w:footer="708" w:gutter="0"/>
+      <w:pgSz w:w="16838" w:h="11906" w:orient="landscape"/>
+      <w:pgMar w:top="993" w:right="1417" w:bottom="707" w:left="1417" w:header="708" w:footer="708" w:gutter="0"/>
       <w:cols w:space="708"/>
       <w:titlePg/>
       <w:docGrid w:linePitch="360"/>
@@ -5081,263 +5308,24 @@
       <w:szCs w:val="20"/>
     </w:rPr>
   </w:style>
-</w:styles>
-</file>
-
-<file path=word/glossary/document.xml><?xml version="1.0" encoding="utf-8"?>
-<w:glossaryDocument xmlns:ve="http://schemas.openxmlformats.org/markup-compatibility/2006" xmlns:o="urn:schemas-microsoft-com:office:office" xmlns:r="http://schemas.openxmlformats.org/officeDocument/2006/relationships" xmlns:m="http://schemas.openxmlformats.org/officeDocument/2006/math" xmlns:v="urn:schemas-microsoft-com:vml" xmlns:wp="http://schemas.openxmlformats.org/drawingml/2006/wordprocessingDrawing" xmlns:w10="urn:schemas-microsoft-com:office:word" xmlns:w="http://schemas.openxmlformats.org/wordprocessingml/2006/main" xmlns:wne="http://schemas.microsoft.com/office/word/2006/wordml">
-  <w:docParts/>
-</w:glossaryDocument>
-</file>
-
-<file path=word/glossary/fontTable.xml><?xml version="1.0" encoding="utf-8"?>
-<w:fonts xmlns:r="http://schemas.openxmlformats.org/officeDocument/2006/relationships" xmlns:w="http://schemas.openxmlformats.org/wordprocessingml/2006/main">
-  <w:font w:name="Times New Roman">
-    <w:panose1 w:val="02020603050405020304"/>
-    <w:charset w:val="A2"/>
-    <w:family w:val="roman"/>
-    <w:pitch w:val="variable"/>
-    <w:sig w:usb0="E0002EFF" w:usb1="C000785B" w:usb2="00000009" w:usb3="00000000" w:csb0="000001FF" w:csb1="00000000"/>
-  </w:font>
-  <w:font w:name="Calibri">
-    <w:panose1 w:val="020F0502020204030204"/>
-    <w:charset w:val="A2"/>
-    <w:family w:val="swiss"/>
-    <w:pitch w:val="variable"/>
-    <w:sig w:usb0="E4002EFF" w:usb1="C200247B" w:usb2="00000009" w:usb3="00000000" w:csb0="000001FF" w:csb1="00000000"/>
-  </w:font>
-  <w:font w:name="Cambria">
-    <w:panose1 w:val="02040503050406030204"/>
-    <w:charset w:val="A2"/>
-    <w:family w:val="roman"/>
-    <w:pitch w:val="variable"/>
-    <w:sig w:usb0="E00006FF" w:usb1="420024FF" w:usb2="02000000" w:usb3="00000000" w:csb0="0000019F" w:csb1="00000000"/>
-  </w:font>
-  <w:font w:name="Tahoma">
-    <w:panose1 w:val="020B0604030504040204"/>
-    <w:charset w:val="A2"/>
-    <w:family w:val="swiss"/>
-    <w:pitch w:val="variable"/>
-    <w:sig w:usb0="E1002EFF" w:usb1="C000605B" w:usb2="00000029" w:usb3="00000000" w:csb0="000101FF" w:csb1="00000000"/>
-  </w:font>
-  <w:font w:name="Cascadia Code Light">
-    <w:panose1 w:val="020B0609020000020004"/>
-    <w:charset w:val="A2"/>
-    <w:family w:val="modern"/>
-    <w:pitch w:val="fixed"/>
-    <w:sig w:usb0="A10002FF" w:usb1="4000F9FB" w:usb2="00040000" w:usb3="00000000" w:csb0="0000019F" w:csb1="00000000"/>
-  </w:font>
-</w:fonts>
-</file>
-
-<file path=word/glossary/settings.xml><?xml version="1.0" encoding="utf-8"?>
-<w:settings xmlns:o="urn:schemas-microsoft-com:office:office" xmlns:r="http://schemas.openxmlformats.org/officeDocument/2006/relationships" xmlns:m="http://schemas.openxmlformats.org/officeDocument/2006/math" xmlns:v="urn:schemas-microsoft-com:vml" xmlns:w10="urn:schemas-microsoft-com:office:word" xmlns:w="http://schemas.openxmlformats.org/wordprocessingml/2006/main" xmlns:sl="http://schemas.openxmlformats.org/schemaLibrary/2006/main">
-  <w:view w:val="normal"/>
-  <w:defaultTabStop w:val="708"/>
-  <w:hyphenationZone w:val="425"/>
-  <w:characterSpacingControl w:val="doNotCompress"/>
-  <w:compat>
-    <w:useFELayout/>
-  </w:compat>
-  <w:rsids>
-    <w:rsidRoot w:val="000D5F69"/>
-    <w:rsid w:val="000D5F69"/>
-    <w:rsid w:val="009D6C4F"/>
-  </w:rsids>
-  <m:mathPr>
-    <m:mathFont m:val="Cambria Math"/>
-    <m:brkBin m:val="before"/>
-    <m:brkBinSub m:val="--"/>
-    <m:smallFrac m:val="off"/>
-    <m:dispDef/>
-    <m:lMargin m:val="0"/>
-    <m:rMargin m:val="0"/>
-    <m:defJc m:val="centerGroup"/>
-    <m:wrapIndent m:val="1440"/>
-    <m:intLim m:val="subSup"/>
-    <m:naryLim m:val="undOvr"/>
-  </m:mathPr>
-  <w:themeFontLang w:val="tr-TR"/>
-  <w:clrSchemeMapping w:bg1="light1" w:t1="dark1" w:bg2="light2" w:t2="dark2" w:accent1="accent1" w:accent2="accent2" w:accent3="accent3" w:accent4="accent4" w:accent5="accent5" w:accent6="accent6" w:hyperlink="hyperlink" w:followedHyperlink="followedHyperlink"/>
-  <w:decimalSymbol w:val=","/>
-  <w:listSeparator w:val=";"/>
-</w:settings>
-</file>
-
-<file path=word/glossary/styles.xml><?xml version="1.0" encoding="utf-8"?>
-<w:styles xmlns:r="http://schemas.openxmlformats.org/officeDocument/2006/relationships" xmlns:w="http://schemas.openxmlformats.org/wordprocessingml/2006/main">
-  <w:docDefaults>
-    <w:rPrDefault>
-      <w:rPr>
-        <w:rFonts w:asciiTheme="minorHAnsi" w:eastAsiaTheme="minorEastAsia" w:hAnsiTheme="minorHAnsi" w:cstheme="minorBidi"/>
-        <w:sz w:val="22"/>
-        <w:szCs w:val="22"/>
-        <w:lang w:val="tr-TR" w:eastAsia="tr-TR" w:bidi="ar-SA"/>
-      </w:rPr>
-    </w:rPrDefault>
-    <w:pPrDefault>
-      <w:pPr>
-        <w:spacing w:after="200" w:line="276" w:lineRule="auto"/>
-      </w:pPr>
-    </w:pPrDefault>
-  </w:docDefaults>
-  <w:latentStyles w:defLockedState="0" w:defUIPriority="99" w:defSemiHidden="1" w:defUnhideWhenUsed="1" w:defQFormat="0" w:count="267">
-    <w:lsdException w:name="Normal" w:semiHidden="0" w:uiPriority="0" w:unhideWhenUsed="0" w:qFormat="1"/>
-    <w:lsdException w:name="heading 1" w:semiHidden="0" w:uiPriority="9" w:unhideWhenUsed="0" w:qFormat="1"/>
-    <w:lsdException w:name="heading 2" w:uiPriority="9" w:qFormat="1"/>
-    <w:lsdException w:name="heading 3" w:uiPriority="9" w:qFormat="1"/>
-    <w:lsdException w:name="heading 4" w:uiPriority="9" w:qFormat="1"/>
-    <w:lsdException w:name="heading 5" w:uiPriority="9" w:qFormat="1"/>
-    <w:lsdException w:name="heading 6" w:uiPriority="9" w:qFormat="1"/>
-    <w:lsdException w:name="heading 7" w:uiPriority="9" w:qFormat="1"/>
-    <w:lsdException w:name="heading 8" w:uiPriority="9" w:qFormat="1"/>
-    <w:lsdException w:name="heading 9" w:uiPriority="9" w:qFormat="1"/>
-    <w:lsdException w:name="toc 1" w:uiPriority="39"/>
-    <w:lsdException w:name="toc 2" w:uiPriority="39"/>
-    <w:lsdException w:name="toc 3" w:uiPriority="39"/>
-    <w:lsdException w:name="toc 4" w:uiPriority="39"/>
-    <w:lsdException w:name="toc 5" w:uiPriority="39"/>
-    <w:lsdException w:name="toc 6" w:uiPriority="39"/>
-    <w:lsdException w:name="toc 7" w:uiPriority="39"/>
-    <w:lsdException w:name="toc 8" w:uiPriority="39"/>
-    <w:lsdException w:name="toc 9" w:uiPriority="39"/>
-    <w:lsdException w:name="caption" w:uiPriority="35" w:qFormat="1"/>
-    <w:lsdException w:name="Title" w:semiHidden="0" w:uiPriority="10" w:unhideWhenUsed="0" w:qFormat="1"/>
-    <w:lsdException w:name="Default Paragraph Font" w:uiPriority="1"/>
-    <w:lsdException w:name="Subtitle" w:semiHidden="0" w:uiPriority="11" w:unhideWhenUsed="0" w:qFormat="1"/>
-    <w:lsdException w:name="Strong" w:semiHidden="0" w:uiPriority="22" w:unhideWhenUsed="0" w:qFormat="1"/>
-    <w:lsdException w:name="Emphasis" w:semiHidden="0" w:uiPriority="20" w:unhideWhenUsed="0" w:qFormat="1"/>
-    <w:lsdException w:name="Table Grid" w:semiHidden="0" w:uiPriority="59" w:unhideWhenUsed="0"/>
-    <w:lsdException w:name="Placeholder Text" w:unhideWhenUsed="0"/>
-    <w:lsdException w:name="No Spacing" w:semiHidden="0" w:uiPriority="1" w:unhideWhenUsed="0" w:qFormat="1"/>
-    <w:lsdException w:name="Light Shading" w:semiHidden="0" w:uiPriority="60" w:unhideWhenUsed="0"/>
-    <w:lsdException w:name="Light List" w:semiHidden="0" w:uiPriority="61" w:unhideWhenUsed="0"/>
-    <w:lsdException w:name="Light Grid" w:semiHidden="0" w:uiPriority="62" w:unhideWhenUsed="0"/>
-    <w:lsdException w:name="Medium Shading 1" w:semiHidden="0" w:uiPriority="63" w:unhideWhenUsed="0"/>
-    <w:lsdException w:name="Medium Shading 2" w:semiHidden="0" w:uiPriority="64" w:unhideWhenUsed="0"/>
-    <w:lsdException w:name="Medium List 1" w:semiHidden="0" w:uiPriority="65" w:unhideWhenUsed="0"/>
-    <w:lsdException w:name="Medium List 2" w:semiHidden="0" w:uiPriority="66" w:unhideWhenUsed="0"/>
-    <w:lsdException w:name="Medium Grid 1" w:semiHidden="0" w:uiPriority="67" w:unhideWhenUsed="0"/>
-    <w:lsdException w:name="Medium Grid 2" w:semiHidden="0" w:uiPriority="68" w:unhideWhenUsed="0"/>
-    <w:lsdException w:name="Medium Grid 3" w:semiHidden="0" w:uiPriority="69" w:unhideWhenUsed="0"/>
-    <w:lsdException w:name="Dark List" w:semiHidden="0" w:uiPriority="70" w:unhideWhenUsed="0"/>
-    <w:lsdException w:name="Colorful Shading" w:semiHidden="0" w:uiPriority="71" w:unhideWhenUsed="0"/>
-    <w:lsdException w:name="Colorful List" w:semiHidden="0" w:uiPriority="72" w:unhideWhenUsed="0"/>
-    <w:lsdException w:name="Colorful Grid" w:semiHidden="0" w:uiPriority="73" w:unhideWhenUsed="0"/>
-    <w:lsdException w:name="Light Shading Accent 1" w:semiHidden="0" w:uiPriority="60" w:unhideWhenUsed="0"/>
-    <w:lsdException w:name="Light List Accent 1" w:semiHidden="0" w:uiPriority="61" w:unhideWhenUsed="0"/>
-    <w:lsdException w:name="Light Grid Accent 1" w:semiHidden="0" w:uiPriority="62" w:unhideWhenUsed="0"/>
-    <w:lsdException w:name="Medium Shading 1 Accent 1" w:semiHidden="0" w:uiPriority="63" w:unhideWhenUsed="0"/>
-    <w:lsdException w:name="Medium Shading 2 Accent 1" w:semiHidden="0" w:uiPriority="64" w:unhideWhenUsed="0"/>
-    <w:lsdException w:name="Medium List 1 Accent 1" w:semiHidden="0" w:uiPriority="65" w:unhideWhenUsed="0"/>
-    <w:lsdException w:name="Revision" w:unhideWhenUsed="0"/>
-    <w:lsdException w:name="List Paragraph" w:semiHidden="0" w:uiPriority="34" w:unhideWhenUsed="0" w:qFormat="1"/>
-    <w:lsdException w:name="Quote" w:semiHidden="0" w:uiPriority="29" w:unhideWhenUsed="0" w:qFormat="1"/>
-    <w:lsdException w:name="Intense Quote" w:semiHidden="0" w:uiPriority="30" w:unhideWhenUsed="0" w:qFormat="1"/>
-    <w:lsdException w:name="Medium List 2 Accent 1" w:semiHidden="0" w:uiPriority="66" w:unhideWhenUsed="0"/>
-    <w:lsdException w:name="Medium Grid 1 Accent 1" w:semiHidden="0" w:uiPriority="67" w:unhideWhenUsed="0"/>
-    <w:lsdException w:name="Medium Grid 2 Accent 1" w:semiHidden="0" w:uiPriority="68" w:unhideWhenUsed="0"/>
-    <w:lsdException w:name="Medium Grid 3 Accent 1" w:semiHidden="0" w:uiPriority="69" w:unhideWhenUsed="0"/>
-    <w:lsdException w:name="Dark List Accent 1" w:semiHidden="0" w:uiPriority="70" w:unhideWhenUsed="0"/>
-    <w:lsdException w:name="Colorful Shading Accent 1" w:semiHidden="0" w:uiPriority="71" w:unhideWhenUsed="0"/>
-    <w:lsdException w:name="Colorful List Accent 1" w:semiHidden="0" w:uiPriority="72" w:unhideWhenUsed="0"/>
-    <w:lsdException w:name="Colorful Grid Accent 1" w:semiHidden="0" w:uiPriority="73" w:unhideWhenUsed="0"/>
-    <w:lsdException w:name="Light Shading Accent 2" w:semiHidden="0" w:uiPriority="60" w:unhideWhenUsed="0"/>
-    <w:lsdException w:name="Light List Accent 2" w:semiHidden="0" w:uiPriority="61" w:unhideWhenUsed="0"/>
-    <w:lsdException w:name="Light Grid Accent 2" w:semiHidden="0" w:uiPriority="62" w:unhideWhenUsed="0"/>
-    <w:lsdException w:name="Medium Shading 1 Accent 2" w:semiHidden="0" w:uiPriority="63" w:unhideWhenUsed="0"/>
-    <w:lsdException w:name="Medium Shading 2 Accent 2" w:semiHidden="0" w:uiPriority="64" w:unhideWhenUsed="0"/>
-    <w:lsdException w:name="Medium List 1 Accent 2" w:semiHidden="0" w:uiPriority="65" w:unhideWhenUsed="0"/>
-    <w:lsdException w:name="Medium List 2 Accent 2" w:semiHidden="0" w:uiPriority="66" w:unhideWhenUsed="0"/>
-    <w:lsdException w:name="Medium Grid 1 Accent 2" w:semiHidden="0" w:uiPriority="67" w:unhideWhenUsed="0"/>
-    <w:lsdException w:name="Medium Grid 2 Accent 2" w:semiHidden="0" w:uiPriority="68" w:unhideWhenUsed="0"/>
-    <w:lsdException w:name="Medium Grid 3 Accent 2" w:semiHidden="0" w:uiPriority="69" w:unhideWhenUsed="0"/>
-    <w:lsdException w:name="Dark List Accent 2" w:semiHidden="0" w:uiPriority="70" w:unhideWhenUsed="0"/>
-    <w:lsdException w:name="Colorful Shading Accent 2" w:semiHidden="0" w:uiPriority="71" w:unhideWhenUsed="0"/>
-    <w:lsdException w:name="Colorful List Accent 2" w:semiHidden="0" w:uiPriority="72" w:unhideWhenUsed="0"/>
-    <w:lsdException w:name="Colorful Grid Accent 2" w:semiHidden="0" w:uiPriority="73" w:unhideWhenUsed="0"/>
-    <w:lsdException w:name="Light Shading Accent 3" w:semiHidden="0" w:uiPriority="60" w:unhideWhenUsed="0"/>
-    <w:lsdException w:name="Light List Accent 3" w:semiHidden="0" w:uiPriority="61" w:unhideWhenUsed="0"/>
-    <w:lsdException w:name="Light Grid Accent 3" w:semiHidden="0" w:uiPriority="62" w:unhideWhenUsed="0"/>
-    <w:lsdException w:name="Medium Shading 1 Accent 3" w:semiHidden="0" w:uiPriority="63" w:unhideWhenUsed="0"/>
-    <w:lsdException w:name="Medium Shading 2 Accent 3" w:semiHidden="0" w:uiPriority="64" w:unhideWhenUsed="0"/>
-    <w:lsdException w:name="Medium List 1 Accent 3" w:semiHidden="0" w:uiPriority="65" w:unhideWhenUsed="0"/>
-    <w:lsdException w:name="Medium List 2 Accent 3" w:semiHidden="0" w:uiPriority="66" w:unhideWhenUsed="0"/>
-    <w:lsdException w:name="Medium Grid 1 Accent 3" w:semiHidden="0" w:uiPriority="67" w:unhideWhenUsed="0"/>
-    <w:lsdException w:name="Medium Grid 2 Accent 3" w:semiHidden="0" w:uiPriority="68" w:unhideWhenUsed="0"/>
-    <w:lsdException w:name="Medium Grid 3 Accent 3" w:semiHidden="0" w:uiPriority="69" w:unhideWhenUsed="0"/>
-    <w:lsdException w:name="Dark List Accent 3" w:semiHidden="0" w:uiPriority="70" w:unhideWhenUsed="0"/>
-    <w:lsdException w:name="Colorful Shading Accent 3" w:semiHidden="0" w:uiPriority="71" w:unhideWhenUsed="0"/>
-    <w:lsdException w:name="Colorful List Accent 3" w:semiHidden="0" w:uiPriority="72" w:unhideWhenUsed="0"/>
-    <w:lsdException w:name="Colorful Grid Accent 3" w:semiHidden="0" w:uiPriority="73" w:unhideWhenUsed="0"/>
-    <w:lsdException w:name="Light Shading Accent 4" w:semiHidden="0" w:uiPriority="60" w:unhideWhenUsed="0"/>
-    <w:lsdException w:name="Light List Accent 4" w:semiHidden="0" w:uiPriority="61" w:unhideWhenUsed="0"/>
-    <w:lsdException w:name="Light Grid Accent 4" w:semiHidden="0" w:uiPriority="62" w:unhideWhenUsed="0"/>
-    <w:lsdException w:name="Medium Shading 1 Accent 4" w:semiHidden="0" w:uiPriority="63" w:unhideWhenUsed="0"/>
-    <w:lsdException w:name="Medium Shading 2 Accent 4" w:semiHidden="0" w:uiPriority="64" w:unhideWhenUsed="0"/>
-    <w:lsdException w:name="Medium List 1 Accent 4" w:semiHidden="0" w:uiPriority="65" w:unhideWhenUsed="0"/>
-    <w:lsdException w:name="Medium List 2 Accent 4" w:semiHidden="0" w:uiPriority="66" w:unhideWhenUsed="0"/>
-    <w:lsdException w:name="Medium Grid 1 Accent 4" w:semiHidden="0" w:uiPriority="67" w:unhideWhenUsed="0"/>
-    <w:lsdException w:name="Medium Grid 2 Accent 4" w:semiHidden="0" w:uiPriority="68" w:unhideWhenUsed="0"/>
-    <w:lsdException w:name="Medium Grid 3 Accent 4" w:semiHidden="0" w:uiPriority="69" w:unhideWhenUsed="0"/>
-    <w:lsdException w:name="Dark List Accent 4" w:semiHidden="0" w:uiPriority="70" w:unhideWhenUsed="0"/>
-    <w:lsdException w:name="Colorful Shading Accent 4" w:semiHidden="0" w:uiPriority="71" w:unhideWhenUsed="0"/>
-    <w:lsdException w:name="Colorful List Accent 4" w:semiHidden="0" w:uiPriority="72" w:unhideWhenUsed="0"/>
-    <w:lsdException w:name="Colorful Grid Accent 4" w:semiHidden="0" w:uiPriority="73" w:unhideWhenUsed="0"/>
-    <w:lsdException w:name="Light Shading Accent 5" w:semiHidden="0" w:uiPriority="60" w:unhideWhenUsed="0"/>
-    <w:lsdException w:name="Light List Accent 5" w:semiHidden="0" w:uiPriority="61" w:unhideWhenUsed="0"/>
-    <w:lsdException w:name="Light Grid Accent 5" w:semiHidden="0" w:uiPriority="62" w:unhideWhenUsed="0"/>
-    <w:lsdException w:name="Medium Shading 1 Accent 5" w:semiHidden="0" w:uiPriority="63" w:unhideWhenUsed="0"/>
-    <w:lsdException w:name="Medium Shading 2 Accent 5" w:semiHidden="0" w:uiPriority="64" w:unhideWhenUsed="0"/>
-    <w:lsdException w:name="Medium List 1 Accent 5" w:semiHidden="0" w:uiPriority="65" w:unhideWhenUsed="0"/>
-    <w:lsdException w:name="Medium List 2 Accent 5" w:semiHidden="0" w:uiPriority="66" w:unhideWhenUsed="0"/>
-    <w:lsdException w:name="Medium Grid 1 Accent 5" w:semiHidden="0" w:uiPriority="67" w:unhideWhenUsed="0"/>
-    <w:lsdException w:name="Medium Grid 2 Accent 5" w:semiHidden="0" w:uiPriority="68" w:unhideWhenUsed="0"/>
-    <w:lsdException w:name="Medium Grid 3 Accent 5" w:semiHidden="0" w:uiPriority="69" w:unhideWhenUsed="0"/>
-    <w:lsdException w:name="Dark List Accent 5" w:semiHidden="0" w:uiPriority="70" w:unhideWhenUsed="0"/>
-    <w:lsdException w:name="Colorful Shading Accent 5" w:semiHidden="0" w:uiPriority="71" w:unhideWhenUsed="0"/>
-    <w:lsdException w:name="Colorful List Accent 5" w:semiHidden="0" w:uiPriority="72" w:unhideWhenUsed="0"/>
-    <w:lsdException w:name="Colorful Grid Accent 5" w:semiHidden="0" w:uiPriority="73" w:unhideWhenUsed="0"/>
-    <w:lsdException w:name="Light Shading Accent 6" w:semiHidden="0" w:uiPriority="60" w:unhideWhenUsed="0"/>
-    <w:lsdException w:name="Light List Accent 6" w:semiHidden="0" w:uiPriority="61" w:unhideWhenUsed="0"/>
-    <w:lsdException w:name="Light Grid Accent 6" w:semiHidden="0" w:uiPriority="62" w:unhideWhenUsed="0"/>
-    <w:lsdException w:name="Medium Shading 1 Accent 6" w:semiHidden="0" w:uiPriority="63" w:unhideWhenUsed="0"/>
-    <w:lsdException w:name="Medium Shading 2 Accent 6" w:semiHidden="0" w:uiPriority="64" w:unhideWhenUsed="0"/>
-    <w:lsdException w:name="Medium List 1 Accent 6" w:semiHidden="0" w:uiPriority="65" w:unhideWhenUsed="0"/>
-    <w:lsdException w:name="Medium List 2 Accent 6" w:semiHidden="0" w:uiPriority="66" w:unhideWhenUsed="0"/>
-    <w:lsdException w:name="Medium Grid 1 Accent 6" w:semiHidden="0" w:uiPriority="67" w:unhideWhenUsed="0"/>
-    <w:lsdException w:name="Medium Grid 2 Accent 6" w:semiHidden="0" w:uiPriority="68" w:unhideWhenUsed="0"/>
-    <w:lsdException w:name="Medium Grid 3 Accent 6" w:semiHidden="0" w:uiPriority="69" w:unhideWhenUsed="0"/>
-    <w:lsdException w:name="Dark List Accent 6" w:semiHidden="0" w:uiPriority="70" w:unhideWhenUsed="0"/>
-    <w:lsdException w:name="Colorful Shading Accent 6" w:semiHidden="0" w:uiPriority="71" w:unhideWhenUsed="0"/>
-    <w:lsdException w:name="Colorful List Accent 6" w:semiHidden="0" w:uiPriority="72" w:unhideWhenUsed="0"/>
-    <w:lsdException w:name="Colorful Grid Accent 6" w:semiHidden="0" w:uiPriority="73" w:unhideWhenUsed="0"/>
-    <w:lsdException w:name="Subtle Emphasis" w:semiHidden="0" w:uiPriority="19" w:unhideWhenUsed="0" w:qFormat="1"/>
-    <w:lsdException w:name="Intense Emphasis" w:semiHidden="0" w:uiPriority="21" w:unhideWhenUsed="0" w:qFormat="1"/>
-    <w:lsdException w:name="Subtle Reference" w:semiHidden="0" w:uiPriority="31" w:unhideWhenUsed="0" w:qFormat="1"/>
-    <w:lsdException w:name="Intense Reference" w:semiHidden="0" w:uiPriority="32" w:unhideWhenUsed="0" w:qFormat="1"/>
-    <w:lsdException w:name="Book Title" w:semiHidden="0" w:uiPriority="33" w:unhideWhenUsed="0" w:qFormat="1"/>
-    <w:lsdException w:name="Bibliography" w:uiPriority="37"/>
-    <w:lsdException w:name="TOC Heading" w:uiPriority="39" w:qFormat="1"/>
-  </w:latentStyles>
-  <w:style w:type="paragraph" w:default="1" w:styleId="Normal">
-    <w:name w:val="Normal"/>
-    <w:qFormat/>
-  </w:style>
-  <w:style w:type="character" w:default="1" w:styleId="VarsaylanParagrafYazTipi">
-    <w:name w:val="Default Paragraph Font"/>
-    <w:uiPriority w:val="1"/>
-    <w:semiHidden/>
-    <w:unhideWhenUsed/>
-  </w:style>
-  <w:style w:type="table" w:default="1" w:styleId="NormalTablo">
-    <w:name w:val="Normal Table"/>
-    <w:uiPriority w:val="99"/>
-    <w:semiHidden/>
-    <w:unhideWhenUsed/>
-    <w:qFormat/>
+  <w:style w:type="table" w:styleId="TabloKlavuzu">
+    <w:name w:val="Table Grid"/>
+    <w:basedOn w:val="NormalTablo"/>
+    <w:uiPriority w:val="59"/>
+    <w:rsid w:val="00870573"/>
+    <w:pPr>
+      <w:spacing w:after="0" w:line="240" w:lineRule="auto"/>
+    </w:pPr>
     <w:tblPr>
       <w:tblInd w:w="0" w:type="dxa"/>
+      <w:tblBorders>
+        <w:top w:val="single" w:sz="4" w:space="0" w:color="auto"/>
+        <w:left w:val="single" w:sz="4" w:space="0" w:color="auto"/>
+        <w:bottom w:val="single" w:sz="4" w:space="0" w:color="auto"/>
+        <w:right w:val="single" w:sz="4" w:space="0" w:color="auto"/>
+        <w:insideH w:val="single" w:sz="4" w:space="0" w:color="auto"/>
+        <w:insideV w:val="single" w:sz="4" w:space="0" w:color="auto"/>
+      </w:tblBorders>
       <w:tblCellMar>
         <w:top w:w="0" w:type="dxa"/>
         <w:left w:w="108" w:type="dxa"/>
@@ -5346,71 +5334,7 @@
       </w:tblCellMar>
     </w:tblPr>
   </w:style>
-  <w:style w:type="numbering" w:default="1" w:styleId="ListeYok">
-    <w:name w:val="No List"/>
-    <w:uiPriority w:val="99"/>
-    <w:semiHidden/>
-    <w:unhideWhenUsed/>
-  </w:style>
-  <w:style w:type="paragraph" w:customStyle="1" w:styleId="ADC773D5194943FAA2C35822CEEDE9CA">
-    <w:name w:val="ADC773D5194943FAA2C35822CEEDE9CA"/>
-    <w:rsid w:val="000D5F69"/>
-  </w:style>
-  <w:style w:type="paragraph" w:customStyle="1" w:styleId="11AE6F99F02142C0B49887D40ECD2981">
-    <w:name w:val="11AE6F99F02142C0B49887D40ECD2981"/>
-    <w:rsid w:val="000D5F69"/>
-  </w:style>
-  <w:style w:type="paragraph" w:customStyle="1" w:styleId="5A02F02E544849B4B6C15BDBB6068944">
-    <w:name w:val="5A02F02E544849B4B6C15BDBB6068944"/>
-    <w:rsid w:val="000D5F69"/>
-  </w:style>
-  <w:style w:type="paragraph" w:customStyle="1" w:styleId="1B029B2500214BFCA2B1FFBBF8518E07">
-    <w:name w:val="1B029B2500214BFCA2B1FFBBF8518E07"/>
-    <w:rsid w:val="000D5F69"/>
-  </w:style>
-  <w:style w:type="paragraph" w:customStyle="1" w:styleId="41ACEA4229314312BD2D4453A95D1E91">
-    <w:name w:val="41ACEA4229314312BD2D4453A95D1E91"/>
-    <w:rsid w:val="000D5F69"/>
-  </w:style>
-  <w:style w:type="paragraph" w:customStyle="1" w:styleId="D669BE070E224D93AAF8A87E8A851548">
-    <w:name w:val="D669BE070E224D93AAF8A87E8A851548"/>
-    <w:rsid w:val="000D5F69"/>
-  </w:style>
-  <w:style w:type="paragraph" w:customStyle="1" w:styleId="37983D8A846F4B4184D0246F0BE90B9A">
-    <w:name w:val="37983D8A846F4B4184D0246F0BE90B9A"/>
-    <w:rsid w:val="000D5F69"/>
-  </w:style>
-  <w:style w:type="paragraph" w:customStyle="1" w:styleId="1BE75832501A4F5C8E3E64FEDF14B359">
-    <w:name w:val="1BE75832501A4F5C8E3E64FEDF14B359"/>
-    <w:rsid w:val="000D5F69"/>
-  </w:style>
-  <w:style w:type="paragraph" w:customStyle="1" w:styleId="A7D5E5F6394A47BAAD16C922505C1FC6">
-    <w:name w:val="A7D5E5F6394A47BAAD16C922505C1FC6"/>
-    <w:rsid w:val="000D5F69"/>
-  </w:style>
-  <w:style w:type="paragraph" w:customStyle="1" w:styleId="772DF054E58145E3AE748171CEEE8E99">
-    <w:name w:val="772DF054E58145E3AE748171CEEE8E99"/>
-    <w:rsid w:val="000D5F69"/>
-  </w:style>
-  <w:style w:type="paragraph" w:customStyle="1" w:styleId="9D2336FBBD674810877C3CFEE4AE6590">
-    <w:name w:val="9D2336FBBD674810877C3CFEE4AE6590"/>
-    <w:rsid w:val="000D5F69"/>
-  </w:style>
-  <w:style w:type="paragraph" w:customStyle="1" w:styleId="6D319ACFE0D54E18BC000C8C35654103">
-    <w:name w:val="6D319ACFE0D54E18BC000C8C35654103"/>
-    <w:rsid w:val="000D5F69"/>
-  </w:style>
-  <w:style w:type="paragraph" w:customStyle="1" w:styleId="4A4C13482A0E4E88B639E30A42EBFE62">
-    <w:name w:val="4A4C13482A0E4E88B639E30A42EBFE62"/>
-    <w:rsid w:val="000D5F69"/>
-  </w:style>
 </w:styles>
-</file>
-
-<file path=word/glossary/webSettings.xml><?xml version="1.0" encoding="utf-8"?>
-<w:webSettings xmlns:r="http://schemas.openxmlformats.org/officeDocument/2006/relationships" xmlns:w="http://schemas.openxmlformats.org/wordprocessingml/2006/main">
-  <w:optimizeForBrowser/>
-</w:webSettings>
 </file>
 
 <file path=word/theme/theme1.xml><?xml version="1.0" encoding="utf-8"?>
@@ -5720,7 +5644,7 @@
 </file>
 
 <file path=customXml/itemProps2.xml><?xml version="1.0" encoding="utf-8"?>
-<ds:datastoreItem xmlns:ds="http://schemas.openxmlformats.org/officeDocument/2006/customXml" ds:itemID="{41D1F3EF-7EAF-4AFE-88B8-21CA853138C5}">
+<ds:datastoreItem xmlns:ds="http://schemas.openxmlformats.org/officeDocument/2006/customXml" ds:itemID="{2FD8EB39-847F-4CCF-BB62-FF273AA94727}">
   <ds:schemaRefs>
     <ds:schemaRef ds:uri="http://schemas.openxmlformats.org/officeDocument/2006/bibliography"/>
   </ds:schemaRefs>

--- a/Help/Turkce/lolin_tr.docx
+++ b/Help/Turkce/lolin_tr.docx
@@ -4503,6 +4503,88 @@
         <w:t>}</w:t>
       </w:r>
       <w:proofErr w:type="gramEnd"/>
+    </w:p>
+    <w:p>
+      <w:pPr>
+        <w:spacing w:after="0" w:line="240" w:lineRule="auto"/>
+      </w:pPr>
+    </w:p>
+    <w:p>
+      <w:pPr>
+        <w:spacing w:after="0" w:line="240" w:lineRule="auto"/>
+      </w:pPr>
+    </w:p>
+    <w:p>
+      <w:pPr>
+        <w:spacing w:after="0" w:line="240" w:lineRule="auto"/>
+      </w:pPr>
+    </w:p>
+    <w:p>
+      <w:pPr>
+        <w:spacing w:after="0" w:line="240" w:lineRule="auto"/>
+      </w:pPr>
+      <w:r>
+        <w:t>ACİL DURUM SEVİYE VE DEĞER AYARI</w:t>
+      </w:r>
+    </w:p>
+    <w:p>
+      <w:pPr>
+        <w:spacing w:after="0" w:line="240" w:lineRule="auto"/>
+      </w:pPr>
+    </w:p>
+    <w:p>
+      <w:pPr>
+        <w:spacing w:after="0" w:line="240" w:lineRule="auto"/>
+      </w:pPr>
+      <w:r>
+        <w:t xml:space="preserve">Program </w:t>
+      </w:r>
+      <w:proofErr w:type="spellStart"/>
+      <w:r>
+        <w:t>if</w:t>
+      </w:r>
+      <w:proofErr w:type="spellEnd"/>
+      <w:r>
+        <w:t>(D2&gt;10){</w:t>
+      </w:r>
+      <w:r>
+        <w:t xml:space="preserve"> </w:t>
+      </w:r>
+      <w:proofErr w:type="spellStart"/>
+      <w:r>
+        <w:t>mqtt</w:t>
+      </w:r>
+      <w:proofErr w:type="spellEnd"/>
+      <w:r>
+        <w:t>:/kev1/</w:t>
+      </w:r>
+      <w:r>
+        <w:t>ALLDEV</w:t>
+      </w:r>
+      <w:r>
+        <w:t>=</w:t>
+      </w:r>
+      <w:r>
+        <w:t>AC</w:t>
+      </w:r>
+      <w:r>
+        <w:t>L</w:t>
+      </w:r>
+      <w:r>
+        <w:t>:1</w:t>
+      </w:r>
+      <w:r>
+        <w:t>;</w:t>
+      </w:r>
+      <w:r>
+        <w:t>}</w:t>
+      </w:r>
+      <w:r>
+        <w:t xml:space="preserve">  </w:t>
+      </w:r>
+      <w:r>
+        <w:t>ACİL Seviyesi 1 ilan edildi.</w:t>
+      </w:r>
     </w:p>
     <w:sectPr>
       <w:pgSz w:w="16838" w:h="11906" w:orient="landscape"/>
@@ -5644,7 +5726,7 @@
 </file>
 
 <file path=customXml/itemProps2.xml><?xml version="1.0" encoding="utf-8"?>
-<ds:datastoreItem xmlns:ds="http://schemas.openxmlformats.org/officeDocument/2006/customXml" ds:itemID="{2FD8EB39-847F-4CCF-BB62-FF273AA94727}">
+<ds:datastoreItem xmlns:ds="http://schemas.openxmlformats.org/officeDocument/2006/customXml" ds:itemID="{43D7B5B9-3052-487D-8A88-64C1E761A2A7}">
   <ds:schemaRefs>
     <ds:schemaRef ds:uri="http://schemas.openxmlformats.org/officeDocument/2006/bibliography"/>
   </ds:schemaRefs>

--- a/Help/Turkce/lolin_tr.docx
+++ b/Help/Turkce/lolin_tr.docx
@@ -4585,6 +4585,428 @@
       <w:r>
         <w:t>ACİL Seviyesi 1 ilan edildi.</w:t>
       </w:r>
+    </w:p>
+    <w:p>
+      <w:pPr>
+        <w:spacing w:after="0" w:line="240" w:lineRule="auto"/>
+      </w:pPr>
+    </w:p>
+    <w:p>
+      <w:pPr>
+        <w:spacing w:after="0" w:line="240" w:lineRule="auto"/>
+      </w:pPr>
+    </w:p>
+    <w:p>
+      <w:pPr>
+        <w:spacing w:after="0" w:line="240" w:lineRule="auto"/>
+      </w:pPr>
+    </w:p>
+    <w:p>
+      <w:pPr>
+        <w:spacing w:after="0" w:line="240" w:lineRule="auto"/>
+      </w:pPr>
+    </w:p>
+    <w:p>
+      <w:pPr>
+        <w:spacing w:after="0" w:line="240" w:lineRule="auto"/>
+      </w:pPr>
+    </w:p>
+    <w:p>
+      <w:pPr>
+        <w:spacing w:after="0" w:line="240" w:lineRule="auto"/>
+      </w:pPr>
+    </w:p>
+    <w:p>
+      <w:pPr>
+        <w:spacing w:after="0" w:line="240" w:lineRule="auto"/>
+      </w:pPr>
+    </w:p>
+    <w:p>
+      <w:pPr>
+        <w:spacing w:after="0" w:line="240" w:lineRule="auto"/>
+      </w:pPr>
+      <w:r>
+        <w:lastRenderedPageBreak/>
+        <w:t>GÖNDEREN CİHAZ</w:t>
+      </w:r>
+    </w:p>
+    <w:tbl>
+      <w:tblPr>
+        <w:tblStyle w:val="TabloKlavuzu"/>
+        <w:tblW w:w="0" w:type="auto"/>
+        <w:tblLook w:val="04A0"/>
+      </w:tblPr>
+      <w:tblGrid>
+        <w:gridCol w:w="7072"/>
+        <w:gridCol w:w="7072"/>
+      </w:tblGrid>
+      <w:tr>
+        <w:tc>
+          <w:tcPr>
+            <w:tcW w:w="7072" w:type="dxa"/>
+          </w:tcPr>
+          <w:p>
+            <w:pPr>
+              <w:jc w:val="center"/>
+              <w:rPr>
+                <w:b/>
+              </w:rPr>
+            </w:pPr>
+            <w:r>
+              <w:rPr>
+                <w:b/>
+              </w:rPr>
+              <w:t>ACİL DURUM PİNAYAR ÖRNEĞİ</w:t>
+            </w:r>
+          </w:p>
+        </w:tc>
+        <w:tc>
+          <w:tcPr>
+            <w:tcW w:w="7072" w:type="dxa"/>
+          </w:tcPr>
+          <w:p>
+            <w:pPr>
+              <w:jc w:val="center"/>
+              <w:rPr>
+                <w:b/>
+              </w:rPr>
+            </w:pPr>
+            <w:r>
+              <w:rPr>
+                <w:b/>
+              </w:rPr>
+              <w:t>ACİL DURUM PROGRAM ÖRNEĞİ</w:t>
+            </w:r>
+          </w:p>
+        </w:tc>
+      </w:tr>
+      <w:tr>
+        <w:tc>
+          <w:tcPr>
+            <w:tcW w:w="7072" w:type="dxa"/>
+          </w:tcPr>
+          <w:p/>
+          <w:p>
+            <w:r>
+              <w:t>D2|INP|HCE|D1|3|400|0|0|</w:t>
+            </w:r>
+            <w:proofErr w:type="spellStart"/>
+            <w:r>
+              <w:t>hcecho</w:t>
+            </w:r>
+            <w:proofErr w:type="spellEnd"/>
+          </w:p>
+          <w:p>
+            <w:r>
+              <w:t>D3|OUT|DIG|0|0|1|0|1|led1</w:t>
+            </w:r>
+          </w:p>
+          <w:p>
+            <w:r>
+              <w:t>D4|OUT|DIG|0|0|1|0|1|led2</w:t>
+            </w:r>
+          </w:p>
+          <w:p>
+            <w:r>
+              <w:t>D6|OUT|DIG|0|0|1|0|1|led2</w:t>
+            </w:r>
+          </w:p>
+        </w:tc>
+        <w:tc>
+          <w:tcPr>
+            <w:tcW w:w="7072" w:type="dxa"/>
+          </w:tcPr>
+          <w:p/>
+          <w:p>
+            <w:r>
+              <w:t>//</w:t>
+            </w:r>
+            <w:proofErr w:type="spellStart"/>
+            <w:r>
+              <w:t>if</w:t>
+            </w:r>
+            <w:proofErr w:type="spellEnd"/>
+            <w:r>
+              <w:t>(D3==1){</w:t>
+            </w:r>
+            <w:proofErr w:type="spellStart"/>
+            <w:r>
+              <w:t>mqtt</w:t>
+            </w:r>
+            <w:proofErr w:type="spellEnd"/>
+            <w:r>
+              <w:t>:/kev1/MUTFAK=D1:1,VR0:BUZ&gt;CE_CE;D3=1;}</w:t>
+            </w:r>
+          </w:p>
+          <w:p>
+            <w:r>
+              <w:t>//</w:t>
+            </w:r>
+            <w:proofErr w:type="spellStart"/>
+            <w:r>
+              <w:t>if</w:t>
+            </w:r>
+            <w:proofErr w:type="spellEnd"/>
+            <w:r>
+              <w:t>(D3==0){</w:t>
+            </w:r>
+            <w:proofErr w:type="spellStart"/>
+            <w:r>
+              <w:t>mqtt</w:t>
+            </w:r>
+            <w:proofErr w:type="spellEnd"/>
+            <w:r>
+              <w:t>:/kev1/MUTFAK=D1:0,VR0:BUZ&gt;___;D3=0;}</w:t>
+            </w:r>
+          </w:p>
+          <w:p>
+            <w:proofErr w:type="spellStart"/>
+            <w:r>
+              <w:t>if</w:t>
+            </w:r>
+            <w:proofErr w:type="spellEnd"/>
+            <w:r>
+              <w:t>(D2&gt;4 &amp;&amp; D2&lt;30){</w:t>
+            </w:r>
+            <w:proofErr w:type="spellStart"/>
+            <w:r>
+              <w:t>mqtt</w:t>
+            </w:r>
+            <w:proofErr w:type="spellEnd"/>
+            <w:r>
+              <w:t>:/kev1/MUTFAK=D1:1,VR0:BUZ&gt;CE_CE;D3=1;D4=1;}</w:t>
+            </w:r>
+          </w:p>
+          <w:p>
+            <w:proofErr w:type="spellStart"/>
+            <w:r>
+              <w:t>if</w:t>
+            </w:r>
+            <w:proofErr w:type="spellEnd"/>
+            <w:r>
+              <w:t>(D2&gt;30 &amp;&amp; D2&lt;65){</w:t>
+            </w:r>
+            <w:proofErr w:type="spellStart"/>
+            <w:r>
+              <w:t>mqtt</w:t>
+            </w:r>
+            <w:proofErr w:type="spellEnd"/>
+            <w:r>
+              <w:t>:/kev1/MUTFAK=D1:0,VR0:BUZ&gt;___;D3=0;D4=0;}</w:t>
+            </w:r>
+          </w:p>
+          <w:p>
+            <w:proofErr w:type="spellStart"/>
+            <w:r>
+              <w:t>if</w:t>
+            </w:r>
+            <w:proofErr w:type="spellEnd"/>
+            <w:r>
+              <w:t>(D2&gt;65){</w:t>
+            </w:r>
+            <w:proofErr w:type="spellStart"/>
+            <w:r>
+              <w:t>mqtt</w:t>
+            </w:r>
+            <w:proofErr w:type="spellEnd"/>
+            <w:r>
+              <w:t>:/kev1/MUTFAK=D1:0;D3=0;D4=0;}</w:t>
+            </w:r>
+          </w:p>
+          <w:p>
+            <w:proofErr w:type="spellStart"/>
+            <w:r>
+              <w:t>if</w:t>
+            </w:r>
+            <w:proofErr w:type="spellEnd"/>
+            <w:r>
+              <w:t>(D4==0){</w:t>
+            </w:r>
+            <w:proofErr w:type="spellStart"/>
+            <w:r>
+              <w:t>mqtt</w:t>
+            </w:r>
+            <w:proofErr w:type="spellEnd"/>
+            <w:r>
+              <w:t>:/kev1/ALLDEV=ACL:00;}</w:t>
+            </w:r>
+          </w:p>
+          <w:p>
+            <w:proofErr w:type="spellStart"/>
+            <w:r>
+              <w:t>if</w:t>
+            </w:r>
+            <w:proofErr w:type="spellEnd"/>
+            <w:r>
+              <w:t>(D4==1){</w:t>
+            </w:r>
+            <w:proofErr w:type="spellStart"/>
+            <w:r>
+              <w:t>mqtt</w:t>
+            </w:r>
+            <w:proofErr w:type="spellEnd"/>
+            <w:r>
+              <w:t>:/kev1/ALLDEV=ACL:1;}</w:t>
+            </w:r>
+          </w:p>
+          <w:p/>
+        </w:tc>
+      </w:tr>
+    </w:tbl>
+    <w:p>
+      <w:pPr>
+        <w:spacing w:after="0" w:line="240" w:lineRule="auto"/>
+      </w:pPr>
+    </w:p>
+    <w:p>
+      <w:pPr>
+        <w:spacing w:after="0" w:line="240" w:lineRule="auto"/>
+      </w:pPr>
+    </w:p>
+    <w:p>
+      <w:pPr>
+        <w:spacing w:after="0" w:line="240" w:lineRule="auto"/>
+      </w:pPr>
+      <w:r>
+        <w:t>ALICI CİHAZ</w:t>
+      </w:r>
+    </w:p>
+    <w:tbl>
+      <w:tblPr>
+        <w:tblStyle w:val="TabloKlavuzu"/>
+        <w:tblW w:w="0" w:type="auto"/>
+        <w:tblLook w:val="04A0"/>
+      </w:tblPr>
+      <w:tblGrid>
+        <w:gridCol w:w="7072"/>
+        <w:gridCol w:w="7072"/>
+      </w:tblGrid>
+      <w:tr>
+        <w:tc>
+          <w:tcPr>
+            <w:tcW w:w="7072" w:type="dxa"/>
+          </w:tcPr>
+          <w:p>
+            <w:pPr>
+              <w:jc w:val="center"/>
+              <w:rPr>
+                <w:b/>
+              </w:rPr>
+            </w:pPr>
+            <w:r>
+              <w:rPr>
+                <w:b/>
+              </w:rPr>
+              <w:t>ACİL DURUM PİNAYAR ÖRNEĞİ</w:t>
+            </w:r>
+          </w:p>
+        </w:tc>
+        <w:tc>
+          <w:tcPr>
+            <w:tcW w:w="7072" w:type="dxa"/>
+          </w:tcPr>
+          <w:p>
+            <w:pPr>
+              <w:jc w:val="center"/>
+              <w:rPr>
+                <w:b/>
+              </w:rPr>
+            </w:pPr>
+            <w:r>
+              <w:rPr>
+                <w:b/>
+              </w:rPr>
+              <w:t>ACİL DURUM PROGRAM ÖRNEĞİ</w:t>
+            </w:r>
+          </w:p>
+        </w:tc>
+      </w:tr>
+      <w:tr>
+        <w:tc>
+          <w:tcPr>
+            <w:tcW w:w="7072" w:type="dxa"/>
+          </w:tcPr>
+          <w:p/>
+          <w:p>
+            <w:r>
+              <w:t>D1|OUT|DIG|0|0|1|0|1|Led1</w:t>
+            </w:r>
+          </w:p>
+          <w:p>
+            <w:r>
+              <w:t>D2|OUT|DIG|0|0|1|0|1|Led2</w:t>
+            </w:r>
+          </w:p>
+          <w:p>
+            <w:r>
+              <w:t>D3|OUT|BUZ|0|0|1|0|0|</w:t>
+            </w:r>
+            <w:proofErr w:type="spellStart"/>
+            <w:r>
+              <w:t>Buzzer</w:t>
+            </w:r>
+            <w:proofErr w:type="spellEnd"/>
+          </w:p>
+          <w:p>
+            <w:r>
+              <w:t>D6|OUT|DIG|0|0|1|0|0|Fırın</w:t>
+            </w:r>
+          </w:p>
+          <w:p>
+            <w:r>
+              <w:t>D7|OUT|DIG|0|0|1|0|0|Acil Işık</w:t>
+            </w:r>
+          </w:p>
+          <w:p/>
+        </w:tc>
+        <w:tc>
+          <w:tcPr>
+            <w:tcW w:w="7072" w:type="dxa"/>
+          </w:tcPr>
+          <w:p/>
+          <w:p>
+            <w:r>
+              <w:t>PIN_INVERT;</w:t>
+            </w:r>
+          </w:p>
+          <w:p>
+            <w:r>
+              <w:t>IF(D1==0){D2=0;}</w:t>
+            </w:r>
+          </w:p>
+          <w:p>
+            <w:r>
+              <w:t>IF(D1==1){D2=1;}</w:t>
+            </w:r>
+          </w:p>
+          <w:p>
+            <w:r>
+              <w:t>IF(ACL==0){D6=1;}</w:t>
+            </w:r>
+          </w:p>
+          <w:p>
+            <w:r>
+              <w:t>IF(ACL==0){D7=1;}</w:t>
+            </w:r>
+          </w:p>
+          <w:p>
+            <w:r>
+              <w:t>IF(ACL==1){D6=0;}</w:t>
+            </w:r>
+          </w:p>
+          <w:p>
+            <w:r>
+              <w:t>IF(ACL==1){D7=0;}</w:t>
+            </w:r>
+          </w:p>
+          <w:p/>
+        </w:tc>
+      </w:tr>
+    </w:tbl>
+    <w:p>
+      <w:pPr>
+        <w:spacing w:after="0" w:line="240" w:lineRule="auto"/>
+      </w:pPr>
     </w:p>
     <w:sectPr>
       <w:pgSz w:w="16838" w:h="11906" w:orient="landscape"/>
@@ -5726,7 +6148,7 @@
 </file>
 
 <file path=customXml/itemProps2.xml><?xml version="1.0" encoding="utf-8"?>
-<ds:datastoreItem xmlns:ds="http://schemas.openxmlformats.org/officeDocument/2006/customXml" ds:itemID="{43D7B5B9-3052-487D-8A88-64C1E761A2A7}">
+<ds:datastoreItem xmlns:ds="http://schemas.openxmlformats.org/officeDocument/2006/customXml" ds:itemID="{4C72EF11-0A5C-49DF-A44E-E816DD446358}">
   <ds:schemaRefs>
     <ds:schemaRef ds:uri="http://schemas.openxmlformats.org/officeDocument/2006/bibliography"/>
   </ds:schemaRefs>

--- a/Help/Turkce/lolin_tr.docx
+++ b/Help/Turkce/lolin_tr.docx
@@ -1097,61 +1097,1123 @@
       <w:pPr>
         <w:spacing w:after="0" w:line="240" w:lineRule="auto"/>
       </w:pPr>
-    </w:p>
-    <w:p>
-      <w:pPr>
-        <w:spacing w:after="0" w:line="240" w:lineRule="auto"/>
-      </w:pPr>
-    </w:p>
-    <w:p>
-      <w:pPr>
-        <w:spacing w:after="0" w:line="240" w:lineRule="auto"/>
-      </w:pPr>
-    </w:p>
-    <w:p>
-      <w:pPr>
-        <w:spacing w:after="0" w:line="240" w:lineRule="auto"/>
-      </w:pPr>
-    </w:p>
-    <w:p>
-      <w:pPr>
-        <w:spacing w:after="0" w:line="240" w:lineRule="auto"/>
-      </w:pPr>
-    </w:p>
-    <w:p>
-      <w:pPr>
-        <w:spacing w:after="0" w:line="240" w:lineRule="auto"/>
-      </w:pPr>
-    </w:p>
-    <w:p>
-      <w:pPr>
-        <w:spacing w:after="0" w:line="240" w:lineRule="auto"/>
-      </w:pPr>
-    </w:p>
-    <w:p>
-      <w:pPr>
-        <w:spacing w:after="0" w:line="240" w:lineRule="auto"/>
-      </w:pPr>
-    </w:p>
-    <w:p>
-      <w:pPr>
-        <w:spacing w:after="0" w:line="240" w:lineRule="auto"/>
-      </w:pPr>
-    </w:p>
-    <w:p>
-      <w:pPr>
-        <w:spacing w:after="0" w:line="240" w:lineRule="auto"/>
-      </w:pPr>
-    </w:p>
-    <w:p>
-      <w:pPr>
-        <w:spacing w:after="0" w:line="240" w:lineRule="auto"/>
-      </w:pPr>
-    </w:p>
-    <w:p>
-      <w:pPr>
-        <w:spacing w:after="0" w:line="240" w:lineRule="auto"/>
-      </w:pPr>
+      <w:r>
+        <w:rPr>
+          <w:noProof/>
+        </w:rPr>
+        <w:lastRenderedPageBreak/>
+        <w:pict>
+          <v:shapetype id="_x0000_t202" coordsize="21600,21600" o:spt="202" path="m,l,21600r21600,l21600,xe">
+            <v:stroke joinstyle="miter"/>
+            <v:path gradientshapeok="t" o:connecttype="rect"/>
+          </v:shapetype>
+          <v:shape id="_x0000_s1049" type="#_x0000_t202" style="position:absolute;margin-left:139.15pt;margin-top:254.85pt;width:112.5pt;height:45.2pt;z-index:251662336;mso-width-relative:margin;mso-height-relative:margin" filled="f">
+            <v:textbox>
+              <w:txbxContent>
+                <w:p>
+                  <w:pPr>
+                    <w:rPr>
+                      <w:sz w:val="72"/>
+                      <w:szCs w:val="72"/>
+                    </w:rPr>
+                  </w:pPr>
+                  <w:r>
+                    <w:rPr>
+                      <w:sz w:val="72"/>
+                      <w:szCs w:val="72"/>
+                    </w:rPr>
+                    <w:sym w:font="Wingdings" w:char="F0E0"/>
+                  </w:r>
+                </w:p>
+              </w:txbxContent>
+            </v:textbox>
+          </v:shape>
+        </w:pict>
+      </w:r>
+      <w:r>
+        <w:rPr>
+          <w:noProof/>
+          <w:lang w:eastAsia="tr-TR"/>
+        </w:rPr>
+        <w:drawing>
+          <wp:inline distT="0" distB="0" distL="0" distR="0">
+            <wp:extent cx="5438775" cy="4921200"/>
+            <wp:effectExtent l="19050" t="0" r="9525" b="0"/>
+            <wp:docPr id="16" name="Resim 16"/>
+            <wp:cNvGraphicFramePr>
+              <a:graphicFrameLocks xmlns:a="http://schemas.openxmlformats.org/drawingml/2006/main" noChangeAspect="1"/>
+            </wp:cNvGraphicFramePr>
+            <a:graphic xmlns:a="http://schemas.openxmlformats.org/drawingml/2006/main">
+              <a:graphicData uri="http://schemas.openxmlformats.org/drawingml/2006/picture">
+                <pic:pic xmlns:pic="http://schemas.openxmlformats.org/drawingml/2006/picture">
+                  <pic:nvPicPr>
+                    <pic:cNvPr id="0" name="Picture 16"/>
+                    <pic:cNvPicPr>
+                      <a:picLocks noChangeAspect="1" noChangeArrowheads="1"/>
+                    </pic:cNvPicPr>
+                  </pic:nvPicPr>
+                  <pic:blipFill>
+                    <a:blip r:embed="rId9" cstate="print"/>
+                    <a:srcRect/>
+                    <a:stretch>
+                      <a:fillRect/>
+                    </a:stretch>
+                  </pic:blipFill>
+                  <pic:spPr bwMode="auto">
+                    <a:xfrm>
+                      <a:off x="0" y="0"/>
+                      <a:ext cx="5438775" cy="4921200"/>
+                    </a:xfrm>
+                    <a:prstGeom prst="rect">
+                      <a:avLst/>
+                    </a:prstGeom>
+                    <a:noFill/>
+                    <a:ln w="9525">
+                      <a:noFill/>
+                      <a:miter lim="800000"/>
+                      <a:headEnd/>
+                      <a:tailEnd/>
+                    </a:ln>
+                  </pic:spPr>
+                </pic:pic>
+              </a:graphicData>
+            </a:graphic>
+          </wp:inline>
+        </w:drawing>
+      </w:r>
+    </w:p>
+    <w:p>
+      <w:pPr>
+        <w:spacing w:after="0" w:line="240" w:lineRule="auto"/>
+      </w:pPr>
+    </w:p>
+    <w:p>
+      <w:pPr>
+        <w:spacing w:after="0" w:line="240" w:lineRule="auto"/>
+      </w:pPr>
+    </w:p>
+    <w:p>
+      <w:pPr>
+        <w:spacing w:after="0" w:line="240" w:lineRule="auto"/>
+      </w:pPr>
+    </w:p>
+    <w:p>
+      <w:pPr>
+        <w:spacing w:after="0" w:line="240" w:lineRule="auto"/>
+      </w:pPr>
+    </w:p>
+    <w:p>
+      <w:pPr>
+        <w:spacing w:after="0" w:line="240" w:lineRule="auto"/>
+      </w:pPr>
+    </w:p>
+    <w:p>
+      <w:pPr>
+        <w:spacing w:after="0" w:line="240" w:lineRule="auto"/>
+      </w:pPr>
+    </w:p>
+    <w:p>
+      <w:pPr>
+        <w:spacing w:after="0" w:line="240" w:lineRule="auto"/>
+      </w:pPr>
+    </w:p>
+    <w:p>
+      <w:pPr>
+        <w:spacing w:after="0" w:line="240" w:lineRule="auto"/>
+      </w:pPr>
+    </w:p>
+    <w:p>
+      <w:pPr>
+        <w:spacing w:after="0" w:line="240" w:lineRule="auto"/>
+      </w:pPr>
+    </w:p>
+    <w:p>
+      <w:pPr>
+        <w:spacing w:after="0" w:line="240" w:lineRule="auto"/>
+      </w:pPr>
+    </w:p>
+    <w:p>
+      <w:pPr>
+        <w:spacing w:after="0" w:line="240" w:lineRule="auto"/>
+      </w:pPr>
+      <w:r>
+        <w:t>İlk olarak Bağlanacağı modemin adını ve şifresini girelim</w:t>
+      </w:r>
+    </w:p>
+    <w:p>
+      <w:pPr>
+        <w:spacing w:after="0" w:line="240" w:lineRule="auto"/>
+      </w:pPr>
+      <w:r>
+        <w:rPr>
+          <w:noProof/>
+          <w:lang w:eastAsia="tr-TR"/>
+        </w:rPr>
+        <w:pict>
+          <v:shape id="_x0000_s1050" type="#_x0000_t202" style="position:absolute;margin-left:129.4pt;margin-top:26.25pt;width:108pt;height:45.2pt;z-index:251663360;mso-width-relative:margin;mso-height-relative:margin" filled="f">
+            <v:textbox>
+              <w:txbxContent>
+                <w:p>
+                  <w:pPr>
+                    <w:rPr>
+                      <w:sz w:val="72"/>
+                      <w:szCs w:val="72"/>
+                    </w:rPr>
+                  </w:pPr>
+                  <w:r>
+                    <w:rPr>
+                      <w:sz w:val="72"/>
+                      <w:szCs w:val="72"/>
+                    </w:rPr>
+                    <w:sym w:font="Wingdings" w:char="F0E0"/>
+                  </w:r>
+                </w:p>
+              </w:txbxContent>
+            </v:textbox>
+          </v:shape>
+        </w:pict>
+      </w:r>
+      <w:r>
+        <w:rPr>
+          <w:noProof/>
+          <w:lang w:eastAsia="tr-TR"/>
+        </w:rPr>
+        <w:drawing>
+          <wp:inline distT="0" distB="0" distL="0" distR="0">
+            <wp:extent cx="6581775" cy="1123950"/>
+            <wp:effectExtent l="19050" t="0" r="9525" b="0"/>
+            <wp:docPr id="19" name="Resim 19"/>
+            <wp:cNvGraphicFramePr>
+              <a:graphicFrameLocks xmlns:a="http://schemas.openxmlformats.org/drawingml/2006/main" noChangeAspect="1"/>
+            </wp:cNvGraphicFramePr>
+            <a:graphic xmlns:a="http://schemas.openxmlformats.org/drawingml/2006/main">
+              <a:graphicData uri="http://schemas.openxmlformats.org/drawingml/2006/picture">
+                <pic:pic xmlns:pic="http://schemas.openxmlformats.org/drawingml/2006/picture">
+                  <pic:nvPicPr>
+                    <pic:cNvPr id="0" name="Picture 19"/>
+                    <pic:cNvPicPr>
+                      <a:picLocks noChangeAspect="1" noChangeArrowheads="1"/>
+                    </pic:cNvPicPr>
+                  </pic:nvPicPr>
+                  <pic:blipFill>
+                    <a:blip r:embed="rId10" cstate="print"/>
+                    <a:srcRect/>
+                    <a:stretch>
+                      <a:fillRect/>
+                    </a:stretch>
+                  </pic:blipFill>
+                  <pic:spPr bwMode="auto">
+                    <a:xfrm>
+                      <a:off x="0" y="0"/>
+                      <a:ext cx="6581775" cy="1123950"/>
+                    </a:xfrm>
+                    <a:prstGeom prst="rect">
+                      <a:avLst/>
+                    </a:prstGeom>
+                    <a:noFill/>
+                    <a:ln w="9525">
+                      <a:noFill/>
+                      <a:miter lim="800000"/>
+                      <a:headEnd/>
+                      <a:tailEnd/>
+                    </a:ln>
+                  </pic:spPr>
+                </pic:pic>
+              </a:graphicData>
+            </a:graphic>
+          </wp:inline>
+        </w:drawing>
+      </w:r>
+    </w:p>
+    <w:p>
+      <w:pPr>
+        <w:spacing w:after="0" w:line="240" w:lineRule="auto"/>
+      </w:pPr>
+      <w:proofErr w:type="spellStart"/>
+      <w:r>
+        <w:t>Wifi</w:t>
+      </w:r>
+      <w:proofErr w:type="spellEnd"/>
+      <w:r>
+        <w:t xml:space="preserve"> kapsama alanında mı bilmiyorsak, </w:t>
+      </w:r>
+      <w:proofErr w:type="spellStart"/>
+      <w:r>
+        <w:t>Wifi</w:t>
+      </w:r>
+      <w:proofErr w:type="spellEnd"/>
+      <w:r>
+        <w:t xml:space="preserve"> taratalım </w:t>
+      </w:r>
+    </w:p>
+    <w:p>
+      <w:pPr>
+        <w:spacing w:after="0" w:line="240" w:lineRule="auto"/>
+      </w:pPr>
+    </w:p>
+    <w:p>
+      <w:pPr>
+        <w:spacing w:after="0" w:line="240" w:lineRule="auto"/>
+      </w:pPr>
+      <w:r>
+        <w:rPr>
+          <w:noProof/>
+          <w:lang w:eastAsia="tr-TR"/>
+        </w:rPr>
+        <w:pict>
+          <v:shape id="_x0000_s1051" type="#_x0000_t202" style="position:absolute;margin-left:150.3pt;margin-top:59.45pt;width:108pt;height:45.2pt;z-index:251664384;mso-width-relative:margin;mso-height-relative:margin" filled="f">
+            <v:textbox>
+              <w:txbxContent>
+                <w:p>
+                  <w:pPr>
+                    <w:rPr>
+                      <w:sz w:val="72"/>
+                      <w:szCs w:val="72"/>
+                    </w:rPr>
+                  </w:pPr>
+                  <w:r>
+                    <w:rPr>
+                      <w:sz w:val="72"/>
+                      <w:szCs w:val="72"/>
+                    </w:rPr>
+                    <w:sym w:font="Wingdings" w:char="F0E0"/>
+                  </w:r>
+                </w:p>
+              </w:txbxContent>
+            </v:textbox>
+          </v:shape>
+        </w:pict>
+      </w:r>
+      <w:r>
+        <w:rPr>
+          <w:noProof/>
+          <w:lang w:eastAsia="tr-TR"/>
+        </w:rPr>
+        <w:drawing>
+          <wp:inline distT="0" distB="0" distL="0" distR="0">
+            <wp:extent cx="4848225" cy="2362200"/>
+            <wp:effectExtent l="19050" t="0" r="9525" b="0"/>
+            <wp:docPr id="22" name="Resim 22"/>
+            <wp:cNvGraphicFramePr>
+              <a:graphicFrameLocks xmlns:a="http://schemas.openxmlformats.org/drawingml/2006/main" noChangeAspect="1"/>
+            </wp:cNvGraphicFramePr>
+            <a:graphic xmlns:a="http://schemas.openxmlformats.org/drawingml/2006/main">
+              <a:graphicData uri="http://schemas.openxmlformats.org/drawingml/2006/picture">
+                <pic:pic xmlns:pic="http://schemas.openxmlformats.org/drawingml/2006/picture">
+                  <pic:nvPicPr>
+                    <pic:cNvPr id="0" name="Picture 22"/>
+                    <pic:cNvPicPr>
+                      <a:picLocks noChangeAspect="1" noChangeArrowheads="1"/>
+                    </pic:cNvPicPr>
+                  </pic:nvPicPr>
+                  <pic:blipFill>
+                    <a:blip r:embed="rId11" cstate="print"/>
+                    <a:srcRect/>
+                    <a:stretch>
+                      <a:fillRect/>
+                    </a:stretch>
+                  </pic:blipFill>
+                  <pic:spPr bwMode="auto">
+                    <a:xfrm>
+                      <a:off x="0" y="0"/>
+                      <a:ext cx="4848225" cy="2362200"/>
+                    </a:xfrm>
+                    <a:prstGeom prst="rect">
+                      <a:avLst/>
+                    </a:prstGeom>
+                    <a:noFill/>
+                    <a:ln w="9525">
+                      <a:noFill/>
+                      <a:miter lim="800000"/>
+                      <a:headEnd/>
+                      <a:tailEnd/>
+                    </a:ln>
+                  </pic:spPr>
+                </pic:pic>
+              </a:graphicData>
+            </a:graphic>
+          </wp:inline>
+        </w:drawing>
+      </w:r>
+    </w:p>
+    <w:p>
+      <w:pPr>
+        <w:spacing w:after="0" w:line="240" w:lineRule="auto"/>
+      </w:pPr>
+      <w:r>
+        <w:t xml:space="preserve">Sonuçları görmek için 5-10 saniye bekleyip tarama sonucu </w:t>
+      </w:r>
+      <w:proofErr w:type="spellStart"/>
+      <w:r>
+        <w:t>na</w:t>
+      </w:r>
+      <w:proofErr w:type="spellEnd"/>
+      <w:r>
+        <w:t xml:space="preserve"> tıklayalım.</w:t>
+      </w:r>
+    </w:p>
+    <w:p>
+      <w:pPr>
+        <w:spacing w:after="0" w:line="240" w:lineRule="auto"/>
+      </w:pPr>
+      <w:r>
+        <w:rPr>
+          <w:noProof/>
+          <w:lang w:eastAsia="tr-TR"/>
+        </w:rPr>
+        <w:pict>
+          <v:shape id="_x0000_s1052" type="#_x0000_t202" style="position:absolute;margin-left:151.9pt;margin-top:134.1pt;width:108pt;height:45.2pt;z-index:251665408;mso-width-relative:margin;mso-height-relative:margin" filled="f">
+            <v:textbox>
+              <w:txbxContent>
+                <w:p>
+                  <w:pPr>
+                    <w:rPr>
+                      <w:sz w:val="72"/>
+                      <w:szCs w:val="72"/>
+                    </w:rPr>
+                  </w:pPr>
+                  <w:r>
+                    <w:rPr>
+                      <w:sz w:val="72"/>
+                      <w:szCs w:val="72"/>
+                    </w:rPr>
+                    <w:sym w:font="Wingdings" w:char="F0E0"/>
+                  </w:r>
+                </w:p>
+              </w:txbxContent>
+            </v:textbox>
+          </v:shape>
+        </w:pict>
+      </w:r>
+      <w:r>
+        <w:drawing>
+          <wp:inline distT="0" distB="0" distL="0" distR="0">
+            <wp:extent cx="4848225" cy="2085975"/>
+            <wp:effectExtent l="19050" t="0" r="9525" b="0"/>
+            <wp:docPr id="6" name="Resim 22"/>
+            <wp:cNvGraphicFramePr>
+              <a:graphicFrameLocks xmlns:a="http://schemas.openxmlformats.org/drawingml/2006/main" noChangeAspect="1"/>
+            </wp:cNvGraphicFramePr>
+            <a:graphic xmlns:a="http://schemas.openxmlformats.org/drawingml/2006/main">
+              <a:graphicData uri="http://schemas.openxmlformats.org/drawingml/2006/picture">
+                <pic:pic xmlns:pic="http://schemas.openxmlformats.org/drawingml/2006/picture">
+                  <pic:nvPicPr>
+                    <pic:cNvPr id="0" name="Picture 22"/>
+                    <pic:cNvPicPr>
+                      <a:picLocks noChangeAspect="1" noChangeArrowheads="1"/>
+                    </pic:cNvPicPr>
+                  </pic:nvPicPr>
+                  <pic:blipFill>
+                    <a:blip r:embed="rId11" cstate="print"/>
+                    <a:srcRect/>
+                    <a:stretch>
+                      <a:fillRect/>
+                    </a:stretch>
+                  </pic:blipFill>
+                  <pic:spPr bwMode="auto">
+                    <a:xfrm>
+                      <a:off x="0" y="0"/>
+                      <a:ext cx="4848225" cy="2085975"/>
+                    </a:xfrm>
+                    <a:prstGeom prst="rect">
+                      <a:avLst/>
+                    </a:prstGeom>
+                    <a:noFill/>
+                    <a:ln w="9525">
+                      <a:noFill/>
+                      <a:miter lim="800000"/>
+                      <a:headEnd/>
+                      <a:tailEnd/>
+                    </a:ln>
+                  </pic:spPr>
+                </pic:pic>
+              </a:graphicData>
+            </a:graphic>
+          </wp:inline>
+        </w:drawing>
+      </w:r>
+    </w:p>
+    <w:p>
+      <w:pPr>
+        <w:spacing w:after="0" w:line="240" w:lineRule="auto"/>
+      </w:pPr>
+      <w:r>
+        <w:rPr>
+          <w:noProof/>
+          <w:lang w:eastAsia="tr-TR"/>
+        </w:rPr>
+        <w:lastRenderedPageBreak/>
+        <w:drawing>
+          <wp:inline distT="0" distB="0" distL="0" distR="0">
+            <wp:extent cx="4933950" cy="2800350"/>
+            <wp:effectExtent l="19050" t="0" r="0" b="0"/>
+            <wp:docPr id="26" name="Resim 26"/>
+            <wp:cNvGraphicFramePr>
+              <a:graphicFrameLocks xmlns:a="http://schemas.openxmlformats.org/drawingml/2006/main" noChangeAspect="1"/>
+            </wp:cNvGraphicFramePr>
+            <a:graphic xmlns:a="http://schemas.openxmlformats.org/drawingml/2006/main">
+              <a:graphicData uri="http://schemas.openxmlformats.org/drawingml/2006/picture">
+                <pic:pic xmlns:pic="http://schemas.openxmlformats.org/drawingml/2006/picture">
+                  <pic:nvPicPr>
+                    <pic:cNvPr id="0" name="Picture 26"/>
+                    <pic:cNvPicPr>
+                      <a:picLocks noChangeAspect="1" noChangeArrowheads="1"/>
+                    </pic:cNvPicPr>
+                  </pic:nvPicPr>
+                  <pic:blipFill>
+                    <a:blip r:embed="rId12" cstate="print"/>
+                    <a:srcRect/>
+                    <a:stretch>
+                      <a:fillRect/>
+                    </a:stretch>
+                  </pic:blipFill>
+                  <pic:spPr bwMode="auto">
+                    <a:xfrm>
+                      <a:off x="0" y="0"/>
+                      <a:ext cx="4933950" cy="2800350"/>
+                    </a:xfrm>
+                    <a:prstGeom prst="rect">
+                      <a:avLst/>
+                    </a:prstGeom>
+                    <a:noFill/>
+                    <a:ln w="9525">
+                      <a:noFill/>
+                      <a:miter lim="800000"/>
+                      <a:headEnd/>
+                      <a:tailEnd/>
+                    </a:ln>
+                  </pic:spPr>
+                </pic:pic>
+              </a:graphicData>
+            </a:graphic>
+          </wp:inline>
+        </w:drawing>
+      </w:r>
+    </w:p>
+    <w:p>
+      <w:pPr>
+        <w:spacing w:after="0" w:line="240" w:lineRule="auto"/>
+      </w:pPr>
+    </w:p>
+    <w:p>
+      <w:pPr>
+        <w:spacing w:after="0" w:line="240" w:lineRule="auto"/>
+      </w:pPr>
+    </w:p>
+    <w:p>
+      <w:pPr>
+        <w:spacing w:after="0" w:line="240" w:lineRule="auto"/>
+      </w:pPr>
+      <w:r>
+        <w:t xml:space="preserve">Biliyorsak </w:t>
+      </w:r>
+      <w:r>
+        <w:t xml:space="preserve">SSID kısmına modem adını, PASS kısmına şifresini yazıp </w:t>
+      </w:r>
+      <w:proofErr w:type="spellStart"/>
+      <w:r>
+        <w:t>kaydete</w:t>
+      </w:r>
+      <w:proofErr w:type="spellEnd"/>
+      <w:r>
+        <w:t xml:space="preserve"> tıklayalım.</w:t>
+      </w:r>
+    </w:p>
+    <w:p>
+      <w:pPr>
+        <w:spacing w:after="0" w:line="240" w:lineRule="auto"/>
+      </w:pPr>
+    </w:p>
+    <w:p>
+      <w:pPr>
+        <w:spacing w:after="0" w:line="240" w:lineRule="auto"/>
+      </w:pPr>
+      <w:r>
+        <w:t xml:space="preserve">Modeme bağlanmak için </w:t>
+      </w:r>
+      <w:proofErr w:type="spellStart"/>
+      <w:r>
+        <w:t>resetlenecek</w:t>
+      </w:r>
+      <w:proofErr w:type="spellEnd"/>
+      <w:r>
+        <w:t xml:space="preserve"> ve bağlanmayı </w:t>
+      </w:r>
+      <w:proofErr w:type="spellStart"/>
+      <w:r>
+        <w:t>deniyecektir</w:t>
+      </w:r>
+      <w:proofErr w:type="spellEnd"/>
+      <w:r>
+        <w:t>.</w:t>
+      </w:r>
+    </w:p>
+    <w:p>
+      <w:pPr>
+        <w:spacing w:after="0" w:line="240" w:lineRule="auto"/>
+      </w:pPr>
+    </w:p>
+    <w:p>
+      <w:pPr>
+        <w:spacing w:after="0" w:line="240" w:lineRule="auto"/>
+      </w:pPr>
+      <w:r>
+        <w:t>Tekrar cihaza bağlanalım.</w:t>
+      </w:r>
+    </w:p>
+    <w:p>
+      <w:pPr>
+        <w:spacing w:after="0" w:line="240" w:lineRule="auto"/>
+      </w:pPr>
+      <w:r>
+        <w:rPr>
+          <w:noProof/>
+          <w:lang w:eastAsia="tr-TR"/>
+        </w:rPr>
+        <w:drawing>
+          <wp:inline distT="0" distB="0" distL="0" distR="0">
+            <wp:extent cx="3829050" cy="800100"/>
+            <wp:effectExtent l="19050" t="0" r="0" b="0"/>
+            <wp:docPr id="29" name="Resim 29"/>
+            <wp:cNvGraphicFramePr>
+              <a:graphicFrameLocks xmlns:a="http://schemas.openxmlformats.org/drawingml/2006/main" noChangeAspect="1"/>
+            </wp:cNvGraphicFramePr>
+            <a:graphic xmlns:a="http://schemas.openxmlformats.org/drawingml/2006/main">
+              <a:graphicData uri="http://schemas.openxmlformats.org/drawingml/2006/picture">
+                <pic:pic xmlns:pic="http://schemas.openxmlformats.org/drawingml/2006/picture">
+                  <pic:nvPicPr>
+                    <pic:cNvPr id="0" name="Picture 29"/>
+                    <pic:cNvPicPr>
+                      <a:picLocks noChangeAspect="1" noChangeArrowheads="1"/>
+                    </pic:cNvPicPr>
+                  </pic:nvPicPr>
+                  <pic:blipFill>
+                    <a:blip r:embed="rId13" cstate="print"/>
+                    <a:srcRect/>
+                    <a:stretch>
+                      <a:fillRect/>
+                    </a:stretch>
+                  </pic:blipFill>
+                  <pic:spPr bwMode="auto">
+                    <a:xfrm>
+                      <a:off x="0" y="0"/>
+                      <a:ext cx="3829050" cy="800100"/>
+                    </a:xfrm>
+                    <a:prstGeom prst="rect">
+                      <a:avLst/>
+                    </a:prstGeom>
+                    <a:noFill/>
+                    <a:ln w="9525">
+                      <a:noFill/>
+                      <a:miter lim="800000"/>
+                      <a:headEnd/>
+                      <a:tailEnd/>
+                    </a:ln>
+                  </pic:spPr>
+                </pic:pic>
+              </a:graphicData>
+            </a:graphic>
+          </wp:inline>
+        </w:drawing>
+      </w:r>
+    </w:p>
+    <w:p>
+      <w:pPr>
+        <w:spacing w:after="0" w:line="240" w:lineRule="auto"/>
+      </w:pPr>
+      <w:r>
+        <w:t>SALON yazan cihazın ismidir fakat ayar yapmadığınızdan orada esp-</w:t>
+      </w:r>
+      <w:proofErr w:type="gramStart"/>
+      <w:r>
+        <w:t>bos …</w:t>
+      </w:r>
+      <w:proofErr w:type="gramEnd"/>
+      <w:r>
+        <w:t xml:space="preserve"> </w:t>
+      </w:r>
+      <w:proofErr w:type="gramStart"/>
+      <w:r>
+        <w:t>görünecektir</w:t>
+      </w:r>
+      <w:proofErr w:type="gramEnd"/>
+      <w:r>
+        <w:t>. Cihazın isminin yanında ip numarası yer almaktadır. Onu bir yere kaydedelim.  Artık modeme bağlanıp ip sini yazarak diğer işlemleri daha hızlı yapabiliriz.</w:t>
+      </w:r>
+    </w:p>
+    <w:p>
+      <w:pPr>
+        <w:spacing w:after="0" w:line="240" w:lineRule="auto"/>
+      </w:pPr>
+    </w:p>
+    <w:p>
+      <w:pPr>
+        <w:spacing w:after="0" w:line="240" w:lineRule="auto"/>
+      </w:pPr>
+      <w:r>
+        <w:t>Cihazın ismini vermek için ayarlar &gt; Cihaz adı ayar kısmına girelim.</w:t>
+      </w:r>
+    </w:p>
+    <w:p>
+      <w:pPr>
+        <w:spacing w:after="0" w:line="240" w:lineRule="auto"/>
+      </w:pPr>
+      <w:r>
+        <w:rPr>
+          <w:noProof/>
+          <w:lang w:eastAsia="tr-TR"/>
+        </w:rPr>
+        <w:lastRenderedPageBreak/>
+        <w:drawing>
+          <wp:inline distT="0" distB="0" distL="0" distR="0">
+            <wp:extent cx="1133475" cy="857250"/>
+            <wp:effectExtent l="19050" t="0" r="9525" b="0"/>
+            <wp:docPr id="32" name="Resim 32"/>
+            <wp:cNvGraphicFramePr>
+              <a:graphicFrameLocks xmlns:a="http://schemas.openxmlformats.org/drawingml/2006/main" noChangeAspect="1"/>
+            </wp:cNvGraphicFramePr>
+            <a:graphic xmlns:a="http://schemas.openxmlformats.org/drawingml/2006/main">
+              <a:graphicData uri="http://schemas.openxmlformats.org/drawingml/2006/picture">
+                <pic:pic xmlns:pic="http://schemas.openxmlformats.org/drawingml/2006/picture">
+                  <pic:nvPicPr>
+                    <pic:cNvPr id="0" name="Picture 32"/>
+                    <pic:cNvPicPr>
+                      <a:picLocks noChangeAspect="1" noChangeArrowheads="1"/>
+                    </pic:cNvPicPr>
+                  </pic:nvPicPr>
+                  <pic:blipFill>
+                    <a:blip r:embed="rId14" cstate="print"/>
+                    <a:srcRect/>
+                    <a:stretch>
+                      <a:fillRect/>
+                    </a:stretch>
+                  </pic:blipFill>
+                  <pic:spPr bwMode="auto">
+                    <a:xfrm>
+                      <a:off x="0" y="0"/>
+                      <a:ext cx="1133475" cy="857250"/>
+                    </a:xfrm>
+                    <a:prstGeom prst="rect">
+                      <a:avLst/>
+                    </a:prstGeom>
+                    <a:noFill/>
+                    <a:ln w="9525">
+                      <a:noFill/>
+                      <a:miter lim="800000"/>
+                      <a:headEnd/>
+                      <a:tailEnd/>
+                    </a:ln>
+                  </pic:spPr>
+                </pic:pic>
+              </a:graphicData>
+            </a:graphic>
+          </wp:inline>
+        </w:drawing>
+      </w:r>
+      <w:r>
+        <w:t xml:space="preserve"> </w:t>
+      </w:r>
+      <w:proofErr w:type="gramStart"/>
+      <w:r>
+        <w:t>sonrasında</w:t>
+      </w:r>
+      <w:proofErr w:type="gramEnd"/>
+      <w:r>
+        <w:t xml:space="preserve"> &gt;</w:t>
+      </w:r>
+      <w:r>
+        <w:rPr>
+          <w:noProof/>
+          <w:lang w:eastAsia="tr-TR"/>
+        </w:rPr>
+        <w:drawing>
+          <wp:inline distT="0" distB="0" distL="0" distR="0">
+            <wp:extent cx="4171950" cy="923925"/>
+            <wp:effectExtent l="19050" t="0" r="0" b="0"/>
+            <wp:docPr id="35" name="Resim 35"/>
+            <wp:cNvGraphicFramePr>
+              <a:graphicFrameLocks xmlns:a="http://schemas.openxmlformats.org/drawingml/2006/main" noChangeAspect="1"/>
+            </wp:cNvGraphicFramePr>
+            <a:graphic xmlns:a="http://schemas.openxmlformats.org/drawingml/2006/main">
+              <a:graphicData uri="http://schemas.openxmlformats.org/drawingml/2006/picture">
+                <pic:pic xmlns:pic="http://schemas.openxmlformats.org/drawingml/2006/picture">
+                  <pic:nvPicPr>
+                    <pic:cNvPr id="0" name="Picture 35"/>
+                    <pic:cNvPicPr>
+                      <a:picLocks noChangeAspect="1" noChangeArrowheads="1"/>
+                    </pic:cNvPicPr>
+                  </pic:nvPicPr>
+                  <pic:blipFill>
+                    <a:blip r:embed="rId15" cstate="print"/>
+                    <a:srcRect/>
+                    <a:stretch>
+                      <a:fillRect/>
+                    </a:stretch>
+                  </pic:blipFill>
+                  <pic:spPr bwMode="auto">
+                    <a:xfrm>
+                      <a:off x="0" y="0"/>
+                      <a:ext cx="4171950" cy="923925"/>
+                    </a:xfrm>
+                    <a:prstGeom prst="rect">
+                      <a:avLst/>
+                    </a:prstGeom>
+                    <a:noFill/>
+                    <a:ln w="9525">
+                      <a:noFill/>
+                      <a:miter lim="800000"/>
+                      <a:headEnd/>
+                      <a:tailEnd/>
+                    </a:ln>
+                  </pic:spPr>
+                </pic:pic>
+              </a:graphicData>
+            </a:graphic>
+          </wp:inline>
+        </w:drawing>
+      </w:r>
+      <w:r>
+        <w:t xml:space="preserve"> benim </w:t>
+      </w:r>
+      <w:proofErr w:type="spellStart"/>
+      <w:r>
+        <w:t>Wifi</w:t>
+      </w:r>
+      <w:proofErr w:type="spellEnd"/>
+      <w:r>
+        <w:t xml:space="preserve"> ismim kısmına cihaza vereceğimiz adı girelim mümkün oldukça kısa ve Türkçe karakter kullanmayınız.</w:t>
+      </w:r>
+    </w:p>
+    <w:p>
+      <w:pPr>
+        <w:spacing w:after="0" w:line="240" w:lineRule="auto"/>
+      </w:pPr>
+    </w:p>
+    <w:p>
+      <w:pPr>
+        <w:spacing w:after="0" w:line="240" w:lineRule="auto"/>
+      </w:pPr>
+    </w:p>
+    <w:p>
+      <w:pPr>
+        <w:spacing w:after="0" w:line="240" w:lineRule="auto"/>
+      </w:pPr>
+    </w:p>
+    <w:p>
+      <w:pPr>
+        <w:spacing w:after="0" w:line="240" w:lineRule="auto"/>
+      </w:pPr>
+    </w:p>
+    <w:p>
+      <w:pPr>
+        <w:spacing w:after="0" w:line="240" w:lineRule="auto"/>
+      </w:pPr>
+    </w:p>
+    <w:p>
+      <w:pPr>
+        <w:spacing w:after="0" w:line="240" w:lineRule="auto"/>
+      </w:pPr>
+    </w:p>
+    <w:p>
+      <w:pPr>
+        <w:spacing w:after="0" w:line="240" w:lineRule="auto"/>
+      </w:pPr>
+    </w:p>
+    <w:p>
+      <w:pPr>
+        <w:spacing w:after="0" w:line="240" w:lineRule="auto"/>
+      </w:pPr>
+    </w:p>
+    <w:p>
+      <w:pPr>
+        <w:spacing w:after="0" w:line="240" w:lineRule="auto"/>
+      </w:pPr>
+    </w:p>
+    <w:p>
+      <w:pPr>
+        <w:spacing w:after="0" w:line="240" w:lineRule="auto"/>
+      </w:pPr>
+    </w:p>
+    <w:p>
+      <w:pPr>
+        <w:spacing w:after="0" w:line="240" w:lineRule="auto"/>
+      </w:pPr>
+    </w:p>
+    <w:p>
+      <w:pPr>
+        <w:spacing w:after="0" w:line="240" w:lineRule="auto"/>
+      </w:pPr>
+    </w:p>
+    <w:p>
+      <w:pPr>
+        <w:spacing w:after="0" w:line="240" w:lineRule="auto"/>
+      </w:pPr>
+    </w:p>
+    <w:p>
+      <w:pPr>
+        <w:spacing w:after="0" w:line="240" w:lineRule="auto"/>
+      </w:pPr>
+    </w:p>
+    <w:p>
+      <w:pPr>
+        <w:spacing w:after="0" w:line="240" w:lineRule="auto"/>
+      </w:pPr>
+    </w:p>
+    <w:p>
+      <w:pPr>
+        <w:spacing w:after="0" w:line="240" w:lineRule="auto"/>
+      </w:pPr>
+    </w:p>
+    <w:p>
+      <w:pPr>
+        <w:spacing w:after="0" w:line="240" w:lineRule="auto"/>
+      </w:pPr>
+    </w:p>
+    <w:p>
+      <w:pPr>
+        <w:spacing w:after="0" w:line="240" w:lineRule="auto"/>
+      </w:pPr>
+    </w:p>
+    <w:p>
+      <w:pPr>
+        <w:spacing w:after="0" w:line="240" w:lineRule="auto"/>
+      </w:pPr>
+    </w:p>
+    <w:p>
+      <w:pPr>
+        <w:spacing w:after="0" w:line="240" w:lineRule="auto"/>
+      </w:pPr>
+    </w:p>
+    <w:p>
+      <w:pPr>
+        <w:spacing w:after="0" w:line="240" w:lineRule="auto"/>
+      </w:pPr>
+    </w:p>
+    <w:p>
+      <w:pPr>
+        <w:spacing w:after="0" w:line="240" w:lineRule="auto"/>
+      </w:pPr>
+    </w:p>
+    <w:p>
+      <w:pPr>
+        <w:spacing w:after="0" w:line="240" w:lineRule="auto"/>
+      </w:pPr>
+    </w:p>
+    <w:p>
+      <w:pPr>
+        <w:spacing w:after="0" w:line="240" w:lineRule="auto"/>
+      </w:pPr>
+    </w:p>
+    <w:p>
+      <w:pPr>
+        <w:spacing w:after="0" w:line="240" w:lineRule="auto"/>
+      </w:pPr>
+    </w:p>
+    <w:p>
+      <w:pPr>
+        <w:spacing w:after="0" w:line="240" w:lineRule="auto"/>
+      </w:pPr>
+    </w:p>
+    <w:p>
+      <w:pPr>
+        <w:spacing w:after="0" w:line="240" w:lineRule="auto"/>
+      </w:pPr>
+    </w:p>
+    <w:p>
+      <w:pPr>
+        <w:spacing w:after="0" w:line="240" w:lineRule="auto"/>
+      </w:pPr>
+    </w:p>
+    <w:p>
+      <w:pPr>
+        <w:spacing w:after="0" w:line="240" w:lineRule="auto"/>
+      </w:pPr>
+    </w:p>
+    <w:p>
+      <w:pPr>
+        <w:spacing w:after="0" w:line="240" w:lineRule="auto"/>
+      </w:pPr>
+    </w:p>
+    <w:p>
+      <w:pPr>
+        <w:spacing w:after="0" w:line="240" w:lineRule="auto"/>
+      </w:pPr>
+    </w:p>
+    <w:p>
+      <w:pPr>
+        <w:spacing w:after="0" w:line="240" w:lineRule="auto"/>
+      </w:pPr>
+      <w:r>
+        <w:lastRenderedPageBreak/>
+        <w:t xml:space="preserve">Şimdi Cihaza bağlayacağımız </w:t>
+      </w:r>
+      <w:proofErr w:type="gramStart"/>
+      <w:r>
+        <w:t>ekipmanları</w:t>
+      </w:r>
+      <w:proofErr w:type="gramEnd"/>
+      <w:r>
+        <w:t xml:space="preserve"> girmek için Ayarlar &gt; </w:t>
+      </w:r>
+      <w:proofErr w:type="spellStart"/>
+      <w:r>
+        <w:t>Pin</w:t>
+      </w:r>
+      <w:proofErr w:type="spellEnd"/>
+      <w:r>
+        <w:t xml:space="preserve"> ayar kısmını kullanalım.</w:t>
+      </w:r>
+    </w:p>
+    <w:p>
+      <w:pPr>
+        <w:spacing w:after="0" w:line="240" w:lineRule="auto"/>
+      </w:pPr>
+    </w:p>
+    <w:p>
+      <w:pPr>
+        <w:spacing w:after="0" w:line="240" w:lineRule="auto"/>
+      </w:pPr>
+      <w:r>
+        <w:rPr>
+          <w:noProof/>
+          <w:lang w:eastAsia="tr-TR"/>
+        </w:rPr>
+        <w:drawing>
+          <wp:inline distT="0" distB="0" distL="0" distR="0">
+            <wp:extent cx="5829300" cy="5467350"/>
+            <wp:effectExtent l="19050" t="0" r="0" b="0"/>
+            <wp:docPr id="44" name="Resim 44"/>
+            <wp:cNvGraphicFramePr>
+              <a:graphicFrameLocks xmlns:a="http://schemas.openxmlformats.org/drawingml/2006/main" noChangeAspect="1"/>
+            </wp:cNvGraphicFramePr>
+            <a:graphic xmlns:a="http://schemas.openxmlformats.org/drawingml/2006/main">
+              <a:graphicData uri="http://schemas.openxmlformats.org/drawingml/2006/picture">
+                <pic:pic xmlns:pic="http://schemas.openxmlformats.org/drawingml/2006/picture">
+                  <pic:nvPicPr>
+                    <pic:cNvPr id="0" name="Picture 44"/>
+                    <pic:cNvPicPr>
+                      <a:picLocks noChangeAspect="1" noChangeArrowheads="1"/>
+                    </pic:cNvPicPr>
+                  </pic:nvPicPr>
+                  <pic:blipFill>
+                    <a:blip r:embed="rId16" cstate="print"/>
+                    <a:srcRect/>
+                    <a:stretch>
+                      <a:fillRect/>
+                    </a:stretch>
+                  </pic:blipFill>
+                  <pic:spPr bwMode="auto">
+                    <a:xfrm>
+                      <a:off x="0" y="0"/>
+                      <a:ext cx="5829300" cy="5467350"/>
+                    </a:xfrm>
+                    <a:prstGeom prst="rect">
+                      <a:avLst/>
+                    </a:prstGeom>
+                    <a:noFill/>
+                    <a:ln w="9525">
+                      <a:noFill/>
+                      <a:miter lim="800000"/>
+                      <a:headEnd/>
+                      <a:tailEnd/>
+                    </a:ln>
+                  </pic:spPr>
+                </pic:pic>
+              </a:graphicData>
+            </a:graphic>
+          </wp:inline>
+        </w:drawing>
+      </w:r>
+    </w:p>
+    <w:p>
+      <w:pPr>
+        <w:spacing w:after="0" w:line="240" w:lineRule="auto"/>
+      </w:pPr>
+    </w:p>
+    <w:p>
+      <w:pPr>
+        <w:spacing w:after="0" w:line="240" w:lineRule="auto"/>
+      </w:pPr>
+    </w:p>
+    <w:p>
+      <w:pPr>
+        <w:spacing w:after="0" w:line="240" w:lineRule="auto"/>
+      </w:pPr>
+    </w:p>
+    <w:p>
+      <w:pPr>
+        <w:spacing w:after="0" w:line="240" w:lineRule="auto"/>
+      </w:pPr>
+    </w:p>
+    <w:p>
+      <w:pPr>
+        <w:spacing w:after="0" w:line="240" w:lineRule="auto"/>
+      </w:pPr>
+      <w:proofErr w:type="spellStart"/>
+      <w:r>
+        <w:lastRenderedPageBreak/>
+        <w:t>Pin</w:t>
+      </w:r>
+      <w:proofErr w:type="spellEnd"/>
+      <w:r>
+        <w:t xml:space="preserve"> ve program ayarları</w:t>
+      </w:r>
+    </w:p>
+    <w:p>
+      <w:pPr>
+        <w:spacing w:after="0" w:line="240" w:lineRule="auto"/>
+      </w:pPr>
+      <w:r>
+        <w:rPr>
+          <w:noProof/>
+          <w:lang w:eastAsia="tr-TR"/>
+        </w:rPr>
+        <w:drawing>
+          <wp:inline distT="0" distB="0" distL="0" distR="0">
+            <wp:extent cx="5867400" cy="5991225"/>
+            <wp:effectExtent l="19050" t="0" r="0" b="0"/>
+            <wp:docPr id="41" name="Resim 41"/>
+            <wp:cNvGraphicFramePr>
+              <a:graphicFrameLocks xmlns:a="http://schemas.openxmlformats.org/drawingml/2006/main" noChangeAspect="1"/>
+            </wp:cNvGraphicFramePr>
+            <a:graphic xmlns:a="http://schemas.openxmlformats.org/drawingml/2006/main">
+              <a:graphicData uri="http://schemas.openxmlformats.org/drawingml/2006/picture">
+                <pic:pic xmlns:pic="http://schemas.openxmlformats.org/drawingml/2006/picture">
+                  <pic:nvPicPr>
+                    <pic:cNvPr id="0" name="Picture 41"/>
+                    <pic:cNvPicPr>
+                      <a:picLocks noChangeAspect="1" noChangeArrowheads="1"/>
+                    </pic:cNvPicPr>
+                  </pic:nvPicPr>
+                  <pic:blipFill>
+                    <a:blip r:embed="rId17" cstate="print"/>
+                    <a:srcRect/>
+                    <a:stretch>
+                      <a:fillRect/>
+                    </a:stretch>
+                  </pic:blipFill>
+                  <pic:spPr bwMode="auto">
+                    <a:xfrm>
+                      <a:off x="0" y="0"/>
+                      <a:ext cx="5867400" cy="5991225"/>
+                    </a:xfrm>
+                    <a:prstGeom prst="rect">
+                      <a:avLst/>
+                    </a:prstGeom>
+                    <a:noFill/>
+                    <a:ln w="9525">
+                      <a:noFill/>
+                      <a:miter lim="800000"/>
+                      <a:headEnd/>
+                      <a:tailEnd/>
+                    </a:ln>
+                  </pic:spPr>
+                </pic:pic>
+              </a:graphicData>
+            </a:graphic>
+          </wp:inline>
+        </w:drawing>
+      </w:r>
     </w:p>
     <w:p>
       <w:pPr>
@@ -2680,6 +3742,7 @@
         <w:ind w:firstLine="426"/>
       </w:pPr>
       <w:r>
+        <w:lastRenderedPageBreak/>
         <w:t>BUZ&gt;ABG123U</w:t>
       </w:r>
       <w:r>
@@ -3073,7 +4136,7 @@
       <w:r>
         <w:t xml:space="preserve"> </w:t>
       </w:r>
-      <w:hyperlink r:id="rId9" w:history="1">
+      <w:hyperlink r:id="rId18" w:history="1">
         <w:r>
           <w:rPr>
             <w:rStyle w:val="Kpr"/>
@@ -3529,7 +4592,6 @@
         <w:ind w:firstLine="284"/>
       </w:pPr>
       <w:r>
-        <w:lastRenderedPageBreak/>
         <w:t xml:space="preserve"> </w:t>
       </w:r>
       <w:proofErr w:type="spellStart"/>
@@ -3800,19 +4862,23 @@
         </w:rPr>
         <w:t xml:space="preserve"> </w:t>
       </w:r>
-      <w:proofErr w:type="spellStart"/>
       <w:r>
         <w:rPr>
           <w:rFonts w:ascii="Cascadia Code Light" w:hAnsi="Cascadia Code Light"/>
         </w:rPr>
-        <w:t>abcde</w:t>
-      </w:r>
-      <w:proofErr w:type="spellEnd"/>
+        <w:t>ABCDE</w:t>
+      </w:r>
       <w:r>
         <w:rPr>
           <w:rFonts w:ascii="Cascadia Code Light" w:hAnsi="Cascadia Code Light"/>
         </w:rPr>
-        <w:t xml:space="preserve"> çalar</w:t>
+        <w:t xml:space="preserve"> </w:t>
+      </w:r>
+      <w:r>
+        <w:rPr>
+          <w:rFonts w:ascii="Cascadia Code Light" w:hAnsi="Cascadia Code Light"/>
+        </w:rPr>
+        <w:t>çalar</w:t>
       </w:r>
     </w:p>
     <w:p>
@@ -3896,7 +4962,7 @@
         </w:rPr>
         <w:t xml:space="preserve">  </w:t>
       </w:r>
-      <w:hyperlink r:id="rId10" w:history="1">
+      <w:hyperlink r:id="rId19" w:history="1">
         <w:r>
           <w:rPr>
             <w:rStyle w:val="Kpr"/>
@@ -4381,6 +5447,7 @@
         <w:spacing w:after="0" w:line="240" w:lineRule="auto"/>
       </w:pPr>
       <w:r>
+        <w:lastRenderedPageBreak/>
         <w:t>FİREBASE AYARLARI</w:t>
       </w:r>
     </w:p>
@@ -4626,7 +5693,6 @@
         <w:spacing w:after="0" w:line="240" w:lineRule="auto"/>
       </w:pPr>
       <w:r>
-        <w:lastRenderedPageBreak/>
         <w:t>GÖNDEREN CİHAZ</w:t>
       </w:r>
     </w:p>
@@ -5008,9 +6074,261 @@
         <w:spacing w:after="0" w:line="240" w:lineRule="auto"/>
       </w:pPr>
     </w:p>
+    <w:p>
+      <w:pPr>
+        <w:spacing w:after="0" w:line="240" w:lineRule="auto"/>
+      </w:pPr>
+    </w:p>
+    <w:p>
+      <w:pPr>
+        <w:spacing w:after="0" w:line="240" w:lineRule="auto"/>
+      </w:pPr>
+    </w:p>
+    <w:p>
+      <w:pPr>
+        <w:spacing w:after="0" w:line="240" w:lineRule="auto"/>
+      </w:pPr>
+    </w:p>
+    <w:p>
+      <w:pPr>
+        <w:spacing w:after="0" w:line="240" w:lineRule="auto"/>
+      </w:pPr>
+    </w:p>
+    <w:p>
+      <w:pPr>
+        <w:spacing w:after="0" w:line="240" w:lineRule="auto"/>
+      </w:pPr>
+    </w:p>
+    <w:p>
+      <w:pPr>
+        <w:spacing w:after="0" w:line="240" w:lineRule="auto"/>
+      </w:pPr>
+    </w:p>
+    <w:p>
+      <w:pPr>
+        <w:spacing w:after="0" w:line="240" w:lineRule="auto"/>
+      </w:pPr>
+    </w:p>
+    <w:p>
+      <w:pPr>
+        <w:spacing w:after="0" w:line="240" w:lineRule="auto"/>
+      </w:pPr>
+    </w:p>
+    <w:p>
+      <w:pPr>
+        <w:spacing w:after="0" w:line="240" w:lineRule="auto"/>
+      </w:pPr>
+    </w:p>
+    <w:p>
+      <w:pPr>
+        <w:spacing w:after="0" w:line="240" w:lineRule="auto"/>
+      </w:pPr>
+    </w:p>
+    <w:p>
+      <w:pPr>
+        <w:spacing w:after="0" w:line="240" w:lineRule="auto"/>
+      </w:pPr>
+    </w:p>
+    <w:p>
+      <w:pPr>
+        <w:spacing w:after="0" w:line="240" w:lineRule="auto"/>
+      </w:pPr>
+    </w:p>
+    <w:p>
+      <w:pPr>
+        <w:spacing w:after="0" w:line="240" w:lineRule="auto"/>
+      </w:pPr>
+      <w:r>
+        <w:t>GÖNDERİCİ CİHAZ ÖRNEĞİ</w:t>
+      </w:r>
+    </w:p>
+    <w:p>
+      <w:pPr>
+        <w:spacing w:after="0" w:line="240" w:lineRule="auto"/>
+      </w:pPr>
+      <w:r>
+        <w:rPr>
+          <w:noProof/>
+          <w:lang w:eastAsia="tr-TR"/>
+        </w:rPr>
+        <w:lastRenderedPageBreak/>
+        <w:drawing>
+          <wp:inline distT="0" distB="0" distL="0" distR="0">
+            <wp:extent cx="6534150" cy="6120939"/>
+            <wp:effectExtent l="19050" t="0" r="0" b="0"/>
+            <wp:docPr id="13" name="Resim 13"/>
+            <wp:cNvGraphicFramePr>
+              <a:graphicFrameLocks xmlns:a="http://schemas.openxmlformats.org/drawingml/2006/main" noChangeAspect="1"/>
+            </wp:cNvGraphicFramePr>
+            <a:graphic xmlns:a="http://schemas.openxmlformats.org/drawingml/2006/main">
+              <a:graphicData uri="http://schemas.openxmlformats.org/drawingml/2006/picture">
+                <pic:pic xmlns:pic="http://schemas.openxmlformats.org/drawingml/2006/picture">
+                  <pic:nvPicPr>
+                    <pic:cNvPr id="0" name="Picture 13"/>
+                    <pic:cNvPicPr>
+                      <a:picLocks noChangeAspect="1" noChangeArrowheads="1"/>
+                    </pic:cNvPicPr>
+                  </pic:nvPicPr>
+                  <pic:blipFill>
+                    <a:blip r:embed="rId20" cstate="print"/>
+                    <a:srcRect/>
+                    <a:stretch>
+                      <a:fillRect/>
+                    </a:stretch>
+                  </pic:blipFill>
+                  <pic:spPr bwMode="auto">
+                    <a:xfrm>
+                      <a:off x="0" y="0"/>
+                      <a:ext cx="6534150" cy="6120939"/>
+                    </a:xfrm>
+                    <a:prstGeom prst="rect">
+                      <a:avLst/>
+                    </a:prstGeom>
+                    <a:noFill/>
+                    <a:ln w="9525">
+                      <a:noFill/>
+                      <a:miter lim="800000"/>
+                      <a:headEnd/>
+                      <a:tailEnd/>
+                    </a:ln>
+                  </pic:spPr>
+                </pic:pic>
+              </a:graphicData>
+            </a:graphic>
+          </wp:inline>
+        </w:drawing>
+      </w:r>
+    </w:p>
+    <w:p>
+      <w:pPr>
+        <w:spacing w:after="0" w:line="240" w:lineRule="auto"/>
+      </w:pPr>
+    </w:p>
+    <w:p>
+      <w:pPr>
+        <w:spacing w:after="0" w:line="240" w:lineRule="auto"/>
+      </w:pPr>
+      <w:r>
+        <w:t>ALICI CİHAZ ÖRNEKLERİ</w:t>
+      </w:r>
+    </w:p>
+    <w:p>
+      <w:pPr>
+        <w:spacing w:after="0" w:line="240" w:lineRule="auto"/>
+      </w:pPr>
+      <w:r>
+        <w:rPr>
+          <w:noProof/>
+          <w:lang w:eastAsia="tr-TR"/>
+        </w:rPr>
+        <w:lastRenderedPageBreak/>
+        <w:drawing>
+          <wp:inline distT="0" distB="0" distL="0" distR="0">
+            <wp:extent cx="6534150" cy="6257925"/>
+            <wp:effectExtent l="19050" t="0" r="0" b="0"/>
+            <wp:docPr id="7" name="Resim 7"/>
+            <wp:cNvGraphicFramePr>
+              <a:graphicFrameLocks xmlns:a="http://schemas.openxmlformats.org/drawingml/2006/main" noChangeAspect="1"/>
+            </wp:cNvGraphicFramePr>
+            <a:graphic xmlns:a="http://schemas.openxmlformats.org/drawingml/2006/main">
+              <a:graphicData uri="http://schemas.openxmlformats.org/drawingml/2006/picture">
+                <pic:pic xmlns:pic="http://schemas.openxmlformats.org/drawingml/2006/picture">
+                  <pic:nvPicPr>
+                    <pic:cNvPr id="0" name="Picture 7"/>
+                    <pic:cNvPicPr>
+                      <a:picLocks noChangeAspect="1" noChangeArrowheads="1"/>
+                    </pic:cNvPicPr>
+                  </pic:nvPicPr>
+                  <pic:blipFill>
+                    <a:blip r:embed="rId21" cstate="print"/>
+                    <a:srcRect/>
+                    <a:stretch>
+                      <a:fillRect/>
+                    </a:stretch>
+                  </pic:blipFill>
+                  <pic:spPr bwMode="auto">
+                    <a:xfrm>
+                      <a:off x="0" y="0"/>
+                      <a:ext cx="6534150" cy="6257925"/>
+                    </a:xfrm>
+                    <a:prstGeom prst="rect">
+                      <a:avLst/>
+                    </a:prstGeom>
+                    <a:noFill/>
+                    <a:ln w="9525">
+                      <a:noFill/>
+                      <a:miter lim="800000"/>
+                      <a:headEnd/>
+                      <a:tailEnd/>
+                    </a:ln>
+                  </pic:spPr>
+                </pic:pic>
+              </a:graphicData>
+            </a:graphic>
+          </wp:inline>
+        </w:drawing>
+      </w:r>
+    </w:p>
+    <w:p>
+      <w:pPr>
+        <w:spacing w:after="0" w:line="240" w:lineRule="auto"/>
+      </w:pPr>
+      <w:r>
+        <w:rPr>
+          <w:noProof/>
+          <w:lang w:eastAsia="tr-TR"/>
+        </w:rPr>
+        <w:lastRenderedPageBreak/>
+        <w:drawing>
+          <wp:inline distT="0" distB="0" distL="0" distR="0">
+            <wp:extent cx="6334125" cy="7038975"/>
+            <wp:effectExtent l="19050" t="0" r="9525" b="0"/>
+            <wp:docPr id="2" name="Resim 10"/>
+            <wp:cNvGraphicFramePr>
+              <a:graphicFrameLocks xmlns:a="http://schemas.openxmlformats.org/drawingml/2006/main" noChangeAspect="1"/>
+            </wp:cNvGraphicFramePr>
+            <a:graphic xmlns:a="http://schemas.openxmlformats.org/drawingml/2006/main">
+              <a:graphicData uri="http://schemas.openxmlformats.org/drawingml/2006/picture">
+                <pic:pic xmlns:pic="http://schemas.openxmlformats.org/drawingml/2006/picture">
+                  <pic:nvPicPr>
+                    <pic:cNvPr id="0" name="Picture 10"/>
+                    <pic:cNvPicPr>
+                      <a:picLocks noChangeAspect="1" noChangeArrowheads="1"/>
+                    </pic:cNvPicPr>
+                  </pic:nvPicPr>
+                  <pic:blipFill>
+                    <a:blip r:embed="rId22" cstate="print"/>
+                    <a:srcRect/>
+                    <a:stretch>
+                      <a:fillRect/>
+                    </a:stretch>
+                  </pic:blipFill>
+                  <pic:spPr bwMode="auto">
+                    <a:xfrm>
+                      <a:off x="0" y="0"/>
+                      <a:ext cx="6334125" cy="7038975"/>
+                    </a:xfrm>
+                    <a:prstGeom prst="rect">
+                      <a:avLst/>
+                    </a:prstGeom>
+                    <a:noFill/>
+                    <a:ln w="9525">
+                      <a:noFill/>
+                      <a:miter lim="800000"/>
+                      <a:headEnd/>
+                      <a:tailEnd/>
+                    </a:ln>
+                  </pic:spPr>
+                </pic:pic>
+              </a:graphicData>
+            </a:graphic>
+          </wp:inline>
+        </w:drawing>
+      </w:r>
+    </w:p>
     <w:sectPr>
       <w:pgSz w:w="16838" w:h="11906" w:orient="landscape"/>
-      <w:pgMar w:top="993" w:right="1417" w:bottom="707" w:left="1417" w:header="708" w:footer="708" w:gutter="0"/>
+      <w:pgMar w:top="851" w:right="1417" w:bottom="707" w:left="1417" w:header="708" w:footer="708" w:gutter="0"/>
       <w:cols w:space="708"/>
       <w:titlePg/>
       <w:docGrid w:linePitch="360"/>
@@ -5841,6 +7159,295 @@
 </w:styles>
 </file>
 
+<file path=word/glossary/document.xml><?xml version="1.0" encoding="utf-8"?>
+<w:glossaryDocument xmlns:ve="http://schemas.openxmlformats.org/markup-compatibility/2006" xmlns:o="urn:schemas-microsoft-com:office:office" xmlns:r="http://schemas.openxmlformats.org/officeDocument/2006/relationships" xmlns:m="http://schemas.openxmlformats.org/officeDocument/2006/math" xmlns:v="urn:schemas-microsoft-com:vml" xmlns:wp="http://schemas.openxmlformats.org/drawingml/2006/wordprocessingDrawing" xmlns:w10="urn:schemas-microsoft-com:office:word" xmlns:w="http://schemas.openxmlformats.org/wordprocessingml/2006/main" xmlns:wne="http://schemas.microsoft.com/office/word/2006/wordml">
+  <w:docParts/>
+</w:glossaryDocument>
+</file>
+
+<file path=word/glossary/fontTable.xml><?xml version="1.0" encoding="utf-8"?>
+<w:fonts xmlns:r="http://schemas.openxmlformats.org/officeDocument/2006/relationships" xmlns:w="http://schemas.openxmlformats.org/wordprocessingml/2006/main">
+  <w:font w:name="Times New Roman">
+    <w:panose1 w:val="02020603050405020304"/>
+    <w:charset w:val="A2"/>
+    <w:family w:val="roman"/>
+    <w:pitch w:val="variable"/>
+    <w:sig w:usb0="E0002EFF" w:usb1="C000785B" w:usb2="00000009" w:usb3="00000000" w:csb0="000001FF" w:csb1="00000000"/>
+  </w:font>
+  <w:font w:name="Calibri">
+    <w:panose1 w:val="020F0502020204030204"/>
+    <w:charset w:val="A2"/>
+    <w:family w:val="swiss"/>
+    <w:pitch w:val="variable"/>
+    <w:sig w:usb0="E4002EFF" w:usb1="C200247B" w:usb2="00000009" w:usb3="00000000" w:csb0="000001FF" w:csb1="00000000"/>
+  </w:font>
+  <w:font w:name="Cambria">
+    <w:panose1 w:val="02040503050406030204"/>
+    <w:charset w:val="A2"/>
+    <w:family w:val="roman"/>
+    <w:pitch w:val="variable"/>
+    <w:sig w:usb0="E00006FF" w:usb1="420024FF" w:usb2="02000000" w:usb3="00000000" w:csb0="0000019F" w:csb1="00000000"/>
+  </w:font>
+  <w:font w:name="Tahoma">
+    <w:panose1 w:val="020B0604030504040204"/>
+    <w:charset w:val="00"/>
+    <w:family w:val="swiss"/>
+    <w:notTrueType/>
+    <w:pitch w:val="variable"/>
+    <w:sig w:usb0="00000003" w:usb1="00000000" w:usb2="00000000" w:usb3="00000000" w:csb0="00000001" w:csb1="00000000"/>
+  </w:font>
+  <w:font w:name="Wingdings">
+    <w:panose1 w:val="05000000000000000000"/>
+    <w:charset w:val="02"/>
+    <w:family w:val="auto"/>
+    <w:pitch w:val="variable"/>
+    <w:sig w:usb0="00000000" w:usb1="10000000" w:usb2="00000000" w:usb3="00000000" w:csb0="80000000" w:csb1="00000000"/>
+  </w:font>
+  <w:font w:name="Cascadia Code Light">
+    <w:panose1 w:val="020B0609020000020004"/>
+    <w:charset w:val="A2"/>
+    <w:family w:val="modern"/>
+    <w:pitch w:val="fixed"/>
+    <w:sig w:usb0="A1002AFF" w:usb1="4000F9FB" w:usb2="00040000" w:usb3="00000000" w:csb0="000001FF" w:csb1="00000000"/>
+  </w:font>
+</w:fonts>
+</file>
+
+<file path=word/glossary/settings.xml><?xml version="1.0" encoding="utf-8"?>
+<w:settings xmlns:o="urn:schemas-microsoft-com:office:office" xmlns:r="http://schemas.openxmlformats.org/officeDocument/2006/relationships" xmlns:m="http://schemas.openxmlformats.org/officeDocument/2006/math" xmlns:v="urn:schemas-microsoft-com:vml" xmlns:w10="urn:schemas-microsoft-com:office:word" xmlns:w="http://schemas.openxmlformats.org/wordprocessingml/2006/main" xmlns:sl="http://schemas.openxmlformats.org/schemaLibrary/2006/main">
+  <w:view w:val="normal"/>
+  <w:defaultTabStop w:val="708"/>
+  <w:hyphenationZone w:val="425"/>
+  <w:characterSpacingControl w:val="doNotCompress"/>
+  <w:compat>
+    <w:useFELayout/>
+  </w:compat>
+  <w:rsids>
+    <w:rsidRoot w:val="00494522"/>
+    <w:rsid w:val="00494522"/>
+    <w:rsid w:val="006E0D6F"/>
+  </w:rsids>
+  <m:mathPr>
+    <m:mathFont m:val="Cambria Math"/>
+    <m:brkBin m:val="before"/>
+    <m:brkBinSub m:val="--"/>
+    <m:smallFrac m:val="off"/>
+    <m:dispDef/>
+    <m:lMargin m:val="0"/>
+    <m:rMargin m:val="0"/>
+    <m:defJc m:val="centerGroup"/>
+    <m:wrapIndent m:val="1440"/>
+    <m:intLim m:val="subSup"/>
+    <m:naryLim m:val="undOvr"/>
+  </m:mathPr>
+  <w:themeFontLang w:val="tr-TR"/>
+  <w:clrSchemeMapping w:bg1="light1" w:t1="dark1" w:bg2="light2" w:t2="dark2" w:accent1="accent1" w:accent2="accent2" w:accent3="accent3" w:accent4="accent4" w:accent5="accent5" w:accent6="accent6" w:hyperlink="hyperlink" w:followedHyperlink="followedHyperlink"/>
+  <w:decimalSymbol w:val=","/>
+  <w:listSeparator w:val=";"/>
+</w:settings>
+</file>
+
+<file path=word/glossary/styles.xml><?xml version="1.0" encoding="utf-8"?>
+<w:styles xmlns:r="http://schemas.openxmlformats.org/officeDocument/2006/relationships" xmlns:w="http://schemas.openxmlformats.org/wordprocessingml/2006/main">
+  <w:docDefaults>
+    <w:rPrDefault>
+      <w:rPr>
+        <w:rFonts w:asciiTheme="minorHAnsi" w:eastAsiaTheme="minorEastAsia" w:hAnsiTheme="minorHAnsi" w:cstheme="minorBidi"/>
+        <w:sz w:val="22"/>
+        <w:szCs w:val="22"/>
+        <w:lang w:val="tr-TR" w:eastAsia="tr-TR" w:bidi="ar-SA"/>
+      </w:rPr>
+    </w:rPrDefault>
+    <w:pPrDefault>
+      <w:pPr>
+        <w:spacing w:after="200" w:line="276" w:lineRule="auto"/>
+      </w:pPr>
+    </w:pPrDefault>
+  </w:docDefaults>
+  <w:latentStyles w:defLockedState="0" w:defUIPriority="99" w:defSemiHidden="1" w:defUnhideWhenUsed="1" w:defQFormat="0" w:count="267">
+    <w:lsdException w:name="Normal" w:semiHidden="0" w:uiPriority="0" w:unhideWhenUsed="0" w:qFormat="1"/>
+    <w:lsdException w:name="heading 1" w:semiHidden="0" w:uiPriority="9" w:unhideWhenUsed="0" w:qFormat="1"/>
+    <w:lsdException w:name="heading 2" w:uiPriority="9" w:qFormat="1"/>
+    <w:lsdException w:name="heading 3" w:uiPriority="9" w:qFormat="1"/>
+    <w:lsdException w:name="heading 4" w:uiPriority="9" w:qFormat="1"/>
+    <w:lsdException w:name="heading 5" w:uiPriority="9" w:qFormat="1"/>
+    <w:lsdException w:name="heading 6" w:uiPriority="9" w:qFormat="1"/>
+    <w:lsdException w:name="heading 7" w:uiPriority="9" w:qFormat="1"/>
+    <w:lsdException w:name="heading 8" w:uiPriority="9" w:qFormat="1"/>
+    <w:lsdException w:name="heading 9" w:uiPriority="9" w:qFormat="1"/>
+    <w:lsdException w:name="toc 1" w:uiPriority="39"/>
+    <w:lsdException w:name="toc 2" w:uiPriority="39"/>
+    <w:lsdException w:name="toc 3" w:uiPriority="39"/>
+    <w:lsdException w:name="toc 4" w:uiPriority="39"/>
+    <w:lsdException w:name="toc 5" w:uiPriority="39"/>
+    <w:lsdException w:name="toc 6" w:uiPriority="39"/>
+    <w:lsdException w:name="toc 7" w:uiPriority="39"/>
+    <w:lsdException w:name="toc 8" w:uiPriority="39"/>
+    <w:lsdException w:name="toc 9" w:uiPriority="39"/>
+    <w:lsdException w:name="caption" w:uiPriority="35" w:qFormat="1"/>
+    <w:lsdException w:name="Title" w:semiHidden="0" w:uiPriority="10" w:unhideWhenUsed="0" w:qFormat="1"/>
+    <w:lsdException w:name="Default Paragraph Font" w:uiPriority="1"/>
+    <w:lsdException w:name="Subtitle" w:semiHidden="0" w:uiPriority="11" w:unhideWhenUsed="0" w:qFormat="1"/>
+    <w:lsdException w:name="Strong" w:semiHidden="0" w:uiPriority="22" w:unhideWhenUsed="0" w:qFormat="1"/>
+    <w:lsdException w:name="Emphasis" w:semiHidden="0" w:uiPriority="20" w:unhideWhenUsed="0" w:qFormat="1"/>
+    <w:lsdException w:name="Table Grid" w:semiHidden="0" w:uiPriority="59" w:unhideWhenUsed="0"/>
+    <w:lsdException w:name="Placeholder Text" w:unhideWhenUsed="0"/>
+    <w:lsdException w:name="No Spacing" w:semiHidden="0" w:uiPriority="1" w:unhideWhenUsed="0" w:qFormat="1"/>
+    <w:lsdException w:name="Light Shading" w:semiHidden="0" w:uiPriority="60" w:unhideWhenUsed="0"/>
+    <w:lsdException w:name="Light List" w:semiHidden="0" w:uiPriority="61" w:unhideWhenUsed="0"/>
+    <w:lsdException w:name="Light Grid" w:semiHidden="0" w:uiPriority="62" w:unhideWhenUsed="0"/>
+    <w:lsdException w:name="Medium Shading 1" w:semiHidden="0" w:uiPriority="63" w:unhideWhenUsed="0"/>
+    <w:lsdException w:name="Medium Shading 2" w:semiHidden="0" w:uiPriority="64" w:unhideWhenUsed="0"/>
+    <w:lsdException w:name="Medium List 1" w:semiHidden="0" w:uiPriority="65" w:unhideWhenUsed="0"/>
+    <w:lsdException w:name="Medium List 2" w:semiHidden="0" w:uiPriority="66" w:unhideWhenUsed="0"/>
+    <w:lsdException w:name="Medium Grid 1" w:semiHidden="0" w:uiPriority="67" w:unhideWhenUsed="0"/>
+    <w:lsdException w:name="Medium Grid 2" w:semiHidden="0" w:uiPriority="68" w:unhideWhenUsed="0"/>
+    <w:lsdException w:name="Medium Grid 3" w:semiHidden="0" w:uiPriority="69" w:unhideWhenUsed="0"/>
+    <w:lsdException w:name="Dark List" w:semiHidden="0" w:uiPriority="70" w:unhideWhenUsed="0"/>
+    <w:lsdException w:name="Colorful Shading" w:semiHidden="0" w:uiPriority="71" w:unhideWhenUsed="0"/>
+    <w:lsdException w:name="Colorful List" w:semiHidden="0" w:uiPriority="72" w:unhideWhenUsed="0"/>
+    <w:lsdException w:name="Colorful Grid" w:semiHidden="0" w:uiPriority="73" w:unhideWhenUsed="0"/>
+    <w:lsdException w:name="Light Shading Accent 1" w:semiHidden="0" w:uiPriority="60" w:unhideWhenUsed="0"/>
+    <w:lsdException w:name="Light List Accent 1" w:semiHidden="0" w:uiPriority="61" w:unhideWhenUsed="0"/>
+    <w:lsdException w:name="Light Grid Accent 1" w:semiHidden="0" w:uiPriority="62" w:unhideWhenUsed="0"/>
+    <w:lsdException w:name="Medium Shading 1 Accent 1" w:semiHidden="0" w:uiPriority="63" w:unhideWhenUsed="0"/>
+    <w:lsdException w:name="Medium Shading 2 Accent 1" w:semiHidden="0" w:uiPriority="64" w:unhideWhenUsed="0"/>
+    <w:lsdException w:name="Medium List 1 Accent 1" w:semiHidden="0" w:uiPriority="65" w:unhideWhenUsed="0"/>
+    <w:lsdException w:name="Revision" w:unhideWhenUsed="0"/>
+    <w:lsdException w:name="List Paragraph" w:semiHidden="0" w:uiPriority="34" w:unhideWhenUsed="0" w:qFormat="1"/>
+    <w:lsdException w:name="Quote" w:semiHidden="0" w:uiPriority="29" w:unhideWhenUsed="0" w:qFormat="1"/>
+    <w:lsdException w:name="Intense Quote" w:semiHidden="0" w:uiPriority="30" w:unhideWhenUsed="0" w:qFormat="1"/>
+    <w:lsdException w:name="Medium List 2 Accent 1" w:semiHidden="0" w:uiPriority="66" w:unhideWhenUsed="0"/>
+    <w:lsdException w:name="Medium Grid 1 Accent 1" w:semiHidden="0" w:uiPriority="67" w:unhideWhenUsed="0"/>
+    <w:lsdException w:name="Medium Grid 2 Accent 1" w:semiHidden="0" w:uiPriority="68" w:unhideWhenUsed="0"/>
+    <w:lsdException w:name="Medium Grid 3 Accent 1" w:semiHidden="0" w:uiPriority="69" w:unhideWhenUsed="0"/>
+    <w:lsdException w:name="Dark List Accent 1" w:semiHidden="0" w:uiPriority="70" w:unhideWhenUsed="0"/>
+    <w:lsdException w:name="Colorful Shading Accent 1" w:semiHidden="0" w:uiPriority="71" w:unhideWhenUsed="0"/>
+    <w:lsdException w:name="Colorful List Accent 1" w:semiHidden="0" w:uiPriority="72" w:unhideWhenUsed="0"/>
+    <w:lsdException w:name="Colorful Grid Accent 1" w:semiHidden="0" w:uiPriority="73" w:unhideWhenUsed="0"/>
+    <w:lsdException w:name="Light Shading Accent 2" w:semiHidden="0" w:uiPriority="60" w:unhideWhenUsed="0"/>
+    <w:lsdException w:name="Light List Accent 2" w:semiHidden="0" w:uiPriority="61" w:unhideWhenUsed="0"/>
+    <w:lsdException w:name="Light Grid Accent 2" w:semiHidden="0" w:uiPriority="62" w:unhideWhenUsed="0"/>
+    <w:lsdException w:name="Medium Shading 1 Accent 2" w:semiHidden="0" w:uiPriority="63" w:unhideWhenUsed="0"/>
+    <w:lsdException w:name="Medium Shading 2 Accent 2" w:semiHidden="0" w:uiPriority="64" w:unhideWhenUsed="0"/>
+    <w:lsdException w:name="Medium List 1 Accent 2" w:semiHidden="0" w:uiPriority="65" w:unhideWhenUsed="0"/>
+    <w:lsdException w:name="Medium List 2 Accent 2" w:semiHidden="0" w:uiPriority="66" w:unhideWhenUsed="0"/>
+    <w:lsdException w:name="Medium Grid 1 Accent 2" w:semiHidden="0" w:uiPriority="67" w:unhideWhenUsed="0"/>
+    <w:lsdException w:name="Medium Grid 2 Accent 2" w:semiHidden="0" w:uiPriority="68" w:unhideWhenUsed="0"/>
+    <w:lsdException w:name="Medium Grid 3 Accent 2" w:semiHidden="0" w:uiPriority="69" w:unhideWhenUsed="0"/>
+    <w:lsdException w:name="Dark List Accent 2" w:semiHidden="0" w:uiPriority="70" w:unhideWhenUsed="0"/>
+    <w:lsdException w:name="Colorful Shading Accent 2" w:semiHidden="0" w:uiPriority="71" w:unhideWhenUsed="0"/>
+    <w:lsdException w:name="Colorful List Accent 2" w:semiHidden="0" w:uiPriority="72" w:unhideWhenUsed="0"/>
+    <w:lsdException w:name="Colorful Grid Accent 2" w:semiHidden="0" w:uiPriority="73" w:unhideWhenUsed="0"/>
+    <w:lsdException w:name="Light Shading Accent 3" w:semiHidden="0" w:uiPriority="60" w:unhideWhenUsed="0"/>
+    <w:lsdException w:name="Light List Accent 3" w:semiHidden="0" w:uiPriority="61" w:unhideWhenUsed="0"/>
+    <w:lsdException w:name="Light Grid Accent 3" w:semiHidden="0" w:uiPriority="62" w:unhideWhenUsed="0"/>
+    <w:lsdException w:name="Medium Shading 1 Accent 3" w:semiHidden="0" w:uiPriority="63" w:unhideWhenUsed="0"/>
+    <w:lsdException w:name="Medium Shading 2 Accent 3" w:semiHidden="0" w:uiPriority="64" w:unhideWhenUsed="0"/>
+    <w:lsdException w:name="Medium List 1 Accent 3" w:semiHidden="0" w:uiPriority="65" w:unhideWhenUsed="0"/>
+    <w:lsdException w:name="Medium List 2 Accent 3" w:semiHidden="0" w:uiPriority="66" w:unhideWhenUsed="0"/>
+    <w:lsdException w:name="Medium Grid 1 Accent 3" w:semiHidden="0" w:uiPriority="67" w:unhideWhenUsed="0"/>
+    <w:lsdException w:name="Medium Grid 2 Accent 3" w:semiHidden="0" w:uiPriority="68" w:unhideWhenUsed="0"/>
+    <w:lsdException w:name="Medium Grid 3 Accent 3" w:semiHidden="0" w:uiPriority="69" w:unhideWhenUsed="0"/>
+    <w:lsdException w:name="Dark List Accent 3" w:semiHidden="0" w:uiPriority="70" w:unhideWhenUsed="0"/>
+    <w:lsdException w:name="Colorful Shading Accent 3" w:semiHidden="0" w:uiPriority="71" w:unhideWhenUsed="0"/>
+    <w:lsdException w:name="Colorful List Accent 3" w:semiHidden="0" w:uiPriority="72" w:unhideWhenUsed="0"/>
+    <w:lsdException w:name="Colorful Grid Accent 3" w:semiHidden="0" w:uiPriority="73" w:unhideWhenUsed="0"/>
+    <w:lsdException w:name="Light Shading Accent 4" w:semiHidden="0" w:uiPriority="60" w:unhideWhenUsed="0"/>
+    <w:lsdException w:name="Light List Accent 4" w:semiHidden="0" w:uiPriority="61" w:unhideWhenUsed="0"/>
+    <w:lsdException w:name="Light Grid Accent 4" w:semiHidden="0" w:uiPriority="62" w:unhideWhenUsed="0"/>
+    <w:lsdException w:name="Medium Shading 1 Accent 4" w:semiHidden="0" w:uiPriority="63" w:unhideWhenUsed="0"/>
+    <w:lsdException w:name="Medium Shading 2 Accent 4" w:semiHidden="0" w:uiPriority="64" w:unhideWhenUsed="0"/>
+    <w:lsdException w:name="Medium List 1 Accent 4" w:semiHidden="0" w:uiPriority="65" w:unhideWhenUsed="0"/>
+    <w:lsdException w:name="Medium List 2 Accent 4" w:semiHidden="0" w:uiPriority="66" w:unhideWhenUsed="0"/>
+    <w:lsdException w:name="Medium Grid 1 Accent 4" w:semiHidden="0" w:uiPriority="67" w:unhideWhenUsed="0"/>
+    <w:lsdException w:name="Medium Grid 2 Accent 4" w:semiHidden="0" w:uiPriority="68" w:unhideWhenUsed="0"/>
+    <w:lsdException w:name="Medium Grid 3 Accent 4" w:semiHidden="0" w:uiPriority="69" w:unhideWhenUsed="0"/>
+    <w:lsdException w:name="Dark List Accent 4" w:semiHidden="0" w:uiPriority="70" w:unhideWhenUsed="0"/>
+    <w:lsdException w:name="Colorful Shading Accent 4" w:semiHidden="0" w:uiPriority="71" w:unhideWhenUsed="0"/>
+    <w:lsdException w:name="Colorful List Accent 4" w:semiHidden="0" w:uiPriority="72" w:unhideWhenUsed="0"/>
+    <w:lsdException w:name="Colorful Grid Accent 4" w:semiHidden="0" w:uiPriority="73" w:unhideWhenUsed="0"/>
+    <w:lsdException w:name="Light Shading Accent 5" w:semiHidden="0" w:uiPriority="60" w:unhideWhenUsed="0"/>
+    <w:lsdException w:name="Light List Accent 5" w:semiHidden="0" w:uiPriority="61" w:unhideWhenUsed="0"/>
+    <w:lsdException w:name="Light Grid Accent 5" w:semiHidden="0" w:uiPriority="62" w:unhideWhenUsed="0"/>
+    <w:lsdException w:name="Medium Shading 1 Accent 5" w:semiHidden="0" w:uiPriority="63" w:unhideWhenUsed="0"/>
+    <w:lsdException w:name="Medium Shading 2 Accent 5" w:semiHidden="0" w:uiPriority="64" w:unhideWhenUsed="0"/>
+    <w:lsdException w:name="Medium List 1 Accent 5" w:semiHidden="0" w:uiPriority="65" w:unhideWhenUsed="0"/>
+    <w:lsdException w:name="Medium List 2 Accent 5" w:semiHidden="0" w:uiPriority="66" w:unhideWhenUsed="0"/>
+    <w:lsdException w:name="Medium Grid 1 Accent 5" w:semiHidden="0" w:uiPriority="67" w:unhideWhenUsed="0"/>
+    <w:lsdException w:name="Medium Grid 2 Accent 5" w:semiHidden="0" w:uiPriority="68" w:unhideWhenUsed="0"/>
+    <w:lsdException w:name="Medium Grid 3 Accent 5" w:semiHidden="0" w:uiPriority="69" w:unhideWhenUsed="0"/>
+    <w:lsdException w:name="Dark List Accent 5" w:semiHidden="0" w:uiPriority="70" w:unhideWhenUsed="0"/>
+    <w:lsdException w:name="Colorful Shading Accent 5" w:semiHidden="0" w:uiPriority="71" w:unhideWhenUsed="0"/>
+    <w:lsdException w:name="Colorful List Accent 5" w:semiHidden="0" w:uiPriority="72" w:unhideWhenUsed="0"/>
+    <w:lsdException w:name="Colorful Grid Accent 5" w:semiHidden="0" w:uiPriority="73" w:unhideWhenUsed="0"/>
+    <w:lsdException w:name="Light Shading Accent 6" w:semiHidden="0" w:uiPriority="60" w:unhideWhenUsed="0"/>
+    <w:lsdException w:name="Light List Accent 6" w:semiHidden="0" w:uiPriority="61" w:unhideWhenUsed="0"/>
+    <w:lsdException w:name="Light Grid Accent 6" w:semiHidden="0" w:uiPriority="62" w:unhideWhenUsed="0"/>
+    <w:lsdException w:name="Medium Shading 1 Accent 6" w:semiHidden="0" w:uiPriority="63" w:unhideWhenUsed="0"/>
+    <w:lsdException w:name="Medium Shading 2 Accent 6" w:semiHidden="0" w:uiPriority="64" w:unhideWhenUsed="0"/>
+    <w:lsdException w:name="Medium List 1 Accent 6" w:semiHidden="0" w:uiPriority="65" w:unhideWhenUsed="0"/>
+    <w:lsdException w:name="Medium List 2 Accent 6" w:semiHidden="0" w:uiPriority="66" w:unhideWhenUsed="0"/>
+    <w:lsdException w:name="Medium Grid 1 Accent 6" w:semiHidden="0" w:uiPriority="67" w:unhideWhenUsed="0"/>
+    <w:lsdException w:name="Medium Grid 2 Accent 6" w:semiHidden="0" w:uiPriority="68" w:unhideWhenUsed="0"/>
+    <w:lsdException w:name="Medium Grid 3 Accent 6" w:semiHidden="0" w:uiPriority="69" w:unhideWhenUsed="0"/>
+    <w:lsdException w:name="Dark List Accent 6" w:semiHidden="0" w:uiPriority="70" w:unhideWhenUsed="0"/>
+    <w:lsdException w:name="Colorful Shading Accent 6" w:semiHidden="0" w:uiPriority="71" w:unhideWhenUsed="0"/>
+    <w:lsdException w:name="Colorful List Accent 6" w:semiHidden="0" w:uiPriority="72" w:unhideWhenUsed="0"/>
+    <w:lsdException w:name="Colorful Grid Accent 6" w:semiHidden="0" w:uiPriority="73" w:unhideWhenUsed="0"/>
+    <w:lsdException w:name="Subtle Emphasis" w:semiHidden="0" w:uiPriority="19" w:unhideWhenUsed="0" w:qFormat="1"/>
+    <w:lsdException w:name="Intense Emphasis" w:semiHidden="0" w:uiPriority="21" w:unhideWhenUsed="0" w:qFormat="1"/>
+    <w:lsdException w:name="Subtle Reference" w:semiHidden="0" w:uiPriority="31" w:unhideWhenUsed="0" w:qFormat="1"/>
+    <w:lsdException w:name="Intense Reference" w:semiHidden="0" w:uiPriority="32" w:unhideWhenUsed="0" w:qFormat="1"/>
+    <w:lsdException w:name="Book Title" w:semiHidden="0" w:uiPriority="33" w:unhideWhenUsed="0" w:qFormat="1"/>
+    <w:lsdException w:name="Bibliography" w:uiPriority="37"/>
+    <w:lsdException w:name="TOC Heading" w:uiPriority="39" w:qFormat="1"/>
+  </w:latentStyles>
+  <w:style w:type="paragraph" w:default="1" w:styleId="Normal">
+    <w:name w:val="Normal"/>
+    <w:qFormat/>
+  </w:style>
+  <w:style w:type="character" w:default="1" w:styleId="VarsaylanParagrafYazTipi">
+    <w:name w:val="Default Paragraph Font"/>
+    <w:uiPriority w:val="1"/>
+    <w:semiHidden/>
+    <w:unhideWhenUsed/>
+  </w:style>
+  <w:style w:type="table" w:default="1" w:styleId="NormalTablo">
+    <w:name w:val="Normal Table"/>
+    <w:uiPriority w:val="99"/>
+    <w:semiHidden/>
+    <w:unhideWhenUsed/>
+    <w:qFormat/>
+    <w:tblPr>
+      <w:tblInd w:w="0" w:type="dxa"/>
+      <w:tblCellMar>
+        <w:top w:w="0" w:type="dxa"/>
+        <w:left w:w="108" w:type="dxa"/>
+        <w:bottom w:w="0" w:type="dxa"/>
+        <w:right w:w="108" w:type="dxa"/>
+      </w:tblCellMar>
+    </w:tblPr>
+  </w:style>
+  <w:style w:type="numbering" w:default="1" w:styleId="ListeYok">
+    <w:name w:val="No List"/>
+    <w:uiPriority w:val="99"/>
+    <w:semiHidden/>
+    <w:unhideWhenUsed/>
+  </w:style>
+  <w:style w:type="paragraph" w:customStyle="1" w:styleId="AEBE46CE40B2427697802C5867D669FA">
+    <w:name w:val="AEBE46CE40B2427697802C5867D669FA"/>
+    <w:rsid w:val="00494522"/>
+  </w:style>
+</w:styles>
+</file>
+
+<file path=word/glossary/webSettings.xml><?xml version="1.0" encoding="utf-8"?>
+<w:webSettings xmlns:r="http://schemas.openxmlformats.org/officeDocument/2006/relationships" xmlns:w="http://schemas.openxmlformats.org/wordprocessingml/2006/main">
+  <w:optimizeForBrowser/>
+</w:webSettings>
+</file>
+
 <file path=word/theme/theme1.xml><?xml version="1.0" encoding="utf-8"?>
 <a:theme xmlns:a="http://schemas.openxmlformats.org/drawingml/2006/main" name="Ofis Teması">
   <a:themeElements>
@@ -6148,7 +7755,7 @@
 </file>
 
 <file path=customXml/itemProps2.xml><?xml version="1.0" encoding="utf-8"?>
-<ds:datastoreItem xmlns:ds="http://schemas.openxmlformats.org/officeDocument/2006/customXml" ds:itemID="{4C72EF11-0A5C-49DF-A44E-E816DD446358}">
+<ds:datastoreItem xmlns:ds="http://schemas.openxmlformats.org/officeDocument/2006/customXml" ds:itemID="{96D99D9F-94B8-4A1D-B705-556D703589CD}">
   <ds:schemaRefs>
     <ds:schemaRef ds:uri="http://schemas.openxmlformats.org/officeDocument/2006/bibliography"/>
   </ds:schemaRefs>

--- a/Help/Turkce/lolin_tr.docx
+++ b/Help/Turkce/lolin_tr.docx
@@ -1486,6 +1486,10 @@
         </w:pict>
       </w:r>
       <w:r>
+        <w:rPr>
+          <w:noProof/>
+          <w:lang w:eastAsia="tr-TR"/>
+        </w:rPr>
         <w:drawing>
           <wp:inline distT="0" distB="0" distL="0" distR="0">
             <wp:extent cx="4848225" cy="2085975"/>
@@ -5696,6 +5700,11 @@
         <w:t>GÖNDEREN CİHAZ</w:t>
       </w:r>
     </w:p>
+    <w:p>
+      <w:pPr>
+        <w:spacing w:after="0" w:line="240" w:lineRule="auto"/>
+      </w:pPr>
+    </w:p>
     <w:tbl>
       <w:tblPr>
         <w:tblStyle w:val="TabloKlavuzu"/>
@@ -5933,7 +5942,13 @@
       <w:pPr>
         <w:spacing w:after="0" w:line="240" w:lineRule="auto"/>
       </w:pPr>
-      <w:r>
+    </w:p>
+    <w:p>
+      <w:pPr>
+        <w:spacing w:after="0" w:line="240" w:lineRule="auto"/>
+      </w:pPr>
+      <w:r>
+        <w:lastRenderedPageBreak/>
         <w:t>ALICI CİHAZ</w:t>
       </w:r>
     </w:p>
@@ -6146,6 +6161,11 @@
       <w:pPr>
         <w:spacing w:after="0" w:line="240" w:lineRule="auto"/>
       </w:pPr>
+    </w:p>
+    <w:p>
+      <w:pPr>
+        <w:spacing w:after="0" w:line="240" w:lineRule="auto"/>
+      </w:pPr>
       <w:r>
         <w:rPr>
           <w:noProof/>
@@ -6154,9 +6174,9 @@
         <w:lastRenderedPageBreak/>
         <w:drawing>
           <wp:inline distT="0" distB="0" distL="0" distR="0">
-            <wp:extent cx="6534150" cy="6120939"/>
+            <wp:extent cx="5067300" cy="5105400"/>
             <wp:effectExtent l="19050" t="0" r="0" b="0"/>
-            <wp:docPr id="13" name="Resim 13"/>
+            <wp:docPr id="4" name="Resim 13"/>
             <wp:cNvGraphicFramePr>
               <a:graphicFrameLocks xmlns:a="http://schemas.openxmlformats.org/drawingml/2006/main" noChangeAspect="1"/>
             </wp:cNvGraphicFramePr>
@@ -6179,7 +6199,7 @@
                   <pic:spPr bwMode="auto">
                     <a:xfrm>
                       <a:off x="0" y="0"/>
-                      <a:ext cx="6534150" cy="6120939"/>
+                      <a:ext cx="5067300" cy="5105400"/>
                     </a:xfrm>
                     <a:prstGeom prst="rect">
                       <a:avLst/>
@@ -6208,9 +6228,19 @@
       <w:pPr>
         <w:spacing w:after="0" w:line="240" w:lineRule="auto"/>
       </w:pPr>
+    </w:p>
+    <w:p>
+      <w:pPr>
+        <w:spacing w:after="0" w:line="240" w:lineRule="auto"/>
+      </w:pPr>
       <w:r>
         <w:t>ALICI CİHAZ ÖRNEKLERİ</w:t>
       </w:r>
+    </w:p>
+    <w:p>
+      <w:pPr>
+        <w:spacing w:after="0" w:line="240" w:lineRule="auto"/>
+      </w:pPr>
     </w:p>
     <w:p>
       <w:pPr>
@@ -6224,9 +6254,9 @@
         <w:lastRenderedPageBreak/>
         <w:drawing>
           <wp:inline distT="0" distB="0" distL="0" distR="0">
-            <wp:extent cx="6534150" cy="6257925"/>
+            <wp:extent cx="4514850" cy="5857875"/>
             <wp:effectExtent l="19050" t="0" r="0" b="0"/>
-            <wp:docPr id="7" name="Resim 7"/>
+            <wp:docPr id="5" name="Resim 16"/>
             <wp:cNvGraphicFramePr>
               <a:graphicFrameLocks xmlns:a="http://schemas.openxmlformats.org/drawingml/2006/main" noChangeAspect="1"/>
             </wp:cNvGraphicFramePr>
@@ -6234,7 +6264,7 @@
               <a:graphicData uri="http://schemas.openxmlformats.org/drawingml/2006/picture">
                 <pic:pic xmlns:pic="http://schemas.openxmlformats.org/drawingml/2006/picture">
                   <pic:nvPicPr>
-                    <pic:cNvPr id="0" name="Picture 7"/>
+                    <pic:cNvPr id="0" name="Picture 16"/>
                     <pic:cNvPicPr>
                       <a:picLocks noChangeAspect="1" noChangeArrowheads="1"/>
                     </pic:cNvPicPr>
@@ -6249,7 +6279,7 @@
                   <pic:spPr bwMode="auto">
                     <a:xfrm>
                       <a:off x="0" y="0"/>
-                      <a:ext cx="6534150" cy="6257925"/>
+                      <a:ext cx="4514850" cy="5857875"/>
                     </a:xfrm>
                     <a:prstGeom prst="rect">
                       <a:avLst/>
@@ -6273,6 +6303,16 @@
       <w:pPr>
         <w:spacing w:after="0" w:line="240" w:lineRule="auto"/>
       </w:pPr>
+    </w:p>
+    <w:p>
+      <w:pPr>
+        <w:spacing w:after="0" w:line="240" w:lineRule="auto"/>
+      </w:pPr>
+    </w:p>
+    <w:p>
+      <w:pPr>
+        <w:spacing w:after="0" w:line="240" w:lineRule="auto"/>
+      </w:pPr>
       <w:r>
         <w:rPr>
           <w:noProof/>
@@ -6281,9 +6321,9 @@
         <w:lastRenderedPageBreak/>
         <w:drawing>
           <wp:inline distT="0" distB="0" distL="0" distR="0">
-            <wp:extent cx="6334125" cy="7038975"/>
+            <wp:extent cx="4371975" cy="5810250"/>
             <wp:effectExtent l="19050" t="0" r="9525" b="0"/>
-            <wp:docPr id="2" name="Resim 10"/>
+            <wp:docPr id="8" name="Resim 19"/>
             <wp:cNvGraphicFramePr>
               <a:graphicFrameLocks xmlns:a="http://schemas.openxmlformats.org/drawingml/2006/main" noChangeAspect="1"/>
             </wp:cNvGraphicFramePr>
@@ -6291,7 +6331,7 @@
               <a:graphicData uri="http://schemas.openxmlformats.org/drawingml/2006/picture">
                 <pic:pic xmlns:pic="http://schemas.openxmlformats.org/drawingml/2006/picture">
                   <pic:nvPicPr>
-                    <pic:cNvPr id="0" name="Picture 10"/>
+                    <pic:cNvPr id="0" name="Picture 19"/>
                     <pic:cNvPicPr>
                       <a:picLocks noChangeAspect="1" noChangeArrowheads="1"/>
                     </pic:cNvPicPr>
@@ -6306,7 +6346,133 @@
                   <pic:spPr bwMode="auto">
                     <a:xfrm>
                       <a:off x="0" y="0"/>
-                      <a:ext cx="6334125" cy="7038975"/>
+                      <a:ext cx="4371975" cy="5810250"/>
+                    </a:xfrm>
+                    <a:prstGeom prst="rect">
+                      <a:avLst/>
+                    </a:prstGeom>
+                    <a:noFill/>
+                    <a:ln w="9525">
+                      <a:noFill/>
+                      <a:miter lim="800000"/>
+                      <a:headEnd/>
+                      <a:tailEnd/>
+                    </a:ln>
+                  </pic:spPr>
+                </pic:pic>
+              </a:graphicData>
+            </a:graphic>
+          </wp:inline>
+        </w:drawing>
+      </w:r>
+      <w:r>
+        <w:t xml:space="preserve"> DHT </w:t>
+      </w:r>
+      <w:proofErr w:type="spellStart"/>
+      <w:r>
+        <w:t>sensörü</w:t>
+      </w:r>
+      <w:proofErr w:type="spellEnd"/>
+      <w:r>
+        <w:t xml:space="preserve"> hatasının sebebi 0|0|</w:t>
+      </w:r>
+      <w:proofErr w:type="spellStart"/>
+      <w:r>
+        <w:t>Sicak</w:t>
+      </w:r>
+      <w:proofErr w:type="spellEnd"/>
+      <w:r>
+        <w:t>_Nem kısmında acil durum değeri 0 olması</w:t>
+      </w:r>
+    </w:p>
+    <w:p>
+      <w:pPr>
+        <w:spacing w:after="0" w:line="240" w:lineRule="auto"/>
+      </w:pPr>
+    </w:p>
+    <w:p>
+      <w:pPr>
+        <w:spacing w:after="0" w:line="240" w:lineRule="auto"/>
+      </w:pPr>
+      <w:r>
+        <w:t>Doğru örnek</w:t>
+      </w:r>
+      <w:r>
+        <w:t xml:space="preserve"> </w:t>
+      </w:r>
+      <w:proofErr w:type="spellStart"/>
+      <w:proofErr w:type="gramStart"/>
+      <w:r>
+        <w:t>sensör</w:t>
+      </w:r>
+      <w:proofErr w:type="spellEnd"/>
+      <w:r>
+        <w:t xml:space="preserve">    </w:t>
+      </w:r>
+      <w:proofErr w:type="spellStart"/>
+      <w:r>
+        <w:t>acilseviye</w:t>
+      </w:r>
+      <w:proofErr w:type="spellEnd"/>
+      <w:proofErr w:type="gramEnd"/>
+      <w:r>
+        <w:t xml:space="preserve"> ve </w:t>
+      </w:r>
+      <w:proofErr w:type="spellStart"/>
+      <w:r>
+        <w:t>acildegerden</w:t>
+      </w:r>
+      <w:proofErr w:type="spellEnd"/>
+      <w:r>
+        <w:t xml:space="preserve"> etkilenmesin diye 0 yerine boşluk yapıyoruz.            | | |</w:t>
+      </w:r>
+      <w:proofErr w:type="spellStart"/>
+      <w:r>
+        <w:t>Sicak</w:t>
+      </w:r>
+      <w:proofErr w:type="spellEnd"/>
+      <w:r>
+        <w:t>_Nem</w:t>
+      </w:r>
+    </w:p>
+    <w:p>
+      <w:pPr>
+        <w:spacing w:after="0" w:line="240" w:lineRule="auto"/>
+      </w:pPr>
+      <w:r>
+        <w:rPr>
+          <w:noProof/>
+          <w:lang w:eastAsia="tr-TR"/>
+        </w:rPr>
+        <w:lastRenderedPageBreak/>
+        <w:drawing>
+          <wp:inline distT="0" distB="0" distL="0" distR="0">
+            <wp:extent cx="4867275" cy="5943600"/>
+            <wp:effectExtent l="19050" t="0" r="9525" b="0"/>
+            <wp:docPr id="9" name="Resim 22"/>
+            <wp:cNvGraphicFramePr>
+              <a:graphicFrameLocks xmlns:a="http://schemas.openxmlformats.org/drawingml/2006/main" noChangeAspect="1"/>
+            </wp:cNvGraphicFramePr>
+            <a:graphic xmlns:a="http://schemas.openxmlformats.org/drawingml/2006/main">
+              <a:graphicData uri="http://schemas.openxmlformats.org/drawingml/2006/picture">
+                <pic:pic xmlns:pic="http://schemas.openxmlformats.org/drawingml/2006/picture">
+                  <pic:nvPicPr>
+                    <pic:cNvPr id="0" name="Picture 22"/>
+                    <pic:cNvPicPr>
+                      <a:picLocks noChangeAspect="1" noChangeArrowheads="1"/>
+                    </pic:cNvPicPr>
+                  </pic:nvPicPr>
+                  <pic:blipFill>
+                    <a:blip r:embed="rId23" cstate="print"/>
+                    <a:srcRect/>
+                    <a:stretch>
+                      <a:fillRect/>
+                    </a:stretch>
+                  </pic:blipFill>
+                  <pic:spPr bwMode="auto">
+                    <a:xfrm>
+                      <a:off x="0" y="0"/>
+                      <a:ext cx="4867275" cy="5943600"/>
                     </a:xfrm>
                     <a:prstGeom prst="rect">
                       <a:avLst/>
@@ -7159,295 +7325,6 @@
 </w:styles>
 </file>
 
-<file path=word/glossary/document.xml><?xml version="1.0" encoding="utf-8"?>
-<w:glossaryDocument xmlns:ve="http://schemas.openxmlformats.org/markup-compatibility/2006" xmlns:o="urn:schemas-microsoft-com:office:office" xmlns:r="http://schemas.openxmlformats.org/officeDocument/2006/relationships" xmlns:m="http://schemas.openxmlformats.org/officeDocument/2006/math" xmlns:v="urn:schemas-microsoft-com:vml" xmlns:wp="http://schemas.openxmlformats.org/drawingml/2006/wordprocessingDrawing" xmlns:w10="urn:schemas-microsoft-com:office:word" xmlns:w="http://schemas.openxmlformats.org/wordprocessingml/2006/main" xmlns:wne="http://schemas.microsoft.com/office/word/2006/wordml">
-  <w:docParts/>
-</w:glossaryDocument>
-</file>
-
-<file path=word/glossary/fontTable.xml><?xml version="1.0" encoding="utf-8"?>
-<w:fonts xmlns:r="http://schemas.openxmlformats.org/officeDocument/2006/relationships" xmlns:w="http://schemas.openxmlformats.org/wordprocessingml/2006/main">
-  <w:font w:name="Times New Roman">
-    <w:panose1 w:val="02020603050405020304"/>
-    <w:charset w:val="A2"/>
-    <w:family w:val="roman"/>
-    <w:pitch w:val="variable"/>
-    <w:sig w:usb0="E0002EFF" w:usb1="C000785B" w:usb2="00000009" w:usb3="00000000" w:csb0="000001FF" w:csb1="00000000"/>
-  </w:font>
-  <w:font w:name="Calibri">
-    <w:panose1 w:val="020F0502020204030204"/>
-    <w:charset w:val="A2"/>
-    <w:family w:val="swiss"/>
-    <w:pitch w:val="variable"/>
-    <w:sig w:usb0="E4002EFF" w:usb1="C200247B" w:usb2="00000009" w:usb3="00000000" w:csb0="000001FF" w:csb1="00000000"/>
-  </w:font>
-  <w:font w:name="Cambria">
-    <w:panose1 w:val="02040503050406030204"/>
-    <w:charset w:val="A2"/>
-    <w:family w:val="roman"/>
-    <w:pitch w:val="variable"/>
-    <w:sig w:usb0="E00006FF" w:usb1="420024FF" w:usb2="02000000" w:usb3="00000000" w:csb0="0000019F" w:csb1="00000000"/>
-  </w:font>
-  <w:font w:name="Tahoma">
-    <w:panose1 w:val="020B0604030504040204"/>
-    <w:charset w:val="00"/>
-    <w:family w:val="swiss"/>
-    <w:notTrueType/>
-    <w:pitch w:val="variable"/>
-    <w:sig w:usb0="00000003" w:usb1="00000000" w:usb2="00000000" w:usb3="00000000" w:csb0="00000001" w:csb1="00000000"/>
-  </w:font>
-  <w:font w:name="Wingdings">
-    <w:panose1 w:val="05000000000000000000"/>
-    <w:charset w:val="02"/>
-    <w:family w:val="auto"/>
-    <w:pitch w:val="variable"/>
-    <w:sig w:usb0="00000000" w:usb1="10000000" w:usb2="00000000" w:usb3="00000000" w:csb0="80000000" w:csb1="00000000"/>
-  </w:font>
-  <w:font w:name="Cascadia Code Light">
-    <w:panose1 w:val="020B0609020000020004"/>
-    <w:charset w:val="A2"/>
-    <w:family w:val="modern"/>
-    <w:pitch w:val="fixed"/>
-    <w:sig w:usb0="A1002AFF" w:usb1="4000F9FB" w:usb2="00040000" w:usb3="00000000" w:csb0="000001FF" w:csb1="00000000"/>
-  </w:font>
-</w:fonts>
-</file>
-
-<file path=word/glossary/settings.xml><?xml version="1.0" encoding="utf-8"?>
-<w:settings xmlns:o="urn:schemas-microsoft-com:office:office" xmlns:r="http://schemas.openxmlformats.org/officeDocument/2006/relationships" xmlns:m="http://schemas.openxmlformats.org/officeDocument/2006/math" xmlns:v="urn:schemas-microsoft-com:vml" xmlns:w10="urn:schemas-microsoft-com:office:word" xmlns:w="http://schemas.openxmlformats.org/wordprocessingml/2006/main" xmlns:sl="http://schemas.openxmlformats.org/schemaLibrary/2006/main">
-  <w:view w:val="normal"/>
-  <w:defaultTabStop w:val="708"/>
-  <w:hyphenationZone w:val="425"/>
-  <w:characterSpacingControl w:val="doNotCompress"/>
-  <w:compat>
-    <w:useFELayout/>
-  </w:compat>
-  <w:rsids>
-    <w:rsidRoot w:val="00494522"/>
-    <w:rsid w:val="00494522"/>
-    <w:rsid w:val="006E0D6F"/>
-  </w:rsids>
-  <m:mathPr>
-    <m:mathFont m:val="Cambria Math"/>
-    <m:brkBin m:val="before"/>
-    <m:brkBinSub m:val="--"/>
-    <m:smallFrac m:val="off"/>
-    <m:dispDef/>
-    <m:lMargin m:val="0"/>
-    <m:rMargin m:val="0"/>
-    <m:defJc m:val="centerGroup"/>
-    <m:wrapIndent m:val="1440"/>
-    <m:intLim m:val="subSup"/>
-    <m:naryLim m:val="undOvr"/>
-  </m:mathPr>
-  <w:themeFontLang w:val="tr-TR"/>
-  <w:clrSchemeMapping w:bg1="light1" w:t1="dark1" w:bg2="light2" w:t2="dark2" w:accent1="accent1" w:accent2="accent2" w:accent3="accent3" w:accent4="accent4" w:accent5="accent5" w:accent6="accent6" w:hyperlink="hyperlink" w:followedHyperlink="followedHyperlink"/>
-  <w:decimalSymbol w:val=","/>
-  <w:listSeparator w:val=";"/>
-</w:settings>
-</file>
-
-<file path=word/glossary/styles.xml><?xml version="1.0" encoding="utf-8"?>
-<w:styles xmlns:r="http://schemas.openxmlformats.org/officeDocument/2006/relationships" xmlns:w="http://schemas.openxmlformats.org/wordprocessingml/2006/main">
-  <w:docDefaults>
-    <w:rPrDefault>
-      <w:rPr>
-        <w:rFonts w:asciiTheme="minorHAnsi" w:eastAsiaTheme="minorEastAsia" w:hAnsiTheme="minorHAnsi" w:cstheme="minorBidi"/>
-        <w:sz w:val="22"/>
-        <w:szCs w:val="22"/>
-        <w:lang w:val="tr-TR" w:eastAsia="tr-TR" w:bidi="ar-SA"/>
-      </w:rPr>
-    </w:rPrDefault>
-    <w:pPrDefault>
-      <w:pPr>
-        <w:spacing w:after="200" w:line="276" w:lineRule="auto"/>
-      </w:pPr>
-    </w:pPrDefault>
-  </w:docDefaults>
-  <w:latentStyles w:defLockedState="0" w:defUIPriority="99" w:defSemiHidden="1" w:defUnhideWhenUsed="1" w:defQFormat="0" w:count="267">
-    <w:lsdException w:name="Normal" w:semiHidden="0" w:uiPriority="0" w:unhideWhenUsed="0" w:qFormat="1"/>
-    <w:lsdException w:name="heading 1" w:semiHidden="0" w:uiPriority="9" w:unhideWhenUsed="0" w:qFormat="1"/>
-    <w:lsdException w:name="heading 2" w:uiPriority="9" w:qFormat="1"/>
-    <w:lsdException w:name="heading 3" w:uiPriority="9" w:qFormat="1"/>
-    <w:lsdException w:name="heading 4" w:uiPriority="9" w:qFormat="1"/>
-    <w:lsdException w:name="heading 5" w:uiPriority="9" w:qFormat="1"/>
-    <w:lsdException w:name="heading 6" w:uiPriority="9" w:qFormat="1"/>
-    <w:lsdException w:name="heading 7" w:uiPriority="9" w:qFormat="1"/>
-    <w:lsdException w:name="heading 8" w:uiPriority="9" w:qFormat="1"/>
-    <w:lsdException w:name="heading 9" w:uiPriority="9" w:qFormat="1"/>
-    <w:lsdException w:name="toc 1" w:uiPriority="39"/>
-    <w:lsdException w:name="toc 2" w:uiPriority="39"/>
-    <w:lsdException w:name="toc 3" w:uiPriority="39"/>
-    <w:lsdException w:name="toc 4" w:uiPriority="39"/>
-    <w:lsdException w:name="toc 5" w:uiPriority="39"/>
-    <w:lsdException w:name="toc 6" w:uiPriority="39"/>
-    <w:lsdException w:name="toc 7" w:uiPriority="39"/>
-    <w:lsdException w:name="toc 8" w:uiPriority="39"/>
-    <w:lsdException w:name="toc 9" w:uiPriority="39"/>
-    <w:lsdException w:name="caption" w:uiPriority="35" w:qFormat="1"/>
-    <w:lsdException w:name="Title" w:semiHidden="0" w:uiPriority="10" w:unhideWhenUsed="0" w:qFormat="1"/>
-    <w:lsdException w:name="Default Paragraph Font" w:uiPriority="1"/>
-    <w:lsdException w:name="Subtitle" w:semiHidden="0" w:uiPriority="11" w:unhideWhenUsed="0" w:qFormat="1"/>
-    <w:lsdException w:name="Strong" w:semiHidden="0" w:uiPriority="22" w:unhideWhenUsed="0" w:qFormat="1"/>
-    <w:lsdException w:name="Emphasis" w:semiHidden="0" w:uiPriority="20" w:unhideWhenUsed="0" w:qFormat="1"/>
-    <w:lsdException w:name="Table Grid" w:semiHidden="0" w:uiPriority="59" w:unhideWhenUsed="0"/>
-    <w:lsdException w:name="Placeholder Text" w:unhideWhenUsed="0"/>
-    <w:lsdException w:name="No Spacing" w:semiHidden="0" w:uiPriority="1" w:unhideWhenUsed="0" w:qFormat="1"/>
-    <w:lsdException w:name="Light Shading" w:semiHidden="0" w:uiPriority="60" w:unhideWhenUsed="0"/>
-    <w:lsdException w:name="Light List" w:semiHidden="0" w:uiPriority="61" w:unhideWhenUsed="0"/>
-    <w:lsdException w:name="Light Grid" w:semiHidden="0" w:uiPriority="62" w:unhideWhenUsed="0"/>
-    <w:lsdException w:name="Medium Shading 1" w:semiHidden="0" w:uiPriority="63" w:unhideWhenUsed="0"/>
-    <w:lsdException w:name="Medium Shading 2" w:semiHidden="0" w:uiPriority="64" w:unhideWhenUsed="0"/>
-    <w:lsdException w:name="Medium List 1" w:semiHidden="0" w:uiPriority="65" w:unhideWhenUsed="0"/>
-    <w:lsdException w:name="Medium List 2" w:semiHidden="0" w:uiPriority="66" w:unhideWhenUsed="0"/>
-    <w:lsdException w:name="Medium Grid 1" w:semiHidden="0" w:uiPriority="67" w:unhideWhenUsed="0"/>
-    <w:lsdException w:name="Medium Grid 2" w:semiHidden="0" w:uiPriority="68" w:unhideWhenUsed="0"/>
-    <w:lsdException w:name="Medium Grid 3" w:semiHidden="0" w:uiPriority="69" w:unhideWhenUsed="0"/>
-    <w:lsdException w:name="Dark List" w:semiHidden="0" w:uiPriority="70" w:unhideWhenUsed="0"/>
-    <w:lsdException w:name="Colorful Shading" w:semiHidden="0" w:uiPriority="71" w:unhideWhenUsed="0"/>
-    <w:lsdException w:name="Colorful List" w:semiHidden="0" w:uiPriority="72" w:unhideWhenUsed="0"/>
-    <w:lsdException w:name="Colorful Grid" w:semiHidden="0" w:uiPriority="73" w:unhideWhenUsed="0"/>
-    <w:lsdException w:name="Light Shading Accent 1" w:semiHidden="0" w:uiPriority="60" w:unhideWhenUsed="0"/>
-    <w:lsdException w:name="Light List Accent 1" w:semiHidden="0" w:uiPriority="61" w:unhideWhenUsed="0"/>
-    <w:lsdException w:name="Light Grid Accent 1" w:semiHidden="0" w:uiPriority="62" w:unhideWhenUsed="0"/>
-    <w:lsdException w:name="Medium Shading 1 Accent 1" w:semiHidden="0" w:uiPriority="63" w:unhideWhenUsed="0"/>
-    <w:lsdException w:name="Medium Shading 2 Accent 1" w:semiHidden="0" w:uiPriority="64" w:unhideWhenUsed="0"/>
-    <w:lsdException w:name="Medium List 1 Accent 1" w:semiHidden="0" w:uiPriority="65" w:unhideWhenUsed="0"/>
-    <w:lsdException w:name="Revision" w:unhideWhenUsed="0"/>
-    <w:lsdException w:name="List Paragraph" w:semiHidden="0" w:uiPriority="34" w:unhideWhenUsed="0" w:qFormat="1"/>
-    <w:lsdException w:name="Quote" w:semiHidden="0" w:uiPriority="29" w:unhideWhenUsed="0" w:qFormat="1"/>
-    <w:lsdException w:name="Intense Quote" w:semiHidden="0" w:uiPriority="30" w:unhideWhenUsed="0" w:qFormat="1"/>
-    <w:lsdException w:name="Medium List 2 Accent 1" w:semiHidden="0" w:uiPriority="66" w:unhideWhenUsed="0"/>
-    <w:lsdException w:name="Medium Grid 1 Accent 1" w:semiHidden="0" w:uiPriority="67" w:unhideWhenUsed="0"/>
-    <w:lsdException w:name="Medium Grid 2 Accent 1" w:semiHidden="0" w:uiPriority="68" w:unhideWhenUsed="0"/>
-    <w:lsdException w:name="Medium Grid 3 Accent 1" w:semiHidden="0" w:uiPriority="69" w:unhideWhenUsed="0"/>
-    <w:lsdException w:name="Dark List Accent 1" w:semiHidden="0" w:uiPriority="70" w:unhideWhenUsed="0"/>
-    <w:lsdException w:name="Colorful Shading Accent 1" w:semiHidden="0" w:uiPriority="71" w:unhideWhenUsed="0"/>
-    <w:lsdException w:name="Colorful List Accent 1" w:semiHidden="0" w:uiPriority="72" w:unhideWhenUsed="0"/>
-    <w:lsdException w:name="Colorful Grid Accent 1" w:semiHidden="0" w:uiPriority="73" w:unhideWhenUsed="0"/>
-    <w:lsdException w:name="Light Shading Accent 2" w:semiHidden="0" w:uiPriority="60" w:unhideWhenUsed="0"/>
-    <w:lsdException w:name="Light List Accent 2" w:semiHidden="0" w:uiPriority="61" w:unhideWhenUsed="0"/>
-    <w:lsdException w:name="Light Grid Accent 2" w:semiHidden="0" w:uiPriority="62" w:unhideWhenUsed="0"/>
-    <w:lsdException w:name="Medium Shading 1 Accent 2" w:semiHidden="0" w:uiPriority="63" w:unhideWhenUsed="0"/>
-    <w:lsdException w:name="Medium Shading 2 Accent 2" w:semiHidden="0" w:uiPriority="64" w:unhideWhenUsed="0"/>
-    <w:lsdException w:name="Medium List 1 Accent 2" w:semiHidden="0" w:uiPriority="65" w:unhideWhenUsed="0"/>
-    <w:lsdException w:name="Medium List 2 Accent 2" w:semiHidden="0" w:uiPriority="66" w:unhideWhenUsed="0"/>
-    <w:lsdException w:name="Medium Grid 1 Accent 2" w:semiHidden="0" w:uiPriority="67" w:unhideWhenUsed="0"/>
-    <w:lsdException w:name="Medium Grid 2 Accent 2" w:semiHidden="0" w:uiPriority="68" w:unhideWhenUsed="0"/>
-    <w:lsdException w:name="Medium Grid 3 Accent 2" w:semiHidden="0" w:uiPriority="69" w:unhideWhenUsed="0"/>
-    <w:lsdException w:name="Dark List Accent 2" w:semiHidden="0" w:uiPriority="70" w:unhideWhenUsed="0"/>
-    <w:lsdException w:name="Colorful Shading Accent 2" w:semiHidden="0" w:uiPriority="71" w:unhideWhenUsed="0"/>
-    <w:lsdException w:name="Colorful List Accent 2" w:semiHidden="0" w:uiPriority="72" w:unhideWhenUsed="0"/>
-    <w:lsdException w:name="Colorful Grid Accent 2" w:semiHidden="0" w:uiPriority="73" w:unhideWhenUsed="0"/>
-    <w:lsdException w:name="Light Shading Accent 3" w:semiHidden="0" w:uiPriority="60" w:unhideWhenUsed="0"/>
-    <w:lsdException w:name="Light List Accent 3" w:semiHidden="0" w:uiPriority="61" w:unhideWhenUsed="0"/>
-    <w:lsdException w:name="Light Grid Accent 3" w:semiHidden="0" w:uiPriority="62" w:unhideWhenUsed="0"/>
-    <w:lsdException w:name="Medium Shading 1 Accent 3" w:semiHidden="0" w:uiPriority="63" w:unhideWhenUsed="0"/>
-    <w:lsdException w:name="Medium Shading 2 Accent 3" w:semiHidden="0" w:uiPriority="64" w:unhideWhenUsed="0"/>
-    <w:lsdException w:name="Medium List 1 Accent 3" w:semiHidden="0" w:uiPriority="65" w:unhideWhenUsed="0"/>
-    <w:lsdException w:name="Medium List 2 Accent 3" w:semiHidden="0" w:uiPriority="66" w:unhideWhenUsed="0"/>
-    <w:lsdException w:name="Medium Grid 1 Accent 3" w:semiHidden="0" w:uiPriority="67" w:unhideWhenUsed="0"/>
-    <w:lsdException w:name="Medium Grid 2 Accent 3" w:semiHidden="0" w:uiPriority="68" w:unhideWhenUsed="0"/>
-    <w:lsdException w:name="Medium Grid 3 Accent 3" w:semiHidden="0" w:uiPriority="69" w:unhideWhenUsed="0"/>
-    <w:lsdException w:name="Dark List Accent 3" w:semiHidden="0" w:uiPriority="70" w:unhideWhenUsed="0"/>
-    <w:lsdException w:name="Colorful Shading Accent 3" w:semiHidden="0" w:uiPriority="71" w:unhideWhenUsed="0"/>
-    <w:lsdException w:name="Colorful List Accent 3" w:semiHidden="0" w:uiPriority="72" w:unhideWhenUsed="0"/>
-    <w:lsdException w:name="Colorful Grid Accent 3" w:semiHidden="0" w:uiPriority="73" w:unhideWhenUsed="0"/>
-    <w:lsdException w:name="Light Shading Accent 4" w:semiHidden="0" w:uiPriority="60" w:unhideWhenUsed="0"/>
-    <w:lsdException w:name="Light List Accent 4" w:semiHidden="0" w:uiPriority="61" w:unhideWhenUsed="0"/>
-    <w:lsdException w:name="Light Grid Accent 4" w:semiHidden="0" w:uiPriority="62" w:unhideWhenUsed="0"/>
-    <w:lsdException w:name="Medium Shading 1 Accent 4" w:semiHidden="0" w:uiPriority="63" w:unhideWhenUsed="0"/>
-    <w:lsdException w:name="Medium Shading 2 Accent 4" w:semiHidden="0" w:uiPriority="64" w:unhideWhenUsed="0"/>
-    <w:lsdException w:name="Medium List 1 Accent 4" w:semiHidden="0" w:uiPriority="65" w:unhideWhenUsed="0"/>
-    <w:lsdException w:name="Medium List 2 Accent 4" w:semiHidden="0" w:uiPriority="66" w:unhideWhenUsed="0"/>
-    <w:lsdException w:name="Medium Grid 1 Accent 4" w:semiHidden="0" w:uiPriority="67" w:unhideWhenUsed="0"/>
-    <w:lsdException w:name="Medium Grid 2 Accent 4" w:semiHidden="0" w:uiPriority="68" w:unhideWhenUsed="0"/>
-    <w:lsdException w:name="Medium Grid 3 Accent 4" w:semiHidden="0" w:uiPriority="69" w:unhideWhenUsed="0"/>
-    <w:lsdException w:name="Dark List Accent 4" w:semiHidden="0" w:uiPriority="70" w:unhideWhenUsed="0"/>
-    <w:lsdException w:name="Colorful Shading Accent 4" w:semiHidden="0" w:uiPriority="71" w:unhideWhenUsed="0"/>
-    <w:lsdException w:name="Colorful List Accent 4" w:semiHidden="0" w:uiPriority="72" w:unhideWhenUsed="0"/>
-    <w:lsdException w:name="Colorful Grid Accent 4" w:semiHidden="0" w:uiPriority="73" w:unhideWhenUsed="0"/>
-    <w:lsdException w:name="Light Shading Accent 5" w:semiHidden="0" w:uiPriority="60" w:unhideWhenUsed="0"/>
-    <w:lsdException w:name="Light List Accent 5" w:semiHidden="0" w:uiPriority="61" w:unhideWhenUsed="0"/>
-    <w:lsdException w:name="Light Grid Accent 5" w:semiHidden="0" w:uiPriority="62" w:unhideWhenUsed="0"/>
-    <w:lsdException w:name="Medium Shading 1 Accent 5" w:semiHidden="0" w:uiPriority="63" w:unhideWhenUsed="0"/>
-    <w:lsdException w:name="Medium Shading 2 Accent 5" w:semiHidden="0" w:uiPriority="64" w:unhideWhenUsed="0"/>
-    <w:lsdException w:name="Medium List 1 Accent 5" w:semiHidden="0" w:uiPriority="65" w:unhideWhenUsed="0"/>
-    <w:lsdException w:name="Medium List 2 Accent 5" w:semiHidden="0" w:uiPriority="66" w:unhideWhenUsed="0"/>
-    <w:lsdException w:name="Medium Grid 1 Accent 5" w:semiHidden="0" w:uiPriority="67" w:unhideWhenUsed="0"/>
-    <w:lsdException w:name="Medium Grid 2 Accent 5" w:semiHidden="0" w:uiPriority="68" w:unhideWhenUsed="0"/>
-    <w:lsdException w:name="Medium Grid 3 Accent 5" w:semiHidden="0" w:uiPriority="69" w:unhideWhenUsed="0"/>
-    <w:lsdException w:name="Dark List Accent 5" w:semiHidden="0" w:uiPriority="70" w:unhideWhenUsed="0"/>
-    <w:lsdException w:name="Colorful Shading Accent 5" w:semiHidden="0" w:uiPriority="71" w:unhideWhenUsed="0"/>
-    <w:lsdException w:name="Colorful List Accent 5" w:semiHidden="0" w:uiPriority="72" w:unhideWhenUsed="0"/>
-    <w:lsdException w:name="Colorful Grid Accent 5" w:semiHidden="0" w:uiPriority="73" w:unhideWhenUsed="0"/>
-    <w:lsdException w:name="Light Shading Accent 6" w:semiHidden="0" w:uiPriority="60" w:unhideWhenUsed="0"/>
-    <w:lsdException w:name="Light List Accent 6" w:semiHidden="0" w:uiPriority="61" w:unhideWhenUsed="0"/>
-    <w:lsdException w:name="Light Grid Accent 6" w:semiHidden="0" w:uiPriority="62" w:unhideWhenUsed="0"/>
-    <w:lsdException w:name="Medium Shading 1 Accent 6" w:semiHidden="0" w:uiPriority="63" w:unhideWhenUsed="0"/>
-    <w:lsdException w:name="Medium Shading 2 Accent 6" w:semiHidden="0" w:uiPriority="64" w:unhideWhenUsed="0"/>
-    <w:lsdException w:name="Medium List 1 Accent 6" w:semiHidden="0" w:uiPriority="65" w:unhideWhenUsed="0"/>
-    <w:lsdException w:name="Medium List 2 Accent 6" w:semiHidden="0" w:uiPriority="66" w:unhideWhenUsed="0"/>
-    <w:lsdException w:name="Medium Grid 1 Accent 6" w:semiHidden="0" w:uiPriority="67" w:unhideWhenUsed="0"/>
-    <w:lsdException w:name="Medium Grid 2 Accent 6" w:semiHidden="0" w:uiPriority="68" w:unhideWhenUsed="0"/>
-    <w:lsdException w:name="Medium Grid 3 Accent 6" w:semiHidden="0" w:uiPriority="69" w:unhideWhenUsed="0"/>
-    <w:lsdException w:name="Dark List Accent 6" w:semiHidden="0" w:uiPriority="70" w:unhideWhenUsed="0"/>
-    <w:lsdException w:name="Colorful Shading Accent 6" w:semiHidden="0" w:uiPriority="71" w:unhideWhenUsed="0"/>
-    <w:lsdException w:name="Colorful List Accent 6" w:semiHidden="0" w:uiPriority="72" w:unhideWhenUsed="0"/>
-    <w:lsdException w:name="Colorful Grid Accent 6" w:semiHidden="0" w:uiPriority="73" w:unhideWhenUsed="0"/>
-    <w:lsdException w:name="Subtle Emphasis" w:semiHidden="0" w:uiPriority="19" w:unhideWhenUsed="0" w:qFormat="1"/>
-    <w:lsdException w:name="Intense Emphasis" w:semiHidden="0" w:uiPriority="21" w:unhideWhenUsed="0" w:qFormat="1"/>
-    <w:lsdException w:name="Subtle Reference" w:semiHidden="0" w:uiPriority="31" w:unhideWhenUsed="0" w:qFormat="1"/>
-    <w:lsdException w:name="Intense Reference" w:semiHidden="0" w:uiPriority="32" w:unhideWhenUsed="0" w:qFormat="1"/>
-    <w:lsdException w:name="Book Title" w:semiHidden="0" w:uiPriority="33" w:unhideWhenUsed="0" w:qFormat="1"/>
-    <w:lsdException w:name="Bibliography" w:uiPriority="37"/>
-    <w:lsdException w:name="TOC Heading" w:uiPriority="39" w:qFormat="1"/>
-  </w:latentStyles>
-  <w:style w:type="paragraph" w:default="1" w:styleId="Normal">
-    <w:name w:val="Normal"/>
-    <w:qFormat/>
-  </w:style>
-  <w:style w:type="character" w:default="1" w:styleId="VarsaylanParagrafYazTipi">
-    <w:name w:val="Default Paragraph Font"/>
-    <w:uiPriority w:val="1"/>
-    <w:semiHidden/>
-    <w:unhideWhenUsed/>
-  </w:style>
-  <w:style w:type="table" w:default="1" w:styleId="NormalTablo">
-    <w:name w:val="Normal Table"/>
-    <w:uiPriority w:val="99"/>
-    <w:semiHidden/>
-    <w:unhideWhenUsed/>
-    <w:qFormat/>
-    <w:tblPr>
-      <w:tblInd w:w="0" w:type="dxa"/>
-      <w:tblCellMar>
-        <w:top w:w="0" w:type="dxa"/>
-        <w:left w:w="108" w:type="dxa"/>
-        <w:bottom w:w="0" w:type="dxa"/>
-        <w:right w:w="108" w:type="dxa"/>
-      </w:tblCellMar>
-    </w:tblPr>
-  </w:style>
-  <w:style w:type="numbering" w:default="1" w:styleId="ListeYok">
-    <w:name w:val="No List"/>
-    <w:uiPriority w:val="99"/>
-    <w:semiHidden/>
-    <w:unhideWhenUsed/>
-  </w:style>
-  <w:style w:type="paragraph" w:customStyle="1" w:styleId="AEBE46CE40B2427697802C5867D669FA">
-    <w:name w:val="AEBE46CE40B2427697802C5867D669FA"/>
-    <w:rsid w:val="00494522"/>
-  </w:style>
-</w:styles>
-</file>
-
-<file path=word/glossary/webSettings.xml><?xml version="1.0" encoding="utf-8"?>
-<w:webSettings xmlns:r="http://schemas.openxmlformats.org/officeDocument/2006/relationships" xmlns:w="http://schemas.openxmlformats.org/wordprocessingml/2006/main">
-  <w:optimizeForBrowser/>
-</w:webSettings>
-</file>
-
 <file path=word/theme/theme1.xml><?xml version="1.0" encoding="utf-8"?>
 <a:theme xmlns:a="http://schemas.openxmlformats.org/drawingml/2006/main" name="Ofis Teması">
   <a:themeElements>
@@ -7755,7 +7632,7 @@
 </file>
 
 <file path=customXml/itemProps2.xml><?xml version="1.0" encoding="utf-8"?>
-<ds:datastoreItem xmlns:ds="http://schemas.openxmlformats.org/officeDocument/2006/customXml" ds:itemID="{96D99D9F-94B8-4A1D-B705-556D703589CD}">
+<ds:datastoreItem xmlns:ds="http://schemas.openxmlformats.org/officeDocument/2006/customXml" ds:itemID="{EC774A73-C0B1-45E4-97DC-08BDC35B06E8}">
   <ds:schemaRefs>
     <ds:schemaRef ds:uri="http://schemas.openxmlformats.org/officeDocument/2006/bibliography"/>
   </ds:schemaRefs>

--- a/Help/Turkce/lolin_tr.docx
+++ b/Help/Turkce/lolin_tr.docx
@@ -768,6 +768,967 @@
     </w:p>
     <w:p>
       <w:pPr>
+        <w:shd w:val="clear" w:color="auto" w:fill="FFFFFF"/>
+        <w:spacing w:after="0" w:line="285" w:lineRule="atLeast"/>
+        <w:rPr>
+          <w:rFonts w:ascii="Consolas" w:eastAsia="Times New Roman" w:hAnsi="Consolas" w:cs="Times New Roman"/>
+          <w:color w:val="4E5B61"/>
+          <w:sz w:val="21"/>
+          <w:szCs w:val="21"/>
+          <w:lang w:eastAsia="tr-TR"/>
+        </w:rPr>
+      </w:pPr>
+      <w:proofErr w:type="spellStart"/>
+      <w:r>
+        <w:rPr>
+          <w:rFonts w:ascii="Consolas" w:eastAsia="Times New Roman" w:hAnsi="Consolas" w:cs="Times New Roman"/>
+          <w:color w:val="728E00"/>
+          <w:sz w:val="21"/>
+          <w:szCs w:val="21"/>
+          <w:lang w:eastAsia="tr-TR"/>
+        </w:rPr>
+        <w:t>if</w:t>
+      </w:r>
+      <w:proofErr w:type="spellEnd"/>
+      <w:r>
+        <w:rPr>
+          <w:rFonts w:ascii="Consolas" w:eastAsia="Times New Roman" w:hAnsi="Consolas" w:cs="Times New Roman"/>
+          <w:color w:val="434F54"/>
+          <w:sz w:val="21"/>
+          <w:szCs w:val="21"/>
+          <w:lang w:eastAsia="tr-TR"/>
+        </w:rPr>
+        <w:t>(</w:t>
+      </w:r>
+      <w:proofErr w:type="spellStart"/>
+      <w:proofErr w:type="gramStart"/>
+      <w:r>
+        <w:rPr>
+          <w:rFonts w:ascii="Consolas" w:eastAsia="Times New Roman" w:hAnsi="Consolas" w:cs="Times New Roman"/>
+          <w:color w:val="D35400"/>
+          <w:sz w:val="21"/>
+          <w:szCs w:val="21"/>
+          <w:lang w:eastAsia="tr-TR"/>
+        </w:rPr>
+        <w:t>header</w:t>
+      </w:r>
+      <w:proofErr w:type="spellEnd"/>
+      <w:r>
+        <w:rPr>
+          <w:rFonts w:ascii="Consolas" w:eastAsia="Times New Roman" w:hAnsi="Consolas" w:cs="Times New Roman"/>
+          <w:color w:val="4E5B61"/>
+          <w:sz w:val="21"/>
+          <w:szCs w:val="21"/>
+          <w:lang w:eastAsia="tr-TR"/>
+        </w:rPr>
+        <w:t>.</w:t>
+      </w:r>
+      <w:proofErr w:type="spellStart"/>
+      <w:r>
+        <w:rPr>
+          <w:rFonts w:ascii="Consolas" w:eastAsia="Times New Roman" w:hAnsi="Consolas" w:cs="Times New Roman"/>
+          <w:color w:val="D35400"/>
+          <w:sz w:val="21"/>
+          <w:szCs w:val="21"/>
+          <w:lang w:eastAsia="tr-TR"/>
+        </w:rPr>
+        <w:t>indexOf</w:t>
+      </w:r>
+      <w:proofErr w:type="spellEnd"/>
+      <w:proofErr w:type="gramEnd"/>
+      <w:r>
+        <w:rPr>
+          <w:rFonts w:ascii="Consolas" w:eastAsia="Times New Roman" w:hAnsi="Consolas" w:cs="Times New Roman"/>
+          <w:color w:val="434F54"/>
+          <w:sz w:val="21"/>
+          <w:szCs w:val="21"/>
+          <w:lang w:eastAsia="tr-TR"/>
+        </w:rPr>
+        <w:t>(</w:t>
+      </w:r>
+      <w:r>
+        <w:rPr>
+          <w:rFonts w:ascii="Consolas" w:eastAsia="Times New Roman" w:hAnsi="Consolas" w:cs="Times New Roman"/>
+          <w:color w:val="005C5F"/>
+          <w:sz w:val="21"/>
+          <w:szCs w:val="21"/>
+          <w:lang w:eastAsia="tr-TR"/>
+        </w:rPr>
+        <w:t>"/</w:t>
+      </w:r>
+      <w:proofErr w:type="spellStart"/>
+      <w:r>
+        <w:rPr>
+          <w:rFonts w:ascii="Consolas" w:eastAsia="Times New Roman" w:hAnsi="Consolas" w:cs="Times New Roman"/>
+          <w:color w:val="005C5F"/>
+          <w:sz w:val="21"/>
+          <w:szCs w:val="21"/>
+          <w:lang w:eastAsia="tr-TR"/>
+        </w:rPr>
+        <w:t>pinayarsil</w:t>
+      </w:r>
+      <w:proofErr w:type="spellEnd"/>
+      <w:r>
+        <w:rPr>
+          <w:rFonts w:ascii="Consolas" w:eastAsia="Times New Roman" w:hAnsi="Consolas" w:cs="Times New Roman"/>
+          <w:color w:val="005C5F"/>
+          <w:sz w:val="21"/>
+          <w:szCs w:val="21"/>
+          <w:lang w:eastAsia="tr-TR"/>
+        </w:rPr>
+        <w:t>"</w:t>
+      </w:r>
+      <w:r>
+        <w:rPr>
+          <w:rFonts w:ascii="Consolas" w:eastAsia="Times New Roman" w:hAnsi="Consolas" w:cs="Times New Roman"/>
+          <w:color w:val="434F54"/>
+          <w:sz w:val="21"/>
+          <w:szCs w:val="21"/>
+          <w:lang w:eastAsia="tr-TR"/>
+        </w:rPr>
+        <w:t>)</w:t>
+      </w:r>
+      <w:r>
+        <w:rPr>
+          <w:rFonts w:ascii="Consolas" w:eastAsia="Times New Roman" w:hAnsi="Consolas" w:cs="Times New Roman"/>
+          <w:color w:val="4E5B61"/>
+          <w:sz w:val="21"/>
+          <w:szCs w:val="21"/>
+          <w:lang w:eastAsia="tr-TR"/>
+        </w:rPr>
+        <w:t>&gt;-</w:t>
+      </w:r>
+      <w:r>
+        <w:rPr>
+          <w:rFonts w:ascii="Consolas" w:eastAsia="Times New Roman" w:hAnsi="Consolas" w:cs="Times New Roman"/>
+          <w:color w:val="005C5F"/>
+          <w:sz w:val="21"/>
+          <w:szCs w:val="21"/>
+          <w:lang w:eastAsia="tr-TR"/>
+        </w:rPr>
+        <w:t>1</w:t>
+      </w:r>
+      <w:r>
+        <w:rPr>
+          <w:rFonts w:ascii="Consolas" w:eastAsia="Times New Roman" w:hAnsi="Consolas" w:cs="Times New Roman"/>
+          <w:color w:val="434F54"/>
+          <w:sz w:val="21"/>
+          <w:szCs w:val="21"/>
+          <w:lang w:eastAsia="tr-TR"/>
+        </w:rPr>
+        <w:t>)</w:t>
+      </w:r>
+    </w:p>
+    <w:p>
+      <w:pPr>
+        <w:shd w:val="clear" w:color="auto" w:fill="FFFFFF"/>
+        <w:spacing w:after="0" w:line="285" w:lineRule="atLeast"/>
+        <w:rPr>
+          <w:rFonts w:ascii="Consolas" w:eastAsia="Times New Roman" w:hAnsi="Consolas" w:cs="Times New Roman"/>
+          <w:color w:val="4E5B61"/>
+          <w:sz w:val="21"/>
+          <w:szCs w:val="21"/>
+          <w:lang w:eastAsia="tr-TR"/>
+        </w:rPr>
+      </w:pPr>
+      <w:proofErr w:type="gramStart"/>
+      <w:r>
+        <w:rPr>
+          <w:rFonts w:ascii="Consolas" w:eastAsia="Times New Roman" w:hAnsi="Consolas" w:cs="Times New Roman"/>
+          <w:color w:val="434F54"/>
+          <w:sz w:val="21"/>
+          <w:szCs w:val="21"/>
+          <w:lang w:eastAsia="tr-TR"/>
+        </w:rPr>
+        <w:t>{</w:t>
+      </w:r>
+      <w:proofErr w:type="gramEnd"/>
+    </w:p>
+    <w:p>
+      <w:pPr>
+        <w:shd w:val="clear" w:color="auto" w:fill="FFFFFF"/>
+        <w:spacing w:after="0" w:line="285" w:lineRule="atLeast"/>
+        <w:rPr>
+          <w:rFonts w:ascii="Consolas" w:eastAsia="Times New Roman" w:hAnsi="Consolas" w:cs="Times New Roman"/>
+          <w:color w:val="4E5B61"/>
+          <w:sz w:val="21"/>
+          <w:szCs w:val="21"/>
+          <w:lang w:eastAsia="tr-TR"/>
+        </w:rPr>
+      </w:pPr>
+      <w:proofErr w:type="spellStart"/>
+      <w:r>
+        <w:rPr>
+          <w:rFonts w:ascii="Consolas" w:eastAsia="Times New Roman" w:hAnsi="Consolas" w:cs="Times New Roman"/>
+          <w:color w:val="4E5B61"/>
+          <w:sz w:val="21"/>
+          <w:szCs w:val="21"/>
+          <w:lang w:eastAsia="tr-TR"/>
+        </w:rPr>
+        <w:t>pinayar</w:t>
+      </w:r>
+      <w:proofErr w:type="spellEnd"/>
+      <w:r>
+        <w:rPr>
+          <w:rFonts w:ascii="Consolas" w:eastAsia="Times New Roman" w:hAnsi="Consolas" w:cs="Times New Roman"/>
+          <w:color w:val="4E5B61"/>
+          <w:sz w:val="21"/>
+          <w:szCs w:val="21"/>
+          <w:lang w:eastAsia="tr-TR"/>
+        </w:rPr>
+        <w:t>=</w:t>
+      </w:r>
+      <w:r>
+        <w:rPr>
+          <w:rFonts w:ascii="Consolas" w:eastAsia="Times New Roman" w:hAnsi="Consolas" w:cs="Times New Roman"/>
+          <w:color w:val="005C5F"/>
+          <w:sz w:val="21"/>
+          <w:szCs w:val="21"/>
+          <w:lang w:eastAsia="tr-TR"/>
+        </w:rPr>
+        <w:t>""</w:t>
+      </w:r>
+      <w:r>
+        <w:rPr>
+          <w:rFonts w:ascii="Consolas" w:eastAsia="Times New Roman" w:hAnsi="Consolas" w:cs="Times New Roman"/>
+          <w:color w:val="4E5B61"/>
+          <w:sz w:val="21"/>
+          <w:szCs w:val="21"/>
+          <w:lang w:eastAsia="tr-TR"/>
+        </w:rPr>
+        <w:t>;</w:t>
+      </w:r>
+    </w:p>
+    <w:p>
+      <w:pPr>
+        <w:shd w:val="clear" w:color="auto" w:fill="FFFFFF"/>
+        <w:spacing w:after="0" w:line="285" w:lineRule="atLeast"/>
+        <w:rPr>
+          <w:rFonts w:ascii="Consolas" w:eastAsia="Times New Roman" w:hAnsi="Consolas" w:cs="Times New Roman"/>
+          <w:color w:val="4E5B61"/>
+          <w:sz w:val="21"/>
+          <w:szCs w:val="21"/>
+          <w:lang w:eastAsia="tr-TR"/>
+        </w:rPr>
+      </w:pPr>
+      <w:proofErr w:type="spellStart"/>
+      <w:r>
+        <w:rPr>
+          <w:rFonts w:ascii="Consolas" w:eastAsia="Times New Roman" w:hAnsi="Consolas" w:cs="Times New Roman"/>
+          <w:color w:val="D35400"/>
+          <w:sz w:val="21"/>
+          <w:szCs w:val="21"/>
+          <w:lang w:eastAsia="tr-TR"/>
+        </w:rPr>
+        <w:t>dosyaYazpinayar</w:t>
+      </w:r>
+      <w:proofErr w:type="spellEnd"/>
+      <w:r>
+        <w:rPr>
+          <w:rFonts w:ascii="Consolas" w:eastAsia="Times New Roman" w:hAnsi="Consolas" w:cs="Times New Roman"/>
+          <w:color w:val="434F54"/>
+          <w:sz w:val="21"/>
+          <w:szCs w:val="21"/>
+          <w:lang w:eastAsia="tr-TR"/>
+        </w:rPr>
+        <w:t>()</w:t>
+      </w:r>
+      <w:r>
+        <w:rPr>
+          <w:rFonts w:ascii="Consolas" w:eastAsia="Times New Roman" w:hAnsi="Consolas" w:cs="Times New Roman"/>
+          <w:color w:val="4E5B61"/>
+          <w:sz w:val="21"/>
+          <w:szCs w:val="21"/>
+          <w:lang w:eastAsia="tr-TR"/>
+        </w:rPr>
+        <w:t>;</w:t>
+      </w:r>
+    </w:p>
+    <w:p>
+      <w:pPr>
+        <w:shd w:val="clear" w:color="auto" w:fill="FFFFFF"/>
+        <w:spacing w:after="0" w:line="285" w:lineRule="atLeast"/>
+        <w:rPr>
+          <w:rFonts w:ascii="Consolas" w:eastAsia="Times New Roman" w:hAnsi="Consolas" w:cs="Times New Roman"/>
+          <w:color w:val="4E5B61"/>
+          <w:sz w:val="21"/>
+          <w:szCs w:val="21"/>
+          <w:lang w:eastAsia="tr-TR"/>
+        </w:rPr>
+      </w:pPr>
+      <w:proofErr w:type="spellStart"/>
+      <w:r>
+        <w:rPr>
+          <w:rFonts w:ascii="Consolas" w:eastAsia="Times New Roman" w:hAnsi="Consolas" w:cs="Times New Roman"/>
+          <w:color w:val="4E5B61"/>
+          <w:sz w:val="21"/>
+          <w:szCs w:val="21"/>
+          <w:lang w:eastAsia="tr-TR"/>
+        </w:rPr>
+        <w:t>header</w:t>
+      </w:r>
+      <w:proofErr w:type="spellEnd"/>
+      <w:r>
+        <w:rPr>
+          <w:rFonts w:ascii="Consolas" w:eastAsia="Times New Roman" w:hAnsi="Consolas" w:cs="Times New Roman"/>
+          <w:color w:val="4E5B61"/>
+          <w:sz w:val="21"/>
+          <w:szCs w:val="21"/>
+          <w:lang w:eastAsia="tr-TR"/>
+        </w:rPr>
+        <w:t>=</w:t>
+      </w:r>
+      <w:r>
+        <w:rPr>
+          <w:rFonts w:ascii="Consolas" w:eastAsia="Times New Roman" w:hAnsi="Consolas" w:cs="Times New Roman"/>
+          <w:color w:val="005C5F"/>
+          <w:sz w:val="21"/>
+          <w:szCs w:val="21"/>
+          <w:lang w:eastAsia="tr-TR"/>
+        </w:rPr>
+        <w:t>"/ HTTP/</w:t>
+      </w:r>
+      <w:proofErr w:type="gramStart"/>
+      <w:r>
+        <w:rPr>
+          <w:rFonts w:ascii="Consolas" w:eastAsia="Times New Roman" w:hAnsi="Consolas" w:cs="Times New Roman"/>
+          <w:color w:val="005C5F"/>
+          <w:sz w:val="21"/>
+          <w:szCs w:val="21"/>
+          <w:lang w:eastAsia="tr-TR"/>
+        </w:rPr>
+        <w:t>1.1</w:t>
+      </w:r>
+      <w:proofErr w:type="gramEnd"/>
+      <w:r>
+        <w:rPr>
+          <w:rFonts w:ascii="Consolas" w:eastAsia="Times New Roman" w:hAnsi="Consolas" w:cs="Times New Roman"/>
+          <w:color w:val="005C5F"/>
+          <w:sz w:val="21"/>
+          <w:szCs w:val="21"/>
+          <w:lang w:eastAsia="tr-TR"/>
+        </w:rPr>
+        <w:t>"</w:t>
+      </w:r>
+      <w:r>
+        <w:rPr>
+          <w:rFonts w:ascii="Consolas" w:eastAsia="Times New Roman" w:hAnsi="Consolas" w:cs="Times New Roman"/>
+          <w:color w:val="4E5B61"/>
+          <w:sz w:val="21"/>
+          <w:szCs w:val="21"/>
+          <w:lang w:eastAsia="tr-TR"/>
+        </w:rPr>
+        <w:t>;</w:t>
+      </w:r>
+    </w:p>
+    <w:p>
+      <w:pPr>
+        <w:shd w:val="clear" w:color="auto" w:fill="FFFFFF"/>
+        <w:spacing w:after="0" w:line="285" w:lineRule="atLeast"/>
+        <w:rPr>
+          <w:rFonts w:ascii="Consolas" w:eastAsia="Times New Roman" w:hAnsi="Consolas" w:cs="Times New Roman"/>
+          <w:color w:val="4E5B61"/>
+          <w:sz w:val="21"/>
+          <w:szCs w:val="21"/>
+          <w:lang w:eastAsia="tr-TR"/>
+        </w:rPr>
+      </w:pPr>
+      <w:proofErr w:type="gramStart"/>
+      <w:r>
+        <w:rPr>
+          <w:rFonts w:ascii="Consolas" w:eastAsia="Times New Roman" w:hAnsi="Consolas" w:cs="Times New Roman"/>
+          <w:color w:val="434F54"/>
+          <w:sz w:val="21"/>
+          <w:szCs w:val="21"/>
+          <w:lang w:eastAsia="tr-TR"/>
+        </w:rPr>
+        <w:t>}</w:t>
+      </w:r>
+      <w:proofErr w:type="gramEnd"/>
+    </w:p>
+    <w:p>
+      <w:pPr>
+        <w:shd w:val="clear" w:color="auto" w:fill="FFFFFF"/>
+        <w:spacing w:after="0" w:line="285" w:lineRule="atLeast"/>
+        <w:rPr>
+          <w:rFonts w:ascii="Consolas" w:eastAsia="Times New Roman" w:hAnsi="Consolas" w:cs="Times New Roman"/>
+          <w:color w:val="4E5B61"/>
+          <w:sz w:val="21"/>
+          <w:szCs w:val="21"/>
+          <w:lang w:eastAsia="tr-TR"/>
+        </w:rPr>
+      </w:pPr>
+    </w:p>
+    <w:p>
+      <w:pPr>
+        <w:shd w:val="clear" w:color="auto" w:fill="FFFFFF"/>
+        <w:spacing w:after="0" w:line="285" w:lineRule="atLeast"/>
+        <w:rPr>
+          <w:rFonts w:ascii="Consolas" w:eastAsia="Times New Roman" w:hAnsi="Consolas" w:cs="Times New Roman"/>
+          <w:color w:val="4E5B61"/>
+          <w:sz w:val="21"/>
+          <w:szCs w:val="21"/>
+          <w:lang w:eastAsia="tr-TR"/>
+        </w:rPr>
+      </w:pPr>
+      <w:proofErr w:type="spellStart"/>
+      <w:r>
+        <w:rPr>
+          <w:rFonts w:ascii="Consolas" w:eastAsia="Times New Roman" w:hAnsi="Consolas" w:cs="Times New Roman"/>
+          <w:color w:val="728E00"/>
+          <w:sz w:val="21"/>
+          <w:szCs w:val="21"/>
+          <w:lang w:eastAsia="tr-TR"/>
+        </w:rPr>
+        <w:t>if</w:t>
+      </w:r>
+      <w:proofErr w:type="spellEnd"/>
+      <w:r>
+        <w:rPr>
+          <w:rFonts w:ascii="Consolas" w:eastAsia="Times New Roman" w:hAnsi="Consolas" w:cs="Times New Roman"/>
+          <w:color w:val="434F54"/>
+          <w:sz w:val="21"/>
+          <w:szCs w:val="21"/>
+          <w:lang w:eastAsia="tr-TR"/>
+        </w:rPr>
+        <w:t>(</w:t>
+      </w:r>
+      <w:proofErr w:type="spellStart"/>
+      <w:proofErr w:type="gramStart"/>
+      <w:r>
+        <w:rPr>
+          <w:rFonts w:ascii="Consolas" w:eastAsia="Times New Roman" w:hAnsi="Consolas" w:cs="Times New Roman"/>
+          <w:color w:val="D35400"/>
+          <w:sz w:val="21"/>
+          <w:szCs w:val="21"/>
+          <w:lang w:eastAsia="tr-TR"/>
+        </w:rPr>
+        <w:t>header</w:t>
+      </w:r>
+      <w:proofErr w:type="spellEnd"/>
+      <w:r>
+        <w:rPr>
+          <w:rFonts w:ascii="Consolas" w:eastAsia="Times New Roman" w:hAnsi="Consolas" w:cs="Times New Roman"/>
+          <w:color w:val="4E5B61"/>
+          <w:sz w:val="21"/>
+          <w:szCs w:val="21"/>
+          <w:lang w:eastAsia="tr-TR"/>
+        </w:rPr>
+        <w:t>.</w:t>
+      </w:r>
+      <w:proofErr w:type="spellStart"/>
+      <w:r>
+        <w:rPr>
+          <w:rFonts w:ascii="Consolas" w:eastAsia="Times New Roman" w:hAnsi="Consolas" w:cs="Times New Roman"/>
+          <w:color w:val="D35400"/>
+          <w:sz w:val="21"/>
+          <w:szCs w:val="21"/>
+          <w:lang w:eastAsia="tr-TR"/>
+        </w:rPr>
+        <w:t>indexOf</w:t>
+      </w:r>
+      <w:proofErr w:type="spellEnd"/>
+      <w:proofErr w:type="gramEnd"/>
+      <w:r>
+        <w:rPr>
+          <w:rFonts w:ascii="Consolas" w:eastAsia="Times New Roman" w:hAnsi="Consolas" w:cs="Times New Roman"/>
+          <w:color w:val="434F54"/>
+          <w:sz w:val="21"/>
+          <w:szCs w:val="21"/>
+          <w:lang w:eastAsia="tr-TR"/>
+        </w:rPr>
+        <w:t>(</w:t>
+      </w:r>
+      <w:r>
+        <w:rPr>
+          <w:rFonts w:ascii="Consolas" w:eastAsia="Times New Roman" w:hAnsi="Consolas" w:cs="Times New Roman"/>
+          <w:color w:val="005C5F"/>
+          <w:sz w:val="21"/>
+          <w:szCs w:val="21"/>
+          <w:lang w:eastAsia="tr-TR"/>
+        </w:rPr>
+        <w:t>"/</w:t>
+      </w:r>
+      <w:proofErr w:type="spellStart"/>
+      <w:r>
+        <w:rPr>
+          <w:rFonts w:ascii="Consolas" w:eastAsia="Times New Roman" w:hAnsi="Consolas" w:cs="Times New Roman"/>
+          <w:color w:val="005C5F"/>
+          <w:sz w:val="21"/>
+          <w:szCs w:val="21"/>
+          <w:lang w:eastAsia="tr-TR"/>
+        </w:rPr>
+        <w:t>programsil</w:t>
+      </w:r>
+      <w:proofErr w:type="spellEnd"/>
+      <w:r>
+        <w:rPr>
+          <w:rFonts w:ascii="Consolas" w:eastAsia="Times New Roman" w:hAnsi="Consolas" w:cs="Times New Roman"/>
+          <w:color w:val="005C5F"/>
+          <w:sz w:val="21"/>
+          <w:szCs w:val="21"/>
+          <w:lang w:eastAsia="tr-TR"/>
+        </w:rPr>
+        <w:t>"</w:t>
+      </w:r>
+      <w:r>
+        <w:rPr>
+          <w:rFonts w:ascii="Consolas" w:eastAsia="Times New Roman" w:hAnsi="Consolas" w:cs="Times New Roman"/>
+          <w:color w:val="434F54"/>
+          <w:sz w:val="21"/>
+          <w:szCs w:val="21"/>
+          <w:lang w:eastAsia="tr-TR"/>
+        </w:rPr>
+        <w:t>)</w:t>
+      </w:r>
+      <w:r>
+        <w:rPr>
+          <w:rFonts w:ascii="Consolas" w:eastAsia="Times New Roman" w:hAnsi="Consolas" w:cs="Times New Roman"/>
+          <w:color w:val="4E5B61"/>
+          <w:sz w:val="21"/>
+          <w:szCs w:val="21"/>
+          <w:lang w:eastAsia="tr-TR"/>
+        </w:rPr>
+        <w:t>&gt;-</w:t>
+      </w:r>
+      <w:r>
+        <w:rPr>
+          <w:rFonts w:ascii="Consolas" w:eastAsia="Times New Roman" w:hAnsi="Consolas" w:cs="Times New Roman"/>
+          <w:color w:val="005C5F"/>
+          <w:sz w:val="21"/>
+          <w:szCs w:val="21"/>
+          <w:lang w:eastAsia="tr-TR"/>
+        </w:rPr>
+        <w:t>1</w:t>
+      </w:r>
+      <w:r>
+        <w:rPr>
+          <w:rFonts w:ascii="Consolas" w:eastAsia="Times New Roman" w:hAnsi="Consolas" w:cs="Times New Roman"/>
+          <w:color w:val="434F54"/>
+          <w:sz w:val="21"/>
+          <w:szCs w:val="21"/>
+          <w:lang w:eastAsia="tr-TR"/>
+        </w:rPr>
+        <w:t>)</w:t>
+      </w:r>
+    </w:p>
+    <w:p>
+      <w:pPr>
+        <w:shd w:val="clear" w:color="auto" w:fill="FFFFFF"/>
+        <w:spacing w:after="0" w:line="285" w:lineRule="atLeast"/>
+        <w:rPr>
+          <w:rFonts w:ascii="Consolas" w:eastAsia="Times New Roman" w:hAnsi="Consolas" w:cs="Times New Roman"/>
+          <w:color w:val="4E5B61"/>
+          <w:sz w:val="21"/>
+          <w:szCs w:val="21"/>
+          <w:lang w:eastAsia="tr-TR"/>
+        </w:rPr>
+      </w:pPr>
+      <w:proofErr w:type="gramStart"/>
+      <w:r>
+        <w:rPr>
+          <w:rFonts w:ascii="Consolas" w:eastAsia="Times New Roman" w:hAnsi="Consolas" w:cs="Times New Roman"/>
+          <w:color w:val="434F54"/>
+          <w:sz w:val="21"/>
+          <w:szCs w:val="21"/>
+          <w:lang w:eastAsia="tr-TR"/>
+        </w:rPr>
+        <w:t>{</w:t>
+      </w:r>
+      <w:proofErr w:type="gramEnd"/>
+    </w:p>
+    <w:p>
+      <w:pPr>
+        <w:shd w:val="clear" w:color="auto" w:fill="FFFFFF"/>
+        <w:spacing w:after="0" w:line="285" w:lineRule="atLeast"/>
+        <w:rPr>
+          <w:rFonts w:ascii="Consolas" w:eastAsia="Times New Roman" w:hAnsi="Consolas" w:cs="Times New Roman"/>
+          <w:color w:val="4E5B61"/>
+          <w:sz w:val="21"/>
+          <w:szCs w:val="21"/>
+          <w:lang w:eastAsia="tr-TR"/>
+        </w:rPr>
+      </w:pPr>
+      <w:proofErr w:type="spellStart"/>
+      <w:r>
+        <w:rPr>
+          <w:rFonts w:ascii="Consolas" w:eastAsia="Times New Roman" w:hAnsi="Consolas" w:cs="Times New Roman"/>
+          <w:color w:val="4E5B61"/>
+          <w:sz w:val="21"/>
+          <w:szCs w:val="21"/>
+          <w:lang w:eastAsia="tr-TR"/>
+        </w:rPr>
+        <w:t>programdata</w:t>
+      </w:r>
+      <w:proofErr w:type="spellEnd"/>
+      <w:r>
+        <w:rPr>
+          <w:rFonts w:ascii="Consolas" w:eastAsia="Times New Roman" w:hAnsi="Consolas" w:cs="Times New Roman"/>
+          <w:color w:val="4E5B61"/>
+          <w:sz w:val="21"/>
+          <w:szCs w:val="21"/>
+          <w:lang w:eastAsia="tr-TR"/>
+        </w:rPr>
+        <w:t>=</w:t>
+      </w:r>
+      <w:r>
+        <w:rPr>
+          <w:rFonts w:ascii="Consolas" w:eastAsia="Times New Roman" w:hAnsi="Consolas" w:cs="Times New Roman"/>
+          <w:color w:val="005C5F"/>
+          <w:sz w:val="21"/>
+          <w:szCs w:val="21"/>
+          <w:lang w:eastAsia="tr-TR"/>
+        </w:rPr>
+        <w:t>""</w:t>
+      </w:r>
+      <w:r>
+        <w:rPr>
+          <w:rFonts w:ascii="Consolas" w:eastAsia="Times New Roman" w:hAnsi="Consolas" w:cs="Times New Roman"/>
+          <w:color w:val="4E5B61"/>
+          <w:sz w:val="21"/>
+          <w:szCs w:val="21"/>
+          <w:lang w:eastAsia="tr-TR"/>
+        </w:rPr>
+        <w:t>;</w:t>
+      </w:r>
+    </w:p>
+    <w:p>
+      <w:pPr>
+        <w:shd w:val="clear" w:color="auto" w:fill="FFFFFF"/>
+        <w:spacing w:after="0" w:line="285" w:lineRule="atLeast"/>
+        <w:rPr>
+          <w:rFonts w:ascii="Consolas" w:eastAsia="Times New Roman" w:hAnsi="Consolas" w:cs="Times New Roman"/>
+          <w:color w:val="4E5B61"/>
+          <w:sz w:val="21"/>
+          <w:szCs w:val="21"/>
+          <w:lang w:eastAsia="tr-TR"/>
+        </w:rPr>
+      </w:pPr>
+      <w:proofErr w:type="spellStart"/>
+      <w:r>
+        <w:rPr>
+          <w:rFonts w:ascii="Consolas" w:eastAsia="Times New Roman" w:hAnsi="Consolas" w:cs="Times New Roman"/>
+          <w:color w:val="D35400"/>
+          <w:sz w:val="21"/>
+          <w:szCs w:val="21"/>
+          <w:lang w:eastAsia="tr-TR"/>
+        </w:rPr>
+        <w:t>dosyaYazprogram</w:t>
+      </w:r>
+      <w:proofErr w:type="spellEnd"/>
+      <w:r>
+        <w:rPr>
+          <w:rFonts w:ascii="Consolas" w:eastAsia="Times New Roman" w:hAnsi="Consolas" w:cs="Times New Roman"/>
+          <w:color w:val="434F54"/>
+          <w:sz w:val="21"/>
+          <w:szCs w:val="21"/>
+          <w:lang w:eastAsia="tr-TR"/>
+        </w:rPr>
+        <w:t>(</w:t>
+      </w:r>
+      <w:proofErr w:type="spellStart"/>
+      <w:r>
+        <w:rPr>
+          <w:rFonts w:ascii="Consolas" w:eastAsia="Times New Roman" w:hAnsi="Consolas" w:cs="Times New Roman"/>
+          <w:color w:val="4E5B61"/>
+          <w:sz w:val="21"/>
+          <w:szCs w:val="21"/>
+          <w:lang w:eastAsia="tr-TR"/>
+        </w:rPr>
+        <w:t>programdata</w:t>
+      </w:r>
+      <w:proofErr w:type="spellEnd"/>
+      <w:r>
+        <w:rPr>
+          <w:rFonts w:ascii="Consolas" w:eastAsia="Times New Roman" w:hAnsi="Consolas" w:cs="Times New Roman"/>
+          <w:color w:val="434F54"/>
+          <w:sz w:val="21"/>
+          <w:szCs w:val="21"/>
+          <w:lang w:eastAsia="tr-TR"/>
+        </w:rPr>
+        <w:t>)</w:t>
+      </w:r>
+      <w:r>
+        <w:rPr>
+          <w:rFonts w:ascii="Consolas" w:eastAsia="Times New Roman" w:hAnsi="Consolas" w:cs="Times New Roman"/>
+          <w:color w:val="4E5B61"/>
+          <w:sz w:val="21"/>
+          <w:szCs w:val="21"/>
+          <w:lang w:eastAsia="tr-TR"/>
+        </w:rPr>
+        <w:t>;</w:t>
+      </w:r>
+    </w:p>
+    <w:p>
+      <w:pPr>
+        <w:shd w:val="clear" w:color="auto" w:fill="FFFFFF"/>
+        <w:spacing w:after="0" w:line="285" w:lineRule="atLeast"/>
+        <w:rPr>
+          <w:rFonts w:ascii="Consolas" w:eastAsia="Times New Roman" w:hAnsi="Consolas" w:cs="Times New Roman"/>
+          <w:color w:val="4E5B61"/>
+          <w:sz w:val="21"/>
+          <w:szCs w:val="21"/>
+          <w:lang w:eastAsia="tr-TR"/>
+        </w:rPr>
+      </w:pPr>
+      <w:proofErr w:type="spellStart"/>
+      <w:r>
+        <w:rPr>
+          <w:rFonts w:ascii="Consolas" w:eastAsia="Times New Roman" w:hAnsi="Consolas" w:cs="Times New Roman"/>
+          <w:color w:val="4E5B61"/>
+          <w:sz w:val="21"/>
+          <w:szCs w:val="21"/>
+          <w:lang w:eastAsia="tr-TR"/>
+        </w:rPr>
+        <w:t>header</w:t>
+      </w:r>
+      <w:proofErr w:type="spellEnd"/>
+      <w:r>
+        <w:rPr>
+          <w:rFonts w:ascii="Consolas" w:eastAsia="Times New Roman" w:hAnsi="Consolas" w:cs="Times New Roman"/>
+          <w:color w:val="4E5B61"/>
+          <w:sz w:val="21"/>
+          <w:szCs w:val="21"/>
+          <w:lang w:eastAsia="tr-TR"/>
+        </w:rPr>
+        <w:t>=</w:t>
+      </w:r>
+      <w:r>
+        <w:rPr>
+          <w:rFonts w:ascii="Consolas" w:eastAsia="Times New Roman" w:hAnsi="Consolas" w:cs="Times New Roman"/>
+          <w:color w:val="005C5F"/>
+          <w:sz w:val="21"/>
+          <w:szCs w:val="21"/>
+          <w:lang w:eastAsia="tr-TR"/>
+        </w:rPr>
+        <w:t>"/ HTTP/</w:t>
+      </w:r>
+      <w:proofErr w:type="gramStart"/>
+      <w:r>
+        <w:rPr>
+          <w:rFonts w:ascii="Consolas" w:eastAsia="Times New Roman" w:hAnsi="Consolas" w:cs="Times New Roman"/>
+          <w:color w:val="005C5F"/>
+          <w:sz w:val="21"/>
+          <w:szCs w:val="21"/>
+          <w:lang w:eastAsia="tr-TR"/>
+        </w:rPr>
+        <w:t>1.1</w:t>
+      </w:r>
+      <w:proofErr w:type="gramEnd"/>
+      <w:r>
+        <w:rPr>
+          <w:rFonts w:ascii="Consolas" w:eastAsia="Times New Roman" w:hAnsi="Consolas" w:cs="Times New Roman"/>
+          <w:color w:val="005C5F"/>
+          <w:sz w:val="21"/>
+          <w:szCs w:val="21"/>
+          <w:lang w:eastAsia="tr-TR"/>
+        </w:rPr>
+        <w:t>"</w:t>
+      </w:r>
+      <w:r>
+        <w:rPr>
+          <w:rFonts w:ascii="Consolas" w:eastAsia="Times New Roman" w:hAnsi="Consolas" w:cs="Times New Roman"/>
+          <w:color w:val="4E5B61"/>
+          <w:sz w:val="21"/>
+          <w:szCs w:val="21"/>
+          <w:lang w:eastAsia="tr-TR"/>
+        </w:rPr>
+        <w:t>;</w:t>
+      </w:r>
+    </w:p>
+    <w:p>
+      <w:pPr>
+        <w:shd w:val="clear" w:color="auto" w:fill="FFFFFF"/>
+        <w:spacing w:after="0" w:line="285" w:lineRule="atLeast"/>
+        <w:rPr>
+          <w:rFonts w:ascii="Consolas" w:eastAsia="Times New Roman" w:hAnsi="Consolas" w:cs="Times New Roman"/>
+          <w:color w:val="4E5B61"/>
+          <w:sz w:val="21"/>
+          <w:szCs w:val="21"/>
+          <w:lang w:eastAsia="tr-TR"/>
+        </w:rPr>
+      </w:pPr>
+      <w:proofErr w:type="gramStart"/>
+      <w:r>
+        <w:rPr>
+          <w:rFonts w:ascii="Consolas" w:eastAsia="Times New Roman" w:hAnsi="Consolas" w:cs="Times New Roman"/>
+          <w:color w:val="434F54"/>
+          <w:sz w:val="21"/>
+          <w:szCs w:val="21"/>
+          <w:lang w:eastAsia="tr-TR"/>
+        </w:rPr>
+        <w:t>}</w:t>
+      </w:r>
+      <w:proofErr w:type="gramEnd"/>
+    </w:p>
+    <w:p>
+      <w:pPr>
+        <w:shd w:val="clear" w:color="auto" w:fill="FFFFFF"/>
+        <w:spacing w:after="0" w:line="285" w:lineRule="atLeast"/>
+        <w:rPr>
+          <w:rFonts w:ascii="Consolas" w:eastAsia="Times New Roman" w:hAnsi="Consolas" w:cs="Times New Roman"/>
+          <w:color w:val="4E5B61"/>
+          <w:sz w:val="21"/>
+          <w:szCs w:val="21"/>
+          <w:lang w:eastAsia="tr-TR"/>
+        </w:rPr>
+      </w:pPr>
+    </w:p>
+    <w:p>
+      <w:pPr>
+        <w:shd w:val="clear" w:color="auto" w:fill="FFFFFF"/>
+        <w:spacing w:after="0" w:line="285" w:lineRule="atLeast"/>
+        <w:rPr>
+          <w:rFonts w:ascii="Consolas" w:eastAsia="Times New Roman" w:hAnsi="Consolas" w:cs="Times New Roman"/>
+          <w:color w:val="4E5B61"/>
+          <w:sz w:val="21"/>
+          <w:szCs w:val="21"/>
+          <w:lang w:eastAsia="tr-TR"/>
+        </w:rPr>
+      </w:pPr>
+      <w:proofErr w:type="spellStart"/>
+      <w:r>
+        <w:rPr>
+          <w:rFonts w:ascii="Consolas" w:eastAsia="Times New Roman" w:hAnsi="Consolas" w:cs="Times New Roman"/>
+          <w:color w:val="728E00"/>
+          <w:sz w:val="21"/>
+          <w:szCs w:val="21"/>
+          <w:lang w:eastAsia="tr-TR"/>
+        </w:rPr>
+        <w:t>if</w:t>
+      </w:r>
+      <w:proofErr w:type="spellEnd"/>
+      <w:r>
+        <w:rPr>
+          <w:rFonts w:ascii="Consolas" w:eastAsia="Times New Roman" w:hAnsi="Consolas" w:cs="Times New Roman"/>
+          <w:color w:val="434F54"/>
+          <w:sz w:val="21"/>
+          <w:szCs w:val="21"/>
+          <w:lang w:eastAsia="tr-TR"/>
+        </w:rPr>
+        <w:t>(</w:t>
+      </w:r>
+      <w:proofErr w:type="spellStart"/>
+      <w:proofErr w:type="gramStart"/>
+      <w:r>
+        <w:rPr>
+          <w:rFonts w:ascii="Consolas" w:eastAsia="Times New Roman" w:hAnsi="Consolas" w:cs="Times New Roman"/>
+          <w:color w:val="D35400"/>
+          <w:sz w:val="21"/>
+          <w:szCs w:val="21"/>
+          <w:lang w:eastAsia="tr-TR"/>
+        </w:rPr>
+        <w:t>header</w:t>
+      </w:r>
+      <w:proofErr w:type="spellEnd"/>
+      <w:r>
+        <w:rPr>
+          <w:rFonts w:ascii="Consolas" w:eastAsia="Times New Roman" w:hAnsi="Consolas" w:cs="Times New Roman"/>
+          <w:color w:val="4E5B61"/>
+          <w:sz w:val="21"/>
+          <w:szCs w:val="21"/>
+          <w:lang w:eastAsia="tr-TR"/>
+        </w:rPr>
+        <w:t>.</w:t>
+      </w:r>
+      <w:proofErr w:type="spellStart"/>
+      <w:r>
+        <w:rPr>
+          <w:rFonts w:ascii="Consolas" w:eastAsia="Times New Roman" w:hAnsi="Consolas" w:cs="Times New Roman"/>
+          <w:color w:val="D35400"/>
+          <w:sz w:val="21"/>
+          <w:szCs w:val="21"/>
+          <w:lang w:eastAsia="tr-TR"/>
+        </w:rPr>
+        <w:t>indexOf</w:t>
+      </w:r>
+      <w:proofErr w:type="spellEnd"/>
+      <w:proofErr w:type="gramEnd"/>
+      <w:r>
+        <w:rPr>
+          <w:rFonts w:ascii="Consolas" w:eastAsia="Times New Roman" w:hAnsi="Consolas" w:cs="Times New Roman"/>
+          <w:color w:val="434F54"/>
+          <w:sz w:val="21"/>
+          <w:szCs w:val="21"/>
+          <w:lang w:eastAsia="tr-TR"/>
+        </w:rPr>
+        <w:t>(</w:t>
+      </w:r>
+      <w:r>
+        <w:rPr>
+          <w:rFonts w:ascii="Consolas" w:eastAsia="Times New Roman" w:hAnsi="Consolas" w:cs="Times New Roman"/>
+          <w:color w:val="005C5F"/>
+          <w:sz w:val="21"/>
+          <w:szCs w:val="21"/>
+          <w:lang w:eastAsia="tr-TR"/>
+        </w:rPr>
+        <w:t>"/</w:t>
+      </w:r>
+      <w:proofErr w:type="spellStart"/>
+      <w:r>
+        <w:rPr>
+          <w:rFonts w:ascii="Consolas" w:eastAsia="Times New Roman" w:hAnsi="Consolas" w:cs="Times New Roman"/>
+          <w:color w:val="005C5F"/>
+          <w:sz w:val="21"/>
+          <w:szCs w:val="21"/>
+          <w:lang w:eastAsia="tr-TR"/>
+        </w:rPr>
+        <w:t>nevarsasil</w:t>
+      </w:r>
+      <w:proofErr w:type="spellEnd"/>
+      <w:r>
+        <w:rPr>
+          <w:rFonts w:ascii="Consolas" w:eastAsia="Times New Roman" w:hAnsi="Consolas" w:cs="Times New Roman"/>
+          <w:color w:val="005C5F"/>
+          <w:sz w:val="21"/>
+          <w:szCs w:val="21"/>
+          <w:lang w:eastAsia="tr-TR"/>
+        </w:rPr>
+        <w:t>"</w:t>
+      </w:r>
+      <w:r>
+        <w:rPr>
+          <w:rFonts w:ascii="Consolas" w:eastAsia="Times New Roman" w:hAnsi="Consolas" w:cs="Times New Roman"/>
+          <w:color w:val="434F54"/>
+          <w:sz w:val="21"/>
+          <w:szCs w:val="21"/>
+          <w:lang w:eastAsia="tr-TR"/>
+        </w:rPr>
+        <w:t>)</w:t>
+      </w:r>
+      <w:r>
+        <w:rPr>
+          <w:rFonts w:ascii="Consolas" w:eastAsia="Times New Roman" w:hAnsi="Consolas" w:cs="Times New Roman"/>
+          <w:color w:val="4E5B61"/>
+          <w:sz w:val="21"/>
+          <w:szCs w:val="21"/>
+          <w:lang w:eastAsia="tr-TR"/>
+        </w:rPr>
+        <w:t>&gt;-</w:t>
+      </w:r>
+      <w:r>
+        <w:rPr>
+          <w:rFonts w:ascii="Consolas" w:eastAsia="Times New Roman" w:hAnsi="Consolas" w:cs="Times New Roman"/>
+          <w:color w:val="005C5F"/>
+          <w:sz w:val="21"/>
+          <w:szCs w:val="21"/>
+          <w:lang w:eastAsia="tr-TR"/>
+        </w:rPr>
+        <w:t>1</w:t>
+      </w:r>
+      <w:r>
+        <w:rPr>
+          <w:rFonts w:ascii="Consolas" w:eastAsia="Times New Roman" w:hAnsi="Consolas" w:cs="Times New Roman"/>
+          <w:color w:val="434F54"/>
+          <w:sz w:val="21"/>
+          <w:szCs w:val="21"/>
+          <w:lang w:eastAsia="tr-TR"/>
+        </w:rPr>
+        <w:t>)</w:t>
+      </w:r>
+    </w:p>
+    <w:p>
+      <w:pPr>
         <w:spacing w:after="0" w:line="240" w:lineRule="auto"/>
       </w:pPr>
     </w:p>
@@ -906,7 +1867,21 @@
         <w:t>cihazın adını</w:t>
       </w:r>
       <w:r>
-        <w:t xml:space="preserve"> bulalım. Adı ESP-bos olacaktır.</w:t>
+        <w:t xml:space="preserve"> bulalım. Adı E</w:t>
+      </w:r>
+      <w:r>
+        <w:t>sp-bos-</w:t>
+      </w:r>
+      <w:proofErr w:type="gramStart"/>
+      <w:r>
+        <w:t xml:space="preserve">v3 </w:t>
+      </w:r>
+      <w:r>
+        <w:t xml:space="preserve"> olacaktır</w:t>
+      </w:r>
+      <w:proofErr w:type="gramEnd"/>
+      <w:r>
+        <w:t>.</w:t>
       </w:r>
     </w:p>
     <w:p>
@@ -7632,7 +8607,7 @@
 </file>
 
 <file path=customXml/itemProps2.xml><?xml version="1.0" encoding="utf-8"?>
-<ds:datastoreItem xmlns:ds="http://schemas.openxmlformats.org/officeDocument/2006/customXml" ds:itemID="{EC774A73-C0B1-45E4-97DC-08BDC35B06E8}">
+<ds:datastoreItem xmlns:ds="http://schemas.openxmlformats.org/officeDocument/2006/customXml" ds:itemID="{2EDF9599-B514-410C-850A-22E062E4BAA5}">
   <ds:schemaRefs>
     <ds:schemaRef ds:uri="http://schemas.openxmlformats.org/officeDocument/2006/bibliography"/>
   </ds:schemaRefs>

--- a/Help/Turkce/lolin_tr.docx
+++ b/Help/Turkce/lolin_tr.docx
@@ -7467,6 +7467,788 @@
         </w:drawing>
       </w:r>
     </w:p>
+    <w:p>
+      <w:pPr>
+        <w:spacing w:after="0" w:line="240" w:lineRule="auto"/>
+      </w:pPr>
+    </w:p>
+    <w:p>
+      <w:pPr>
+        <w:spacing w:after="0" w:line="240" w:lineRule="auto"/>
+      </w:pPr>
+    </w:p>
+    <w:p>
+      <w:pPr>
+        <w:spacing w:after="0" w:line="240" w:lineRule="auto"/>
+      </w:pPr>
+    </w:p>
+    <w:p>
+      <w:pPr>
+        <w:spacing w:after="0" w:line="240" w:lineRule="auto"/>
+      </w:pPr>
+      <w:r>
+        <w:lastRenderedPageBreak/>
+        <w:t xml:space="preserve">MP3 </w:t>
+      </w:r>
+      <w:proofErr w:type="spellStart"/>
+      <w:proofErr w:type="gramStart"/>
+      <w:r>
+        <w:t>player’e</w:t>
+      </w:r>
+      <w:proofErr w:type="spellEnd"/>
+      <w:r>
+        <w:t xml:space="preserve">  Gönderme</w:t>
+      </w:r>
+      <w:proofErr w:type="gramEnd"/>
+      <w:r>
+        <w:t xml:space="preserve"> </w:t>
+      </w:r>
+    </w:p>
+    <w:tbl>
+      <w:tblPr>
+        <w:tblStyle w:val="TabloKlavuzu"/>
+        <w:tblW w:w="0" w:type="auto"/>
+        <w:tblLook w:val="04A0"/>
+      </w:tblPr>
+      <w:tblGrid>
+        <w:gridCol w:w="7072"/>
+        <w:gridCol w:w="7072"/>
+      </w:tblGrid>
+      <w:tr>
+        <w:tc>
+          <w:tcPr>
+            <w:tcW w:w="7072" w:type="dxa"/>
+          </w:tcPr>
+          <w:p>
+            <w:proofErr w:type="spellStart"/>
+            <w:r>
+              <w:t>gonderen</w:t>
+            </w:r>
+            <w:proofErr w:type="spellEnd"/>
+            <w:r>
+              <w:t xml:space="preserve"> SALON</w:t>
+            </w:r>
+          </w:p>
+          <w:p>
+            <w:pPr>
+              <w:rPr>
+                <w:sz w:val="20"/>
+                <w:szCs w:val="20"/>
+              </w:rPr>
+            </w:pPr>
+            <w:proofErr w:type="spellStart"/>
+            <w:r>
+              <w:rPr>
+                <w:sz w:val="20"/>
+                <w:szCs w:val="20"/>
+              </w:rPr>
+              <w:t>if</w:t>
+            </w:r>
+            <w:proofErr w:type="spellEnd"/>
+            <w:r>
+              <w:rPr>
+                <w:sz w:val="20"/>
+                <w:szCs w:val="20"/>
+              </w:rPr>
+              <w:t>(D2&gt;4 &amp;&amp; D2&lt;30){</w:t>
+            </w:r>
+            <w:proofErr w:type="spellStart"/>
+            <w:r>
+              <w:rPr>
+                <w:sz w:val="20"/>
+                <w:szCs w:val="20"/>
+              </w:rPr>
+              <w:t>mqtt</w:t>
+            </w:r>
+            <w:proofErr w:type="spellEnd"/>
+            <w:r>
+              <w:rPr>
+                <w:sz w:val="20"/>
+                <w:szCs w:val="20"/>
+              </w:rPr>
+              <w:t>:/kev1/MP3_TEST=VR1:MP3&gt;5;d3=1;}</w:t>
+            </w:r>
+          </w:p>
+          <w:p>
+            <w:pPr>
+              <w:rPr>
+                <w:sz w:val="20"/>
+                <w:szCs w:val="20"/>
+              </w:rPr>
+            </w:pPr>
+            <w:proofErr w:type="spellStart"/>
+            <w:r>
+              <w:rPr>
+                <w:sz w:val="20"/>
+                <w:szCs w:val="20"/>
+              </w:rPr>
+              <w:t>if</w:t>
+            </w:r>
+            <w:proofErr w:type="spellEnd"/>
+            <w:r>
+              <w:rPr>
+                <w:sz w:val="20"/>
+                <w:szCs w:val="20"/>
+              </w:rPr>
+              <w:t>(D2&gt;30 &amp;&amp; D2&lt;465){</w:t>
+            </w:r>
+            <w:proofErr w:type="spellStart"/>
+            <w:r>
+              <w:rPr>
+                <w:sz w:val="20"/>
+                <w:szCs w:val="20"/>
+              </w:rPr>
+              <w:t>mqtt</w:t>
+            </w:r>
+            <w:proofErr w:type="spellEnd"/>
+            <w:r>
+              <w:rPr>
+                <w:sz w:val="20"/>
+                <w:szCs w:val="20"/>
+              </w:rPr>
+              <w:t>:/kev1/MP3_TEST=VR1:MP3T&gt;ELGEL;d3=0;}</w:t>
+            </w:r>
+          </w:p>
+          <w:p>
+            <w:pPr>
+              <w:rPr>
+                <w:sz w:val="20"/>
+                <w:szCs w:val="20"/>
+              </w:rPr>
+            </w:pPr>
+            <w:r>
+              <w:rPr>
+                <w:sz w:val="20"/>
+                <w:szCs w:val="20"/>
+              </w:rPr>
+              <w:t>//</w:t>
+            </w:r>
+            <w:proofErr w:type="spellStart"/>
+            <w:r>
+              <w:rPr>
+                <w:sz w:val="20"/>
+                <w:szCs w:val="20"/>
+              </w:rPr>
+              <w:t>if</w:t>
+            </w:r>
+            <w:proofErr w:type="spellEnd"/>
+            <w:r>
+              <w:rPr>
+                <w:sz w:val="20"/>
+                <w:szCs w:val="20"/>
+              </w:rPr>
+              <w:t>(D3==1){</w:t>
+            </w:r>
+            <w:proofErr w:type="spellStart"/>
+            <w:r>
+              <w:rPr>
+                <w:sz w:val="20"/>
+                <w:szCs w:val="20"/>
+              </w:rPr>
+              <w:t>mqtt</w:t>
+            </w:r>
+            <w:proofErr w:type="spellEnd"/>
+            <w:r>
+              <w:rPr>
+                <w:sz w:val="20"/>
+                <w:szCs w:val="20"/>
+              </w:rPr>
+              <w:t>:/kev1/MUTFAK=D1:1,</w:t>
+            </w:r>
+            <w:proofErr w:type="gramStart"/>
+            <w:r>
+              <w:rPr>
+                <w:sz w:val="20"/>
+                <w:szCs w:val="20"/>
+              </w:rPr>
+              <w:t>VR:BUZ</w:t>
+            </w:r>
+            <w:proofErr w:type="gramEnd"/>
+            <w:r>
+              <w:rPr>
+                <w:sz w:val="20"/>
+                <w:szCs w:val="20"/>
+              </w:rPr>
+              <w:t>&gt;CE_CE;d3=1;}</w:t>
+            </w:r>
+          </w:p>
+          <w:p>
+            <w:pPr>
+              <w:rPr>
+                <w:sz w:val="20"/>
+                <w:szCs w:val="20"/>
+              </w:rPr>
+            </w:pPr>
+            <w:r>
+              <w:rPr>
+                <w:sz w:val="20"/>
+                <w:szCs w:val="20"/>
+              </w:rPr>
+              <w:t>//</w:t>
+            </w:r>
+            <w:proofErr w:type="spellStart"/>
+            <w:r>
+              <w:rPr>
+                <w:sz w:val="20"/>
+                <w:szCs w:val="20"/>
+              </w:rPr>
+              <w:t>if</w:t>
+            </w:r>
+            <w:proofErr w:type="spellEnd"/>
+            <w:r>
+              <w:rPr>
+                <w:sz w:val="20"/>
+                <w:szCs w:val="20"/>
+              </w:rPr>
+              <w:t>(D3==0){</w:t>
+            </w:r>
+            <w:proofErr w:type="spellStart"/>
+            <w:r>
+              <w:rPr>
+                <w:sz w:val="20"/>
+                <w:szCs w:val="20"/>
+              </w:rPr>
+              <w:t>mqtt</w:t>
+            </w:r>
+            <w:proofErr w:type="spellEnd"/>
+            <w:r>
+              <w:rPr>
+                <w:sz w:val="20"/>
+                <w:szCs w:val="20"/>
+              </w:rPr>
+              <w:t>:/kev1/MUTFAK=D1:0,</w:t>
+            </w:r>
+            <w:proofErr w:type="gramStart"/>
+            <w:r>
+              <w:rPr>
+                <w:sz w:val="20"/>
+                <w:szCs w:val="20"/>
+              </w:rPr>
+              <w:t>VR:BUZ</w:t>
+            </w:r>
+            <w:proofErr w:type="gramEnd"/>
+            <w:r>
+              <w:rPr>
+                <w:sz w:val="20"/>
+                <w:szCs w:val="20"/>
+              </w:rPr>
+              <w:t>&gt;___;d3=0;}</w:t>
+            </w:r>
+          </w:p>
+          <w:p>
+            <w:pPr>
+              <w:rPr>
+                <w:sz w:val="20"/>
+                <w:szCs w:val="20"/>
+              </w:rPr>
+            </w:pPr>
+            <w:r>
+              <w:rPr>
+                <w:sz w:val="20"/>
+                <w:szCs w:val="20"/>
+              </w:rPr>
+              <w:t>//</w:t>
+            </w:r>
+            <w:proofErr w:type="spellStart"/>
+            <w:r>
+              <w:rPr>
+                <w:sz w:val="20"/>
+                <w:szCs w:val="20"/>
+              </w:rPr>
+              <w:t>if</w:t>
+            </w:r>
+            <w:proofErr w:type="spellEnd"/>
+            <w:r>
+              <w:rPr>
+                <w:sz w:val="20"/>
+                <w:szCs w:val="20"/>
+              </w:rPr>
+              <w:t>(D2&gt;4 &amp;&amp; D2&lt;30){</w:t>
+            </w:r>
+            <w:proofErr w:type="spellStart"/>
+            <w:r>
+              <w:rPr>
+                <w:sz w:val="20"/>
+                <w:szCs w:val="20"/>
+              </w:rPr>
+              <w:t>mqtt</w:t>
+            </w:r>
+            <w:proofErr w:type="spellEnd"/>
+            <w:r>
+              <w:rPr>
+                <w:sz w:val="20"/>
+                <w:szCs w:val="20"/>
+              </w:rPr>
+              <w:t>:/kev1/MUTFAK=D2:1,VR0:BUZ&gt;CE_CE,D6:1;d3=1;}</w:t>
+            </w:r>
+          </w:p>
+          <w:p>
+            <w:pPr>
+              <w:rPr>
+                <w:sz w:val="20"/>
+                <w:szCs w:val="20"/>
+              </w:rPr>
+            </w:pPr>
+            <w:r>
+              <w:rPr>
+                <w:sz w:val="20"/>
+                <w:szCs w:val="20"/>
+              </w:rPr>
+              <w:t>//</w:t>
+            </w:r>
+            <w:proofErr w:type="spellStart"/>
+            <w:r>
+              <w:rPr>
+                <w:sz w:val="20"/>
+                <w:szCs w:val="20"/>
+              </w:rPr>
+              <w:t>if</w:t>
+            </w:r>
+            <w:proofErr w:type="spellEnd"/>
+            <w:r>
+              <w:rPr>
+                <w:sz w:val="20"/>
+                <w:szCs w:val="20"/>
+              </w:rPr>
+              <w:t>(D2&gt;30 &amp;&amp; D2&lt;465){</w:t>
+            </w:r>
+            <w:proofErr w:type="spellStart"/>
+            <w:r>
+              <w:rPr>
+                <w:sz w:val="20"/>
+                <w:szCs w:val="20"/>
+              </w:rPr>
+              <w:t>mqtt</w:t>
+            </w:r>
+            <w:proofErr w:type="spellEnd"/>
+            <w:r>
+              <w:rPr>
+                <w:sz w:val="20"/>
+                <w:szCs w:val="20"/>
+              </w:rPr>
+              <w:t>:/kev1/MUTFAK=D2:0,VR0:BUZ&gt;___,D6:0;d3=0;}</w:t>
+            </w:r>
+          </w:p>
+          <w:p>
+            <w:pPr>
+              <w:rPr>
+                <w:sz w:val="20"/>
+                <w:szCs w:val="20"/>
+              </w:rPr>
+            </w:pPr>
+            <w:r>
+              <w:rPr>
+                <w:sz w:val="20"/>
+                <w:szCs w:val="20"/>
+              </w:rPr>
+              <w:t>//</w:t>
+            </w:r>
+            <w:proofErr w:type="spellStart"/>
+            <w:r>
+              <w:rPr>
+                <w:sz w:val="20"/>
+                <w:szCs w:val="20"/>
+              </w:rPr>
+              <w:t>if</w:t>
+            </w:r>
+            <w:proofErr w:type="spellEnd"/>
+            <w:r>
+              <w:rPr>
+                <w:sz w:val="20"/>
+                <w:szCs w:val="20"/>
+              </w:rPr>
+              <w:t>(D2&gt;65 &amp;&amp; ACL==0){</w:t>
+            </w:r>
+            <w:proofErr w:type="spellStart"/>
+            <w:r>
+              <w:rPr>
+                <w:sz w:val="20"/>
+                <w:szCs w:val="20"/>
+              </w:rPr>
+              <w:t>mqtt</w:t>
+            </w:r>
+            <w:proofErr w:type="spellEnd"/>
+            <w:r>
+              <w:rPr>
+                <w:sz w:val="20"/>
+                <w:szCs w:val="20"/>
+              </w:rPr>
+              <w:t>:/kev1/MUTFAK=D1:1,VR0:BUZ&gt;___,D6:0;d3=0;}</w:t>
+            </w:r>
+          </w:p>
+          <w:p>
+            <w:pPr>
+              <w:rPr>
+                <w:sz w:val="20"/>
+                <w:szCs w:val="20"/>
+              </w:rPr>
+            </w:pPr>
+            <w:r>
+              <w:rPr>
+                <w:sz w:val="20"/>
+                <w:szCs w:val="20"/>
+              </w:rPr>
+              <w:t>//</w:t>
+            </w:r>
+            <w:proofErr w:type="spellStart"/>
+            <w:r>
+              <w:rPr>
+                <w:sz w:val="20"/>
+                <w:szCs w:val="20"/>
+              </w:rPr>
+              <w:t>if</w:t>
+            </w:r>
+            <w:proofErr w:type="spellEnd"/>
+            <w:r>
+              <w:rPr>
+                <w:sz w:val="20"/>
+                <w:szCs w:val="20"/>
+              </w:rPr>
+              <w:t>(D3==0){ACL=0;</w:t>
+            </w:r>
+            <w:proofErr w:type="spellStart"/>
+            <w:r>
+              <w:rPr>
+                <w:sz w:val="20"/>
+                <w:szCs w:val="20"/>
+              </w:rPr>
+              <w:t>mqtt</w:t>
+            </w:r>
+            <w:proofErr w:type="spellEnd"/>
+            <w:r>
+              <w:rPr>
+                <w:sz w:val="20"/>
+                <w:szCs w:val="20"/>
+              </w:rPr>
+              <w:t>:/kev1/ALLDEV=ACL:0;}</w:t>
+            </w:r>
+          </w:p>
+          <w:p>
+            <w:r>
+              <w:rPr>
+                <w:sz w:val="20"/>
+                <w:szCs w:val="20"/>
+              </w:rPr>
+              <w:t>//</w:t>
+            </w:r>
+            <w:proofErr w:type="spellStart"/>
+            <w:r>
+              <w:rPr>
+                <w:sz w:val="20"/>
+                <w:szCs w:val="20"/>
+              </w:rPr>
+              <w:t>if</w:t>
+            </w:r>
+            <w:proofErr w:type="spellEnd"/>
+            <w:r>
+              <w:rPr>
+                <w:sz w:val="20"/>
+                <w:szCs w:val="20"/>
+              </w:rPr>
+              <w:t>(D3==1){ACL=1;</w:t>
+            </w:r>
+            <w:proofErr w:type="spellStart"/>
+            <w:r>
+              <w:rPr>
+                <w:sz w:val="20"/>
+                <w:szCs w:val="20"/>
+              </w:rPr>
+              <w:t>mqtt</w:t>
+            </w:r>
+            <w:proofErr w:type="spellEnd"/>
+            <w:r>
+              <w:rPr>
+                <w:sz w:val="20"/>
+                <w:szCs w:val="20"/>
+              </w:rPr>
+              <w:t>:/kev1/ALLDEV=ACL:1;}</w:t>
+            </w:r>
+          </w:p>
+        </w:tc>
+        <w:tc>
+          <w:tcPr>
+            <w:tcW w:w="7072" w:type="dxa"/>
+          </w:tcPr>
+          <w:p>
+            <w:proofErr w:type="gramStart"/>
+            <w:r>
+              <w:t>Alıcı  MP3</w:t>
+            </w:r>
+            <w:proofErr w:type="gramEnd"/>
+            <w:r>
+              <w:t>_TEST</w:t>
+            </w:r>
+          </w:p>
+          <w:p/>
+          <w:p>
+            <w:proofErr w:type="spellStart"/>
+            <w:r>
+              <w:t>Serial</w:t>
+            </w:r>
+            <w:proofErr w:type="spellEnd"/>
+            <w:r>
+              <w:t xml:space="preserve"> </w:t>
+            </w:r>
+            <w:proofErr w:type="spellStart"/>
+            <w:r>
+              <w:t>monitor</w:t>
+            </w:r>
+            <w:proofErr w:type="spellEnd"/>
+            <w:r>
+              <w:t xml:space="preserve"> çıkışı</w:t>
+            </w:r>
+          </w:p>
+          <w:p>
+            <w:pPr>
+              <w:shd w:val="clear" w:color="auto" w:fill="FFFFFF"/>
+              <w:tabs>
+                <w:tab w:val="left" w:pos="916"/>
+                <w:tab w:val="left" w:pos="1832"/>
+                <w:tab w:val="left" w:pos="2748"/>
+                <w:tab w:val="left" w:pos="3664"/>
+                <w:tab w:val="left" w:pos="4580"/>
+                <w:tab w:val="left" w:pos="5496"/>
+                <w:tab w:val="left" w:pos="6412"/>
+                <w:tab w:val="left" w:pos="7328"/>
+                <w:tab w:val="left" w:pos="8244"/>
+                <w:tab w:val="left" w:pos="9160"/>
+                <w:tab w:val="left" w:pos="10076"/>
+                <w:tab w:val="left" w:pos="10992"/>
+                <w:tab w:val="left" w:pos="11908"/>
+                <w:tab w:val="left" w:pos="12824"/>
+                <w:tab w:val="left" w:pos="13740"/>
+                <w:tab w:val="left" w:pos="14656"/>
+              </w:tabs>
+              <w:rPr>
+                <w:rFonts w:ascii="Courier New" w:eastAsia="Times New Roman" w:hAnsi="Courier New" w:cs="Courier New"/>
+                <w:color w:val="4E5B61"/>
+                <w:sz w:val="20"/>
+                <w:szCs w:val="20"/>
+                <w:lang w:eastAsia="tr-TR"/>
+              </w:rPr>
+            </w:pPr>
+            <w:proofErr w:type="spellStart"/>
+            <w:r>
+              <w:rPr>
+                <w:rFonts w:ascii="Courier New" w:eastAsia="Times New Roman" w:hAnsi="Courier New" w:cs="Courier New"/>
+                <w:color w:val="4E5B61"/>
+                <w:sz w:val="20"/>
+                <w:szCs w:val="20"/>
+                <w:lang w:eastAsia="tr-TR"/>
+              </w:rPr>
+              <w:t>mqgonderen</w:t>
+            </w:r>
+            <w:proofErr w:type="spellEnd"/>
+            <w:r>
+              <w:rPr>
+                <w:rFonts w:ascii="Courier New" w:eastAsia="Times New Roman" w:hAnsi="Courier New" w:cs="Courier New"/>
+                <w:color w:val="4E5B61"/>
+                <w:sz w:val="20"/>
+                <w:szCs w:val="20"/>
+                <w:lang w:eastAsia="tr-TR"/>
+              </w:rPr>
+              <w:t xml:space="preserve">:kev1/SALON pnm:VR1 </w:t>
+            </w:r>
+            <w:proofErr w:type="spellStart"/>
+            <w:r>
+              <w:rPr>
+                <w:rFonts w:ascii="Courier New" w:eastAsia="Times New Roman" w:hAnsi="Courier New" w:cs="Courier New"/>
+                <w:color w:val="4E5B61"/>
+                <w:sz w:val="20"/>
+                <w:szCs w:val="20"/>
+                <w:lang w:eastAsia="tr-TR"/>
+              </w:rPr>
+              <w:t>pns</w:t>
+            </w:r>
+            <w:proofErr w:type="spellEnd"/>
+            <w:r>
+              <w:rPr>
+                <w:rFonts w:ascii="Courier New" w:eastAsia="Times New Roman" w:hAnsi="Courier New" w:cs="Courier New"/>
+                <w:color w:val="4E5B61"/>
+                <w:sz w:val="20"/>
+                <w:szCs w:val="20"/>
+                <w:lang w:eastAsia="tr-TR"/>
+              </w:rPr>
+              <w:t>:MP3T&gt;ELGEL</w:t>
+            </w:r>
+          </w:p>
+          <w:p>
+            <w:pPr>
+              <w:shd w:val="clear" w:color="auto" w:fill="FFFFFF"/>
+              <w:tabs>
+                <w:tab w:val="left" w:pos="916"/>
+                <w:tab w:val="left" w:pos="1832"/>
+                <w:tab w:val="left" w:pos="2748"/>
+                <w:tab w:val="left" w:pos="3664"/>
+                <w:tab w:val="left" w:pos="4580"/>
+                <w:tab w:val="left" w:pos="5496"/>
+                <w:tab w:val="left" w:pos="6412"/>
+                <w:tab w:val="left" w:pos="7328"/>
+                <w:tab w:val="left" w:pos="8244"/>
+                <w:tab w:val="left" w:pos="9160"/>
+                <w:tab w:val="left" w:pos="10076"/>
+                <w:tab w:val="left" w:pos="10992"/>
+                <w:tab w:val="left" w:pos="11908"/>
+                <w:tab w:val="left" w:pos="12824"/>
+                <w:tab w:val="left" w:pos="13740"/>
+                <w:tab w:val="left" w:pos="14656"/>
+              </w:tabs>
+              <w:rPr>
+                <w:rFonts w:ascii="Courier New" w:eastAsia="Times New Roman" w:hAnsi="Courier New" w:cs="Courier New"/>
+                <w:color w:val="4E5B61"/>
+                <w:sz w:val="20"/>
+                <w:szCs w:val="20"/>
+                <w:lang w:eastAsia="tr-TR"/>
+              </w:rPr>
+            </w:pPr>
+            <w:r>
+              <w:rPr>
+                <w:rFonts w:ascii="Courier New" w:eastAsia="Times New Roman" w:hAnsi="Courier New" w:cs="Courier New"/>
+                <w:color w:val="4E5B61"/>
+                <w:sz w:val="20"/>
+                <w:szCs w:val="20"/>
+                <w:lang w:eastAsia="tr-TR"/>
+              </w:rPr>
+              <w:t>VR1 MP3T&gt;ELGEL</w:t>
+            </w:r>
+          </w:p>
+          <w:p/>
+        </w:tc>
+      </w:tr>
+      <w:tr>
+        <w:tc>
+          <w:tcPr>
+            <w:tcW w:w="7072" w:type="dxa"/>
+          </w:tcPr>
+          <w:p>
+            <w:r>
+              <w:rPr>
+                <w:noProof/>
+                <w:lang w:eastAsia="tr-TR"/>
+              </w:rPr>
+              <w:drawing>
+                <wp:inline distT="0" distB="0" distL="0" distR="0">
+                  <wp:extent cx="4216058" cy="4358244"/>
+                  <wp:effectExtent l="19050" t="0" r="0" b="0"/>
+                  <wp:docPr id="11" name="Resim 6"/>
+                  <wp:cNvGraphicFramePr>
+                    <a:graphicFrameLocks xmlns:a="http://schemas.openxmlformats.org/drawingml/2006/main" noChangeAspect="1"/>
+                  </wp:cNvGraphicFramePr>
+                  <a:graphic xmlns:a="http://schemas.openxmlformats.org/drawingml/2006/main">
+                    <a:graphicData uri="http://schemas.openxmlformats.org/drawingml/2006/picture">
+                      <pic:pic xmlns:pic="http://schemas.openxmlformats.org/drawingml/2006/picture">
+                        <pic:nvPicPr>
+                          <pic:cNvPr id="0" name="Picture 6"/>
+                          <pic:cNvPicPr>
+                            <a:picLocks noChangeAspect="1" noChangeArrowheads="1"/>
+                          </pic:cNvPicPr>
+                        </pic:nvPicPr>
+                        <pic:blipFill>
+                          <a:blip r:embed="rId24" cstate="print"/>
+                          <a:srcRect/>
+                          <a:stretch>
+                            <a:fillRect/>
+                          </a:stretch>
+                        </pic:blipFill>
+                        <pic:spPr bwMode="auto">
+                          <a:xfrm>
+                            <a:off x="0" y="0"/>
+                            <a:ext cx="4215765" cy="4357942"/>
+                          </a:xfrm>
+                          <a:prstGeom prst="rect">
+                            <a:avLst/>
+                          </a:prstGeom>
+                          <a:noFill/>
+                          <a:ln w="9525">
+                            <a:noFill/>
+                            <a:miter lim="800000"/>
+                            <a:headEnd/>
+                            <a:tailEnd/>
+                          </a:ln>
+                        </pic:spPr>
+                      </pic:pic>
+                    </a:graphicData>
+                  </a:graphic>
+                </wp:inline>
+              </w:drawing>
+            </w:r>
+          </w:p>
+        </w:tc>
+        <w:tc>
+          <w:tcPr>
+            <w:tcW w:w="7072" w:type="dxa"/>
+          </w:tcPr>
+          <w:p>
+            <w:r>
+              <w:drawing>
+                <wp:inline distT="0" distB="0" distL="0" distR="0">
+                  <wp:extent cx="3638550" cy="4714504"/>
+                  <wp:effectExtent l="19050" t="0" r="0" b="0"/>
+                  <wp:docPr id="3" name="Resim 31"/>
+                  <wp:cNvGraphicFramePr>
+                    <a:graphicFrameLocks xmlns:a="http://schemas.openxmlformats.org/drawingml/2006/main" noChangeAspect="1"/>
+                  </wp:cNvGraphicFramePr>
+                  <a:graphic xmlns:a="http://schemas.openxmlformats.org/drawingml/2006/main">
+                    <a:graphicData uri="http://schemas.openxmlformats.org/drawingml/2006/picture">
+                      <pic:pic xmlns:pic="http://schemas.openxmlformats.org/drawingml/2006/picture">
+                        <pic:nvPicPr>
+                          <pic:cNvPr id="0" name="Picture 31"/>
+                          <pic:cNvPicPr>
+                            <a:picLocks noChangeAspect="1" noChangeArrowheads="1"/>
+                          </pic:cNvPicPr>
+                        </pic:nvPicPr>
+                        <pic:blipFill>
+                          <a:blip r:embed="rId25" cstate="print"/>
+                          <a:srcRect/>
+                          <a:stretch>
+                            <a:fillRect/>
+                          </a:stretch>
+                        </pic:blipFill>
+                        <pic:spPr bwMode="auto">
+                          <a:xfrm>
+                            <a:off x="0" y="0"/>
+                            <a:ext cx="3639185" cy="4715327"/>
+                          </a:xfrm>
+                          <a:prstGeom prst="rect">
+                            <a:avLst/>
+                          </a:prstGeom>
+                          <a:noFill/>
+                        </pic:spPr>
+                      </pic:pic>
+                    </a:graphicData>
+                  </a:graphic>
+                </wp:inline>
+              </w:drawing>
+            </w:r>
+          </w:p>
+        </w:tc>
+      </w:tr>
+    </w:tbl>
+    <w:p>
+      <w:pPr>
+        <w:spacing w:after="0" w:line="240" w:lineRule="auto"/>
+      </w:pPr>
+    </w:p>
+    <w:p>
+      <w:pPr>
+        <w:spacing w:after="0" w:line="240" w:lineRule="auto"/>
+      </w:pPr>
+    </w:p>
+    <w:p>
+      <w:pPr>
+        <w:spacing w:after="0" w:line="240" w:lineRule="auto"/>
+      </w:pPr>
+    </w:p>
+    <w:p>
+      <w:pPr>
+        <w:spacing w:after="0" w:line="240" w:lineRule="auto"/>
+      </w:pPr>
+    </w:p>
+    <w:p>
+      <w:pPr>
+        <w:spacing w:after="0" w:line="240" w:lineRule="auto"/>
+      </w:pPr>
+    </w:p>
     <w:sectPr>
       <w:pgSz w:w="16838" w:h="11906" w:orient="landscape"/>
       <w:pgMar w:top="851" w:right="1417" w:bottom="707" w:left="1417" w:header="708" w:footer="708" w:gutter="0"/>
@@ -8297,6 +9079,56 @@
       </w:tblCellMar>
     </w:tblPr>
   </w:style>
+  <w:style w:type="paragraph" w:styleId="HTMLncedenBiimlendirilmi">
+    <w:name w:val="HTML Preformatted"/>
+    <w:basedOn w:val="Normal"/>
+    <w:link w:val="HTMLncedenBiimlendirilmiChar"/>
+    <w:uiPriority w:val="99"/>
+    <w:semiHidden/>
+    <w:unhideWhenUsed/>
+    <w:rsid w:val="00066CB0"/>
+    <w:pPr>
+      <w:tabs>
+        <w:tab w:val="left" w:pos="916"/>
+        <w:tab w:val="left" w:pos="1832"/>
+        <w:tab w:val="left" w:pos="2748"/>
+        <w:tab w:val="left" w:pos="3664"/>
+        <w:tab w:val="left" w:pos="4580"/>
+        <w:tab w:val="left" w:pos="5496"/>
+        <w:tab w:val="left" w:pos="6412"/>
+        <w:tab w:val="left" w:pos="7328"/>
+        <w:tab w:val="left" w:pos="8244"/>
+        <w:tab w:val="left" w:pos="9160"/>
+        <w:tab w:val="left" w:pos="10076"/>
+        <w:tab w:val="left" w:pos="10992"/>
+        <w:tab w:val="left" w:pos="11908"/>
+        <w:tab w:val="left" w:pos="12824"/>
+        <w:tab w:val="left" w:pos="13740"/>
+        <w:tab w:val="left" w:pos="14656"/>
+      </w:tabs>
+      <w:spacing w:after="0" w:line="240" w:lineRule="auto"/>
+    </w:pPr>
+    <w:rPr>
+      <w:rFonts w:ascii="Courier New" w:eastAsia="Times New Roman" w:hAnsi="Courier New" w:cs="Courier New"/>
+      <w:sz w:val="20"/>
+      <w:szCs w:val="20"/>
+      <w:lang w:eastAsia="tr-TR"/>
+    </w:rPr>
+  </w:style>
+  <w:style w:type="character" w:customStyle="1" w:styleId="HTMLncedenBiimlendirilmiChar">
+    <w:name w:val="HTML Önceden Biçimlendirilmiş Char"/>
+    <w:basedOn w:val="VarsaylanParagrafYazTipi"/>
+    <w:link w:val="HTMLncedenBiimlendirilmi"/>
+    <w:uiPriority w:val="99"/>
+    <w:semiHidden/>
+    <w:rsid w:val="00066CB0"/>
+    <w:rPr>
+      <w:rFonts w:ascii="Courier New" w:eastAsia="Times New Roman" w:hAnsi="Courier New" w:cs="Courier New"/>
+      <w:sz w:val="20"/>
+      <w:szCs w:val="20"/>
+      <w:lang w:eastAsia="tr-TR"/>
+    </w:rPr>
+  </w:style>
 </w:styles>
 </file>
 
@@ -8607,7 +9439,7 @@
 </file>
 
 <file path=customXml/itemProps2.xml><?xml version="1.0" encoding="utf-8"?>
-<ds:datastoreItem xmlns:ds="http://schemas.openxmlformats.org/officeDocument/2006/customXml" ds:itemID="{2EDF9599-B514-410C-850A-22E062E4BAA5}">
+<ds:datastoreItem xmlns:ds="http://schemas.openxmlformats.org/officeDocument/2006/customXml" ds:itemID="{E6FF53F6-B56A-4F6E-8215-1AD2F285C1BA}">
   <ds:schemaRefs>
     <ds:schemaRef ds:uri="http://schemas.openxmlformats.org/officeDocument/2006/bibliography"/>
   </ds:schemaRefs>

--- a/Help/Turkce/lolin_tr.docx
+++ b/Help/Turkce/lolin_tr.docx
@@ -663,111 +663,6 @@
     </w:p>
     <w:p>
       <w:pPr>
-        <w:spacing w:after="0" w:line="240" w:lineRule="auto"/>
-      </w:pPr>
-    </w:p>
-    <w:p>
-      <w:pPr>
-        <w:spacing w:after="0" w:line="240" w:lineRule="auto"/>
-      </w:pPr>
-    </w:p>
-    <w:p>
-      <w:pPr>
-        <w:spacing w:after="0" w:line="240" w:lineRule="auto"/>
-      </w:pPr>
-    </w:p>
-    <w:p>
-      <w:pPr>
-        <w:spacing w:after="0" w:line="240" w:lineRule="auto"/>
-      </w:pPr>
-    </w:p>
-    <w:p>
-      <w:pPr>
-        <w:spacing w:after="0" w:line="240" w:lineRule="auto"/>
-      </w:pPr>
-    </w:p>
-    <w:p>
-      <w:pPr>
-        <w:spacing w:after="0" w:line="240" w:lineRule="auto"/>
-      </w:pPr>
-    </w:p>
-    <w:p>
-      <w:pPr>
-        <w:spacing w:after="0" w:line="240" w:lineRule="auto"/>
-      </w:pPr>
-    </w:p>
-    <w:p>
-      <w:pPr>
-        <w:spacing w:after="0" w:line="240" w:lineRule="auto"/>
-      </w:pPr>
-    </w:p>
-    <w:p>
-      <w:pPr>
-        <w:spacing w:after="0" w:line="240" w:lineRule="auto"/>
-      </w:pPr>
-    </w:p>
-    <w:p>
-      <w:pPr>
-        <w:spacing w:after="0" w:line="240" w:lineRule="auto"/>
-      </w:pPr>
-    </w:p>
-    <w:p>
-      <w:pPr>
-        <w:spacing w:after="0" w:line="240" w:lineRule="auto"/>
-      </w:pPr>
-    </w:p>
-    <w:p>
-      <w:pPr>
-        <w:spacing w:after="0" w:line="240" w:lineRule="auto"/>
-      </w:pPr>
-    </w:p>
-    <w:p>
-      <w:pPr>
-        <w:spacing w:after="0" w:line="240" w:lineRule="auto"/>
-      </w:pPr>
-    </w:p>
-    <w:p>
-      <w:pPr>
-        <w:spacing w:after="0" w:line="240" w:lineRule="auto"/>
-      </w:pPr>
-    </w:p>
-    <w:p>
-      <w:pPr>
-        <w:spacing w:after="0" w:line="240" w:lineRule="auto"/>
-      </w:pPr>
-    </w:p>
-    <w:p>
-      <w:pPr>
-        <w:spacing w:after="0" w:line="240" w:lineRule="auto"/>
-      </w:pPr>
-    </w:p>
-    <w:p>
-      <w:pPr>
-        <w:spacing w:after="0" w:line="240" w:lineRule="auto"/>
-      </w:pPr>
-    </w:p>
-    <w:p>
-      <w:pPr>
-        <w:spacing w:after="0" w:line="240" w:lineRule="auto"/>
-      </w:pPr>
-    </w:p>
-    <w:p>
-      <w:pPr>
-        <w:spacing w:after="0" w:line="240" w:lineRule="auto"/>
-      </w:pPr>
-    </w:p>
-    <w:p>
-      <w:pPr>
-        <w:spacing w:after="0" w:line="240" w:lineRule="auto"/>
-      </w:pPr>
-    </w:p>
-    <w:p>
-      <w:pPr>
-        <w:spacing w:after="0" w:line="240" w:lineRule="auto"/>
-      </w:pPr>
-    </w:p>
-    <w:p>
-      <w:pPr>
         <w:shd w:val="clear" w:color="auto" w:fill="FFFFFF"/>
         <w:spacing w:after="0" w:line="285" w:lineRule="atLeast"/>
         <w:rPr>
@@ -1751,6 +1646,1396 @@
       <w:pPr>
         <w:spacing w:after="0" w:line="240" w:lineRule="auto"/>
       </w:pPr>
+      <w:r>
+        <w:lastRenderedPageBreak/>
+        <w:t xml:space="preserve">LOLİN İŞÇİ programv4 </w:t>
+      </w:r>
+      <w:proofErr w:type="spellStart"/>
+      <w:proofErr w:type="gramStart"/>
+      <w:r>
+        <w:t>nFB</w:t>
+      </w:r>
+      <w:proofErr w:type="spellEnd"/>
+      <w:r>
+        <w:t xml:space="preserve"> </w:t>
+      </w:r>
+      <w:r>
+        <w:t xml:space="preserve"> </w:t>
+      </w:r>
+      <w:proofErr w:type="spellStart"/>
+      <w:r>
+        <w:t>firebase</w:t>
+      </w:r>
+      <w:proofErr w:type="spellEnd"/>
+      <w:proofErr w:type="gramEnd"/>
+      <w:r>
+        <w:t xml:space="preserve"> MQTT için</w:t>
+      </w:r>
+    </w:p>
+    <w:p>
+      <w:pPr>
+        <w:shd w:val="clear" w:color="auto" w:fill="FFFFFF"/>
+        <w:spacing w:after="0" w:line="355" w:lineRule="atLeast"/>
+        <w:rPr>
+          <w:rFonts w:ascii="Consolas" w:eastAsia="Times New Roman" w:hAnsi="Consolas" w:cs="Times New Roman"/>
+          <w:color w:val="4E5B61"/>
+          <w:sz w:val="26"/>
+          <w:szCs w:val="26"/>
+          <w:lang w:eastAsia="tr-TR"/>
+        </w:rPr>
+      </w:pPr>
+      <w:r>
+        <w:rPr>
+          <w:rFonts w:ascii="Consolas" w:eastAsia="Times New Roman" w:hAnsi="Consolas" w:cs="Times New Roman"/>
+          <w:color w:val="95A5A6"/>
+          <w:sz w:val="26"/>
+          <w:szCs w:val="26"/>
+          <w:lang w:eastAsia="tr-TR"/>
+        </w:rPr>
+        <w:t>// ESP8266 LOLİN</w:t>
+      </w:r>
+      <w:r>
+        <w:rPr>
+          <w:rFonts w:ascii="Consolas" w:eastAsia="Times New Roman" w:hAnsi="Consolas" w:cs="Times New Roman"/>
+          <w:color w:val="95A5A6"/>
+          <w:sz w:val="26"/>
+          <w:szCs w:val="26"/>
+          <w:lang w:eastAsia="tr-TR"/>
+        </w:rPr>
+        <w:t xml:space="preserve"> D1 R2 &amp; mini </w:t>
+      </w:r>
+      <w:proofErr w:type="spellStart"/>
+      <w:r>
+        <w:rPr>
+          <w:rFonts w:ascii="Consolas" w:eastAsia="Times New Roman" w:hAnsi="Consolas" w:cs="Times New Roman"/>
+          <w:color w:val="95A5A6"/>
+          <w:sz w:val="26"/>
+          <w:szCs w:val="26"/>
+          <w:lang w:eastAsia="tr-TR"/>
+        </w:rPr>
+        <w:t>nodemcu</w:t>
+      </w:r>
+      <w:proofErr w:type="spellEnd"/>
+      <w:r>
+        <w:rPr>
+          <w:rFonts w:ascii="Consolas" w:eastAsia="Times New Roman" w:hAnsi="Consolas" w:cs="Times New Roman"/>
+          <w:color w:val="95A5A6"/>
+          <w:sz w:val="26"/>
+          <w:szCs w:val="26"/>
+          <w:lang w:eastAsia="tr-TR"/>
+        </w:rPr>
+        <w:t xml:space="preserve"> (ESP8266MOD)</w:t>
+      </w:r>
+    </w:p>
+    <w:p>
+      <w:pPr>
+        <w:shd w:val="clear" w:color="auto" w:fill="FFFFFF"/>
+        <w:spacing w:after="0" w:line="355" w:lineRule="atLeast"/>
+        <w:rPr>
+          <w:rFonts w:ascii="Consolas" w:eastAsia="Times New Roman" w:hAnsi="Consolas" w:cs="Times New Roman"/>
+          <w:color w:val="4E5B61"/>
+          <w:sz w:val="26"/>
+          <w:szCs w:val="26"/>
+          <w:lang w:eastAsia="tr-TR"/>
+        </w:rPr>
+      </w:pPr>
+      <w:r>
+        <w:rPr>
+          <w:rFonts w:ascii="Consolas" w:eastAsia="Times New Roman" w:hAnsi="Consolas" w:cs="Times New Roman"/>
+          <w:color w:val="95A5A6"/>
+          <w:sz w:val="26"/>
+          <w:szCs w:val="26"/>
+          <w:lang w:eastAsia="tr-TR"/>
+        </w:rPr>
+        <w:t xml:space="preserve">// </w:t>
+      </w:r>
+      <w:proofErr w:type="spellStart"/>
+      <w:r>
+        <w:rPr>
+          <w:rFonts w:ascii="Consolas" w:eastAsia="Times New Roman" w:hAnsi="Consolas" w:cs="Times New Roman"/>
+          <w:color w:val="95A5A6"/>
+          <w:sz w:val="26"/>
+          <w:szCs w:val="26"/>
+          <w:lang w:eastAsia="tr-TR"/>
+        </w:rPr>
+        <w:t>Flash</w:t>
+      </w:r>
+      <w:proofErr w:type="spellEnd"/>
+      <w:r>
+        <w:rPr>
+          <w:rFonts w:ascii="Consolas" w:eastAsia="Times New Roman" w:hAnsi="Consolas" w:cs="Times New Roman"/>
+          <w:color w:val="95A5A6"/>
+          <w:sz w:val="26"/>
+          <w:szCs w:val="26"/>
+          <w:lang w:eastAsia="tr-TR"/>
+        </w:rPr>
+        <w:t xml:space="preserve"> size 4M(FS:1MB OTA:~1019KB)</w:t>
+      </w:r>
+    </w:p>
+    <w:p>
+      <w:pPr>
+        <w:shd w:val="clear" w:color="auto" w:fill="FFFFFF"/>
+        <w:spacing w:after="0" w:line="355" w:lineRule="atLeast"/>
+        <w:rPr>
+          <w:rFonts w:ascii="Consolas" w:eastAsia="Times New Roman" w:hAnsi="Consolas" w:cs="Times New Roman"/>
+          <w:color w:val="95A5A6"/>
+          <w:sz w:val="26"/>
+          <w:szCs w:val="26"/>
+          <w:lang w:eastAsia="tr-TR"/>
+        </w:rPr>
+      </w:pPr>
+      <w:r>
+        <w:rPr>
+          <w:rFonts w:ascii="Consolas" w:eastAsia="Times New Roman" w:hAnsi="Consolas" w:cs="Times New Roman"/>
+          <w:color w:val="95A5A6"/>
+          <w:sz w:val="26"/>
+          <w:szCs w:val="26"/>
+          <w:lang w:eastAsia="tr-TR"/>
+        </w:rPr>
+        <w:t xml:space="preserve">// MMU: "16KB </w:t>
+      </w:r>
+      <w:proofErr w:type="spellStart"/>
+      <w:r>
+        <w:rPr>
+          <w:rFonts w:ascii="Consolas" w:eastAsia="Times New Roman" w:hAnsi="Consolas" w:cs="Times New Roman"/>
+          <w:color w:val="95A5A6"/>
+          <w:sz w:val="26"/>
+          <w:szCs w:val="26"/>
+          <w:lang w:eastAsia="tr-TR"/>
+        </w:rPr>
+        <w:t>cache</w:t>
+      </w:r>
+      <w:proofErr w:type="spellEnd"/>
+      <w:r>
+        <w:rPr>
+          <w:rFonts w:ascii="Consolas" w:eastAsia="Times New Roman" w:hAnsi="Consolas" w:cs="Times New Roman"/>
+          <w:color w:val="95A5A6"/>
+          <w:sz w:val="26"/>
+          <w:szCs w:val="26"/>
+          <w:lang w:eastAsia="tr-TR"/>
+        </w:rPr>
+        <w:t xml:space="preserve"> + 48KB </w:t>
+      </w:r>
+      <w:proofErr w:type="spellStart"/>
+      <w:r>
+        <w:rPr>
+          <w:rFonts w:ascii="Consolas" w:eastAsia="Times New Roman" w:hAnsi="Consolas" w:cs="Times New Roman"/>
+          <w:color w:val="95A5A6"/>
+          <w:sz w:val="26"/>
+          <w:szCs w:val="26"/>
+          <w:lang w:eastAsia="tr-TR"/>
+        </w:rPr>
+        <w:t>and</w:t>
+      </w:r>
+      <w:proofErr w:type="spellEnd"/>
+      <w:r>
+        <w:rPr>
+          <w:rFonts w:ascii="Consolas" w:eastAsia="Times New Roman" w:hAnsi="Consolas" w:cs="Times New Roman"/>
+          <w:color w:val="95A5A6"/>
+          <w:sz w:val="26"/>
+          <w:szCs w:val="26"/>
+          <w:lang w:eastAsia="tr-TR"/>
+        </w:rPr>
+        <w:t xml:space="preserve"> 2nd </w:t>
+      </w:r>
+      <w:proofErr w:type="spellStart"/>
+      <w:r>
+        <w:rPr>
+          <w:rFonts w:ascii="Consolas" w:eastAsia="Times New Roman" w:hAnsi="Consolas" w:cs="Times New Roman"/>
+          <w:color w:val="95A5A6"/>
+          <w:sz w:val="26"/>
+          <w:szCs w:val="26"/>
+          <w:lang w:eastAsia="tr-TR"/>
+        </w:rPr>
+        <w:t>Heap</w:t>
+      </w:r>
+      <w:proofErr w:type="spellEnd"/>
+      <w:r>
+        <w:rPr>
+          <w:rFonts w:ascii="Consolas" w:eastAsia="Times New Roman" w:hAnsi="Consolas" w:cs="Times New Roman"/>
+          <w:color w:val="95A5A6"/>
+          <w:sz w:val="26"/>
+          <w:szCs w:val="26"/>
+          <w:lang w:eastAsia="tr-TR"/>
+        </w:rPr>
+        <w:t xml:space="preserve"> (</w:t>
+      </w:r>
+      <w:proofErr w:type="spellStart"/>
+      <w:r>
+        <w:rPr>
+          <w:rFonts w:ascii="Consolas" w:eastAsia="Times New Roman" w:hAnsi="Consolas" w:cs="Times New Roman"/>
+          <w:color w:val="95A5A6"/>
+          <w:sz w:val="26"/>
+          <w:szCs w:val="26"/>
+          <w:lang w:eastAsia="tr-TR"/>
+        </w:rPr>
+        <w:t>shared</w:t>
+      </w:r>
+      <w:proofErr w:type="spellEnd"/>
+      <w:r>
+        <w:rPr>
+          <w:rFonts w:ascii="Consolas" w:eastAsia="Times New Roman" w:hAnsi="Consolas" w:cs="Times New Roman"/>
+          <w:color w:val="95A5A6"/>
+          <w:sz w:val="26"/>
+          <w:szCs w:val="26"/>
+          <w:lang w:eastAsia="tr-TR"/>
+        </w:rPr>
+        <w:t>)"</w:t>
+      </w:r>
+    </w:p>
+    <w:p>
+      <w:pPr>
+        <w:shd w:val="clear" w:color="auto" w:fill="FFFFFF"/>
+        <w:spacing w:after="0" w:line="355" w:lineRule="atLeast"/>
+        <w:rPr>
+          <w:rFonts w:ascii="Consolas" w:eastAsia="Times New Roman" w:hAnsi="Consolas" w:cs="Times New Roman"/>
+          <w:color w:val="95A5A6"/>
+          <w:sz w:val="26"/>
+          <w:szCs w:val="26"/>
+          <w:lang w:eastAsia="tr-TR"/>
+        </w:rPr>
+      </w:pPr>
+      <w:r>
+        <w:rPr>
+          <w:rFonts w:ascii="Consolas" w:eastAsia="Times New Roman" w:hAnsi="Consolas" w:cs="Times New Roman"/>
+          <w:color w:val="95A5A6"/>
+          <w:sz w:val="26"/>
+          <w:szCs w:val="26"/>
+          <w:lang w:eastAsia="tr-TR"/>
+        </w:rPr>
+        <w:t>//</w:t>
+      </w:r>
+    </w:p>
+    <w:p>
+      <w:pPr>
+        <w:shd w:val="clear" w:color="auto" w:fill="FFFFFF"/>
+        <w:spacing w:after="0" w:line="355" w:lineRule="atLeast"/>
+        <w:rPr>
+          <w:rFonts w:ascii="Consolas" w:eastAsia="Times New Roman" w:hAnsi="Consolas" w:cs="Times New Roman"/>
+          <w:color w:val="4E5B61"/>
+          <w:sz w:val="26"/>
+          <w:szCs w:val="26"/>
+          <w:lang w:eastAsia="tr-TR"/>
+        </w:rPr>
+      </w:pPr>
+      <w:r>
+        <w:rPr>
+          <w:rFonts w:ascii="Consolas" w:eastAsia="Times New Roman" w:hAnsi="Consolas" w:cs="Times New Roman"/>
+          <w:color w:val="95A5A6"/>
+          <w:sz w:val="26"/>
+          <w:szCs w:val="26"/>
+          <w:lang w:eastAsia="tr-TR"/>
+        </w:rPr>
+        <w:t xml:space="preserve">// // </w:t>
+      </w:r>
+      <w:proofErr w:type="spellStart"/>
+      <w:r>
+        <w:rPr>
+          <w:rFonts w:ascii="Consolas" w:eastAsia="Times New Roman" w:hAnsi="Consolas" w:cs="Times New Roman"/>
+          <w:color w:val="95A5A6"/>
+          <w:sz w:val="26"/>
+          <w:szCs w:val="26"/>
+          <w:lang w:eastAsia="tr-TR"/>
+        </w:rPr>
+        <w:t>Serial</w:t>
+      </w:r>
+      <w:proofErr w:type="spellEnd"/>
+      <w:r>
+        <w:rPr>
+          <w:rFonts w:ascii="Consolas" w:eastAsia="Times New Roman" w:hAnsi="Consolas" w:cs="Times New Roman"/>
+          <w:color w:val="95A5A6"/>
+          <w:sz w:val="26"/>
+          <w:szCs w:val="26"/>
+          <w:lang w:eastAsia="tr-TR"/>
+        </w:rPr>
+        <w:t xml:space="preserve"> baud rate 115200</w:t>
+      </w:r>
+    </w:p>
+    <w:p>
+      <w:pPr>
+        <w:shd w:val="clear" w:color="auto" w:fill="FFFFFF"/>
+        <w:spacing w:after="0" w:line="355" w:lineRule="atLeast"/>
+        <w:rPr>
+          <w:rFonts w:ascii="Consolas" w:eastAsia="Times New Roman" w:hAnsi="Consolas" w:cs="Times New Roman"/>
+          <w:color w:val="4E5B61"/>
+          <w:sz w:val="26"/>
+          <w:szCs w:val="26"/>
+          <w:lang w:eastAsia="tr-TR"/>
+        </w:rPr>
+      </w:pPr>
+    </w:p>
+    <w:p>
+      <w:pPr>
+        <w:spacing w:after="0" w:line="240" w:lineRule="auto"/>
+      </w:pPr>
+    </w:p>
+    <w:p>
+      <w:pPr>
+        <w:spacing w:after="0" w:line="240" w:lineRule="auto"/>
+      </w:pPr>
+    </w:p>
+    <w:p>
+      <w:pPr>
+        <w:spacing w:after="0" w:line="240" w:lineRule="auto"/>
+      </w:pPr>
+    </w:p>
+    <w:p>
+      <w:pPr>
+        <w:spacing w:after="0" w:line="240" w:lineRule="auto"/>
+      </w:pPr>
+    </w:p>
+    <w:p>
+      <w:pPr>
+        <w:spacing w:after="0" w:line="240" w:lineRule="auto"/>
+      </w:pPr>
+    </w:p>
+    <w:p>
+      <w:pPr>
+        <w:spacing w:after="0" w:line="240" w:lineRule="auto"/>
+      </w:pPr>
+    </w:p>
+    <w:p>
+      <w:pPr>
+        <w:spacing w:after="0" w:line="240" w:lineRule="auto"/>
+      </w:pPr>
+      <w:r>
+        <w:t xml:space="preserve">LOLN MP3 </w:t>
+      </w:r>
+      <w:proofErr w:type="spellStart"/>
+      <w:r>
+        <w:t>Player</w:t>
+      </w:r>
+      <w:proofErr w:type="spellEnd"/>
+      <w:r>
+        <w:t xml:space="preserve"> MQTT için</w:t>
+      </w:r>
+    </w:p>
+    <w:p>
+      <w:pPr>
+        <w:shd w:val="clear" w:color="auto" w:fill="FFFFFF"/>
+        <w:spacing w:after="0" w:line="355" w:lineRule="atLeast"/>
+        <w:rPr>
+          <w:rFonts w:ascii="Consolas" w:eastAsia="Times New Roman" w:hAnsi="Consolas" w:cs="Times New Roman"/>
+          <w:color w:val="4E5B61"/>
+          <w:sz w:val="26"/>
+          <w:szCs w:val="26"/>
+          <w:lang w:eastAsia="tr-TR"/>
+        </w:rPr>
+      </w:pPr>
+      <w:r>
+        <w:rPr>
+          <w:rFonts w:ascii="Consolas" w:eastAsia="Times New Roman" w:hAnsi="Consolas" w:cs="Times New Roman"/>
+          <w:color w:val="95A5A6"/>
+          <w:sz w:val="26"/>
+          <w:szCs w:val="26"/>
+          <w:lang w:eastAsia="tr-TR"/>
+        </w:rPr>
+        <w:t>// ESP8266 LOLİN</w:t>
+      </w:r>
+      <w:r>
+        <w:rPr>
+          <w:rFonts w:ascii="Consolas" w:eastAsia="Times New Roman" w:hAnsi="Consolas" w:cs="Times New Roman"/>
+          <w:color w:val="95A5A6"/>
+          <w:sz w:val="26"/>
+          <w:szCs w:val="26"/>
+          <w:lang w:eastAsia="tr-TR"/>
+        </w:rPr>
+        <w:t xml:space="preserve"> D1 R2 &amp; mini </w:t>
+      </w:r>
+      <w:proofErr w:type="spellStart"/>
+      <w:r>
+        <w:rPr>
+          <w:rFonts w:ascii="Consolas" w:eastAsia="Times New Roman" w:hAnsi="Consolas" w:cs="Times New Roman"/>
+          <w:color w:val="95A5A6"/>
+          <w:sz w:val="26"/>
+          <w:szCs w:val="26"/>
+          <w:lang w:eastAsia="tr-TR"/>
+        </w:rPr>
+        <w:t>nodemcu</w:t>
+      </w:r>
+      <w:proofErr w:type="spellEnd"/>
+      <w:r>
+        <w:rPr>
+          <w:rFonts w:ascii="Consolas" w:eastAsia="Times New Roman" w:hAnsi="Consolas" w:cs="Times New Roman"/>
+          <w:color w:val="95A5A6"/>
+          <w:sz w:val="26"/>
+          <w:szCs w:val="26"/>
+          <w:lang w:eastAsia="tr-TR"/>
+        </w:rPr>
+        <w:t xml:space="preserve"> (ESP8266MOD)</w:t>
+      </w:r>
+    </w:p>
+    <w:p>
+      <w:pPr>
+        <w:shd w:val="clear" w:color="auto" w:fill="FFFFFF"/>
+        <w:spacing w:after="0" w:line="355" w:lineRule="atLeast"/>
+        <w:rPr>
+          <w:rFonts w:ascii="Consolas" w:eastAsia="Times New Roman" w:hAnsi="Consolas" w:cs="Times New Roman"/>
+          <w:color w:val="4E5B61"/>
+          <w:sz w:val="26"/>
+          <w:szCs w:val="26"/>
+          <w:lang w:eastAsia="tr-TR"/>
+        </w:rPr>
+      </w:pPr>
+      <w:r>
+        <w:rPr>
+          <w:rFonts w:ascii="Consolas" w:eastAsia="Times New Roman" w:hAnsi="Consolas" w:cs="Times New Roman"/>
+          <w:color w:val="95A5A6"/>
+          <w:sz w:val="26"/>
+          <w:szCs w:val="26"/>
+          <w:lang w:eastAsia="tr-TR"/>
+        </w:rPr>
+        <w:t xml:space="preserve">// </w:t>
+      </w:r>
+      <w:proofErr w:type="spellStart"/>
+      <w:r>
+        <w:rPr>
+          <w:rFonts w:ascii="Consolas" w:eastAsia="Times New Roman" w:hAnsi="Consolas" w:cs="Times New Roman"/>
+          <w:color w:val="95A5A6"/>
+          <w:sz w:val="26"/>
+          <w:szCs w:val="26"/>
+          <w:lang w:eastAsia="tr-TR"/>
+        </w:rPr>
+        <w:t>Flash</w:t>
+      </w:r>
+      <w:proofErr w:type="spellEnd"/>
+      <w:r>
+        <w:rPr>
+          <w:rFonts w:ascii="Consolas" w:eastAsia="Times New Roman" w:hAnsi="Consolas" w:cs="Times New Roman"/>
+          <w:color w:val="95A5A6"/>
+          <w:sz w:val="26"/>
+          <w:szCs w:val="26"/>
+          <w:lang w:eastAsia="tr-TR"/>
+        </w:rPr>
+        <w:t xml:space="preserve"> size 4M(FS:1MB OTA:~1019KB)</w:t>
+      </w:r>
+    </w:p>
+    <w:p>
+      <w:pPr>
+        <w:shd w:val="clear" w:color="auto" w:fill="FFFFFF"/>
+        <w:spacing w:after="0" w:line="355" w:lineRule="atLeast"/>
+        <w:rPr>
+          <w:rFonts w:ascii="Consolas" w:eastAsia="Times New Roman" w:hAnsi="Consolas" w:cs="Times New Roman"/>
+          <w:color w:val="4E5B61"/>
+          <w:sz w:val="26"/>
+          <w:szCs w:val="26"/>
+          <w:lang w:eastAsia="tr-TR"/>
+        </w:rPr>
+      </w:pPr>
+      <w:r>
+        <w:rPr>
+          <w:rFonts w:ascii="Consolas" w:eastAsia="Times New Roman" w:hAnsi="Consolas" w:cs="Times New Roman"/>
+          <w:color w:val="95A5A6"/>
+          <w:sz w:val="26"/>
+          <w:szCs w:val="26"/>
+          <w:lang w:eastAsia="tr-TR"/>
+        </w:rPr>
+        <w:t xml:space="preserve">// MMU: "32KB </w:t>
+      </w:r>
+      <w:proofErr w:type="spellStart"/>
+      <w:r>
+        <w:rPr>
+          <w:rFonts w:ascii="Consolas" w:eastAsia="Times New Roman" w:hAnsi="Consolas" w:cs="Times New Roman"/>
+          <w:color w:val="95A5A6"/>
+          <w:sz w:val="26"/>
+          <w:szCs w:val="26"/>
+          <w:lang w:eastAsia="tr-TR"/>
+        </w:rPr>
+        <w:t>cache</w:t>
+      </w:r>
+      <w:proofErr w:type="spellEnd"/>
+      <w:r>
+        <w:rPr>
+          <w:rFonts w:ascii="Consolas" w:eastAsia="Times New Roman" w:hAnsi="Consolas" w:cs="Times New Roman"/>
+          <w:color w:val="95A5A6"/>
+          <w:sz w:val="26"/>
+          <w:szCs w:val="26"/>
+          <w:lang w:eastAsia="tr-TR"/>
+        </w:rPr>
+        <w:t xml:space="preserve"> + 32KB IRAM(</w:t>
+      </w:r>
+      <w:proofErr w:type="spellStart"/>
+      <w:r>
+        <w:rPr>
+          <w:rFonts w:ascii="Consolas" w:eastAsia="Times New Roman" w:hAnsi="Consolas" w:cs="Times New Roman"/>
+          <w:color w:val="95A5A6"/>
+          <w:sz w:val="26"/>
+          <w:szCs w:val="26"/>
+          <w:lang w:eastAsia="tr-TR"/>
+        </w:rPr>
+        <w:t>balanced</w:t>
+      </w:r>
+      <w:proofErr w:type="spellEnd"/>
+      <w:r>
+        <w:rPr>
+          <w:rFonts w:ascii="Consolas" w:eastAsia="Times New Roman" w:hAnsi="Consolas" w:cs="Times New Roman"/>
+          <w:color w:val="95A5A6"/>
+          <w:sz w:val="26"/>
+          <w:szCs w:val="26"/>
+          <w:lang w:eastAsia="tr-TR"/>
+        </w:rPr>
+        <w:t>)"</w:t>
+      </w:r>
+    </w:p>
+    <w:p>
+      <w:pPr>
+        <w:shd w:val="clear" w:color="auto" w:fill="FFFFFF"/>
+        <w:spacing w:after="0" w:line="355" w:lineRule="atLeast"/>
+        <w:rPr>
+          <w:rFonts w:ascii="Consolas" w:eastAsia="Times New Roman" w:hAnsi="Consolas" w:cs="Times New Roman"/>
+          <w:color w:val="4E5B61"/>
+          <w:sz w:val="26"/>
+          <w:szCs w:val="26"/>
+          <w:lang w:eastAsia="tr-TR"/>
+        </w:rPr>
+      </w:pPr>
+      <w:r>
+        <w:rPr>
+          <w:rFonts w:ascii="Consolas" w:eastAsia="Times New Roman" w:hAnsi="Consolas" w:cs="Times New Roman"/>
+          <w:color w:val="95A5A6"/>
+          <w:sz w:val="26"/>
+          <w:szCs w:val="26"/>
+          <w:lang w:eastAsia="tr-TR"/>
+        </w:rPr>
+        <w:t>//***************************************</w:t>
+      </w:r>
+    </w:p>
+    <w:p>
+      <w:pPr>
+        <w:shd w:val="clear" w:color="auto" w:fill="FFFFFF"/>
+        <w:spacing w:after="0" w:line="355" w:lineRule="atLeast"/>
+        <w:rPr>
+          <w:rFonts w:ascii="Consolas" w:eastAsia="Times New Roman" w:hAnsi="Consolas" w:cs="Times New Roman"/>
+          <w:color w:val="4E5B61"/>
+          <w:sz w:val="26"/>
+          <w:szCs w:val="26"/>
+          <w:lang w:eastAsia="tr-TR"/>
+        </w:rPr>
+      </w:pPr>
+      <w:r>
+        <w:rPr>
+          <w:rFonts w:ascii="Consolas" w:eastAsia="Times New Roman" w:hAnsi="Consolas" w:cs="Times New Roman"/>
+          <w:color w:val="95A5A6"/>
+          <w:sz w:val="26"/>
+          <w:szCs w:val="26"/>
+          <w:lang w:eastAsia="tr-TR"/>
+        </w:rPr>
+        <w:t>// (LOLİN) D1 RX, D2 TX  &gt;&gt;&gt;&gt;&gt; MP3 PLAYER RX TX</w:t>
+      </w:r>
+    </w:p>
+    <w:p>
+      <w:pPr>
+        <w:shd w:val="clear" w:color="auto" w:fill="FFFFFF"/>
+        <w:spacing w:after="0" w:line="355" w:lineRule="atLeast"/>
+        <w:rPr>
+          <w:rFonts w:ascii="Consolas" w:eastAsia="Times New Roman" w:hAnsi="Consolas" w:cs="Times New Roman"/>
+          <w:color w:val="4E5B61"/>
+          <w:sz w:val="26"/>
+          <w:szCs w:val="26"/>
+          <w:lang w:eastAsia="tr-TR"/>
+        </w:rPr>
+      </w:pPr>
+      <w:r>
+        <w:rPr>
+          <w:rFonts w:ascii="Consolas" w:eastAsia="Times New Roman" w:hAnsi="Consolas" w:cs="Times New Roman"/>
+          <w:color w:val="95A5A6"/>
+          <w:sz w:val="26"/>
+          <w:szCs w:val="26"/>
+          <w:lang w:eastAsia="tr-TR"/>
+        </w:rPr>
+        <w:t>//          |      |______________________|  |</w:t>
+      </w:r>
+    </w:p>
+    <w:p>
+      <w:pPr>
+        <w:shd w:val="clear" w:color="auto" w:fill="FFFFFF"/>
+        <w:spacing w:after="0" w:line="355" w:lineRule="atLeast"/>
+        <w:rPr>
+          <w:rFonts w:ascii="Consolas" w:eastAsia="Times New Roman" w:hAnsi="Consolas" w:cs="Times New Roman"/>
+          <w:color w:val="4E5B61"/>
+          <w:sz w:val="26"/>
+          <w:szCs w:val="26"/>
+          <w:lang w:eastAsia="tr-TR"/>
+        </w:rPr>
+      </w:pPr>
+      <w:r>
+        <w:rPr>
+          <w:rFonts w:ascii="Consolas" w:eastAsia="Times New Roman" w:hAnsi="Consolas" w:cs="Times New Roman"/>
+          <w:color w:val="95A5A6"/>
+          <w:sz w:val="26"/>
+          <w:szCs w:val="26"/>
+          <w:lang w:eastAsia="tr-TR"/>
+        </w:rPr>
+        <w:t>//          |________________________________|</w:t>
+      </w:r>
+    </w:p>
+    <w:p>
+      <w:pPr>
+        <w:shd w:val="clear" w:color="auto" w:fill="FFFFFF"/>
+        <w:spacing w:after="0" w:line="355" w:lineRule="atLeast"/>
+        <w:rPr>
+          <w:rFonts w:ascii="Consolas" w:eastAsia="Times New Roman" w:hAnsi="Consolas" w:cs="Times New Roman"/>
+          <w:color w:val="95A5A6"/>
+          <w:sz w:val="26"/>
+          <w:szCs w:val="26"/>
+          <w:lang w:eastAsia="tr-TR"/>
+        </w:rPr>
+      </w:pPr>
+      <w:r>
+        <w:rPr>
+          <w:rFonts w:ascii="Consolas" w:eastAsia="Times New Roman" w:hAnsi="Consolas" w:cs="Times New Roman"/>
+          <w:color w:val="95A5A6"/>
+          <w:sz w:val="26"/>
+          <w:szCs w:val="26"/>
+          <w:lang w:eastAsia="tr-TR"/>
+        </w:rPr>
+        <w:t>//</w:t>
+      </w:r>
+    </w:p>
+    <w:p>
+      <w:pPr>
+        <w:shd w:val="clear" w:color="auto" w:fill="FFFFFF"/>
+        <w:spacing w:after="0" w:line="355" w:lineRule="atLeast"/>
+        <w:rPr>
+          <w:rFonts w:ascii="Consolas" w:eastAsia="Times New Roman" w:hAnsi="Consolas" w:cs="Times New Roman"/>
+          <w:color w:val="95A5A6"/>
+          <w:sz w:val="26"/>
+          <w:szCs w:val="26"/>
+          <w:lang w:eastAsia="tr-TR"/>
+        </w:rPr>
+      </w:pPr>
+      <w:r>
+        <w:rPr>
+          <w:rFonts w:ascii="Consolas" w:eastAsia="Times New Roman" w:hAnsi="Consolas" w:cs="Times New Roman"/>
+          <w:color w:val="95A5A6"/>
+          <w:sz w:val="26"/>
+          <w:szCs w:val="26"/>
+          <w:lang w:eastAsia="tr-TR"/>
+        </w:rPr>
+        <w:t xml:space="preserve">// </w:t>
+      </w:r>
+      <w:proofErr w:type="spellStart"/>
+      <w:r>
+        <w:rPr>
+          <w:rFonts w:ascii="Consolas" w:eastAsia="Times New Roman" w:hAnsi="Consolas" w:cs="Times New Roman"/>
+          <w:color w:val="95A5A6"/>
+          <w:sz w:val="26"/>
+          <w:szCs w:val="26"/>
+          <w:lang w:eastAsia="tr-TR"/>
+        </w:rPr>
+        <w:t>Serial</w:t>
+      </w:r>
+      <w:proofErr w:type="spellEnd"/>
+      <w:r>
+        <w:rPr>
+          <w:rFonts w:ascii="Consolas" w:eastAsia="Times New Roman" w:hAnsi="Consolas" w:cs="Times New Roman"/>
+          <w:color w:val="95A5A6"/>
+          <w:sz w:val="26"/>
+          <w:szCs w:val="26"/>
+          <w:lang w:eastAsia="tr-TR"/>
+        </w:rPr>
+        <w:t xml:space="preserve"> baud rate 57600</w:t>
+      </w:r>
+    </w:p>
+    <w:p>
+      <w:pPr>
+        <w:shd w:val="clear" w:color="auto" w:fill="FFFFFF"/>
+        <w:spacing w:after="0" w:line="355" w:lineRule="atLeast"/>
+        <w:rPr>
+          <w:rFonts w:ascii="Consolas" w:eastAsia="Times New Roman" w:hAnsi="Consolas" w:cs="Times New Roman"/>
+          <w:color w:val="4E5B61"/>
+          <w:sz w:val="26"/>
+          <w:szCs w:val="26"/>
+          <w:lang w:eastAsia="tr-TR"/>
+        </w:rPr>
+      </w:pPr>
+    </w:p>
+    <w:p>
+      <w:pPr>
+        <w:spacing w:after="0" w:line="240" w:lineRule="auto"/>
+      </w:pPr>
+      <w:r>
+        <w:t xml:space="preserve">D1|OUT|MP3|D2|0|0|0|0|MP3 </w:t>
+      </w:r>
+      <w:proofErr w:type="spellStart"/>
+      <w:r>
+        <w:t>Player</w:t>
+      </w:r>
+      <w:proofErr w:type="spellEnd"/>
+    </w:p>
+    <w:p>
+      <w:pPr>
+        <w:spacing w:after="0" w:line="240" w:lineRule="auto"/>
+      </w:pPr>
+    </w:p>
+    <w:p>
+      <w:pPr>
+        <w:spacing w:after="0" w:line="240" w:lineRule="auto"/>
+      </w:pPr>
+    </w:p>
+    <w:p>
+      <w:pPr>
+        <w:shd w:val="clear" w:color="auto" w:fill="FFFFFF"/>
+        <w:spacing w:after="260" w:line="355" w:lineRule="atLeast"/>
+        <w:rPr>
+          <w:rFonts w:ascii="Consolas" w:eastAsia="Times New Roman" w:hAnsi="Consolas" w:cs="Times New Roman"/>
+          <w:color w:val="4E5B61"/>
+          <w:sz w:val="26"/>
+          <w:szCs w:val="26"/>
+          <w:lang w:eastAsia="tr-TR"/>
+        </w:rPr>
+      </w:pPr>
+    </w:p>
+    <w:p>
+      <w:pPr>
+        <w:shd w:val="clear" w:color="auto" w:fill="FFFFFF"/>
+        <w:spacing w:after="260" w:line="355" w:lineRule="atLeast"/>
+        <w:rPr>
+          <w:rFonts w:ascii="Consolas" w:eastAsia="Times New Roman" w:hAnsi="Consolas" w:cs="Times New Roman"/>
+          <w:color w:val="4E5B61"/>
+          <w:sz w:val="26"/>
+          <w:szCs w:val="26"/>
+          <w:lang w:eastAsia="tr-TR"/>
+        </w:rPr>
+      </w:pPr>
+    </w:p>
+    <w:p>
+      <w:pPr>
+        <w:shd w:val="clear" w:color="auto" w:fill="FFFFFF"/>
+        <w:spacing w:after="260" w:line="355" w:lineRule="atLeast"/>
+        <w:rPr>
+          <w:rFonts w:ascii="Consolas" w:eastAsia="Times New Roman" w:hAnsi="Consolas" w:cs="Times New Roman"/>
+          <w:color w:val="4E5B61"/>
+          <w:sz w:val="26"/>
+          <w:szCs w:val="26"/>
+          <w:lang w:eastAsia="tr-TR"/>
+        </w:rPr>
+      </w:pPr>
+    </w:p>
+    <w:p>
+      <w:pPr>
+        <w:spacing w:after="0" w:line="240" w:lineRule="auto"/>
+      </w:pPr>
+      <w:r>
+        <w:lastRenderedPageBreak/>
+        <w:t xml:space="preserve">LOLİN MQTT </w:t>
+      </w:r>
+      <w:proofErr w:type="gramStart"/>
+      <w:r>
+        <w:t>server</w:t>
+      </w:r>
+      <w:proofErr w:type="gramEnd"/>
+      <w:r>
+        <w:t xml:space="preserve"> için (</w:t>
+      </w:r>
+      <w:proofErr w:type="spellStart"/>
+      <w:r>
+        <w:t>sMQTT</w:t>
+      </w:r>
+      <w:proofErr w:type="spellEnd"/>
+      <w:r>
+        <w:t xml:space="preserve"> BROKER)</w:t>
+      </w:r>
+    </w:p>
+    <w:p>
+      <w:pPr>
+        <w:shd w:val="clear" w:color="auto" w:fill="FFFFFF"/>
+        <w:spacing w:after="0" w:line="355" w:lineRule="atLeast"/>
+        <w:rPr>
+          <w:rFonts w:ascii="Consolas" w:eastAsia="Times New Roman" w:hAnsi="Consolas" w:cs="Times New Roman"/>
+          <w:color w:val="4E5B61"/>
+          <w:sz w:val="26"/>
+          <w:szCs w:val="26"/>
+          <w:lang w:eastAsia="tr-TR"/>
+        </w:rPr>
+      </w:pPr>
+      <w:r>
+        <w:rPr>
+          <w:rFonts w:ascii="Consolas" w:eastAsia="Times New Roman" w:hAnsi="Consolas" w:cs="Times New Roman"/>
+          <w:color w:val="95A5A6"/>
+          <w:sz w:val="26"/>
+          <w:szCs w:val="26"/>
+          <w:lang w:eastAsia="tr-TR"/>
+        </w:rPr>
+        <w:t>// ESP8266 LOLİN</w:t>
+      </w:r>
+      <w:r>
+        <w:rPr>
+          <w:rFonts w:ascii="Consolas" w:eastAsia="Times New Roman" w:hAnsi="Consolas" w:cs="Times New Roman"/>
+          <w:color w:val="95A5A6"/>
+          <w:sz w:val="26"/>
+          <w:szCs w:val="26"/>
+          <w:lang w:eastAsia="tr-TR"/>
+        </w:rPr>
+        <w:t xml:space="preserve"> D1 R2 &amp; mini </w:t>
+      </w:r>
+      <w:proofErr w:type="spellStart"/>
+      <w:r>
+        <w:rPr>
+          <w:rFonts w:ascii="Consolas" w:eastAsia="Times New Roman" w:hAnsi="Consolas" w:cs="Times New Roman"/>
+          <w:color w:val="95A5A6"/>
+          <w:sz w:val="26"/>
+          <w:szCs w:val="26"/>
+          <w:lang w:eastAsia="tr-TR"/>
+        </w:rPr>
+        <w:t>nodemcu</w:t>
+      </w:r>
+      <w:proofErr w:type="spellEnd"/>
+      <w:r>
+        <w:rPr>
+          <w:rFonts w:ascii="Consolas" w:eastAsia="Times New Roman" w:hAnsi="Consolas" w:cs="Times New Roman"/>
+          <w:color w:val="95A5A6"/>
+          <w:sz w:val="26"/>
+          <w:szCs w:val="26"/>
+          <w:lang w:eastAsia="tr-TR"/>
+        </w:rPr>
+        <w:t xml:space="preserve"> (ESP8266MOD)</w:t>
+      </w:r>
+    </w:p>
+    <w:p>
+      <w:pPr>
+        <w:shd w:val="clear" w:color="auto" w:fill="FFFFFF"/>
+        <w:spacing w:after="0" w:line="355" w:lineRule="atLeast"/>
+        <w:rPr>
+          <w:rFonts w:ascii="Consolas" w:eastAsia="Times New Roman" w:hAnsi="Consolas" w:cs="Times New Roman"/>
+          <w:color w:val="4E5B61"/>
+          <w:sz w:val="26"/>
+          <w:szCs w:val="26"/>
+          <w:lang w:eastAsia="tr-TR"/>
+        </w:rPr>
+      </w:pPr>
+      <w:r>
+        <w:rPr>
+          <w:rFonts w:ascii="Consolas" w:eastAsia="Times New Roman" w:hAnsi="Consolas" w:cs="Times New Roman"/>
+          <w:color w:val="95A5A6"/>
+          <w:sz w:val="26"/>
+          <w:szCs w:val="26"/>
+          <w:lang w:eastAsia="tr-TR"/>
+        </w:rPr>
+        <w:t xml:space="preserve">// </w:t>
+      </w:r>
+      <w:proofErr w:type="spellStart"/>
+      <w:r>
+        <w:rPr>
+          <w:rFonts w:ascii="Consolas" w:eastAsia="Times New Roman" w:hAnsi="Consolas" w:cs="Times New Roman"/>
+          <w:color w:val="95A5A6"/>
+          <w:sz w:val="26"/>
+          <w:szCs w:val="26"/>
+          <w:lang w:eastAsia="tr-TR"/>
+        </w:rPr>
+        <w:t>Flash</w:t>
+      </w:r>
+      <w:proofErr w:type="spellEnd"/>
+      <w:r>
+        <w:rPr>
+          <w:rFonts w:ascii="Consolas" w:eastAsia="Times New Roman" w:hAnsi="Consolas" w:cs="Times New Roman"/>
+          <w:color w:val="95A5A6"/>
+          <w:sz w:val="26"/>
+          <w:szCs w:val="26"/>
+          <w:lang w:eastAsia="tr-TR"/>
+        </w:rPr>
+        <w:t xml:space="preserve"> size 4M(FS:1MB OTA:~1019KB)</w:t>
+      </w:r>
+    </w:p>
+    <w:p>
+      <w:pPr>
+        <w:shd w:val="clear" w:color="auto" w:fill="FFFFFF"/>
+        <w:spacing w:after="0" w:line="355" w:lineRule="atLeast"/>
+        <w:rPr>
+          <w:rFonts w:ascii="Consolas" w:eastAsia="Times New Roman" w:hAnsi="Consolas" w:cs="Times New Roman"/>
+          <w:color w:val="95A5A6"/>
+          <w:sz w:val="26"/>
+          <w:szCs w:val="26"/>
+          <w:lang w:eastAsia="tr-TR"/>
+        </w:rPr>
+      </w:pPr>
+      <w:r>
+        <w:rPr>
+          <w:rFonts w:ascii="Consolas" w:eastAsia="Times New Roman" w:hAnsi="Consolas" w:cs="Times New Roman"/>
+          <w:color w:val="95A5A6"/>
+          <w:sz w:val="26"/>
+          <w:szCs w:val="26"/>
+          <w:lang w:eastAsia="tr-TR"/>
+        </w:rPr>
+        <w:t xml:space="preserve">// MMU: "32KB </w:t>
+      </w:r>
+      <w:proofErr w:type="spellStart"/>
+      <w:r>
+        <w:rPr>
+          <w:rFonts w:ascii="Consolas" w:eastAsia="Times New Roman" w:hAnsi="Consolas" w:cs="Times New Roman"/>
+          <w:color w:val="95A5A6"/>
+          <w:sz w:val="26"/>
+          <w:szCs w:val="26"/>
+          <w:lang w:eastAsia="tr-TR"/>
+        </w:rPr>
+        <w:t>cache</w:t>
+      </w:r>
+      <w:proofErr w:type="spellEnd"/>
+      <w:r>
+        <w:rPr>
+          <w:rFonts w:ascii="Consolas" w:eastAsia="Times New Roman" w:hAnsi="Consolas" w:cs="Times New Roman"/>
+          <w:color w:val="95A5A6"/>
+          <w:sz w:val="26"/>
+          <w:szCs w:val="26"/>
+          <w:lang w:eastAsia="tr-TR"/>
+        </w:rPr>
+        <w:t xml:space="preserve"> + 32KB IRAM(</w:t>
+      </w:r>
+      <w:proofErr w:type="spellStart"/>
+      <w:r>
+        <w:rPr>
+          <w:rFonts w:ascii="Consolas" w:eastAsia="Times New Roman" w:hAnsi="Consolas" w:cs="Times New Roman"/>
+          <w:color w:val="95A5A6"/>
+          <w:sz w:val="26"/>
+          <w:szCs w:val="26"/>
+          <w:lang w:eastAsia="tr-TR"/>
+        </w:rPr>
+        <w:t>balanced</w:t>
+      </w:r>
+      <w:proofErr w:type="spellEnd"/>
+      <w:r>
+        <w:rPr>
+          <w:rFonts w:ascii="Consolas" w:eastAsia="Times New Roman" w:hAnsi="Consolas" w:cs="Times New Roman"/>
+          <w:color w:val="95A5A6"/>
+          <w:sz w:val="26"/>
+          <w:szCs w:val="26"/>
+          <w:lang w:eastAsia="tr-TR"/>
+        </w:rPr>
+        <w:t>)"</w:t>
+      </w:r>
+    </w:p>
+    <w:p>
+      <w:pPr>
+        <w:shd w:val="clear" w:color="auto" w:fill="FFFFFF"/>
+        <w:spacing w:after="0" w:line="355" w:lineRule="atLeast"/>
+        <w:rPr>
+          <w:rFonts w:ascii="Consolas" w:eastAsia="Times New Roman" w:hAnsi="Consolas" w:cs="Times New Roman"/>
+          <w:color w:val="95A5A6"/>
+          <w:sz w:val="26"/>
+          <w:szCs w:val="26"/>
+          <w:lang w:eastAsia="tr-TR"/>
+        </w:rPr>
+      </w:pPr>
+      <w:r>
+        <w:rPr>
+          <w:rFonts w:ascii="Consolas" w:eastAsia="Times New Roman" w:hAnsi="Consolas" w:cs="Times New Roman"/>
+          <w:color w:val="95A5A6"/>
+          <w:sz w:val="26"/>
+          <w:szCs w:val="26"/>
+          <w:lang w:eastAsia="tr-TR"/>
+        </w:rPr>
+        <w:t>//</w:t>
+      </w:r>
+    </w:p>
+    <w:p>
+      <w:pPr>
+        <w:shd w:val="clear" w:color="auto" w:fill="FFFFFF"/>
+        <w:spacing w:after="0" w:line="355" w:lineRule="atLeast"/>
+        <w:rPr>
+          <w:rFonts w:ascii="Consolas" w:eastAsia="Times New Roman" w:hAnsi="Consolas" w:cs="Times New Roman"/>
+          <w:color w:val="95A5A6"/>
+          <w:sz w:val="26"/>
+          <w:szCs w:val="26"/>
+          <w:lang w:eastAsia="tr-TR"/>
+        </w:rPr>
+      </w:pPr>
+      <w:r>
+        <w:rPr>
+          <w:rFonts w:ascii="Consolas" w:eastAsia="Times New Roman" w:hAnsi="Consolas" w:cs="Times New Roman"/>
+          <w:color w:val="95A5A6"/>
+          <w:sz w:val="26"/>
+          <w:szCs w:val="26"/>
+          <w:lang w:eastAsia="tr-TR"/>
+        </w:rPr>
+        <w:t>//</w:t>
+      </w:r>
+    </w:p>
+    <w:p>
+      <w:pPr>
+        <w:shd w:val="clear" w:color="auto" w:fill="FFFFFF"/>
+        <w:spacing w:after="0" w:line="355" w:lineRule="atLeast"/>
+        <w:rPr>
+          <w:rFonts w:ascii="Consolas" w:eastAsia="Times New Roman" w:hAnsi="Consolas" w:cs="Times New Roman"/>
+          <w:color w:val="4E5B61"/>
+          <w:sz w:val="26"/>
+          <w:szCs w:val="26"/>
+          <w:lang w:eastAsia="tr-TR"/>
+        </w:rPr>
+      </w:pPr>
+      <w:r>
+        <w:rPr>
+          <w:rFonts w:ascii="Consolas" w:eastAsia="Times New Roman" w:hAnsi="Consolas" w:cs="Times New Roman"/>
+          <w:color w:val="95A5A6"/>
+          <w:sz w:val="26"/>
+          <w:szCs w:val="26"/>
+          <w:lang w:eastAsia="tr-TR"/>
+        </w:rPr>
+        <w:t xml:space="preserve">// // </w:t>
+      </w:r>
+      <w:proofErr w:type="spellStart"/>
+      <w:r>
+        <w:rPr>
+          <w:rFonts w:ascii="Consolas" w:eastAsia="Times New Roman" w:hAnsi="Consolas" w:cs="Times New Roman"/>
+          <w:color w:val="95A5A6"/>
+          <w:sz w:val="26"/>
+          <w:szCs w:val="26"/>
+          <w:lang w:eastAsia="tr-TR"/>
+        </w:rPr>
+        <w:t>Serial</w:t>
+      </w:r>
+      <w:proofErr w:type="spellEnd"/>
+      <w:r>
+        <w:rPr>
+          <w:rFonts w:ascii="Consolas" w:eastAsia="Times New Roman" w:hAnsi="Consolas" w:cs="Times New Roman"/>
+          <w:color w:val="95A5A6"/>
+          <w:sz w:val="26"/>
+          <w:szCs w:val="26"/>
+          <w:lang w:eastAsia="tr-TR"/>
+        </w:rPr>
+        <w:t xml:space="preserve"> baud rate 115200</w:t>
+      </w:r>
+    </w:p>
+    <w:p>
+      <w:pPr>
+        <w:shd w:val="clear" w:color="auto" w:fill="FFFFFF"/>
+        <w:spacing w:after="0" w:line="355" w:lineRule="atLeast"/>
+        <w:rPr>
+          <w:rFonts w:ascii="Consolas" w:eastAsia="Times New Roman" w:hAnsi="Consolas" w:cs="Times New Roman"/>
+          <w:color w:val="4E5B61"/>
+          <w:sz w:val="26"/>
+          <w:szCs w:val="26"/>
+          <w:lang w:eastAsia="tr-TR"/>
+        </w:rPr>
+      </w:pPr>
+    </w:p>
+    <w:p>
+      <w:pPr>
+        <w:spacing w:after="0" w:line="240" w:lineRule="auto"/>
+      </w:pPr>
+    </w:p>
+    <w:p>
+      <w:pPr>
+        <w:spacing w:after="0" w:line="240" w:lineRule="auto"/>
+      </w:pPr>
+    </w:p>
+    <w:p>
+      <w:pPr>
+        <w:spacing w:after="0" w:line="240" w:lineRule="auto"/>
+      </w:pPr>
+      <w:r>
+        <w:t>LOLİN WANSERVER (MQTT)</w:t>
+      </w:r>
+    </w:p>
+    <w:p>
+      <w:pPr>
+        <w:shd w:val="clear" w:color="auto" w:fill="FFFFFF"/>
+        <w:spacing w:after="0" w:line="355" w:lineRule="atLeast"/>
+        <w:rPr>
+          <w:rFonts w:ascii="Consolas" w:eastAsia="Times New Roman" w:hAnsi="Consolas" w:cs="Times New Roman"/>
+          <w:color w:val="4E5B61"/>
+          <w:sz w:val="26"/>
+          <w:szCs w:val="26"/>
+          <w:lang w:eastAsia="tr-TR"/>
+        </w:rPr>
+      </w:pPr>
+      <w:r>
+        <w:rPr>
+          <w:rFonts w:ascii="Consolas" w:eastAsia="Times New Roman" w:hAnsi="Consolas" w:cs="Times New Roman"/>
+          <w:color w:val="95A5A6"/>
+          <w:sz w:val="26"/>
+          <w:szCs w:val="26"/>
+          <w:lang w:eastAsia="tr-TR"/>
+        </w:rPr>
+        <w:t>// ESP8266 LOLİN</w:t>
+      </w:r>
+      <w:r>
+        <w:rPr>
+          <w:rFonts w:ascii="Consolas" w:eastAsia="Times New Roman" w:hAnsi="Consolas" w:cs="Times New Roman"/>
+          <w:color w:val="95A5A6"/>
+          <w:sz w:val="26"/>
+          <w:szCs w:val="26"/>
+          <w:lang w:eastAsia="tr-TR"/>
+        </w:rPr>
+        <w:t xml:space="preserve"> D1 R2 &amp; mini </w:t>
+      </w:r>
+      <w:proofErr w:type="spellStart"/>
+      <w:r>
+        <w:rPr>
+          <w:rFonts w:ascii="Consolas" w:eastAsia="Times New Roman" w:hAnsi="Consolas" w:cs="Times New Roman"/>
+          <w:color w:val="95A5A6"/>
+          <w:sz w:val="26"/>
+          <w:szCs w:val="26"/>
+          <w:lang w:eastAsia="tr-TR"/>
+        </w:rPr>
+        <w:t>nodemcu</w:t>
+      </w:r>
+      <w:proofErr w:type="spellEnd"/>
+      <w:r>
+        <w:rPr>
+          <w:rFonts w:ascii="Consolas" w:eastAsia="Times New Roman" w:hAnsi="Consolas" w:cs="Times New Roman"/>
+          <w:color w:val="95A5A6"/>
+          <w:sz w:val="26"/>
+          <w:szCs w:val="26"/>
+          <w:lang w:eastAsia="tr-TR"/>
+        </w:rPr>
+        <w:t xml:space="preserve"> (ESP8266MOD)</w:t>
+      </w:r>
+    </w:p>
+    <w:p>
+      <w:pPr>
+        <w:shd w:val="clear" w:color="auto" w:fill="FFFFFF"/>
+        <w:spacing w:after="0" w:line="355" w:lineRule="atLeast"/>
+        <w:rPr>
+          <w:rFonts w:ascii="Consolas" w:eastAsia="Times New Roman" w:hAnsi="Consolas" w:cs="Times New Roman"/>
+          <w:color w:val="4E5B61"/>
+          <w:sz w:val="26"/>
+          <w:szCs w:val="26"/>
+          <w:lang w:eastAsia="tr-TR"/>
+        </w:rPr>
+      </w:pPr>
+      <w:r>
+        <w:rPr>
+          <w:rFonts w:ascii="Consolas" w:eastAsia="Times New Roman" w:hAnsi="Consolas" w:cs="Times New Roman"/>
+          <w:color w:val="95A5A6"/>
+          <w:sz w:val="26"/>
+          <w:szCs w:val="26"/>
+          <w:lang w:eastAsia="tr-TR"/>
+        </w:rPr>
+        <w:t xml:space="preserve">// </w:t>
+      </w:r>
+      <w:proofErr w:type="spellStart"/>
+      <w:r>
+        <w:rPr>
+          <w:rFonts w:ascii="Consolas" w:eastAsia="Times New Roman" w:hAnsi="Consolas" w:cs="Times New Roman"/>
+          <w:color w:val="95A5A6"/>
+          <w:sz w:val="26"/>
+          <w:szCs w:val="26"/>
+          <w:lang w:eastAsia="tr-TR"/>
+        </w:rPr>
+        <w:t>Flash</w:t>
+      </w:r>
+      <w:proofErr w:type="spellEnd"/>
+      <w:r>
+        <w:rPr>
+          <w:rFonts w:ascii="Consolas" w:eastAsia="Times New Roman" w:hAnsi="Consolas" w:cs="Times New Roman"/>
+          <w:color w:val="95A5A6"/>
+          <w:sz w:val="26"/>
+          <w:szCs w:val="26"/>
+          <w:lang w:eastAsia="tr-TR"/>
+        </w:rPr>
+        <w:t xml:space="preserve"> size 4M(FS:1MB OTA:~1019KB)</w:t>
+      </w:r>
+    </w:p>
+    <w:p>
+      <w:pPr>
+        <w:shd w:val="clear" w:color="auto" w:fill="FFFFFF"/>
+        <w:spacing w:after="0" w:line="355" w:lineRule="atLeast"/>
+        <w:rPr>
+          <w:rFonts w:ascii="Consolas" w:eastAsia="Times New Roman" w:hAnsi="Consolas" w:cs="Times New Roman"/>
+          <w:color w:val="95A5A6"/>
+          <w:sz w:val="26"/>
+          <w:szCs w:val="26"/>
+          <w:lang w:eastAsia="tr-TR"/>
+        </w:rPr>
+      </w:pPr>
+      <w:r>
+        <w:rPr>
+          <w:rFonts w:ascii="Consolas" w:eastAsia="Times New Roman" w:hAnsi="Consolas" w:cs="Times New Roman"/>
+          <w:color w:val="95A5A6"/>
+          <w:sz w:val="26"/>
+          <w:szCs w:val="26"/>
+          <w:lang w:eastAsia="tr-TR"/>
+        </w:rPr>
+        <w:t xml:space="preserve">// MMU: "32KB </w:t>
+      </w:r>
+      <w:proofErr w:type="spellStart"/>
+      <w:r>
+        <w:rPr>
+          <w:rFonts w:ascii="Consolas" w:eastAsia="Times New Roman" w:hAnsi="Consolas" w:cs="Times New Roman"/>
+          <w:color w:val="95A5A6"/>
+          <w:sz w:val="26"/>
+          <w:szCs w:val="26"/>
+          <w:lang w:eastAsia="tr-TR"/>
+        </w:rPr>
+        <w:t>cache</w:t>
+      </w:r>
+      <w:proofErr w:type="spellEnd"/>
+      <w:r>
+        <w:rPr>
+          <w:rFonts w:ascii="Consolas" w:eastAsia="Times New Roman" w:hAnsi="Consolas" w:cs="Times New Roman"/>
+          <w:color w:val="95A5A6"/>
+          <w:sz w:val="26"/>
+          <w:szCs w:val="26"/>
+          <w:lang w:eastAsia="tr-TR"/>
+        </w:rPr>
+        <w:t xml:space="preserve"> + 32KB IRAM(</w:t>
+      </w:r>
+      <w:proofErr w:type="spellStart"/>
+      <w:r>
+        <w:rPr>
+          <w:rFonts w:ascii="Consolas" w:eastAsia="Times New Roman" w:hAnsi="Consolas" w:cs="Times New Roman"/>
+          <w:color w:val="95A5A6"/>
+          <w:sz w:val="26"/>
+          <w:szCs w:val="26"/>
+          <w:lang w:eastAsia="tr-TR"/>
+        </w:rPr>
+        <w:t>balanced</w:t>
+      </w:r>
+      <w:proofErr w:type="spellEnd"/>
+      <w:r>
+        <w:rPr>
+          <w:rFonts w:ascii="Consolas" w:eastAsia="Times New Roman" w:hAnsi="Consolas" w:cs="Times New Roman"/>
+          <w:color w:val="95A5A6"/>
+          <w:sz w:val="26"/>
+          <w:szCs w:val="26"/>
+          <w:lang w:eastAsia="tr-TR"/>
+        </w:rPr>
+        <w:t>)"</w:t>
+      </w:r>
+    </w:p>
+    <w:p>
+      <w:pPr>
+        <w:shd w:val="clear" w:color="auto" w:fill="FFFFFF"/>
+        <w:spacing w:after="0" w:line="355" w:lineRule="atLeast"/>
+        <w:rPr>
+          <w:rFonts w:ascii="Consolas" w:eastAsia="Times New Roman" w:hAnsi="Consolas" w:cs="Times New Roman"/>
+          <w:color w:val="95A5A6"/>
+          <w:sz w:val="26"/>
+          <w:szCs w:val="26"/>
+          <w:lang w:eastAsia="tr-TR"/>
+        </w:rPr>
+      </w:pPr>
+      <w:r>
+        <w:rPr>
+          <w:rFonts w:ascii="Consolas" w:eastAsia="Times New Roman" w:hAnsi="Consolas" w:cs="Times New Roman"/>
+          <w:color w:val="95A5A6"/>
+          <w:sz w:val="26"/>
+          <w:szCs w:val="26"/>
+          <w:lang w:eastAsia="tr-TR"/>
+        </w:rPr>
+        <w:t>//</w:t>
+      </w:r>
+    </w:p>
+    <w:p>
+      <w:pPr>
+        <w:shd w:val="clear" w:color="auto" w:fill="FFFFFF"/>
+        <w:spacing w:after="0" w:line="355" w:lineRule="atLeast"/>
+        <w:rPr>
+          <w:rFonts w:ascii="Consolas" w:eastAsia="Times New Roman" w:hAnsi="Consolas" w:cs="Times New Roman"/>
+          <w:color w:val="95A5A6"/>
+          <w:sz w:val="26"/>
+          <w:szCs w:val="26"/>
+          <w:lang w:eastAsia="tr-TR"/>
+        </w:rPr>
+      </w:pPr>
+      <w:r>
+        <w:rPr>
+          <w:rFonts w:ascii="Consolas" w:eastAsia="Times New Roman" w:hAnsi="Consolas" w:cs="Times New Roman"/>
+          <w:color w:val="95A5A6"/>
+          <w:sz w:val="26"/>
+          <w:szCs w:val="26"/>
+          <w:lang w:eastAsia="tr-TR"/>
+        </w:rPr>
+        <w:t>//</w:t>
+      </w:r>
+    </w:p>
+    <w:p>
+      <w:pPr>
+        <w:shd w:val="clear" w:color="auto" w:fill="FFFFFF"/>
+        <w:spacing w:after="0" w:line="355" w:lineRule="atLeast"/>
+        <w:rPr>
+          <w:rFonts w:ascii="Consolas" w:eastAsia="Times New Roman" w:hAnsi="Consolas" w:cs="Times New Roman"/>
+          <w:color w:val="4E5B61"/>
+          <w:sz w:val="26"/>
+          <w:szCs w:val="26"/>
+          <w:lang w:eastAsia="tr-TR"/>
+        </w:rPr>
+      </w:pPr>
+      <w:r>
+        <w:rPr>
+          <w:rFonts w:ascii="Consolas" w:eastAsia="Times New Roman" w:hAnsi="Consolas" w:cs="Times New Roman"/>
+          <w:color w:val="95A5A6"/>
+          <w:sz w:val="26"/>
+          <w:szCs w:val="26"/>
+          <w:lang w:eastAsia="tr-TR"/>
+        </w:rPr>
+        <w:t xml:space="preserve">// // </w:t>
+      </w:r>
+      <w:proofErr w:type="spellStart"/>
+      <w:r>
+        <w:rPr>
+          <w:rFonts w:ascii="Consolas" w:eastAsia="Times New Roman" w:hAnsi="Consolas" w:cs="Times New Roman"/>
+          <w:color w:val="95A5A6"/>
+          <w:sz w:val="26"/>
+          <w:szCs w:val="26"/>
+          <w:lang w:eastAsia="tr-TR"/>
+        </w:rPr>
+        <w:t>Serial</w:t>
+      </w:r>
+      <w:proofErr w:type="spellEnd"/>
+      <w:r>
+        <w:rPr>
+          <w:rFonts w:ascii="Consolas" w:eastAsia="Times New Roman" w:hAnsi="Consolas" w:cs="Times New Roman"/>
+          <w:color w:val="95A5A6"/>
+          <w:sz w:val="26"/>
+          <w:szCs w:val="26"/>
+          <w:lang w:eastAsia="tr-TR"/>
+        </w:rPr>
+        <w:t xml:space="preserve"> baud rate 115200</w:t>
+      </w:r>
+    </w:p>
+    <w:p>
+      <w:pPr>
+        <w:shd w:val="clear" w:color="auto" w:fill="FFFFFF"/>
+        <w:spacing w:after="0" w:line="355" w:lineRule="atLeast"/>
+        <w:rPr>
+          <w:rFonts w:ascii="Consolas" w:eastAsia="Times New Roman" w:hAnsi="Consolas" w:cs="Times New Roman"/>
+          <w:color w:val="4E5B61"/>
+          <w:sz w:val="26"/>
+          <w:szCs w:val="26"/>
+          <w:lang w:eastAsia="tr-TR"/>
+        </w:rPr>
+      </w:pPr>
+    </w:p>
+    <w:p>
+      <w:pPr>
+        <w:spacing w:after="0" w:line="240" w:lineRule="auto"/>
+      </w:pPr>
+    </w:p>
+    <w:p>
+      <w:pPr>
+        <w:spacing w:after="0" w:line="240" w:lineRule="auto"/>
+      </w:pPr>
+    </w:p>
+    <w:p>
+      <w:pPr>
+        <w:spacing w:after="0" w:line="240" w:lineRule="auto"/>
+      </w:pPr>
+    </w:p>
+    <w:p>
+      <w:pPr>
+        <w:spacing w:after="0" w:line="240" w:lineRule="auto"/>
+      </w:pPr>
+    </w:p>
+    <w:p>
+      <w:pPr>
+        <w:spacing w:after="0" w:line="240" w:lineRule="auto"/>
+      </w:pPr>
+    </w:p>
+    <w:p>
+      <w:pPr>
+        <w:spacing w:after="0" w:line="240" w:lineRule="auto"/>
+      </w:pPr>
+    </w:p>
+    <w:p>
+      <w:pPr>
+        <w:spacing w:after="0" w:line="240" w:lineRule="auto"/>
+      </w:pPr>
+    </w:p>
+    <w:p>
+      <w:pPr>
+        <w:spacing w:after="0" w:line="240" w:lineRule="auto"/>
+      </w:pPr>
     </w:p>
     <w:p>
       <w:pPr>
@@ -1798,6 +3083,7 @@
       </w:pPr>
       <w:bookmarkStart w:id="0" w:name="AYARLAR"/>
       <w:r>
+        <w:lastRenderedPageBreak/>
         <w:t>AYARLAR</w:t>
       </w:r>
       <w:bookmarkEnd w:id="0"/>
@@ -2729,7 +4015,43 @@
       <w:pPr>
         <w:spacing w:after="0" w:line="240" w:lineRule="auto"/>
       </w:pPr>
-      <w:r>
+    </w:p>
+    <w:p>
+      <w:pPr>
+        <w:spacing w:after="0" w:line="240" w:lineRule="auto"/>
+      </w:pPr>
+    </w:p>
+    <w:p>
+      <w:pPr>
+        <w:spacing w:after="0" w:line="240" w:lineRule="auto"/>
+      </w:pPr>
+    </w:p>
+    <w:p>
+      <w:pPr>
+        <w:spacing w:after="0" w:line="240" w:lineRule="auto"/>
+      </w:pPr>
+    </w:p>
+    <w:p>
+      <w:pPr>
+        <w:spacing w:after="0" w:line="240" w:lineRule="auto"/>
+      </w:pPr>
+    </w:p>
+    <w:p>
+      <w:pPr>
+        <w:spacing w:after="0" w:line="240" w:lineRule="auto"/>
+      </w:pPr>
+    </w:p>
+    <w:p>
+      <w:pPr>
+        <w:spacing w:after="0" w:line="240" w:lineRule="auto"/>
+      </w:pPr>
+    </w:p>
+    <w:p>
+      <w:pPr>
+        <w:spacing w:after="0" w:line="240" w:lineRule="auto"/>
+      </w:pPr>
+      <w:r>
+        <w:lastRenderedPageBreak/>
         <w:t>Cihazın ismini vermek için ayarlar &gt; Cihaz adı ayar kısmına girelim.</w:t>
       </w:r>
     </w:p>
@@ -2737,12 +4059,16 @@
       <w:pPr>
         <w:spacing w:after="0" w:line="240" w:lineRule="auto"/>
       </w:pPr>
+    </w:p>
+    <w:p>
+      <w:pPr>
+        <w:spacing w:after="0" w:line="240" w:lineRule="auto"/>
+      </w:pPr>
       <w:r>
         <w:rPr>
           <w:noProof/>
           <w:lang w:eastAsia="tr-TR"/>
         </w:rPr>
-        <w:lastRenderedPageBreak/>
         <w:drawing>
           <wp:inline distT="0" distB="0" distL="0" distR="0">
             <wp:extent cx="1133475" cy="857250"/>
@@ -2792,6 +4118,21 @@
       <w:r>
         <w:t xml:space="preserve"> </w:t>
       </w:r>
+    </w:p>
+    <w:p>
+      <w:pPr>
+        <w:spacing w:after="0" w:line="240" w:lineRule="auto"/>
+      </w:pPr>
+    </w:p>
+    <w:p>
+      <w:pPr>
+        <w:spacing w:after="0" w:line="240" w:lineRule="auto"/>
+      </w:pPr>
+    </w:p>
+    <w:p>
+      <w:pPr>
+        <w:spacing w:after="0" w:line="240" w:lineRule="auto"/>
+      </w:pPr>
       <w:proofErr w:type="gramStart"/>
       <w:r>
         <w:t>sonrasında</w:t>
@@ -2800,6 +4141,16 @@
       <w:r>
         <w:t xml:space="preserve"> &gt;</w:t>
       </w:r>
+    </w:p>
+    <w:p>
+      <w:pPr>
+        <w:spacing w:after="0" w:line="240" w:lineRule="auto"/>
+      </w:pPr>
+    </w:p>
+    <w:p>
+      <w:pPr>
+        <w:spacing w:after="0" w:line="240" w:lineRule="auto"/>
+      </w:pPr>
       <w:r>
         <w:rPr>
           <w:noProof/>
@@ -2851,8 +4202,26 @@
           </wp:inline>
         </w:drawing>
       </w:r>
-      <w:r>
-        <w:t xml:space="preserve"> benim </w:t>
+    </w:p>
+    <w:p>
+      <w:pPr>
+        <w:spacing w:after="0" w:line="240" w:lineRule="auto"/>
+      </w:pPr>
+    </w:p>
+    <w:p>
+      <w:pPr>
+        <w:spacing w:after="0" w:line="240" w:lineRule="auto"/>
+      </w:pPr>
+      <w:r>
+        <w:t xml:space="preserve"> </w:t>
+      </w:r>
+      <w:proofErr w:type="gramStart"/>
+      <w:r>
+        <w:t>benim</w:t>
+      </w:r>
+      <w:proofErr w:type="gramEnd"/>
+      <w:r>
+        <w:t xml:space="preserve"> </w:t>
       </w:r>
       <w:proofErr w:type="spellStart"/>
       <w:r>
@@ -2982,48 +4351,7 @@
       <w:pPr>
         <w:spacing w:after="0" w:line="240" w:lineRule="auto"/>
       </w:pPr>
-    </w:p>
-    <w:p>
-      <w:pPr>
-        <w:spacing w:after="0" w:line="240" w:lineRule="auto"/>
-      </w:pPr>
-    </w:p>
-    <w:p>
-      <w:pPr>
-        <w:spacing w:after="0" w:line="240" w:lineRule="auto"/>
-      </w:pPr>
-    </w:p>
-    <w:p>
-      <w:pPr>
-        <w:spacing w:after="0" w:line="240" w:lineRule="auto"/>
-      </w:pPr>
-    </w:p>
-    <w:p>
-      <w:pPr>
-        <w:spacing w:after="0" w:line="240" w:lineRule="auto"/>
-      </w:pPr>
-    </w:p>
-    <w:p>
-      <w:pPr>
-        <w:spacing w:after="0" w:line="240" w:lineRule="auto"/>
-      </w:pPr>
-    </w:p>
-    <w:p>
-      <w:pPr>
-        <w:spacing w:after="0" w:line="240" w:lineRule="auto"/>
-      </w:pPr>
-    </w:p>
-    <w:p>
-      <w:pPr>
-        <w:spacing w:after="0" w:line="240" w:lineRule="auto"/>
-      </w:pPr>
-    </w:p>
-    <w:p>
-      <w:pPr>
-        <w:spacing w:after="0" w:line="240" w:lineRule="auto"/>
-      </w:pPr>
-      <w:r>
-        <w:lastRenderedPageBreak/>
+      <w:r>
         <w:t xml:space="preserve">Şimdi Cihaza bağlayacağımız </w:t>
       </w:r>
       <w:proofErr w:type="gramStart"/>
@@ -3118,19 +4446,8 @@
       <w:pPr>
         <w:spacing w:after="0" w:line="240" w:lineRule="auto"/>
       </w:pPr>
-    </w:p>
-    <w:p>
-      <w:pPr>
-        <w:spacing w:after="0" w:line="240" w:lineRule="auto"/>
-      </w:pPr>
-    </w:p>
-    <w:p>
-      <w:pPr>
-        <w:spacing w:after="0" w:line="240" w:lineRule="auto"/>
-      </w:pPr>
-      <w:proofErr w:type="spellStart"/>
-      <w:r>
-        <w:lastRenderedPageBreak/>
+      <w:proofErr w:type="spellStart"/>
+      <w:r>
         <w:t>Pin</w:t>
       </w:r>
       <w:proofErr w:type="spellEnd"/>
@@ -3203,208 +4520,9 @@
       <w:pPr>
         <w:spacing w:after="0" w:line="240" w:lineRule="auto"/>
       </w:pPr>
-    </w:p>
-    <w:p>
-      <w:pPr>
-        <w:spacing w:after="0" w:line="240" w:lineRule="auto"/>
-      </w:pPr>
-    </w:p>
-    <w:p>
-      <w:pPr>
-        <w:spacing w:after="0" w:line="240" w:lineRule="auto"/>
-      </w:pPr>
-    </w:p>
-    <w:p>
-      <w:pPr>
-        <w:spacing w:after="0" w:line="240" w:lineRule="auto"/>
-      </w:pPr>
-    </w:p>
-    <w:p>
-      <w:pPr>
-        <w:spacing w:after="0" w:line="240" w:lineRule="auto"/>
-      </w:pPr>
-    </w:p>
-    <w:p>
-      <w:pPr>
-        <w:spacing w:after="0" w:line="240" w:lineRule="auto"/>
-      </w:pPr>
-    </w:p>
-    <w:p>
-      <w:pPr>
-        <w:spacing w:after="0" w:line="240" w:lineRule="auto"/>
-      </w:pPr>
-    </w:p>
-    <w:p>
-      <w:pPr>
-        <w:spacing w:after="0" w:line="240" w:lineRule="auto"/>
-      </w:pPr>
-    </w:p>
-    <w:p>
-      <w:pPr>
-        <w:spacing w:after="0" w:line="240" w:lineRule="auto"/>
-      </w:pPr>
-    </w:p>
-    <w:p>
-      <w:pPr>
-        <w:spacing w:after="0" w:line="240" w:lineRule="auto"/>
-      </w:pPr>
-    </w:p>
-    <w:p>
-      <w:pPr>
-        <w:spacing w:after="0" w:line="240" w:lineRule="auto"/>
-      </w:pPr>
-    </w:p>
-    <w:p>
-      <w:pPr>
-        <w:spacing w:after="0" w:line="240" w:lineRule="auto"/>
-      </w:pPr>
-    </w:p>
-    <w:p>
-      <w:pPr>
-        <w:spacing w:after="0" w:line="240" w:lineRule="auto"/>
-      </w:pPr>
-    </w:p>
-    <w:p>
-      <w:pPr>
-        <w:spacing w:after="0" w:line="240" w:lineRule="auto"/>
-      </w:pPr>
-    </w:p>
-    <w:p>
-      <w:pPr>
-        <w:spacing w:after="0" w:line="240" w:lineRule="auto"/>
-      </w:pPr>
-    </w:p>
-    <w:p>
-      <w:pPr>
-        <w:spacing w:after="0" w:line="240" w:lineRule="auto"/>
-      </w:pPr>
-    </w:p>
-    <w:p>
-      <w:pPr>
-        <w:spacing w:after="0" w:line="240" w:lineRule="auto"/>
-      </w:pPr>
-    </w:p>
-    <w:p>
-      <w:pPr>
-        <w:spacing w:after="0" w:line="240" w:lineRule="auto"/>
-      </w:pPr>
-    </w:p>
-    <w:p>
-      <w:pPr>
-        <w:spacing w:after="0" w:line="240" w:lineRule="auto"/>
-      </w:pPr>
-    </w:p>
-    <w:p>
-      <w:pPr>
-        <w:spacing w:after="0" w:line="240" w:lineRule="auto"/>
-      </w:pPr>
-    </w:p>
-    <w:p>
-      <w:pPr>
-        <w:spacing w:after="0" w:line="240" w:lineRule="auto"/>
-      </w:pPr>
-    </w:p>
-    <w:p>
-      <w:pPr>
-        <w:spacing w:after="0" w:line="240" w:lineRule="auto"/>
-      </w:pPr>
-    </w:p>
-    <w:p>
-      <w:pPr>
-        <w:spacing w:after="0" w:line="240" w:lineRule="auto"/>
-      </w:pPr>
-    </w:p>
-    <w:p>
-      <w:pPr>
-        <w:spacing w:after="0" w:line="240" w:lineRule="auto"/>
-      </w:pPr>
-    </w:p>
-    <w:p>
-      <w:pPr>
-        <w:spacing w:after="0" w:line="240" w:lineRule="auto"/>
-      </w:pPr>
-    </w:p>
-    <w:p>
-      <w:pPr>
-        <w:spacing w:after="0" w:line="240" w:lineRule="auto"/>
-      </w:pPr>
-    </w:p>
-    <w:p>
-      <w:pPr>
-        <w:spacing w:after="0" w:line="240" w:lineRule="auto"/>
-      </w:pPr>
-    </w:p>
-    <w:p>
-      <w:pPr>
-        <w:spacing w:after="0" w:line="240" w:lineRule="auto"/>
-      </w:pPr>
-    </w:p>
-    <w:p>
-      <w:pPr>
-        <w:spacing w:after="0" w:line="240" w:lineRule="auto"/>
-      </w:pPr>
-    </w:p>
-    <w:p>
-      <w:pPr>
-        <w:spacing w:after="0" w:line="240" w:lineRule="auto"/>
-      </w:pPr>
-    </w:p>
-    <w:p>
-      <w:pPr>
-        <w:spacing w:after="0" w:line="240" w:lineRule="auto"/>
-      </w:pPr>
-    </w:p>
-    <w:p>
-      <w:pPr>
-        <w:spacing w:after="0" w:line="240" w:lineRule="auto"/>
-      </w:pPr>
-    </w:p>
-    <w:p>
-      <w:pPr>
-        <w:spacing w:after="0" w:line="240" w:lineRule="auto"/>
-      </w:pPr>
-    </w:p>
-    <w:p>
-      <w:pPr>
-        <w:spacing w:after="0" w:line="240" w:lineRule="auto"/>
-      </w:pPr>
-    </w:p>
-    <w:p>
-      <w:pPr>
-        <w:spacing w:after="0" w:line="240" w:lineRule="auto"/>
-      </w:pPr>
-    </w:p>
-    <w:p>
-      <w:pPr>
-        <w:spacing w:after="0" w:line="240" w:lineRule="auto"/>
-      </w:pPr>
-    </w:p>
-    <w:p>
-      <w:pPr>
-        <w:spacing w:after="0" w:line="240" w:lineRule="auto"/>
-      </w:pPr>
-    </w:p>
-    <w:p>
-      <w:pPr>
-        <w:spacing w:after="0" w:line="240" w:lineRule="auto"/>
-      </w:pPr>
-    </w:p>
-    <w:p>
-      <w:pPr>
-        <w:spacing w:after="0" w:line="240" w:lineRule="auto"/>
-      </w:pPr>
-    </w:p>
-    <w:p>
-      <w:pPr>
-        <w:spacing w:after="0" w:line="240" w:lineRule="auto"/>
-      </w:pPr>
-    </w:p>
-    <w:p>
-      <w:pPr>
-        <w:spacing w:after="0" w:line="240" w:lineRule="auto"/>
-      </w:pPr>
-      <w:proofErr w:type="spellStart"/>
-      <w:r>
+      <w:proofErr w:type="spellStart"/>
+      <w:r>
+        <w:lastRenderedPageBreak/>
         <w:t>Pin</w:t>
       </w:r>
       <w:proofErr w:type="spellEnd"/>
@@ -3678,181 +4796,54 @@
       <w:pPr>
         <w:spacing w:after="0" w:line="240" w:lineRule="auto"/>
       </w:pPr>
-    </w:p>
-    <w:p>
-      <w:pPr>
-        <w:spacing w:after="0" w:line="240" w:lineRule="auto"/>
-      </w:pPr>
-    </w:p>
-    <w:p>
-      <w:pPr>
-        <w:spacing w:after="0" w:line="240" w:lineRule="auto"/>
-      </w:pPr>
-    </w:p>
-    <w:p>
-      <w:pPr>
-        <w:spacing w:after="0" w:line="240" w:lineRule="auto"/>
-      </w:pPr>
-    </w:p>
-    <w:p>
-      <w:pPr>
-        <w:spacing w:after="0" w:line="240" w:lineRule="auto"/>
-      </w:pPr>
-    </w:p>
-    <w:p>
-      <w:pPr>
-        <w:spacing w:after="0" w:line="240" w:lineRule="auto"/>
-      </w:pPr>
-    </w:p>
-    <w:p>
-      <w:pPr>
-        <w:spacing w:after="0" w:line="240" w:lineRule="auto"/>
-      </w:pPr>
-    </w:p>
-    <w:p>
-      <w:pPr>
-        <w:spacing w:after="0" w:line="240" w:lineRule="auto"/>
-      </w:pPr>
-    </w:p>
-    <w:p>
-      <w:pPr>
-        <w:spacing w:after="0" w:line="240" w:lineRule="auto"/>
-      </w:pPr>
-    </w:p>
-    <w:p>
-      <w:pPr>
-        <w:spacing w:after="0" w:line="240" w:lineRule="auto"/>
-      </w:pPr>
-    </w:p>
-    <w:p>
-      <w:pPr>
-        <w:spacing w:after="0" w:line="240" w:lineRule="auto"/>
-      </w:pPr>
-    </w:p>
-    <w:p>
-      <w:pPr>
-        <w:spacing w:after="0" w:line="240" w:lineRule="auto"/>
-      </w:pPr>
-    </w:p>
-    <w:p>
-      <w:pPr>
-        <w:spacing w:after="0" w:line="240" w:lineRule="auto"/>
-      </w:pPr>
-    </w:p>
-    <w:p>
-      <w:pPr>
-        <w:spacing w:after="0" w:line="240" w:lineRule="auto"/>
-      </w:pPr>
-    </w:p>
-    <w:p>
-      <w:pPr>
-        <w:spacing w:after="0" w:line="240" w:lineRule="auto"/>
-      </w:pPr>
-    </w:p>
-    <w:p>
-      <w:pPr>
-        <w:spacing w:after="0" w:line="240" w:lineRule="auto"/>
-      </w:pPr>
-    </w:p>
-    <w:p>
-      <w:pPr>
-        <w:spacing w:after="0" w:line="240" w:lineRule="auto"/>
-      </w:pPr>
-    </w:p>
-    <w:p>
-      <w:pPr>
-        <w:spacing w:after="0" w:line="240" w:lineRule="auto"/>
-      </w:pPr>
-    </w:p>
-    <w:p>
-      <w:pPr>
-        <w:spacing w:after="0" w:line="240" w:lineRule="auto"/>
-      </w:pPr>
-    </w:p>
-    <w:p>
-      <w:pPr>
-        <w:spacing w:after="0" w:line="240" w:lineRule="auto"/>
-      </w:pPr>
-    </w:p>
-    <w:p>
-      <w:pPr>
-        <w:spacing w:after="0" w:line="240" w:lineRule="auto"/>
-      </w:pPr>
-    </w:p>
-    <w:p>
-      <w:pPr>
-        <w:spacing w:after="0" w:line="240" w:lineRule="auto"/>
-      </w:pPr>
-    </w:p>
-    <w:p>
-      <w:pPr>
-        <w:spacing w:after="0" w:line="240" w:lineRule="auto"/>
-      </w:pPr>
-    </w:p>
-    <w:p>
-      <w:pPr>
-        <w:spacing w:after="0" w:line="240" w:lineRule="auto"/>
-      </w:pPr>
-    </w:p>
-    <w:p>
-      <w:pPr>
-        <w:spacing w:after="0" w:line="240" w:lineRule="auto"/>
-      </w:pPr>
-    </w:p>
-    <w:p>
-      <w:pPr>
-        <w:spacing w:after="0" w:line="240" w:lineRule="auto"/>
-      </w:pPr>
-    </w:p>
-    <w:p>
-      <w:pPr>
-        <w:spacing w:after="0" w:line="240" w:lineRule="auto"/>
-      </w:pPr>
-    </w:p>
-    <w:p>
-      <w:pPr>
-        <w:spacing w:after="0" w:line="240" w:lineRule="auto"/>
-      </w:pPr>
-    </w:p>
-    <w:p>
-      <w:pPr>
-        <w:spacing w:after="0" w:line="240" w:lineRule="auto"/>
-      </w:pPr>
-    </w:p>
-    <w:p>
-      <w:pPr>
-        <w:spacing w:after="0" w:line="240" w:lineRule="auto"/>
-      </w:pPr>
-    </w:p>
-    <w:p>
-      <w:pPr>
-        <w:spacing w:after="0" w:line="240" w:lineRule="auto"/>
-      </w:pPr>
-    </w:p>
-    <w:p>
-      <w:pPr>
-        <w:spacing w:after="0" w:line="240" w:lineRule="auto"/>
-      </w:pPr>
-    </w:p>
-    <w:p>
-      <w:pPr>
-        <w:spacing w:after="0" w:line="240" w:lineRule="auto"/>
-      </w:pPr>
-    </w:p>
-    <w:p>
-      <w:pPr>
-        <w:spacing w:after="0" w:line="240" w:lineRule="auto"/>
-      </w:pPr>
-    </w:p>
-    <w:p>
-      <w:pPr>
-        <w:spacing w:after="0" w:line="240" w:lineRule="auto"/>
-      </w:pPr>
-    </w:p>
-    <w:p>
-      <w:pPr>
-        <w:spacing w:after="0" w:line="240" w:lineRule="auto"/>
-      </w:pPr>
+      <w:r>
+        <w:t xml:space="preserve">“ * ”  İşareti </w:t>
+      </w:r>
+      <w:proofErr w:type="spellStart"/>
+      <w:proofErr w:type="gramStart"/>
+      <w:r>
+        <w:t>Label</w:t>
+      </w:r>
+      <w:proofErr w:type="spellEnd"/>
+      <w:r>
+        <w:t xml:space="preserve">  Led1</w:t>
+      </w:r>
+      <w:proofErr w:type="gramEnd"/>
+      <w:r>
+        <w:t xml:space="preserve"> yanına * işareti yazıldığında O </w:t>
+      </w:r>
+      <w:proofErr w:type="spellStart"/>
+      <w:r>
+        <w:t>pinin</w:t>
+      </w:r>
+      <w:proofErr w:type="spellEnd"/>
+      <w:r>
+        <w:t xml:space="preserve"> çıkışı terslenir. Değil kapısı gibi işlem </w:t>
+      </w:r>
+      <w:proofErr w:type="gramStart"/>
+      <w:r>
+        <w:t>görür  1</w:t>
+      </w:r>
+      <w:proofErr w:type="gramEnd"/>
+      <w:r>
+        <w:t xml:space="preserve"> NOT = 0, 0 NOT=1 gibi  (</w:t>
+      </w:r>
+      <w:proofErr w:type="spellStart"/>
+      <w:r>
+        <w:t>değilini</w:t>
+      </w:r>
+      <w:proofErr w:type="spellEnd"/>
+      <w:r>
+        <w:t xml:space="preserve"> alır bir nevi </w:t>
+      </w:r>
+      <w:proofErr w:type="spellStart"/>
+      <w:r>
+        <w:t>invert</w:t>
+      </w:r>
+      <w:proofErr w:type="spellEnd"/>
+      <w:r>
+        <w:t xml:space="preserve"> edilir)</w:t>
+      </w:r>
     </w:p>
     <w:p>
       <w:pPr>
@@ -3894,146 +4885,6 @@
       </w:r>
     </w:p>
     <w:bookmarkEnd w:id="1"/>
-    <w:p>
-      <w:pPr>
-        <w:spacing w:after="0" w:line="240" w:lineRule="auto"/>
-      </w:pPr>
-    </w:p>
-    <w:p>
-      <w:pPr>
-        <w:spacing w:after="0" w:line="240" w:lineRule="auto"/>
-      </w:pPr>
-    </w:p>
-    <w:p>
-      <w:pPr>
-        <w:spacing w:after="0" w:line="240" w:lineRule="auto"/>
-      </w:pPr>
-      <w:r>
-        <w:t>PIN_INVERT;</w:t>
-      </w:r>
-    </w:p>
-    <w:p>
-      <w:pPr>
-        <w:spacing w:after="0" w:line="240" w:lineRule="auto"/>
-      </w:pPr>
-      <w:r>
-        <w:t>A)</w:t>
-      </w:r>
-      <w:proofErr w:type="spellStart"/>
-      <w:r>
-        <w:t>Pin</w:t>
-      </w:r>
-      <w:proofErr w:type="spellEnd"/>
-      <w:r>
-        <w:t xml:space="preserve"> ayarı</w:t>
-      </w:r>
-    </w:p>
-    <w:p>
-      <w:pPr>
-        <w:spacing w:after="0" w:line="240" w:lineRule="auto"/>
-        <w:ind w:firstLine="426"/>
-      </w:pPr>
-      <w:r>
-        <w:tab/>
-      </w:r>
-      <w:r>
-        <w:t>Yok</w:t>
-      </w:r>
-      <w:proofErr w:type="gramStart"/>
-      <w:r>
-        <w:t>.</w:t>
-      </w:r>
-      <w:r>
-        <w:t>.</w:t>
-      </w:r>
-      <w:proofErr w:type="gramEnd"/>
-    </w:p>
-    <w:p>
-      <w:pPr>
-        <w:spacing w:after="0" w:line="240" w:lineRule="auto"/>
-      </w:pPr>
-      <w:r>
-        <w:t>B)Program Ayarı</w:t>
-      </w:r>
-    </w:p>
-    <w:p>
-      <w:pPr>
-        <w:spacing w:after="0" w:line="240" w:lineRule="auto"/>
-      </w:pPr>
-      <w:r>
-        <w:tab/>
-      </w:r>
-      <w:r>
-        <w:t>PIN_INVERT;</w:t>
-      </w:r>
-    </w:p>
-    <w:p>
-      <w:pPr>
-        <w:spacing w:after="0" w:line="240" w:lineRule="auto"/>
-      </w:pPr>
-      <w:r>
-        <w:t>C) Görevi</w:t>
-      </w:r>
-    </w:p>
-    <w:p>
-      <w:pPr>
-        <w:spacing w:after="0" w:line="240" w:lineRule="auto"/>
-      </w:pPr>
-      <w:r>
-        <w:tab/>
-      </w:r>
-      <w:proofErr w:type="gramStart"/>
-      <w:r>
-        <w:t>Bazı  Röle</w:t>
-      </w:r>
-      <w:proofErr w:type="gramEnd"/>
-      <w:r>
-        <w:t xml:space="preserve"> kartları 3.3 volt yerine 0 volt  iken “0” Röle çalışır ve kontak kurar. Röleye bağlı cihaza güç gönderilir.</w:t>
-      </w:r>
-    </w:p>
-    <w:p>
-      <w:pPr>
-        <w:spacing w:after="0" w:line="240" w:lineRule="auto"/>
-      </w:pPr>
-      <w:r>
-        <w:tab/>
-        <w:t xml:space="preserve">ESP ilk çalıştığında </w:t>
-      </w:r>
-      <w:proofErr w:type="spellStart"/>
-      <w:r>
-        <w:t>Pinler</w:t>
-      </w:r>
-      <w:proofErr w:type="spellEnd"/>
-      <w:r>
-        <w:t xml:space="preserve"> “0” olur. Röleler çalışır ve ucundaki cihazlara da güç gider. Bunu önlemek için ESP ilk çalıştığında PIN_INVERT; bütün OUT </w:t>
-      </w:r>
-      <w:proofErr w:type="spellStart"/>
-      <w:r>
-        <w:t>pinlerini</w:t>
-      </w:r>
-      <w:proofErr w:type="spellEnd"/>
-      <w:r>
-        <w:t xml:space="preserve"> “1” </w:t>
-      </w:r>
-      <w:proofErr w:type="spellStart"/>
-      <w:r>
-        <w:t>yapyor</w:t>
-      </w:r>
-      <w:proofErr w:type="spellEnd"/>
-      <w:r>
-        <w:t>.</w:t>
-      </w:r>
-    </w:p>
-    <w:p>
-      <w:pPr>
-        <w:spacing w:after="0" w:line="240" w:lineRule="auto"/>
-      </w:pPr>
-    </w:p>
-    <w:p>
-      <w:pPr>
-        <w:spacing w:after="0" w:line="240" w:lineRule="auto"/>
-      </w:pPr>
-    </w:p>
     <w:p>
       <w:pPr>
         <w:spacing w:after="0" w:line="240" w:lineRule="auto"/>
@@ -4690,7 +5541,13 @@
         <w:t xml:space="preserve">.  </w:t>
       </w:r>
       <w:r>
-        <w:t>D3|OUT|BUZ|0|0|1|</w:t>
+        <w:rPr>
+          <w:shd w:val="clear" w:color="auto" w:fill="FFFF00"/>
+        </w:rPr>
+        <w:t>D3</w:t>
+      </w:r>
+      <w:r>
+        <w:t>|OUT|BUZ|0|0|1|</w:t>
       </w:r>
       <w:r>
         <w:t>0|_|</w:t>
@@ -4721,7 +5578,6 @@
         <w:ind w:firstLine="426"/>
       </w:pPr>
       <w:r>
-        <w:lastRenderedPageBreak/>
         <w:t>BUZ&gt;ABG123U</w:t>
       </w:r>
       <w:r>
@@ -4861,7 +5717,50 @@
       </w:r>
       <w:r>
         <w:tab/>
-        <w:t xml:space="preserve">D2&lt;24 </w:t>
+        <w:t>D2&lt;24 te</w:t>
+      </w:r>
+      <w:r>
+        <w:t>n</w:t>
+      </w:r>
+      <w:r>
+        <w:t xml:space="preserve"> </w:t>
+      </w:r>
+      <w:r>
+        <w:t>(</w:t>
+      </w:r>
+      <w:r>
+        <w:t xml:space="preserve">VR0 </w:t>
+      </w:r>
+      <w:proofErr w:type="spellStart"/>
+      <w:r>
+        <w:t>sanal</w:t>
+      </w:r>
+      <w:r>
+        <w:t>pin</w:t>
+      </w:r>
+      <w:proofErr w:type="spellEnd"/>
+      <w:r>
+        <w:t>)</w:t>
+      </w:r>
+      <w:r>
+        <w:t xml:space="preserve"> </w:t>
+      </w:r>
+      <w:proofErr w:type="spellStart"/>
+      <w:r>
+        <w:t>pin</w:t>
+      </w:r>
+      <w:proofErr w:type="spellEnd"/>
+      <w:r>
+        <w:t xml:space="preserve"> </w:t>
+      </w:r>
+      <w:r>
+        <w:rPr>
+          <w:shd w:val="clear" w:color="auto" w:fill="FFFF00"/>
+        </w:rPr>
+        <w:t>D3</w:t>
+      </w:r>
+      <w:r>
+        <w:t xml:space="preserve"> </w:t>
       </w:r>
       <w:proofErr w:type="spellStart"/>
       <w:r>
@@ -4869,52 +5768,22 @@
       </w:r>
       <w:proofErr w:type="spellEnd"/>
       <w:r>
+        <w:t xml:space="preserve"> bağlı </w:t>
+      </w:r>
+      <w:proofErr w:type="spellStart"/>
+      <w:r>
+        <w:t>buzer</w:t>
+      </w:r>
+      <w:proofErr w:type="spellEnd"/>
+      <w:r>
+        <w:t xml:space="preserve"> çalma</w:t>
+      </w:r>
+      <w:r>
+        <w:t>ya</w:t>
+      </w:r>
+      <w:r>
         <w:t xml:space="preserve"> </w:t>
       </w:r>
-      <w:r>
-        <w:t>(</w:t>
-      </w:r>
-      <w:r>
-        <w:t xml:space="preserve">VR0 </w:t>
-      </w:r>
-      <w:proofErr w:type="spellStart"/>
-      <w:r>
-        <w:t>sanal</w:t>
-      </w:r>
-      <w:r>
-        <w:t>pin</w:t>
-      </w:r>
-      <w:proofErr w:type="spellEnd"/>
-      <w:r>
-        <w:t>)</w:t>
-      </w:r>
-      <w:r>
-        <w:t xml:space="preserve"> </w:t>
-      </w:r>
-      <w:proofErr w:type="spellStart"/>
-      <w:r>
-        <w:t>pin</w:t>
-      </w:r>
-      <w:proofErr w:type="spellEnd"/>
-      <w:r>
-        <w:t xml:space="preserve"> D3 </w:t>
-      </w:r>
-      <w:proofErr w:type="spellStart"/>
-      <w:r>
-        <w:t>te</w:t>
-      </w:r>
-      <w:proofErr w:type="spellEnd"/>
-      <w:r>
-        <w:t xml:space="preserve"> bağlı </w:t>
-      </w:r>
-      <w:proofErr w:type="spellStart"/>
-      <w:r>
-        <w:t>buzer</w:t>
-      </w:r>
-      <w:proofErr w:type="spellEnd"/>
-      <w:r>
-        <w:t xml:space="preserve"> çalma </w:t>
-      </w:r>
     </w:p>
     <w:p>
       <w:pPr>
@@ -4951,6 +5820,7 @@
         <w:spacing w:after="0" w:line="240" w:lineRule="auto"/>
       </w:pPr>
       <w:r>
+        <w:lastRenderedPageBreak/>
         <w:t xml:space="preserve">SEND kullanımı. </w:t>
       </w:r>
     </w:p>
@@ -5241,6 +6111,17 @@
         <w:spacing w:after="0" w:line="240" w:lineRule="auto"/>
         <w:ind w:firstLine="426"/>
       </w:pPr>
+      <w:r>
+        <w:t xml:space="preserve">Örnek: </w:t>
+      </w:r>
+      <w:proofErr w:type="gramStart"/>
+      <w:r>
+        <w:t>Program  MQTT</w:t>
+      </w:r>
+      <w:proofErr w:type="gramEnd"/>
+      <w:r>
+        <w:t xml:space="preserve"> kullanımı</w:t>
+      </w:r>
     </w:p>
     <w:p>
       <w:pPr>
@@ -5253,18 +6134,50 @@
         <w:spacing w:after="0" w:line="240" w:lineRule="auto"/>
         <w:ind w:firstLine="426"/>
       </w:pPr>
+      <w:proofErr w:type="spellStart"/>
+      <w:r>
+        <w:t>fbc</w:t>
+      </w:r>
+      <w:proofErr w:type="spellEnd"/>
+      <w:r>
+        <w:t xml:space="preserve"> fb1=/kev1/r/BAHCE;</w:t>
+      </w:r>
     </w:p>
     <w:p>
       <w:pPr>
         <w:spacing w:after="0" w:line="240" w:lineRule="auto"/>
         <w:ind w:firstLine="426"/>
       </w:pPr>
+      <w:proofErr w:type="spellStart"/>
+      <w:r>
+        <w:t>if</w:t>
+      </w:r>
+      <w:proofErr w:type="spellEnd"/>
+      <w:r>
+        <w:t>(D2&gt;4 &amp;&amp; D2&lt;20){mqtt:/kev1/BAHCE=D1:1,VR0:BUZ&gt;CE_CE;D3=1;http://192.168.2.111:8080/pipo;}</w:t>
+      </w:r>
     </w:p>
     <w:p>
       <w:pPr>
         <w:spacing w:after="0" w:line="240" w:lineRule="auto"/>
         <w:ind w:firstLine="426"/>
       </w:pPr>
+      <w:proofErr w:type="spellStart"/>
+      <w:r>
+        <w:t>if</w:t>
+      </w:r>
+      <w:proofErr w:type="spellEnd"/>
+      <w:r>
+        <w:t>(D2&gt;20){</w:t>
+      </w:r>
+      <w:proofErr w:type="spellStart"/>
+      <w:r>
+        <w:t>mqtt</w:t>
+      </w:r>
+      <w:proofErr w:type="spellEnd"/>
+      <w:r>
+        <w:t>:/kev1/BAHCE=D1:0,VR0:BUZ&gt;___;D3=0;}</w:t>
+      </w:r>
     </w:p>
     <w:p>
       <w:pPr>
@@ -5277,30 +6190,92 @@
         <w:spacing w:after="0" w:line="240" w:lineRule="auto"/>
         <w:ind w:firstLine="426"/>
       </w:pPr>
+      <w:r>
+        <w:t>//</w:t>
+      </w:r>
+      <w:proofErr w:type="spellStart"/>
+      <w:r>
+        <w:t>if</w:t>
+      </w:r>
+      <w:proofErr w:type="spellEnd"/>
+      <w:r>
+        <w:t>(D2&gt;4 &amp;&amp; D2&lt;20){D3=1;</w:t>
+      </w:r>
+      <w:proofErr w:type="spellStart"/>
+      <w:r>
+        <w:t>mqtt</w:t>
+      </w:r>
+      <w:proofErr w:type="spellEnd"/>
+      <w:r>
+        <w:t>:/kev1/BAHCE=D1:1,VR0:BUZ&gt;ABCDE; http://192.168.2.111:8080/pipo;}</w:t>
+      </w:r>
     </w:p>
     <w:p>
       <w:pPr>
         <w:spacing w:after="0" w:line="240" w:lineRule="auto"/>
         <w:ind w:firstLine="426"/>
       </w:pPr>
+      <w:r>
+        <w:t>//</w:t>
+      </w:r>
+      <w:proofErr w:type="spellStart"/>
+      <w:r>
+        <w:t>if</w:t>
+      </w:r>
+      <w:proofErr w:type="spellEnd"/>
+      <w:r>
+        <w:t>(D2&gt;20){D3=0;</w:t>
+      </w:r>
+      <w:proofErr w:type="spellStart"/>
+      <w:r>
+        <w:t>mqtt</w:t>
+      </w:r>
+      <w:proofErr w:type="spellEnd"/>
+      <w:r>
+        <w:t>:/kev1/BAHCE=D1:0,VR0:BUZ&gt;___;}</w:t>
+      </w:r>
     </w:p>
     <w:p>
       <w:pPr>
         <w:spacing w:after="0" w:line="240" w:lineRule="auto"/>
         <w:ind w:firstLine="426"/>
       </w:pPr>
+      <w:proofErr w:type="spellStart"/>
+      <w:r>
+        <w:t>fbc</w:t>
+      </w:r>
+      <w:proofErr w:type="spellEnd"/>
+      <w:r>
+        <w:t xml:space="preserve"> fb1=/kev1/r/BAHCE;</w:t>
+      </w:r>
     </w:p>
     <w:p>
       <w:pPr>
         <w:spacing w:after="0" w:line="240" w:lineRule="auto"/>
         <w:ind w:firstLine="426"/>
       </w:pPr>
+      <w:proofErr w:type="spellStart"/>
+      <w:r>
+        <w:t>if</w:t>
+      </w:r>
+      <w:proofErr w:type="spellEnd"/>
+      <w:r>
+        <w:t>(D2&gt;4 &amp;&amp; D2&lt;20){D3=1;fb1=D1:1,VR0:BUZ&gt;ABCDE;}</w:t>
+      </w:r>
     </w:p>
     <w:p>
       <w:pPr>
         <w:spacing w:after="0" w:line="240" w:lineRule="auto"/>
         <w:ind w:firstLine="426"/>
       </w:pPr>
+      <w:proofErr w:type="spellStart"/>
+      <w:r>
+        <w:t>if</w:t>
+      </w:r>
+      <w:proofErr w:type="spellEnd"/>
+      <w:r>
+        <w:t>(D2&gt;20){D3=0;fb1=D1:0,VR0:BUZ&gt;___;}</w:t>
+      </w:r>
     </w:p>
     <w:p>
       <w:pPr>
@@ -5317,221 +6292,55 @@
     <w:p>
       <w:pPr>
         <w:spacing w:after="0" w:line="240" w:lineRule="auto"/>
-        <w:ind w:firstLine="426"/>
-      </w:pPr>
-    </w:p>
-    <w:p>
-      <w:pPr>
-        <w:spacing w:after="0" w:line="240" w:lineRule="auto"/>
-        <w:ind w:firstLine="426"/>
-      </w:pPr>
-    </w:p>
-    <w:p>
-      <w:pPr>
-        <w:spacing w:after="0" w:line="240" w:lineRule="auto"/>
-        <w:ind w:firstLine="426"/>
-      </w:pPr>
-    </w:p>
-    <w:p>
-      <w:pPr>
-        <w:spacing w:after="0" w:line="240" w:lineRule="auto"/>
-        <w:ind w:firstLine="426"/>
-      </w:pPr>
-      <w:r>
-        <w:t xml:space="preserve">Örnek: </w:t>
-      </w:r>
-      <w:proofErr w:type="gramStart"/>
-      <w:r>
-        <w:t>Program  MQTT</w:t>
-      </w:r>
-      <w:proofErr w:type="gramEnd"/>
-      <w:r>
-        <w:t xml:space="preserve"> kullanımı</w:t>
-      </w:r>
-    </w:p>
-    <w:p>
-      <w:pPr>
-        <w:spacing w:after="0" w:line="240" w:lineRule="auto"/>
-        <w:ind w:firstLine="426"/>
-      </w:pPr>
-    </w:p>
-    <w:p>
-      <w:pPr>
-        <w:spacing w:after="0" w:line="240" w:lineRule="auto"/>
-        <w:ind w:firstLine="426"/>
-      </w:pPr>
-      <w:proofErr w:type="spellStart"/>
-      <w:r>
-        <w:t>fbc</w:t>
-      </w:r>
-      <w:proofErr w:type="spellEnd"/>
-      <w:r>
-        <w:t xml:space="preserve"> fb1=/kev1/r/BAHCE;</w:t>
-      </w:r>
-    </w:p>
-    <w:p>
-      <w:pPr>
-        <w:spacing w:after="0" w:line="240" w:lineRule="auto"/>
-        <w:ind w:firstLine="426"/>
-      </w:pPr>
-      <w:proofErr w:type="spellStart"/>
-      <w:r>
-        <w:t>if</w:t>
-      </w:r>
-      <w:proofErr w:type="spellEnd"/>
-      <w:r>
-        <w:t>(D2&gt;4 &amp;&amp; D2&lt;20){mqtt:/kev1/BAHCE=D1:1,VR0:BUZ&gt;CE_CE;D3=1;http://192.168.2.111:8080/pipo;}</w:t>
-      </w:r>
-    </w:p>
-    <w:p>
-      <w:pPr>
-        <w:spacing w:after="0" w:line="240" w:lineRule="auto"/>
-        <w:ind w:firstLine="426"/>
-      </w:pPr>
-      <w:proofErr w:type="spellStart"/>
-      <w:r>
-        <w:t>if</w:t>
-      </w:r>
-      <w:proofErr w:type="spellEnd"/>
-      <w:r>
-        <w:t>(D2&gt;20){</w:t>
-      </w:r>
-      <w:proofErr w:type="spellStart"/>
-      <w:r>
-        <w:t>mqtt</w:t>
-      </w:r>
-      <w:proofErr w:type="spellEnd"/>
-      <w:r>
-        <w:t>:/kev1/BAHCE=D1:0,VR0:BUZ&gt;___;D3=0;}</w:t>
-      </w:r>
-    </w:p>
-    <w:p>
-      <w:pPr>
-        <w:spacing w:after="0" w:line="240" w:lineRule="auto"/>
-        <w:ind w:firstLine="426"/>
-      </w:pPr>
-    </w:p>
-    <w:p>
-      <w:pPr>
-        <w:spacing w:after="0" w:line="240" w:lineRule="auto"/>
-        <w:ind w:firstLine="426"/>
-      </w:pPr>
-      <w:r>
-        <w:t>//</w:t>
-      </w:r>
-      <w:proofErr w:type="spellStart"/>
-      <w:r>
-        <w:t>if</w:t>
-      </w:r>
-      <w:proofErr w:type="spellEnd"/>
-      <w:r>
-        <w:t>(D2&gt;4 &amp;&amp; D2&lt;20){D3=1;</w:t>
-      </w:r>
-      <w:proofErr w:type="spellStart"/>
-      <w:r>
-        <w:t>mqtt</w:t>
-      </w:r>
-      <w:proofErr w:type="spellEnd"/>
-      <w:r>
-        <w:t>:/kev1/BAHCE=D1:1,VR0:BUZ&gt;ABCDE; http://192.168.2.111:8080/pipo;}</w:t>
-      </w:r>
-    </w:p>
-    <w:p>
-      <w:pPr>
-        <w:spacing w:after="0" w:line="240" w:lineRule="auto"/>
-        <w:ind w:firstLine="426"/>
-      </w:pPr>
-      <w:r>
-        <w:t>//</w:t>
-      </w:r>
-      <w:proofErr w:type="spellStart"/>
-      <w:r>
-        <w:t>if</w:t>
-      </w:r>
-      <w:proofErr w:type="spellEnd"/>
-      <w:r>
-        <w:t>(D2&gt;20){D3=0;</w:t>
-      </w:r>
-      <w:proofErr w:type="spellStart"/>
-      <w:r>
-        <w:t>mqtt</w:t>
-      </w:r>
-      <w:proofErr w:type="spellEnd"/>
-      <w:r>
-        <w:t>:/kev1/BAHCE=D1:0,VR0:BUZ&gt;___;}</w:t>
-      </w:r>
-    </w:p>
-    <w:p>
-      <w:pPr>
-        <w:spacing w:after="0" w:line="240" w:lineRule="auto"/>
-        <w:ind w:firstLine="426"/>
-      </w:pPr>
-      <w:proofErr w:type="spellStart"/>
-      <w:r>
-        <w:t>fbc</w:t>
-      </w:r>
-      <w:proofErr w:type="spellEnd"/>
-      <w:r>
-        <w:t xml:space="preserve"> fb1=/kev1/r/BAHCE;</w:t>
-      </w:r>
-    </w:p>
-    <w:p>
-      <w:pPr>
-        <w:spacing w:after="0" w:line="240" w:lineRule="auto"/>
-        <w:ind w:firstLine="426"/>
-      </w:pPr>
-      <w:proofErr w:type="spellStart"/>
-      <w:r>
-        <w:t>if</w:t>
-      </w:r>
-      <w:proofErr w:type="spellEnd"/>
-      <w:r>
-        <w:t>(D2&gt;4 &amp;&amp; D2&lt;20){D3=1;fb1=D1:1,VR0:BUZ&gt;ABCDE;}</w:t>
-      </w:r>
-    </w:p>
-    <w:p>
-      <w:pPr>
-        <w:spacing w:after="0" w:line="240" w:lineRule="auto"/>
-        <w:ind w:firstLine="426"/>
-      </w:pPr>
-      <w:proofErr w:type="spellStart"/>
-      <w:r>
-        <w:t>if</w:t>
-      </w:r>
-      <w:proofErr w:type="spellEnd"/>
-      <w:r>
-        <w:t>(D2&gt;20){D3=0;fb1=D1:0,VR0:BUZ&gt;___;}</w:t>
-      </w:r>
-    </w:p>
-    <w:p>
-      <w:pPr>
-        <w:spacing w:after="0" w:line="240" w:lineRule="auto"/>
-        <w:ind w:firstLine="426"/>
-      </w:pPr>
-    </w:p>
-    <w:p>
-      <w:pPr>
-        <w:spacing w:after="0" w:line="240" w:lineRule="auto"/>
-        <w:ind w:firstLine="426"/>
-      </w:pPr>
-    </w:p>
-    <w:p>
-      <w:pPr>
-        <w:spacing w:after="0" w:line="240" w:lineRule="auto"/>
-        <w:ind w:firstLine="426"/>
-      </w:pPr>
-    </w:p>
-    <w:p>
-      <w:pPr>
-        <w:spacing w:after="0" w:line="240" w:lineRule="auto"/>
-      </w:pPr>
-    </w:p>
-    <w:p>
-      <w:pPr>
-        <w:spacing w:after="0" w:line="240" w:lineRule="auto"/>
-      </w:pPr>
-      <w:proofErr w:type="spellStart"/>
-      <w:r>
+      </w:pPr>
+    </w:p>
+    <w:p>
+      <w:pPr>
+        <w:spacing w:after="0" w:line="240" w:lineRule="auto"/>
+      </w:pPr>
+    </w:p>
+    <w:p>
+      <w:pPr>
+        <w:spacing w:after="0" w:line="240" w:lineRule="auto"/>
+      </w:pPr>
+    </w:p>
+    <w:p>
+      <w:pPr>
+        <w:spacing w:after="0" w:line="240" w:lineRule="auto"/>
+      </w:pPr>
+    </w:p>
+    <w:p>
+      <w:pPr>
+        <w:spacing w:after="0" w:line="240" w:lineRule="auto"/>
+      </w:pPr>
+    </w:p>
+    <w:p>
+      <w:pPr>
+        <w:spacing w:after="0" w:line="240" w:lineRule="auto"/>
+      </w:pPr>
+    </w:p>
+    <w:p>
+      <w:pPr>
+        <w:spacing w:after="0" w:line="240" w:lineRule="auto"/>
+      </w:pPr>
+    </w:p>
+    <w:p>
+      <w:pPr>
+        <w:spacing w:after="0" w:line="240" w:lineRule="auto"/>
+      </w:pPr>
+    </w:p>
+    <w:p>
+      <w:pPr>
+        <w:spacing w:after="0" w:line="240" w:lineRule="auto"/>
+      </w:pPr>
+    </w:p>
+    <w:p>
+      <w:pPr>
+        <w:spacing w:after="0" w:line="240" w:lineRule="auto"/>
+      </w:pPr>
+      <w:proofErr w:type="spellStart"/>
+      <w:r>
+        <w:lastRenderedPageBreak/>
         <w:t>FiREBASE</w:t>
       </w:r>
       <w:proofErr w:type="spellEnd"/>
@@ -6007,7 +6816,98 @@
       <w:pPr>
         <w:spacing w:after="0" w:line="240" w:lineRule="auto"/>
       </w:pPr>
-      <w:r>
+    </w:p>
+    <w:p>
+      <w:pPr>
+        <w:spacing w:after="0" w:line="240" w:lineRule="auto"/>
+      </w:pPr>
+    </w:p>
+    <w:p>
+      <w:pPr>
+        <w:spacing w:after="0" w:line="240" w:lineRule="auto"/>
+      </w:pPr>
+    </w:p>
+    <w:p>
+      <w:pPr>
+        <w:spacing w:after="0" w:line="240" w:lineRule="auto"/>
+      </w:pPr>
+    </w:p>
+    <w:p>
+      <w:pPr>
+        <w:spacing w:after="0" w:line="240" w:lineRule="auto"/>
+      </w:pPr>
+    </w:p>
+    <w:p>
+      <w:pPr>
+        <w:spacing w:after="0" w:line="240" w:lineRule="auto"/>
+      </w:pPr>
+    </w:p>
+    <w:p>
+      <w:pPr>
+        <w:spacing w:after="0" w:line="240" w:lineRule="auto"/>
+      </w:pPr>
+    </w:p>
+    <w:p>
+      <w:pPr>
+        <w:spacing w:after="0" w:line="240" w:lineRule="auto"/>
+      </w:pPr>
+    </w:p>
+    <w:p>
+      <w:pPr>
+        <w:spacing w:after="0" w:line="240" w:lineRule="auto"/>
+      </w:pPr>
+    </w:p>
+    <w:p>
+      <w:pPr>
+        <w:spacing w:after="0" w:line="240" w:lineRule="auto"/>
+      </w:pPr>
+    </w:p>
+    <w:p>
+      <w:pPr>
+        <w:spacing w:after="0" w:line="240" w:lineRule="auto"/>
+      </w:pPr>
+    </w:p>
+    <w:p>
+      <w:pPr>
+        <w:spacing w:after="0" w:line="240" w:lineRule="auto"/>
+      </w:pPr>
+    </w:p>
+    <w:p>
+      <w:pPr>
+        <w:spacing w:after="0" w:line="240" w:lineRule="auto"/>
+      </w:pPr>
+    </w:p>
+    <w:p>
+      <w:pPr>
+        <w:spacing w:after="0" w:line="240" w:lineRule="auto"/>
+      </w:pPr>
+    </w:p>
+    <w:p>
+      <w:pPr>
+        <w:spacing w:after="0" w:line="240" w:lineRule="auto"/>
+      </w:pPr>
+    </w:p>
+    <w:p>
+      <w:pPr>
+        <w:spacing w:after="0" w:line="240" w:lineRule="auto"/>
+      </w:pPr>
+    </w:p>
+    <w:p>
+      <w:pPr>
+        <w:spacing w:after="0" w:line="240" w:lineRule="auto"/>
+      </w:pPr>
+    </w:p>
+    <w:p>
+      <w:pPr>
+        <w:spacing w:after="0" w:line="240" w:lineRule="auto"/>
+      </w:pPr>
+    </w:p>
+    <w:p>
+      <w:pPr>
+        <w:spacing w:after="0" w:line="240" w:lineRule="auto"/>
+      </w:pPr>
+      <w:r>
+        <w:lastRenderedPageBreak/>
         <w:t>MQTT &amp; FİREBASE KULLANIMI</w:t>
       </w:r>
     </w:p>
@@ -6426,7 +7326,6 @@
         <w:spacing w:after="0" w:line="240" w:lineRule="auto"/>
       </w:pPr>
       <w:r>
-        <w:lastRenderedPageBreak/>
         <w:t>FİREBASE AYARLARI</w:t>
       </w:r>
     </w:p>
@@ -6651,6 +7550,154 @@
       <w:pPr>
         <w:spacing w:after="0" w:line="240" w:lineRule="auto"/>
       </w:pPr>
+      <w:r>
+        <w:t>MP3 modeli için</w:t>
+      </w:r>
+    </w:p>
+    <w:p>
+      <w:pPr>
+        <w:shd w:val="clear" w:color="auto" w:fill="FFFFFF"/>
+        <w:spacing w:after="0" w:line="355" w:lineRule="atLeast"/>
+        <w:rPr>
+          <w:rFonts w:ascii="Consolas" w:eastAsia="Times New Roman" w:hAnsi="Consolas" w:cs="Times New Roman"/>
+          <w:color w:val="4E5B61"/>
+          <w:sz w:val="26"/>
+          <w:szCs w:val="26"/>
+          <w:lang w:eastAsia="tr-TR"/>
+        </w:rPr>
+      </w:pPr>
+      <w:r>
+        <w:rPr>
+          <w:rFonts w:ascii="Consolas" w:eastAsia="Times New Roman" w:hAnsi="Consolas" w:cs="Times New Roman"/>
+          <w:color w:val="95A5A6"/>
+          <w:sz w:val="26"/>
+          <w:szCs w:val="26"/>
+          <w:lang w:eastAsia="tr-TR"/>
+        </w:rPr>
+        <w:t>// ESP8266 LOLİN</w:t>
+      </w:r>
+    </w:p>
+    <w:p>
+      <w:pPr>
+        <w:shd w:val="clear" w:color="auto" w:fill="FFFFFF"/>
+        <w:spacing w:after="0" w:line="355" w:lineRule="atLeast"/>
+        <w:rPr>
+          <w:rFonts w:ascii="Consolas" w:eastAsia="Times New Roman" w:hAnsi="Consolas" w:cs="Times New Roman"/>
+          <w:color w:val="4E5B61"/>
+          <w:sz w:val="26"/>
+          <w:szCs w:val="26"/>
+          <w:lang w:eastAsia="tr-TR"/>
+        </w:rPr>
+      </w:pPr>
+      <w:r>
+        <w:rPr>
+          <w:rFonts w:ascii="Consolas" w:eastAsia="Times New Roman" w:hAnsi="Consolas" w:cs="Times New Roman"/>
+          <w:color w:val="95A5A6"/>
+          <w:sz w:val="26"/>
+          <w:szCs w:val="26"/>
+          <w:lang w:eastAsia="tr-TR"/>
+        </w:rPr>
+        <w:t xml:space="preserve">// </w:t>
+      </w:r>
+      <w:proofErr w:type="spellStart"/>
+      <w:r>
+        <w:rPr>
+          <w:rFonts w:ascii="Consolas" w:eastAsia="Times New Roman" w:hAnsi="Consolas" w:cs="Times New Roman"/>
+          <w:color w:val="95A5A6"/>
+          <w:sz w:val="26"/>
+          <w:szCs w:val="26"/>
+          <w:lang w:eastAsia="tr-TR"/>
+        </w:rPr>
+        <w:t>Flash</w:t>
+      </w:r>
+      <w:proofErr w:type="spellEnd"/>
+      <w:r>
+        <w:rPr>
+          <w:rFonts w:ascii="Consolas" w:eastAsia="Times New Roman" w:hAnsi="Consolas" w:cs="Times New Roman"/>
+          <w:color w:val="95A5A6"/>
+          <w:sz w:val="26"/>
+          <w:szCs w:val="26"/>
+          <w:lang w:eastAsia="tr-TR"/>
+        </w:rPr>
+        <w:t xml:space="preserve"> size 4M(FS:1MB OTA:~1019KB)</w:t>
+      </w:r>
+    </w:p>
+    <w:p>
+      <w:pPr>
+        <w:shd w:val="clear" w:color="auto" w:fill="FFFFFF"/>
+        <w:spacing w:after="0" w:line="355" w:lineRule="atLeast"/>
+        <w:rPr>
+          <w:rFonts w:ascii="Consolas" w:eastAsia="Times New Roman" w:hAnsi="Consolas" w:cs="Times New Roman"/>
+          <w:color w:val="4E5B61"/>
+          <w:sz w:val="26"/>
+          <w:szCs w:val="26"/>
+          <w:lang w:eastAsia="tr-TR"/>
+        </w:rPr>
+      </w:pPr>
+      <w:r>
+        <w:rPr>
+          <w:rFonts w:ascii="Consolas" w:eastAsia="Times New Roman" w:hAnsi="Consolas" w:cs="Times New Roman"/>
+          <w:color w:val="95A5A6"/>
+          <w:sz w:val="26"/>
+          <w:szCs w:val="26"/>
+          <w:lang w:eastAsia="tr-TR"/>
+        </w:rPr>
+        <w:t>// MMU 32KBCHACE, ^'KB IRAM(</w:t>
+      </w:r>
+      <w:proofErr w:type="spellStart"/>
+      <w:r>
+        <w:rPr>
+          <w:rFonts w:ascii="Consolas" w:eastAsia="Times New Roman" w:hAnsi="Consolas" w:cs="Times New Roman"/>
+          <w:color w:val="95A5A6"/>
+          <w:sz w:val="26"/>
+          <w:szCs w:val="26"/>
+          <w:lang w:eastAsia="tr-TR"/>
+        </w:rPr>
+        <w:t>balanced</w:t>
+      </w:r>
+      <w:proofErr w:type="spellEnd"/>
+      <w:r>
+        <w:rPr>
+          <w:rFonts w:ascii="Consolas" w:eastAsia="Times New Roman" w:hAnsi="Consolas" w:cs="Times New Roman"/>
+          <w:color w:val="95A5A6"/>
+          <w:sz w:val="26"/>
+          <w:szCs w:val="26"/>
+          <w:lang w:eastAsia="tr-TR"/>
+        </w:rPr>
+        <w:t>)</w:t>
+      </w:r>
+    </w:p>
+    <w:p>
+      <w:pPr>
+        <w:spacing w:after="0" w:line="240" w:lineRule="auto"/>
+      </w:pPr>
+      <w:proofErr w:type="spellStart"/>
+      <w:r>
+        <w:t>Pin</w:t>
+      </w:r>
+      <w:proofErr w:type="spellEnd"/>
+      <w:r>
+        <w:t xml:space="preserve"> </w:t>
+      </w:r>
+      <w:proofErr w:type="gramStart"/>
+      <w:r>
+        <w:t xml:space="preserve">ayar </w:t>
+      </w:r>
+      <w:r>
+        <w:t xml:space="preserve"> </w:t>
+      </w:r>
+      <w:r>
+        <w:t>D1</w:t>
+      </w:r>
+      <w:proofErr w:type="gramEnd"/>
+      <w:r>
+        <w:t xml:space="preserve">|OUT|MP3|D2|0|0|0|0|MP3 </w:t>
+      </w:r>
+      <w:proofErr w:type="spellStart"/>
+      <w:r>
+        <w:t>player</w:t>
+      </w:r>
+      <w:proofErr w:type="spellEnd"/>
     </w:p>
     <w:p>
       <w:pPr>
@@ -6923,7 +7970,6 @@
         <w:spacing w:after="0" w:line="240" w:lineRule="auto"/>
       </w:pPr>
       <w:r>
-        <w:lastRenderedPageBreak/>
         <w:t>ALICI CİHAZ</w:t>
       </w:r>
     </w:p>
@@ -8180,6 +9226,10 @@
           </w:tcPr>
           <w:p>
             <w:r>
+              <w:rPr>
+                <w:noProof/>
+                <w:lang w:eastAsia="tr-TR"/>
+              </w:rPr>
               <w:drawing>
                 <wp:inline distT="0" distB="0" distL="0" distR="0">
                   <wp:extent cx="3638550" cy="4714504"/>
@@ -8263,6 +9313,118 @@
 <file path=word/numbering.xml><?xml version="1.0" encoding="utf-8"?>
 <w:numbering xmlns:ve="http://schemas.openxmlformats.org/markup-compatibility/2006" xmlns:o="urn:schemas-microsoft-com:office:office" xmlns:r="http://schemas.openxmlformats.org/officeDocument/2006/relationships" xmlns:m="http://schemas.openxmlformats.org/officeDocument/2006/math" xmlns:v="urn:schemas-microsoft-com:vml" xmlns:wp="http://schemas.openxmlformats.org/drawingml/2006/wordprocessingDrawing" xmlns:w10="urn:schemas-microsoft-com:office:word" xmlns:w="http://schemas.openxmlformats.org/wordprocessingml/2006/main" xmlns:wne="http://schemas.microsoft.com/office/word/2006/wordml">
   <w:abstractNum w:abstractNumId="0">
+    <w:nsid w:val="3992617F"/>
+    <w:multiLevelType w:val="hybridMultilevel"/>
+    <w:tmpl w:val="25BC1008"/>
+    <w:lvl w:ilvl="0" w:tplc="B1688E1A">
+      <w:numFmt w:val="bullet"/>
+      <w:lvlText w:val=""/>
+      <w:lvlJc w:val="left"/>
+      <w:pPr>
+        <w:ind w:left="720" w:hanging="360"/>
+      </w:pPr>
+      <w:rPr>
+        <w:rFonts w:ascii="Symbol" w:eastAsiaTheme="minorHAnsi" w:hAnsi="Symbol" w:cstheme="minorBidi" w:hint="default"/>
+      </w:rPr>
+    </w:lvl>
+    <w:lvl w:ilvl="1" w:tplc="041F0003" w:tentative="1">
+      <w:start w:val="1"/>
+      <w:numFmt w:val="bullet"/>
+      <w:lvlText w:val="o"/>
+      <w:lvlJc w:val="left"/>
+      <w:pPr>
+        <w:ind w:left="1440" w:hanging="360"/>
+      </w:pPr>
+      <w:rPr>
+        <w:rFonts w:ascii="Courier New" w:hAnsi="Courier New" w:cs="Courier New" w:hint="default"/>
+      </w:rPr>
+    </w:lvl>
+    <w:lvl w:ilvl="2" w:tplc="041F0005" w:tentative="1">
+      <w:start w:val="1"/>
+      <w:numFmt w:val="bullet"/>
+      <w:lvlText w:val=""/>
+      <w:lvlJc w:val="left"/>
+      <w:pPr>
+        <w:ind w:left="2160" w:hanging="360"/>
+      </w:pPr>
+      <w:rPr>
+        <w:rFonts w:ascii="Wingdings" w:hAnsi="Wingdings" w:hint="default"/>
+      </w:rPr>
+    </w:lvl>
+    <w:lvl w:ilvl="3" w:tplc="041F0001" w:tentative="1">
+      <w:start w:val="1"/>
+      <w:numFmt w:val="bullet"/>
+      <w:lvlText w:val=""/>
+      <w:lvlJc w:val="left"/>
+      <w:pPr>
+        <w:ind w:left="2880" w:hanging="360"/>
+      </w:pPr>
+      <w:rPr>
+        <w:rFonts w:ascii="Symbol" w:hAnsi="Symbol" w:hint="default"/>
+      </w:rPr>
+    </w:lvl>
+    <w:lvl w:ilvl="4" w:tplc="041F0003" w:tentative="1">
+      <w:start w:val="1"/>
+      <w:numFmt w:val="bullet"/>
+      <w:lvlText w:val="o"/>
+      <w:lvlJc w:val="left"/>
+      <w:pPr>
+        <w:ind w:left="3600" w:hanging="360"/>
+      </w:pPr>
+      <w:rPr>
+        <w:rFonts w:ascii="Courier New" w:hAnsi="Courier New" w:cs="Courier New" w:hint="default"/>
+      </w:rPr>
+    </w:lvl>
+    <w:lvl w:ilvl="5" w:tplc="041F0005" w:tentative="1">
+      <w:start w:val="1"/>
+      <w:numFmt w:val="bullet"/>
+      <w:lvlText w:val=""/>
+      <w:lvlJc w:val="left"/>
+      <w:pPr>
+        <w:ind w:left="4320" w:hanging="360"/>
+      </w:pPr>
+      <w:rPr>
+        <w:rFonts w:ascii="Wingdings" w:hAnsi="Wingdings" w:hint="default"/>
+      </w:rPr>
+    </w:lvl>
+    <w:lvl w:ilvl="6" w:tplc="041F0001" w:tentative="1">
+      <w:start w:val="1"/>
+      <w:numFmt w:val="bullet"/>
+      <w:lvlText w:val=""/>
+      <w:lvlJc w:val="left"/>
+      <w:pPr>
+        <w:ind w:left="5040" w:hanging="360"/>
+      </w:pPr>
+      <w:rPr>
+        <w:rFonts w:ascii="Symbol" w:hAnsi="Symbol" w:hint="default"/>
+      </w:rPr>
+    </w:lvl>
+    <w:lvl w:ilvl="7" w:tplc="041F0003" w:tentative="1">
+      <w:start w:val="1"/>
+      <w:numFmt w:val="bullet"/>
+      <w:lvlText w:val="o"/>
+      <w:lvlJc w:val="left"/>
+      <w:pPr>
+        <w:ind w:left="5760" w:hanging="360"/>
+      </w:pPr>
+      <w:rPr>
+        <w:rFonts w:ascii="Courier New" w:hAnsi="Courier New" w:cs="Courier New" w:hint="default"/>
+      </w:rPr>
+    </w:lvl>
+    <w:lvl w:ilvl="8" w:tplc="041F0005" w:tentative="1">
+      <w:start w:val="1"/>
+      <w:numFmt w:val="bullet"/>
+      <w:lvlText w:val=""/>
+      <w:lvlJc w:val="left"/>
+      <w:pPr>
+        <w:ind w:left="6480" w:hanging="360"/>
+      </w:pPr>
+      <w:rPr>
+        <w:rFonts w:ascii="Wingdings" w:hAnsi="Wingdings" w:hint="default"/>
+      </w:rPr>
+    </w:lvl>
+  </w:abstractNum>
+  <w:abstractNum w:abstractNumId="1">
     <w:nsid w:val="3E6745C3"/>
     <w:multiLevelType w:val="hybridMultilevel"/>
     <w:tmpl w:val="5E880656"/>
@@ -8351,7 +9513,7 @@
       </w:pPr>
     </w:lvl>
   </w:abstractNum>
-  <w:abstractNum w:abstractNumId="1">
+  <w:abstractNum w:abstractNumId="2">
     <w:nsid w:val="4DBD20EE"/>
     <w:multiLevelType w:val="hybridMultilevel"/>
     <w:tmpl w:val="125E0FA2"/>
@@ -8440,7 +9602,7 @@
       </w:pPr>
     </w:lvl>
   </w:abstractNum>
-  <w:abstractNum w:abstractNumId="2">
+  <w:abstractNum w:abstractNumId="3">
     <w:nsid w:val="6C392216"/>
     <w:multiLevelType w:val="hybridMultilevel"/>
     <w:tmpl w:val="064A9514"/>
@@ -8530,13 +9692,16 @@
     </w:lvl>
   </w:abstractNum>
   <w:num w:numId="1">
-    <w:abstractNumId w:val="0"/>
+    <w:abstractNumId w:val="1"/>
   </w:num>
   <w:num w:numId="2">
-    <w:abstractNumId w:val="1"/>
+    <w:abstractNumId w:val="2"/>
   </w:num>
   <w:num w:numId="3">
-    <w:abstractNumId w:val="2"/>
+    <w:abstractNumId w:val="3"/>
+  </w:num>
+  <w:num w:numId="4">
+    <w:abstractNumId w:val="0"/>
   </w:num>
 </w:numbering>
 </file>
@@ -9439,7 +10604,7 @@
 </file>
 
 <file path=customXml/itemProps2.xml><?xml version="1.0" encoding="utf-8"?>
-<ds:datastoreItem xmlns:ds="http://schemas.openxmlformats.org/officeDocument/2006/customXml" ds:itemID="{E6FF53F6-B56A-4F6E-8215-1AD2F285C1BA}">
+<ds:datastoreItem xmlns:ds="http://schemas.openxmlformats.org/officeDocument/2006/customXml" ds:itemID="{E3BFEE2D-1C78-4CB7-A1C2-D96A42A4D29F}">
   <ds:schemaRefs>
     <ds:schemaRef ds:uri="http://schemas.openxmlformats.org/officeDocument/2006/bibliography"/>
   </ds:schemaRefs>

--- a/Help/Turkce/lolin_tr.docx
+++ b/Help/Turkce/lolin_tr.docx
@@ -610,6 +610,40 @@
       <w:pPr>
         <w:spacing w:after="0" w:line="240" w:lineRule="auto"/>
       </w:pPr>
+      <w:proofErr w:type="spellStart"/>
+      <w:r>
+        <w:t>Mqtt</w:t>
+      </w:r>
+      <w:proofErr w:type="spellEnd"/>
+      <w:r>
+        <w:t xml:space="preserve"> ip: </w:t>
+      </w:r>
+      <w:r>
+        <w:t>192.168.2.178</w:t>
+      </w:r>
+    </w:p>
+    <w:p>
+      <w:pPr>
+        <w:spacing w:after="0" w:line="240" w:lineRule="auto"/>
+      </w:pPr>
+      <w:proofErr w:type="spellStart"/>
+      <w:r>
+        <w:t>Wanserver</w:t>
+      </w:r>
+      <w:proofErr w:type="spellEnd"/>
+      <w:r>
+        <w:t xml:space="preserve"> : .2.70</w:t>
+      </w:r>
+    </w:p>
+    <w:p>
+      <w:pPr>
+        <w:spacing w:after="0" w:line="240" w:lineRule="auto"/>
+      </w:pPr>
+    </w:p>
+    <w:p>
+      <w:pPr>
+        <w:spacing w:after="0" w:line="240" w:lineRule="auto"/>
+      </w:pPr>
     </w:p>
     <w:p>
       <w:pPr>
@@ -1647,7 +1681,6 @@
         <w:spacing w:after="0" w:line="240" w:lineRule="auto"/>
       </w:pPr>
       <w:r>
-        <w:lastRenderedPageBreak/>
         <w:t xml:space="preserve">LOLİN İŞÇİ programv4 </w:t>
       </w:r>
       <w:proofErr w:type="spellStart"/>
@@ -2417,7 +2450,6 @@
         <w:spacing w:after="0" w:line="240" w:lineRule="auto"/>
       </w:pPr>
       <w:r>
-        <w:lastRenderedPageBreak/>
         <w:t xml:space="preserve">LOLİN MQTT </w:t>
       </w:r>
       <w:proofErr w:type="gramStart"/>
@@ -3083,7 +3115,6 @@
       </w:pPr>
       <w:bookmarkStart w:id="0" w:name="AYARLAR"/>
       <w:r>
-        <w:lastRenderedPageBreak/>
         <w:t>AYARLAR</w:t>
       </w:r>
       <w:bookmarkEnd w:id="0"/>
@@ -10604,7 +10635,7 @@
 </file>
 
 <file path=customXml/itemProps2.xml><?xml version="1.0" encoding="utf-8"?>
-<ds:datastoreItem xmlns:ds="http://schemas.openxmlformats.org/officeDocument/2006/customXml" ds:itemID="{E3BFEE2D-1C78-4CB7-A1C2-D96A42A4D29F}">
+<ds:datastoreItem xmlns:ds="http://schemas.openxmlformats.org/officeDocument/2006/customXml" ds:itemID="{196FA81C-1DFC-450F-8144-F54AEEC15BC8}">
   <ds:schemaRefs>
     <ds:schemaRef ds:uri="http://schemas.openxmlformats.org/officeDocument/2006/bibliography"/>
   </ds:schemaRefs>

--- a/Help/Turkce/lolin_tr.docx
+++ b/Help/Turkce/lolin_tr.docx
@@ -664,6 +664,351 @@
       <w:pPr>
         <w:spacing w:after="0" w:line="240" w:lineRule="auto"/>
       </w:pPr>
+      <w:proofErr w:type="spellStart"/>
+      <w:r>
+        <w:t>mqc</w:t>
+      </w:r>
+      <w:proofErr w:type="spellEnd"/>
+      <w:r>
+        <w:t xml:space="preserve"> </w:t>
+      </w:r>
+      <w:proofErr w:type="spellStart"/>
+      <w:r>
+        <w:t>mp</w:t>
+      </w:r>
+      <w:proofErr w:type="spellEnd"/>
+      <w:r>
+        <w:t>=/kev1/MP3_TEST;</w:t>
+      </w:r>
+    </w:p>
+    <w:p>
+      <w:pPr>
+        <w:spacing w:after="0" w:line="240" w:lineRule="auto"/>
+      </w:pPr>
+      <w:proofErr w:type="spellStart"/>
+      <w:r>
+        <w:t>mqc</w:t>
+      </w:r>
+      <w:proofErr w:type="spellEnd"/>
+      <w:r>
+        <w:t xml:space="preserve"> </w:t>
+      </w:r>
+      <w:proofErr w:type="spellStart"/>
+      <w:r>
+        <w:t>lv</w:t>
+      </w:r>
+      <w:proofErr w:type="spellEnd"/>
+      <w:r>
+        <w:t>=/kev1/LAVABO;</w:t>
+      </w:r>
+    </w:p>
+    <w:p>
+      <w:pPr>
+        <w:spacing w:after="0" w:line="240" w:lineRule="auto"/>
+      </w:pPr>
+      <w:proofErr w:type="spellStart"/>
+      <w:r>
+        <w:t>if</w:t>
+      </w:r>
+      <w:proofErr w:type="spellEnd"/>
+      <w:r>
+        <w:t>(D2&gt;4 &amp;&amp; D2&lt;30){</w:t>
+      </w:r>
+      <w:proofErr w:type="spellStart"/>
+      <w:proofErr w:type="gramStart"/>
+      <w:r>
+        <w:t>mqtt</w:t>
+      </w:r>
+      <w:proofErr w:type="spellEnd"/>
+      <w:r>
+        <w:t>:</w:t>
+      </w:r>
+      <w:proofErr w:type="spellStart"/>
+      <w:r>
+        <w:t>mp</w:t>
+      </w:r>
+      <w:proofErr w:type="spellEnd"/>
+      <w:proofErr w:type="gramEnd"/>
+      <w:r>
+        <w:t>=VR0:MP3&gt;5;d3=1;}</w:t>
+      </w:r>
+    </w:p>
+    <w:p>
+      <w:pPr>
+        <w:spacing w:after="0" w:line="240" w:lineRule="auto"/>
+      </w:pPr>
+      <w:proofErr w:type="spellStart"/>
+      <w:r>
+        <w:t>if</w:t>
+      </w:r>
+      <w:proofErr w:type="spellEnd"/>
+      <w:r>
+        <w:t>(D2&gt;4 &amp;&amp; D2&lt;30){</w:t>
+      </w:r>
+      <w:proofErr w:type="spellStart"/>
+      <w:proofErr w:type="gramStart"/>
+      <w:r>
+        <w:t>mqtt</w:t>
+      </w:r>
+      <w:proofErr w:type="spellEnd"/>
+      <w:r>
+        <w:t>:</w:t>
+      </w:r>
+      <w:proofErr w:type="spellStart"/>
+      <w:r>
+        <w:t>lv</w:t>
+      </w:r>
+      <w:proofErr w:type="spellEnd"/>
+      <w:proofErr w:type="gramEnd"/>
+      <w:r>
+        <w:t>=D1:0;}</w:t>
+      </w:r>
+    </w:p>
+    <w:p>
+      <w:pPr>
+        <w:spacing w:after="0" w:line="240" w:lineRule="auto"/>
+      </w:pPr>
+      <w:proofErr w:type="spellStart"/>
+      <w:r>
+        <w:t>if</w:t>
+      </w:r>
+      <w:proofErr w:type="spellEnd"/>
+      <w:r>
+        <w:t>(D2&gt;30 &amp;&amp; D2&lt;465){</w:t>
+      </w:r>
+      <w:proofErr w:type="spellStart"/>
+      <w:proofErr w:type="gramStart"/>
+      <w:r>
+        <w:t>mqtt</w:t>
+      </w:r>
+      <w:proofErr w:type="spellEnd"/>
+      <w:r>
+        <w:t>:</w:t>
+      </w:r>
+      <w:proofErr w:type="spellStart"/>
+      <w:r>
+        <w:t>mp</w:t>
+      </w:r>
+      <w:proofErr w:type="spellEnd"/>
+      <w:proofErr w:type="gramEnd"/>
+      <w:r>
+        <w:t>=VR0:MP3T&gt;ELGEL;d3=0;}</w:t>
+      </w:r>
+    </w:p>
+    <w:p>
+      <w:pPr>
+        <w:spacing w:after="0" w:line="240" w:lineRule="auto"/>
+      </w:pPr>
+      <w:proofErr w:type="spellStart"/>
+      <w:r>
+        <w:t>if</w:t>
+      </w:r>
+      <w:proofErr w:type="spellEnd"/>
+      <w:r>
+        <w:t>(D2&gt;30 &amp;&amp; D2&lt;465){</w:t>
+      </w:r>
+      <w:proofErr w:type="spellStart"/>
+      <w:proofErr w:type="gramStart"/>
+      <w:r>
+        <w:t>mqtt</w:t>
+      </w:r>
+      <w:proofErr w:type="spellEnd"/>
+      <w:r>
+        <w:t>:</w:t>
+      </w:r>
+      <w:proofErr w:type="spellStart"/>
+      <w:r>
+        <w:t>lv</w:t>
+      </w:r>
+      <w:proofErr w:type="spellEnd"/>
+      <w:proofErr w:type="gramEnd"/>
+      <w:r>
+        <w:t>=D1:1;}</w:t>
+      </w:r>
+    </w:p>
+    <w:p>
+      <w:pPr>
+        <w:spacing w:after="0" w:line="240" w:lineRule="auto"/>
+      </w:pPr>
+      <w:r>
+        <w:t>//</w:t>
+      </w:r>
+      <w:proofErr w:type="spellStart"/>
+      <w:r>
+        <w:t>if</w:t>
+      </w:r>
+      <w:proofErr w:type="spellEnd"/>
+      <w:r>
+        <w:t>(D3==1){</w:t>
+      </w:r>
+      <w:proofErr w:type="spellStart"/>
+      <w:r>
+        <w:t>mqtt</w:t>
+      </w:r>
+      <w:proofErr w:type="spellEnd"/>
+      <w:r>
+        <w:t>:/kev1/MUTFAK=D1:1,</w:t>
+      </w:r>
+      <w:proofErr w:type="gramStart"/>
+      <w:r>
+        <w:t>VR:BUZ</w:t>
+      </w:r>
+      <w:proofErr w:type="gramEnd"/>
+      <w:r>
+        <w:t>&gt;CE_CE;d3=1;}</w:t>
+      </w:r>
+    </w:p>
+    <w:p>
+      <w:pPr>
+        <w:spacing w:after="0" w:line="240" w:lineRule="auto"/>
+      </w:pPr>
+      <w:r>
+        <w:t>//</w:t>
+      </w:r>
+      <w:proofErr w:type="spellStart"/>
+      <w:r>
+        <w:t>if</w:t>
+      </w:r>
+      <w:proofErr w:type="spellEnd"/>
+      <w:r>
+        <w:t>(D3==0){</w:t>
+      </w:r>
+      <w:proofErr w:type="spellStart"/>
+      <w:r>
+        <w:t>mqtt</w:t>
+      </w:r>
+      <w:proofErr w:type="spellEnd"/>
+      <w:r>
+        <w:t>:/kev1/MUTFAK=D1:0,</w:t>
+      </w:r>
+      <w:proofErr w:type="gramStart"/>
+      <w:r>
+        <w:t>VR:BUZ</w:t>
+      </w:r>
+      <w:proofErr w:type="gramEnd"/>
+      <w:r>
+        <w:t>&gt;___;d3=0;}</w:t>
+      </w:r>
+    </w:p>
+    <w:p>
+      <w:pPr>
+        <w:spacing w:after="0" w:line="240" w:lineRule="auto"/>
+      </w:pPr>
+      <w:r>
+        <w:t>//</w:t>
+      </w:r>
+      <w:proofErr w:type="spellStart"/>
+      <w:r>
+        <w:t>if</w:t>
+      </w:r>
+      <w:proofErr w:type="spellEnd"/>
+      <w:r>
+        <w:t>(D2&gt;4 &amp;&amp; D2&lt;30){</w:t>
+      </w:r>
+      <w:proofErr w:type="spellStart"/>
+      <w:r>
+        <w:t>mqtt</w:t>
+      </w:r>
+      <w:proofErr w:type="spellEnd"/>
+      <w:r>
+        <w:t>:/kev1/MUTFAK=D2:1,VR0:BUZ&gt;CE_CE,D6:1;d3=1;}</w:t>
+      </w:r>
+    </w:p>
+    <w:p>
+      <w:pPr>
+        <w:spacing w:after="0" w:line="240" w:lineRule="auto"/>
+      </w:pPr>
+      <w:r>
+        <w:t>//</w:t>
+      </w:r>
+      <w:proofErr w:type="spellStart"/>
+      <w:r>
+        <w:t>if</w:t>
+      </w:r>
+      <w:proofErr w:type="spellEnd"/>
+      <w:r>
+        <w:t>(D2&gt;30 &amp;&amp; D2&lt;465){</w:t>
+      </w:r>
+      <w:proofErr w:type="spellStart"/>
+      <w:r>
+        <w:t>mqtt</w:t>
+      </w:r>
+      <w:proofErr w:type="spellEnd"/>
+      <w:r>
+        <w:t>:/kev1/MUTFAK=D2:0,VR0:BUZ&gt;___,D6:0;d3=0;}</w:t>
+      </w:r>
+    </w:p>
+    <w:p>
+      <w:pPr>
+        <w:spacing w:after="0" w:line="240" w:lineRule="auto"/>
+      </w:pPr>
+      <w:r>
+        <w:t>//</w:t>
+      </w:r>
+      <w:proofErr w:type="spellStart"/>
+      <w:r>
+        <w:t>if</w:t>
+      </w:r>
+      <w:proofErr w:type="spellEnd"/>
+      <w:r>
+        <w:t>(D2&gt;65 &amp;&amp; ACL==0){</w:t>
+      </w:r>
+      <w:proofErr w:type="spellStart"/>
+      <w:r>
+        <w:t>mqtt</w:t>
+      </w:r>
+      <w:proofErr w:type="spellEnd"/>
+      <w:r>
+        <w:t>:/kev1/MUTFAK=D1:1,VR0:BUZ&gt;___,D6:0;d3=0;}</w:t>
+      </w:r>
+    </w:p>
+    <w:p>
+      <w:pPr>
+        <w:spacing w:after="0" w:line="240" w:lineRule="auto"/>
+      </w:pPr>
+      <w:r>
+        <w:t>//</w:t>
+      </w:r>
+      <w:proofErr w:type="spellStart"/>
+      <w:r>
+        <w:t>if</w:t>
+      </w:r>
+      <w:proofErr w:type="spellEnd"/>
+      <w:r>
+        <w:t>(D3==0){ACL=0;</w:t>
+      </w:r>
+      <w:proofErr w:type="spellStart"/>
+      <w:r>
+        <w:t>mqtt</w:t>
+      </w:r>
+      <w:proofErr w:type="spellEnd"/>
+      <w:r>
+        <w:t>:/kev1/ALLDEV=ACL:0;}</w:t>
+      </w:r>
+    </w:p>
+    <w:p>
+      <w:pPr>
+        <w:spacing w:after="0" w:line="240" w:lineRule="auto"/>
+      </w:pPr>
+      <w:r>
+        <w:t>//</w:t>
+      </w:r>
+      <w:proofErr w:type="spellStart"/>
+      <w:r>
+        <w:t>if</w:t>
+      </w:r>
+      <w:proofErr w:type="spellEnd"/>
+      <w:r>
+        <w:t>(D3==1){ACL=1;</w:t>
+      </w:r>
+      <w:proofErr w:type="spellStart"/>
+      <w:r>
+        <w:t>mqtt</w:t>
+      </w:r>
+      <w:proofErr w:type="spellEnd"/>
+      <w:r>
+        <w:t>:/kev1/ALLDEV=ACL:1;}</w:t>
+      </w:r>
     </w:p>
     <w:p>
       <w:pPr>
@@ -1071,6 +1416,7 @@
           <w:szCs w:val="21"/>
           <w:lang w:eastAsia="tr-TR"/>
         </w:rPr>
+        <w:lastRenderedPageBreak/>
         <w:t>}</w:t>
       </w:r>
       <w:proofErr w:type="gramEnd"/>
@@ -2299,6 +2645,7 @@
           <w:szCs w:val="26"/>
           <w:lang w:eastAsia="tr-TR"/>
         </w:rPr>
+        <w:lastRenderedPageBreak/>
         <w:t>//          |________________________________|</w:t>
       </w:r>
     </w:p>
@@ -3393,7 +3740,6 @@
         <w:rPr>
           <w:noProof/>
         </w:rPr>
-        <w:lastRenderedPageBreak/>
         <w:pict>
           <v:shapetype id="_x0000_t202" coordsize="21600,21600" o:spt="202" path="m,l,21600r21600,l21600,xe">
             <v:stroke joinstyle="miter"/>
@@ -3753,6 +4099,7 @@
           <w:noProof/>
           <w:lang w:eastAsia="tr-TR"/>
         </w:rPr>
+        <w:lastRenderedPageBreak/>
         <w:pict>
           <v:shape id="_x0000_s1052" type="#_x0000_t202" style="position:absolute;margin-left:151.9pt;margin-top:134.1pt;width:108pt;height:45.2pt;z-index:251665408;mso-width-relative:margin;mso-height-relative:margin" filled="f">
             <v:textbox>
@@ -3838,7 +4185,6 @@
           <w:noProof/>
           <w:lang w:eastAsia="tr-TR"/>
         </w:rPr>
-        <w:lastRenderedPageBreak/>
         <w:drawing>
           <wp:inline distT="0" distB="0" distL="0" distR="0">
             <wp:extent cx="4933950" cy="2800350"/>
@@ -3966,6 +4312,7 @@
           <w:noProof/>
           <w:lang w:eastAsia="tr-TR"/>
         </w:rPr>
+        <w:lastRenderedPageBreak/>
         <w:drawing>
           <wp:inline distT="0" distB="0" distL="0" distR="0">
             <wp:extent cx="3829050" cy="800100"/>
@@ -4082,7 +4429,6 @@
         <w:spacing w:after="0" w:line="240" w:lineRule="auto"/>
       </w:pPr>
       <w:r>
-        <w:lastRenderedPageBreak/>
         <w:t>Cihazın ismini vermek için ayarlar &gt; Cihaz adı ayar kısmına girelim.</w:t>
       </w:r>
     </w:p>
@@ -4416,6 +4762,7 @@
           <w:noProof/>
           <w:lang w:eastAsia="tr-TR"/>
         </w:rPr>
+        <w:lastRenderedPageBreak/>
         <w:drawing>
           <wp:inline distT="0" distB="0" distL="0" distR="0">
             <wp:extent cx="5829300" cy="5467350"/>
@@ -4495,6 +4842,7 @@
           <w:noProof/>
           <w:lang w:eastAsia="tr-TR"/>
         </w:rPr>
+        <w:lastRenderedPageBreak/>
         <w:drawing>
           <wp:inline distT="0" distB="0" distL="0" distR="0">
             <wp:extent cx="5867400" cy="5991225"/>
@@ -4553,7 +4901,6 @@
       </w:pPr>
       <w:proofErr w:type="spellStart"/>
       <w:r>
-        <w:lastRenderedPageBreak/>
         <w:t>Pin</w:t>
       </w:r>
       <w:proofErr w:type="spellEnd"/>
@@ -4591,6 +4938,7 @@
           </w:tcPr>
           <w:p>
             <w:r>
+              <w:lastRenderedPageBreak/>
               <w:t>Cihaz</w:t>
             </w:r>
           </w:p>
@@ -5248,6 +5596,7 @@
         <w:spacing w:after="0" w:line="240" w:lineRule="auto"/>
       </w:pPr>
       <w:r>
+        <w:lastRenderedPageBreak/>
         <w:t xml:space="preserve"> A)</w:t>
       </w:r>
       <w:proofErr w:type="spellStart"/>
@@ -5851,32 +6200,32 @@
         <w:spacing w:after="0" w:line="240" w:lineRule="auto"/>
       </w:pPr>
       <w:r>
+        <w:t xml:space="preserve">SEND kullanımı. </w:t>
+      </w:r>
+    </w:p>
+    <w:p>
+      <w:pPr>
+        <w:spacing w:after="0" w:line="240" w:lineRule="auto"/>
+      </w:pPr>
+      <w:r>
+        <w:t>A)</w:t>
+      </w:r>
+      <w:proofErr w:type="spellStart"/>
+      <w:r>
+        <w:t>Pin</w:t>
+      </w:r>
+      <w:proofErr w:type="spellEnd"/>
+      <w:r>
+        <w:t xml:space="preserve"> ayarı</w:t>
+      </w:r>
+    </w:p>
+    <w:p>
+      <w:pPr>
+        <w:spacing w:after="0" w:line="240" w:lineRule="auto"/>
+        <w:ind w:firstLine="426"/>
+      </w:pPr>
+      <w:r>
         <w:lastRenderedPageBreak/>
-        <w:t xml:space="preserve">SEND kullanımı. </w:t>
-      </w:r>
-    </w:p>
-    <w:p>
-      <w:pPr>
-        <w:spacing w:after="0" w:line="240" w:lineRule="auto"/>
-      </w:pPr>
-      <w:r>
-        <w:t>A)</w:t>
-      </w:r>
-      <w:proofErr w:type="spellStart"/>
-      <w:r>
-        <w:t>Pin</w:t>
-      </w:r>
-      <w:proofErr w:type="spellEnd"/>
-      <w:r>
-        <w:t xml:space="preserve"> ayarı</w:t>
-      </w:r>
-    </w:p>
-    <w:p>
-      <w:pPr>
-        <w:spacing w:after="0" w:line="240" w:lineRule="auto"/>
-        <w:ind w:firstLine="426"/>
-      </w:pPr>
-      <w:r>
         <w:t>Yok.</w:t>
       </w:r>
     </w:p>
@@ -6371,7 +6720,6 @@
       </w:pPr>
       <w:proofErr w:type="spellStart"/>
       <w:r>
-        <w:lastRenderedPageBreak/>
         <w:t>FiREBASE</w:t>
       </w:r>
       <w:proofErr w:type="spellEnd"/>
@@ -6938,20 +7286,20 @@
         <w:spacing w:after="0" w:line="240" w:lineRule="auto"/>
       </w:pPr>
       <w:r>
+        <w:t>MQTT &amp; FİREBASE KULLANIMI</w:t>
+      </w:r>
+    </w:p>
+    <w:p>
+      <w:pPr>
+        <w:spacing w:after="0" w:line="240" w:lineRule="auto"/>
+      </w:pPr>
+    </w:p>
+    <w:p>
+      <w:pPr>
+        <w:spacing w:after="0" w:line="240" w:lineRule="auto"/>
+      </w:pPr>
+      <w:r>
         <w:lastRenderedPageBreak/>
-        <w:t>MQTT &amp; FİREBASE KULLANIMI</w:t>
-      </w:r>
-    </w:p>
-    <w:p>
-      <w:pPr>
-        <w:spacing w:after="0" w:line="240" w:lineRule="auto"/>
-      </w:pPr>
-    </w:p>
-    <w:p>
-      <w:pPr>
-        <w:spacing w:after="0" w:line="240" w:lineRule="auto"/>
-      </w:pPr>
-      <w:r>
         <w:t>Program örneği:</w:t>
       </w:r>
     </w:p>
@@ -7378,6 +7726,7 @@
         <w:spacing w:after="0" w:line="240" w:lineRule="auto"/>
       </w:pPr>
       <w:r>
+        <w:lastRenderedPageBreak/>
         <w:t>RULES</w:t>
       </w:r>
     </w:p>
@@ -10635,7 +10984,7 @@
 </file>
 
 <file path=customXml/itemProps2.xml><?xml version="1.0" encoding="utf-8"?>
-<ds:datastoreItem xmlns:ds="http://schemas.openxmlformats.org/officeDocument/2006/customXml" ds:itemID="{196FA81C-1DFC-450F-8144-F54AEEC15BC8}">
+<ds:datastoreItem xmlns:ds="http://schemas.openxmlformats.org/officeDocument/2006/customXml" ds:itemID="{CCB05BE5-5016-4CC2-9A4A-AA9B9E64BEAB}">
   <ds:schemaRefs>
     <ds:schemaRef ds:uri="http://schemas.openxmlformats.org/officeDocument/2006/bibliography"/>
   </ds:schemaRefs>

--- a/Help/Turkce/lolin_tr.docx
+++ b/Help/Turkce/lolin_tr.docx
@@ -9663,6 +9663,25 @@
       <w:pPr>
         <w:spacing w:after="0" w:line="240" w:lineRule="auto"/>
       </w:pPr>
+      <w:r>
+        <w:t>D1|INP|DIG|0|0|1|0|0|AC GIRIS        // VAR İSE 1 YOK İSE 0</w:t>
+      </w:r>
+    </w:p>
+    <w:p>
+      <w:pPr>
+        <w:spacing w:after="0" w:line="240" w:lineRule="auto"/>
+      </w:pPr>
+      <w:r>
+        <w:t xml:space="preserve">A0|INP|ANG|0|0|1024|4|0|DC AKU  // </w:t>
+      </w:r>
+      <w:proofErr w:type="gramStart"/>
+      <w:r>
+        <w:t>GERİLİM ÖLÇER</w:t>
+      </w:r>
+      <w:proofErr w:type="gramEnd"/>
+      <w:r>
+        <w:t xml:space="preserve"> MAX 70 V</w:t>
+      </w:r>
     </w:p>
     <w:p>
       <w:pPr>
@@ -10984,7 +11003,7 @@
 </file>
 
 <file path=customXml/itemProps2.xml><?xml version="1.0" encoding="utf-8"?>
-<ds:datastoreItem xmlns:ds="http://schemas.openxmlformats.org/officeDocument/2006/customXml" ds:itemID="{CCB05BE5-5016-4CC2-9A4A-AA9B9E64BEAB}">
+<ds:datastoreItem xmlns:ds="http://schemas.openxmlformats.org/officeDocument/2006/customXml" ds:itemID="{5CFB0F4D-B012-44FB-AE87-BC2B948A1D20}">
   <ds:schemaRefs>
     <ds:schemaRef ds:uri="http://schemas.openxmlformats.org/officeDocument/2006/bibliography"/>
   </ds:schemaRefs>

--- a/Help/Turkce/lolin_tr.docx
+++ b/Help/Turkce/lolin_tr.docx
@@ -643,7 +643,18 @@
     <w:p>
       <w:pPr>
         <w:spacing w:after="0" w:line="240" w:lineRule="auto"/>
-      </w:pPr>
+        <w:rPr>
+          <w:sz w:val="56"/>
+          <w:szCs w:val="56"/>
+        </w:rPr>
+      </w:pPr>
+      <w:r>
+        <w:rPr>
+          <w:sz w:val="56"/>
+          <w:szCs w:val="56"/>
+        </w:rPr>
+        <w:t>NOT: FİREBASE KULLANIMDAN KALDIRILDI</w:t>
+      </w:r>
     </w:p>
     <w:p>
       <w:pPr>
@@ -1294,6 +1305,7 @@
           <w:szCs w:val="21"/>
           <w:lang w:eastAsia="tr-TR"/>
         </w:rPr>
+        <w:lastRenderedPageBreak/>
         <w:t>dosyaYazpinayar</w:t>
       </w:r>
       <w:proofErr w:type="spellEnd"/>
@@ -1416,7 +1428,6 @@
           <w:szCs w:val="21"/>
           <w:lang w:eastAsia="tr-TR"/>
         </w:rPr>
-        <w:lastRenderedPageBreak/>
         <w:t>}</w:t>
       </w:r>
       <w:proofErr w:type="gramEnd"/>
@@ -2599,6 +2610,7 @@
           <w:szCs w:val="26"/>
           <w:lang w:eastAsia="tr-TR"/>
         </w:rPr>
+        <w:lastRenderedPageBreak/>
         <w:t>// (LOLİN) D1 RX, D2 TX  &gt;&gt;&gt;&gt;&gt; MP3 PLAYER RX TX</w:t>
       </w:r>
     </w:p>
@@ -2645,7 +2657,6 @@
           <w:szCs w:val="26"/>
           <w:lang w:eastAsia="tr-TR"/>
         </w:rPr>
-        <w:lastRenderedPageBreak/>
         <w:t>//          |________________________________|</w:t>
       </w:r>
     </w:p>
@@ -3338,6 +3349,7 @@
           <w:szCs w:val="26"/>
           <w:lang w:eastAsia="tr-TR"/>
         </w:rPr>
+        <w:lastRenderedPageBreak/>
         <w:t xml:space="preserve">// // </w:t>
       </w:r>
       <w:proofErr w:type="spellStart"/>
@@ -3538,10 +3550,18 @@
       </w:r>
       <w:proofErr w:type="gramStart"/>
       <w:r>
-        <w:t xml:space="preserve">v3 </w:t>
-      </w:r>
-      <w:r>
-        <w:t xml:space="preserve"> olacaktır</w:t>
+        <w:t>…..</w:t>
+      </w:r>
+      <w:proofErr w:type="gramEnd"/>
+      <w:r>
+        <w:t xml:space="preserve"> </w:t>
+      </w:r>
+      <w:r>
+        <w:t xml:space="preserve"> </w:t>
+      </w:r>
+      <w:proofErr w:type="gramStart"/>
+      <w:r>
+        <w:t>olacaktır</w:t>
       </w:r>
       <w:proofErr w:type="gramEnd"/>
       <w:r>
@@ -3843,27 +3863,60 @@
     <w:p>
       <w:pPr>
         <w:spacing w:after="0" w:line="240" w:lineRule="auto"/>
-      </w:pPr>
-    </w:p>
-    <w:p>
-      <w:pPr>
-        <w:spacing w:after="0" w:line="240" w:lineRule="auto"/>
-      </w:pPr>
-    </w:p>
-    <w:p>
-      <w:pPr>
-        <w:spacing w:after="0" w:line="240" w:lineRule="auto"/>
-      </w:pPr>
-    </w:p>
-    <w:p>
-      <w:pPr>
-        <w:spacing w:after="0" w:line="240" w:lineRule="auto"/>
-      </w:pPr>
-    </w:p>
-    <w:p>
-      <w:pPr>
-        <w:spacing w:after="0" w:line="240" w:lineRule="auto"/>
-      </w:pPr>
+        <w:rPr>
+          <w:sz w:val="48"/>
+          <w:szCs w:val="48"/>
+        </w:rPr>
+      </w:pPr>
+      <w:proofErr w:type="gramStart"/>
+      <w:r>
+        <w:rPr>
+          <w:sz w:val="48"/>
+          <w:szCs w:val="48"/>
+        </w:rPr>
+        <w:lastRenderedPageBreak/>
+        <w:t>(</w:t>
+      </w:r>
+      <w:proofErr w:type="spellStart"/>
+      <w:proofErr w:type="gramEnd"/>
+      <w:r>
+        <w:rPr>
+          <w:sz w:val="48"/>
+          <w:szCs w:val="48"/>
+        </w:rPr>
+        <w:t>Arayüz</w:t>
+      </w:r>
+      <w:proofErr w:type="spellEnd"/>
+      <w:r>
+        <w:rPr>
+          <w:sz w:val="48"/>
+          <w:szCs w:val="48"/>
+        </w:rPr>
+        <w:t xml:space="preserve"> değiştirildi. Yukarı menü yerine solda menü yapıldı. Soldaki menü</w:t>
+      </w:r>
+      <w:r>
+        <w:rPr>
+          <w:sz w:val="48"/>
+          <w:szCs w:val="48"/>
+        </w:rPr>
+        <w:t>yü</w:t>
+      </w:r>
+      <w:r>
+        <w:rPr>
+          <w:sz w:val="48"/>
+          <w:szCs w:val="48"/>
+        </w:rPr>
+        <w:t xml:space="preserve"> kullanın.</w:t>
+      </w:r>
+      <w:proofErr w:type="gramStart"/>
+      <w:r>
+        <w:rPr>
+          <w:sz w:val="48"/>
+          <w:szCs w:val="48"/>
+        </w:rPr>
+        <w:t>)</w:t>
+      </w:r>
+      <w:proofErr w:type="gramEnd"/>
     </w:p>
     <w:p>
       <w:pPr>
@@ -4643,91 +4696,6 @@
       <w:pPr>
         <w:spacing w:after="0" w:line="240" w:lineRule="auto"/>
       </w:pPr>
-    </w:p>
-    <w:p>
-      <w:pPr>
-        <w:spacing w:after="0" w:line="240" w:lineRule="auto"/>
-      </w:pPr>
-    </w:p>
-    <w:p>
-      <w:pPr>
-        <w:spacing w:after="0" w:line="240" w:lineRule="auto"/>
-      </w:pPr>
-    </w:p>
-    <w:p>
-      <w:pPr>
-        <w:spacing w:after="0" w:line="240" w:lineRule="auto"/>
-      </w:pPr>
-    </w:p>
-    <w:p>
-      <w:pPr>
-        <w:spacing w:after="0" w:line="240" w:lineRule="auto"/>
-      </w:pPr>
-    </w:p>
-    <w:p>
-      <w:pPr>
-        <w:spacing w:after="0" w:line="240" w:lineRule="auto"/>
-      </w:pPr>
-    </w:p>
-    <w:p>
-      <w:pPr>
-        <w:spacing w:after="0" w:line="240" w:lineRule="auto"/>
-      </w:pPr>
-    </w:p>
-    <w:p>
-      <w:pPr>
-        <w:spacing w:after="0" w:line="240" w:lineRule="auto"/>
-      </w:pPr>
-    </w:p>
-    <w:p>
-      <w:pPr>
-        <w:spacing w:after="0" w:line="240" w:lineRule="auto"/>
-      </w:pPr>
-    </w:p>
-    <w:p>
-      <w:pPr>
-        <w:spacing w:after="0" w:line="240" w:lineRule="auto"/>
-      </w:pPr>
-    </w:p>
-    <w:p>
-      <w:pPr>
-        <w:spacing w:after="0" w:line="240" w:lineRule="auto"/>
-      </w:pPr>
-    </w:p>
-    <w:p>
-      <w:pPr>
-        <w:spacing w:after="0" w:line="240" w:lineRule="auto"/>
-      </w:pPr>
-    </w:p>
-    <w:p>
-      <w:pPr>
-        <w:spacing w:after="0" w:line="240" w:lineRule="auto"/>
-      </w:pPr>
-    </w:p>
-    <w:p>
-      <w:pPr>
-        <w:spacing w:after="0" w:line="240" w:lineRule="auto"/>
-      </w:pPr>
-    </w:p>
-    <w:p>
-      <w:pPr>
-        <w:spacing w:after="0" w:line="240" w:lineRule="auto"/>
-      </w:pPr>
-    </w:p>
-    <w:p>
-      <w:pPr>
-        <w:spacing w:after="0" w:line="240" w:lineRule="auto"/>
-      </w:pPr>
-    </w:p>
-    <w:p>
-      <w:pPr>
-        <w:spacing w:after="0" w:line="240" w:lineRule="auto"/>
-      </w:pPr>
-    </w:p>
-    <w:p>
-      <w:pPr>
-        <w:spacing w:after="0" w:line="240" w:lineRule="auto"/>
-      </w:pPr>
       <w:r>
         <w:t xml:space="preserve">Şimdi Cihaza bağlayacağımız </w:t>
       </w:r>
@@ -4762,7 +4730,6 @@
           <w:noProof/>
           <w:lang w:eastAsia="tr-TR"/>
         </w:rPr>
-        <w:lastRenderedPageBreak/>
         <w:drawing>
           <wp:inline distT="0" distB="0" distL="0" distR="0">
             <wp:extent cx="5829300" cy="5467350"/>
@@ -4824,8 +4791,14 @@
       <w:pPr>
         <w:spacing w:after="0" w:line="240" w:lineRule="auto"/>
       </w:pPr>
-      <w:proofErr w:type="spellStart"/>
-      <w:r>
+    </w:p>
+    <w:p>
+      <w:pPr>
+        <w:spacing w:after="0" w:line="240" w:lineRule="auto"/>
+      </w:pPr>
+      <w:proofErr w:type="spellStart"/>
+      <w:r>
+        <w:lastRenderedPageBreak/>
         <w:t>Pin</w:t>
       </w:r>
       <w:proofErr w:type="spellEnd"/>
@@ -4842,7 +4815,6 @@
           <w:noProof/>
           <w:lang w:eastAsia="tr-TR"/>
         </w:rPr>
-        <w:lastRenderedPageBreak/>
         <w:drawing>
           <wp:inline distT="0" distB="0" distL="0" distR="0">
             <wp:extent cx="5867400" cy="5991225"/>
@@ -4899,8 +4871,14 @@
       <w:pPr>
         <w:spacing w:after="0" w:line="240" w:lineRule="auto"/>
       </w:pPr>
-      <w:proofErr w:type="spellStart"/>
-      <w:r>
+    </w:p>
+    <w:p>
+      <w:pPr>
+        <w:spacing w:after="0" w:line="240" w:lineRule="auto"/>
+      </w:pPr>
+      <w:proofErr w:type="spellStart"/>
+      <w:r>
+        <w:lastRenderedPageBreak/>
         <w:t>Pin</w:t>
       </w:r>
       <w:proofErr w:type="spellEnd"/>
@@ -4927,9 +4905,9 @@
         <w:gridCol w:w="892"/>
         <w:gridCol w:w="884"/>
         <w:gridCol w:w="896"/>
-        <w:gridCol w:w="887"/>
-        <w:gridCol w:w="928"/>
-        <w:gridCol w:w="906"/>
+        <w:gridCol w:w="1244"/>
+        <w:gridCol w:w="1773"/>
+        <w:gridCol w:w="1015"/>
       </w:tblGrid>
       <w:tr>
         <w:tc>
@@ -4938,7 +4916,6 @@
           </w:tcPr>
           <w:p>
             <w:r>
-              <w:lastRenderedPageBreak/>
               <w:t>Cihaz</w:t>
             </w:r>
           </w:p>
@@ -5023,29 +5000,43 @@
         </w:tc>
         <w:tc>
           <w:tcPr>
-            <w:tcW w:w="887" w:type="dxa"/>
-          </w:tcPr>
-          <w:p>
-            <w:r>
-              <w:t>Sev</w:t>
-            </w:r>
-          </w:p>
-        </w:tc>
-        <w:tc>
-          <w:tcPr>
-            <w:tcW w:w="928" w:type="dxa"/>
+            <w:tcW w:w="1244" w:type="dxa"/>
           </w:tcPr>
           <w:p>
             <w:proofErr w:type="spellStart"/>
             <w:r>
-              <w:t>SevDeg</w:t>
+              <w:t>Acil</w:t>
+            </w:r>
+            <w:r>
+              <w:t>Sev</w:t>
+            </w:r>
+            <w:r>
+              <w:t>iyesi</w:t>
             </w:r>
             <w:proofErr w:type="spellEnd"/>
           </w:p>
         </w:tc>
         <w:tc>
           <w:tcPr>
-            <w:tcW w:w="906" w:type="dxa"/>
+            <w:tcW w:w="1773" w:type="dxa"/>
+          </w:tcPr>
+          <w:p>
+            <w:proofErr w:type="spellStart"/>
+            <w:r>
+              <w:t>Acildeyken</w:t>
+            </w:r>
+            <w:r>
+              <w:t>Deg</w:t>
+            </w:r>
+            <w:r>
+              <w:t>eri</w:t>
+            </w:r>
+            <w:proofErr w:type="spellEnd"/>
+          </w:p>
+        </w:tc>
+        <w:tc>
+          <w:tcPr>
+            <w:tcW w:w="1015" w:type="dxa"/>
           </w:tcPr>
           <w:p>
             <w:proofErr w:type="spellStart"/>
@@ -5131,7 +5122,7 @@
         </w:tc>
         <w:tc>
           <w:tcPr>
-            <w:tcW w:w="887" w:type="dxa"/>
+            <w:tcW w:w="1244" w:type="dxa"/>
           </w:tcPr>
           <w:p>
             <w:r>
@@ -5141,7 +5132,7 @@
         </w:tc>
         <w:tc>
           <w:tcPr>
-            <w:tcW w:w="928" w:type="dxa"/>
+            <w:tcW w:w="1773" w:type="dxa"/>
           </w:tcPr>
           <w:p>
             <w:r>
@@ -5151,7 +5142,7 @@
         </w:tc>
         <w:tc>
           <w:tcPr>
-            <w:tcW w:w="906" w:type="dxa"/>
+            <w:tcW w:w="1015" w:type="dxa"/>
           </w:tcPr>
           <w:p>
             <w:proofErr w:type="spellStart"/>
@@ -5161,6 +5152,9 @@
             <w:proofErr w:type="spellEnd"/>
             <w:r>
               <w:t xml:space="preserve"> 1</w:t>
+            </w:r>
+            <w:r>
+              <w:t xml:space="preserve"> </w:t>
             </w:r>
           </w:p>
         </w:tc>
@@ -5596,7 +5590,6 @@
         <w:spacing w:after="0" w:line="240" w:lineRule="auto"/>
       </w:pPr>
       <w:r>
-        <w:lastRenderedPageBreak/>
         <w:t xml:space="preserve"> A)</w:t>
       </w:r>
       <w:proofErr w:type="spellStart"/>
@@ -5673,6 +5666,9 @@
         <w:ind w:left="1416"/>
       </w:pPr>
       <w:r>
+        <w:t xml:space="preserve"> </w:t>
+      </w:r>
+      <w:r>
         <w:t xml:space="preserve">İlk rakam 0 </w:t>
       </w:r>
       <w:proofErr w:type="gramStart"/>
@@ -5681,7 +5677,25 @@
       </w:r>
       <w:proofErr w:type="gramEnd"/>
       <w:r>
-        <w:t xml:space="preserve"> 98 nem sadece onda 9 şeklinde yazılır 8 yazılmaz. Aksi halde 98 yazılır.</w:t>
+        <w:t xml:space="preserve"> 98 nem sadece onda 9 şeklinde yazılır </w:t>
+      </w:r>
+      <w:r>
+        <w:t>ikinci hane (</w:t>
+      </w:r>
+      <w:r>
+        <w:t>8</w:t>
+      </w:r>
+      <w:r>
+        <w:t>)</w:t>
+      </w:r>
+      <w:r>
+        <w:t xml:space="preserve"> yazılmaz. </w:t>
+      </w:r>
+      <w:r>
+        <w:t>1 ise</w:t>
+      </w:r>
+      <w:r>
+        <w:t xml:space="preserve"> 98 yazılır.</w:t>
       </w:r>
     </w:p>
     <w:p>
@@ -5976,22 +5990,40 @@
     <w:p>
       <w:pPr>
         <w:spacing w:after="0" w:line="240" w:lineRule="auto"/>
-      </w:pPr>
-      <w:r>
+        <w:rPr>
+          <w:color w:val="BFBFBF" w:themeColor="background1" w:themeShade="BF"/>
+        </w:rPr>
+      </w:pPr>
+      <w:r>
+        <w:rPr>
+          <w:color w:val="BFBFBF" w:themeColor="background1" w:themeShade="BF"/>
+        </w:rPr>
         <w:t xml:space="preserve"> Diğer cihaza program aracılığı ile ses çaldırma</w:t>
       </w:r>
       <w:r>
+        <w:rPr>
+          <w:color w:val="BFBFBF" w:themeColor="background1" w:themeShade="BF"/>
+        </w:rPr>
         <w:t xml:space="preserve">k için </w:t>
       </w:r>
       <w:proofErr w:type="spellStart"/>
       <w:r>
+        <w:rPr>
+          <w:color w:val="BFBFBF" w:themeColor="background1" w:themeShade="BF"/>
+        </w:rPr>
         <w:t>firebaseye</w:t>
       </w:r>
       <w:proofErr w:type="spellEnd"/>
       <w:r>
+        <w:rPr>
+          <w:color w:val="BFBFBF" w:themeColor="background1" w:themeShade="BF"/>
+        </w:rPr>
         <w:t xml:space="preserve"> komut gönderme</w:t>
       </w:r>
       <w:r>
+        <w:rPr>
+          <w:color w:val="BFBFBF" w:themeColor="background1" w:themeShade="BF"/>
+        </w:rPr>
         <w:t xml:space="preserve">. </w:t>
       </w:r>
     </w:p>
@@ -5999,33 +6031,60 @@
       <w:pPr>
         <w:spacing w:after="0" w:line="240" w:lineRule="auto"/>
         <w:ind w:firstLine="284"/>
-      </w:pPr>
-      <w:r>
+        <w:rPr>
+          <w:color w:val="BFBFBF" w:themeColor="background1" w:themeShade="BF"/>
+        </w:rPr>
+      </w:pPr>
+      <w:r>
+        <w:rPr>
+          <w:color w:val="BFBFBF" w:themeColor="background1" w:themeShade="BF"/>
+        </w:rPr>
         <w:t xml:space="preserve"> </w:t>
       </w:r>
       <w:proofErr w:type="spellStart"/>
       <w:r>
+        <w:rPr>
+          <w:color w:val="BFBFBF" w:themeColor="background1" w:themeShade="BF"/>
+        </w:rPr>
         <w:t>fbc</w:t>
       </w:r>
       <w:proofErr w:type="spellEnd"/>
       <w:r>
+        <w:rPr>
+          <w:color w:val="BFBFBF" w:themeColor="background1" w:themeShade="BF"/>
+        </w:rPr>
         <w:t xml:space="preserve"> fb1=/kev1/r/BAHCE;   </w:t>
       </w:r>
       <w:r>
+        <w:rPr>
+          <w:color w:val="BFBFBF" w:themeColor="background1" w:themeShade="BF"/>
+        </w:rPr>
         <w:tab/>
       </w:r>
       <w:r>
+        <w:rPr>
+          <w:color w:val="BFBFBF" w:themeColor="background1" w:themeShade="BF"/>
+        </w:rPr>
         <w:tab/>
       </w:r>
       <w:r>
+        <w:rPr>
+          <w:color w:val="BFBFBF" w:themeColor="background1" w:themeShade="BF"/>
+        </w:rPr>
         <w:tab/>
       </w:r>
       <w:proofErr w:type="spellStart"/>
       <w:r>
+        <w:rPr>
+          <w:color w:val="BFBFBF" w:themeColor="background1" w:themeShade="BF"/>
+        </w:rPr>
         <w:t>firebase</w:t>
       </w:r>
       <w:proofErr w:type="spellEnd"/>
       <w:r>
+        <w:rPr>
+          <w:color w:val="BFBFBF" w:themeColor="background1" w:themeShade="BF"/>
+        </w:rPr>
         <w:t xml:space="preserve"> yolu kev1 cihaz adı BAHCE</w:t>
       </w:r>
     </w:p>
@@ -6033,43 +6092,79 @@
       <w:pPr>
         <w:spacing w:after="0" w:line="240" w:lineRule="auto"/>
         <w:ind w:firstLine="284"/>
-      </w:pPr>
-      <w:r>
+        <w:rPr>
+          <w:color w:val="BFBFBF" w:themeColor="background1" w:themeShade="BF"/>
+        </w:rPr>
+      </w:pPr>
+      <w:r>
+        <w:rPr>
+          <w:color w:val="BFBFBF" w:themeColor="background1" w:themeShade="BF"/>
+        </w:rPr>
         <w:t xml:space="preserve"> </w:t>
       </w:r>
       <w:proofErr w:type="spellStart"/>
       <w:r>
+        <w:rPr>
+          <w:color w:val="BFBFBF" w:themeColor="background1" w:themeShade="BF"/>
+        </w:rPr>
         <w:t>if</w:t>
       </w:r>
       <w:proofErr w:type="spellEnd"/>
       <w:r>
+        <w:rPr>
+          <w:color w:val="BFBFBF" w:themeColor="background1" w:themeShade="BF"/>
+        </w:rPr>
         <w:t>(D2&gt;24)fb1=VR0:0;</w:t>
       </w:r>
       <w:r>
+        <w:rPr>
+          <w:color w:val="BFBFBF" w:themeColor="background1" w:themeShade="BF"/>
+        </w:rPr>
         <w:tab/>
       </w:r>
       <w:r>
+        <w:rPr>
+          <w:color w:val="BFBFBF" w:themeColor="background1" w:themeShade="BF"/>
+        </w:rPr>
         <w:tab/>
       </w:r>
       <w:r>
+        <w:rPr>
+          <w:color w:val="BFBFBF" w:themeColor="background1" w:themeShade="BF"/>
+        </w:rPr>
         <w:tab/>
         <w:t xml:space="preserve">D2 büyükse 24 ten </w:t>
       </w:r>
       <w:r>
+        <w:rPr>
+          <w:color w:val="BFBFBF" w:themeColor="background1" w:themeShade="BF"/>
+        </w:rPr>
         <w:t>(</w:t>
       </w:r>
       <w:r>
+        <w:rPr>
+          <w:color w:val="BFBFBF" w:themeColor="background1" w:themeShade="BF"/>
+        </w:rPr>
         <w:t xml:space="preserve">VR0 sanal </w:t>
       </w:r>
       <w:proofErr w:type="spellStart"/>
       <w:r>
+        <w:rPr>
+          <w:color w:val="BFBFBF" w:themeColor="background1" w:themeShade="BF"/>
+        </w:rPr>
         <w:t>pin</w:t>
       </w:r>
       <w:proofErr w:type="spellEnd"/>
       <w:r>
+        <w:rPr>
+          <w:color w:val="BFBFBF" w:themeColor="background1" w:themeShade="BF"/>
+        </w:rPr>
         <w:t>)</w:t>
       </w:r>
       <w:r>
+        <w:rPr>
+          <w:color w:val="BFBFBF" w:themeColor="background1" w:themeShade="BF"/>
+        </w:rPr>
         <w:t xml:space="preserve"> 0 ses çalmaz. </w:t>
       </w:r>
     </w:p>
@@ -6077,91 +6172,164 @@
       <w:pPr>
         <w:spacing w:after="0" w:line="240" w:lineRule="auto"/>
         <w:ind w:firstLine="284"/>
-      </w:pPr>
-      <w:r>
+        <w:rPr>
+          <w:color w:val="BFBFBF" w:themeColor="background1" w:themeShade="BF"/>
+        </w:rPr>
+      </w:pPr>
+      <w:r>
+        <w:rPr>
+          <w:color w:val="BFBFBF" w:themeColor="background1" w:themeShade="BF"/>
+        </w:rPr>
         <w:t xml:space="preserve"> </w:t>
       </w:r>
       <w:proofErr w:type="spellStart"/>
       <w:r>
+        <w:rPr>
+          <w:color w:val="BFBFBF" w:themeColor="background1" w:themeShade="BF"/>
+        </w:rPr>
         <w:t>if</w:t>
       </w:r>
       <w:proofErr w:type="spellEnd"/>
       <w:r>
+        <w:rPr>
+          <w:color w:val="BFBFBF" w:themeColor="background1" w:themeShade="BF"/>
+        </w:rPr>
         <w:t>(D2&lt;24)fb1=VR0:BUZ&gt;</w:t>
       </w:r>
       <w:r>
+        <w:rPr>
+          <w:color w:val="BFBFBF" w:themeColor="background1" w:themeShade="BF"/>
+        </w:rPr>
         <w:t xml:space="preserve">ABG123U;   </w:t>
       </w:r>
       <w:r>
+        <w:rPr>
+          <w:color w:val="BFBFBF" w:themeColor="background1" w:themeShade="BF"/>
+        </w:rPr>
         <w:tab/>
       </w:r>
       <w:r>
+        <w:rPr>
+          <w:color w:val="BFBFBF" w:themeColor="background1" w:themeShade="BF"/>
+        </w:rPr>
         <w:tab/>
         <w:t>D2&lt;24 te</w:t>
       </w:r>
       <w:r>
+        <w:rPr>
+          <w:color w:val="BFBFBF" w:themeColor="background1" w:themeShade="BF"/>
+        </w:rPr>
         <w:t>n</w:t>
       </w:r>
       <w:r>
+        <w:rPr>
+          <w:color w:val="BFBFBF" w:themeColor="background1" w:themeShade="BF"/>
+        </w:rPr>
         <w:t xml:space="preserve"> </w:t>
       </w:r>
       <w:r>
+        <w:rPr>
+          <w:color w:val="BFBFBF" w:themeColor="background1" w:themeShade="BF"/>
+        </w:rPr>
         <w:t>(</w:t>
       </w:r>
       <w:r>
+        <w:rPr>
+          <w:color w:val="BFBFBF" w:themeColor="background1" w:themeShade="BF"/>
+        </w:rPr>
         <w:t xml:space="preserve">VR0 </w:t>
       </w:r>
       <w:proofErr w:type="spellStart"/>
       <w:r>
+        <w:rPr>
+          <w:color w:val="BFBFBF" w:themeColor="background1" w:themeShade="BF"/>
+        </w:rPr>
         <w:t>sanal</w:t>
       </w:r>
       <w:r>
+        <w:rPr>
+          <w:color w:val="BFBFBF" w:themeColor="background1" w:themeShade="BF"/>
+        </w:rPr>
         <w:t>pin</w:t>
       </w:r>
       <w:proofErr w:type="spellEnd"/>
       <w:r>
+        <w:rPr>
+          <w:color w:val="BFBFBF" w:themeColor="background1" w:themeShade="BF"/>
+        </w:rPr>
         <w:t>)</w:t>
       </w:r>
       <w:r>
+        <w:rPr>
+          <w:color w:val="BFBFBF" w:themeColor="background1" w:themeShade="BF"/>
+        </w:rPr>
         <w:t xml:space="preserve"> </w:t>
       </w:r>
       <w:proofErr w:type="spellStart"/>
       <w:r>
+        <w:rPr>
+          <w:color w:val="BFBFBF" w:themeColor="background1" w:themeShade="BF"/>
+        </w:rPr>
         <w:t>pin</w:t>
       </w:r>
       <w:proofErr w:type="spellEnd"/>
       <w:r>
+        <w:rPr>
+          <w:color w:val="BFBFBF" w:themeColor="background1" w:themeShade="BF"/>
+        </w:rPr>
         <w:t xml:space="preserve"> </w:t>
       </w:r>
       <w:r>
         <w:rPr>
+          <w:color w:val="BFBFBF" w:themeColor="background1" w:themeShade="BF"/>
           <w:shd w:val="clear" w:color="auto" w:fill="FFFF00"/>
         </w:rPr>
         <w:t>D3</w:t>
       </w:r>
       <w:r>
+        <w:rPr>
+          <w:color w:val="BFBFBF" w:themeColor="background1" w:themeShade="BF"/>
+        </w:rPr>
         <w:t xml:space="preserve"> </w:t>
       </w:r>
       <w:proofErr w:type="spellStart"/>
       <w:r>
+        <w:rPr>
+          <w:color w:val="BFBFBF" w:themeColor="background1" w:themeShade="BF"/>
+        </w:rPr>
         <w:t>te</w:t>
       </w:r>
       <w:proofErr w:type="spellEnd"/>
       <w:r>
+        <w:rPr>
+          <w:color w:val="BFBFBF" w:themeColor="background1" w:themeShade="BF"/>
+        </w:rPr>
         <w:t xml:space="preserve"> bağlı </w:t>
       </w:r>
       <w:proofErr w:type="spellStart"/>
       <w:r>
+        <w:rPr>
+          <w:color w:val="BFBFBF" w:themeColor="background1" w:themeShade="BF"/>
+        </w:rPr>
         <w:t>buzer</w:t>
       </w:r>
       <w:proofErr w:type="spellEnd"/>
       <w:r>
+        <w:rPr>
+          <w:color w:val="BFBFBF" w:themeColor="background1" w:themeShade="BF"/>
+        </w:rPr>
         <w:t xml:space="preserve"> çalma</w:t>
       </w:r>
       <w:r>
+        <w:rPr>
+          <w:color w:val="BFBFBF" w:themeColor="background1" w:themeShade="BF"/>
+        </w:rPr>
         <w:t>ya</w:t>
       </w:r>
       <w:r>
+        <w:rPr>
+          <w:color w:val="BFBFBF" w:themeColor="background1" w:themeShade="BF"/>
+        </w:rPr>
         <w:t xml:space="preserve"> </w:t>
       </w:r>
     </w:p>
@@ -6169,13 +6337,22 @@
       <w:pPr>
         <w:spacing w:after="0" w:line="240" w:lineRule="auto"/>
         <w:ind w:left="3540" w:firstLine="708"/>
+        <w:rPr>
+          <w:color w:val="BFBFBF" w:themeColor="background1" w:themeShade="BF"/>
+        </w:rPr>
       </w:pPr>
       <w:proofErr w:type="gramStart"/>
       <w:r>
+        <w:rPr>
+          <w:color w:val="BFBFBF" w:themeColor="background1" w:themeShade="BF"/>
+        </w:rPr>
         <w:t>başlar</w:t>
       </w:r>
       <w:proofErr w:type="gramEnd"/>
       <w:r>
+        <w:rPr>
+          <w:color w:val="BFBFBF" w:themeColor="background1" w:themeShade="BF"/>
+        </w:rPr>
         <w:t>.</w:t>
       </w:r>
     </w:p>
@@ -6200,6 +6377,7 @@
         <w:spacing w:after="0" w:line="240" w:lineRule="auto"/>
       </w:pPr>
       <w:r>
+        <w:lastRenderedPageBreak/>
         <w:t xml:space="preserve">SEND kullanımı. </w:t>
       </w:r>
     </w:p>
@@ -6225,7 +6403,6 @@
         <w:ind w:firstLine="426"/>
       </w:pPr>
       <w:r>
-        <w:lastRenderedPageBreak/>
         <w:t>Yok.</w:t>
       </w:r>
     </w:p>
@@ -6516,6 +6693,167 @@
       </w:pPr>
       <w:proofErr w:type="spellStart"/>
       <w:r>
+        <w:t>mq</w:t>
+      </w:r>
+      <w:r>
+        <w:t>c</w:t>
+      </w:r>
+      <w:proofErr w:type="spellEnd"/>
+      <w:r>
+        <w:t xml:space="preserve"> </w:t>
+      </w:r>
+      <w:r>
+        <w:t>mq1</w:t>
+      </w:r>
+      <w:r>
+        <w:t>=/kev1/r/BAHCE;</w:t>
+      </w:r>
+    </w:p>
+    <w:p>
+      <w:pPr>
+        <w:spacing w:after="0" w:line="240" w:lineRule="auto"/>
+        <w:ind w:firstLine="426"/>
+      </w:pPr>
+      <w:proofErr w:type="spellStart"/>
+      <w:r>
+        <w:t>if</w:t>
+      </w:r>
+      <w:proofErr w:type="spellEnd"/>
+      <w:r>
+        <w:t>(D2&gt;4 &amp;&amp; D2&lt;20){mqtt:mq1=D1:1,VR0:BUZ&gt;CE_CE;D3=1;http://192.168.2.111:8080/pipo;}</w:t>
+      </w:r>
+    </w:p>
+    <w:p>
+      <w:pPr>
+        <w:spacing w:after="0" w:line="240" w:lineRule="auto"/>
+        <w:ind w:left="4956" w:firstLine="708"/>
+      </w:pPr>
+      <w:r>
+        <w:t>//http://192.168.2.111:8080/pipo; fotoğraf çekmek için</w:t>
+      </w:r>
+    </w:p>
+    <w:p>
+      <w:pPr>
+        <w:spacing w:after="0" w:line="240" w:lineRule="auto"/>
+        <w:ind w:firstLine="426"/>
+      </w:pPr>
+      <w:proofErr w:type="gramStart"/>
+      <w:r>
+        <w:t>yada</w:t>
+      </w:r>
+      <w:proofErr w:type="gramEnd"/>
+    </w:p>
+    <w:p>
+      <w:pPr>
+        <w:spacing w:after="0" w:line="240" w:lineRule="auto"/>
+        <w:ind w:firstLine="426"/>
+      </w:pPr>
+    </w:p>
+    <w:p>
+      <w:pPr>
+        <w:spacing w:after="0" w:line="240" w:lineRule="auto"/>
+        <w:ind w:firstLine="426"/>
+      </w:pPr>
+      <w:proofErr w:type="spellStart"/>
+      <w:r>
+        <w:t>if</w:t>
+      </w:r>
+      <w:proofErr w:type="spellEnd"/>
+      <w:r>
+        <w:t>(D2&gt;4 &amp;&amp; D2&lt;20){mqtt:/kev1/BAHCE=D1:1,VR0:BUZ&gt;CE_CE;D3=1;http://192.168.2.111:8080/pipo;}</w:t>
+      </w:r>
+    </w:p>
+    <w:p>
+      <w:pPr>
+        <w:spacing w:after="0" w:line="240" w:lineRule="auto"/>
+        <w:ind w:firstLine="426"/>
+      </w:pPr>
+      <w:proofErr w:type="spellStart"/>
+      <w:r>
+        <w:t>if</w:t>
+      </w:r>
+      <w:proofErr w:type="spellEnd"/>
+      <w:r>
+        <w:t>(D2&gt;20){</w:t>
+      </w:r>
+      <w:proofErr w:type="spellStart"/>
+      <w:r>
+        <w:t>mqtt</w:t>
+      </w:r>
+      <w:proofErr w:type="spellEnd"/>
+      <w:r>
+        <w:t>:/kev1/BAHCE=D1:0,VR0:BUZ&gt;___;D3=0;}</w:t>
+      </w:r>
+    </w:p>
+    <w:p>
+      <w:pPr>
+        <w:spacing w:after="0" w:line="240" w:lineRule="auto"/>
+        <w:ind w:firstLine="426"/>
+      </w:pPr>
+    </w:p>
+    <w:p>
+      <w:pPr>
+        <w:spacing w:after="0" w:line="240" w:lineRule="auto"/>
+        <w:ind w:firstLine="426"/>
+      </w:pPr>
+    </w:p>
+    <w:p>
+      <w:pPr>
+        <w:spacing w:after="0" w:line="240" w:lineRule="auto"/>
+        <w:ind w:firstLine="426"/>
+      </w:pPr>
+      <w:r>
+        <w:t>//</w:t>
+      </w:r>
+      <w:proofErr w:type="spellStart"/>
+      <w:r>
+        <w:t>if</w:t>
+      </w:r>
+      <w:proofErr w:type="spellEnd"/>
+      <w:r>
+        <w:t>(D2&gt;4 &amp;&amp; D2&lt;20){D3=1;</w:t>
+      </w:r>
+      <w:proofErr w:type="spellStart"/>
+      <w:r>
+        <w:t>mqtt</w:t>
+      </w:r>
+      <w:proofErr w:type="spellEnd"/>
+      <w:r>
+        <w:t>:/kev1/BAHCE=D1:1,VR0:BUZ&gt;ABCDE; http://192.168.2.111:8080/pipo;}</w:t>
+      </w:r>
+    </w:p>
+    <w:p>
+      <w:pPr>
+        <w:spacing w:after="0" w:line="240" w:lineRule="auto"/>
+        <w:ind w:firstLine="426"/>
+      </w:pPr>
+      <w:r>
+        <w:t>//</w:t>
+      </w:r>
+      <w:proofErr w:type="spellStart"/>
+      <w:r>
+        <w:t>if</w:t>
+      </w:r>
+      <w:proofErr w:type="spellEnd"/>
+      <w:r>
+        <w:t>(D2&gt;20){D3=0;</w:t>
+      </w:r>
+      <w:proofErr w:type="spellStart"/>
+      <w:r>
+        <w:t>mqtt</w:t>
+      </w:r>
+      <w:proofErr w:type="spellEnd"/>
+      <w:r>
+        <w:t>:/kev1/BAHCE=D1:0,VR0:BUZ&gt;___;}</w:t>
+      </w:r>
+    </w:p>
+    <w:p>
+      <w:pPr>
+        <w:spacing w:after="0" w:line="240" w:lineRule="auto"/>
+        <w:ind w:firstLine="426"/>
+      </w:pPr>
+      <w:proofErr w:type="spellStart"/>
+      <w:r>
         <w:t>fbc</w:t>
       </w:r>
       <w:proofErr w:type="spellEnd"/>
@@ -6534,7 +6872,7 @@
       </w:r>
       <w:proofErr w:type="spellEnd"/>
       <w:r>
-        <w:t>(D2&gt;4 &amp;&amp; D2&lt;20){mqtt:/kev1/BAHCE=D1:1,VR0:BUZ&gt;CE_CE;D3=1;http://192.168.2.111:8080/pipo;}</w:t>
+        <w:t>(D2&gt;4 &amp;&amp; D2&lt;20){D3=1;fb1=D1:1,VR0:BUZ&gt;ABCDE;}</w:t>
       </w:r>
     </w:p>
     <w:p>
@@ -6548,15 +6886,7 @@
       </w:r>
       <w:proofErr w:type="spellEnd"/>
       <w:r>
-        <w:t>(D2&gt;20){</w:t>
-      </w:r>
-      <w:proofErr w:type="spellStart"/>
-      <w:r>
-        <w:t>mqtt</w:t>
-      </w:r>
-      <w:proofErr w:type="spellEnd"/>
-      <w:r>
-        <w:t>:/kev1/BAHCE=D1:0,VR0:BUZ&gt;___;D3=0;}</w:t>
+        <w:t>(D2&gt;20){D3=0;fb1=D1:0,VR0:BUZ&gt;___;}</w:t>
       </w:r>
     </w:p>
     <w:p>
@@ -6570,562 +6900,604 @@
         <w:spacing w:after="0" w:line="240" w:lineRule="auto"/>
         <w:ind w:firstLine="426"/>
       </w:pPr>
-      <w:r>
-        <w:t>//</w:t>
-      </w:r>
-      <w:proofErr w:type="spellStart"/>
-      <w:r>
+    </w:p>
+    <w:p>
+      <w:pPr>
+        <w:spacing w:after="0" w:line="240" w:lineRule="auto"/>
+      </w:pPr>
+    </w:p>
+    <w:p>
+      <w:pPr>
+        <w:spacing w:after="0" w:line="240" w:lineRule="auto"/>
+      </w:pPr>
+    </w:p>
+    <w:p>
+      <w:pPr>
+        <w:spacing w:after="0" w:line="240" w:lineRule="auto"/>
+      </w:pPr>
+    </w:p>
+    <w:p>
+      <w:pPr>
+        <w:spacing w:after="0" w:line="240" w:lineRule="auto"/>
+      </w:pPr>
+    </w:p>
+    <w:p>
+      <w:pPr>
+        <w:spacing w:after="0" w:line="240" w:lineRule="auto"/>
+      </w:pPr>
+    </w:p>
+    <w:p>
+      <w:pPr>
+        <w:spacing w:after="0" w:line="240" w:lineRule="auto"/>
+      </w:pPr>
+    </w:p>
+    <w:p>
+      <w:pPr>
+        <w:spacing w:after="0" w:line="240" w:lineRule="auto"/>
+      </w:pPr>
+    </w:p>
+    <w:p>
+      <w:pPr>
+        <w:spacing w:after="0" w:line="240" w:lineRule="auto"/>
+        <w:rPr>
+          <w:color w:val="BFBFBF" w:themeColor="background1" w:themeShade="BF"/>
+        </w:rPr>
+      </w:pPr>
+      <w:r>
+        <w:rPr>
+          <w:color w:val="BFBFBF" w:themeColor="background1" w:themeShade="BF"/>
+        </w:rPr>
+        <w:t xml:space="preserve">// </w:t>
+      </w:r>
+      <w:proofErr w:type="spellStart"/>
+      <w:r>
+        <w:rPr>
+          <w:color w:val="BFBFBF" w:themeColor="background1" w:themeShade="BF"/>
+        </w:rPr>
+        <w:t>firebase</w:t>
+      </w:r>
+      <w:proofErr w:type="spellEnd"/>
+      <w:r>
+        <w:rPr>
+          <w:color w:val="BFBFBF" w:themeColor="background1" w:themeShade="BF"/>
+        </w:rPr>
+        <w:t xml:space="preserve"> </w:t>
+      </w:r>
+      <w:proofErr w:type="spellStart"/>
+      <w:r>
+        <w:rPr>
+          <w:color w:val="BFBFBF" w:themeColor="background1" w:themeShade="BF"/>
+        </w:rPr>
+        <w:t>Out</w:t>
+      </w:r>
+      <w:proofErr w:type="spellEnd"/>
+      <w:r>
+        <w:rPr>
+          <w:color w:val="BFBFBF" w:themeColor="background1" w:themeShade="BF"/>
+        </w:rPr>
+        <w:t xml:space="preserve"> </w:t>
+      </w:r>
+      <w:proofErr w:type="spellStart"/>
+      <w:r>
+        <w:rPr>
+          <w:color w:val="BFBFBF" w:themeColor="background1" w:themeShade="BF"/>
+        </w:rPr>
+        <w:t>Off</w:t>
+      </w:r>
+      <w:proofErr w:type="spellEnd"/>
+      <w:r>
+        <w:rPr>
+          <w:color w:val="BFBFBF" w:themeColor="background1" w:themeShade="BF"/>
+        </w:rPr>
+        <w:t xml:space="preserve"> </w:t>
+      </w:r>
+      <w:proofErr w:type="spellStart"/>
+      <w:r>
+        <w:rPr>
+          <w:color w:val="BFBFBF" w:themeColor="background1" w:themeShade="BF"/>
+        </w:rPr>
+        <w:t>Memory</w:t>
+      </w:r>
+      <w:proofErr w:type="spellEnd"/>
+      <w:r>
+        <w:rPr>
+          <w:color w:val="BFBFBF" w:themeColor="background1" w:themeShade="BF"/>
+        </w:rPr>
+        <w:t xml:space="preserve"> göçmesine sebep olduğundan kaldırıldı.</w:t>
+      </w:r>
+    </w:p>
+    <w:p>
+      <w:pPr>
+        <w:spacing w:after="0" w:line="240" w:lineRule="auto"/>
+        <w:rPr>
+          <w:color w:val="BFBFBF" w:themeColor="background1" w:themeShade="BF"/>
+        </w:rPr>
+      </w:pPr>
+      <w:proofErr w:type="spellStart"/>
+      <w:r>
+        <w:rPr>
+          <w:color w:val="BFBFBF" w:themeColor="background1" w:themeShade="BF"/>
+        </w:rPr>
+        <w:t>FiREBASE</w:t>
+      </w:r>
+      <w:proofErr w:type="spellEnd"/>
+      <w:r>
+        <w:rPr>
+          <w:color w:val="BFBFBF" w:themeColor="background1" w:themeShade="BF"/>
+        </w:rPr>
+        <w:t xml:space="preserve"> KULLANIMI</w:t>
+      </w:r>
+    </w:p>
+    <w:p>
+      <w:pPr>
+        <w:spacing w:after="0" w:line="240" w:lineRule="auto"/>
+        <w:rPr>
+          <w:color w:val="BFBFBF" w:themeColor="background1" w:themeShade="BF"/>
+        </w:rPr>
+      </w:pPr>
+    </w:p>
+    <w:p>
+      <w:pPr>
+        <w:spacing w:after="0" w:line="240" w:lineRule="auto"/>
+        <w:rPr>
+          <w:color w:val="BFBFBF" w:themeColor="background1" w:themeShade="BF"/>
+        </w:rPr>
+      </w:pPr>
+      <w:r>
+        <w:rPr>
+          <w:color w:val="BFBFBF" w:themeColor="background1" w:themeShade="BF"/>
+        </w:rPr>
+        <w:t xml:space="preserve">Diğer cihaza program aracılığı ile </w:t>
+      </w:r>
+      <w:proofErr w:type="spellStart"/>
+      <w:r>
+        <w:rPr>
+          <w:color w:val="BFBFBF" w:themeColor="background1" w:themeShade="BF"/>
+        </w:rPr>
+        <w:t>firebase</w:t>
+      </w:r>
+      <w:proofErr w:type="spellEnd"/>
+      <w:r>
+        <w:rPr>
+          <w:color w:val="BFBFBF" w:themeColor="background1" w:themeShade="BF"/>
+        </w:rPr>
+        <w:t xml:space="preserve"> üzerinden birden fazla komut gönderme. </w:t>
+      </w:r>
+    </w:p>
+    <w:p>
+      <w:pPr>
+        <w:spacing w:after="0" w:line="240" w:lineRule="auto"/>
+        <w:ind w:firstLine="284"/>
+        <w:rPr>
+          <w:color w:val="BFBFBF" w:themeColor="background1" w:themeShade="BF"/>
+        </w:rPr>
+      </w:pPr>
+      <w:r>
+        <w:rPr>
+          <w:color w:val="BFBFBF" w:themeColor="background1" w:themeShade="BF"/>
+        </w:rPr>
+        <w:t xml:space="preserve"> </w:t>
+      </w:r>
+      <w:proofErr w:type="spellStart"/>
+      <w:r>
+        <w:rPr>
+          <w:color w:val="BFBFBF" w:themeColor="background1" w:themeShade="BF"/>
+        </w:rPr>
+        <w:t>fbc</w:t>
+      </w:r>
+      <w:proofErr w:type="spellEnd"/>
+      <w:r>
+        <w:rPr>
+          <w:color w:val="BFBFBF" w:themeColor="background1" w:themeShade="BF"/>
+        </w:rPr>
+        <w:t xml:space="preserve"> fb1=/kev1/r/BAHCE;   </w:t>
+      </w:r>
+      <w:r>
+        <w:rPr>
+          <w:color w:val="BFBFBF" w:themeColor="background1" w:themeShade="BF"/>
+        </w:rPr>
+        <w:tab/>
+      </w:r>
+      <w:r>
+        <w:rPr>
+          <w:color w:val="BFBFBF" w:themeColor="background1" w:themeShade="BF"/>
+        </w:rPr>
+        <w:tab/>
+      </w:r>
+      <w:r>
+        <w:rPr>
+          <w:color w:val="BFBFBF" w:themeColor="background1" w:themeShade="BF"/>
+        </w:rPr>
+        <w:tab/>
+      </w:r>
+      <w:proofErr w:type="spellStart"/>
+      <w:r>
+        <w:rPr>
+          <w:color w:val="BFBFBF" w:themeColor="background1" w:themeShade="BF"/>
+        </w:rPr>
+        <w:t>firebase</w:t>
+      </w:r>
+      <w:proofErr w:type="spellEnd"/>
+      <w:r>
+        <w:rPr>
+          <w:color w:val="BFBFBF" w:themeColor="background1" w:themeShade="BF"/>
+        </w:rPr>
+        <w:t xml:space="preserve"> yolu kev1 cihaz adı BAHCE</w:t>
+      </w:r>
+    </w:p>
+    <w:p>
+      <w:pPr>
+        <w:spacing w:after="0" w:line="240" w:lineRule="auto"/>
+        <w:ind w:firstLine="284"/>
+        <w:rPr>
+          <w:color w:val="BFBFBF" w:themeColor="background1" w:themeShade="BF"/>
+        </w:rPr>
+      </w:pPr>
+      <w:proofErr w:type="spellStart"/>
+      <w:r>
+        <w:rPr>
+          <w:color w:val="BFBFBF" w:themeColor="background1" w:themeShade="BF"/>
+        </w:rPr>
         <w:t>if</w:t>
       </w:r>
       <w:proofErr w:type="spellEnd"/>
       <w:r>
-        <w:t>(D2&gt;4 &amp;&amp; D2&lt;20){D3=1;</w:t>
-      </w:r>
-      <w:proofErr w:type="spellStart"/>
-      <w:r>
-        <w:t>mqtt</w:t>
-      </w:r>
-      <w:proofErr w:type="spellEnd"/>
-      <w:r>
-        <w:t>:/kev1/BAHCE=D1:1,VR0:BUZ&gt;ABCDE; http://192.168.2.111:8080/pipo;}</w:t>
-      </w:r>
-    </w:p>
-    <w:p>
-      <w:pPr>
-        <w:spacing w:after="0" w:line="240" w:lineRule="auto"/>
-        <w:ind w:firstLine="426"/>
-      </w:pPr>
-      <w:r>
-        <w:t>//</w:t>
-      </w:r>
-      <w:proofErr w:type="spellStart"/>
-      <w:r>
+        <w:rPr>
+          <w:color w:val="BFBFBF" w:themeColor="background1" w:themeShade="BF"/>
+        </w:rPr>
+        <w:t xml:space="preserve">(D2&lt;24)fb1=D1:1,VR0:BUZ&gt;ABCDE               diğer cihazın D1 </w:t>
+      </w:r>
+      <w:proofErr w:type="spellStart"/>
+      <w:r>
+        <w:rPr>
+          <w:color w:val="BFBFBF" w:themeColor="background1" w:themeShade="BF"/>
+        </w:rPr>
+        <w:t>pinini</w:t>
+      </w:r>
+      <w:proofErr w:type="spellEnd"/>
+      <w:r>
+        <w:rPr>
+          <w:color w:val="BFBFBF" w:themeColor="background1" w:themeShade="BF"/>
+        </w:rPr>
+        <w:t xml:space="preserve"> 1 </w:t>
+      </w:r>
+      <w:proofErr w:type="spellStart"/>
+      <w:r>
+        <w:rPr>
+          <w:color w:val="BFBFBF" w:themeColor="background1" w:themeShade="BF"/>
+        </w:rPr>
+        <w:t>yapmsdını</w:t>
+      </w:r>
+      <w:proofErr w:type="spellEnd"/>
+      <w:r>
+        <w:rPr>
+          <w:color w:val="BFBFBF" w:themeColor="background1" w:themeShade="BF"/>
+        </w:rPr>
+        <w:t xml:space="preserve"> ve </w:t>
+      </w:r>
+      <w:proofErr w:type="spellStart"/>
+      <w:r>
+        <w:rPr>
+          <w:color w:val="BFBFBF" w:themeColor="background1" w:themeShade="BF"/>
+        </w:rPr>
+        <w:t>buzzerden</w:t>
+      </w:r>
+      <w:proofErr w:type="spellEnd"/>
+      <w:r>
+        <w:rPr>
+          <w:color w:val="BFBFBF" w:themeColor="background1" w:themeShade="BF"/>
+        </w:rPr>
+        <w:t xml:space="preserve"> nota çalmasını ister. </w:t>
+      </w:r>
+    </w:p>
+    <w:p>
+      <w:pPr>
+        <w:spacing w:after="0" w:line="240" w:lineRule="auto"/>
+        <w:rPr>
+          <w:color w:val="BFBFBF" w:themeColor="background1" w:themeShade="BF"/>
+        </w:rPr>
+      </w:pPr>
+    </w:p>
+    <w:p>
+      <w:pPr>
+        <w:spacing w:after="0" w:line="240" w:lineRule="auto"/>
+        <w:rPr>
+          <w:color w:val="BFBFBF" w:themeColor="background1" w:themeShade="BF"/>
+        </w:rPr>
+      </w:pPr>
+      <w:r>
+        <w:rPr>
+          <w:color w:val="BFBFBF" w:themeColor="background1" w:themeShade="BF"/>
+        </w:rPr>
+        <w:t xml:space="preserve">Başka örnek:   </w:t>
+      </w:r>
+    </w:p>
+    <w:p>
+      <w:pPr>
+        <w:spacing w:after="0" w:line="240" w:lineRule="auto"/>
+        <w:rPr>
+          <w:rFonts w:ascii="Cascadia Code Light" w:hAnsi="Cascadia Code Light"/>
+          <w:color w:val="BFBFBF" w:themeColor="background1" w:themeShade="BF"/>
+        </w:rPr>
+      </w:pPr>
+      <w:proofErr w:type="spellStart"/>
+      <w:r>
+        <w:rPr>
+          <w:rFonts w:ascii="Cascadia Code Light" w:hAnsi="Cascadia Code Light"/>
+          <w:color w:val="BFBFBF" w:themeColor="background1" w:themeShade="BF"/>
+        </w:rPr>
+        <w:t>fbc</w:t>
+      </w:r>
+      <w:proofErr w:type="spellEnd"/>
+      <w:r>
+        <w:rPr>
+          <w:rFonts w:ascii="Cascadia Code Light" w:hAnsi="Cascadia Code Light"/>
+          <w:color w:val="BFBFBF" w:themeColor="background1" w:themeShade="BF"/>
+        </w:rPr>
+        <w:t xml:space="preserve"> fb1=/kev1/r/BAHCE;</w:t>
+      </w:r>
+    </w:p>
+    <w:p>
+      <w:pPr>
+        <w:spacing w:after="0" w:line="240" w:lineRule="auto"/>
+        <w:rPr>
+          <w:rFonts w:ascii="Cascadia Code Light" w:hAnsi="Cascadia Code Light"/>
+          <w:color w:val="BFBFBF" w:themeColor="background1" w:themeShade="BF"/>
+        </w:rPr>
+      </w:pPr>
+      <w:proofErr w:type="spellStart"/>
+      <w:r>
+        <w:rPr>
+          <w:rFonts w:ascii="Cascadia Code Light" w:hAnsi="Cascadia Code Light"/>
+          <w:color w:val="BFBFBF" w:themeColor="background1" w:themeShade="BF"/>
+        </w:rPr>
         <w:t>if</w:t>
       </w:r>
       <w:proofErr w:type="spellEnd"/>
       <w:r>
-        <w:t>(D2&gt;20){D3=0;</w:t>
-      </w:r>
-      <w:proofErr w:type="spellStart"/>
-      <w:r>
-        <w:t>mqtt</w:t>
-      </w:r>
-      <w:proofErr w:type="spellEnd"/>
-      <w:r>
-        <w:t>:/kev1/BAHCE=D1:0,VR0:BUZ&gt;___;}</w:t>
-      </w:r>
-    </w:p>
-    <w:p>
-      <w:pPr>
-        <w:spacing w:after="0" w:line="240" w:lineRule="auto"/>
-        <w:ind w:firstLine="426"/>
-      </w:pPr>
-      <w:proofErr w:type="spellStart"/>
-      <w:r>
-        <w:t>fbc</w:t>
-      </w:r>
-      <w:proofErr w:type="spellEnd"/>
-      <w:r>
-        <w:t xml:space="preserve"> fb1=/kev1/r/BAHCE;</w:t>
-      </w:r>
-    </w:p>
-    <w:p>
-      <w:pPr>
-        <w:spacing w:after="0" w:line="240" w:lineRule="auto"/>
-        <w:ind w:firstLine="426"/>
-      </w:pPr>
-      <w:proofErr w:type="spellStart"/>
-      <w:r>
+        <w:rPr>
+          <w:rFonts w:ascii="Cascadia Code Light" w:hAnsi="Cascadia Code Light"/>
+          <w:color w:val="BFBFBF" w:themeColor="background1" w:themeShade="BF"/>
+        </w:rPr>
+        <w:t>(D2&gt;4 &amp;&amp; D2&lt;20){fb1=D1:1,VR0:BUZ&gt;ABCDE;D3=1;http://192.168.2.111:8080/pipo;}</w:t>
+      </w:r>
+    </w:p>
+    <w:p>
+      <w:pPr>
+        <w:spacing w:after="0" w:line="240" w:lineRule="auto"/>
+        <w:rPr>
+          <w:rFonts w:ascii="Cascadia Code Light" w:hAnsi="Cascadia Code Light"/>
+          <w:color w:val="BFBFBF" w:themeColor="background1" w:themeShade="BF"/>
+        </w:rPr>
+      </w:pPr>
+      <w:proofErr w:type="spellStart"/>
+      <w:r>
+        <w:rPr>
+          <w:rFonts w:ascii="Cascadia Code Light" w:hAnsi="Cascadia Code Light"/>
+          <w:color w:val="BFBFBF" w:themeColor="background1" w:themeShade="BF"/>
+        </w:rPr>
         <w:t>if</w:t>
       </w:r>
       <w:proofErr w:type="spellEnd"/>
       <w:r>
-        <w:t>(D2&gt;4 &amp;&amp; D2&lt;20){D3=1;fb1=D1:1,VR0:BUZ&gt;ABCDE;}</w:t>
-      </w:r>
-    </w:p>
-    <w:p>
-      <w:pPr>
-        <w:spacing w:after="0" w:line="240" w:lineRule="auto"/>
-        <w:ind w:firstLine="426"/>
-      </w:pPr>
-      <w:proofErr w:type="spellStart"/>
-      <w:r>
+        <w:rPr>
+          <w:rFonts w:ascii="Cascadia Code Light" w:hAnsi="Cascadia Code Light"/>
+          <w:color w:val="BFBFBF" w:themeColor="background1" w:themeShade="BF"/>
+        </w:rPr>
+        <w:t>(D2&gt;20){fb1=D1:0,VR0:BUZ&gt;___;D3=0;}</w:t>
+      </w:r>
+    </w:p>
+    <w:p>
+      <w:pPr>
+        <w:spacing w:after="0" w:line="240" w:lineRule="auto"/>
+        <w:rPr>
+          <w:color w:val="BFBFBF" w:themeColor="background1" w:themeShade="BF"/>
+        </w:rPr>
+      </w:pPr>
+    </w:p>
+    <w:p>
+      <w:pPr>
+        <w:spacing w:after="0" w:line="240" w:lineRule="auto"/>
+        <w:rPr>
+          <w:color w:val="BFBFBF" w:themeColor="background1" w:themeShade="BF"/>
+        </w:rPr>
+      </w:pPr>
+      <w:proofErr w:type="spellStart"/>
+      <w:r>
+        <w:rPr>
+          <w:rFonts w:ascii="Cascadia Code Light" w:hAnsi="Cascadia Code Light"/>
+          <w:color w:val="BFBFBF" w:themeColor="background1" w:themeShade="BF"/>
+        </w:rPr>
         <w:t>if</w:t>
       </w:r>
       <w:proofErr w:type="spellEnd"/>
       <w:r>
-        <w:t>(D2&gt;20){D3=0;fb1=D1:0,VR0:BUZ&gt;___;}</w:t>
-      </w:r>
-    </w:p>
-    <w:p>
-      <w:pPr>
-        <w:spacing w:after="0" w:line="240" w:lineRule="auto"/>
-        <w:ind w:firstLine="426"/>
-      </w:pPr>
-    </w:p>
-    <w:p>
-      <w:pPr>
-        <w:spacing w:after="0" w:line="240" w:lineRule="auto"/>
-        <w:ind w:firstLine="426"/>
-      </w:pPr>
-    </w:p>
-    <w:p>
-      <w:pPr>
-        <w:spacing w:after="0" w:line="240" w:lineRule="auto"/>
-      </w:pPr>
-    </w:p>
-    <w:p>
-      <w:pPr>
-        <w:spacing w:after="0" w:line="240" w:lineRule="auto"/>
-      </w:pPr>
-    </w:p>
-    <w:p>
-      <w:pPr>
-        <w:spacing w:after="0" w:line="240" w:lineRule="auto"/>
-      </w:pPr>
-    </w:p>
-    <w:p>
-      <w:pPr>
-        <w:spacing w:after="0" w:line="240" w:lineRule="auto"/>
-      </w:pPr>
-    </w:p>
-    <w:p>
-      <w:pPr>
-        <w:spacing w:after="0" w:line="240" w:lineRule="auto"/>
-      </w:pPr>
-    </w:p>
-    <w:p>
-      <w:pPr>
-        <w:spacing w:after="0" w:line="240" w:lineRule="auto"/>
-      </w:pPr>
-    </w:p>
-    <w:p>
-      <w:pPr>
-        <w:spacing w:after="0" w:line="240" w:lineRule="auto"/>
-      </w:pPr>
-    </w:p>
-    <w:p>
-      <w:pPr>
-        <w:spacing w:after="0" w:line="240" w:lineRule="auto"/>
-      </w:pPr>
-    </w:p>
-    <w:p>
-      <w:pPr>
-        <w:spacing w:after="0" w:line="240" w:lineRule="auto"/>
-      </w:pPr>
-    </w:p>
-    <w:p>
-      <w:pPr>
-        <w:spacing w:after="0" w:line="240" w:lineRule="auto"/>
-      </w:pPr>
-      <w:proofErr w:type="spellStart"/>
-      <w:r>
-        <w:t>FiREBASE</w:t>
-      </w:r>
-      <w:proofErr w:type="spellEnd"/>
-      <w:r>
-        <w:t xml:space="preserve"> KULLANIMI</w:t>
-      </w:r>
-    </w:p>
-    <w:p>
-      <w:pPr>
-        <w:spacing w:after="0" w:line="240" w:lineRule="auto"/>
-      </w:pPr>
-    </w:p>
-    <w:p>
-      <w:pPr>
-        <w:spacing w:after="0" w:line="240" w:lineRule="auto"/>
-      </w:pPr>
-    </w:p>
-    <w:p>
-      <w:pPr>
-        <w:spacing w:after="0" w:line="240" w:lineRule="auto"/>
-      </w:pPr>
-      <w:r>
-        <w:t xml:space="preserve">Diğer cihaza program aracılığı ile </w:t>
-      </w:r>
-      <w:proofErr w:type="spellStart"/>
-      <w:r>
-        <w:t>firebase</w:t>
-      </w:r>
-      <w:proofErr w:type="spellEnd"/>
-      <w:r>
-        <w:t xml:space="preserve"> üzerinden birden fazla komut gönderme. </w:t>
-      </w:r>
-    </w:p>
-    <w:p>
-      <w:pPr>
-        <w:spacing w:after="0" w:line="240" w:lineRule="auto"/>
-        <w:ind w:firstLine="284"/>
-      </w:pPr>
-      <w:r>
+        <w:rPr>
+          <w:rFonts w:ascii="Cascadia Code Light" w:hAnsi="Cascadia Code Light"/>
+          <w:color w:val="BFBFBF" w:themeColor="background1" w:themeShade="BF"/>
+        </w:rPr>
+        <w:t>(D2&gt;4 &amp;&amp; D2&lt;20)</w:t>
+      </w:r>
+      <w:proofErr w:type="gramStart"/>
+      <w:r>
+        <w:rPr>
+          <w:rFonts w:ascii="Cascadia Code Light" w:hAnsi="Cascadia Code Light"/>
+          <w:color w:val="BFBFBF" w:themeColor="background1" w:themeShade="BF"/>
+        </w:rPr>
+        <w:t>{</w:t>
+      </w:r>
+      <w:proofErr w:type="gramEnd"/>
+      <w:r>
+        <w:rPr>
+          <w:rFonts w:ascii="Cascadia Code Light" w:hAnsi="Cascadia Code Light"/>
+          <w:color w:val="BFBFBF" w:themeColor="background1" w:themeShade="BF"/>
+        </w:rPr>
+        <w:t>fb1=</w:t>
+      </w:r>
+    </w:p>
+    <w:p>
+      <w:pPr>
+        <w:spacing w:after="0" w:line="240" w:lineRule="auto"/>
+        <w:rPr>
+          <w:rFonts w:ascii="Cascadia Code Light" w:hAnsi="Cascadia Code Light"/>
+          <w:color w:val="BFBFBF" w:themeColor="background1" w:themeShade="BF"/>
+        </w:rPr>
+      </w:pPr>
+      <w:proofErr w:type="gramStart"/>
+      <w:r>
+        <w:rPr>
+          <w:rFonts w:ascii="Cascadia Code Light" w:hAnsi="Cascadia Code Light"/>
+          <w:color w:val="BFBFBF" w:themeColor="background1" w:themeShade="BF"/>
+        </w:rPr>
+        <w:t>{</w:t>
+      </w:r>
+      <w:proofErr w:type="gramEnd"/>
+      <w:r>
+        <w:rPr>
+          <w:rFonts w:ascii="Cascadia Code Light" w:hAnsi="Cascadia Code Light"/>
+          <w:color w:val="BFBFBF" w:themeColor="background1" w:themeShade="BF"/>
+        </w:rPr>
+        <w:t xml:space="preserve"> D1:1, BAHCE D1 </w:t>
+      </w:r>
+      <w:proofErr w:type="spellStart"/>
+      <w:r>
+        <w:rPr>
+          <w:rFonts w:ascii="Cascadia Code Light" w:hAnsi="Cascadia Code Light"/>
+          <w:color w:val="BFBFBF" w:themeColor="background1" w:themeShade="BF"/>
+        </w:rPr>
+        <w:t>pini</w:t>
+      </w:r>
+      <w:proofErr w:type="spellEnd"/>
+      <w:r>
+        <w:rPr>
+          <w:rFonts w:ascii="Cascadia Code Light" w:hAnsi="Cascadia Code Light"/>
+          <w:color w:val="BFBFBF" w:themeColor="background1" w:themeShade="BF"/>
+        </w:rPr>
+        <w:t xml:space="preserve"> 1,</w:t>
+      </w:r>
+    </w:p>
+    <w:p>
+      <w:pPr>
+        <w:spacing w:after="0" w:line="240" w:lineRule="auto"/>
+        <w:rPr>
+          <w:rFonts w:ascii="Cascadia Code Light" w:hAnsi="Cascadia Code Light"/>
+          <w:color w:val="BFBFBF" w:themeColor="background1" w:themeShade="BF"/>
+        </w:rPr>
+      </w:pPr>
+      <w:r>
+        <w:rPr>
+          <w:rFonts w:ascii="Cascadia Code Light" w:hAnsi="Cascadia Code Light"/>
+          <w:color w:val="BFBFBF" w:themeColor="background1" w:themeShade="BF"/>
+        </w:rPr>
+        <w:t xml:space="preserve">  VR0:BUZ&gt;ABCDE; BAHCE </w:t>
+      </w:r>
+      <w:proofErr w:type="spellStart"/>
+      <w:r>
+        <w:rPr>
+          <w:rFonts w:ascii="Cascadia Code Light" w:hAnsi="Cascadia Code Light"/>
+          <w:color w:val="BFBFBF" w:themeColor="background1" w:themeShade="BF"/>
+        </w:rPr>
+        <w:t>buzzer</w:t>
+      </w:r>
+      <w:proofErr w:type="spellEnd"/>
+      <w:r>
+        <w:rPr>
+          <w:rFonts w:ascii="Cascadia Code Light" w:hAnsi="Cascadia Code Light"/>
+          <w:color w:val="BFBFBF" w:themeColor="background1" w:themeShade="BF"/>
+        </w:rPr>
         <w:t xml:space="preserve"> </w:t>
       </w:r>
-      <w:proofErr w:type="spellStart"/>
-      <w:r>
-        <w:t>fbc</w:t>
-      </w:r>
-      <w:proofErr w:type="spellEnd"/>
-      <w:r>
-        <w:t xml:space="preserve"> fb1=/kev1/r/BAHCE;   </w:t>
-      </w:r>
-      <w:r>
-        <w:tab/>
-      </w:r>
-      <w:r>
-        <w:tab/>
-      </w:r>
-      <w:r>
-        <w:tab/>
-      </w:r>
-      <w:proofErr w:type="spellStart"/>
-      <w:r>
-        <w:t>firebase</w:t>
-      </w:r>
-      <w:proofErr w:type="spellEnd"/>
-      <w:r>
-        <w:t xml:space="preserve"> yolu kev1 cihaz adı BAHCE</w:t>
-      </w:r>
-    </w:p>
-    <w:p>
-      <w:pPr>
-        <w:spacing w:after="0" w:line="240" w:lineRule="auto"/>
-        <w:ind w:firstLine="284"/>
-      </w:pPr>
-      <w:proofErr w:type="spellStart"/>
-      <w:r>
-        <w:t>if</w:t>
-      </w:r>
-      <w:proofErr w:type="spellEnd"/>
-      <w:r>
-        <w:t xml:space="preserve">(D2&lt;24)fb1=D1:1,VR0:BUZ&gt;ABCDE               diğer cihazın D1 </w:t>
-      </w:r>
-      <w:proofErr w:type="spellStart"/>
-      <w:r>
-        <w:t>pinini</w:t>
-      </w:r>
-      <w:proofErr w:type="spellEnd"/>
-      <w:r>
-        <w:t xml:space="preserve"> 1 </w:t>
-      </w:r>
-      <w:proofErr w:type="spellStart"/>
-      <w:r>
-        <w:t>yapmsdını</w:t>
-      </w:r>
-      <w:proofErr w:type="spellEnd"/>
-      <w:r>
-        <w:t xml:space="preserve"> ve </w:t>
-      </w:r>
-      <w:proofErr w:type="spellStart"/>
-      <w:r>
-        <w:t>buzzerden</w:t>
-      </w:r>
-      <w:proofErr w:type="spellEnd"/>
-      <w:r>
-        <w:t xml:space="preserve"> nota çalmasını ister. </w:t>
-      </w:r>
-    </w:p>
-    <w:p>
-      <w:pPr>
-        <w:spacing w:after="0" w:line="240" w:lineRule="auto"/>
-      </w:pPr>
-    </w:p>
-    <w:p>
-      <w:pPr>
-        <w:spacing w:after="0" w:line="240" w:lineRule="auto"/>
-      </w:pPr>
-      <w:r>
-        <w:t xml:space="preserve">Başka örnek:   </w:t>
-      </w:r>
-    </w:p>
-    <w:p>
-      <w:pPr>
-        <w:spacing w:after="0" w:line="240" w:lineRule="auto"/>
+      <w:r>
         <w:rPr>
           <w:rFonts w:ascii="Cascadia Code Light" w:hAnsi="Cascadia Code Light"/>
-        </w:rPr>
-      </w:pPr>
-      <w:proofErr w:type="spellStart"/>
+          <w:color w:val="BFBFBF" w:themeColor="background1" w:themeShade="BF"/>
+        </w:rPr>
+        <w:t xml:space="preserve">ABCDE </w:t>
+      </w:r>
       <w:r>
         <w:rPr>
           <w:rFonts w:ascii="Cascadia Code Light" w:hAnsi="Cascadia Code Light"/>
-        </w:rPr>
-        <w:t>fbc</w:t>
-      </w:r>
-      <w:proofErr w:type="spellEnd"/>
-      <w:r>
+          <w:color w:val="BFBFBF" w:themeColor="background1" w:themeShade="BF"/>
+        </w:rPr>
+        <w:t>çalar</w:t>
+      </w:r>
+    </w:p>
+    <w:p>
+      <w:pPr>
+        <w:spacing w:after="0" w:line="240" w:lineRule="auto"/>
         <w:rPr>
           <w:rFonts w:ascii="Cascadia Code Light" w:hAnsi="Cascadia Code Light"/>
-        </w:rPr>
-        <w:t xml:space="preserve"> fb1=/kev1/r/BAHCE;</w:t>
-      </w:r>
-    </w:p>
-    <w:p>
-      <w:pPr>
-        <w:spacing w:after="0" w:line="240" w:lineRule="auto"/>
+          <w:color w:val="BFBFBF" w:themeColor="background1" w:themeShade="BF"/>
+        </w:rPr>
+      </w:pPr>
+      <w:r>
         <w:rPr>
           <w:rFonts w:ascii="Cascadia Code Light" w:hAnsi="Cascadia Code Light"/>
-        </w:rPr>
-      </w:pPr>
+          <w:color w:val="BFBFBF" w:themeColor="background1" w:themeShade="BF"/>
+        </w:rPr>
+        <w:t xml:space="preserve">  D3=1 Bu kendi </w:t>
+      </w:r>
       <w:proofErr w:type="spellStart"/>
       <w:r>
         <w:rPr>
           <w:rFonts w:ascii="Cascadia Code Light" w:hAnsi="Cascadia Code Light"/>
-        </w:rPr>
-        <w:t>if</w:t>
+          <w:color w:val="BFBFBF" w:themeColor="background1" w:themeShade="BF"/>
+        </w:rPr>
+        <w:t>pini</w:t>
       </w:r>
       <w:proofErr w:type="spellEnd"/>
       <w:r>
         <w:rPr>
           <w:rFonts w:ascii="Cascadia Code Light" w:hAnsi="Cascadia Code Light"/>
-        </w:rPr>
-        <w:t>(D2&gt;4 &amp;&amp; D2&lt;20){fb1=D1:1,VR0:BUZ&gt;ABCDE;D3=1;http://192.168.2.111:8080/pipo;}</w:t>
-      </w:r>
-    </w:p>
-    <w:p>
-      <w:pPr>
-        <w:spacing w:after="0" w:line="240" w:lineRule="auto"/>
+          <w:color w:val="BFBFBF" w:themeColor="background1" w:themeShade="BF"/>
+        </w:rPr>
+        <w:t xml:space="preserve"> için D3 </w:t>
+      </w:r>
+      <w:proofErr w:type="spellStart"/>
+      <w:r>
         <w:rPr>
           <w:rFonts w:ascii="Cascadia Code Light" w:hAnsi="Cascadia Code Light"/>
-        </w:rPr>
-      </w:pPr>
-      <w:proofErr w:type="spellStart"/>
+          <w:color w:val="BFBFBF" w:themeColor="background1" w:themeShade="BF"/>
+        </w:rPr>
+        <w:t>pini</w:t>
+      </w:r>
+      <w:proofErr w:type="spellEnd"/>
       <w:r>
         <w:rPr>
           <w:rFonts w:ascii="Cascadia Code Light" w:hAnsi="Cascadia Code Light"/>
-        </w:rPr>
-        <w:t>if</w:t>
-      </w:r>
-      <w:proofErr w:type="spellEnd"/>
+          <w:color w:val="BFBFBF" w:themeColor="background1" w:themeShade="BF"/>
+        </w:rPr>
+        <w:t xml:space="preserve"> </w:t>
+      </w:r>
+      <w:proofErr w:type="spellStart"/>
       <w:r>
         <w:rPr>
           <w:rFonts w:ascii="Cascadia Code Light" w:hAnsi="Cascadia Code Light"/>
-        </w:rPr>
-        <w:t>(D2&gt;20){fb1=D1:0,VR0:BUZ&gt;___;D3=0;}</w:t>
-      </w:r>
-    </w:p>
-    <w:p>
-      <w:pPr>
-        <w:spacing w:after="0" w:line="240" w:lineRule="auto"/>
-      </w:pPr>
-    </w:p>
-    <w:p>
-      <w:pPr>
-        <w:spacing w:after="0" w:line="240" w:lineRule="auto"/>
-      </w:pPr>
-      <w:proofErr w:type="spellStart"/>
+          <w:color w:val="BFBFBF" w:themeColor="background1" w:themeShade="BF"/>
+        </w:rPr>
+        <w:t>high</w:t>
+      </w:r>
+      <w:proofErr w:type="spellEnd"/>
       <w:r>
         <w:rPr>
           <w:rFonts w:ascii="Cascadia Code Light" w:hAnsi="Cascadia Code Light"/>
-        </w:rPr>
-        <w:t>if</w:t>
-      </w:r>
-      <w:proofErr w:type="spellEnd"/>
-      <w:r>
+          <w:color w:val="BFBFBF" w:themeColor="background1" w:themeShade="BF"/>
+        </w:rPr>
+        <w:t xml:space="preserve"> olur.</w:t>
+      </w:r>
+    </w:p>
+    <w:p>
+      <w:pPr>
+        <w:spacing w:after="0" w:line="240" w:lineRule="auto"/>
         <w:rPr>
           <w:rFonts w:ascii="Cascadia Code Light" w:hAnsi="Cascadia Code Light"/>
-        </w:rPr>
-        <w:t>(D2&gt;4 &amp;&amp; D2&lt;20)</w:t>
-      </w:r>
-      <w:proofErr w:type="gramStart"/>
+          <w:color w:val="BFBFBF" w:themeColor="background1" w:themeShade="BF"/>
+        </w:rPr>
+      </w:pPr>
       <w:r>
         <w:rPr>
           <w:rFonts w:ascii="Cascadia Code Light" w:hAnsi="Cascadia Code Light"/>
-        </w:rPr>
-        <w:t>{</w:t>
-      </w:r>
-      <w:proofErr w:type="gramEnd"/>
-      <w:r>
-        <w:rPr>
-          <w:rFonts w:ascii="Cascadia Code Light" w:hAnsi="Cascadia Code Light"/>
-        </w:rPr>
-        <w:t>fb1=</w:t>
-      </w:r>
-    </w:p>
-    <w:p>
-      <w:pPr>
-        <w:spacing w:after="0" w:line="240" w:lineRule="auto"/>
-        <w:rPr>
-          <w:rFonts w:ascii="Cascadia Code Light" w:hAnsi="Cascadia Code Light"/>
-        </w:rPr>
-      </w:pPr>
-      <w:proofErr w:type="gramStart"/>
-      <w:r>
-        <w:rPr>
-          <w:rFonts w:ascii="Cascadia Code Light" w:hAnsi="Cascadia Code Light"/>
-        </w:rPr>
-        <w:t>{</w:t>
-      </w:r>
-      <w:proofErr w:type="gramEnd"/>
-      <w:r>
-        <w:rPr>
-          <w:rFonts w:ascii="Cascadia Code Light" w:hAnsi="Cascadia Code Light"/>
-        </w:rPr>
-        <w:t xml:space="preserve"> </w:t>
-      </w:r>
-      <w:r>
-        <w:rPr>
-          <w:rFonts w:ascii="Cascadia Code Light" w:hAnsi="Cascadia Code Light"/>
-        </w:rPr>
-        <w:t>D1:1,</w:t>
-      </w:r>
-      <w:r>
-        <w:rPr>
-          <w:rFonts w:ascii="Cascadia Code Light" w:hAnsi="Cascadia Code Light"/>
-        </w:rPr>
-        <w:t xml:space="preserve"> BAHCE D1 </w:t>
-      </w:r>
-      <w:proofErr w:type="spellStart"/>
-      <w:r>
-        <w:rPr>
-          <w:rFonts w:ascii="Cascadia Code Light" w:hAnsi="Cascadia Code Light"/>
-        </w:rPr>
-        <w:t>pini</w:t>
-      </w:r>
-      <w:proofErr w:type="spellEnd"/>
-      <w:r>
-        <w:rPr>
-          <w:rFonts w:ascii="Cascadia Code Light" w:hAnsi="Cascadia Code Light"/>
-        </w:rPr>
-        <w:t xml:space="preserve"> 1,</w:t>
-      </w:r>
-    </w:p>
-    <w:p>
-      <w:pPr>
-        <w:spacing w:after="0" w:line="240" w:lineRule="auto"/>
-        <w:rPr>
-          <w:rFonts w:ascii="Cascadia Code Light" w:hAnsi="Cascadia Code Light"/>
-        </w:rPr>
-      </w:pPr>
-      <w:r>
-        <w:rPr>
-          <w:rFonts w:ascii="Cascadia Code Light" w:hAnsi="Cascadia Code Light"/>
-        </w:rPr>
-        <w:t xml:space="preserve">  </w:t>
-      </w:r>
-      <w:r>
-        <w:rPr>
-          <w:rFonts w:ascii="Cascadia Code Light" w:hAnsi="Cascadia Code Light"/>
-        </w:rPr>
-        <w:t>VR0:BUZ&gt;ABCDE;</w:t>
-      </w:r>
-      <w:r>
-        <w:rPr>
-          <w:rFonts w:ascii="Cascadia Code Light" w:hAnsi="Cascadia Code Light"/>
-        </w:rPr>
-        <w:t xml:space="preserve"> BAHCE </w:t>
-      </w:r>
-      <w:proofErr w:type="spellStart"/>
-      <w:r>
-        <w:rPr>
-          <w:rFonts w:ascii="Cascadia Code Light" w:hAnsi="Cascadia Code Light"/>
-        </w:rPr>
-        <w:t>buzzer</w:t>
-      </w:r>
-      <w:proofErr w:type="spellEnd"/>
-      <w:r>
-        <w:rPr>
-          <w:rFonts w:ascii="Cascadia Code Light" w:hAnsi="Cascadia Code Light"/>
-        </w:rPr>
-        <w:t xml:space="preserve"> </w:t>
-      </w:r>
-      <w:r>
-        <w:rPr>
-          <w:rFonts w:ascii="Cascadia Code Light" w:hAnsi="Cascadia Code Light"/>
-        </w:rPr>
-        <w:t>ABCDE</w:t>
-      </w:r>
-      <w:r>
-        <w:rPr>
-          <w:rFonts w:ascii="Cascadia Code Light" w:hAnsi="Cascadia Code Light"/>
-        </w:rPr>
-        <w:t xml:space="preserve"> </w:t>
-      </w:r>
-      <w:r>
-        <w:rPr>
-          <w:rFonts w:ascii="Cascadia Code Light" w:hAnsi="Cascadia Code Light"/>
-        </w:rPr>
-        <w:t>çalar</w:t>
-      </w:r>
-    </w:p>
-    <w:p>
-      <w:pPr>
-        <w:spacing w:after="0" w:line="240" w:lineRule="auto"/>
-        <w:rPr>
-          <w:rFonts w:ascii="Cascadia Code Light" w:hAnsi="Cascadia Code Light"/>
-        </w:rPr>
-      </w:pPr>
-      <w:r>
-        <w:rPr>
-          <w:rFonts w:ascii="Cascadia Code Light" w:hAnsi="Cascadia Code Light"/>
-        </w:rPr>
-        <w:t xml:space="preserve">  </w:t>
-      </w:r>
-      <w:r>
-        <w:rPr>
-          <w:rFonts w:ascii="Cascadia Code Light" w:hAnsi="Cascadia Code Light"/>
-        </w:rPr>
-        <w:t>D3=1</w:t>
-      </w:r>
-      <w:r>
-        <w:rPr>
-          <w:rFonts w:ascii="Cascadia Code Light" w:hAnsi="Cascadia Code Light"/>
-        </w:rPr>
-        <w:t xml:space="preserve"> Bu kendi </w:t>
-      </w:r>
-      <w:proofErr w:type="spellStart"/>
-      <w:r>
-        <w:rPr>
-          <w:rFonts w:ascii="Cascadia Code Light" w:hAnsi="Cascadia Code Light"/>
-        </w:rPr>
-        <w:t>pini</w:t>
-      </w:r>
-      <w:proofErr w:type="spellEnd"/>
-      <w:r>
-        <w:rPr>
-          <w:rFonts w:ascii="Cascadia Code Light" w:hAnsi="Cascadia Code Light"/>
-        </w:rPr>
-        <w:t xml:space="preserve"> için D3 </w:t>
-      </w:r>
-      <w:proofErr w:type="spellStart"/>
-      <w:r>
-        <w:rPr>
-          <w:rFonts w:ascii="Cascadia Code Light" w:hAnsi="Cascadia Code Light"/>
-        </w:rPr>
-        <w:t>pini</w:t>
-      </w:r>
-      <w:proofErr w:type="spellEnd"/>
-      <w:r>
-        <w:rPr>
-          <w:rFonts w:ascii="Cascadia Code Light" w:hAnsi="Cascadia Code Light"/>
-        </w:rPr>
-        <w:t xml:space="preserve"> </w:t>
-      </w:r>
-      <w:proofErr w:type="spellStart"/>
-      <w:r>
-        <w:rPr>
-          <w:rFonts w:ascii="Cascadia Code Light" w:hAnsi="Cascadia Code Light"/>
-        </w:rPr>
-        <w:t>high</w:t>
-      </w:r>
-      <w:proofErr w:type="spellEnd"/>
-      <w:r>
-        <w:rPr>
-          <w:rFonts w:ascii="Cascadia Code Light" w:hAnsi="Cascadia Code Light"/>
-        </w:rPr>
-        <w:t xml:space="preserve"> olur.</w:t>
-      </w:r>
-    </w:p>
-    <w:p>
-      <w:pPr>
-        <w:spacing w:after="0" w:line="240" w:lineRule="auto"/>
-        <w:rPr>
-          <w:rFonts w:ascii="Cascadia Code Light" w:hAnsi="Cascadia Code Light"/>
-        </w:rPr>
-      </w:pPr>
-      <w:r>
-        <w:rPr>
-          <w:rFonts w:ascii="Cascadia Code Light" w:hAnsi="Cascadia Code Light"/>
+          <w:color w:val="BFBFBF" w:themeColor="background1" w:themeShade="BF"/>
         </w:rPr>
         <w:t xml:space="preserve">  </w:t>
       </w:r>
@@ -7134,6 +7506,7 @@
           <w:rPr>
             <w:rStyle w:val="Kpr"/>
             <w:rFonts w:ascii="Cascadia Code Light" w:hAnsi="Cascadia Code Light"/>
+            <w:color w:val="BFBFBF" w:themeColor="background1" w:themeShade="BF"/>
           </w:rPr>
           <w:t>http://192.168.2.111:8080/pipo</w:t>
         </w:r>
@@ -7141,41 +7514,907 @@
       <w:r>
         <w:rPr>
           <w:rFonts w:ascii="Cascadia Code Light" w:hAnsi="Cascadia Code Light"/>
-        </w:rPr>
+          <w:color w:val="BFBFBF" w:themeColor="background1" w:themeShade="BF"/>
+        </w:rPr>
+        <w:t xml:space="preserve">; ESP32-CAM foto çek ve </w:t>
+      </w:r>
+      <w:proofErr w:type="spellStart"/>
+      <w:r>
+        <w:rPr>
+          <w:rFonts w:ascii="Cascadia Code Light" w:hAnsi="Cascadia Code Light"/>
+          <w:color w:val="BFBFBF" w:themeColor="background1" w:themeShade="BF"/>
+        </w:rPr>
+        <w:t>telegrama</w:t>
+      </w:r>
+      <w:proofErr w:type="spellEnd"/>
+      <w:r>
+        <w:rPr>
+          <w:rFonts w:ascii="Cascadia Code Light" w:hAnsi="Cascadia Code Light"/>
+          <w:color w:val="BFBFBF" w:themeColor="background1" w:themeShade="BF"/>
+        </w:rPr>
+        <w:t xml:space="preserve"> yolla.</w:t>
+      </w:r>
+    </w:p>
+    <w:p>
+      <w:pPr>
+        <w:spacing w:after="0" w:line="240" w:lineRule="auto"/>
+        <w:rPr>
+          <w:rFonts w:ascii="Cascadia Code Light" w:hAnsi="Cascadia Code Light"/>
+          <w:color w:val="BFBFBF" w:themeColor="background1" w:themeShade="BF"/>
+        </w:rPr>
+      </w:pPr>
+      <w:proofErr w:type="gramStart"/>
+      <w:r>
+        <w:rPr>
+          <w:rFonts w:ascii="Cascadia Code Light" w:hAnsi="Cascadia Code Light"/>
+          <w:color w:val="BFBFBF" w:themeColor="background1" w:themeShade="BF"/>
+        </w:rPr>
+        <w:t>}</w:t>
+      </w:r>
+      <w:proofErr w:type="gramEnd"/>
+    </w:p>
+    <w:p>
+      <w:pPr>
+        <w:spacing w:after="0" w:line="240" w:lineRule="auto"/>
+      </w:pPr>
+    </w:p>
+    <w:p>
+      <w:pPr>
+        <w:spacing w:after="0" w:line="240" w:lineRule="auto"/>
+      </w:pPr>
+    </w:p>
+    <w:p>
+      <w:pPr>
+        <w:spacing w:after="0" w:line="240" w:lineRule="auto"/>
+      </w:pPr>
+    </w:p>
+    <w:p>
+      <w:pPr>
+        <w:spacing w:after="0" w:line="240" w:lineRule="auto"/>
+      </w:pPr>
+    </w:p>
+    <w:p>
+      <w:pPr>
+        <w:spacing w:after="0" w:line="240" w:lineRule="auto"/>
+      </w:pPr>
+    </w:p>
+    <w:p>
+      <w:pPr>
+        <w:spacing w:after="0" w:line="240" w:lineRule="auto"/>
+      </w:pPr>
+    </w:p>
+    <w:p>
+      <w:pPr>
+        <w:spacing w:after="0" w:line="240" w:lineRule="auto"/>
+      </w:pPr>
+    </w:p>
+    <w:p>
+      <w:pPr>
+        <w:spacing w:after="0" w:line="240" w:lineRule="auto"/>
+      </w:pPr>
+    </w:p>
+    <w:p>
+      <w:pPr>
+        <w:spacing w:after="0" w:line="240" w:lineRule="auto"/>
+      </w:pPr>
+    </w:p>
+    <w:p>
+      <w:pPr>
+        <w:spacing w:after="0" w:line="240" w:lineRule="auto"/>
+      </w:pPr>
+    </w:p>
+    <w:p>
+      <w:pPr>
+        <w:spacing w:after="0" w:line="240" w:lineRule="auto"/>
+      </w:pPr>
+    </w:p>
+    <w:p>
+      <w:pPr>
+        <w:spacing w:after="0" w:line="240" w:lineRule="auto"/>
+      </w:pPr>
+    </w:p>
+    <w:p>
+      <w:pPr>
+        <w:spacing w:after="0" w:line="240" w:lineRule="auto"/>
+      </w:pPr>
+    </w:p>
+    <w:p>
+      <w:pPr>
+        <w:spacing w:after="0" w:line="240" w:lineRule="auto"/>
+      </w:pPr>
+    </w:p>
+    <w:p>
+      <w:pPr>
+        <w:spacing w:after="0" w:line="240" w:lineRule="auto"/>
+      </w:pPr>
+    </w:p>
+    <w:p>
+      <w:pPr>
+        <w:spacing w:after="0" w:line="240" w:lineRule="auto"/>
+      </w:pPr>
+    </w:p>
+    <w:p>
+      <w:pPr>
+        <w:spacing w:after="0" w:line="240" w:lineRule="auto"/>
+      </w:pPr>
+    </w:p>
+    <w:p>
+      <w:pPr>
+        <w:spacing w:after="0" w:line="240" w:lineRule="auto"/>
+      </w:pPr>
+    </w:p>
+    <w:p>
+      <w:pPr>
+        <w:spacing w:after="0" w:line="240" w:lineRule="auto"/>
+      </w:pPr>
+    </w:p>
+    <w:p>
+      <w:pPr>
+        <w:spacing w:after="0" w:line="240" w:lineRule="auto"/>
+      </w:pPr>
+    </w:p>
+    <w:p>
+      <w:pPr>
+        <w:spacing w:after="0" w:line="240" w:lineRule="auto"/>
+        <w:rPr>
+          <w:color w:val="BFBFBF" w:themeColor="background1" w:themeShade="BF"/>
+        </w:rPr>
+      </w:pPr>
+      <w:r>
+        <w:t xml:space="preserve">MQTT </w:t>
+      </w:r>
+      <w:r>
+        <w:rPr>
+          <w:color w:val="BFBFBF" w:themeColor="background1" w:themeShade="BF"/>
+        </w:rPr>
+        <w:t xml:space="preserve">&amp; FİREBASE </w:t>
+      </w:r>
+      <w:r>
+        <w:t>KULLANIMI</w:t>
+      </w:r>
+    </w:p>
+    <w:p>
+      <w:pPr>
+        <w:spacing w:after="0" w:line="240" w:lineRule="auto"/>
+      </w:pPr>
+    </w:p>
+    <w:p>
+      <w:pPr>
+        <w:spacing w:after="0" w:line="240" w:lineRule="auto"/>
+      </w:pPr>
+      <w:r>
+        <w:t>Program örneği:</w:t>
+      </w:r>
+    </w:p>
+    <w:p>
+      <w:pPr>
+        <w:spacing w:after="0" w:line="240" w:lineRule="auto"/>
+      </w:pPr>
+    </w:p>
+    <w:p>
+      <w:pPr>
+        <w:spacing w:after="0" w:line="240" w:lineRule="auto"/>
+        <w:rPr>
+          <w:color w:val="BFBFBF" w:themeColor="background1" w:themeShade="BF"/>
+        </w:rPr>
+      </w:pPr>
+      <w:r>
+        <w:rPr>
+          <w:color w:val="BFBFBF" w:themeColor="background1" w:themeShade="BF"/>
+        </w:rPr>
+        <w:t xml:space="preserve">Sadece </w:t>
+      </w:r>
+      <w:proofErr w:type="spellStart"/>
+      <w:proofErr w:type="gramStart"/>
+      <w:r>
+        <w:rPr>
+          <w:color w:val="BFBFBF" w:themeColor="background1" w:themeShade="BF"/>
+        </w:rPr>
+        <w:t>firebase</w:t>
+      </w:r>
+      <w:proofErr w:type="spellEnd"/>
+      <w:r>
+        <w:rPr>
+          <w:color w:val="BFBFBF" w:themeColor="background1" w:themeShade="BF"/>
+        </w:rPr>
+        <w:t xml:space="preserve">  gönderim</w:t>
+      </w:r>
+      <w:proofErr w:type="gramEnd"/>
+      <w:r>
+        <w:rPr>
+          <w:color w:val="BFBFBF" w:themeColor="background1" w:themeShade="BF"/>
+        </w:rPr>
+        <w:t xml:space="preserve"> için</w:t>
+      </w:r>
+    </w:p>
+    <w:p>
+      <w:pPr>
+        <w:spacing w:after="0" w:line="240" w:lineRule="auto"/>
+      </w:pPr>
+    </w:p>
+    <w:p>
+      <w:pPr>
+        <w:spacing w:after="0" w:line="240" w:lineRule="auto"/>
+        <w:rPr>
+          <w:color w:val="BFBFBF" w:themeColor="background1" w:themeShade="BF"/>
+        </w:rPr>
+      </w:pPr>
+      <w:proofErr w:type="spellStart"/>
+      <w:r>
+        <w:rPr>
+          <w:color w:val="BFBFBF" w:themeColor="background1" w:themeShade="BF"/>
+        </w:rPr>
+        <w:t>fbc</w:t>
+      </w:r>
+      <w:proofErr w:type="spellEnd"/>
+      <w:r>
+        <w:rPr>
+          <w:color w:val="BFBFBF" w:themeColor="background1" w:themeShade="BF"/>
+        </w:rPr>
+        <w:t xml:space="preserve"> fb1=/kev1/r/BAHCE;</w:t>
+      </w:r>
+    </w:p>
+    <w:p>
+      <w:pPr>
+        <w:spacing w:after="0" w:line="240" w:lineRule="auto"/>
+        <w:rPr>
+          <w:color w:val="BFBFBF" w:themeColor="background1" w:themeShade="BF"/>
+        </w:rPr>
+      </w:pPr>
+      <w:proofErr w:type="spellStart"/>
+      <w:r>
+        <w:rPr>
+          <w:color w:val="BFBFBF" w:themeColor="background1" w:themeShade="BF"/>
+        </w:rPr>
+        <w:t>if</w:t>
+      </w:r>
+      <w:proofErr w:type="spellEnd"/>
+      <w:r>
+        <w:rPr>
+          <w:color w:val="BFBFBF" w:themeColor="background1" w:themeShade="BF"/>
+        </w:rPr>
+        <w:t>(D2&gt;20){fb1=D1:0,VR0:BUZ&gt;_;D3=0;}</w:t>
+      </w:r>
+    </w:p>
+    <w:p>
+      <w:pPr>
+        <w:spacing w:after="0" w:line="240" w:lineRule="auto"/>
+        <w:rPr>
+          <w:color w:val="BFBFBF" w:themeColor="background1" w:themeShade="BF"/>
+        </w:rPr>
+      </w:pPr>
+      <w:proofErr w:type="spellStart"/>
+      <w:r>
+        <w:rPr>
+          <w:color w:val="BFBFBF" w:themeColor="background1" w:themeShade="BF"/>
+        </w:rPr>
+        <w:t>if</w:t>
+      </w:r>
+      <w:proofErr w:type="spellEnd"/>
+      <w:r>
+        <w:rPr>
+          <w:color w:val="BFBFBF" w:themeColor="background1" w:themeShade="BF"/>
+        </w:rPr>
+        <w:t>(D2&gt;3 &amp;&amp; D2&lt;20){fb1=D1:1,VR0:BUZ&gt;ABCD_;D3=1;}</w:t>
+      </w:r>
+    </w:p>
+    <w:p>
+      <w:pPr>
+        <w:spacing w:after="0" w:line="240" w:lineRule="auto"/>
+        <w:rPr>
+          <w:color w:val="BFBFBF" w:themeColor="background1" w:themeShade="BF"/>
+        </w:rPr>
+      </w:pPr>
+    </w:p>
+    <w:p>
+      <w:pPr>
+        <w:spacing w:after="0" w:line="240" w:lineRule="auto"/>
+        <w:rPr>
+          <w:color w:val="BFBFBF" w:themeColor="background1" w:themeShade="BF"/>
+        </w:rPr>
+      </w:pPr>
+      <w:r>
+        <w:rPr>
+          <w:color w:val="BFBFBF" w:themeColor="background1" w:themeShade="BF"/>
+        </w:rPr>
+        <w:t>////</w:t>
+      </w:r>
+    </w:p>
+    <w:p>
+      <w:pPr>
+        <w:spacing w:after="0" w:line="240" w:lineRule="auto"/>
+        <w:rPr>
+          <w:color w:val="BFBFBF" w:themeColor="background1" w:themeShade="BF"/>
+        </w:rPr>
+      </w:pPr>
+      <w:proofErr w:type="spellStart"/>
+      <w:r>
+        <w:rPr>
+          <w:color w:val="BFBFBF" w:themeColor="background1" w:themeShade="BF"/>
+        </w:rPr>
+        <w:t>fbc</w:t>
+      </w:r>
+      <w:proofErr w:type="spellEnd"/>
+      <w:r>
+        <w:rPr>
+          <w:color w:val="BFBFBF" w:themeColor="background1" w:themeShade="BF"/>
+        </w:rPr>
+        <w:t xml:space="preserve"> fb1=/kev1/r/BAHCE;</w:t>
+      </w:r>
+    </w:p>
+    <w:p>
+      <w:pPr>
+        <w:spacing w:after="0" w:line="240" w:lineRule="auto"/>
+        <w:rPr>
+          <w:color w:val="BFBFBF" w:themeColor="background1" w:themeShade="BF"/>
+        </w:rPr>
+      </w:pPr>
+      <w:proofErr w:type="spellStart"/>
+      <w:r>
+        <w:rPr>
+          <w:color w:val="BFBFBF" w:themeColor="background1" w:themeShade="BF"/>
+        </w:rPr>
+        <w:t>if</w:t>
+      </w:r>
+      <w:proofErr w:type="spellEnd"/>
+      <w:r>
+        <w:rPr>
+          <w:color w:val="BFBFBF" w:themeColor="background1" w:themeShade="BF"/>
+        </w:rPr>
+        <w:t>(D2&gt;20){fb1=D1:0,VR0:BUZ&gt;_;D3=0;}</w:t>
+      </w:r>
+    </w:p>
+    <w:p>
+      <w:pPr>
+        <w:spacing w:after="0" w:line="240" w:lineRule="auto"/>
+        <w:rPr>
+          <w:color w:val="BFBFBF" w:themeColor="background1" w:themeShade="BF"/>
+        </w:rPr>
+      </w:pPr>
+      <w:proofErr w:type="spellStart"/>
+      <w:r>
+        <w:rPr>
+          <w:color w:val="BFBFBF" w:themeColor="background1" w:themeShade="BF"/>
+        </w:rPr>
+        <w:t>if</w:t>
+      </w:r>
+      <w:proofErr w:type="spellEnd"/>
+      <w:r>
+        <w:rPr>
+          <w:color w:val="BFBFBF" w:themeColor="background1" w:themeShade="BF"/>
+        </w:rPr>
+        <w:t>(D2&gt;3 &amp;&amp; D2&lt;20){fb1=D1:1,VR0:BUZ&gt;ABCD_;D3=1;}</w:t>
+      </w:r>
+    </w:p>
+    <w:p>
+      <w:pPr>
+        <w:spacing w:after="0" w:line="240" w:lineRule="auto"/>
+        <w:rPr>
+          <w:color w:val="BFBFBF" w:themeColor="background1" w:themeShade="BF"/>
+        </w:rPr>
+      </w:pPr>
+      <w:r>
+        <w:rPr>
+          <w:color w:val="BFBFBF" w:themeColor="background1" w:themeShade="BF"/>
+        </w:rPr>
+        <w:t>///</w:t>
+      </w:r>
+    </w:p>
+    <w:p>
+      <w:pPr>
+        <w:spacing w:after="0" w:line="240" w:lineRule="auto"/>
+      </w:pPr>
+    </w:p>
+    <w:p>
+      <w:pPr>
+        <w:spacing w:after="0" w:line="240" w:lineRule="auto"/>
+      </w:pPr>
+    </w:p>
+    <w:p>
+      <w:pPr>
+        <w:spacing w:after="0" w:line="240" w:lineRule="auto"/>
+      </w:pPr>
+      <w:r>
+        <w:t>//</w:t>
+      </w:r>
+      <w:proofErr w:type="spellStart"/>
+      <w:r>
+        <w:t>if</w:t>
+      </w:r>
+      <w:proofErr w:type="spellEnd"/>
+      <w:r>
+        <w:t>(D2&gt;4 &amp;&amp; D2&lt;20){</w:t>
+      </w:r>
+      <w:proofErr w:type="spellStart"/>
+      <w:r>
+        <w:t>mqtt</w:t>
+      </w:r>
+      <w:proofErr w:type="spellEnd"/>
+      <w:r>
+        <w:t>:/kev1/BAHCE=D1:1,VR0:BUZ&gt;CE_CE;D3=1;}</w:t>
+      </w:r>
+    </w:p>
+    <w:p>
+      <w:pPr>
+        <w:spacing w:after="0" w:line="240" w:lineRule="auto"/>
+      </w:pPr>
+      <w:r>
+        <w:t>//</w:t>
+      </w:r>
+      <w:proofErr w:type="spellStart"/>
+      <w:r>
+        <w:t>if</w:t>
+      </w:r>
+      <w:proofErr w:type="spellEnd"/>
+      <w:r>
+        <w:t>(D2&gt;20 &amp;&amp; D2&lt;35){</w:t>
+      </w:r>
+      <w:proofErr w:type="spellStart"/>
+      <w:r>
+        <w:t>mqtt</w:t>
+      </w:r>
+      <w:proofErr w:type="spellEnd"/>
+      <w:r>
+        <w:t>:/kev1/BAHCE=D1:0,VR0:BUZ&gt;___;D3=0;}</w:t>
+      </w:r>
+    </w:p>
+    <w:p>
+      <w:pPr>
+        <w:spacing w:after="0" w:line="240" w:lineRule="auto"/>
+      </w:pPr>
+      <w:r>
+        <w:t>//</w:t>
+      </w:r>
+      <w:proofErr w:type="spellStart"/>
+      <w:r>
+        <w:t>if</w:t>
+      </w:r>
+      <w:proofErr w:type="spellEnd"/>
+      <w:r>
+        <w:t>(D2&gt;35){</w:t>
+      </w:r>
+      <w:proofErr w:type="spellStart"/>
+      <w:r>
+        <w:t>mqtt</w:t>
+      </w:r>
+      <w:proofErr w:type="spellEnd"/>
+      <w:r>
+        <w:t>:/kev1/BAHCE=D1:0;D3=0;}</w:t>
+      </w:r>
+    </w:p>
+    <w:p>
+      <w:pPr>
+        <w:spacing w:after="0" w:line="240" w:lineRule="auto"/>
+      </w:pPr>
+    </w:p>
+    <w:p>
+      <w:pPr>
+        <w:spacing w:after="0" w:line="240" w:lineRule="auto"/>
+      </w:pPr>
+      <w:r>
+        <w:t xml:space="preserve">Yerelde </w:t>
+      </w:r>
+      <w:proofErr w:type="spellStart"/>
+      <w:r>
+        <w:t>mqtt</w:t>
+      </w:r>
+      <w:proofErr w:type="spellEnd"/>
+      <w:r>
+        <w:t xml:space="preserve"> </w:t>
+      </w:r>
+      <w:r>
+        <w:rPr>
+          <w:color w:val="D9D9D9" w:themeColor="background1" w:themeShade="D9"/>
+        </w:rPr>
+        <w:t xml:space="preserve">ile haberleşip, </w:t>
+      </w:r>
+      <w:proofErr w:type="spellStart"/>
+      <w:r>
+        <w:rPr>
+          <w:color w:val="D9D9D9" w:themeColor="background1" w:themeShade="D9"/>
+        </w:rPr>
+        <w:t>firebase’e</w:t>
+      </w:r>
+      <w:proofErr w:type="spellEnd"/>
+      <w:r>
+        <w:rPr>
+          <w:color w:val="D9D9D9" w:themeColor="background1" w:themeShade="D9"/>
+        </w:rPr>
+        <w:t xml:space="preserve"> bilgi gönderimi için</w:t>
+      </w:r>
+      <w:r>
         <w:t>;</w:t>
       </w:r>
-      <w:r>
-        <w:rPr>
-          <w:rFonts w:ascii="Cascadia Code Light" w:hAnsi="Cascadia Code Light"/>
-        </w:rPr>
-        <w:t xml:space="preserve"> ESP32-CAM foto çek ve </w:t>
-      </w:r>
-      <w:proofErr w:type="spellStart"/>
-      <w:r>
-        <w:rPr>
-          <w:rFonts w:ascii="Cascadia Code Light" w:hAnsi="Cascadia Code Light"/>
-        </w:rPr>
-        <w:t>telegrama</w:t>
-      </w:r>
-      <w:proofErr w:type="spellEnd"/>
-      <w:r>
-        <w:rPr>
-          <w:rFonts w:ascii="Cascadia Code Light" w:hAnsi="Cascadia Code Light"/>
-        </w:rPr>
-        <w:t xml:space="preserve"> yolla.</w:t>
-      </w:r>
-    </w:p>
-    <w:p>
-      <w:pPr>
-        <w:spacing w:after="0" w:line="240" w:lineRule="auto"/>
-        <w:rPr>
-          <w:rFonts w:ascii="Cascadia Code Light" w:hAnsi="Cascadia Code Light"/>
+    </w:p>
+    <w:p>
+      <w:pPr>
+        <w:spacing w:after="0" w:line="240" w:lineRule="auto"/>
+      </w:pPr>
+    </w:p>
+    <w:p>
+      <w:pPr>
+        <w:spacing w:after="0" w:line="240" w:lineRule="auto"/>
+        <w:rPr>
+          <w:color w:val="D9D9D9" w:themeColor="background1" w:themeShade="D9"/>
+        </w:rPr>
+      </w:pPr>
+      <w:r>
+        <w:rPr>
+          <w:color w:val="D9D9D9" w:themeColor="background1" w:themeShade="D9"/>
+        </w:rPr>
+        <w:t>//</w:t>
+      </w:r>
+      <w:proofErr w:type="spellStart"/>
+      <w:r>
+        <w:rPr>
+          <w:color w:val="D9D9D9" w:themeColor="background1" w:themeShade="D9"/>
+        </w:rPr>
+        <w:t>fbc</w:t>
+      </w:r>
+      <w:proofErr w:type="spellEnd"/>
+      <w:r>
+        <w:rPr>
+          <w:color w:val="D9D9D9" w:themeColor="background1" w:themeShade="D9"/>
+        </w:rPr>
+        <w:t xml:space="preserve"> fb1=/kev1/r/BAHCE;</w:t>
+      </w:r>
+    </w:p>
+    <w:p>
+      <w:pPr>
+        <w:spacing w:after="0" w:line="240" w:lineRule="auto"/>
+        <w:rPr>
+          <w:color w:val="D9D9D9" w:themeColor="background1" w:themeShade="D9"/>
+        </w:rPr>
+      </w:pPr>
+      <w:r>
+        <w:rPr>
+          <w:color w:val="D9D9D9" w:themeColor="background1" w:themeShade="D9"/>
+        </w:rPr>
+        <w:t>//</w:t>
+      </w:r>
+      <w:proofErr w:type="spellStart"/>
+      <w:r>
+        <w:rPr>
+          <w:color w:val="D9D9D9" w:themeColor="background1" w:themeShade="D9"/>
+        </w:rPr>
+        <w:t>if</w:t>
+      </w:r>
+      <w:proofErr w:type="spellEnd"/>
+      <w:r>
+        <w:rPr>
+          <w:color w:val="D9D9D9" w:themeColor="background1" w:themeShade="D9"/>
+        </w:rPr>
+        <w:t>(D2&gt;20){fb1=D1:0,VR0:BUZ&gt;_;D3=0;}</w:t>
+      </w:r>
+    </w:p>
+    <w:p>
+      <w:pPr>
+        <w:spacing w:after="0" w:line="240" w:lineRule="auto"/>
+        <w:rPr>
+          <w:color w:val="D9D9D9" w:themeColor="background1" w:themeShade="D9"/>
+        </w:rPr>
+      </w:pPr>
+      <w:r>
+        <w:rPr>
+          <w:color w:val="D9D9D9" w:themeColor="background1" w:themeShade="D9"/>
+        </w:rPr>
+        <w:t>//</w:t>
+      </w:r>
+      <w:proofErr w:type="spellStart"/>
+      <w:r>
+        <w:rPr>
+          <w:color w:val="D9D9D9" w:themeColor="background1" w:themeShade="D9"/>
+        </w:rPr>
+        <w:t>if</w:t>
+      </w:r>
+      <w:proofErr w:type="spellEnd"/>
+      <w:r>
+        <w:rPr>
+          <w:color w:val="D9D9D9" w:themeColor="background1" w:themeShade="D9"/>
+        </w:rPr>
+        <w:t>(D2&gt;3 &amp;&amp; D2&lt;20){fb1=D1:1,VR0:BUZ&gt;ABCD_;D3=1;}</w:t>
+      </w:r>
+    </w:p>
+    <w:p>
+      <w:pPr>
+        <w:spacing w:after="0" w:line="240" w:lineRule="auto"/>
+      </w:pPr>
+    </w:p>
+    <w:p>
+      <w:pPr>
+        <w:spacing w:after="0" w:line="240" w:lineRule="auto"/>
+      </w:pPr>
+      <w:proofErr w:type="spellStart"/>
+      <w:r>
+        <w:t>if</w:t>
+      </w:r>
+      <w:proofErr w:type="spellEnd"/>
+      <w:r>
+        <w:t>(D2&gt;4 &amp;&amp; D2&lt;20){</w:t>
+      </w:r>
+      <w:proofErr w:type="spellStart"/>
+      <w:r>
+        <w:t>mqtt</w:t>
+      </w:r>
+      <w:proofErr w:type="spellEnd"/>
+      <w:r>
+        <w:t>:/kev1/BAHCE=D1:1,VR0:BUZ&gt;CE_CE;D3=1;}</w:t>
+      </w:r>
+    </w:p>
+    <w:p>
+      <w:pPr>
+        <w:spacing w:after="0" w:line="240" w:lineRule="auto"/>
+      </w:pPr>
+      <w:proofErr w:type="spellStart"/>
+      <w:r>
+        <w:t>if</w:t>
+      </w:r>
+      <w:proofErr w:type="spellEnd"/>
+      <w:r>
+        <w:t>(D2&gt;20 &amp;&amp; D2&lt;35){</w:t>
+      </w:r>
+      <w:proofErr w:type="spellStart"/>
+      <w:r>
+        <w:t>mqtt</w:t>
+      </w:r>
+      <w:proofErr w:type="spellEnd"/>
+      <w:r>
+        <w:t>:/kev1/BAHCE=D1:0,VR0:BUZ&gt;___;D3=0;}</w:t>
+      </w:r>
+    </w:p>
+    <w:p>
+      <w:pPr>
+        <w:spacing w:after="0" w:line="240" w:lineRule="auto"/>
+      </w:pPr>
+      <w:proofErr w:type="spellStart"/>
+      <w:r>
+        <w:t>if</w:t>
+      </w:r>
+      <w:proofErr w:type="spellEnd"/>
+      <w:r>
+        <w:t>(D2&gt;35){</w:t>
+      </w:r>
+      <w:proofErr w:type="spellStart"/>
+      <w:r>
+        <w:t>mqtt</w:t>
+      </w:r>
+      <w:proofErr w:type="spellEnd"/>
+      <w:r>
+        <w:t>:/kev1/BAHCE=D1:0;D3=0;}</w:t>
+      </w:r>
+    </w:p>
+    <w:p>
+      <w:pPr>
+        <w:spacing w:after="0" w:line="240" w:lineRule="auto"/>
+      </w:pPr>
+    </w:p>
+    <w:p>
+      <w:pPr>
+        <w:spacing w:after="0" w:line="240" w:lineRule="auto"/>
+      </w:pPr>
+    </w:p>
+    <w:p>
+      <w:pPr>
+        <w:spacing w:after="0" w:line="240" w:lineRule="auto"/>
+      </w:pPr>
+    </w:p>
+    <w:p>
+      <w:pPr>
+        <w:spacing w:after="0" w:line="240" w:lineRule="auto"/>
+      </w:pPr>
+    </w:p>
+    <w:p>
+      <w:pPr>
+        <w:spacing w:after="0" w:line="240" w:lineRule="auto"/>
+      </w:pPr>
+    </w:p>
+    <w:p>
+      <w:pPr>
+        <w:spacing w:after="0" w:line="240" w:lineRule="auto"/>
+      </w:pPr>
+    </w:p>
+    <w:p>
+      <w:pPr>
+        <w:spacing w:after="0" w:line="240" w:lineRule="auto"/>
+      </w:pPr>
+    </w:p>
+    <w:p>
+      <w:pPr>
+        <w:spacing w:after="0" w:line="240" w:lineRule="auto"/>
+        <w:rPr>
+          <w:color w:val="D9D9D9" w:themeColor="background1" w:themeShade="D9"/>
+        </w:rPr>
+      </w:pPr>
+      <w:r>
+        <w:rPr>
+          <w:color w:val="D9D9D9" w:themeColor="background1" w:themeShade="D9"/>
+        </w:rPr>
+        <w:t>FİREBASE AYARLARI</w:t>
+      </w:r>
+    </w:p>
+    <w:p>
+      <w:pPr>
+        <w:spacing w:after="0" w:line="240" w:lineRule="auto"/>
+        <w:rPr>
+          <w:color w:val="D9D9D9" w:themeColor="background1" w:themeShade="D9"/>
+        </w:rPr>
+      </w:pPr>
+    </w:p>
+    <w:p>
+      <w:pPr>
+        <w:spacing w:after="0" w:line="240" w:lineRule="auto"/>
+        <w:rPr>
+          <w:color w:val="D9D9D9" w:themeColor="background1" w:themeShade="D9"/>
+        </w:rPr>
+      </w:pPr>
+      <w:r>
+        <w:rPr>
+          <w:color w:val="D9D9D9" w:themeColor="background1" w:themeShade="D9"/>
+        </w:rPr>
+        <w:t>FİREBASE REALTİME DATABASE:</w:t>
+      </w:r>
+    </w:p>
+    <w:p>
+      <w:pPr>
+        <w:spacing w:after="0" w:line="240" w:lineRule="auto"/>
+        <w:rPr>
+          <w:color w:val="D9D9D9" w:themeColor="background1" w:themeShade="D9"/>
+        </w:rPr>
+      </w:pPr>
+      <w:r>
+        <w:rPr>
+          <w:color w:val="D9D9D9" w:themeColor="background1" w:themeShade="D9"/>
+        </w:rPr>
+        <w:t>RULES</w:t>
+      </w:r>
+    </w:p>
+    <w:p>
+      <w:pPr>
+        <w:spacing w:after="0" w:line="240" w:lineRule="auto"/>
+        <w:rPr>
+          <w:color w:val="D9D9D9" w:themeColor="background1" w:themeShade="D9"/>
         </w:rPr>
       </w:pPr>
       <w:proofErr w:type="gramStart"/>
       <w:r>
         <w:rPr>
-          <w:rFonts w:ascii="Cascadia Code Light" w:hAnsi="Cascadia Code Light"/>
+          <w:color w:val="D9D9D9" w:themeColor="background1" w:themeShade="D9"/>
+        </w:rPr>
+        <w:t>{</w:t>
+      </w:r>
+      <w:proofErr w:type="gramEnd"/>
+    </w:p>
+    <w:p>
+      <w:pPr>
+        <w:spacing w:after="0" w:line="240" w:lineRule="auto"/>
+        <w:rPr>
+          <w:color w:val="D9D9D9" w:themeColor="background1" w:themeShade="D9"/>
+        </w:rPr>
+      </w:pPr>
+      <w:r>
+        <w:rPr>
+          <w:color w:val="D9D9D9" w:themeColor="background1" w:themeShade="D9"/>
+        </w:rPr>
+        <w:t xml:space="preserve">  "</w:t>
+      </w:r>
+      <w:proofErr w:type="spellStart"/>
+      <w:r>
+        <w:rPr>
+          <w:color w:val="D9D9D9" w:themeColor="background1" w:themeShade="D9"/>
+        </w:rPr>
+        <w:t>rules</w:t>
+      </w:r>
+      <w:proofErr w:type="spellEnd"/>
+      <w:r>
+        <w:rPr>
+          <w:color w:val="D9D9D9" w:themeColor="background1" w:themeShade="D9"/>
+        </w:rPr>
+        <w:t xml:space="preserve">": </w:t>
+      </w:r>
+      <w:proofErr w:type="gramStart"/>
+      <w:r>
+        <w:rPr>
+          <w:color w:val="D9D9D9" w:themeColor="background1" w:themeShade="D9"/>
+        </w:rPr>
+        <w:t>{</w:t>
+      </w:r>
+      <w:proofErr w:type="gramEnd"/>
+    </w:p>
+    <w:p>
+      <w:pPr>
+        <w:spacing w:after="0" w:line="240" w:lineRule="auto"/>
+        <w:rPr>
+          <w:color w:val="D9D9D9" w:themeColor="background1" w:themeShade="D9"/>
+        </w:rPr>
+      </w:pPr>
+      <w:r>
+        <w:rPr>
+          <w:color w:val="D9D9D9" w:themeColor="background1" w:themeShade="D9"/>
+        </w:rPr>
+        <w:t xml:space="preserve">        ".</w:t>
+      </w:r>
+      <w:proofErr w:type="spellStart"/>
+      <w:r>
+        <w:rPr>
+          <w:color w:val="D9D9D9" w:themeColor="background1" w:themeShade="D9"/>
+        </w:rPr>
+        <w:t>read</w:t>
+      </w:r>
+      <w:proofErr w:type="spellEnd"/>
+      <w:r>
+        <w:rPr>
+          <w:color w:val="D9D9D9" w:themeColor="background1" w:themeShade="D9"/>
+        </w:rPr>
+        <w:t xml:space="preserve">": </w:t>
+      </w:r>
+      <w:proofErr w:type="spellStart"/>
+      <w:r>
+        <w:rPr>
+          <w:color w:val="D9D9D9" w:themeColor="background1" w:themeShade="D9"/>
+        </w:rPr>
+        <w:t>true</w:t>
+      </w:r>
+      <w:proofErr w:type="spellEnd"/>
+      <w:r>
+        <w:rPr>
+          <w:color w:val="D9D9D9" w:themeColor="background1" w:themeShade="D9"/>
+        </w:rPr>
+        <w:t>,</w:t>
+      </w:r>
+    </w:p>
+    <w:p>
+      <w:pPr>
+        <w:spacing w:after="0" w:line="240" w:lineRule="auto"/>
+        <w:rPr>
+          <w:color w:val="D9D9D9" w:themeColor="background1" w:themeShade="D9"/>
+        </w:rPr>
+      </w:pPr>
+      <w:r>
+        <w:rPr>
+          <w:color w:val="D9D9D9" w:themeColor="background1" w:themeShade="D9"/>
+        </w:rPr>
+        <w:t xml:space="preserve">        ".</w:t>
+      </w:r>
+      <w:proofErr w:type="spellStart"/>
+      <w:r>
+        <w:rPr>
+          <w:color w:val="D9D9D9" w:themeColor="background1" w:themeShade="D9"/>
+        </w:rPr>
+        <w:t>write</w:t>
+      </w:r>
+      <w:proofErr w:type="spellEnd"/>
+      <w:r>
+        <w:rPr>
+          <w:color w:val="D9D9D9" w:themeColor="background1" w:themeShade="D9"/>
+        </w:rPr>
+        <w:t xml:space="preserve">": </w:t>
+      </w:r>
+      <w:proofErr w:type="spellStart"/>
+      <w:r>
+        <w:rPr>
+          <w:color w:val="D9D9D9" w:themeColor="background1" w:themeShade="D9"/>
+        </w:rPr>
+        <w:t>true</w:t>
+      </w:r>
+      <w:proofErr w:type="spellEnd"/>
+    </w:p>
+    <w:p>
+      <w:pPr>
+        <w:spacing w:after="0" w:line="240" w:lineRule="auto"/>
+        <w:rPr>
+          <w:color w:val="D9D9D9" w:themeColor="background1" w:themeShade="D9"/>
+        </w:rPr>
+      </w:pPr>
+      <w:r>
+        <w:rPr>
+          <w:color w:val="D9D9D9" w:themeColor="background1" w:themeShade="D9"/>
+        </w:rPr>
+        <w:t xml:space="preserve">  </w:t>
+      </w:r>
+      <w:proofErr w:type="gramStart"/>
+      <w:r>
+        <w:rPr>
+          <w:color w:val="D9D9D9" w:themeColor="background1" w:themeShade="D9"/>
         </w:rPr>
         <w:t>}</w:t>
       </w:r>
@@ -7184,647 +8423,15 @@
     <w:p>
       <w:pPr>
         <w:spacing w:after="0" w:line="240" w:lineRule="auto"/>
-      </w:pPr>
-    </w:p>
-    <w:p>
-      <w:pPr>
-        <w:spacing w:after="0" w:line="240" w:lineRule="auto"/>
-      </w:pPr>
-    </w:p>
-    <w:p>
-      <w:pPr>
-        <w:spacing w:after="0" w:line="240" w:lineRule="auto"/>
-      </w:pPr>
-    </w:p>
-    <w:p>
-      <w:pPr>
-        <w:spacing w:after="0" w:line="240" w:lineRule="auto"/>
-      </w:pPr>
-    </w:p>
-    <w:p>
-      <w:pPr>
-        <w:spacing w:after="0" w:line="240" w:lineRule="auto"/>
-      </w:pPr>
-    </w:p>
-    <w:p>
-      <w:pPr>
-        <w:spacing w:after="0" w:line="240" w:lineRule="auto"/>
-      </w:pPr>
-    </w:p>
-    <w:p>
-      <w:pPr>
-        <w:spacing w:after="0" w:line="240" w:lineRule="auto"/>
-      </w:pPr>
-    </w:p>
-    <w:p>
-      <w:pPr>
-        <w:spacing w:after="0" w:line="240" w:lineRule="auto"/>
-      </w:pPr>
-    </w:p>
-    <w:p>
-      <w:pPr>
-        <w:spacing w:after="0" w:line="240" w:lineRule="auto"/>
-      </w:pPr>
-    </w:p>
-    <w:p>
-      <w:pPr>
-        <w:spacing w:after="0" w:line="240" w:lineRule="auto"/>
-      </w:pPr>
-    </w:p>
-    <w:p>
-      <w:pPr>
-        <w:spacing w:after="0" w:line="240" w:lineRule="auto"/>
-      </w:pPr>
-    </w:p>
-    <w:p>
-      <w:pPr>
-        <w:spacing w:after="0" w:line="240" w:lineRule="auto"/>
-      </w:pPr>
-    </w:p>
-    <w:p>
-      <w:pPr>
-        <w:spacing w:after="0" w:line="240" w:lineRule="auto"/>
-      </w:pPr>
-    </w:p>
-    <w:p>
-      <w:pPr>
-        <w:spacing w:after="0" w:line="240" w:lineRule="auto"/>
-      </w:pPr>
-    </w:p>
-    <w:p>
-      <w:pPr>
-        <w:spacing w:after="0" w:line="240" w:lineRule="auto"/>
-      </w:pPr>
-    </w:p>
-    <w:p>
-      <w:pPr>
-        <w:spacing w:after="0" w:line="240" w:lineRule="auto"/>
-      </w:pPr>
-    </w:p>
-    <w:p>
-      <w:pPr>
-        <w:spacing w:after="0" w:line="240" w:lineRule="auto"/>
-      </w:pPr>
-    </w:p>
-    <w:p>
-      <w:pPr>
-        <w:spacing w:after="0" w:line="240" w:lineRule="auto"/>
-      </w:pPr>
-    </w:p>
-    <w:p>
-      <w:pPr>
-        <w:spacing w:after="0" w:line="240" w:lineRule="auto"/>
-      </w:pPr>
-    </w:p>
-    <w:p>
-      <w:pPr>
-        <w:spacing w:after="0" w:line="240" w:lineRule="auto"/>
-      </w:pPr>
-    </w:p>
-    <w:p>
-      <w:pPr>
-        <w:spacing w:after="0" w:line="240" w:lineRule="auto"/>
-      </w:pPr>
-      <w:r>
-        <w:t>MQTT &amp; FİREBASE KULLANIMI</w:t>
-      </w:r>
-    </w:p>
-    <w:p>
-      <w:pPr>
-        <w:spacing w:after="0" w:line="240" w:lineRule="auto"/>
-      </w:pPr>
-    </w:p>
-    <w:p>
-      <w:pPr>
-        <w:spacing w:after="0" w:line="240" w:lineRule="auto"/>
-      </w:pPr>
-      <w:r>
-        <w:lastRenderedPageBreak/>
-        <w:t>Program örneği:</w:t>
-      </w:r>
-    </w:p>
-    <w:p>
-      <w:pPr>
-        <w:spacing w:after="0" w:line="240" w:lineRule="auto"/>
-      </w:pPr>
-    </w:p>
-    <w:p>
-      <w:pPr>
-        <w:spacing w:after="0" w:line="240" w:lineRule="auto"/>
-      </w:pPr>
-      <w:r>
-        <w:t xml:space="preserve">Sadece </w:t>
-      </w:r>
-      <w:proofErr w:type="spellStart"/>
+        <w:rPr>
+          <w:color w:val="D9D9D9" w:themeColor="background1" w:themeShade="D9"/>
+        </w:rPr>
+      </w:pPr>
       <w:proofErr w:type="gramStart"/>
       <w:r>
-        <w:t>firebase</w:t>
-      </w:r>
-      <w:proofErr w:type="spellEnd"/>
-      <w:r>
-        <w:t xml:space="preserve">  gönderim</w:t>
-      </w:r>
-      <w:proofErr w:type="gramEnd"/>
-      <w:r>
-        <w:t xml:space="preserve"> için</w:t>
-      </w:r>
-    </w:p>
-    <w:p>
-      <w:pPr>
-        <w:spacing w:after="0" w:line="240" w:lineRule="auto"/>
-      </w:pPr>
-    </w:p>
-    <w:p>
-      <w:pPr>
-        <w:spacing w:after="0" w:line="240" w:lineRule="auto"/>
-      </w:pPr>
-      <w:proofErr w:type="spellStart"/>
-      <w:r>
-        <w:t>fbc</w:t>
-      </w:r>
-      <w:proofErr w:type="spellEnd"/>
-      <w:r>
-        <w:t xml:space="preserve"> fb1=/kev1/r/BAHCE;</w:t>
-      </w:r>
-    </w:p>
-    <w:p>
-      <w:pPr>
-        <w:spacing w:after="0" w:line="240" w:lineRule="auto"/>
-      </w:pPr>
-      <w:proofErr w:type="spellStart"/>
-      <w:r>
-        <w:t>if</w:t>
-      </w:r>
-      <w:proofErr w:type="spellEnd"/>
-      <w:r>
-        <w:t>(D2&gt;20){fb1=D1:0,VR0:BUZ&gt;_;D3=0;}</w:t>
-      </w:r>
-    </w:p>
-    <w:p>
-      <w:pPr>
-        <w:spacing w:after="0" w:line="240" w:lineRule="auto"/>
-      </w:pPr>
-      <w:proofErr w:type="spellStart"/>
-      <w:r>
-        <w:t>if</w:t>
-      </w:r>
-      <w:proofErr w:type="spellEnd"/>
-      <w:r>
-        <w:t>(D2&gt;3 &amp;&amp; D2&lt;20){fb1=D1:1,VR0:BUZ&gt;ABCD_;D3=1;}</w:t>
-      </w:r>
-    </w:p>
-    <w:p>
-      <w:pPr>
-        <w:spacing w:after="0" w:line="240" w:lineRule="auto"/>
-      </w:pPr>
-    </w:p>
-    <w:p>
-      <w:pPr>
-        <w:spacing w:after="0" w:line="240" w:lineRule="auto"/>
-      </w:pPr>
-      <w:r>
-        <w:t>////</w:t>
-      </w:r>
-    </w:p>
-    <w:p>
-      <w:pPr>
-        <w:spacing w:after="0" w:line="240" w:lineRule="auto"/>
-      </w:pPr>
-      <w:proofErr w:type="spellStart"/>
-      <w:r>
-        <w:t>fbc</w:t>
-      </w:r>
-      <w:proofErr w:type="spellEnd"/>
-      <w:r>
-        <w:t xml:space="preserve"> fb1=/kev1/r/BAHCE;</w:t>
-      </w:r>
-    </w:p>
-    <w:p>
-      <w:pPr>
-        <w:spacing w:after="0" w:line="240" w:lineRule="auto"/>
-      </w:pPr>
-      <w:proofErr w:type="spellStart"/>
-      <w:r>
-        <w:t>if</w:t>
-      </w:r>
-      <w:proofErr w:type="spellEnd"/>
-      <w:r>
-        <w:t>(D2&gt;20){fb1=D1:0,VR0:BUZ&gt;_;D3=0;}</w:t>
-      </w:r>
-    </w:p>
-    <w:p>
-      <w:pPr>
-        <w:spacing w:after="0" w:line="240" w:lineRule="auto"/>
-      </w:pPr>
-      <w:proofErr w:type="spellStart"/>
-      <w:r>
-        <w:t>if</w:t>
-      </w:r>
-      <w:proofErr w:type="spellEnd"/>
-      <w:r>
-        <w:t>(D2&gt;3 &amp;&amp; D2&lt;20){fb1=D1:1,VR0:BUZ&gt;ABCD_;D3=1;}</w:t>
-      </w:r>
-    </w:p>
-    <w:p>
-      <w:pPr>
-        <w:spacing w:after="0" w:line="240" w:lineRule="auto"/>
-      </w:pPr>
-      <w:r>
-        <w:t>///</w:t>
-      </w:r>
-    </w:p>
-    <w:p>
-      <w:pPr>
-        <w:spacing w:after="0" w:line="240" w:lineRule="auto"/>
-      </w:pPr>
-    </w:p>
-    <w:p>
-      <w:pPr>
-        <w:spacing w:after="0" w:line="240" w:lineRule="auto"/>
-      </w:pPr>
-    </w:p>
-    <w:p>
-      <w:pPr>
-        <w:spacing w:after="0" w:line="240" w:lineRule="auto"/>
-      </w:pPr>
-      <w:r>
-        <w:t>//</w:t>
-      </w:r>
-      <w:proofErr w:type="spellStart"/>
-      <w:r>
-        <w:t>if</w:t>
-      </w:r>
-      <w:proofErr w:type="spellEnd"/>
-      <w:r>
-        <w:t>(D2&gt;4 &amp;&amp; D2&lt;20){</w:t>
-      </w:r>
-      <w:proofErr w:type="spellStart"/>
-      <w:r>
-        <w:t>mqtt</w:t>
-      </w:r>
-      <w:proofErr w:type="spellEnd"/>
-      <w:r>
-        <w:t>:/kev1/BAHCE=D1:1,VR0:BUZ&gt;CE_CE;D3=1;}</w:t>
-      </w:r>
-    </w:p>
-    <w:p>
-      <w:pPr>
-        <w:spacing w:after="0" w:line="240" w:lineRule="auto"/>
-      </w:pPr>
-      <w:r>
-        <w:t>//</w:t>
-      </w:r>
-      <w:proofErr w:type="spellStart"/>
-      <w:r>
-        <w:t>if</w:t>
-      </w:r>
-      <w:proofErr w:type="spellEnd"/>
-      <w:r>
-        <w:t>(D2&gt;20 &amp;&amp; D2&lt;35){</w:t>
-      </w:r>
-      <w:proofErr w:type="spellStart"/>
-      <w:r>
-        <w:t>mqtt</w:t>
-      </w:r>
-      <w:proofErr w:type="spellEnd"/>
-      <w:r>
-        <w:t>:/kev1/BAHCE=D1:0,VR0:BUZ&gt;___;D3=0;}</w:t>
-      </w:r>
-    </w:p>
-    <w:p>
-      <w:pPr>
-        <w:spacing w:after="0" w:line="240" w:lineRule="auto"/>
-      </w:pPr>
-      <w:r>
-        <w:t>//</w:t>
-      </w:r>
-      <w:proofErr w:type="spellStart"/>
-      <w:r>
-        <w:t>if</w:t>
-      </w:r>
-      <w:proofErr w:type="spellEnd"/>
-      <w:r>
-        <w:t>(D2&gt;35){</w:t>
-      </w:r>
-      <w:proofErr w:type="spellStart"/>
-      <w:r>
-        <w:t>mqtt</w:t>
-      </w:r>
-      <w:proofErr w:type="spellEnd"/>
-      <w:r>
-        <w:t>:/kev1/BAHCE=D1:0;D3=0;}</w:t>
-      </w:r>
-    </w:p>
-    <w:p>
-      <w:pPr>
-        <w:spacing w:after="0" w:line="240" w:lineRule="auto"/>
-      </w:pPr>
-    </w:p>
-    <w:p>
-      <w:pPr>
-        <w:spacing w:after="0" w:line="240" w:lineRule="auto"/>
-      </w:pPr>
-      <w:r>
-        <w:t xml:space="preserve">Yerelde </w:t>
-      </w:r>
-      <w:proofErr w:type="spellStart"/>
-      <w:r>
-        <w:t>mqtt</w:t>
-      </w:r>
-      <w:proofErr w:type="spellEnd"/>
-      <w:r>
-        <w:t xml:space="preserve"> ile haberleşip, </w:t>
-      </w:r>
-      <w:proofErr w:type="spellStart"/>
-      <w:r>
-        <w:t>firebase’e</w:t>
-      </w:r>
-      <w:proofErr w:type="spellEnd"/>
-      <w:r>
-        <w:t xml:space="preserve"> bilgi gönderimi için;</w:t>
-      </w:r>
-    </w:p>
-    <w:p>
-      <w:pPr>
-        <w:spacing w:after="0" w:line="240" w:lineRule="auto"/>
-      </w:pPr>
-    </w:p>
-    <w:p>
-      <w:pPr>
-        <w:spacing w:after="0" w:line="240" w:lineRule="auto"/>
-      </w:pPr>
-      <w:r>
-        <w:t>//</w:t>
-      </w:r>
-      <w:proofErr w:type="spellStart"/>
-      <w:r>
-        <w:t>fbc</w:t>
-      </w:r>
-      <w:proofErr w:type="spellEnd"/>
-      <w:r>
-        <w:t xml:space="preserve"> fb1=/kev1/r/BAHCE;</w:t>
-      </w:r>
-    </w:p>
-    <w:p>
-      <w:pPr>
-        <w:spacing w:after="0" w:line="240" w:lineRule="auto"/>
-      </w:pPr>
-      <w:r>
-        <w:t>//</w:t>
-      </w:r>
-      <w:proofErr w:type="spellStart"/>
-      <w:r>
-        <w:t>if</w:t>
-      </w:r>
-      <w:proofErr w:type="spellEnd"/>
-      <w:r>
-        <w:t>(D2&gt;20){fb1=D1:0,VR0:BUZ&gt;_;D3=0;}</w:t>
-      </w:r>
-    </w:p>
-    <w:p>
-      <w:pPr>
-        <w:spacing w:after="0" w:line="240" w:lineRule="auto"/>
-      </w:pPr>
-      <w:r>
-        <w:t>//</w:t>
-      </w:r>
-      <w:proofErr w:type="spellStart"/>
-      <w:r>
-        <w:t>if</w:t>
-      </w:r>
-      <w:proofErr w:type="spellEnd"/>
-      <w:r>
-        <w:t>(D2&gt;3 &amp;&amp; D2&lt;20){fb1=D1:1,VR0:BUZ&gt;ABCD_;D3=1;}</w:t>
-      </w:r>
-    </w:p>
-    <w:p>
-      <w:pPr>
-        <w:spacing w:after="0" w:line="240" w:lineRule="auto"/>
-      </w:pPr>
-    </w:p>
-    <w:p>
-      <w:pPr>
-        <w:spacing w:after="0" w:line="240" w:lineRule="auto"/>
-      </w:pPr>
-      <w:proofErr w:type="spellStart"/>
-      <w:r>
-        <w:t>if</w:t>
-      </w:r>
-      <w:proofErr w:type="spellEnd"/>
-      <w:r>
-        <w:t>(D2&gt;4 &amp;&amp; D2&lt;20){</w:t>
-      </w:r>
-      <w:proofErr w:type="spellStart"/>
-      <w:r>
-        <w:t>mqtt</w:t>
-      </w:r>
-      <w:proofErr w:type="spellEnd"/>
-      <w:r>
-        <w:t>:/kev1/BAHCE=D1:1,VR0:BUZ&gt;CE_CE;D3=1;}</w:t>
-      </w:r>
-    </w:p>
-    <w:p>
-      <w:pPr>
-        <w:spacing w:after="0" w:line="240" w:lineRule="auto"/>
-      </w:pPr>
-      <w:proofErr w:type="spellStart"/>
-      <w:r>
-        <w:t>if</w:t>
-      </w:r>
-      <w:proofErr w:type="spellEnd"/>
-      <w:r>
-        <w:t>(D2&gt;20 &amp;&amp; D2&lt;35){</w:t>
-      </w:r>
-      <w:proofErr w:type="spellStart"/>
-      <w:r>
-        <w:t>mqtt</w:t>
-      </w:r>
-      <w:proofErr w:type="spellEnd"/>
-      <w:r>
-        <w:t>:/kev1/BAHCE=D1:0,VR0:BUZ&gt;___;D3=0;}</w:t>
-      </w:r>
-    </w:p>
-    <w:p>
-      <w:pPr>
-        <w:spacing w:after="0" w:line="240" w:lineRule="auto"/>
-      </w:pPr>
-      <w:proofErr w:type="spellStart"/>
-      <w:r>
-        <w:t>if</w:t>
-      </w:r>
-      <w:proofErr w:type="spellEnd"/>
-      <w:r>
-        <w:t>(D2&gt;35){</w:t>
-      </w:r>
-      <w:proofErr w:type="spellStart"/>
-      <w:r>
-        <w:t>mqtt</w:t>
-      </w:r>
-      <w:proofErr w:type="spellEnd"/>
-      <w:r>
-        <w:t>:/kev1/BAHCE=D1:0;D3=0;}</w:t>
-      </w:r>
-    </w:p>
-    <w:p>
-      <w:pPr>
-        <w:spacing w:after="0" w:line="240" w:lineRule="auto"/>
-      </w:pPr>
-    </w:p>
-    <w:p>
-      <w:pPr>
-        <w:spacing w:after="0" w:line="240" w:lineRule="auto"/>
-      </w:pPr>
-    </w:p>
-    <w:p>
-      <w:pPr>
-        <w:spacing w:after="0" w:line="240" w:lineRule="auto"/>
-      </w:pPr>
-    </w:p>
-    <w:p>
-      <w:pPr>
-        <w:spacing w:after="0" w:line="240" w:lineRule="auto"/>
-      </w:pPr>
-    </w:p>
-    <w:p>
-      <w:pPr>
-        <w:spacing w:after="0" w:line="240" w:lineRule="auto"/>
-      </w:pPr>
-    </w:p>
-    <w:p>
-      <w:pPr>
-        <w:spacing w:after="0" w:line="240" w:lineRule="auto"/>
-      </w:pPr>
-    </w:p>
-    <w:p>
-      <w:pPr>
-        <w:spacing w:after="0" w:line="240" w:lineRule="auto"/>
-      </w:pPr>
-    </w:p>
-    <w:p>
-      <w:pPr>
-        <w:spacing w:after="0" w:line="240" w:lineRule="auto"/>
-      </w:pPr>
-      <w:r>
-        <w:t>FİREBASE AYARLARI</w:t>
-      </w:r>
-    </w:p>
-    <w:p>
-      <w:pPr>
-        <w:spacing w:after="0" w:line="240" w:lineRule="auto"/>
-      </w:pPr>
-    </w:p>
-    <w:p>
-      <w:pPr>
-        <w:spacing w:after="0" w:line="240" w:lineRule="auto"/>
-      </w:pPr>
-      <w:r>
-        <w:t>FİREBASE REALTİME DATABASE:</w:t>
-      </w:r>
-    </w:p>
-    <w:p>
-      <w:pPr>
-        <w:spacing w:after="0" w:line="240" w:lineRule="auto"/>
-      </w:pPr>
-      <w:r>
-        <w:lastRenderedPageBreak/>
-        <w:t>RULES</w:t>
-      </w:r>
-    </w:p>
-    <w:p>
-      <w:pPr>
-        <w:spacing w:after="0" w:line="240" w:lineRule="auto"/>
-      </w:pPr>
-      <w:proofErr w:type="gramStart"/>
-      <w:r>
-        <w:t>{</w:t>
-      </w:r>
-      <w:proofErr w:type="gramEnd"/>
-    </w:p>
-    <w:p>
-      <w:pPr>
-        <w:spacing w:after="0" w:line="240" w:lineRule="auto"/>
-      </w:pPr>
-      <w:r>
-        <w:t xml:space="preserve">  "</w:t>
-      </w:r>
-      <w:proofErr w:type="spellStart"/>
-      <w:r>
-        <w:t>rules</w:t>
-      </w:r>
-      <w:proofErr w:type="spellEnd"/>
-      <w:r>
-        <w:t xml:space="preserve">": </w:t>
-      </w:r>
-      <w:proofErr w:type="gramStart"/>
-      <w:r>
-        <w:t>{</w:t>
-      </w:r>
-      <w:proofErr w:type="gramEnd"/>
-    </w:p>
-    <w:p>
-      <w:pPr>
-        <w:spacing w:after="0" w:line="240" w:lineRule="auto"/>
-      </w:pPr>
-      <w:r>
-        <w:t xml:space="preserve">        ".</w:t>
-      </w:r>
-      <w:proofErr w:type="spellStart"/>
-      <w:r>
-        <w:t>read</w:t>
-      </w:r>
-      <w:proofErr w:type="spellEnd"/>
-      <w:r>
-        <w:t xml:space="preserve">": </w:t>
-      </w:r>
-      <w:proofErr w:type="spellStart"/>
-      <w:r>
-        <w:t>true</w:t>
-      </w:r>
-      <w:proofErr w:type="spellEnd"/>
-      <w:r>
-        <w:t>,</w:t>
-      </w:r>
-    </w:p>
-    <w:p>
-      <w:pPr>
-        <w:spacing w:after="0" w:line="240" w:lineRule="auto"/>
-      </w:pPr>
-      <w:r>
-        <w:t xml:space="preserve">        ".</w:t>
-      </w:r>
-      <w:proofErr w:type="spellStart"/>
-      <w:r>
-        <w:t>write</w:t>
-      </w:r>
-      <w:proofErr w:type="spellEnd"/>
-      <w:r>
-        <w:t xml:space="preserve">": </w:t>
-      </w:r>
-      <w:proofErr w:type="spellStart"/>
-      <w:r>
-        <w:t>true</w:t>
-      </w:r>
-      <w:proofErr w:type="spellEnd"/>
-    </w:p>
-    <w:p>
-      <w:pPr>
-        <w:spacing w:after="0" w:line="240" w:lineRule="auto"/>
-      </w:pPr>
-      <w:r>
-        <w:t xml:space="preserve">  </w:t>
-      </w:r>
-      <w:proofErr w:type="gramStart"/>
-      <w:r>
-        <w:t>}</w:t>
-      </w:r>
-      <w:proofErr w:type="gramEnd"/>
-    </w:p>
-    <w:p>
-      <w:pPr>
-        <w:spacing w:after="0" w:line="240" w:lineRule="auto"/>
-      </w:pPr>
-      <w:proofErr w:type="gramStart"/>
-      <w:r>
+        <w:rPr>
+          <w:color w:val="D9D9D9" w:themeColor="background1" w:themeShade="D9"/>
+        </w:rPr>
         <w:t>}</w:t>
       </w:r>
       <w:proofErr w:type="gramEnd"/>
@@ -8098,7 +8705,48 @@
       <w:pPr>
         <w:spacing w:after="0" w:line="240" w:lineRule="auto"/>
       </w:pPr>
-      <w:r>
+    </w:p>
+    <w:p>
+      <w:pPr>
+        <w:spacing w:after="0" w:line="240" w:lineRule="auto"/>
+      </w:pPr>
+    </w:p>
+    <w:p>
+      <w:pPr>
+        <w:spacing w:after="0" w:line="240" w:lineRule="auto"/>
+      </w:pPr>
+    </w:p>
+    <w:p>
+      <w:pPr>
+        <w:spacing w:after="0" w:line="240" w:lineRule="auto"/>
+      </w:pPr>
+    </w:p>
+    <w:p>
+      <w:pPr>
+        <w:spacing w:after="0" w:line="240" w:lineRule="auto"/>
+      </w:pPr>
+    </w:p>
+    <w:p>
+      <w:pPr>
+        <w:spacing w:after="0" w:line="240" w:lineRule="auto"/>
+      </w:pPr>
+    </w:p>
+    <w:p>
+      <w:pPr>
+        <w:spacing w:after="0" w:line="240" w:lineRule="auto"/>
+      </w:pPr>
+    </w:p>
+    <w:p>
+      <w:pPr>
+        <w:spacing w:after="0" w:line="240" w:lineRule="auto"/>
+      </w:pPr>
+    </w:p>
+    <w:p>
+      <w:pPr>
+        <w:spacing w:after="0" w:line="240" w:lineRule="auto"/>
+      </w:pPr>
+      <w:r>
+        <w:lastRenderedPageBreak/>
         <w:t>GÖNDEREN CİHAZ</w:t>
       </w:r>
     </w:p>
@@ -8165,7 +8813,16 @@
           <w:p/>
           <w:p>
             <w:r>
-              <w:t>D2|INP|HCE|D1|3|400|0|0|</w:t>
+              <w:t>D2|INP|HCE|D1|3|</w:t>
+            </w:r>
+            <w:r>
+              <w:t>400</w:t>
+            </w:r>
+            <w:r>
+              <w:t>|0|0</w:t>
+            </w:r>
+            <w:r>
+              <w:t>|</w:t>
             </w:r>
             <w:proofErr w:type="spellStart"/>
             <w:r>
@@ -8408,7 +9065,6 @@
           <w:tcPr>
             <w:tcW w:w="7072" w:type="dxa"/>
           </w:tcPr>
-          <w:p/>
           <w:p>
             <w:r>
               <w:t>D1|OUT|DIG|0|0|1|0|1|Led1</w:t>
@@ -8445,12 +9101,6 @@
           <w:tcPr>
             <w:tcW w:w="7072" w:type="dxa"/>
           </w:tcPr>
-          <w:p/>
-          <w:p>
-            <w:r>
-              <w:t>PIN_INVERT;</w:t>
-            </w:r>
-          </w:p>
           <w:p>
             <w:r>
               <w:t>IF(D1==0){D2=0;}</w:t>
@@ -8554,7 +9204,13 @@
       <w:pPr>
         <w:spacing w:after="0" w:line="240" w:lineRule="auto"/>
       </w:pPr>
-      <w:r>
+    </w:p>
+    <w:p>
+      <w:pPr>
+        <w:spacing w:after="0" w:line="240" w:lineRule="auto"/>
+      </w:pPr>
+      <w:r>
+        <w:lastRenderedPageBreak/>
         <w:t>GÖNDERİCİ CİHAZ ÖRNEĞİ</w:t>
       </w:r>
     </w:p>
@@ -8572,7 +9228,6 @@
           <w:noProof/>
           <w:lang w:eastAsia="tr-TR"/>
         </w:rPr>
-        <w:lastRenderedPageBreak/>
         <w:drawing>
           <wp:inline distT="0" distB="0" distL="0" distR="0">
             <wp:extent cx="5067300" cy="5105400"/>
@@ -8634,9 +9289,73 @@
       <w:pPr>
         <w:spacing w:after="0" w:line="240" w:lineRule="auto"/>
       </w:pPr>
-      <w:r>
+    </w:p>
+    <w:p>
+      <w:pPr>
+        <w:spacing w:after="0" w:line="240" w:lineRule="auto"/>
+      </w:pPr>
+    </w:p>
+    <w:p>
+      <w:pPr>
+        <w:spacing w:after="0" w:line="240" w:lineRule="auto"/>
+      </w:pPr>
+    </w:p>
+    <w:p>
+      <w:pPr>
+        <w:spacing w:after="0" w:line="240" w:lineRule="auto"/>
+      </w:pPr>
+    </w:p>
+    <w:p>
+      <w:pPr>
+        <w:spacing w:after="0" w:line="240" w:lineRule="auto"/>
+      </w:pPr>
+      <w:r>
+        <w:lastRenderedPageBreak/>
         <w:t>ALICI CİHAZ ÖRNEKLERİ</w:t>
       </w:r>
+      <w:r>
+        <w:t xml:space="preserve">   </w:t>
+      </w:r>
+      <w:proofErr w:type="gramStart"/>
+      <w:r>
+        <w:t>(</w:t>
+      </w:r>
+      <w:proofErr w:type="gramEnd"/>
+      <w:r>
+        <w:t xml:space="preserve">PİN INVERT komutu kaldırıldı. </w:t>
+      </w:r>
+      <w:proofErr w:type="spellStart"/>
+      <w:r>
+        <w:t>İnvert</w:t>
+      </w:r>
+      <w:proofErr w:type="spellEnd"/>
+      <w:r>
+        <w:t xml:space="preserve"> edilecek </w:t>
+      </w:r>
+      <w:proofErr w:type="spellStart"/>
+      <w:r>
+        <w:t>pin</w:t>
+      </w:r>
+      <w:proofErr w:type="spellEnd"/>
+      <w:r>
+        <w:t xml:space="preserve"> için </w:t>
+      </w:r>
+      <w:proofErr w:type="spellStart"/>
+      <w:r>
+        <w:t>pin</w:t>
+      </w:r>
+      <w:proofErr w:type="spellEnd"/>
+      <w:r>
+        <w:t xml:space="preserve"> </w:t>
+      </w:r>
+      <w:proofErr w:type="spellStart"/>
+      <w:r>
+        <w:t>label</w:t>
+      </w:r>
+      <w:proofErr w:type="spellEnd"/>
+      <w:r>
+        <w:t xml:space="preserve"> sonuna * işareti koyulacak</w:t>
+      </w:r>
     </w:p>
     <w:p>
       <w:pPr>
@@ -8652,7 +9371,6 @@
           <w:noProof/>
           <w:lang w:eastAsia="tr-TR"/>
         </w:rPr>
-        <w:lastRenderedPageBreak/>
         <w:drawing>
           <wp:inline distT="0" distB="0" distL="0" distR="0">
             <wp:extent cx="4514850" cy="5857875"/>
@@ -8767,7 +9485,15 @@
         </w:drawing>
       </w:r>
       <w:r>
-        <w:t xml:space="preserve"> DHT </w:t>
+        <w:t xml:space="preserve"> </w:t>
+      </w:r>
+    </w:p>
+    <w:p>
+      <w:pPr>
+        <w:spacing w:after="0" w:line="240" w:lineRule="auto"/>
+      </w:pPr>
+      <w:r>
+        <w:t xml:space="preserve">DHT </w:t>
       </w:r>
       <w:proofErr w:type="spellStart"/>
       <w:r>
@@ -8795,18 +9521,39 @@
       <w:pPr>
         <w:spacing w:after="0" w:line="240" w:lineRule="auto"/>
       </w:pPr>
-      <w:r>
-        <w:t>Doğru örnek</w:t>
-      </w:r>
-      <w:r>
+    </w:p>
+    <w:p>
+      <w:pPr>
+        <w:spacing w:after="0" w:line="240" w:lineRule="auto"/>
+      </w:pPr>
+    </w:p>
+    <w:p>
+      <w:pPr>
+        <w:spacing w:after="0" w:line="240" w:lineRule="auto"/>
+      </w:pPr>
+      <w:r>
+        <w:lastRenderedPageBreak/>
         <w:t xml:space="preserve"> </w:t>
       </w:r>
-      <w:proofErr w:type="spellStart"/>
+      <w:r>
+        <w:t xml:space="preserve">Doğru </w:t>
+      </w:r>
       <w:proofErr w:type="gramStart"/>
       <w:r>
+        <w:t>örnek</w:t>
+      </w:r>
+      <w:r>
+        <w:t xml:space="preserve"> </w:t>
+      </w:r>
+      <w:r>
+        <w:t xml:space="preserve"> </w:t>
+      </w:r>
+      <w:proofErr w:type="spellStart"/>
+      <w:r>
         <w:t>sensör</w:t>
       </w:r>
       <w:proofErr w:type="spellEnd"/>
+      <w:proofErr w:type="gramEnd"/>
       <w:r>
         <w:t xml:space="preserve">    </w:t>
       </w:r>
@@ -8815,13 +9562,15 @@
         <w:t>acilseviye</w:t>
       </w:r>
       <w:proofErr w:type="spellEnd"/>
-      <w:proofErr w:type="gramEnd"/>
-      <w:r>
-        <w:t xml:space="preserve"> ve </w:t>
-      </w:r>
-      <w:proofErr w:type="spellStart"/>
-      <w:r>
-        <w:t>acildegerden</w:t>
+      <w:r>
+        <w:t xml:space="preserve"> ve acil</w:t>
+      </w:r>
+      <w:r>
+        <w:t xml:space="preserve"> </w:t>
+      </w:r>
+      <w:proofErr w:type="spellStart"/>
+      <w:r>
+        <w:t>degerden</w:t>
       </w:r>
       <w:proofErr w:type="spellEnd"/>
       <w:r>
@@ -8845,7 +9594,6 @@
           <w:noProof/>
           <w:lang w:eastAsia="tr-TR"/>
         </w:rPr>
-        <w:lastRenderedPageBreak/>
         <w:drawing>
           <wp:inline distT="0" distB="0" distL="0" distR="0">
             <wp:extent cx="4867275" cy="5943600"/>
@@ -8913,7 +9661,6 @@
         <w:spacing w:after="0" w:line="240" w:lineRule="auto"/>
       </w:pPr>
       <w:r>
-        <w:lastRenderedPageBreak/>
         <w:t xml:space="preserve">MP3 </w:t>
       </w:r>
       <w:proofErr w:type="spellStart"/>
@@ -9547,11 +10294,222 @@
             <w:tcW w:w="7072" w:type="dxa"/>
           </w:tcPr>
           <w:p>
+            <w:pPr>
+              <w:rPr>
+                <w:sz w:val="20"/>
+                <w:szCs w:val="20"/>
+              </w:rPr>
+            </w:pPr>
+            <w:r>
+              <w:rPr>
+                <w:sz w:val="20"/>
+                <w:szCs w:val="20"/>
+              </w:rPr>
+              <w:t xml:space="preserve">//Değişken </w:t>
+            </w:r>
+            <w:proofErr w:type="gramStart"/>
+            <w:r>
+              <w:rPr>
+                <w:sz w:val="20"/>
+                <w:szCs w:val="20"/>
+              </w:rPr>
+              <w:t>tanıtma  …</w:t>
+            </w:r>
+            <w:proofErr w:type="gramEnd"/>
+            <w:r>
+              <w:rPr>
+                <w:sz w:val="20"/>
+                <w:szCs w:val="20"/>
+              </w:rPr>
+              <w:t xml:space="preserve"> </w:t>
+            </w:r>
+            <w:proofErr w:type="spellStart"/>
+            <w:r>
+              <w:rPr>
+                <w:sz w:val="20"/>
+                <w:szCs w:val="20"/>
+              </w:rPr>
+              <w:t>mqc</w:t>
+            </w:r>
+            <w:proofErr w:type="spellEnd"/>
+            <w:r>
+              <w:rPr>
+                <w:sz w:val="20"/>
+                <w:szCs w:val="20"/>
+              </w:rPr>
+              <w:t xml:space="preserve"> </w:t>
+            </w:r>
+            <w:proofErr w:type="spellStart"/>
+            <w:r>
+              <w:rPr>
+                <w:sz w:val="20"/>
+                <w:szCs w:val="20"/>
+              </w:rPr>
+              <w:t>mp</w:t>
+            </w:r>
+            <w:proofErr w:type="spellEnd"/>
+            <w:r>
+              <w:rPr>
+                <w:sz w:val="20"/>
+                <w:szCs w:val="20"/>
+              </w:rPr>
+              <w:t>=</w:t>
+            </w:r>
+            <w:r>
+              <w:rPr>
+                <w:sz w:val="20"/>
+                <w:szCs w:val="20"/>
+              </w:rPr>
+              <w:t xml:space="preserve"> ”</w:t>
+            </w:r>
+            <w:r>
+              <w:rPr>
+                <w:sz w:val="20"/>
+                <w:szCs w:val="20"/>
+              </w:rPr>
+              <w:t>/kev1/MP3_TEST</w:t>
+            </w:r>
+            <w:r>
+              <w:rPr>
+                <w:sz w:val="20"/>
+                <w:szCs w:val="20"/>
+              </w:rPr>
+              <w:t>”</w:t>
+            </w:r>
+          </w:p>
+          <w:p>
+            <w:pPr>
+              <w:rPr>
+                <w:sz w:val="20"/>
+                <w:szCs w:val="20"/>
+              </w:rPr>
+            </w:pPr>
+            <w:r>
+              <w:rPr>
+                <w:sz w:val="20"/>
+                <w:szCs w:val="20"/>
+              </w:rPr>
+              <w:t>//</w:t>
+            </w:r>
+            <w:proofErr w:type="spellStart"/>
+            <w:r>
+              <w:rPr>
+                <w:sz w:val="20"/>
+                <w:szCs w:val="20"/>
+              </w:rPr>
+              <w:t>mqc</w:t>
+            </w:r>
+            <w:proofErr w:type="spellEnd"/>
+            <w:r>
+              <w:rPr>
+                <w:sz w:val="20"/>
+                <w:szCs w:val="20"/>
+              </w:rPr>
+              <w:t xml:space="preserve"> </w:t>
+            </w:r>
+            <w:proofErr w:type="spellStart"/>
+            <w:r>
+              <w:rPr>
+                <w:sz w:val="20"/>
+                <w:szCs w:val="20"/>
+              </w:rPr>
+              <w:t>mp</w:t>
+            </w:r>
+            <w:proofErr w:type="spellEnd"/>
+            <w:r>
+              <w:rPr>
+                <w:sz w:val="20"/>
+                <w:szCs w:val="20"/>
+              </w:rPr>
+              <w:t>=/kev1/MP3_TEST;</w:t>
+            </w:r>
+          </w:p>
+          <w:p>
+            <w:pPr>
+              <w:rPr>
+                <w:sz w:val="20"/>
+                <w:szCs w:val="20"/>
+              </w:rPr>
+            </w:pPr>
+            <w:r>
+              <w:rPr>
+                <w:sz w:val="20"/>
+                <w:szCs w:val="20"/>
+              </w:rPr>
+              <w:t>//</w:t>
+            </w:r>
+            <w:proofErr w:type="spellStart"/>
+            <w:r>
+              <w:rPr>
+                <w:sz w:val="20"/>
+                <w:szCs w:val="20"/>
+              </w:rPr>
+              <w:t>if</w:t>
+            </w:r>
+            <w:proofErr w:type="spellEnd"/>
+            <w:r>
+              <w:rPr>
+                <w:sz w:val="20"/>
+                <w:szCs w:val="20"/>
+              </w:rPr>
+              <w:t>(D2&gt;30 &amp;&amp; D2&lt;465){</w:t>
+            </w:r>
+            <w:proofErr w:type="spellStart"/>
+            <w:proofErr w:type="gramStart"/>
+            <w:r>
+              <w:rPr>
+                <w:sz w:val="20"/>
+                <w:szCs w:val="20"/>
+              </w:rPr>
+              <w:t>mqtt</w:t>
+            </w:r>
+            <w:proofErr w:type="spellEnd"/>
+            <w:r>
+              <w:rPr>
+                <w:sz w:val="20"/>
+                <w:szCs w:val="20"/>
+              </w:rPr>
+              <w:t>:</w:t>
+            </w:r>
+            <w:proofErr w:type="spellStart"/>
+            <w:r>
+              <w:rPr>
+                <w:sz w:val="20"/>
+                <w:szCs w:val="20"/>
+              </w:rPr>
+              <w:t>mp</w:t>
+            </w:r>
+            <w:proofErr w:type="spellEnd"/>
+            <w:proofErr w:type="gramEnd"/>
+            <w:r>
+              <w:rPr>
+                <w:sz w:val="20"/>
+                <w:szCs w:val="20"/>
+              </w:rPr>
+              <w:t>=VR0:MP3T&gt;ELGEL;d3=0;}</w:t>
+            </w:r>
+          </w:p>
+          <w:p/>
+        </w:tc>
+        <w:tc>
+          <w:tcPr>
+            <w:tcW w:w="7072" w:type="dxa"/>
+          </w:tcPr>
+          <w:p/>
+        </w:tc>
+      </w:tr>
+      <w:tr>
+        <w:tc>
+          <w:tcPr>
+            <w:tcW w:w="7072" w:type="dxa"/>
+          </w:tcPr>
+          <w:p>
             <w:r>
               <w:rPr>
                 <w:noProof/>
                 <w:lang w:eastAsia="tr-TR"/>
               </w:rPr>
+              <w:lastRenderedPageBreak/>
               <w:drawing>
                 <wp:inline distT="0" distB="0" distL="0" distR="0">
                   <wp:extent cx="4216058" cy="4358244"/>
@@ -9682,6 +10640,31 @@
       <w:r>
         <w:t xml:space="preserve"> MAX 70 V</w:t>
       </w:r>
+    </w:p>
+    <w:p>
+      <w:pPr>
+        <w:spacing w:after="0" w:line="240" w:lineRule="auto"/>
+      </w:pPr>
+    </w:p>
+    <w:p>
+      <w:pPr>
+        <w:spacing w:after="0" w:line="240" w:lineRule="auto"/>
+      </w:pPr>
+    </w:p>
+    <w:p>
+      <w:pPr>
+        <w:spacing w:after="0" w:line="240" w:lineRule="auto"/>
+      </w:pPr>
+    </w:p>
+    <w:p>
+      <w:pPr>
+        <w:spacing w:after="0" w:line="240" w:lineRule="auto"/>
+      </w:pPr>
+    </w:p>
+    <w:p>
+      <w:pPr>
+        <w:spacing w:after="0" w:line="240" w:lineRule="auto"/>
+      </w:pPr>
     </w:p>
     <w:p>
       <w:pPr>
@@ -11003,7 +11986,7 @@
 </file>
 
 <file path=customXml/itemProps2.xml><?xml version="1.0" encoding="utf-8"?>
-<ds:datastoreItem xmlns:ds="http://schemas.openxmlformats.org/officeDocument/2006/customXml" ds:itemID="{5CFB0F4D-B012-44FB-AE87-BC2B948A1D20}">
+<ds:datastoreItem xmlns:ds="http://schemas.openxmlformats.org/officeDocument/2006/customXml" ds:itemID="{7C8BB1CE-8F96-4DC7-8D07-45693916CAF4}">
   <ds:schemaRefs>
     <ds:schemaRef ds:uri="http://schemas.openxmlformats.org/officeDocument/2006/bibliography"/>
   </ds:schemaRefs>

--- a/Help/Turkce/lolin_tr.docx
+++ b/Help/Turkce/lolin_tr.docx
@@ -3412,6 +3412,9 @@
       <w:pPr>
         <w:spacing w:after="0" w:line="240" w:lineRule="auto"/>
       </w:pPr>
+      <w:r>
+        <w:t>ACLTUT;   //programda yazılıysa Acil ilancısı olacak</w:t>
+      </w:r>
     </w:p>
     <w:p>
       <w:pPr>
@@ -11986,7 +11989,7 @@
 </file>
 
 <file path=customXml/itemProps2.xml><?xml version="1.0" encoding="utf-8"?>
-<ds:datastoreItem xmlns:ds="http://schemas.openxmlformats.org/officeDocument/2006/customXml" ds:itemID="{7C8BB1CE-8F96-4DC7-8D07-45693916CAF4}">
+<ds:datastoreItem xmlns:ds="http://schemas.openxmlformats.org/officeDocument/2006/customXml" ds:itemID="{F033F3EB-2DC4-49EF-BB42-6252D256C58B}">
   <ds:schemaRefs>
     <ds:schemaRef ds:uri="http://schemas.openxmlformats.org/officeDocument/2006/bibliography"/>
   </ds:schemaRefs>

--- a/Help/Turkce/lolin_tr.docx
+++ b/Help/Turkce/lolin_tr.docx
@@ -10673,6 +10673,584 @@
       <w:pPr>
         <w:spacing w:after="0" w:line="240" w:lineRule="auto"/>
       </w:pPr>
+    </w:p>
+    <w:p>
+      <w:pPr>
+        <w:spacing w:after="0" w:line="240" w:lineRule="auto"/>
+      </w:pPr>
+    </w:p>
+    <w:p>
+      <w:pPr>
+        <w:spacing w:after="0" w:line="240" w:lineRule="auto"/>
+      </w:pPr>
+      <w:proofErr w:type="gramStart"/>
+      <w:r>
+        <w:lastRenderedPageBreak/>
+        <w:t xml:space="preserve">ELEKTRİK </w:t>
+      </w:r>
+      <w:r>
+        <w:t xml:space="preserve"> 192</w:t>
+      </w:r>
+      <w:proofErr w:type="gramEnd"/>
+      <w:r>
+        <w:t>.168.2.139</w:t>
+      </w:r>
+    </w:p>
+    <w:p>
+      <w:pPr>
+        <w:spacing w:after="0" w:line="240" w:lineRule="auto"/>
+      </w:pPr>
+      <w:proofErr w:type="spellStart"/>
+      <w:r>
+        <w:t>pinayar</w:t>
+      </w:r>
+      <w:proofErr w:type="spellEnd"/>
+    </w:p>
+    <w:p>
+      <w:pPr>
+        <w:spacing w:after="0" w:line="240" w:lineRule="auto"/>
+      </w:pPr>
+      <w:r>
+        <w:t>D1|INP|DIG|0|0|1|0|0|AC GIRIS</w:t>
+      </w:r>
+    </w:p>
+    <w:p>
+      <w:pPr>
+        <w:spacing w:after="0" w:line="240" w:lineRule="auto"/>
+      </w:pPr>
+      <w:r>
+        <w:t>A0|INP|ANG|0|0|1024|4|0|DC AKU</w:t>
+      </w:r>
+    </w:p>
+    <w:p>
+      <w:pPr>
+        <w:pBdr>
+          <w:bottom w:val="single" w:sz="6" w:space="1" w:color="auto"/>
+        </w:pBdr>
+        <w:spacing w:after="0" w:line="240" w:lineRule="auto"/>
+      </w:pPr>
+      <w:r>
+        <w:t>Program</w:t>
+      </w:r>
+    </w:p>
+    <w:p>
+      <w:pPr>
+        <w:spacing w:after="0" w:line="240" w:lineRule="auto"/>
+      </w:pPr>
+    </w:p>
+    <w:p>
+      <w:pPr>
+        <w:spacing w:after="0" w:line="240" w:lineRule="auto"/>
+      </w:pPr>
+    </w:p>
+    <w:p>
+      <w:pPr>
+        <w:spacing w:after="0" w:line="240" w:lineRule="auto"/>
+      </w:pPr>
+      <w:proofErr w:type="gramStart"/>
+      <w:r>
+        <w:t>SALON  192</w:t>
+      </w:r>
+      <w:proofErr w:type="gramEnd"/>
+      <w:r>
+        <w:t>.168.2.83</w:t>
+      </w:r>
+    </w:p>
+    <w:p>
+      <w:pPr>
+        <w:spacing w:after="0" w:line="240" w:lineRule="auto"/>
+      </w:pPr>
+      <w:proofErr w:type="spellStart"/>
+      <w:r>
+        <w:t>Pinayar</w:t>
+      </w:r>
+      <w:proofErr w:type="spellEnd"/>
+    </w:p>
+    <w:p>
+      <w:pPr>
+        <w:spacing w:after="0" w:line="240" w:lineRule="auto"/>
+      </w:pPr>
+      <w:r>
+        <w:t>D2|INP|HCE|D1|3|400|0|0|Mesafe</w:t>
+      </w:r>
+    </w:p>
+    <w:p>
+      <w:pPr>
+        <w:spacing w:after="0" w:line="240" w:lineRule="auto"/>
+      </w:pPr>
+      <w:r>
+        <w:t>D3|OUT|DIG|0|0|1|1|0|Led1</w:t>
+      </w:r>
+    </w:p>
+    <w:p>
+      <w:pPr>
+        <w:spacing w:after="0" w:line="240" w:lineRule="auto"/>
+      </w:pPr>
+      <w:r>
+        <w:t>D4|OUT|DIG|0|0|1|0|0|Led2</w:t>
+      </w:r>
+    </w:p>
+    <w:p>
+      <w:pPr>
+        <w:spacing w:after="0" w:line="240" w:lineRule="auto"/>
+      </w:pPr>
+      <w:r>
+        <w:t>D6|OUT|DIG|0|0|1|0|0|Led3</w:t>
+      </w:r>
+    </w:p>
+    <w:p>
+      <w:pPr>
+        <w:spacing w:after="0" w:line="240" w:lineRule="auto"/>
+      </w:pPr>
+      <w:r>
+        <w:t>Program</w:t>
+      </w:r>
+    </w:p>
+    <w:p>
+      <w:pPr>
+        <w:spacing w:after="0" w:line="240" w:lineRule="auto"/>
+      </w:pPr>
+      <w:proofErr w:type="spellStart"/>
+      <w:r>
+        <w:t>mqc</w:t>
+      </w:r>
+      <w:proofErr w:type="spellEnd"/>
+      <w:r>
+        <w:t xml:space="preserve"> </w:t>
+      </w:r>
+      <w:proofErr w:type="spellStart"/>
+      <w:r>
+        <w:t>mp</w:t>
+      </w:r>
+      <w:proofErr w:type="spellEnd"/>
+      <w:r>
+        <w:t>=/kev1/MP3_TEST;</w:t>
+      </w:r>
+    </w:p>
+    <w:p>
+      <w:pPr>
+        <w:spacing w:after="0" w:line="240" w:lineRule="auto"/>
+      </w:pPr>
+      <w:proofErr w:type="spellStart"/>
+      <w:r>
+        <w:t>mqc</w:t>
+      </w:r>
+      <w:proofErr w:type="spellEnd"/>
+      <w:r>
+        <w:t xml:space="preserve"> </w:t>
+      </w:r>
+      <w:proofErr w:type="spellStart"/>
+      <w:r>
+        <w:t>lv</w:t>
+      </w:r>
+      <w:proofErr w:type="spellEnd"/>
+      <w:r>
+        <w:t>=/kev1/LAVABO;</w:t>
+      </w:r>
+    </w:p>
+    <w:p>
+      <w:pPr>
+        <w:spacing w:after="0" w:line="240" w:lineRule="auto"/>
+      </w:pPr>
+      <w:proofErr w:type="spellStart"/>
+      <w:r>
+        <w:t>if</w:t>
+      </w:r>
+      <w:proofErr w:type="spellEnd"/>
+      <w:r>
+        <w:t>(D2&gt;4 &amp;&amp; D2&lt;30){</w:t>
+      </w:r>
+      <w:proofErr w:type="spellStart"/>
+      <w:r>
+        <w:t>mqtt</w:t>
+      </w:r>
+      <w:proofErr w:type="spellEnd"/>
+      <w:r>
+        <w:t>:/kev1/ALLDEV=ACL:1;}</w:t>
+      </w:r>
+    </w:p>
+    <w:p>
+      <w:pPr>
+        <w:spacing w:after="0" w:line="240" w:lineRule="auto"/>
+      </w:pPr>
+      <w:proofErr w:type="spellStart"/>
+      <w:r>
+        <w:t>if</w:t>
+      </w:r>
+      <w:proofErr w:type="spellEnd"/>
+      <w:r>
+        <w:t>(D2&gt;30 &amp;&amp; D2&lt;465){</w:t>
+      </w:r>
+      <w:proofErr w:type="spellStart"/>
+      <w:r>
+        <w:t>mqtt</w:t>
+      </w:r>
+      <w:proofErr w:type="spellEnd"/>
+      <w:r>
+        <w:t>:/kev1/ALLDEV=ACL:0;}</w:t>
+      </w:r>
+    </w:p>
+    <w:p>
+      <w:pPr>
+        <w:spacing w:after="0" w:line="240" w:lineRule="auto"/>
+      </w:pPr>
+      <w:r>
+        <w:t>//</w:t>
+      </w:r>
+      <w:proofErr w:type="spellStart"/>
+      <w:r>
+        <w:t>if</w:t>
+      </w:r>
+      <w:proofErr w:type="spellEnd"/>
+      <w:r>
+        <w:t>(D3==1){</w:t>
+      </w:r>
+      <w:proofErr w:type="spellStart"/>
+      <w:proofErr w:type="gramStart"/>
+      <w:r>
+        <w:t>mqtt</w:t>
+      </w:r>
+      <w:proofErr w:type="spellEnd"/>
+      <w:r>
+        <w:t>:</w:t>
+      </w:r>
+      <w:proofErr w:type="spellStart"/>
+      <w:r>
+        <w:t>mp</w:t>
+      </w:r>
+      <w:proofErr w:type="spellEnd"/>
+      <w:proofErr w:type="gramEnd"/>
+      <w:r>
+        <w:t>=VR0:MP3&gt;3;d3=1;}</w:t>
+      </w:r>
+    </w:p>
+    <w:p>
+      <w:pPr>
+        <w:spacing w:after="0" w:line="240" w:lineRule="auto"/>
+      </w:pPr>
+      <w:r>
+        <w:t>//</w:t>
+      </w:r>
+      <w:proofErr w:type="spellStart"/>
+      <w:r>
+        <w:t>if</w:t>
+      </w:r>
+      <w:proofErr w:type="spellEnd"/>
+      <w:r>
+        <w:t>(D3==0){</w:t>
+      </w:r>
+      <w:proofErr w:type="spellStart"/>
+      <w:proofErr w:type="gramStart"/>
+      <w:r>
+        <w:t>mqtt</w:t>
+      </w:r>
+      <w:proofErr w:type="spellEnd"/>
+      <w:r>
+        <w:t>:</w:t>
+      </w:r>
+      <w:proofErr w:type="spellStart"/>
+      <w:r>
+        <w:t>mp</w:t>
+      </w:r>
+      <w:proofErr w:type="spellEnd"/>
+      <w:proofErr w:type="gramEnd"/>
+      <w:r>
+        <w:t>=VR0:MP3&gt;4;d3=0;}</w:t>
+      </w:r>
+    </w:p>
+    <w:p>
+      <w:pPr>
+        <w:spacing w:after="0" w:line="240" w:lineRule="auto"/>
+      </w:pPr>
+      <w:r>
+        <w:t>//</w:t>
+      </w:r>
+    </w:p>
+    <w:p>
+      <w:pPr>
+        <w:spacing w:after="0" w:line="240" w:lineRule="auto"/>
+      </w:pPr>
+      <w:proofErr w:type="spellStart"/>
+      <w:r>
+        <w:t>if</w:t>
+      </w:r>
+      <w:proofErr w:type="spellEnd"/>
+      <w:r>
+        <w:t>(D2&gt;4 &amp;&amp; D2&lt;30){</w:t>
+      </w:r>
+      <w:proofErr w:type="spellStart"/>
+      <w:proofErr w:type="gramStart"/>
+      <w:r>
+        <w:t>mqtt</w:t>
+      </w:r>
+      <w:proofErr w:type="spellEnd"/>
+      <w:r>
+        <w:t>:</w:t>
+      </w:r>
+      <w:proofErr w:type="spellStart"/>
+      <w:r>
+        <w:t>mp</w:t>
+      </w:r>
+      <w:proofErr w:type="spellEnd"/>
+      <w:proofErr w:type="gramEnd"/>
+      <w:r>
+        <w:t>=VR0:MP3&gt;3;d3=1;}</w:t>
+      </w:r>
+    </w:p>
+    <w:p>
+      <w:pPr>
+        <w:spacing w:after="0" w:line="240" w:lineRule="auto"/>
+      </w:pPr>
+      <w:proofErr w:type="spellStart"/>
+      <w:r>
+        <w:t>if</w:t>
+      </w:r>
+      <w:proofErr w:type="spellEnd"/>
+      <w:r>
+        <w:t>(D2&gt;30 &amp;&amp; D2&lt;465){</w:t>
+      </w:r>
+      <w:proofErr w:type="spellStart"/>
+      <w:proofErr w:type="gramStart"/>
+      <w:r>
+        <w:t>mqtt</w:t>
+      </w:r>
+      <w:proofErr w:type="spellEnd"/>
+      <w:r>
+        <w:t>:</w:t>
+      </w:r>
+      <w:proofErr w:type="spellStart"/>
+      <w:r>
+        <w:t>mp</w:t>
+      </w:r>
+      <w:proofErr w:type="spellEnd"/>
+      <w:proofErr w:type="gramEnd"/>
+      <w:r>
+        <w:t>=VR0:MP3&gt;2;d3=0;}</w:t>
+      </w:r>
+    </w:p>
+    <w:p>
+      <w:pPr>
+        <w:spacing w:after="0" w:line="240" w:lineRule="auto"/>
+      </w:pPr>
+      <w:r>
+        <w:t>//</w:t>
+      </w:r>
+    </w:p>
+    <w:p>
+      <w:pPr>
+        <w:spacing w:after="0" w:line="240" w:lineRule="auto"/>
+      </w:pPr>
+      <w:r>
+        <w:t>//</w:t>
+      </w:r>
+      <w:proofErr w:type="spellStart"/>
+      <w:r>
+        <w:t>if</w:t>
+      </w:r>
+      <w:proofErr w:type="spellEnd"/>
+      <w:r>
+        <w:t>(D2&gt;30 &amp;&amp; D2&lt;465){</w:t>
+      </w:r>
+      <w:proofErr w:type="spellStart"/>
+      <w:proofErr w:type="gramStart"/>
+      <w:r>
+        <w:t>mqtt</w:t>
+      </w:r>
+      <w:proofErr w:type="spellEnd"/>
+      <w:r>
+        <w:t>:</w:t>
+      </w:r>
+      <w:proofErr w:type="spellStart"/>
+      <w:r>
+        <w:t>mp</w:t>
+      </w:r>
+      <w:proofErr w:type="spellEnd"/>
+      <w:proofErr w:type="gramEnd"/>
+      <w:r>
+        <w:t>=VR0:MP3T&gt;ELGEL;d3=0;}</w:t>
+      </w:r>
+    </w:p>
+    <w:p>
+      <w:pPr>
+        <w:spacing w:after="0" w:line="240" w:lineRule="auto"/>
+      </w:pPr>
+      <w:r>
+        <w:t>//</w:t>
+      </w:r>
+    </w:p>
+    <w:p>
+      <w:pPr>
+        <w:spacing w:after="0" w:line="240" w:lineRule="auto"/>
+      </w:pPr>
+      <w:r>
+        <w:t>//</w:t>
+      </w:r>
+      <w:proofErr w:type="spellStart"/>
+      <w:r>
+        <w:t>if</w:t>
+      </w:r>
+      <w:proofErr w:type="spellEnd"/>
+      <w:r>
+        <w:t>(D2&gt;4 &amp;&amp; D2&lt;30){</w:t>
+      </w:r>
+      <w:proofErr w:type="spellStart"/>
+      <w:proofErr w:type="gramStart"/>
+      <w:r>
+        <w:t>mqtt</w:t>
+      </w:r>
+      <w:proofErr w:type="spellEnd"/>
+      <w:r>
+        <w:t>:</w:t>
+      </w:r>
+      <w:proofErr w:type="spellStart"/>
+      <w:r>
+        <w:t>lv</w:t>
+      </w:r>
+      <w:proofErr w:type="spellEnd"/>
+      <w:proofErr w:type="gramEnd"/>
+      <w:r>
+        <w:t>=D1:0;}</w:t>
+      </w:r>
+    </w:p>
+    <w:p>
+      <w:pPr>
+        <w:pBdr>
+          <w:bottom w:val="single" w:sz="6" w:space="1" w:color="auto"/>
+        </w:pBdr>
+        <w:spacing w:after="0" w:line="240" w:lineRule="auto"/>
+      </w:pPr>
+      <w:r>
+        <w:t>//</w:t>
+      </w:r>
+      <w:proofErr w:type="spellStart"/>
+      <w:r>
+        <w:t>if</w:t>
+      </w:r>
+      <w:proofErr w:type="spellEnd"/>
+      <w:r>
+        <w:t>(D2&gt;30 &amp;&amp; D2&lt;465){</w:t>
+      </w:r>
+      <w:proofErr w:type="spellStart"/>
+      <w:proofErr w:type="gramStart"/>
+      <w:r>
+        <w:t>mqtt</w:t>
+      </w:r>
+      <w:proofErr w:type="spellEnd"/>
+      <w:r>
+        <w:t>:</w:t>
+      </w:r>
+      <w:proofErr w:type="spellStart"/>
+      <w:r>
+        <w:t>lv</w:t>
+      </w:r>
+      <w:proofErr w:type="spellEnd"/>
+      <w:proofErr w:type="gramEnd"/>
+      <w:r>
+        <w:t>=D1:1;}</w:t>
+      </w:r>
+    </w:p>
+    <w:p>
+      <w:pPr>
+        <w:spacing w:after="0" w:line="240" w:lineRule="auto"/>
+      </w:pPr>
+    </w:p>
+    <w:p>
+      <w:pPr>
+        <w:spacing w:after="0" w:line="240" w:lineRule="auto"/>
+      </w:pPr>
+      <w:r>
+        <w:t>MP3_TEST</w:t>
+      </w:r>
+      <w:r>
+        <w:rPr>
+          <w:rFonts w:ascii="Helvetica" w:hAnsi="Helvetica" w:cs="Helvetica"/>
+          <w:color w:val="000000"/>
+          <w:sz w:val="27"/>
+          <w:szCs w:val="27"/>
+          <w:shd w:val="clear" w:color="auto" w:fill="FFB12A"/>
+        </w:rPr>
+        <w:t> </w:t>
+      </w:r>
+      <w:r>
+        <w:rPr>
+          <w:rFonts w:ascii="Helvetica" w:hAnsi="Helvetica" w:cs="Helvetica"/>
+          <w:color w:val="000000"/>
+          <w:sz w:val="27"/>
+          <w:szCs w:val="27"/>
+          <w:shd w:val="clear" w:color="auto" w:fill="FFB12A"/>
+        </w:rPr>
+        <w:t> </w:t>
+      </w:r>
+      <w:r>
+        <w:rPr>
+          <w:rFonts w:ascii="Helvetica" w:hAnsi="Helvetica" w:cs="Helvetica"/>
+          <w:color w:val="000000"/>
+          <w:sz w:val="27"/>
+          <w:szCs w:val="27"/>
+          <w:shd w:val="clear" w:color="auto" w:fill="FFB12A"/>
+        </w:rPr>
+        <w:t> </w:t>
+      </w:r>
+      <w:r>
+        <w:rPr>
+          <w:rFonts w:ascii="Helvetica" w:hAnsi="Helvetica" w:cs="Helvetica"/>
+          <w:color w:val="000000"/>
+          <w:sz w:val="27"/>
+          <w:szCs w:val="27"/>
+          <w:shd w:val="clear" w:color="auto" w:fill="FFB12A"/>
+        </w:rPr>
+        <w:t> </w:t>
+      </w:r>
+      <w:proofErr w:type="spellStart"/>
+      <w:r>
+        <w:t>Ipadr</w:t>
+      </w:r>
+      <w:proofErr w:type="spellEnd"/>
+      <w:r>
+        <w:t xml:space="preserve">: </w:t>
+      </w:r>
+      <w:hyperlink r:id="rId26" w:history="1">
+        <w:r>
+          <w:rPr>
+            <w:rStyle w:val="Kpr"/>
+          </w:rPr>
+          <w:t>http://192.168.2.217</w:t>
+        </w:r>
+      </w:hyperlink>
+    </w:p>
+    <w:p>
+      <w:pPr>
+        <w:spacing w:after="0" w:line="240" w:lineRule="auto"/>
+      </w:pPr>
+      <w:proofErr w:type="spellStart"/>
+      <w:r>
+        <w:t>Pinayar</w:t>
+      </w:r>
+      <w:proofErr w:type="spellEnd"/>
+    </w:p>
+    <w:p>
+      <w:pPr>
+        <w:spacing w:after="0" w:line="240" w:lineRule="auto"/>
+      </w:pPr>
+      <w:r>
+        <w:t xml:space="preserve">D1|OUT|MP3|D2|0|0|0|0|MP3 </w:t>
+      </w:r>
+      <w:proofErr w:type="spellStart"/>
+      <w:r>
+        <w:t>Player</w:t>
+      </w:r>
+      <w:proofErr w:type="spellEnd"/>
+    </w:p>
+    <w:p>
+      <w:pPr>
+        <w:pBdr>
+          <w:bottom w:val="single" w:sz="6" w:space="1" w:color="auto"/>
+        </w:pBdr>
+        <w:spacing w:after="0" w:line="240" w:lineRule="auto"/>
+      </w:pPr>
+      <w:r>
+        <w:t>Program</w:t>
+      </w:r>
     </w:p>
     <w:p>
       <w:pPr>
@@ -11989,7 +12567,7 @@
 </file>
 
 <file path=customXml/itemProps2.xml><?xml version="1.0" encoding="utf-8"?>
-<ds:datastoreItem xmlns:ds="http://schemas.openxmlformats.org/officeDocument/2006/customXml" ds:itemID="{F033F3EB-2DC4-49EF-BB42-6252D256C58B}">
+<ds:datastoreItem xmlns:ds="http://schemas.openxmlformats.org/officeDocument/2006/customXml" ds:itemID="{70DB439E-109D-4DA7-85EC-9980DFF2B03E}">
   <ds:schemaRefs>
     <ds:schemaRef ds:uri="http://schemas.openxmlformats.org/officeDocument/2006/bibliography"/>
   </ds:schemaRefs>

--- a/Help/Turkce/lolin_tr.docx
+++ b/Help/Turkce/lolin_tr.docx
@@ -10737,6 +10737,25 @@
       <w:pPr>
         <w:spacing w:after="0" w:line="240" w:lineRule="auto"/>
       </w:pPr>
+      <w:r>
+        <w:t>ACLTUT</w:t>
+      </w:r>
+    </w:p>
+    <w:p>
+      <w:pPr>
+        <w:pBdr>
+          <w:bottom w:val="single" w:sz="6" w:space="1" w:color="auto"/>
+        </w:pBdr>
+        <w:spacing w:after="0" w:line="240" w:lineRule="auto"/>
+      </w:pPr>
+      <w:r>
+        <w:t>// ACLTUT ile acil seviyesinin kaydını tutan oluyor</w:t>
+      </w:r>
+    </w:p>
+    <w:p>
+      <w:pPr>
+        <w:spacing w:after="0" w:line="240" w:lineRule="auto"/>
+      </w:pPr>
     </w:p>
     <w:p>
       <w:pPr>
@@ -11251,6 +11270,11 @@
       <w:r>
         <w:t>Program</w:t>
       </w:r>
+    </w:p>
+    <w:p>
+      <w:pPr>
+        <w:spacing w:after="0" w:line="240" w:lineRule="auto"/>
+      </w:pPr>
     </w:p>
     <w:p>
       <w:pPr>
@@ -12567,7 +12591,7 @@
 </file>
 
 <file path=customXml/itemProps2.xml><?xml version="1.0" encoding="utf-8"?>
-<ds:datastoreItem xmlns:ds="http://schemas.openxmlformats.org/officeDocument/2006/customXml" ds:itemID="{70DB439E-109D-4DA7-85EC-9980DFF2B03E}">
+<ds:datastoreItem xmlns:ds="http://schemas.openxmlformats.org/officeDocument/2006/customXml" ds:itemID="{59ED3C43-DBC7-4E95-9757-F82EB6B63AD7}">
   <ds:schemaRefs>
     <ds:schemaRef ds:uri="http://schemas.openxmlformats.org/officeDocument/2006/bibliography"/>
   </ds:schemaRefs>

--- a/Help/Turkce/lolin_tr.docx
+++ b/Help/Turkce/lolin_tr.docx
@@ -643,6 +643,350 @@
     <w:p>
       <w:pPr>
         <w:spacing w:after="0" w:line="240" w:lineRule="auto"/>
+      </w:pPr>
+    </w:p>
+    <w:p>
+      <w:pPr>
+        <w:spacing w:after="0" w:line="240" w:lineRule="auto"/>
+      </w:pPr>
+      <w:r>
+        <w:t>ACLTUT</w:t>
+      </w:r>
+    </w:p>
+    <w:p>
+      <w:pPr>
+        <w:spacing w:after="0" w:line="240" w:lineRule="auto"/>
+      </w:pPr>
+      <w:r>
+        <w:t>// şebeke gösterici</w:t>
+      </w:r>
+    </w:p>
+    <w:p>
+      <w:pPr>
+        <w:spacing w:after="0" w:line="240" w:lineRule="auto"/>
+      </w:pPr>
+      <w:proofErr w:type="spellStart"/>
+      <w:r>
+        <w:t>if</w:t>
+      </w:r>
+      <w:proofErr w:type="spellEnd"/>
+      <w:r>
+        <w:t>(D1==0){D2=1;}</w:t>
+      </w:r>
+    </w:p>
+    <w:p>
+      <w:pPr>
+        <w:spacing w:after="0" w:line="240" w:lineRule="auto"/>
+      </w:pPr>
+      <w:proofErr w:type="spellStart"/>
+      <w:r>
+        <w:t>if</w:t>
+      </w:r>
+      <w:proofErr w:type="spellEnd"/>
+      <w:r>
+        <w:t>(D1==1){D2=0;}</w:t>
+      </w:r>
+    </w:p>
+    <w:p>
+      <w:pPr>
+        <w:spacing w:after="0" w:line="240" w:lineRule="auto"/>
+      </w:pPr>
+      <w:r>
+        <w:t>//</w:t>
+      </w:r>
+    </w:p>
+    <w:p>
+      <w:pPr>
+        <w:spacing w:after="0" w:line="240" w:lineRule="auto"/>
+      </w:pPr>
+      <w:proofErr w:type="spellStart"/>
+      <w:r>
+        <w:t>mqc</w:t>
+      </w:r>
+      <w:proofErr w:type="spellEnd"/>
+      <w:r>
+        <w:t xml:space="preserve"> </w:t>
+      </w:r>
+      <w:proofErr w:type="spellStart"/>
+      <w:r>
+        <w:t>mp</w:t>
+      </w:r>
+      <w:proofErr w:type="spellEnd"/>
+      <w:r>
+        <w:t>=/kev1/MP3_TEST;</w:t>
+      </w:r>
+    </w:p>
+    <w:p>
+      <w:pPr>
+        <w:spacing w:after="0" w:line="240" w:lineRule="auto"/>
+      </w:pPr>
+      <w:r>
+        <w:t>//</w:t>
+      </w:r>
+    </w:p>
+    <w:p>
+      <w:pPr>
+        <w:spacing w:after="0" w:line="240" w:lineRule="auto"/>
+      </w:pPr>
+      <w:r>
+        <w:t>// şebeke elektriği</w:t>
+      </w:r>
+    </w:p>
+    <w:p>
+      <w:pPr>
+        <w:spacing w:after="0" w:line="240" w:lineRule="auto"/>
+      </w:pPr>
+      <w:proofErr w:type="spellStart"/>
+      <w:r>
+        <w:t>if</w:t>
+      </w:r>
+      <w:proofErr w:type="spellEnd"/>
+      <w:r>
+        <w:t>(D1==1 &amp;&amp; ACL==0){</w:t>
+      </w:r>
+      <w:proofErr w:type="spellStart"/>
+      <w:r>
+        <w:t>mqtt</w:t>
+      </w:r>
+      <w:proofErr w:type="spellEnd"/>
+      <w:r>
+        <w:t>:/kev1/ALLDEV=ACL:1;}</w:t>
+      </w:r>
+    </w:p>
+    <w:p>
+      <w:pPr>
+        <w:spacing w:after="0" w:line="240" w:lineRule="auto"/>
+      </w:pPr>
+      <w:proofErr w:type="spellStart"/>
+      <w:r>
+        <w:t>if</w:t>
+      </w:r>
+      <w:proofErr w:type="spellEnd"/>
+      <w:r>
+        <w:t>(D1==1 &amp;&amp; ACL==0){</w:t>
+      </w:r>
+      <w:proofErr w:type="spellStart"/>
+      <w:proofErr w:type="gramStart"/>
+      <w:r>
+        <w:t>mqtt</w:t>
+      </w:r>
+      <w:proofErr w:type="spellEnd"/>
+      <w:r>
+        <w:t>:</w:t>
+      </w:r>
+      <w:proofErr w:type="spellStart"/>
+      <w:r>
+        <w:t>mp</w:t>
+      </w:r>
+      <w:proofErr w:type="spellEnd"/>
+      <w:proofErr w:type="gramEnd"/>
+      <w:r>
+        <w:t>=VR0:MP3&gt;3;ACL=1;}</w:t>
+      </w:r>
+    </w:p>
+    <w:p>
+      <w:pPr>
+        <w:spacing w:after="0" w:line="240" w:lineRule="auto"/>
+      </w:pPr>
+      <w:proofErr w:type="spellStart"/>
+      <w:r>
+        <w:t>if</w:t>
+      </w:r>
+      <w:proofErr w:type="spellEnd"/>
+      <w:r>
+        <w:t>(D1==0 &amp;&amp; ACL==1){</w:t>
+      </w:r>
+      <w:proofErr w:type="spellStart"/>
+      <w:r>
+        <w:t>mqtt</w:t>
+      </w:r>
+      <w:proofErr w:type="spellEnd"/>
+      <w:r>
+        <w:t>:/kev1/ALLDEV=ACL:0;}</w:t>
+      </w:r>
+    </w:p>
+    <w:p>
+      <w:pPr>
+        <w:spacing w:after="0" w:line="240" w:lineRule="auto"/>
+      </w:pPr>
+      <w:proofErr w:type="spellStart"/>
+      <w:r>
+        <w:t>if</w:t>
+      </w:r>
+      <w:proofErr w:type="spellEnd"/>
+      <w:r>
+        <w:t>(D1==0 &amp;&amp; ACL==1){</w:t>
+      </w:r>
+      <w:proofErr w:type="spellStart"/>
+      <w:proofErr w:type="gramStart"/>
+      <w:r>
+        <w:t>mqtt</w:t>
+      </w:r>
+      <w:proofErr w:type="spellEnd"/>
+      <w:r>
+        <w:t>:</w:t>
+      </w:r>
+      <w:proofErr w:type="spellStart"/>
+      <w:r>
+        <w:t>mp</w:t>
+      </w:r>
+      <w:proofErr w:type="spellEnd"/>
+      <w:proofErr w:type="gramEnd"/>
+      <w:r>
+        <w:t>=VR0:MP3&gt;2;ACL=0;}</w:t>
+      </w:r>
+    </w:p>
+    <w:p>
+      <w:pPr>
+        <w:spacing w:after="0" w:line="240" w:lineRule="auto"/>
+      </w:pPr>
+      <w:r>
+        <w:t>// akü durumu</w:t>
+      </w:r>
+    </w:p>
+    <w:p>
+      <w:pPr>
+        <w:spacing w:after="0" w:line="240" w:lineRule="auto"/>
+      </w:pPr>
+      <w:proofErr w:type="spellStart"/>
+      <w:r>
+        <w:t>if</w:t>
+      </w:r>
+      <w:proofErr w:type="spellEnd"/>
+      <w:r>
+        <w:t>(A0&gt;26 &amp;&amp; D1==1){ACL=1;}</w:t>
+      </w:r>
+    </w:p>
+    <w:p>
+      <w:pPr>
+        <w:spacing w:after="0" w:line="240" w:lineRule="auto"/>
+      </w:pPr>
+      <w:proofErr w:type="spellStart"/>
+      <w:r>
+        <w:t>if</w:t>
+      </w:r>
+      <w:proofErr w:type="spellEnd"/>
+      <w:r>
+        <w:t>(A0&gt;26 &amp;&amp; D1==0){ACL=0;}</w:t>
+      </w:r>
+    </w:p>
+    <w:p>
+      <w:pPr>
+        <w:spacing w:after="0" w:line="240" w:lineRule="auto"/>
+      </w:pPr>
+      <w:proofErr w:type="spellStart"/>
+      <w:r>
+        <w:t>if</w:t>
+      </w:r>
+      <w:proofErr w:type="spellEnd"/>
+      <w:r>
+        <w:t>(A0&gt;25 &amp;&amp; A0&lt;26){</w:t>
+      </w:r>
+      <w:proofErr w:type="spellStart"/>
+      <w:r>
+        <w:t>mqtt</w:t>
+      </w:r>
+      <w:proofErr w:type="spellEnd"/>
+      <w:r>
+        <w:t>:/kev1/ALLDEV=ACL:2;}</w:t>
+      </w:r>
+    </w:p>
+    <w:p>
+      <w:pPr>
+        <w:spacing w:after="0" w:line="240" w:lineRule="auto"/>
+      </w:pPr>
+      <w:proofErr w:type="spellStart"/>
+      <w:r>
+        <w:t>if</w:t>
+      </w:r>
+      <w:proofErr w:type="spellEnd"/>
+      <w:r>
+        <w:t>(A0&gt;25 &amp;&amp; A0&lt;26){</w:t>
+      </w:r>
+      <w:proofErr w:type="spellStart"/>
+      <w:proofErr w:type="gramStart"/>
+      <w:r>
+        <w:t>mqtt</w:t>
+      </w:r>
+      <w:proofErr w:type="spellEnd"/>
+      <w:r>
+        <w:t>:</w:t>
+      </w:r>
+      <w:proofErr w:type="spellStart"/>
+      <w:r>
+        <w:t>mp</w:t>
+      </w:r>
+      <w:proofErr w:type="spellEnd"/>
+      <w:proofErr w:type="gramEnd"/>
+      <w:r>
+        <w:t>=VR0:MP3&gt;5;}</w:t>
+      </w:r>
+    </w:p>
+    <w:p>
+      <w:pPr>
+        <w:spacing w:after="0" w:line="240" w:lineRule="auto"/>
+      </w:pPr>
+      <w:proofErr w:type="spellStart"/>
+      <w:r>
+        <w:t>if</w:t>
+      </w:r>
+      <w:proofErr w:type="spellEnd"/>
+      <w:r>
+        <w:t>(A0&gt;24 &amp;&amp; a0&lt;25){</w:t>
+      </w:r>
+      <w:proofErr w:type="spellStart"/>
+      <w:r>
+        <w:t>mqtt</w:t>
+      </w:r>
+      <w:proofErr w:type="spellEnd"/>
+      <w:r>
+        <w:t>:/kev1/ALLDEV=ACL:3;}</w:t>
+      </w:r>
+    </w:p>
+    <w:p>
+      <w:pPr>
+        <w:spacing w:after="0" w:line="240" w:lineRule="auto"/>
+      </w:pPr>
+      <w:proofErr w:type="spellStart"/>
+      <w:r>
+        <w:t>if</w:t>
+      </w:r>
+      <w:proofErr w:type="spellEnd"/>
+      <w:r>
+        <w:t>(A0&gt;24 &amp;&amp; A0&lt;25){</w:t>
+      </w:r>
+      <w:proofErr w:type="spellStart"/>
+      <w:proofErr w:type="gramStart"/>
+      <w:r>
+        <w:t>mqtt</w:t>
+      </w:r>
+      <w:proofErr w:type="spellEnd"/>
+      <w:r>
+        <w:t>:</w:t>
+      </w:r>
+      <w:proofErr w:type="spellStart"/>
+      <w:r>
+        <w:t>mp</w:t>
+      </w:r>
+      <w:proofErr w:type="spellEnd"/>
+      <w:proofErr w:type="gramEnd"/>
+      <w:r>
+        <w:t>=VR0:MP3&gt;13;}</w:t>
+      </w:r>
+    </w:p>
+    <w:p>
+      <w:pPr>
+        <w:spacing w:after="0" w:line="240" w:lineRule="auto"/>
+      </w:pPr>
+    </w:p>
+    <w:p>
+      <w:pPr>
+        <w:spacing w:after="0" w:line="240" w:lineRule="auto"/>
+      </w:pPr>
+    </w:p>
+    <w:p>
+      <w:pPr>
+        <w:spacing w:after="0" w:line="240" w:lineRule="auto"/>
         <w:rPr>
           <w:sz w:val="56"/>
           <w:szCs w:val="56"/>
@@ -677,6 +1021,7 @@
       </w:pPr>
       <w:proofErr w:type="spellStart"/>
       <w:r>
+        <w:lastRenderedPageBreak/>
         <w:t>mqc</w:t>
       </w:r>
       <w:proofErr w:type="spellEnd"/>
@@ -1305,7 +1650,6 @@
           <w:szCs w:val="21"/>
           <w:lang w:eastAsia="tr-TR"/>
         </w:rPr>
-        <w:lastRenderedPageBreak/>
         <w:t>dosyaYazpinayar</w:t>
       </w:r>
       <w:proofErr w:type="spellEnd"/>
@@ -2610,7 +2954,6 @@
           <w:szCs w:val="26"/>
           <w:lang w:eastAsia="tr-TR"/>
         </w:rPr>
-        <w:lastRenderedPageBreak/>
         <w:t>// (LOLİN) D1 RX, D2 TX  &gt;&gt;&gt;&gt;&gt; MP3 PLAYER RX TX</w:t>
       </w:r>
     </w:p>
@@ -3349,7 +3692,6 @@
           <w:szCs w:val="26"/>
           <w:lang w:eastAsia="tr-TR"/>
         </w:rPr>
-        <w:lastRenderedPageBreak/>
         <w:t xml:space="preserve">// // </w:t>
       </w:r>
       <w:proofErr w:type="spellStart"/>
@@ -3763,6 +4105,7 @@
         <w:rPr>
           <w:noProof/>
         </w:rPr>
+        <w:lastRenderedPageBreak/>
         <w:pict>
           <v:shapetype id="_x0000_t202" coordsize="21600,21600" o:spt="202" path="m,l,21600r21600,l21600,xe">
             <v:stroke joinstyle="miter"/>
@@ -3877,7 +4220,6 @@
           <w:sz w:val="48"/>
           <w:szCs w:val="48"/>
         </w:rPr>
-        <w:lastRenderedPageBreak/>
         <w:t>(</w:t>
       </w:r>
       <w:proofErr w:type="spellStart"/>
@@ -3931,6 +4273,7 @@
         <w:spacing w:after="0" w:line="240" w:lineRule="auto"/>
       </w:pPr>
       <w:r>
+        <w:lastRenderedPageBreak/>
         <w:t>İlk olarak Bağlanacağı modemin adını ve şifresini girelim</w:t>
       </w:r>
     </w:p>
@@ -4155,7 +4498,6 @@
           <w:noProof/>
           <w:lang w:eastAsia="tr-TR"/>
         </w:rPr>
-        <w:lastRenderedPageBreak/>
         <w:pict>
           <v:shape id="_x0000_s1052" type="#_x0000_t202" style="position:absolute;margin-left:151.9pt;margin-top:134.1pt;width:108pt;height:45.2pt;z-index:251665408;mso-width-relative:margin;mso-height-relative:margin" filled="f">
             <v:textbox>
@@ -4241,6 +4583,7 @@
           <w:noProof/>
           <w:lang w:eastAsia="tr-TR"/>
         </w:rPr>
+        <w:lastRenderedPageBreak/>
         <w:drawing>
           <wp:inline distT="0" distB="0" distL="0" distR="0">
             <wp:extent cx="4933950" cy="2800350"/>
@@ -4368,7 +4711,6 @@
           <w:noProof/>
           <w:lang w:eastAsia="tr-TR"/>
         </w:rPr>
-        <w:lastRenderedPageBreak/>
         <w:drawing>
           <wp:inline distT="0" distB="0" distL="0" distR="0">
             <wp:extent cx="3829050" cy="800100"/>
@@ -4485,6 +4827,7 @@
         <w:spacing w:after="0" w:line="240" w:lineRule="auto"/>
       </w:pPr>
       <w:r>
+        <w:lastRenderedPageBreak/>
         <w:t>Cihazın ismini vermek için ayarlar &gt; Cihaz adı ayar kısmına girelim.</w:t>
       </w:r>
     </w:p>
@@ -4733,6 +5076,7 @@
           <w:noProof/>
           <w:lang w:eastAsia="tr-TR"/>
         </w:rPr>
+        <w:lastRenderedPageBreak/>
         <w:drawing>
           <wp:inline distT="0" distB="0" distL="0" distR="0">
             <wp:extent cx="5829300" cy="5467350"/>
@@ -4801,23 +5145,23 @@
       </w:pPr>
       <w:proofErr w:type="spellStart"/>
       <w:r>
+        <w:t>Pin</w:t>
+      </w:r>
+      <w:proofErr w:type="spellEnd"/>
+      <w:r>
+        <w:t xml:space="preserve"> ve program ayarları</w:t>
+      </w:r>
+    </w:p>
+    <w:p>
+      <w:pPr>
+        <w:spacing w:after="0" w:line="240" w:lineRule="auto"/>
+      </w:pPr>
+      <w:r>
+        <w:rPr>
+          <w:noProof/>
+          <w:lang w:eastAsia="tr-TR"/>
+        </w:rPr>
         <w:lastRenderedPageBreak/>
-        <w:t>Pin</w:t>
-      </w:r>
-      <w:proofErr w:type="spellEnd"/>
-      <w:r>
-        <w:t xml:space="preserve"> ve program ayarları</w:t>
-      </w:r>
-    </w:p>
-    <w:p>
-      <w:pPr>
-        <w:spacing w:after="0" w:line="240" w:lineRule="auto"/>
-      </w:pPr>
-      <w:r>
-        <w:rPr>
-          <w:noProof/>
-          <w:lang w:eastAsia="tr-TR"/>
-        </w:rPr>
         <w:drawing>
           <wp:inline distT="0" distB="0" distL="0" distR="0">
             <wp:extent cx="5867400" cy="5991225"/>
@@ -4881,7 +5225,6 @@
       </w:pPr>
       <w:proofErr w:type="spellStart"/>
       <w:r>
-        <w:lastRenderedPageBreak/>
         <w:t>Pin</w:t>
       </w:r>
       <w:proofErr w:type="spellEnd"/>
@@ -5577,6 +5920,7 @@
         <w:spacing w:after="0" w:line="240" w:lineRule="auto"/>
       </w:pPr>
       <w:r>
+        <w:lastRenderedPageBreak/>
         <w:t xml:space="preserve">DHT Sıcaklık ve nem </w:t>
       </w:r>
       <w:proofErr w:type="spellStart"/>
@@ -6380,15 +6724,15 @@
         <w:spacing w:after="0" w:line="240" w:lineRule="auto"/>
       </w:pPr>
       <w:r>
+        <w:t xml:space="preserve">SEND kullanımı. </w:t>
+      </w:r>
+    </w:p>
+    <w:p>
+      <w:pPr>
+        <w:spacing w:after="0" w:line="240" w:lineRule="auto"/>
+      </w:pPr>
+      <w:r>
         <w:lastRenderedPageBreak/>
-        <w:t xml:space="preserve">SEND kullanımı. </w:t>
-      </w:r>
-    </w:p>
-    <w:p>
-      <w:pPr>
-        <w:spacing w:after="0" w:line="240" w:lineRule="auto"/>
-      </w:pPr>
-      <w:r>
         <w:t>A)</w:t>
       </w:r>
       <w:proofErr w:type="spellStart"/>
@@ -8749,7 +9093,6 @@
         <w:spacing w:after="0" w:line="240" w:lineRule="auto"/>
       </w:pPr>
       <w:r>
-        <w:lastRenderedPageBreak/>
         <w:t>GÖNDEREN CİHAZ</w:t>
       </w:r>
     </w:p>
@@ -9213,7 +9556,6 @@
         <w:spacing w:after="0" w:line="240" w:lineRule="auto"/>
       </w:pPr>
       <w:r>
-        <w:lastRenderedPageBreak/>
         <w:t>GÖNDERİCİ CİHAZ ÖRNEĞİ</w:t>
       </w:r>
     </w:p>
@@ -9313,7 +9655,6 @@
         <w:spacing w:after="0" w:line="240" w:lineRule="auto"/>
       </w:pPr>
       <w:r>
-        <w:lastRenderedPageBreak/>
         <w:t>ALICI CİHAZ ÖRNEKLERİ</w:t>
       </w:r>
       <w:r>
@@ -12591,7 +12932,7 @@
 </file>
 
 <file path=customXml/itemProps2.xml><?xml version="1.0" encoding="utf-8"?>
-<ds:datastoreItem xmlns:ds="http://schemas.openxmlformats.org/officeDocument/2006/customXml" ds:itemID="{59ED3C43-DBC7-4E95-9757-F82EB6B63AD7}">
+<ds:datastoreItem xmlns:ds="http://schemas.openxmlformats.org/officeDocument/2006/customXml" ds:itemID="{238BE4F4-3B7C-4640-8BD0-290063D48BE3}">
   <ds:schemaRefs>
     <ds:schemaRef ds:uri="http://schemas.openxmlformats.org/officeDocument/2006/bibliography"/>
   </ds:schemaRefs>
